--- a/paper/docx/informe_extendido.docx
+++ b/paper/docx/informe_extendido.docx
@@ -32,7 +32,7 @@
           <w:i w:val="0"/>
           <w:sz w:val="28"/>
         </w:rPr>
-        <w:t xml:space="preserve"> multirresistente: revisión sistemática de la estructura y la verificabilidad del cuerpo de evidencia clínica</w:t>
+        <w:t xml:space="preserve"> multirresistente: revisión sistemática de la literatura clínica y de su verificabilidad</w:t>
       </w:r>
     </w:p>
     <w:p>

--- a/paper/docx/informe_extendido.docx
+++ b/paper/docx/informe_extendido.docx
@@ -32,7 +32,7 @@
           <w:i w:val="0"/>
           <w:sz w:val="28"/>
         </w:rPr>
-        <w:t xml:space="preserve"> multirresistente: revisión sistemática de la literatura clínica y de su verificabilidad</w:t>
+        <w:t xml:space="preserve"> multirresistente: revisión sistemática de la literatura clínica y la completitud de su reporte</w:t>
       </w:r>
     </w:p>
     <w:p>
@@ -563,7 +563,7 @@
           <w:i w:val="0"/>
           <w:sz w:val="22"/>
         </w:rPr>
-        <w:t>Hay entonces una pregunta previa a cualquier estimación, y es la que aborda esta revisión: ¿tiene este cuerpo de evidencia la estructura y la verificabilidad —entendida como la posibilidad de comprobar, con lo publicado, si un estudio es recuperable como informe, de qué población trata y qué desenlace midió— que una síntesis cuantitativa requiere? Responderla obliga a delimitarlo antes por completo, incluidas la literatura regional y los registros de ensayos que las revisiones previas han cubierto de forma desigual, y a caracterizar después lo que ese conjunto declara y lo que calla.</w:t>
+        <w:t>Hay entonces una pregunta previa a cualquier estimación, y es la que aborda esta revisión: ¿tiene este cuerpo de evidencia la estructura, la recuperabilidad y la completitud de reporte —esto es, la posibilidad de comprobar, con lo publicado, si un estudio es recuperable como informe, de qué población trata y qué desenlace midió— que una síntesis cuantitativa requiere? Responderla obliga a delimitarlo antes por completo, incluidas la literatura regional y los registros de ensayos que las revisiones previas han cubierto de forma desigual, y a caracterizar después lo que ese conjunto declara y lo que calla.</w:t>
       </w:r>
     </w:p>
     <w:p>
@@ -1473,25 +1473,7 @@
           <w:i w:val="0"/>
           <w:sz w:val="22"/>
         </w:rPr>
-        <w:t xml:space="preserve">La caracterización estructural del corpus (secciones 3.1 a 3.4, tablas 1 a 4) procede de una pre-extracción sistemática desde el resumen de los 95 estudios vigentes, realizada con el mismo esquema de variables y marcada como parcial en cada registro. La completitud de reporte por desenlace (sección 3.5, tabla 5) procede en cambio de la extracción adjudicada, y se identifica como tal en cada cifra. Este informe no presenta estimaciones de eficacia: caracteriza la estructura del cuerpo de evidencia y su </w:t>
-      </w:r>
-      <w:r>
-        <w:rPr>
-          <w:rFonts w:ascii="Times New Roman" w:hAnsi="Times New Roman"/>
-          <w:b/>
-          <w:i w:val="0"/>
-          <w:sz w:val="22"/>
-        </w:rPr>
-        <w:t>verificabilidad</w:t>
-      </w:r>
-      <w:r>
-        <w:rPr>
-          <w:rFonts w:ascii="Times New Roman" w:hAnsi="Times New Roman"/>
-          <w:b w:val="0"/>
-          <w:i w:val="0"/>
-          <w:sz w:val="22"/>
-        </w:rPr>
-        <w:t>, con tres componentes medidos —la recuperabilidad del informe (secciones 3.1 y 3.2), la completitud de reporte estructural (sección 3.4) y la completitud de reporte de desenlaces (sección 3.5)—.</w:t>
+        <w:t>La caracterización estructural del corpus (secciones 3.1 a 3.4, tablas 1 a 4) procede de una pre-extracción sistemática desde el resumen de los 95 estudios vigentes, realizada con el mismo esquema de variables y marcada como parcial en cada registro. La completitud de reporte por desenlace (sección 3.5, tabla 5) procede en cambio de la extracción adjudicada, y se identifica como tal en cada cifra. Este informe no presenta estimaciones de eficacia: caracteriza la estructura del cuerpo de evidencia, su recuperabilidad y la completitud de su reporte, con tres componentes medidos —la recuperabilidad del informe (secciones 3.1 y 3.2), la completitud de reporte estructural (sección 3.4) y la completitud de reporte de desenlaces (sección 3.5)—.</w:t>
       </w:r>
     </w:p>
     <w:p>

--- a/paper/docx/informe_extendido.docx
+++ b/paper/docx/informe_extendido.docx
@@ -133,7 +133,7 @@
           <w:i w:val="0"/>
           <w:sz w:val="22"/>
         </w:rPr>
-        <w:t xml:space="preserve"> resumen 262; texto principal 6 792.</w:t>
+        <w:t xml:space="preserve"> resumen 262; texto principal 7 101.</w:t>
       </w:r>
     </w:p>
     <w:p>

--- a/paper/docx/informe_extendido.docx
+++ b/paper/docx/informe_extendido.docx
@@ -133,7 +133,7 @@
           <w:i w:val="0"/>
           <w:sz w:val="22"/>
         </w:rPr>
-        <w:t xml:space="preserve"> resumen 262; texto principal 7 101.</w:t>
+        <w:t xml:space="preserve"> resumen 262; texto principal 7 105.</w:t>
       </w:r>
     </w:p>
     <w:p>
@@ -1982,7 +1982,7 @@
           <w:i w:val="0"/>
           <w:sz w:val="22"/>
         </w:rPr>
-        <w:t xml:space="preserve">Las nueve fuentes aportaron </w:t>
+        <w:t xml:space="preserve">Las ocho fuentes aportaron </w:t>
       </w:r>
       <w:r>
         <w:rPr>
@@ -6053,7 +6053,7 @@
           <w:i w:val="0"/>
           <w:sz w:val="22"/>
         </w:rPr>
-        <w:t xml:space="preserve"> resistente con más amplitud que las síntesis previas: nueve fuentes, sin restricción de idioma, con literatura regional y registros de ensayos incluidos. El resultado son 155 estudios frente a las decenas que manejan las revisiones publicadas, y habrían sido 219 sin la restricción de idioma que se adoptó al final y sin los 29 que salieron después. Ese aumento no habla bien de la madurez del campo. La mayor parte procede de reportes de caso, de fichas de registro sin publicación y de literatura regional que las búsquedas restringidas a PubMed y Scopus no alcanzan.</w:t>
+        <w:t xml:space="preserve"> resistente con más amplitud que las síntesis previas: ocho fuentes, sin restricción de idioma, con literatura regional y registros de ensayos incluidos. El resultado son 155 estudios frente a las decenas que manejan las revisiones publicadas, y habrían sido 219 sin la restricción de idioma que se adoptó al final y sin los 29 que salieron después. Ese aumento no habla bien de la madurez del campo. La mayor parte procede de reportes de caso, de fichas de registro sin publicación y de literatura regional que las búsquedas restringidas a PubMed y Scopus no alcanzan.</w:t>
       </w:r>
     </w:p>
     <w:p>
@@ -6265,7 +6265,7 @@
           <w:i w:val="0"/>
           <w:sz w:val="22"/>
         </w:rPr>
-        <w:t xml:space="preserve"> La búsqueda abarcó nueve fuentes en dos corrientes separadas, sin restringir el idioma. La selección usó un vocabulario cerrado fijado de antemano y se auditó contra un conjunto de controles positivos definido antes de empezar, lo que permite afirmar, y no solo confiar, que el cribado no perdió estudios elegibles conocidos. Todo el canal es código reejecutable con claves derivadas del contenido, y una comprobación automática cuadra cada eslabón con el siguiente.</w:t>
+        <w:t xml:space="preserve"> La búsqueda abarcó ocho fuentes en dos corrientes separadas —Scopus en dos brazos—, sin restringir el idioma. La selección usó un vocabulario cerrado fijado de antemano y se auditó contra un conjunto de controles positivos definido antes de empezar, lo que permite afirmar, y no solo confiar, que el cribado no perdió estudios elegibles conocidos. Todo el canal es código reejecutable con claves derivadas del contenido, y una comprobación automática cuadra cada eslabón con el siguiente.</w:t>
       </w:r>
     </w:p>
     <w:p>
@@ -6566,7 +6566,7 @@
           <w:i w:val="0"/>
           <w:sz w:val="22"/>
         </w:rPr>
-        <w:t xml:space="preserve"> conceptualización, metodología, investigación (diseño y ejecución de las búsquedas en las nueve fuentes), software (canal de cribado, agrupación y cálculo de cifras), curación de datos, extracción de datos, redacción del borrador original, visualización, administración del proyecto. </w:t>
+        <w:t xml:space="preserve"> conceptualización, metodología, investigación (diseño y ejecución de las búsquedas en las ocho fuentes), software (canal de cribado, agrupación y cálculo de cifras), curación de datos, extracción de datos, redacción del borrador original, visualización, administración del proyecto. </w:t>
       </w:r>
       <w:r>
         <w:rPr>
@@ -6607,7 +6607,7 @@
           <w:i w:val="0"/>
           <w:sz w:val="22"/>
         </w:rPr>
-        <w:t xml:space="preserve"> Todo el material que sostiene esta revisión se deposita en un repositorio público y citable: el corpus de búsqueda con las exportaciones crudas de las nueve fuentes, los registros solo-anexar de decisión de las tres etapas de cribado, los cuadernos de extracción de ambos revisores, los registros de decisión metodológica con sus fechas, y el código completo del canal, que es reejecutable de la búsqueda a las cifras del manuscrito. ‹‹DOI DEL DEPÓSITO — PENDIENTE DE COMPLETAR ANTES DEL ENVÍO››. Los registros de decisión son solo-anexar y conservan cada corrección junto a la fila que sustituyen.</w:t>
+        <w:t xml:space="preserve"> Todo el material que sostiene esta revisión se deposita en un repositorio público y citable: el corpus de búsqueda con las exportaciones crudas de las nueve consultas, los registros solo-anexar de decisión de las tres etapas de cribado, los cuadernos de extracción de ambos revisores, los registros de decisión metodológica con sus fechas, y el código completo del canal, que es reejecutable de la búsqueda a las cifras del manuscrito. ‹‹DOI DEL DEPÓSITO — PENDIENTE DE COMPLETAR ANTES DEL ENVÍO››. Los registros de decisión son solo-anexar y conservan cada corrección junto a la fila que sustituyen.</w:t>
       </w:r>
     </w:p>
     <w:p>

--- a/paper/docx/informe_extendido.docx
+++ b/paper/docx/informe_extendido.docx
@@ -42,26 +42,26 @@
       <w:r>
         <w:rPr>
           <w:rFonts w:ascii="Times New Roman" w:hAnsi="Times New Roman"/>
-          <w:b/>
+          <w:b w:val="0"/>
+          <w:i/>
+          <w:sz w:val="22"/>
+        </w:rPr>
+        <w:t>Danny Valdiviezo</w:t>
+      </w:r>
+      <w:r>
+        <w:rPr>
+          <w:rFonts w:ascii="Times New Roman" w:hAnsi="Times New Roman"/>
+          <w:b w:val="0"/>
           <w:i w:val="0"/>
           <w:sz w:val="22"/>
         </w:rPr>
-        <w:t>Danny Valdiviezo</w:t>
-      </w:r>
-      <w:r>
-        <w:rPr>
-          <w:rFonts w:ascii="Times New Roman" w:hAnsi="Times New Roman"/>
-          <w:b w:val="0"/>
-          <w:i w:val="0"/>
-          <w:sz w:val="22"/>
-        </w:rPr>
         <w:t xml:space="preserve">^1^, </w:t>
       </w:r>
       <w:r>
         <w:rPr>
           <w:rFonts w:ascii="Times New Roman" w:hAnsi="Times New Roman"/>
-          <w:b/>
-          <w:i w:val="0"/>
+          <w:b w:val="0"/>
+          <w:i/>
           <w:sz w:val="22"/>
         </w:rPr>
         <w:t>Nataly Trelles</w:t>
@@ -97,8 +97,8 @@
       <w:r>
         <w:rPr>
           <w:rFonts w:ascii="Times New Roman" w:hAnsi="Times New Roman"/>
-          <w:b/>
-          <w:i w:val="0"/>
+          <w:b w:val="0"/>
+          <w:i/>
           <w:sz w:val="22"/>
         </w:rPr>
         <w:t>Autor de correspondencia:</w:t>
@@ -120,20 +120,20 @@
       <w:r>
         <w:rPr>
           <w:rFonts w:ascii="Times New Roman" w:hAnsi="Times New Roman"/>
-          <w:b/>
+          <w:b w:val="0"/>
+          <w:i/>
+          <w:sz w:val="22"/>
+        </w:rPr>
+        <w:t>Recuento de palabras:</w:t>
+      </w:r>
+      <w:r>
+        <w:rPr>
+          <w:rFonts w:ascii="Times New Roman" w:hAnsi="Times New Roman"/>
+          <w:b w:val="0"/>
           <w:i w:val="0"/>
           <w:sz w:val="22"/>
         </w:rPr>
-        <w:t>Recuento de palabras:</w:t>
-      </w:r>
-      <w:r>
-        <w:rPr>
-          <w:rFonts w:ascii="Times New Roman" w:hAnsi="Times New Roman"/>
-          <w:b w:val="0"/>
-          <w:i w:val="0"/>
-          <w:sz w:val="22"/>
-        </w:rPr>
-        <w:t xml:space="preserve"> resumen 262; texto principal 7 105.</w:t>
+        <w:t xml:space="preserve"> resumen 262; texto principal 7 121.</w:t>
       </w:r>
     </w:p>
     <w:p>
@@ -143,11 +143,29 @@
       <w:r>
         <w:rPr>
           <w:rFonts w:ascii="Times New Roman" w:hAnsi="Times New Roman"/>
-          <w:b/>
+          <w:b w:val="0"/>
+          <w:i/>
+          <w:sz w:val="22"/>
+        </w:rPr>
+        <w:t>Tablas:</w:t>
+      </w:r>
+      <w:r>
+        <w:rPr>
+          <w:rFonts w:ascii="Times New Roman" w:hAnsi="Times New Roman"/>
+          <w:b w:val="0"/>
           <w:i w:val="0"/>
           <w:sz w:val="22"/>
         </w:rPr>
-        <w:t>Tablas:</w:t>
+        <w:t xml:space="preserve"> 6. </w:t>
+      </w:r>
+      <w:r>
+        <w:rPr>
+          <w:rFonts w:ascii="Times New Roman" w:hAnsi="Times New Roman"/>
+          <w:b w:val="0"/>
+          <w:i/>
+          <w:sz w:val="22"/>
+        </w:rPr>
+        <w:t>Figuras:</w:t>
       </w:r>
       <w:r>
         <w:rPr>
@@ -156,31 +174,13 @@
           <w:i w:val="0"/>
           <w:sz w:val="22"/>
         </w:rPr>
-        <w:t xml:space="preserve"> 6. </w:t>
-      </w:r>
-      <w:r>
-        <w:rPr>
-          <w:rFonts w:ascii="Times New Roman" w:hAnsi="Times New Roman"/>
-          <w:b/>
-          <w:i w:val="0"/>
-          <w:sz w:val="22"/>
-        </w:rPr>
-        <w:t>Figuras:</w:t>
-      </w:r>
-      <w:r>
-        <w:rPr>
-          <w:rFonts w:ascii="Times New Roman" w:hAnsi="Times New Roman"/>
-          <w:b w:val="0"/>
-          <w:i w:val="0"/>
-          <w:sz w:val="22"/>
-        </w:rPr>
         <w:t xml:space="preserve"> 2. </w:t>
       </w:r>
       <w:r>
         <w:rPr>
           <w:rFonts w:ascii="Times New Roman" w:hAnsi="Times New Roman"/>
-          <w:b/>
-          <w:i w:val="0"/>
+          <w:b w:val="0"/>
+          <w:i/>
           <w:sz w:val="22"/>
         </w:rPr>
         <w:t>Material suplementario:</w:t>
@@ -216,8 +216,8 @@
       <w:r>
         <w:rPr>
           <w:rFonts w:ascii="Times New Roman" w:hAnsi="Times New Roman"/>
-          <w:b/>
-          <w:i w:val="0"/>
+          <w:b w:val="0"/>
+          <w:i/>
           <w:sz w:val="22"/>
         </w:rPr>
         <w:t>Antecedentes.</w:t>
@@ -257,8 +257,8 @@
       <w:r>
         <w:rPr>
           <w:rFonts w:ascii="Times New Roman" w:hAnsi="Times New Roman"/>
-          <w:b/>
-          <w:i w:val="0"/>
+          <w:b w:val="0"/>
+          <w:i/>
           <w:sz w:val="22"/>
         </w:rPr>
         <w:t>Objetivos.</w:t>
@@ -280,26 +280,26 @@
       <w:r>
         <w:rPr>
           <w:rFonts w:ascii="Times New Roman" w:hAnsi="Times New Roman"/>
-          <w:b/>
+          <w:b w:val="0"/>
+          <w:i/>
+          <w:sz w:val="22"/>
+        </w:rPr>
+        <w:t>Métodos.</w:t>
+      </w:r>
+      <w:r>
+        <w:rPr>
+          <w:rFonts w:ascii="Times New Roman" w:hAnsi="Times New Roman"/>
+          <w:b w:val="0"/>
           <w:i w:val="0"/>
           <w:sz w:val="22"/>
         </w:rPr>
-        <w:t>Métodos.</w:t>
-      </w:r>
-      <w:r>
-        <w:rPr>
-          <w:rFonts w:ascii="Times New Roman" w:hAnsi="Times New Roman"/>
-          <w:b w:val="0"/>
-          <w:i w:val="0"/>
-          <w:sz w:val="22"/>
-        </w:rPr>
         <w:t xml:space="preserve"> PRISMA 2020, corrientes separadas para bases y registros. Ocho fuentes —BVS y SciELO incluidas—, ventana 2016–2026 donde la admiten. Solo inglés o español, criterio incorporado como </w:t>
       </w:r>
       <w:r>
         <w:rPr>
           <w:rFonts w:ascii="Times New Roman" w:hAnsi="Times New Roman"/>
-          <w:b/>
-          <w:i w:val="0"/>
+          <w:b w:val="0"/>
+          <w:i/>
           <w:sz w:val="22"/>
         </w:rPr>
         <w:t>enmienda posterior al cribado</w:t>
@@ -321,11 +321,29 @@
       <w:r>
         <w:rPr>
           <w:rFonts w:ascii="Times New Roman" w:hAnsi="Times New Roman"/>
-          <w:b/>
+          <w:b w:val="0"/>
+          <w:i/>
+          <w:sz w:val="22"/>
+        </w:rPr>
+        <w:t>Resultados.</w:t>
+      </w:r>
+      <w:r>
+        <w:rPr>
+          <w:rFonts w:ascii="Times New Roman" w:hAnsi="Times New Roman"/>
+          <w:b w:val="0"/>
           <w:i w:val="0"/>
           <w:sz w:val="22"/>
         </w:rPr>
-        <w:t>Resultados.</w:t>
+        <w:t xml:space="preserve"> De 23 057 registros quedaron 17 129 informes únicos;233 informes formaron 184 estudios y, al leer los textos completos, </w:t>
+      </w:r>
+      <w:r>
+        <w:rPr>
+          <w:rFonts w:ascii="Times New Roman" w:hAnsi="Times New Roman"/>
+          <w:b w:val="0"/>
+          <w:i/>
+          <w:sz w:val="22"/>
+        </w:rPr>
+        <w:t>29 salieron del corpus</w:t>
       </w:r>
       <w:r>
         <w:rPr>
@@ -334,16 +352,34 @@
           <w:i w:val="0"/>
           <w:sz w:val="22"/>
         </w:rPr>
-        <w:t xml:space="preserve"> De 23 057 registros quedaron 17 129 informes únicos;233 informes formaron 184 estudios y, al leer los textos completos, </w:t>
-      </w:r>
-      <w:r>
-        <w:rPr>
-          <w:rFonts w:ascii="Times New Roman" w:hAnsi="Times New Roman"/>
-          <w:b/>
+        <w:t xml:space="preserve"> —protocolos, modelos preclínicos, y artículos donde </w:t>
+      </w:r>
+      <w:r>
+        <w:rPr>
+          <w:rFonts w:ascii="Times New Roman" w:hAnsi="Times New Roman"/>
+          <w:b w:val="0"/>
+          <w:i/>
+          <w:sz w:val="22"/>
+        </w:rPr>
+        <w:t>P. aeruginosa</w:t>
+      </w:r>
+      <w:r>
+        <w:rPr>
+          <w:rFonts w:ascii="Times New Roman" w:hAnsi="Times New Roman"/>
+          <w:b w:val="0"/>
           <w:i w:val="0"/>
           <w:sz w:val="22"/>
         </w:rPr>
-        <w:t>29 salieron del corpus</w:t>
+        <w:t xml:space="preserve"> solo figura en el espectro del producto—: quedan </w:t>
+      </w:r>
+      <w:r>
+        <w:rPr>
+          <w:rFonts w:ascii="Times New Roman" w:hAnsi="Times New Roman"/>
+          <w:b w:val="0"/>
+          <w:i/>
+          <w:sz w:val="22"/>
+        </w:rPr>
+        <w:t>155</w:t>
       </w:r>
       <w:r>
         <w:rPr>
@@ -352,49 +388,13 @@
           <w:i w:val="0"/>
           <w:sz w:val="22"/>
         </w:rPr>
-        <w:t xml:space="preserve"> —protocolos, modelos preclínicos, y artículos donde </w:t>
+        <w:t xml:space="preserve">, 95 con publicación recuperable. Casos únicos, 44,2 %; comparativos, 11,6 %; sin clase de resistencia asignable, 75,8 %. Se obtuvo el texto completo de 71 (74,7 %), y lo que falta concentra el 54,5 % de los comparativos; el criterio de idioma eliminó 35 estudios más. En 69 de los 103 brazos (67,0 %) no consta definición operativa del éxito clínico, y solo 2 reúnen diseño comparativo, numerador, denominador y definición. Descontado el que mide tiempo, </w:t>
       </w:r>
       <w:r>
         <w:rPr>
           <w:rFonts w:ascii="Times New Roman" w:hAnsi="Times New Roman"/>
           <w:b w:val="0"/>
           <w:i/>
-          <w:sz w:val="22"/>
-        </w:rPr>
-        <w:t>P. aeruginosa</w:t>
-      </w:r>
-      <w:r>
-        <w:rPr>
-          <w:rFonts w:ascii="Times New Roman" w:hAnsi="Times New Roman"/>
-          <w:b w:val="0"/>
-          <w:i w:val="0"/>
-          <w:sz w:val="22"/>
-        </w:rPr>
-        <w:t xml:space="preserve"> solo figura en el espectro del producto—: quedan </w:t>
-      </w:r>
-      <w:r>
-        <w:rPr>
-          <w:rFonts w:ascii="Times New Roman" w:hAnsi="Times New Roman"/>
-          <w:b/>
-          <w:i w:val="0"/>
-          <w:sz w:val="22"/>
-        </w:rPr>
-        <w:t>155</w:t>
-      </w:r>
-      <w:r>
-        <w:rPr>
-          <w:rFonts w:ascii="Times New Roman" w:hAnsi="Times New Roman"/>
-          <w:b w:val="0"/>
-          <w:i w:val="0"/>
-          <w:sz w:val="22"/>
-        </w:rPr>
-        <w:t xml:space="preserve">, 95 con publicación recuperable. Casos únicos, 44,2 %; comparativos, 11,6 %; sin clase de resistencia asignable, 75,8 %. Se obtuvo el texto completo de 71 (74,7 %), y lo que falta concentra el 54,5 % de los comparativos; el criterio de idioma eliminó 35 estudios más. En 69 de los 103 brazos (67,0 %) no consta definición operativa del éxito clínico, y solo 2 reúnen diseño comparativo, numerador, denominador y definición. Descontado el que mide tiempo, </w:t>
-      </w:r>
-      <w:r>
-        <w:rPr>
-          <w:rFonts w:ascii="Times New Roman" w:hAnsi="Times New Roman"/>
-          <w:b/>
-          <w:i w:val="0"/>
           <w:sz w:val="22"/>
         </w:rPr>
         <w:t>no queda ninguno</w:t>
@@ -416,8 +416,8 @@
       <w:r>
         <w:rPr>
           <w:rFonts w:ascii="Times New Roman" w:hAnsi="Times New Roman"/>
-          <w:b/>
-          <w:i w:val="0"/>
+          <w:b w:val="0"/>
+          <w:i/>
           <w:sz w:val="22"/>
         </w:rPr>
         <w:t>Conclusiones.</w:t>
@@ -439,8 +439,8 @@
       <w:r>
         <w:rPr>
           <w:rFonts w:ascii="Times New Roman" w:hAnsi="Times New Roman"/>
-          <w:b/>
-          <w:i w:val="0"/>
+          <w:b w:val="0"/>
+          <w:i/>
           <w:sz w:val="22"/>
         </w:rPr>
         <w:t>Palabras clave:</w:t>
@@ -610,8 +610,8 @@
       <w:r>
         <w:rPr>
           <w:rFonts w:ascii="Times New Roman" w:hAnsi="Times New Roman"/>
-          <w:b/>
-          <w:i w:val="0"/>
+          <w:b w:val="0"/>
+          <w:i/>
           <w:sz w:val="22"/>
         </w:rPr>
         <w:t>La revisión no se registró en PROSPERO ni en ningún otro registro prospectivo, y no se depositó un protocolo previo</w:t>
@@ -647,8 +647,8 @@
       <w:r>
         <w:rPr>
           <w:rFonts w:ascii="Times New Roman" w:hAnsi="Times New Roman"/>
-          <w:b/>
-          <w:i w:val="0"/>
+          <w:b w:val="0"/>
+          <w:i/>
           <w:sz w:val="22"/>
         </w:rPr>
         <w:t>Población.</w:t>
@@ -706,8 +706,8 @@
       <w:r>
         <w:rPr>
           <w:rFonts w:ascii="Times New Roman" w:hAnsi="Times New Roman"/>
-          <w:b/>
-          <w:i w:val="0"/>
+          <w:b w:val="0"/>
+          <w:i/>
           <w:sz w:val="22"/>
         </w:rPr>
         <w:t>Intervención.</w:t>
@@ -729,8 +729,8 @@
       <w:r>
         <w:rPr>
           <w:rFonts w:ascii="Times New Roman" w:hAnsi="Times New Roman"/>
-          <w:b/>
-          <w:i w:val="0"/>
+          <w:b w:val="0"/>
+          <w:i/>
           <w:sz w:val="22"/>
         </w:rPr>
         <w:t>Comparador.</w:t>
@@ -752,8 +752,8 @@
       <w:r>
         <w:rPr>
           <w:rFonts w:ascii="Times New Roman" w:hAnsi="Times New Roman"/>
-          <w:b/>
-          <w:i w:val="0"/>
+          <w:b w:val="0"/>
+          <w:i/>
           <w:sz w:val="22"/>
         </w:rPr>
         <w:t>Desenlaces.</w:t>
@@ -775,8 +775,8 @@
       <w:r>
         <w:rPr>
           <w:rFonts w:ascii="Times New Roman" w:hAnsi="Times New Roman"/>
-          <w:b/>
-          <w:i w:val="0"/>
+          <w:b w:val="0"/>
+          <w:i/>
           <w:sz w:val="22"/>
         </w:rPr>
         <w:t>Diseños.</w:t>
@@ -798,26 +798,26 @@
       <w:r>
         <w:rPr>
           <w:rFonts w:ascii="Times New Roman" w:hAnsi="Times New Roman"/>
-          <w:b/>
+          <w:b w:val="0"/>
+          <w:i/>
+          <w:sz w:val="22"/>
+        </w:rPr>
+        <w:t>Idioma.</w:t>
+      </w:r>
+      <w:r>
+        <w:rPr>
+          <w:rFonts w:ascii="Times New Roman" w:hAnsi="Times New Roman"/>
+          <w:b w:val="0"/>
           <w:i w:val="0"/>
           <w:sz w:val="22"/>
         </w:rPr>
-        <w:t>Idioma.</w:t>
-      </w:r>
-      <w:r>
-        <w:rPr>
-          <w:rFonts w:ascii="Times New Roman" w:hAnsi="Times New Roman"/>
-          <w:b w:val="0"/>
-          <w:i w:val="0"/>
-          <w:sz w:val="22"/>
-        </w:rPr>
         <w:t xml:space="preserve"> Se admitieron informes redactados en inglés o en español. </w:t>
       </w:r>
       <w:r>
         <w:rPr>
           <w:rFonts w:ascii="Times New Roman" w:hAnsi="Times New Roman"/>
-          <w:b/>
-          <w:i w:val="0"/>
+          <w:b w:val="0"/>
+          <w:i/>
           <w:sz w:val="22"/>
         </w:rPr>
         <w:t>Este criterio no formaba parte del protocolo original y se incorporó el 11 de agosto de 2026, con el cribado ya concluido</w:t>
@@ -866,8 +866,8 @@
       <w:r>
         <w:rPr>
           <w:rFonts w:ascii="Times New Roman" w:hAnsi="Times New Roman"/>
-          <w:b/>
-          <w:i w:val="0"/>
+          <w:b w:val="0"/>
+          <w:i/>
           <w:sz w:val="22"/>
         </w:rPr>
         <w:t>texto íntegro</w:t>
@@ -889,26 +889,26 @@
       <w:r>
         <w:rPr>
           <w:rFonts w:ascii="Times New Roman" w:hAnsi="Times New Roman"/>
-          <w:b/>
+          <w:b w:val="0"/>
+          <w:i/>
+          <w:sz w:val="22"/>
+        </w:rPr>
+        <w:t>Unidad de inclusión.</w:t>
+      </w:r>
+      <w:r>
+        <w:rPr>
+          <w:rFonts w:ascii="Times New Roman" w:hAnsi="Times New Roman"/>
+          <w:b w:val="0"/>
           <w:i w:val="0"/>
           <w:sz w:val="22"/>
         </w:rPr>
-        <w:t>Unidad de inclusión.</w:t>
-      </w:r>
-      <w:r>
-        <w:rPr>
-          <w:rFonts w:ascii="Times New Roman" w:hAnsi="Times New Roman"/>
-          <w:b w:val="0"/>
-          <w:i w:val="0"/>
-          <w:sz w:val="22"/>
-        </w:rPr>
         <w:t xml:space="preserve"> El </w:t>
       </w:r>
       <w:r>
         <w:rPr>
           <w:rFonts w:ascii="Times New Roman" w:hAnsi="Times New Roman"/>
-          <w:b/>
-          <w:i w:val="0"/>
+          <w:b w:val="0"/>
+          <w:i/>
           <w:sz w:val="22"/>
         </w:rPr>
         <w:t>estudio</w:t>
@@ -953,11 +953,29 @@
       <w:r>
         <w:rPr>
           <w:rFonts w:ascii="Times New Roman" w:hAnsi="Times New Roman"/>
-          <w:b/>
+          <w:b w:val="0"/>
+          <w:i/>
+          <w:sz w:val="22"/>
+        </w:rPr>
+        <w:t>ocho bases de datos y registros</w:t>
+      </w:r>
+      <w:r>
+        <w:rPr>
+          <w:rFonts w:ascii="Times New Roman" w:hAnsi="Times New Roman"/>
+          <w:b w:val="0"/>
           <w:i w:val="0"/>
           <w:sz w:val="22"/>
         </w:rPr>
-        <w:t>ocho bases de datos y registros</w:t>
+        <w:t xml:space="preserve"> en las dos corrientes que PRISMA 2020 exige separar. Como </w:t>
+      </w:r>
+      <w:r>
+        <w:rPr>
+          <w:rFonts w:ascii="Times New Roman" w:hAnsi="Times New Roman"/>
+          <w:b w:val="0"/>
+          <w:i/>
+          <w:sz w:val="22"/>
+        </w:rPr>
+        <w:t>bases bibliográficas</w:t>
       </w:r>
       <w:r>
         <w:rPr>
@@ -966,31 +984,13 @@
           <w:i w:val="0"/>
           <w:sz w:val="22"/>
         </w:rPr>
-        <w:t xml:space="preserve"> en las dos corrientes que PRISMA 2020 exige separar. Como </w:t>
-      </w:r>
-      <w:r>
-        <w:rPr>
-          <w:rFonts w:ascii="Times New Roman" w:hAnsi="Times New Roman"/>
-          <w:b/>
-          <w:i w:val="0"/>
-          <w:sz w:val="22"/>
-        </w:rPr>
-        <w:t>bases bibliográficas</w:t>
-      </w:r>
-      <w:r>
-        <w:rPr>
-          <w:rFonts w:ascii="Times New Roman" w:hAnsi="Times New Roman"/>
-          <w:b w:val="0"/>
-          <w:i w:val="0"/>
-          <w:sz w:val="22"/>
-        </w:rPr>
         <w:t xml:space="preserve">: PubMed, Scopus (en dos brazos, uno con el organismo primero y otro con la intervención primero), Cochrane CENTRAL vía Wiley (número 7 de 12, julio de 2026), el portal BVS (dieciséis colecciones, entre ellas LILACS, CUMED, BINACIS y MedCarib) y SciELO. Como </w:t>
       </w:r>
       <w:r>
         <w:rPr>
           <w:rFonts w:ascii="Times New Roman" w:hAnsi="Times New Roman"/>
-          <w:b/>
-          <w:i w:val="0"/>
+          <w:b w:val="0"/>
+          <w:i/>
           <w:sz w:val="22"/>
         </w:rPr>
         <w:t>registros de ensayos</w:t>
@@ -1021,8 +1021,8 @@
       <w:r>
         <w:rPr>
           <w:rFonts w:ascii="Times New Roman" w:hAnsi="Times New Roman"/>
-          <w:b/>
-          <w:i w:val="0"/>
+          <w:b w:val="0"/>
+          <w:i/>
           <w:sz w:val="22"/>
         </w:rPr>
         <w:t>Embase no se interrogó</w:t>
@@ -1099,8 +1099,8 @@
       <w:r>
         <w:rPr>
           <w:rFonts w:ascii="Times New Roman" w:hAnsi="Times New Roman"/>
-          <w:b/>
-          <w:i w:val="0"/>
+          <w:b w:val="0"/>
+          <w:i/>
           <w:sz w:val="22"/>
         </w:rPr>
         <w:t>solo</w:t>
@@ -1131,11 +1131,29 @@
       <w:r>
         <w:rPr>
           <w:rFonts w:ascii="Times New Roman" w:hAnsi="Times New Roman"/>
-          <w:b/>
+          <w:b w:val="0"/>
+          <w:i/>
+          <w:sz w:val="22"/>
+        </w:rPr>
+        <w:t>etapa 1</w:t>
+      </w:r>
+      <w:r>
+        <w:rPr>
+          <w:rFonts w:ascii="Times New Roman" w:hAnsi="Times New Roman"/>
+          <w:b w:val="0"/>
           <w:i w:val="0"/>
           <w:sz w:val="22"/>
         </w:rPr>
-        <w:t>etapa 1</w:t>
+        <w:t xml:space="preserve"> aplicó reglas explícitas y auditables: sin título, tipo documental sin datos primarios, ámbito animal declarado en MeSH, y fago empleado como herramienta de laboratorio. La </w:t>
+      </w:r>
+      <w:r>
+        <w:rPr>
+          <w:rFonts w:ascii="Times New Roman" w:hAnsi="Times New Roman"/>
+          <w:b w:val="0"/>
+          <w:i/>
+          <w:sz w:val="22"/>
+        </w:rPr>
+        <w:t>etapa 2</w:t>
       </w:r>
       <w:r>
         <w:rPr>
@@ -1144,49 +1162,31 @@
           <w:i w:val="0"/>
           <w:sz w:val="22"/>
         </w:rPr>
-        <w:t xml:space="preserve"> aplicó reglas explícitas y auditables: sin título, tipo documental sin datos primarios, ámbito animal declarado en MeSH, y fago empleado como herramienta de laboratorio. La </w:t>
-      </w:r>
-      <w:r>
-        <w:rPr>
-          <w:rFonts w:ascii="Times New Roman" w:hAnsi="Times New Roman"/>
-          <w:b/>
+        <w:t xml:space="preserve"> cribó títulos y la </w:t>
+      </w:r>
+      <w:r>
+        <w:rPr>
+          <w:rFonts w:ascii="Times New Roman" w:hAnsi="Times New Roman"/>
+          <w:b w:val="0"/>
+          <w:i/>
+          <w:sz w:val="22"/>
+        </w:rPr>
+        <w:t>etapa 3</w:t>
+      </w:r>
+      <w:r>
+        <w:rPr>
+          <w:rFonts w:ascii="Times New Roman" w:hAnsi="Times New Roman"/>
+          <w:b w:val="0"/>
           <w:i w:val="0"/>
           <w:sz w:val="22"/>
         </w:rPr>
-        <w:t>etapa 2</w:t>
-      </w:r>
-      <w:r>
-        <w:rPr>
-          <w:rFonts w:ascii="Times New Roman" w:hAnsi="Times New Roman"/>
-          <w:b w:val="0"/>
-          <w:i w:val="0"/>
-          <w:sz w:val="22"/>
-        </w:rPr>
-        <w:t xml:space="preserve"> cribó títulos y la </w:t>
-      </w:r>
-      <w:r>
-        <w:rPr>
-          <w:rFonts w:ascii="Times New Roman" w:hAnsi="Times New Roman"/>
-          <w:b/>
-          <w:i w:val="0"/>
-          <w:sz w:val="22"/>
-        </w:rPr>
-        <w:t>etapa 3</w:t>
-      </w:r>
-      <w:r>
-        <w:rPr>
-          <w:rFonts w:ascii="Times New Roman" w:hAnsi="Times New Roman"/>
-          <w:b w:val="0"/>
-          <w:i w:val="0"/>
-          <w:sz w:val="22"/>
-        </w:rPr>
         <w:t xml:space="preserve">, resúmenes. Ambas usaron un </w:t>
       </w:r>
       <w:r>
         <w:rPr>
           <w:rFonts w:ascii="Times New Roman" w:hAnsi="Times New Roman"/>
-          <w:b/>
-          <w:i w:val="0"/>
+          <w:b w:val="0"/>
+          <w:i/>
           <w:sz w:val="22"/>
         </w:rPr>
         <w:t>vocabulario cerrado de seis códigos</w:t>
@@ -1217,8 +1217,8 @@
       <w:r>
         <w:rPr>
           <w:rFonts w:ascii="Times New Roman" w:hAnsi="Times New Roman"/>
-          <w:b/>
-          <w:i w:val="0"/>
+          <w:b w:val="0"/>
+          <w:i/>
           <w:sz w:val="22"/>
         </w:rPr>
         <w:t>un solo revisor humano (D.V.), sin duplicación por un segundo revisor</w:t>
@@ -1263,26 +1263,26 @@
       <w:r>
         <w:rPr>
           <w:rFonts w:ascii="Times New Roman" w:hAnsi="Times New Roman"/>
-          <w:b/>
+          <w:b w:val="0"/>
+          <w:i/>
+          <w:sz w:val="22"/>
+        </w:rPr>
+        <w:t>pre-extracción desde el resumen</w:t>
+      </w:r>
+      <w:r>
+        <w:rPr>
+          <w:rFonts w:ascii="Times New Roman" w:hAnsi="Times New Roman"/>
+          <w:b w:val="0"/>
           <w:i w:val="0"/>
           <w:sz w:val="22"/>
         </w:rPr>
-        <w:t>pre-extracción desde el resumen</w:t>
-      </w:r>
-      <w:r>
-        <w:rPr>
-          <w:rFonts w:ascii="Times New Roman" w:hAnsi="Times New Roman"/>
-          <w:b w:val="0"/>
-          <w:i w:val="0"/>
-          <w:sz w:val="22"/>
-        </w:rPr>
         <w:t xml:space="preserve">, que es la fuente de las cifras estructurales de este artículo (secciones 3.1 a 3.4), la emitió el mismo modelo bajo el esquema de variables fijado de antemano, y cada registro quedó marcado como parcial. La </w:t>
       </w:r>
       <w:r>
         <w:rPr>
           <w:rFonts w:ascii="Times New Roman" w:hAnsi="Times New Roman"/>
-          <w:b/>
-          <w:i w:val="0"/>
+          <w:b w:val="0"/>
+          <w:i/>
           <w:sz w:val="22"/>
         </w:rPr>
         <w:t>extracción desde el texto completo</w:t>
@@ -1313,8 +1313,8 @@
       <w:r>
         <w:rPr>
           <w:rFonts w:ascii="Times New Roman" w:hAnsi="Times New Roman"/>
-          <w:b/>
-          <w:i w:val="0"/>
+          <w:b w:val="0"/>
+          <w:i/>
           <w:sz w:val="22"/>
         </w:rPr>
         <w:t>solo-anexar</w:t>
@@ -1359,8 +1359,8 @@
       <w:r>
         <w:rPr>
           <w:rFonts w:ascii="Times New Roman" w:hAnsi="Times New Roman"/>
-          <w:b/>
-          <w:i w:val="0"/>
+          <w:b w:val="0"/>
+          <w:i/>
           <w:sz w:val="22"/>
         </w:rPr>
         <w:t>ningún estudio de ese conjunto perdiera todos sus informes</w:t>
@@ -1382,26 +1382,26 @@
       <w:r>
         <w:rPr>
           <w:rFonts w:ascii="Times New Roman" w:hAnsi="Times New Roman"/>
-          <w:b/>
+          <w:b w:val="0"/>
+          <w:i/>
+          <w:sz w:val="22"/>
+        </w:rPr>
+        <w:t>Validación sobre los registros excluidos.</w:t>
+      </w:r>
+      <w:r>
+        <w:rPr>
+          <w:rFonts w:ascii="Times New Roman" w:hAnsi="Times New Roman"/>
+          <w:b w:val="0"/>
           <w:i w:val="0"/>
           <w:sz w:val="22"/>
         </w:rPr>
-        <w:t>Validación sobre los registros excluidos.</w:t>
-      </w:r>
-      <w:r>
-        <w:rPr>
-          <w:rFonts w:ascii="Times New Roman" w:hAnsi="Times New Roman"/>
-          <w:b w:val="0"/>
-          <w:i w:val="0"/>
-          <w:sz w:val="22"/>
-        </w:rPr>
         <w:t xml:space="preserve"> La auditoría de control positivo acota el falso negativo solo sobre estudios conocidos de antemano. Para acotarlo sobre los desconocidos se extrajo una muestra aleatoria de 350 de los 13 661 registros excluidos por título o resumen (semilla fija, reproducible) y se recribó en Rayyan, en modo ciego respecto del veredicto original. Los 6 registros marcados como incluibles en la primera pasada resultaron, contrastados con los criterios de la sección 2.2, trabajo de laboratorio, de modelización o revisión sin datos primarios, y se reclasificaron. </w:t>
       </w:r>
       <w:r>
         <w:rPr>
           <w:rFonts w:ascii="Times New Roman" w:hAnsi="Times New Roman"/>
-          <w:b/>
-          <w:i w:val="0"/>
+          <w:b w:val="0"/>
+          <w:i/>
           <w:sz w:val="22"/>
         </w:rPr>
         <w:t>La tasa de exclusión errónea fue del 0,0 % (0 de 350; IC 95 % exacto, 0,00 a 1,05 %)</w:t>
@@ -1446,20 +1446,20 @@
       <w:r>
         <w:rPr>
           <w:rFonts w:ascii="Times New Roman" w:hAnsi="Times New Roman"/>
-          <w:b/>
+          <w:b w:val="0"/>
+          <w:i/>
+          <w:sz w:val="22"/>
+        </w:rPr>
+        <w:t>por duplicado e independiente</w:t>
+      </w:r>
+      <w:r>
+        <w:rPr>
+          <w:rFonts w:ascii="Times New Roman" w:hAnsi="Times New Roman"/>
+          <w:b w:val="0"/>
           <w:i w:val="0"/>
           <w:sz w:val="22"/>
         </w:rPr>
-        <w:t>por duplicado e independiente</w:t>
-      </w:r>
-      <w:r>
-        <w:rPr>
-          <w:rFonts w:ascii="Times New Roman" w:hAnsi="Times New Roman"/>
-          <w:b w:val="0"/>
-          <w:i w:val="0"/>
-          <w:sz w:val="22"/>
-        </w:rPr>
-        <w:t xml:space="preserve"> entre los dos revisores. Un revisor extrajo los 124 estudios que entonces tenían publicación recuperable —95 tras las exclusiones de la sección 3.1.1— y el segundo extrajo 122 de ellos, de modo que el 98 % del corpus tiene doble extracción. Sobre las 130 filas de brazo comparables se registraron 541 desacuerdos de valor; la concordancia, medida antes de resolverlos, fue del 78 % de acuerdo mediano y una kappa de Cohen mediana de 0,62 sobre los 8 de 9 campos categóricos en que resulta informativa, con un recorrido del 64 % al 100 % según la variable. Las discrepancias se resolvieron por consenso entre los dos revisores, con registro de quién resolvió y cuándo: hay 525 de 541 adjudicadas. De las 16 restantes, 2 se habían cerrado antes aplicando una regla mecánica sobre una comparación posteriormente rehecha y no llevan firma conjunta, y 14 siguen abiertas: 10 porque el formulario no ofrecía la opción «no derivable» en los campos donde los revisores la necesitaban, y 4 por datos que exigen releer el artículo. El registro completo, resuelto a resuelto, se aporta como suplemento.</w:t>
+        <w:t xml:space="preserve"> entre los dos revisores. Un revisor extrajo los 124 estudios que entonces tenían publicación recuperable —95 tras las exclusiones de la sección 3.1.1— y el segundo extrajo 122 de ellos, de modo que el 98 % del corpus tiene doble extracción. Sobre las 130 filas de brazo comparables se registraron 541 desacuerdos de valor; la concordancia, medida antes de resolverlos, fue del 78 % de acuerdo mediano y una kappa de Cohen mediana de 0,62 sobre los 8 de 9 campos categóricos en que resulta informativa, con un recorrido del 64 % al 100 % según la variable. Las discrepancias se resolvieron por consenso entre los dos revisores, con registro de quién resolvió y cuándo: hay 539 de 541 adjudicadas. Las 2 restantes se habían cerrado antes aplicando una regla mecánica sobre una comparación posteriormente rehecha, de modo que no llevan firma conjunta y no se cuentan como consenso. Las 14 que quedaron abiertas —10 por el diseño del estudio, donde el formulario no ofrecía la opción que los revisores necesitaban, y 4 por datos que exigían releer el artículo— se firmaron por consenso el 14 de septiembre de 2026. El registro completo, resuelto a resuelto, se aporta como suplemento.</w:t>
       </w:r>
     </w:p>
     <w:p>
@@ -1506,20 +1506,20 @@
       <w:r>
         <w:rPr>
           <w:rFonts w:ascii="Times New Roman" w:hAnsi="Times New Roman"/>
-          <w:b/>
+          <w:b w:val="0"/>
+          <w:i/>
+          <w:sz w:val="22"/>
+        </w:rPr>
+        <w:t>solo en los estudios con diseño comparativo y solo en aquellos cuyo texto completo se obtuvo</w:t>
+      </w:r>
+      <w:r>
+        <w:rPr>
+          <w:rFonts w:ascii="Times New Roman" w:hAnsi="Times New Roman"/>
+          <w:b w:val="0"/>
           <w:i w:val="0"/>
           <w:sz w:val="22"/>
         </w:rPr>
-        <w:t>solo en los estudios con diseño comparativo y solo en aquellos cuyo texto completo se obtuvo</w:t>
-      </w:r>
-      <w:r>
-        <w:rPr>
-          <w:rFonts w:ascii="Times New Roman" w:hAnsi="Times New Roman"/>
-          <w:b w:val="0"/>
-          <w:i w:val="0"/>
-          <w:sz w:val="22"/>
-        </w:rPr>
-        <w:t>: 11 de los 12 que el diseño adjudicado sobre el artículo identifica como comparativos. Los ensayos aleatorizados con RoB 2 (10) y los no aleatorizados y las cohortes con ROBINS-I (11). El estudio restante es un ensayo aleatorizado sin texto completo: no se evalúa, y tampoco recibe un juicio desfavorable por esa razón.</w:t>
+        <w:t>: 11 de los 14 que el diseño adjudicado sobre el artículo identifica como comparativos. Los ensayos aleatorizados con RoB 2 (10) y los no aleatorizados y las cohortes con ROBINS-I (11). El estudio restante es un ensayo aleatorizado sin texto completo: no se evalúa, y tampoco recibe un juicio desfavorable por esa razón.</w:t>
       </w:r>
     </w:p>
     <w:p>
@@ -1538,8 +1538,8 @@
       <w:r>
         <w:rPr>
           <w:rFonts w:ascii="Times New Roman" w:hAnsi="Times New Roman"/>
-          <w:b/>
-          <w:i w:val="0"/>
+          <w:b w:val="0"/>
+          <w:i/>
           <w:sz w:val="22"/>
         </w:rPr>
         <w:t>a nivel de dominio</w:t>
@@ -1561,8 +1561,8 @@
       <w:r>
         <w:rPr>
           <w:rFonts w:ascii="Times New Roman" w:hAnsi="Times New Roman"/>
-          <w:b/>
-          <w:i w:val="0"/>
+          <w:b w:val="0"/>
+          <w:i/>
           <w:sz w:val="22"/>
         </w:rPr>
         <w:t>Los juicios se emiten por consenso entre los dos autores, no por duplicado independiente.</w:t>
@@ -1584,8 +1584,8 @@
       <w:r>
         <w:rPr>
           <w:rFonts w:ascii="Times New Roman" w:hAnsi="Times New Roman"/>
-          <w:b/>
-          <w:i w:val="0"/>
+          <w:b w:val="0"/>
+          <w:i/>
           <w:sz w:val="22"/>
         </w:rPr>
         <w:t>GRADE no se aplica</w:t>
@@ -1700,26 +1700,26 @@
       <w:r>
         <w:rPr>
           <w:rFonts w:ascii="Times New Roman" w:hAnsi="Times New Roman"/>
-          <w:b/>
+          <w:b w:val="0"/>
+          <w:i/>
+          <w:sz w:val="22"/>
+        </w:rPr>
+        <w:t>35 informes</w:t>
+      </w:r>
+      <w:r>
+        <w:rPr>
+          <w:rFonts w:ascii="Times New Roman" w:hAnsi="Times New Roman"/>
+          <w:b w:val="0"/>
           <w:i w:val="0"/>
           <w:sz w:val="22"/>
         </w:rPr>
-        <w:t>35 informes</w:t>
-      </w:r>
-      <w:r>
-        <w:rPr>
-          <w:rFonts w:ascii="Times New Roman" w:hAnsi="Times New Roman"/>
-          <w:b w:val="0"/>
-          <w:i w:val="0"/>
-          <w:sz w:val="22"/>
-        </w:rPr>
         <w:t xml:space="preserve"> y con ellos </w:t>
       </w:r>
       <w:r>
         <w:rPr>
           <w:rFonts w:ascii="Times New Roman" w:hAnsi="Times New Roman"/>
-          <w:b/>
-          <w:i w:val="0"/>
+          <w:b w:val="0"/>
+          <w:i/>
           <w:sz w:val="22"/>
         </w:rPr>
         <w:t>35 estudios completos</w:t>
@@ -1750,8 +1750,8 @@
       <w:r>
         <w:rPr>
           <w:rFonts w:ascii="Times New Roman" w:hAnsi="Times New Roman"/>
-          <w:b/>
-          <w:i w:val="0"/>
+          <w:b w:val="0"/>
+          <w:i/>
           <w:sz w:val="22"/>
         </w:rPr>
         <w:t>Ronit et al. (2024)</w:t>
@@ -1823,11 +1823,29 @@
       <w:r>
         <w:rPr>
           <w:rFonts w:ascii="Times New Roman" w:hAnsi="Times New Roman"/>
-          <w:b/>
+          <w:b w:val="0"/>
+          <w:i/>
+          <w:sz w:val="22"/>
+        </w:rPr>
+        <w:t>Segunda enmienda: los estudios cuyo texto completo no se consiguió salen del corpus.</w:t>
+      </w:r>
+      <w:r>
+        <w:rPr>
+          <w:rFonts w:ascii="Times New Roman" w:hAnsi="Times New Roman"/>
+          <w:b w:val="0"/>
           <w:i w:val="0"/>
           <w:sz w:val="22"/>
         </w:rPr>
-        <w:t>Segunda enmienda: los estudios cuyo texto completo no se consiguió salen del corpus.</w:t>
+        <w:t xml:space="preserve"> Adoptada el 2 de septiembre de 2026, también con el cribado concluido. Es de otra naturaleza que la primera y conviene no disimularlo: los demás motivos de exclusión se refieren a lo que el </w:t>
+      </w:r>
+      <w:r>
+        <w:rPr>
+          <w:rFonts w:ascii="Times New Roman" w:hAnsi="Times New Roman"/>
+          <w:b w:val="0"/>
+          <w:i/>
+          <w:sz w:val="22"/>
+        </w:rPr>
+        <w:t>artículo dice</w:t>
       </w:r>
       <w:r>
         <w:rPr>
@@ -1836,31 +1854,13 @@
           <w:i w:val="0"/>
           <w:sz w:val="22"/>
         </w:rPr>
-        <w:t xml:space="preserve"> Adoptada el 2 de septiembre de 2026, también con el cribado concluido. Es de otra naturaleza que la primera y conviene no disimularlo: los demás motivos de exclusión se refieren a lo que el </w:t>
-      </w:r>
-      <w:r>
-        <w:rPr>
-          <w:rFonts w:ascii="Times New Roman" w:hAnsi="Times New Roman"/>
-          <w:b/>
-          <w:i w:val="0"/>
-          <w:sz w:val="22"/>
-        </w:rPr>
-        <w:t>artículo dice</w:t>
-      </w:r>
-      <w:r>
-        <w:rPr>
-          <w:rFonts w:ascii="Times New Roman" w:hAnsi="Times New Roman"/>
-          <w:b w:val="0"/>
-          <w:i w:val="0"/>
-          <w:sz w:val="22"/>
-        </w:rPr>
         <w:t xml:space="preserve"> —no hay pacientes, no hay resultados, el patógeno está en la etiqueta del producto—, mientras que este se refiere a lo que </w:t>
       </w:r>
       <w:r>
         <w:rPr>
           <w:rFonts w:ascii="Times New Roman" w:hAnsi="Times New Roman"/>
-          <w:b/>
-          <w:i w:val="0"/>
+          <w:b w:val="0"/>
+          <w:i/>
           <w:sz w:val="22"/>
         </w:rPr>
         <w:t>esta revisión no pudo leer</w:t>
@@ -1891,11 +1891,29 @@
       <w:r>
         <w:rPr>
           <w:rFonts w:ascii="Times New Roman" w:hAnsi="Times New Roman"/>
-          <w:b/>
+          <w:b w:val="0"/>
+          <w:i/>
+          <w:sz w:val="22"/>
+        </w:rPr>
+        <w:t>1 estudio</w:t>
+      </w:r>
+      <w:r>
+        <w:rPr>
+          <w:rFonts w:ascii="Times New Roman" w:hAnsi="Times New Roman"/>
+          <w:b w:val="0"/>
           <w:i w:val="0"/>
           <w:sz w:val="22"/>
         </w:rPr>
-        <w:t>1 estudio</w:t>
+        <w:t xml:space="preserve">, un ensayo aleatorizado del que solo existe una copia en un repositorio institucional, en versión previa a revisión por pares y tras una barrera de acceso automatizado. Y su efecto potencial es mucho mayor, de modo que declararlo es obligatorio: </w:t>
+      </w:r>
+      <w:r>
+        <w:rPr>
+          <w:rFonts w:ascii="Times New Roman" w:hAnsi="Times New Roman"/>
+          <w:b w:val="0"/>
+          <w:i/>
+          <w:sz w:val="22"/>
+        </w:rPr>
+        <w:t>aplicado a los 24 estudios que siguen sin texto completo, el corpus pasaría de 155 a 131 estudios, los comparativos de 11 a 5 y los ensayos aleatorizados de 7 a 3</w:t>
       </w:r>
       <w:r>
         <w:rPr>
@@ -1904,31 +1922,13 @@
           <w:i w:val="0"/>
           <w:sz w:val="22"/>
         </w:rPr>
-        <w:t xml:space="preserve">, un ensayo aleatorizado del que solo existe una copia en un repositorio institucional, en versión previa a revisión por pares y tras una barrera de acceso automatizado. Y su efecto potencial es mucho mayor, de modo que declararlo es obligatorio: </w:t>
-      </w:r>
-      <w:r>
-        <w:rPr>
-          <w:rFonts w:ascii="Times New Roman" w:hAnsi="Times New Roman"/>
-          <w:b/>
-          <w:i w:val="0"/>
-          <w:sz w:val="22"/>
-        </w:rPr>
-        <w:t>aplicado a los 24 estudios que siguen sin texto completo, el corpus pasaría de 155 a 131 estudios, los comparativos de 11 a 5 y los ensayos aleatorizados de 7 a 3</w:t>
-      </w:r>
-      <w:r>
-        <w:rPr>
-          <w:rFonts w:ascii="Times New Roman" w:hAnsi="Times New Roman"/>
-          <w:b w:val="0"/>
-          <w:i w:val="0"/>
-          <w:sz w:val="22"/>
-        </w:rPr>
         <w:t xml:space="preserve">, y la tasa de recuperación de texto completo pasaría a ser del 100 % </w:t>
       </w:r>
       <w:r>
         <w:rPr>
           <w:rFonts w:ascii="Times New Roman" w:hAnsi="Times New Roman"/>
-          <w:b/>
-          <w:i w:val="0"/>
+          <w:b w:val="0"/>
+          <w:i/>
           <w:sz w:val="22"/>
         </w:rPr>
         <w:t>por construcción</w:t>
@@ -1987,11 +1987,29 @@
       <w:r>
         <w:rPr>
           <w:rFonts w:ascii="Times New Roman" w:hAnsi="Times New Roman"/>
-          <w:b/>
+          <w:b w:val="0"/>
+          <w:i/>
+          <w:sz w:val="22"/>
+        </w:rPr>
+        <w:t>23 057 registros</w:t>
+      </w:r>
+      <w:r>
+        <w:rPr>
+          <w:rFonts w:ascii="Times New Roman" w:hAnsi="Times New Roman"/>
+          <w:b w:val="0"/>
           <w:i w:val="0"/>
           <w:sz w:val="22"/>
         </w:rPr>
-        <w:t>23 057 registros</w:t>
+        <w:t xml:space="preserve">, de los que se eliminaron 5 928 duplicados para dejar </w:t>
+      </w:r>
+      <w:r>
+        <w:rPr>
+          <w:rFonts w:ascii="Times New Roman" w:hAnsi="Times New Roman"/>
+          <w:b w:val="0"/>
+          <w:i/>
+          <w:sz w:val="22"/>
+        </w:rPr>
+        <w:t>17 129 informes únicos</w:t>
       </w:r>
       <w:r>
         <w:rPr>
@@ -2000,16 +2018,34 @@
           <w:i w:val="0"/>
           <w:sz w:val="22"/>
         </w:rPr>
-        <w:t xml:space="preserve">, de los que se eliminaron 5 928 duplicados para dejar </w:t>
-      </w:r>
-      <w:r>
-        <w:rPr>
-          <w:rFonts w:ascii="Times New Roman" w:hAnsi="Times New Roman"/>
-          <w:b/>
+        <w:t xml:space="preserve"> (Figura 1). Las reglas de etapa 1 excluyeron 3 235; de los 13 894 títulos cribados se excluyeron 13 434 y avanzaron 460 a lectura de resumen; de estos se excluyeron 227 y </w:t>
+      </w:r>
+      <w:r>
+        <w:rPr>
+          <w:rFonts w:ascii="Times New Roman" w:hAnsi="Times New Roman"/>
+          <w:b w:val="0"/>
+          <w:i/>
+          <w:sz w:val="22"/>
+        </w:rPr>
+        <w:t>233 informes pasaron a texto completo</w:t>
+      </w:r>
+      <w:r>
+        <w:rPr>
+          <w:rFonts w:ascii="Times New Roman" w:hAnsi="Times New Roman"/>
+          <w:b w:val="0"/>
           <w:i w:val="0"/>
           <w:sz w:val="22"/>
         </w:rPr>
-        <w:t>17 129 informes únicos</w:t>
+        <w:t xml:space="preserve">. Al agrupar los informes por estudio, esos 233 corresponden a </w:t>
+      </w:r>
+      <w:r>
+        <w:rPr>
+          <w:rFonts w:ascii="Times New Roman" w:hAnsi="Times New Roman"/>
+          <w:b w:val="0"/>
+          <w:i/>
+          <w:sz w:val="22"/>
+        </w:rPr>
+        <w:t>184 estudios evaluados para elegibilidad</w:t>
       </w:r>
       <w:r>
         <w:rPr>
@@ -2018,67 +2054,31 @@
           <w:i w:val="0"/>
           <w:sz w:val="22"/>
         </w:rPr>
-        <w:t xml:space="preserve"> (Figura 1). Las reglas de etapa 1 excluyeron 3 235; de los 13 894 títulos cribados se excluyeron 13 434 y avanzaron 460 a lectura de resumen; de estos se excluyeron 227 y </w:t>
-      </w:r>
-      <w:r>
-        <w:rPr>
-          <w:rFonts w:ascii="Times New Roman" w:hAnsi="Times New Roman"/>
-          <w:b/>
+        <w:t xml:space="preserve">. Al leer sus textos completos durante la extracción se comprobó que </w:t>
+      </w:r>
+      <w:r>
+        <w:rPr>
+          <w:rFonts w:ascii="Times New Roman" w:hAnsi="Times New Roman"/>
+          <w:b w:val="0"/>
+          <w:i/>
+          <w:sz w:val="22"/>
+        </w:rPr>
+        <w:t>29 de ellos salieron del corpus</w:t>
+      </w:r>
+      <w:r>
+        <w:rPr>
+          <w:rFonts w:ascii="Times New Roman" w:hAnsi="Times New Roman"/>
+          <w:b w:val="0"/>
           <w:i w:val="0"/>
           <w:sz w:val="22"/>
         </w:rPr>
-        <w:t>233 informes pasaron a texto completo</w:t>
-      </w:r>
-      <w:r>
-        <w:rPr>
-          <w:rFonts w:ascii="Times New Roman" w:hAnsi="Times New Roman"/>
-          <w:b w:val="0"/>
-          <w:i w:val="0"/>
-          <w:sz w:val="22"/>
-        </w:rPr>
-        <w:t xml:space="preserve">. Al agrupar los informes por estudio, esos 233 corresponden a </w:t>
-      </w:r>
-      <w:r>
-        <w:rPr>
-          <w:rFonts w:ascii="Times New Roman" w:hAnsi="Times New Roman"/>
-          <w:b/>
-          <w:i w:val="0"/>
-          <w:sz w:val="22"/>
-        </w:rPr>
-        <w:t>184 estudios evaluados para elegibilidad</w:t>
-      </w:r>
-      <w:r>
-        <w:rPr>
-          <w:rFonts w:ascii="Times New Roman" w:hAnsi="Times New Roman"/>
-          <w:b w:val="0"/>
-          <w:i w:val="0"/>
-          <w:sz w:val="22"/>
-        </w:rPr>
-        <w:t xml:space="preserve">. Al leer sus textos completos durante la extracción se comprobó que </w:t>
-      </w:r>
-      <w:r>
-        <w:rPr>
-          <w:rFonts w:ascii="Times New Roman" w:hAnsi="Times New Roman"/>
-          <w:b/>
-          <w:i w:val="0"/>
-          <w:sz w:val="22"/>
-        </w:rPr>
-        <w:t>29 de ellos salieron del corpus</w:t>
-      </w:r>
-      <w:r>
-        <w:rPr>
-          <w:rFonts w:ascii="Times New Roman" w:hAnsi="Times New Roman"/>
-          <w:b w:val="0"/>
-          <w:i w:val="0"/>
-          <w:sz w:val="22"/>
-        </w:rPr>
         <w:t xml:space="preserve">, y se excluyeron; el apartado siguiente los detalla. El cuerpo de evidencia queda en </w:t>
       </w:r>
       <w:r>
         <w:rPr>
           <w:rFonts w:ascii="Times New Roman" w:hAnsi="Times New Roman"/>
-          <w:b/>
-          <w:i w:val="0"/>
+          <w:b w:val="0"/>
+          <w:i/>
           <w:sz w:val="22"/>
         </w:rPr>
         <w:t>155 estudios</w:t>
@@ -2123,11 +2123,29 @@
       <w:r>
         <w:rPr>
           <w:rFonts w:ascii="Times New Roman" w:hAnsi="Times New Roman"/>
-          <w:b/>
+          <w:b w:val="0"/>
+          <w:i/>
+          <w:sz w:val="22"/>
+        </w:rPr>
+        <w:t>Veinticuatro</w:t>
+      </w:r>
+      <w:r>
+        <w:rPr>
+          <w:rFonts w:ascii="Times New Roman" w:hAnsi="Times New Roman"/>
+          <w:b w:val="0"/>
           <w:i w:val="0"/>
           <w:sz w:val="22"/>
         </w:rPr>
-        <w:t>Veinticuatro</w:t>
+        <w:t xml:space="preserve"> salieron de leer su artículo. </w:t>
+      </w:r>
+      <w:r>
+        <w:rPr>
+          <w:rFonts w:ascii="Times New Roman" w:hAnsi="Times New Roman"/>
+          <w:b w:val="0"/>
+          <w:i/>
+          <w:sz w:val="22"/>
+        </w:rPr>
+        <w:t>Once</w:t>
       </w:r>
       <w:r>
         <w:rPr>
@@ -2136,16 +2154,34 @@
           <w:i w:val="0"/>
           <w:sz w:val="22"/>
         </w:rPr>
-        <w:t xml:space="preserve"> salieron de leer su artículo. </w:t>
-      </w:r>
-      <w:r>
-        <w:rPr>
-          <w:rFonts w:ascii="Times New Roman" w:hAnsi="Times New Roman"/>
-          <w:b/>
+        <w:t xml:space="preserve"> no tienen a </w:t>
+      </w:r>
+      <w:r>
+        <w:rPr>
+          <w:rFonts w:ascii="Times New Roman" w:hAnsi="Times New Roman"/>
+          <w:b w:val="0"/>
+          <w:i/>
+          <w:sz w:val="22"/>
+        </w:rPr>
+        <w:t>P. aeruginosa</w:t>
+      </w:r>
+      <w:r>
+        <w:rPr>
+          <w:rFonts w:ascii="Times New Roman" w:hAnsi="Times New Roman"/>
+          <w:b w:val="0"/>
           <w:i w:val="0"/>
           <w:sz w:val="22"/>
         </w:rPr>
-        <w:t>Once</w:t>
+        <w:t xml:space="preserve"> en ningún paciente —aparece en el espectro declarado del producto de fagos, en la introducción o en la lista de referencias—; uno de ellos no nombra microorganismo alguno. </w:t>
+      </w:r>
+      <w:r>
+        <w:rPr>
+          <w:rFonts w:ascii="Times New Roman" w:hAnsi="Times New Roman"/>
+          <w:b w:val="0"/>
+          <w:i/>
+          <w:sz w:val="22"/>
+        </w:rPr>
+        <w:t>Cuatro</w:t>
       </w:r>
       <w:r>
         <w:rPr>
@@ -2154,7 +2190,7 @@
           <w:i w:val="0"/>
           <w:sz w:val="22"/>
         </w:rPr>
-        <w:t xml:space="preserve"> no tienen a </w:t>
+        <w:t xml:space="preserve"> son protocolos de estudio: describen lo que se hará y no reportan desenlaces. </w:t>
       </w:r>
       <w:r>
         <w:rPr>
@@ -2163,7 +2199,7 @@
           <w:i/>
           <w:sz w:val="22"/>
         </w:rPr>
-        <w:t>P. aeruginosa</w:t>
+        <w:t>Tres</w:t>
       </w:r>
       <w:r>
         <w:rPr>
@@ -2172,16 +2208,34 @@
           <w:i w:val="0"/>
           <w:sz w:val="22"/>
         </w:rPr>
-        <w:t xml:space="preserve"> en ningún paciente —aparece en el espectro declarado del producto de fagos, en la introducción o en la lista de referencias—; uno de ellos no nombra microorganismo alguno. </w:t>
-      </w:r>
-      <w:r>
-        <w:rPr>
-          <w:rFonts w:ascii="Times New Roman" w:hAnsi="Times New Roman"/>
-          <w:b/>
+        <w:t xml:space="preserve"> no tienen pacientes: un modelo murino de neumonía asociada a ventilación, un modelo </w:t>
+      </w:r>
+      <w:r>
+        <w:rPr>
+          <w:rFonts w:ascii="Times New Roman" w:hAnsi="Times New Roman"/>
+          <w:b w:val="0"/>
+          <w:i/>
+          <w:sz w:val="22"/>
+        </w:rPr>
+        <w:t>in vitro</w:t>
+      </w:r>
+      <w:r>
+        <w:rPr>
+          <w:rFonts w:ascii="Times New Roman" w:hAnsi="Times New Roman"/>
+          <w:b w:val="0"/>
           <w:i w:val="0"/>
           <w:sz w:val="22"/>
         </w:rPr>
-        <w:t>Cuatro</w:t>
+        <w:t xml:space="preserve"> de fibra hueca y un artículo de métodos sobre la preparación de fagos en el laboratorio. </w:t>
+      </w:r>
+      <w:r>
+        <w:rPr>
+          <w:rFonts w:ascii="Times New Roman" w:hAnsi="Times New Roman"/>
+          <w:b w:val="0"/>
+          <w:i/>
+          <w:sz w:val="22"/>
+        </w:rPr>
+        <w:t>Dos</w:t>
       </w:r>
       <w:r>
         <w:rPr>
@@ -2190,85 +2244,31 @@
           <w:i w:val="0"/>
           <w:sz w:val="22"/>
         </w:rPr>
-        <w:t xml:space="preserve"> son protocolos de estudio: describen lo que se hará y no reportan desenlaces. </w:t>
-      </w:r>
-      <w:r>
-        <w:rPr>
-          <w:rFonts w:ascii="Times New Roman" w:hAnsi="Times New Roman"/>
-          <w:b/>
+        <w:t xml:space="preserve"> administran algo que no es un bacteriófago: una endolisina y un producto que dice inducir los fagos nativos del propio paciente. </w:t>
+      </w:r>
+      <w:r>
+        <w:rPr>
+          <w:rFonts w:ascii="Times New Roman" w:hAnsi="Times New Roman"/>
+          <w:b w:val="0"/>
+          <w:i/>
+          <w:sz w:val="22"/>
+        </w:rPr>
+        <w:t>Dos</w:t>
+      </w:r>
+      <w:r>
+        <w:rPr>
+          <w:rFonts w:ascii="Times New Roman" w:hAnsi="Times New Roman"/>
+          <w:b w:val="0"/>
           <w:i w:val="0"/>
           <w:sz w:val="22"/>
         </w:rPr>
-        <w:t>Tres</w:t>
-      </w:r>
-      <w:r>
-        <w:rPr>
-          <w:rFonts w:ascii="Times New Roman" w:hAnsi="Times New Roman"/>
-          <w:b w:val="0"/>
-          <w:i w:val="0"/>
-          <w:sz w:val="22"/>
-        </w:rPr>
-        <w:t xml:space="preserve"> no tienen pacientes: un modelo murino de neumonía asociada a ventilación, un modelo </w:t>
+        <w:t xml:space="preserve"> no evalúan fagoterapia en pacientes: en uno el fago solo se menciona como opción no disponible y nunca se administró, y el otro es un artículo de cirugía reconstructiva donde la fagoterapia aparece una sola vez, en una celda de tabla. </w:t>
       </w:r>
       <w:r>
         <w:rPr>
           <w:rFonts w:ascii="Times New Roman" w:hAnsi="Times New Roman"/>
           <w:b w:val="0"/>
           <w:i/>
-          <w:sz w:val="22"/>
-        </w:rPr>
-        <w:t>in vitro</w:t>
-      </w:r>
-      <w:r>
-        <w:rPr>
-          <w:rFonts w:ascii="Times New Roman" w:hAnsi="Times New Roman"/>
-          <w:b w:val="0"/>
-          <w:i w:val="0"/>
-          <w:sz w:val="22"/>
-        </w:rPr>
-        <w:t xml:space="preserve"> de fibra hueca y un artículo de métodos sobre la preparación de fagos en el laboratorio. </w:t>
-      </w:r>
-      <w:r>
-        <w:rPr>
-          <w:rFonts w:ascii="Times New Roman" w:hAnsi="Times New Roman"/>
-          <w:b/>
-          <w:i w:val="0"/>
-          <w:sz w:val="22"/>
-        </w:rPr>
-        <w:t>Dos</w:t>
-      </w:r>
-      <w:r>
-        <w:rPr>
-          <w:rFonts w:ascii="Times New Roman" w:hAnsi="Times New Roman"/>
-          <w:b w:val="0"/>
-          <w:i w:val="0"/>
-          <w:sz w:val="22"/>
-        </w:rPr>
-        <w:t xml:space="preserve"> administran algo que no es un bacteriófago: una endolisina y un producto que dice inducir los fagos nativos del propio paciente. </w:t>
-      </w:r>
-      <w:r>
-        <w:rPr>
-          <w:rFonts w:ascii="Times New Roman" w:hAnsi="Times New Roman"/>
-          <w:b/>
-          <w:i w:val="0"/>
-          <w:sz w:val="22"/>
-        </w:rPr>
-        <w:t>Dos</w:t>
-      </w:r>
-      <w:r>
-        <w:rPr>
-          <w:rFonts w:ascii="Times New Roman" w:hAnsi="Times New Roman"/>
-          <w:b w:val="0"/>
-          <w:i w:val="0"/>
-          <w:sz w:val="22"/>
-        </w:rPr>
-        <w:t xml:space="preserve"> no evalúan fagoterapia en pacientes: en uno el fago solo se menciona como opción no disponible y nunca se administró, y el otro es un artículo de cirugía reconstructiva donde la fagoterapia aparece una sola vez, en una celda de tabla. </w:t>
-      </w:r>
-      <w:r>
-        <w:rPr>
-          <w:rFonts w:ascii="Times New Roman" w:hAnsi="Times New Roman"/>
-          <w:b/>
-          <w:i w:val="0"/>
           <w:sz w:val="22"/>
         </w:rPr>
         <w:t>Dos</w:t>
@@ -2299,11 +2299,29 @@
       <w:r>
         <w:rPr>
           <w:rFonts w:ascii="Times New Roman" w:hAnsi="Times New Roman"/>
-          <w:b/>
+          <w:b w:val="0"/>
+          <w:i/>
+          <w:sz w:val="22"/>
+        </w:rPr>
+        <w:t>cuatro restantes</w:t>
+      </w:r>
+      <w:r>
+        <w:rPr>
+          <w:rFonts w:ascii="Times New Roman" w:hAnsi="Times New Roman"/>
+          <w:b w:val="0"/>
           <w:i w:val="0"/>
           <w:sz w:val="22"/>
         </w:rPr>
-        <w:t>cuatro restantes</w:t>
+        <w:t xml:space="preserve"> salieron por </w:t>
+      </w:r>
+      <w:r>
+        <w:rPr>
+          <w:rFonts w:ascii="Times New Roman" w:hAnsi="Times New Roman"/>
+          <w:b w:val="0"/>
+          <w:i/>
+          <w:sz w:val="22"/>
+        </w:rPr>
+        <w:t>idioma</w:t>
       </w:r>
       <w:r>
         <w:rPr>
@@ -2312,31 +2330,13 @@
           <w:i w:val="0"/>
           <w:sz w:val="22"/>
         </w:rPr>
-        <w:t xml:space="preserve"> salieron por </w:t>
-      </w:r>
-      <w:r>
-        <w:rPr>
-          <w:rFonts w:ascii="Times New Roman" w:hAnsi="Times New Roman"/>
-          <w:b/>
-          <w:i w:val="0"/>
-          <w:sz w:val="22"/>
-        </w:rPr>
-        <w:t>idioma</w:t>
-      </w:r>
-      <w:r>
-        <w:rPr>
-          <w:rFonts w:ascii="Times New Roman" w:hAnsi="Times New Roman"/>
-          <w:b w:val="0"/>
-          <w:i w:val="0"/>
-          <w:sz w:val="22"/>
-        </w:rPr>
         <w:t xml:space="preserve">, y se detectaron de otro modo. Los cuatro se publicaron en la misma revista rusa, y el criterio de la sección 2.5 los había conservado por una premisa que resultó falsa: que esa revista edita una versión íntegra en inglés. No la edita. Medido sobre la página del editor y </w:t>
       </w:r>
       <w:r>
         <w:rPr>
           <w:rFonts w:ascii="Times New Roman" w:hAnsi="Times New Roman"/>
-          <w:b/>
-          <w:i w:val="0"/>
+          <w:b w:val="0"/>
+          <w:i/>
           <w:sz w:val="22"/>
         </w:rPr>
         <w:t>sin traducción automática</w:t>
@@ -2421,26 +2421,26 @@
       <w:r>
         <w:rPr>
           <w:rFonts w:ascii="Times New Roman" w:hAnsi="Times New Roman"/>
-          <w:b/>
+          <w:b w:val="0"/>
+          <w:i/>
+          <w:sz w:val="22"/>
+        </w:rPr>
+        <w:t>resumen indexado</w:t>
+      </w:r>
+      <w:r>
+        <w:rPr>
+          <w:rFonts w:ascii="Times New Roman" w:hAnsi="Times New Roman"/>
+          <w:b w:val="0"/>
           <w:i w:val="0"/>
           <w:sz w:val="22"/>
         </w:rPr>
-        <w:t>resumen indexado</w:t>
-      </w:r>
-      <w:r>
-        <w:rPr>
-          <w:rFonts w:ascii="Times New Roman" w:hAnsi="Times New Roman"/>
-          <w:b w:val="0"/>
-          <w:i w:val="0"/>
-          <w:sz w:val="22"/>
-        </w:rPr>
         <w:t xml:space="preserve">, pero su clase de evidencia más fuerte se llamaba «texto probado». Para un estudio sin texto completo recuperado eso afirma más de lo comprobado, y son </w:t>
       </w:r>
       <w:r>
         <w:rPr>
           <w:rFonts w:ascii="Times New Roman" w:hAnsi="Times New Roman"/>
-          <w:b/>
-          <w:i w:val="0"/>
+          <w:b w:val="0"/>
+          <w:i/>
           <w:sz w:val="22"/>
         </w:rPr>
         <w:t>29 de los 95 estudios extraíbles</w:t>
@@ -2489,26 +2489,26 @@
       <w:r>
         <w:rPr>
           <w:rFonts w:ascii="Times New Roman" w:hAnsi="Times New Roman"/>
-          <w:b/>
+          <w:b w:val="0"/>
+          <w:i/>
+          <w:sz w:val="22"/>
+        </w:rPr>
+        <w:t>se parecen mucho</w:t>
+      </w:r>
+      <w:r>
+        <w:rPr>
+          <w:rFonts w:ascii="Times New Roman" w:hAnsi="Times New Roman"/>
+          <w:b w:val="0"/>
           <w:i w:val="0"/>
           <w:sz w:val="22"/>
         </w:rPr>
-        <w:t>se parecen mucho</w:t>
-      </w:r>
-      <w:r>
-        <w:rPr>
-          <w:rFonts w:ascii="Times New Roman" w:hAnsi="Times New Roman"/>
-          <w:b w:val="0"/>
-          <w:i w:val="0"/>
-          <w:sz w:val="22"/>
-        </w:rPr>
         <w:t xml:space="preserve"> a un resumen elegible; distinguirlos exige abrir el artículo. La sección 2.4 declara que los registros que el modelo excluyó no los releyó ningún humano. Estos 22 son la otra cara de esa limitación, y son el </w:t>
       </w:r>
       <w:r>
         <w:rPr>
           <w:rFonts w:ascii="Times New Roman" w:hAnsi="Times New Roman"/>
-          <w:b/>
-          <w:i w:val="0"/>
+          <w:b w:val="0"/>
+          <w:i/>
           <w:sz w:val="22"/>
         </w:rPr>
         <w:t>23,7 %</w:t>
@@ -2539,26 +2539,26 @@
       <w:r>
         <w:rPr>
           <w:rFonts w:ascii="Times New Roman" w:hAnsi="Times New Roman"/>
-          <w:b/>
+          <w:b w:val="0"/>
+          <w:i/>
+          <w:sz w:val="22"/>
+        </w:rPr>
+        <w:t>95 tienen publicación recuperable</w:t>
+      </w:r>
+      <w:r>
+        <w:rPr>
+          <w:rFonts w:ascii="Times New Roman" w:hAnsi="Times New Roman"/>
+          <w:b w:val="0"/>
           <w:i w:val="0"/>
           <w:sz w:val="22"/>
         </w:rPr>
-        <w:t>95 tienen publicación recuperable</w:t>
-      </w:r>
-      <w:r>
-        <w:rPr>
-          <w:rFonts w:ascii="Times New Roman" w:hAnsi="Times New Roman"/>
-          <w:b w:val="0"/>
-          <w:i w:val="0"/>
-          <w:sz w:val="22"/>
-        </w:rPr>
         <w:t xml:space="preserve">: 92 artículos y 3 que solo existen como resumen de congreso. Los </w:t>
       </w:r>
       <w:r>
         <w:rPr>
           <w:rFonts w:ascii="Times New Roman" w:hAnsi="Times New Roman"/>
-          <w:b/>
-          <w:i w:val="0"/>
+          <w:b w:val="0"/>
+          <w:i/>
           <w:sz w:val="22"/>
         </w:rPr>
         <w:t>60 restantes son únicamente fichas de registro de ensayo</w:t>
@@ -2589,8 +2589,8 @@
       <w:r>
         <w:rPr>
           <w:rFonts w:ascii="Times New Roman" w:hAnsi="Times New Roman"/>
-          <w:b/>
-          <w:i w:val="0"/>
+          <w:b w:val="0"/>
+          <w:i/>
           <w:sz w:val="22"/>
         </w:rPr>
         <w:t>idioma no admitido (35)</w:t>
@@ -2635,26 +2635,26 @@
       <w:r>
         <w:rPr>
           <w:rFonts w:ascii="Times New Roman" w:hAnsi="Times New Roman"/>
-          <w:b/>
+          <w:b w:val="0"/>
+          <w:i/>
+          <w:sz w:val="22"/>
+        </w:rPr>
+        <w:t>71 de los 95 estudios recuperables (74,7 %)</w:t>
+      </w:r>
+      <w:r>
+        <w:rPr>
+          <w:rFonts w:ascii="Times New Roman" w:hAnsi="Times New Roman"/>
+          <w:b w:val="0"/>
           <w:i w:val="0"/>
           <w:sz w:val="22"/>
         </w:rPr>
-        <w:t>71 de los 95 estudios recuperables (74,7 %)</w:t>
-      </w:r>
-      <w:r>
-        <w:rPr>
-          <w:rFonts w:ascii="Times New Roman" w:hAnsi="Times New Roman"/>
-          <w:b w:val="0"/>
-          <w:i w:val="0"/>
-          <w:sz w:val="22"/>
-        </w:rPr>
         <w:t xml:space="preserve"> por vías de acceso abierto legítimas. Los 24 restantes siguen sin obtenerse. Su disponibilidad se recomprobó el 2 de septiembre de 2026 contra tres índices independientes —Europe PMC, OpenAlex y Semantic Scholar—, y </w:t>
       </w:r>
       <w:r>
         <w:rPr>
           <w:rFonts w:ascii="Times New Roman" w:hAnsi="Times New Roman"/>
-          <w:b/>
-          <w:i w:val="0"/>
+          <w:b w:val="0"/>
+          <w:i/>
           <w:sz w:val="22"/>
         </w:rPr>
         <w:t>ninguno de los 24 tiene hoy una copia de acceso abierto</w:t>
@@ -2685,26 +2685,26 @@
       <w:r>
         <w:rPr>
           <w:rFonts w:ascii="Times New Roman" w:hAnsi="Times New Roman"/>
-          <w:b/>
+          <w:b w:val="0"/>
+          <w:i/>
+          <w:sz w:val="22"/>
+        </w:rPr>
+        <w:t>no es una muestra aleatoria del conjunto</w:t>
+      </w:r>
+      <w:r>
+        <w:rPr>
+          <w:rFonts w:ascii="Times New Roman" w:hAnsi="Times New Roman"/>
+          <w:b w:val="0"/>
           <w:i w:val="0"/>
           <w:sz w:val="22"/>
         </w:rPr>
-        <w:t>no es una muestra aleatoria del conjunto</w:t>
-      </w:r>
-      <w:r>
-        <w:rPr>
-          <w:rFonts w:ascii="Times New Roman" w:hAnsi="Times New Roman"/>
-          <w:b w:val="0"/>
-          <w:i w:val="0"/>
-          <w:sz w:val="22"/>
-        </w:rPr>
         <w:t xml:space="preserve"> (Tabla 3). Contiene 6 de los 11 estudios comparativos, el </w:t>
       </w:r>
       <w:r>
         <w:rPr>
           <w:rFonts w:ascii="Times New Roman" w:hAnsi="Times New Roman"/>
-          <w:b/>
-          <w:i w:val="0"/>
+          <w:b w:val="0"/>
+          <w:i/>
           <w:sz w:val="22"/>
         </w:rPr>
         <w:t>54,5 %</w:t>
@@ -2763,26 +2763,26 @@
       <w:r>
         <w:rPr>
           <w:rFonts w:ascii="Times New Roman" w:hAnsi="Times New Roman"/>
-          <w:b/>
+          <w:b w:val="0"/>
+          <w:i/>
+          <w:sz w:val="22"/>
+        </w:rPr>
+        <w:t>2016 y 2026</w:t>
+      </w:r>
+      <w:r>
+        <w:rPr>
+          <w:rFonts w:ascii="Times New Roman" w:hAnsi="Times New Roman"/>
+          <w:b w:val="0"/>
           <w:i w:val="0"/>
           <w:sz w:val="22"/>
         </w:rPr>
-        <w:t>2016 y 2026</w:t>
-      </w:r>
-      <w:r>
-        <w:rPr>
-          <w:rFonts w:ascii="Times New Roman" w:hAnsi="Times New Roman"/>
-          <w:b w:val="0"/>
-          <w:i w:val="0"/>
-          <w:sz w:val="22"/>
-        </w:rPr>
         <w:t xml:space="preserve">, y el </w:t>
       </w:r>
       <w:r>
         <w:rPr>
           <w:rFonts w:ascii="Times New Roman" w:hAnsi="Times New Roman"/>
-          <w:b/>
-          <w:i w:val="0"/>
+          <w:b w:val="0"/>
+          <w:i/>
           <w:sz w:val="22"/>
         </w:rPr>
         <w:t>80,0 %</w:t>
@@ -2813,26 +2813,26 @@
       <w:r>
         <w:rPr>
           <w:rFonts w:ascii="Times New Roman" w:hAnsi="Times New Roman"/>
-          <w:b/>
+          <w:b w:val="0"/>
+          <w:i/>
+          <w:sz w:val="22"/>
+        </w:rPr>
+        <w:t>42 reportes de caso único (44,2 %)</w:t>
+      </w:r>
+      <w:r>
+        <w:rPr>
+          <w:rFonts w:ascii="Times New Roman" w:hAnsi="Times New Roman"/>
+          <w:b w:val="0"/>
           <w:i w:val="0"/>
           <w:sz w:val="22"/>
         </w:rPr>
-        <w:t>42 reportes de caso único (44,2 %)</w:t>
-      </w:r>
-      <w:r>
-        <w:rPr>
-          <w:rFonts w:ascii="Times New Roman" w:hAnsi="Times New Roman"/>
-          <w:b w:val="0"/>
-          <w:i w:val="0"/>
-          <w:sz w:val="22"/>
-        </w:rPr>
         <w:t xml:space="preserve">, 18 series de casos, 13 cohortes prospectivas, 7 ensayos aleatorizados, 4 ensayos no aleatorizados y 3 cohortes retrospectivas. Otros 8 no declaran su diseño de forma reconocible en el resumen. Los comparativos suman </w:t>
       </w:r>
       <w:r>
         <w:rPr>
           <w:rFonts w:ascii="Times New Roman" w:hAnsi="Times New Roman"/>
-          <w:b/>
-          <w:i w:val="0"/>
+          <w:b w:val="0"/>
+          <w:i/>
           <w:sz w:val="22"/>
         </w:rPr>
         <w:t>11 estudios, el 11,6 %</w:t>
@@ -2907,26 +2907,26 @@
       <w:r>
         <w:rPr>
           <w:rFonts w:ascii="Times New Roman" w:hAnsi="Times New Roman"/>
-          <w:b/>
+          <w:b w:val="0"/>
+          <w:i/>
+          <w:sz w:val="22"/>
+        </w:rPr>
+        <w:t>clase de resistencia</w:t>
+      </w:r>
+      <w:r>
+        <w:rPr>
+          <w:rFonts w:ascii="Times New Roman" w:hAnsi="Times New Roman"/>
+          <w:b w:val="0"/>
           <w:i w:val="0"/>
           <w:sz w:val="22"/>
         </w:rPr>
-        <w:t>clase de resistencia</w:t>
-      </w:r>
-      <w:r>
-        <w:rPr>
-          <w:rFonts w:ascii="Times New Roman" w:hAnsi="Times New Roman"/>
-          <w:b w:val="0"/>
-          <w:i w:val="0"/>
-          <w:sz w:val="22"/>
-        </w:rPr>
         <w:t xml:space="preserve"> (MDR, XDR o PDR) no puede asignarse en el </w:t>
       </w:r>
       <w:r>
         <w:rPr>
           <w:rFonts w:ascii="Times New Roman" w:hAnsi="Times New Roman"/>
-          <w:b/>
-          <w:i w:val="0"/>
+          <w:b w:val="0"/>
+          <w:i/>
           <w:sz w:val="22"/>
         </w:rPr>
         <w:t>75,8 %</w:t>
@@ -2959,26 +2959,26 @@
       <w:r>
         <w:rPr>
           <w:rFonts w:ascii="Times New Roman" w:hAnsi="Times New Roman"/>
-          <w:b/>
+          <w:b w:val="0"/>
+          <w:i/>
+          <w:sz w:val="22"/>
+        </w:rPr>
+        <w:t>vía de administración</w:t>
+      </w:r>
+      <w:r>
+        <w:rPr>
+          <w:rFonts w:ascii="Times New Roman" w:hAnsi="Times New Roman"/>
+          <w:b w:val="0"/>
           <w:i w:val="0"/>
           <w:sz w:val="22"/>
         </w:rPr>
-        <w:t>vía de administración</w:t>
-      </w:r>
-      <w:r>
-        <w:rPr>
-          <w:rFonts w:ascii="Times New Roman" w:hAnsi="Times New Roman"/>
-          <w:b w:val="0"/>
-          <w:i w:val="0"/>
-          <w:sz w:val="22"/>
-        </w:rPr>
         <w:t xml:space="preserve"> no consta en el </w:t>
       </w:r>
       <w:r>
         <w:rPr>
           <w:rFonts w:ascii="Times New Roman" w:hAnsi="Times New Roman"/>
-          <w:b/>
-          <w:i w:val="0"/>
+          <w:b w:val="0"/>
+          <w:i/>
           <w:sz w:val="22"/>
         </w:rPr>
         <w:t>52,6 %</w:t>
@@ -3011,11 +3011,29 @@
       <w:r>
         <w:rPr>
           <w:rFonts w:ascii="Times New Roman" w:hAnsi="Times New Roman"/>
-          <w:b/>
+          <w:b w:val="0"/>
+          <w:i/>
+          <w:sz w:val="22"/>
+        </w:rPr>
+        <w:t>ámbito de patógeno</w:t>
+      </w:r>
+      <w:r>
+        <w:rPr>
+          <w:rFonts w:ascii="Times New Roman" w:hAnsi="Times New Roman"/>
+          <w:b w:val="0"/>
           <w:i w:val="0"/>
           <w:sz w:val="22"/>
         </w:rPr>
-        <w:t>ámbito de patógeno</w:t>
+        <w:t xml:space="preserve">, esto es, si el estudio trata solo </w:t>
+      </w:r>
+      <w:r>
+        <w:rPr>
+          <w:rFonts w:ascii="Times New Roman" w:hAnsi="Times New Roman"/>
+          <w:b w:val="0"/>
+          <w:i/>
+          <w:sz w:val="22"/>
+        </w:rPr>
+        <w:t>P. aeruginosa</w:t>
       </w:r>
       <w:r>
         <w:rPr>
@@ -3024,31 +3042,13 @@
           <w:i w:val="0"/>
           <w:sz w:val="22"/>
         </w:rPr>
-        <w:t xml:space="preserve">, esto es, si el estudio trata solo </w:t>
+        <w:t xml:space="preserve"> o es mixto con subgrupo separable, no consta en el </w:t>
       </w:r>
       <w:r>
         <w:rPr>
           <w:rFonts w:ascii="Times New Roman" w:hAnsi="Times New Roman"/>
           <w:b w:val="0"/>
           <w:i/>
-          <w:sz w:val="22"/>
-        </w:rPr>
-        <w:t>P. aeruginosa</w:t>
-      </w:r>
-      <w:r>
-        <w:rPr>
-          <w:rFonts w:ascii="Times New Roman" w:hAnsi="Times New Roman"/>
-          <w:b w:val="0"/>
-          <w:i w:val="0"/>
-          <w:sz w:val="22"/>
-        </w:rPr>
-        <w:t xml:space="preserve"> o es mixto con subgrupo separable, no consta en el </w:t>
-      </w:r>
-      <w:r>
-        <w:rPr>
-          <w:rFonts w:ascii="Times New Roman" w:hAnsi="Times New Roman"/>
-          <w:b/>
-          <w:i w:val="0"/>
           <w:sz w:val="22"/>
         </w:rPr>
         <w:t>38,9 %</w:t>
@@ -3081,11 +3081,29 @@
       <w:r>
         <w:rPr>
           <w:rFonts w:ascii="Times New Roman" w:hAnsi="Times New Roman"/>
-          <w:b/>
+          <w:b w:val="0"/>
+          <w:i/>
+          <w:sz w:val="22"/>
+        </w:rPr>
+        <w:t>DTR</w:t>
+      </w:r>
+      <w:r>
+        <w:rPr>
+          <w:rFonts w:ascii="Times New Roman" w:hAnsi="Times New Roman"/>
+          <w:b w:val="0"/>
           <w:i w:val="0"/>
           <w:sz w:val="22"/>
         </w:rPr>
-        <w:t>DTR</w:t>
+        <w:t xml:space="preserve"> (</w:t>
+      </w:r>
+      <w:r>
+        <w:rPr>
+          <w:rFonts w:ascii="Times New Roman" w:hAnsi="Times New Roman"/>
+          <w:b w:val="0"/>
+          <w:i/>
+          <w:sz w:val="22"/>
+        </w:rPr>
+        <w:t>difficult-to-treat resistance</w:t>
       </w:r>
       <w:r>
         <w:rPr>
@@ -3094,31 +3112,13 @@
           <w:i w:val="0"/>
           <w:sz w:val="22"/>
         </w:rPr>
-        <w:t xml:space="preserve"> (</w:t>
+        <w:t xml:space="preserve">) no consta en el </w:t>
       </w:r>
       <w:r>
         <w:rPr>
           <w:rFonts w:ascii="Times New Roman" w:hAnsi="Times New Roman"/>
           <w:b w:val="0"/>
           <w:i/>
-          <w:sz w:val="22"/>
-        </w:rPr>
-        <w:t>difficult-to-treat resistance</w:t>
-      </w:r>
-      <w:r>
-        <w:rPr>
-          <w:rFonts w:ascii="Times New Roman" w:hAnsi="Times New Roman"/>
-          <w:b w:val="0"/>
-          <w:i w:val="0"/>
-          <w:sz w:val="22"/>
-        </w:rPr>
-        <w:t xml:space="preserve">) no consta en el </w:t>
-      </w:r>
-      <w:r>
-        <w:rPr>
-          <w:rFonts w:ascii="Times New Roman" w:hAnsi="Times New Roman"/>
-          <w:b/>
-          <w:i w:val="0"/>
           <w:sz w:val="22"/>
         </w:rPr>
         <w:t>97,9 %</w:t>
@@ -3186,7 +3186,7 @@
           <w:i w:val="0"/>
           <w:sz w:val="22"/>
         </w:rPr>
-        <w:t>La completitud es desigual y, en el mejor de los casos, parcial. Los eventos adversos son lo que más se reporta con denominador (77,7 % de los brazos) y la emergencia de resistencia al fago lo que menos (27,2 %), pese a ser el desenlace que decide si la intervención conserva su utilidad. Esos porcentajes se calculan sobre los 103 brazos, e incluyen por tanto 24 de estudios cuyo texto completo no se ha recuperado: de un artículo que no se ha podido leer no cabe afirmar que calle. Sobre los 79 brazos legibles las cifras suben —del 77,7 % al 88,6 % en eventos adversos, del 27,2 % al 35,4 % en resistencia—, y la tabla 5 da las dos columnas para que el lector distinga el silencio de la literatura del hueco documental de esta revisión. El éxito clínico, que es el que las síntesis publicadas agregan, consta con numerador y denominador en el 68,9 % de los brazos. Dos brazos reportan un numerador mayor que su denominador —trece éxitos clínicos sobre un paciente, y cinco eventos adversos sobre cuatro—; se señalan como error de reporte y no se leen como proporciones.</w:t>
+        <w:t>La completitud es desigual y, en el mejor de los casos, parcial. Los eventos adversos son lo que más se reporta con denominador (78,6 % de los brazos) y la emergencia de resistencia al fago lo que menos (27,2 %), pese a ser el desenlace que decide si la intervención conserva su utilidad. Esos porcentajes se calculan sobre los 103 brazos, e incluyen por tanto 24 de estudios cuyo texto completo no se ha recuperado: de un artículo que no se ha podido leer no cabe afirmar que calle. Sobre los 79 brazos legibles las cifras suben —del 78,6 % al 89,9 % en eventos adversos, del 27,2 % al 35,4 % en resistencia—, y la tabla 5 da las dos columnas para que el lector distinga el silencio de la literatura del hueco documental de esta revisión. El éxito clínico, que es el que las síntesis publicadas agregan, consta con numerador y denominador en el 68,9 % de los brazos. Dos brazos reportan un numerador mayor que su denominador —trece éxitos clínicos sobre un paciente, y cinco eventos adversos sobre cuatro—; se señalan como error de reporte y no se leen como proporciones.</w:t>
       </w:r>
     </w:p>
     <w:p>
@@ -3205,8 +3205,8 @@
       <w:r>
         <w:rPr>
           <w:rFonts w:ascii="Times New Roman" w:hAnsi="Times New Roman"/>
-          <w:b/>
-          <w:i w:val="0"/>
+          <w:b w:val="0"/>
+          <w:i/>
           <w:sz w:val="22"/>
         </w:rPr>
         <w:t>En 69 de los 103 brazos (67,0 %) no consta una definición operativa de éxito clínico</w:t>
@@ -3232,16 +3232,34 @@
           <w:i w:val="0"/>
           <w:sz w:val="22"/>
         </w:rPr>
-        <w:t xml:space="preserve">El diseño tampoco consta siempre: en 19 de los 103 brazos no puede clasificarse —12 en que los dos revisores acordaron «NA» y 7 que siguen abiertos—, de modo que los recuentos por diseño son suelos sobre los 84 restantes. De esos 84, </w:t>
-      </w:r>
-      <w:r>
-        <w:rPr>
-          <w:rFonts w:ascii="Times New Roman" w:hAnsi="Times New Roman"/>
-          <w:b/>
+        <w:t xml:space="preserve">El diseño tampoco consta siempre: en 12 de los 103 brazos no puede clasificarse —12 en que los dos revisores acordaron «NA» y 7 que siguen abiertos—, de modo que los recuentos por diseño son suelos sobre los 84 restantes. De esos 91, </w:t>
+      </w:r>
+      <w:r>
+        <w:rPr>
+          <w:rFonts w:ascii="Times New Roman" w:hAnsi="Times New Roman"/>
+          <w:b w:val="0"/>
+          <w:i/>
+          <w:sz w:val="22"/>
+        </w:rPr>
+        <w:t>8 brazos son ensayos</w:t>
+      </w:r>
+      <w:r>
+        <w:rPr>
+          <w:rFonts w:ascii="Times New Roman" w:hAnsi="Times New Roman"/>
+          <w:b w:val="0"/>
           <w:i w:val="0"/>
           <w:sz w:val="22"/>
         </w:rPr>
-        <w:t>7 brazos son ensayos</w:t>
+        <w:t xml:space="preserve"> (aleatorizados o no) y </w:t>
+      </w:r>
+      <w:r>
+        <w:rPr>
+          <w:rFonts w:ascii="Times New Roman" w:hAnsi="Times New Roman"/>
+          <w:b w:val="0"/>
+          <w:i/>
+          <w:sz w:val="22"/>
+        </w:rPr>
+        <w:t>10 son cohortes</w:t>
       </w:r>
       <w:r>
         <w:rPr>
@@ -3250,25 +3268,7 @@
           <w:i w:val="0"/>
           <w:sz w:val="22"/>
         </w:rPr>
-        <w:t xml:space="preserve"> (aleatorizados o no) y </w:t>
-      </w:r>
-      <w:r>
-        <w:rPr>
-          <w:rFonts w:ascii="Times New Roman" w:hAnsi="Times New Roman"/>
-          <w:b/>
-          <w:i w:val="0"/>
-          <w:sz w:val="22"/>
-        </w:rPr>
-        <w:t>9 son cohortes</w:t>
-      </w:r>
-      <w:r>
-        <w:rPr>
-          <w:rFonts w:ascii="Times New Roman" w:hAnsi="Times New Roman"/>
-          <w:b w:val="0"/>
-          <w:i w:val="0"/>
-          <w:sz w:val="22"/>
-        </w:rPr>
-        <w:t>. La sección 3.3 y la tabla 1 llaman «comparativos» solo a los ensayos, y por eso allí la cifra es 11 estudios: cuando en esta sección se dice «comparativo» se incluyen también las cohortes, y son 16 brazos. No son el mismo conjunto.</w:t>
+        <w:t>. La sección 3.3 y la tabla 1 llaman «comparativos» solo a los ensayos, y por eso allí la cifra es 11 estudios: cuando en esta sección se dice «comparativo» se incluyen también las cohortes, y son 18 brazos. No son el mismo conjunto.</w:t>
       </w:r>
     </w:p>
     <w:p>
@@ -3287,8 +3287,8 @@
       <w:r>
         <w:rPr>
           <w:rFonts w:ascii="Times New Roman" w:hAnsi="Times New Roman"/>
-          <w:b/>
-          <w:i w:val="0"/>
+          <w:b w:val="0"/>
+          <w:i/>
           <w:sz w:val="22"/>
         </w:rPr>
         <w:t>2 brazos de los 103</w:t>
@@ -3387,8 +3387,8 @@
       <w:r>
         <w:rPr>
           <w:rFonts w:ascii="Times New Roman" w:hAnsi="Times New Roman"/>
-          <w:b/>
-          <w:i w:val="0"/>
+          <w:b w:val="0"/>
+          <w:i/>
           <w:sz w:val="22"/>
         </w:rPr>
         <w:t>No queda ninguno.</w:t>
@@ -3410,8 +3410,8 @@
       <w:r>
         <w:rPr>
           <w:rFonts w:ascii="Times New Roman" w:hAnsi="Times New Roman"/>
-          <w:b/>
-          <w:i w:val="0"/>
+          <w:b w:val="0"/>
+          <w:i/>
           <w:sz w:val="22"/>
         </w:rPr>
         <w:t>ninguno reúne a la vez las condiciones aritméticas y los criterios de elegibilidad que harían de su éxito clínico un sumando legítimo de una proporción agrupada</w:t>
@@ -3461,8 +3461,8 @@
       <w:r>
         <w:rPr>
           <w:rFonts w:ascii="Times New Roman" w:hAnsi="Times New Roman"/>
-          <w:b/>
-          <w:i w:val="0"/>
+          <w:b w:val="0"/>
+          <w:i/>
           <w:sz w:val="22"/>
         </w:rPr>
         <w:t>Denominadores.</w:t>
@@ -3484,8 +3484,8 @@
       <w:r>
         <w:rPr>
           <w:rFonts w:ascii="Times New Roman" w:hAnsi="Times New Roman"/>
-          <w:b/>
-          <w:i w:val="0"/>
+          <w:b w:val="0"/>
+          <w:i/>
           <w:sz w:val="22"/>
         </w:rPr>
         <w:t>Desenlace.</w:t>
@@ -3516,8 +3516,8 @@
       <w:r>
         <w:rPr>
           <w:rFonts w:ascii="Times New Roman" w:hAnsi="Times New Roman"/>
-          <w:b/>
-          <w:i w:val="0"/>
+          <w:b w:val="0"/>
+          <w:i/>
           <w:sz w:val="22"/>
         </w:rPr>
         <w:t>Dos de los ensayos aleatorizados de referencia no reportan una proporción binaria de éxito en absoluto</w:t>
@@ -3584,8 +3584,8 @@
       <w:r>
         <w:rPr>
           <w:rFonts w:ascii="Times New Roman" w:hAnsi="Times New Roman"/>
-          <w:b/>
-          <w:i w:val="0"/>
+          <w:b w:val="0"/>
+          <w:i/>
           <w:sz w:val="22"/>
         </w:rPr>
         <w:t>ningún resumen del corpus declara la definición de éxito clínico</w:t>
@@ -3607,8 +3607,8 @@
       <w:r>
         <w:rPr>
           <w:rFonts w:ascii="Times New Roman" w:hAnsi="Times New Roman"/>
-          <w:b/>
-          <w:i w:val="0"/>
+          <w:b w:val="0"/>
+          <w:i/>
           <w:sz w:val="22"/>
         </w:rPr>
         <w:t>Intervención.</w:t>
@@ -3639,8 +3639,8 @@
       <w:r>
         <w:rPr>
           <w:rFonts w:ascii="Times New Roman" w:hAnsi="Times New Roman"/>
-          <w:b/>
-          <w:i w:val="0"/>
+          <w:b w:val="0"/>
+          <w:i/>
           <w:sz w:val="22"/>
         </w:rPr>
         <w:t>Por estas razones no se presenta ninguna proporción agrupada de eficacia</w:t>
@@ -3690,8 +3690,8 @@
       <w:r>
         <w:rPr>
           <w:rFonts w:ascii="Times New Roman" w:hAnsi="Times New Roman"/>
-          <w:b/>
-          <w:i w:val="0"/>
+          <w:b w:val="0"/>
+          <w:i/>
           <w:sz w:val="18"/>
         </w:rPr>
         <w:t>Tabla 7.</w:t>
@@ -6072,8 +6072,8 @@
       <w:r>
         <w:rPr>
           <w:rFonts w:ascii="Times New Roman" w:hAnsi="Times New Roman"/>
-          <w:b/>
-          <w:i w:val="0"/>
+          <w:b w:val="0"/>
+          <w:i/>
           <w:sz w:val="22"/>
         </w:rPr>
         <w:t>la amplitud del cuerpo de evidencia no se traduce en capacidad de síntesis</w:t>
@@ -6151,8 +6151,8 @@
       <w:r>
         <w:rPr>
           <w:rFonts w:ascii="Times New Roman" w:hAnsi="Times New Roman"/>
-          <w:b/>
-          <w:i w:val="0"/>
+          <w:b w:val="0"/>
+          <w:i/>
           <w:sz w:val="22"/>
         </w:rPr>
         <w:t>Para la práctica clínica.</w:t>
@@ -6192,8 +6192,8 @@
       <w:r>
         <w:rPr>
           <w:rFonts w:ascii="Times New Roman" w:hAnsi="Times New Roman"/>
-          <w:b/>
-          <w:i w:val="0"/>
+          <w:b w:val="0"/>
+          <w:i/>
           <w:sz w:val="22"/>
         </w:rPr>
         <w:t>Para la investigación.</w:t>
@@ -6215,8 +6215,8 @@
       <w:r>
         <w:rPr>
           <w:rFonts w:ascii="Times New Roman" w:hAnsi="Times New Roman"/>
-          <w:b/>
-          <w:i w:val="0"/>
+          <w:b w:val="0"/>
+          <w:i/>
           <w:sz w:val="22"/>
         </w:rPr>
         <w:t>Para los registros.</w:t>
@@ -6252,8 +6252,8 @@
       <w:r>
         <w:rPr>
           <w:rFonts w:ascii="Times New Roman" w:hAnsi="Times New Roman"/>
-          <w:b/>
-          <w:i w:val="0"/>
+          <w:b w:val="0"/>
+          <w:i/>
           <w:sz w:val="22"/>
         </w:rPr>
         <w:t>Fortalezas.</w:t>
@@ -6275,11 +6275,29 @@
       <w:r>
         <w:rPr>
           <w:rFonts w:ascii="Times New Roman" w:hAnsi="Times New Roman"/>
-          <w:b/>
+          <w:b w:val="0"/>
+          <w:i/>
+          <w:sz w:val="22"/>
+        </w:rPr>
+        <w:t>Limitaciones.</w:t>
+      </w:r>
+      <w:r>
+        <w:rPr>
+          <w:rFonts w:ascii="Times New Roman" w:hAnsi="Times New Roman"/>
+          <w:b w:val="0"/>
           <w:i w:val="0"/>
           <w:sz w:val="22"/>
         </w:rPr>
-        <w:t>Limitaciones.</w:t>
+        <w:t xml:space="preserve"> Son seis y todas materiales. </w:t>
+      </w:r>
+      <w:r>
+        <w:rPr>
+          <w:rFonts w:ascii="Times New Roman" w:hAnsi="Times New Roman"/>
+          <w:b w:val="0"/>
+          <w:i/>
+          <w:sz w:val="22"/>
+        </w:rPr>
+        <w:t>Primera:</w:t>
       </w:r>
       <w:r>
         <w:rPr>
@@ -6288,16 +6306,34 @@
           <w:i w:val="0"/>
           <w:sz w:val="22"/>
         </w:rPr>
-        <w:t xml:space="preserve"> Son seis y todas materiales. </w:t>
-      </w:r>
-      <w:r>
-        <w:rPr>
-          <w:rFonts w:ascii="Times New Roman" w:hAnsi="Times New Roman"/>
-          <w:b/>
+        <w:t xml:space="preserve"> el corpus excluye un estudio por no haberse podido leer su texto completo (sección 2.9), y ese criterio, aplicado de forma consistente a los 24 restantes sin texto, vaciaría de contenido la medición del sesgo de recuperación; se declara aquí porque una exclusión que depende del acceso del revisor, y no del contenido del estudio, no es comparable con las demás. </w:t>
+      </w:r>
+      <w:r>
+        <w:rPr>
+          <w:rFonts w:ascii="Times New Roman" w:hAnsi="Times New Roman"/>
+          <w:b w:val="0"/>
+          <w:i/>
+          <w:sz w:val="22"/>
+        </w:rPr>
+        <w:t>Segunda:</w:t>
+      </w:r>
+      <w:r>
+        <w:rPr>
+          <w:rFonts w:ascii="Times New Roman" w:hAnsi="Times New Roman"/>
+          <w:b w:val="0"/>
           <w:i w:val="0"/>
           <w:sz w:val="22"/>
         </w:rPr>
-        <w:t>Primera:</w:t>
+        <w:t xml:space="preserve"> la búsqueda no interrogó Embase ni el ICTRP de la OMS, lo que reduce la cobertura de series de casos y resúmenes de congreso y deja la corriente de registros limitada a Estados Unidos y la Unión Europea. </w:t>
+      </w:r>
+      <w:r>
+        <w:rPr>
+          <w:rFonts w:ascii="Times New Roman" w:hAnsi="Times New Roman"/>
+          <w:b w:val="0"/>
+          <w:i/>
+          <w:sz w:val="22"/>
+        </w:rPr>
+        <w:t>Tercera:</w:t>
       </w:r>
       <w:r>
         <w:rPr>
@@ -6306,16 +6342,34 @@
           <w:i w:val="0"/>
           <w:sz w:val="22"/>
         </w:rPr>
-        <w:t xml:space="preserve"> el corpus excluye un estudio por no haberse podido leer su texto completo (sección 2.9), y ese criterio, aplicado de forma consistente a los 24 restantes sin texto, vaciaría de contenido la medición del sesgo de recuperación; se declara aquí porque una exclusión que depende del acceso del revisor, y no del contenido del estudio, no es comparable con las demás. </w:t>
-      </w:r>
-      <w:r>
-        <w:rPr>
-          <w:rFonts w:ascii="Times New Roman" w:hAnsi="Times New Roman"/>
-          <w:b/>
+        <w:t xml:space="preserve"> se limitó a publicaciones de 2016 a 2026, de modo que describe la producción reciente y no el campo entero. </w:t>
+      </w:r>
+      <w:r>
+        <w:rPr>
+          <w:rFonts w:ascii="Times New Roman" w:hAnsi="Times New Roman"/>
+          <w:b w:val="0"/>
+          <w:i/>
+          <w:sz w:val="22"/>
+        </w:rPr>
+        <w:t>Cuarta:</w:t>
+      </w:r>
+      <w:r>
+        <w:rPr>
+          <w:rFonts w:ascii="Times New Roman" w:hAnsi="Times New Roman"/>
+          <w:b w:val="0"/>
           <w:i w:val="0"/>
           <w:sz w:val="22"/>
         </w:rPr>
-        <w:t>Segunda:</w:t>
+        <w:t xml:space="preserve"> este informe describe la completitud con que se reportan los desenlaces (sección 3.5), pero no presenta estimaciones de eficacia ni certeza GRADE (sección 2.7): es una caracterización del cuerpo de evidencia, no una síntesis de sus resultados. El riesgo de sesgo se evalúa solo en los estudios comparativos con texto completo, a nivel de dominio y por consenso, de modo que hereda el sesgo de recuperación y no admite medida de concordancia entre revisores. </w:t>
+      </w:r>
+      <w:r>
+        <w:rPr>
+          <w:rFonts w:ascii="Times New Roman" w:hAnsi="Times New Roman"/>
+          <w:b w:val="0"/>
+          <w:i/>
+          <w:sz w:val="22"/>
+        </w:rPr>
+        <w:t>Quinta:</w:t>
       </w:r>
       <w:r>
         <w:rPr>
@@ -6324,67 +6378,13 @@
           <w:i w:val="0"/>
           <w:sz w:val="22"/>
         </w:rPr>
-        <w:t xml:space="preserve"> la búsqueda no interrogó Embase ni el ICTRP de la OMS, lo que reduce la cobertura de series de casos y resúmenes de congreso y deja la corriente de registros limitada a Estados Unidos y la Unión Europea. </w:t>
-      </w:r>
-      <w:r>
-        <w:rPr>
-          <w:rFonts w:ascii="Times New Roman" w:hAnsi="Times New Roman"/>
-          <w:b/>
-          <w:i w:val="0"/>
-          <w:sz w:val="22"/>
-        </w:rPr>
-        <w:t>Tercera:</w:t>
-      </w:r>
-      <w:r>
-        <w:rPr>
-          <w:rFonts w:ascii="Times New Roman" w:hAnsi="Times New Roman"/>
-          <w:b w:val="0"/>
-          <w:i w:val="0"/>
-          <w:sz w:val="22"/>
-        </w:rPr>
-        <w:t xml:space="preserve"> se limitó a publicaciones de 2016 a 2026, de modo que describe la producción reciente y no el campo entero. </w:t>
-      </w:r>
-      <w:r>
-        <w:rPr>
-          <w:rFonts w:ascii="Times New Roman" w:hAnsi="Times New Roman"/>
-          <w:b/>
-          <w:i w:val="0"/>
-          <w:sz w:val="22"/>
-        </w:rPr>
-        <w:t>Cuarta:</w:t>
-      </w:r>
-      <w:r>
-        <w:rPr>
-          <w:rFonts w:ascii="Times New Roman" w:hAnsi="Times New Roman"/>
-          <w:b w:val="0"/>
-          <w:i w:val="0"/>
-          <w:sz w:val="22"/>
-        </w:rPr>
-        <w:t xml:space="preserve"> este informe describe la completitud con que se reportan los desenlaces (sección 3.5), pero no presenta estimaciones de eficacia ni certeza GRADE (sección 2.7): es una caracterización del cuerpo de evidencia, no una síntesis de sus resultados. El riesgo de sesgo se evalúa solo en los estudios comparativos con texto completo, a nivel de dominio y por consenso, de modo que hereda el sesgo de recuperación y no admite medida de concordancia entre revisores. </w:t>
-      </w:r>
-      <w:r>
-        <w:rPr>
-          <w:rFonts w:ascii="Times New Roman" w:hAnsi="Times New Roman"/>
-          <w:b/>
-          <w:i w:val="0"/>
-          <w:sz w:val="22"/>
-        </w:rPr>
-        <w:t>Quinta:</w:t>
-      </w:r>
-      <w:r>
-        <w:rPr>
-          <w:rFonts w:ascii="Times New Roman" w:hAnsi="Times New Roman"/>
-          <w:b w:val="0"/>
-          <w:i w:val="0"/>
-          <w:sz w:val="22"/>
-        </w:rPr>
         <w:t xml:space="preserve"> el texto completo se obtuvo para el 74,7 % de los estudios recuperables, y la fracción faltante está enriquecida en diseños comparativos, de manera que lo descrito subrepresenta la parte comparativa del campo. </w:t>
       </w:r>
       <w:r>
         <w:rPr>
           <w:rFonts w:ascii="Times New Roman" w:hAnsi="Times New Roman"/>
-          <w:b/>
-          <w:i w:val="0"/>
+          <w:b w:val="0"/>
+          <w:i/>
           <w:sz w:val="22"/>
         </w:rPr>
         <w:t>Sexta:</w:t>
@@ -6466,8 +6466,8 @@
       <w:r>
         <w:rPr>
           <w:rFonts w:ascii="Times New Roman" w:hAnsi="Times New Roman"/>
-          <w:b/>
-          <w:i w:val="0"/>
+          <w:b w:val="0"/>
+          <w:i/>
           <w:sz w:val="22"/>
         </w:rPr>
         <w:t>Financiación.</w:t>
@@ -6489,8 +6489,8 @@
       <w:r>
         <w:rPr>
           <w:rFonts w:ascii="Times New Roman" w:hAnsi="Times New Roman"/>
-          <w:b/>
-          <w:i w:val="0"/>
+          <w:b w:val="0"/>
+          <w:i/>
           <w:sz w:val="22"/>
         </w:rPr>
         <w:t>Aprobación ética y consentimiento.</w:t>
@@ -6512,8 +6512,8 @@
       <w:r>
         <w:rPr>
           <w:rFonts w:ascii="Times New Roman" w:hAnsi="Times New Roman"/>
-          <w:b/>
-          <w:i w:val="0"/>
+          <w:b w:val="0"/>
+          <w:i/>
           <w:sz w:val="22"/>
         </w:rPr>
         <w:t>Conflictos de interés.</w:t>
@@ -6535,11 +6535,29 @@
       <w:r>
         <w:rPr>
           <w:rFonts w:ascii="Times New Roman" w:hAnsi="Times New Roman"/>
-          <w:b/>
+          <w:b w:val="0"/>
+          <w:i/>
+          <w:sz w:val="22"/>
+        </w:rPr>
+        <w:t>Contribución de los autores (CRediT).</w:t>
+      </w:r>
+      <w:r>
+        <w:rPr>
+          <w:rFonts w:ascii="Times New Roman" w:hAnsi="Times New Roman"/>
+          <w:b w:val="0"/>
           <w:i w:val="0"/>
           <w:sz w:val="22"/>
         </w:rPr>
-        <w:t>Contribución de los autores (CRediT).</w:t>
+        <w:t xml:space="preserve"> </w:t>
+      </w:r>
+      <w:r>
+        <w:rPr>
+          <w:rFonts w:ascii="Times New Roman" w:hAnsi="Times New Roman"/>
+          <w:b w:val="0"/>
+          <w:i/>
+          <w:sz w:val="22"/>
+        </w:rPr>
+        <w:t>D. Valdiviezo:</w:t>
       </w:r>
       <w:r>
         <w:rPr>
@@ -6548,31 +6566,13 @@
           <w:i w:val="0"/>
           <w:sz w:val="22"/>
         </w:rPr>
-        <w:t xml:space="preserve"> </w:t>
-      </w:r>
-      <w:r>
-        <w:rPr>
-          <w:rFonts w:ascii="Times New Roman" w:hAnsi="Times New Roman"/>
-          <w:b/>
-          <w:i w:val="0"/>
-          <w:sz w:val="22"/>
-        </w:rPr>
-        <w:t>D. Valdiviezo:</w:t>
-      </w:r>
-      <w:r>
-        <w:rPr>
-          <w:rFonts w:ascii="Times New Roman" w:hAnsi="Times New Roman"/>
-          <w:b w:val="0"/>
-          <w:i w:val="0"/>
-          <w:sz w:val="22"/>
-        </w:rPr>
         <w:t xml:space="preserve"> conceptualización, metodología, investigación (diseño y ejecución de las búsquedas en las ocho fuentes), software (canal de cribado, agrupación y cálculo de cifras), curación de datos, extracción de datos, redacción del borrador original, visualización, administración del proyecto. </w:t>
       </w:r>
       <w:r>
         <w:rPr>
           <w:rFonts w:ascii="Times New Roman" w:hAnsi="Times New Roman"/>
-          <w:b/>
-          <w:i w:val="0"/>
+          <w:b w:val="0"/>
+          <w:i/>
           <w:sz w:val="22"/>
         </w:rPr>
         <w:t>N. Trelles:</w:t>
@@ -6594,8 +6594,8 @@
       <w:r>
         <w:rPr>
           <w:rFonts w:ascii="Times New Roman" w:hAnsi="Times New Roman"/>
-          <w:b/>
-          <w:i w:val="0"/>
+          <w:b w:val="0"/>
+          <w:i/>
           <w:sz w:val="22"/>
         </w:rPr>
         <w:t>Disponibilidad de datos y código.</w:t>
@@ -6617,8 +6617,8 @@
       <w:r>
         <w:rPr>
           <w:rFonts w:ascii="Times New Roman" w:hAnsi="Times New Roman"/>
-          <w:b/>
-          <w:i w:val="0"/>
+          <w:b w:val="0"/>
+          <w:i/>
           <w:sz w:val="22"/>
         </w:rPr>
         <w:t>Uso de inteligencia artificial.</w:t>
@@ -6668,8 +6668,8 @@
       <w:r>
         <w:rPr>
           <w:rFonts w:ascii="Times New Roman" w:hAnsi="Times New Roman"/>
-          <w:b/>
-          <w:i w:val="0"/>
+          <w:b w:val="0"/>
+          <w:i/>
           <w:sz w:val="18"/>
         </w:rPr>
         <w:t>Tabla 1.</w:t>
@@ -6865,8 +6865,8 @@
             <w:r>
               <w:rPr>
                 <w:rFonts w:ascii="Times New Roman" w:hAnsi="Times New Roman"/>
-                <w:b/>
-                <w:i w:val="0"/>
+                <w:b w:val="0"/>
+                <w:i/>
                 <w:sz w:val="18"/>
               </w:rPr>
               <w:t>Diseño</w:t>
@@ -7271,8 +7271,8 @@
             <w:r>
               <w:rPr>
                 <w:rFonts w:ascii="Times New Roman" w:hAnsi="Times New Roman"/>
-                <w:b/>
-                <w:i w:val="0"/>
+                <w:b w:val="0"/>
+                <w:i/>
                 <w:sz w:val="18"/>
               </w:rPr>
               <w:t>Diseños comparativos (total)</w:t>
@@ -7324,8 +7324,8 @@
             <w:r>
               <w:rPr>
                 <w:rFonts w:ascii="Times New Roman" w:hAnsi="Times New Roman"/>
-                <w:b/>
-                <w:i w:val="0"/>
+                <w:b w:val="0"/>
+                <w:i/>
                 <w:sz w:val="18"/>
               </w:rPr>
               <w:t>Procedencia declarada</w:t>
@@ -7994,8 +7994,8 @@
       <w:r>
         <w:rPr>
           <w:rFonts w:ascii="Times New Roman" w:hAnsi="Times New Roman"/>
-          <w:b/>
-          <w:i w:val="0"/>
+          <w:b w:val="0"/>
+          <w:i/>
           <w:sz w:val="18"/>
         </w:rPr>
         <w:t>Tabla 2.</w:t>
@@ -8591,8 +8591,8 @@
       <w:r>
         <w:rPr>
           <w:rFonts w:ascii="Times New Roman" w:hAnsi="Times New Roman"/>
-          <w:b/>
-          <w:i w:val="0"/>
+          <w:b w:val="0"/>
+          <w:i/>
           <w:sz w:val="18"/>
         </w:rPr>
         <w:t>Tabla 3.</w:t>
@@ -8990,8 +8990,8 @@
       <w:r>
         <w:rPr>
           <w:rFonts w:ascii="Times New Roman" w:hAnsi="Times New Roman"/>
-          <w:b/>
-          <w:i w:val="0"/>
+          <w:b w:val="0"/>
+          <w:i/>
           <w:sz w:val="18"/>
         </w:rPr>
         <w:t>Tabla 4.</w:t>
@@ -10013,8 +10013,8 @@
             <w:r>
               <w:rPr>
                 <w:rFonts w:ascii="Times New Roman" w:hAnsi="Times New Roman"/>
-                <w:b/>
-                <w:i w:val="0"/>
+                <w:b w:val="0"/>
+                <w:i/>
                 <w:sz w:val="18"/>
               </w:rPr>
               <w:t>Total</w:t>
@@ -10082,8 +10082,8 @@
       <w:r>
         <w:rPr>
           <w:rFonts w:ascii="Times New Roman" w:hAnsi="Times New Roman"/>
-          <w:b/>
-          <w:i w:val="0"/>
+          <w:b w:val="0"/>
+          <w:i/>
           <w:sz w:val="18"/>
         </w:rPr>
         <w:t>Tabla 5.</w:t>
@@ -10317,7 +10317,7 @@
                 <w:i w:val="0"/>
                 <w:sz w:val="18"/>
               </w:rPr>
-              <w:t>56</w:t>
+              <w:t>57</w:t>
             </w:r>
           </w:p>
         </w:tc>
@@ -10334,7 +10334,7 @@
                 <w:i w:val="0"/>
                 <w:sz w:val="18"/>
               </w:rPr>
-              <w:t>54.4</w:t>
+              <w:t>55.3</w:t>
             </w:r>
           </w:p>
         </w:tc>
@@ -10351,7 +10351,7 @@
                 <w:i w:val="0"/>
                 <w:sz w:val="18"/>
               </w:rPr>
-              <w:t>69.6</w:t>
+              <w:t>70.9</w:t>
             </w:r>
           </w:p>
         </w:tc>
@@ -10491,7 +10491,7 @@
                 <w:i w:val="0"/>
                 <w:sz w:val="18"/>
               </w:rPr>
-              <w:t>80</w:t>
+              <w:t>81</w:t>
             </w:r>
           </w:p>
         </w:tc>
@@ -10508,7 +10508,7 @@
                 <w:i w:val="0"/>
                 <w:sz w:val="18"/>
               </w:rPr>
-              <w:t>77.7</w:t>
+              <w:t>78.6</w:t>
             </w:r>
           </w:p>
         </w:tc>
@@ -10525,7 +10525,7 @@
                 <w:i w:val="0"/>
                 <w:sz w:val="18"/>
               </w:rPr>
-              <w:t>88.6</w:t>
+              <w:t>89.9</w:t>
             </w:r>
           </w:p>
         </w:tc>
@@ -10643,8 +10643,8 @@
       <w:r>
         <w:rPr>
           <w:rFonts w:ascii="Times New Roman" w:hAnsi="Times New Roman"/>
-          <w:b/>
-          <w:i w:val="0"/>
+          <w:b w:val="0"/>
+          <w:i/>
           <w:sz w:val="18"/>
         </w:rPr>
         <w:t>Tabla 6.</w:t>
@@ -10773,7 +10773,7 @@
                 <w:i w:val="0"/>
                 <w:sz w:val="18"/>
               </w:rPr>
-              <w:t>16</w:t>
+              <w:t>18</w:t>
             </w:r>
           </w:p>
         </w:tc>
@@ -10967,8 +10967,8 @@
       <w:r>
         <w:rPr>
           <w:rFonts w:ascii="Times New Roman" w:hAnsi="Times New Roman"/>
-          <w:b/>
-          <w:i w:val="0"/>
+          <w:b w:val="0"/>
+          <w:i/>
           <w:sz w:val="18"/>
         </w:rPr>
         <w:t>Figura 1. Diagrama de flujo PRISMA 2020.</w:t>
@@ -11080,8 +11080,8 @@
       <w:r>
         <w:rPr>
           <w:rFonts w:ascii="Times New Roman" w:hAnsi="Times New Roman"/>
-          <w:b/>
-          <w:i w:val="0"/>
+          <w:b w:val="0"/>
+          <w:i/>
           <w:sz w:val="18"/>
         </w:rPr>
         <w:t>Figura 2. Composición del cuerpo de evidencia recuperable (n = 95 estudios).</w:t>
@@ -11218,8 +11218,8 @@
       <w:r>
         <w:rPr>
           <w:rFonts w:ascii="Times New Roman" w:hAnsi="Times New Roman"/>
-          <w:b/>
-          <w:i w:val="0"/>
+          <w:b w:val="0"/>
+          <w:i/>
           <w:sz w:val="22"/>
         </w:rPr>
         <w:t>S0.</w:t>
@@ -11252,8 +11252,8 @@
       <w:r>
         <w:rPr>
           <w:rFonts w:ascii="Times New Roman" w:hAnsi="Times New Roman"/>
-          <w:b/>
-          <w:i w:val="0"/>
+          <w:b w:val="0"/>
+          <w:i/>
           <w:sz w:val="22"/>
         </w:rPr>
         <w:t>S1.</w:t>
@@ -11286,8 +11286,8 @@
       <w:r>
         <w:rPr>
           <w:rFonts w:ascii="Times New Roman" w:hAnsi="Times New Roman"/>
-          <w:b/>
-          <w:i w:val="0"/>
+          <w:b w:val="0"/>
+          <w:i/>
           <w:sz w:val="22"/>
         </w:rPr>
         <w:t>S2.</w:t>
@@ -11320,8 +11320,8 @@
       <w:r>
         <w:rPr>
           <w:rFonts w:ascii="Times New Roman" w:hAnsi="Times New Roman"/>
-          <w:b/>
-          <w:i w:val="0"/>
+          <w:b w:val="0"/>
+          <w:i/>
           <w:sz w:val="22"/>
         </w:rPr>
         <w:t>S3.</w:t>
@@ -11354,8 +11354,8 @@
       <w:r>
         <w:rPr>
           <w:rFonts w:ascii="Times New Roman" w:hAnsi="Times New Roman"/>
-          <w:b/>
-          <w:i w:val="0"/>
+          <w:b w:val="0"/>
+          <w:i/>
           <w:sz w:val="22"/>
         </w:rPr>
         <w:t>S4.</w:t>
@@ -11388,8 +11388,8 @@
       <w:r>
         <w:rPr>
           <w:rFonts w:ascii="Times New Roman" w:hAnsi="Times New Roman"/>
-          <w:b/>
-          <w:i w:val="0"/>
+          <w:b w:val="0"/>
+          <w:i/>
           <w:sz w:val="22"/>
         </w:rPr>
         <w:t>S5.</w:t>
@@ -11422,8 +11422,8 @@
       <w:r>
         <w:rPr>
           <w:rFonts w:ascii="Times New Roman" w:hAnsi="Times New Roman"/>
-          <w:b/>
-          <w:i w:val="0"/>
+          <w:b w:val="0"/>
+          <w:i/>
           <w:sz w:val="22"/>
         </w:rPr>
         <w:t>S6.</w:t>
@@ -11456,8 +11456,8 @@
       <w:r>
         <w:rPr>
           <w:rFonts w:ascii="Times New Roman" w:hAnsi="Times New Roman"/>
-          <w:b/>
-          <w:i w:val="0"/>
+          <w:b w:val="0"/>
+          <w:i/>
           <w:sz w:val="22"/>
         </w:rPr>
         <w:t>S7.</w:t>
@@ -11490,8 +11490,8 @@
       <w:r>
         <w:rPr>
           <w:rFonts w:ascii="Times New Roman" w:hAnsi="Times New Roman"/>
-          <w:b/>
-          <w:i w:val="0"/>
+          <w:b w:val="0"/>
+          <w:i/>
           <w:sz w:val="22"/>
         </w:rPr>
         <w:t>S8.</w:t>
@@ -11524,8 +11524,8 @@
       <w:r>
         <w:rPr>
           <w:rFonts w:ascii="Times New Roman" w:hAnsi="Times New Roman"/>
-          <w:b/>
-          <w:i w:val="0"/>
+          <w:b w:val="0"/>
+          <w:i/>
           <w:sz w:val="22"/>
         </w:rPr>
         <w:t>S9.</w:t>
@@ -11558,8 +11558,8 @@
       <w:r>
         <w:rPr>
           <w:rFonts w:ascii="Times New Roman" w:hAnsi="Times New Roman"/>
-          <w:b/>
-          <w:i w:val="0"/>
+          <w:b w:val="0"/>
+          <w:i/>
           <w:sz w:val="22"/>
         </w:rPr>
         <w:t>S10.</w:t>
@@ -11592,8 +11592,8 @@
       <w:r>
         <w:rPr>
           <w:rFonts w:ascii="Times New Roman" w:hAnsi="Times New Roman"/>
-          <w:b/>
-          <w:i w:val="0"/>
+          <w:b w:val="0"/>
+          <w:i/>
           <w:sz w:val="22"/>
         </w:rPr>
         <w:t>S11.</w:t>
@@ -11626,8 +11626,8 @@
       <w:r>
         <w:rPr>
           <w:rFonts w:ascii="Times New Roman" w:hAnsi="Times New Roman"/>
-          <w:b/>
-          <w:i w:val="0"/>
+          <w:b w:val="0"/>
+          <w:i/>
           <w:sz w:val="22"/>
         </w:rPr>
         <w:t>S12.</w:t>
@@ -11660,8 +11660,8 @@
       <w:r>
         <w:rPr>
           <w:rFonts w:ascii="Times New Roman" w:hAnsi="Times New Roman"/>
-          <w:b/>
-          <w:i w:val="0"/>
+          <w:b w:val="0"/>
+          <w:i/>
           <w:sz w:val="22"/>
         </w:rPr>
         <w:t>S14.</w:t>
@@ -11694,8 +11694,8 @@
       <w:r>
         <w:rPr>
           <w:rFonts w:ascii="Times New Roman" w:hAnsi="Times New Roman"/>
-          <w:b/>
-          <w:i w:val="0"/>
+          <w:b w:val="0"/>
+          <w:i/>
           <w:sz w:val="22"/>
         </w:rPr>
         <w:t>S15.</w:t>
@@ -11728,8 +11728,8 @@
       <w:r>
         <w:rPr>
           <w:rFonts w:ascii="Times New Roman" w:hAnsi="Times New Roman"/>
-          <w:b/>
-          <w:i w:val="0"/>
+          <w:b w:val="0"/>
+          <w:i/>
           <w:sz w:val="22"/>
         </w:rPr>
         <w:t>S13.</w:t>

--- a/paper/docx/informe_extendido.docx
+++ b/paper/docx/informe_extendido.docx
@@ -133,7 +133,7 @@
           <w:i w:val="0"/>
           <w:sz w:val="22"/>
         </w:rPr>
-        <w:t xml:space="preserve"> resumen 262; texto principal 7 121.</w:t>
+        <w:t xml:space="preserve"> resumen 262; texto principal 7 514.</w:t>
       </w:r>
     </w:p>
     <w:p>
@@ -334,7 +334,7 @@
           <w:i w:val="0"/>
           <w:sz w:val="22"/>
         </w:rPr>
-        <w:t xml:space="preserve"> De 23 057 registros quedaron 17 129 informes únicos;233 informes formaron 184 estudios y, al leer los textos completos, </w:t>
+        <w:t xml:space="preserve"> De 23 057 registros quedaron 17 129 informes únicos;233 informes formaron 183 estudios y, al leer los textos completos, </w:t>
       </w:r>
       <w:r>
         <w:rPr>
@@ -343,7 +343,7 @@
           <w:i/>
           <w:sz w:val="22"/>
         </w:rPr>
-        <w:t>29 salieron del corpus</w:t>
+        <w:t>46 salieron del corpus</w:t>
       </w:r>
       <w:r>
         <w:rPr>
@@ -379,7 +379,7 @@
           <w:i/>
           <w:sz w:val="22"/>
         </w:rPr>
-        <w:t>155</w:t>
+        <w:t>137</w:t>
       </w:r>
       <w:r>
         <w:rPr>
@@ -1681,7 +1681,7 @@
           <w:i w:val="0"/>
           <w:sz w:val="22"/>
         </w:rPr>
-        <w:t>El 11 de agosto de 2026, con el cribado concluido y los 219 estudios ya delimitados, se decidió restringir la elegibilidad a los informes redactados en inglés o en español. La enmienda responde a una limitación operativa del equipo revisor, que no puede extraer con garantías de un texto en ruso, y se declara aquí en lugar de presentarse como si hubiera regido desde el principio.</w:t>
+        <w:t>El 11 de agosto de 2026, con el cribado concluido y los 218 estudios ya delimitados, se decidió restringir la elegibilidad a los informes redactados en inglés o en español. La enmienda responde a una limitación operativa del equipo revisor, que no puede extraer con garantías de un texto en ruso, y se declara aquí en lugar de presentarse como si hubiera regido desde el principio.</w:t>
       </w:r>
     </w:p>
     <w:p>
@@ -1731,7 +1731,7 @@
           <w:i w:val="0"/>
           <w:sz w:val="22"/>
         </w:rPr>
-        <w:t>, porque ninguno conservaba un informe en lengua admitida. El corpus pasó de 219 a 184 estudios y de 159 a 124 estudios con publicación recuperable. La pérdida no se repartió de forma uniforme: de los 41 diseños comparativos quedaron 23, y de los 21 ensayos aleatorizados, 16.</w:t>
+        <w:t>, porque ninguno conservaba un informe en lengua admitida. El corpus pasó de 218 a 183 estudios y de 159 a 124 estudios con publicación recuperable. La pérdida no se repartió de forma uniforme: de los 41 diseños comparativos quedaron 23, y de los 21 ensayos aleatorizados, 16.</w:t>
       </w:r>
     </w:p>
     <w:p>
@@ -1913,7 +1913,7 @@
           <w:i/>
           <w:sz w:val="22"/>
         </w:rPr>
-        <w:t>aplicado a los 24 estudios que siguen sin texto completo, el corpus pasaría de 155 a 131 estudios, los comparativos de 11 a 5 y los ensayos aleatorizados de 7 a 3</w:t>
+        <w:t>aplicado a los 24 estudios que siguen sin texto completo, el corpus pasaría de 137 a 113 estudios, los comparativos de 11 a 5 y los ensayos aleatorizados de 7 a 3</w:t>
       </w:r>
       <w:r>
         <w:rPr>
@@ -2045,7 +2045,7 @@
           <w:i/>
           <w:sz w:val="22"/>
         </w:rPr>
-        <w:t>184 estudios evaluados para elegibilidad</w:t>
+        <w:t>183 estudios evaluados para elegibilidad</w:t>
       </w:r>
       <w:r>
         <w:rPr>
@@ -2063,7 +2063,7 @@
           <w:i/>
           <w:sz w:val="22"/>
         </w:rPr>
-        <w:t>29 de ellos salieron del corpus</w:t>
+        <w:t>46 de ellos salieron del corpus</w:t>
       </w:r>
       <w:r>
         <w:rPr>
@@ -2081,7 +2081,7 @@
           <w:i/>
           <w:sz w:val="22"/>
         </w:rPr>
-        <w:t>155 estudios</w:t>
+        <w:t>137 estudios</w:t>
       </w:r>
       <w:r>
         <w:rPr>
@@ -2090,7 +2090,7 @@
           <w:i w:val="0"/>
           <w:sz w:val="22"/>
         </w:rPr>
-        <w:t>, que agrupan 190 informes: 132 con un solo informe y 23 con varios, hasta un máximo de once informes de un mismo ensayo.</w:t>
+        <w:t>, que agrupan 171 informes: 115 con un solo informe y 22 con varios, hasta un máximo de once informes de un mismo ensayo.</w:t>
       </w:r>
     </w:p>
     <w:p>
@@ -2104,7 +2104,7 @@
           <w:i w:val="0"/>
           <w:sz w:val="22"/>
         </w:rPr>
-        <w:t>3.1.1 Veintinueve estudios que el cribado admitió y que salieron después</w:t>
+        <w:t>3.1.1 Los 46 estudios que el cribado admitió y que salieron después</w:t>
       </w:r>
     </w:p>
     <w:p>
@@ -2115,10 +2115,19 @@
         <w:rPr>
           <w:rFonts w:ascii="Times New Roman" w:hAnsi="Times New Roman"/>
           <w:b w:val="0"/>
+          <w:i/>
+          <w:sz w:val="22"/>
+        </w:rPr>
+        <w:t>Veintinueve salieron al juzgarlos sobre su publicación.</w:t>
+      </w:r>
+      <w:r>
+        <w:rPr>
+          <w:rFonts w:ascii="Times New Roman" w:hAnsi="Times New Roman"/>
+          <w:b w:val="0"/>
           <w:i w:val="0"/>
           <w:sz w:val="22"/>
         </w:rPr>
-        <w:t xml:space="preserve">Los 29 se excluyeron por ocho motivos, y ninguno es una discrepancia de criterio: son estudios que no cumplen lo que la sección 2.2 ya exigía. </w:t>
+        <w:t xml:space="preserve"> Se excluyeron por ocho motivos, y ninguno es una discrepancia de criterio: son estudios que no cumplen lo que la sección 2.2 ya exigía. </w:t>
       </w:r>
       <w:r>
         <w:rPr>
@@ -2531,10 +2540,19 @@
         <w:rPr>
           <w:rFonts w:ascii="Times New Roman" w:hAnsi="Times New Roman"/>
           <w:b w:val="0"/>
+          <w:i/>
+          <w:sz w:val="22"/>
+        </w:rPr>
+        <w:t>Otros 17 estudios salieron por una vía distinta: la ficha de su registro.</w:t>
+      </w:r>
+      <w:r>
+        <w:rPr>
+          <w:rFonts w:ascii="Times New Roman" w:hAnsi="Times New Roman"/>
+          <w:b w:val="0"/>
           <w:i w:val="0"/>
           <w:sz w:val="22"/>
         </w:rPr>
-        <w:t xml:space="preserve">De los 155 estudios, </w:t>
+        <w:t xml:space="preserve"> Los 29 anteriores se juzgaron sobre el artículo; estos no tienen artículo. Entraron al corpus porque su registro exportado traía </w:t>
       </w:r>
       <w:r>
         <w:rPr>
@@ -2543,6 +2561,264 @@
           <w:i/>
           <w:sz w:val="22"/>
         </w:rPr>
+        <w:t>solo el título</w:t>
+      </w:r>
+      <w:r>
+        <w:rPr>
+          <w:rFonts w:ascii="Times New Roman" w:hAnsi="Times New Roman"/>
+          <w:b w:val="0"/>
+          <w:i w:val="0"/>
+          <w:sz w:val="22"/>
+        </w:rPr>
+        <w:t xml:space="preserve">, sin resumen y sin términos MeSH, de modo que el cribado no dispuso de nada con lo que descartarlos. Se contaron </w:t>
+      </w:r>
+      <w:r>
+        <w:rPr>
+          <w:rFonts w:ascii="Times New Roman" w:hAnsi="Times New Roman"/>
+          <w:b w:val="0"/>
+          <w:i/>
+          <w:sz w:val="22"/>
+        </w:rPr>
+        <w:t>29 fichas</w:t>
+      </w:r>
+      <w:r>
+        <w:rPr>
+          <w:rFonts w:ascii="Times New Roman" w:hAnsi="Times New Roman"/>
+          <w:b w:val="0"/>
+          <w:i w:val="0"/>
+          <w:sz w:val="22"/>
+        </w:rPr>
+        <w:t xml:space="preserve"> en esa situación, se descargó la ficha completa de cada una de ClinicalTrials.gov y del registro europeo CTIS, y se leyeron una por una. </w:t>
+      </w:r>
+      <w:r>
+        <w:rPr>
+          <w:rFonts w:ascii="Times New Roman" w:hAnsi="Times New Roman"/>
+          <w:b w:val="0"/>
+          <w:i/>
+          <w:sz w:val="22"/>
+        </w:rPr>
+        <w:t>12</w:t>
+      </w:r>
+      <w:r>
+        <w:rPr>
+          <w:rFonts w:ascii="Times New Roman" w:hAnsi="Times New Roman"/>
+          <w:b w:val="0"/>
+          <w:i w:val="0"/>
+          <w:sz w:val="22"/>
+        </w:rPr>
+        <w:t xml:space="preserve"> nombran a </w:t>
+      </w:r>
+      <w:r>
+        <w:rPr>
+          <w:rFonts w:ascii="Times New Roman" w:hAnsi="Times New Roman"/>
+          <w:b w:val="0"/>
+          <w:i/>
+          <w:sz w:val="22"/>
+        </w:rPr>
+        <w:t>P. aeruginosa</w:t>
+      </w:r>
+      <w:r>
+        <w:rPr>
+          <w:rFonts w:ascii="Times New Roman" w:hAnsi="Times New Roman"/>
+          <w:b w:val="0"/>
+          <w:i w:val="0"/>
+          <w:sz w:val="22"/>
+        </w:rPr>
+        <w:t xml:space="preserve"> entre los organismos de la población que van a tratar y se quedan. </w:t>
+      </w:r>
+      <w:r>
+        <w:rPr>
+          <w:rFonts w:ascii="Times New Roman" w:hAnsi="Times New Roman"/>
+          <w:b w:val="0"/>
+          <w:i/>
+          <w:sz w:val="22"/>
+        </w:rPr>
+        <w:t>8</w:t>
+      </w:r>
+      <w:r>
+        <w:rPr>
+          <w:rFonts w:ascii="Times New Roman" w:hAnsi="Times New Roman"/>
+          <w:b w:val="0"/>
+          <w:i w:val="0"/>
+          <w:sz w:val="22"/>
+        </w:rPr>
+        <w:t xml:space="preserve"> declaran otro organismo en sus criterios de elegibilidad —</w:t>
+      </w:r>
+      <w:r>
+        <w:rPr>
+          <w:rFonts w:ascii="Times New Roman" w:hAnsi="Times New Roman"/>
+          <w:b w:val="0"/>
+          <w:i/>
+          <w:sz w:val="22"/>
+        </w:rPr>
+        <w:t>S. aureus</w:t>
+      </w:r>
+      <w:r>
+        <w:rPr>
+          <w:rFonts w:ascii="Times New Roman" w:hAnsi="Times New Roman"/>
+          <w:b w:val="0"/>
+          <w:i w:val="0"/>
+          <w:sz w:val="22"/>
+        </w:rPr>
+        <w:t xml:space="preserve">, </w:t>
+      </w:r>
+      <w:r>
+        <w:rPr>
+          <w:rFonts w:ascii="Times New Roman" w:hAnsi="Times New Roman"/>
+          <w:b w:val="0"/>
+          <w:i/>
+          <w:sz w:val="22"/>
+        </w:rPr>
+        <w:t>S. epidermidis</w:t>
+      </w:r>
+      <w:r>
+        <w:rPr>
+          <w:rFonts w:ascii="Times New Roman" w:hAnsi="Times New Roman"/>
+          <w:b w:val="0"/>
+          <w:i w:val="0"/>
+          <w:sz w:val="22"/>
+        </w:rPr>
+        <w:t xml:space="preserve">, </w:t>
+      </w:r>
+      <w:r>
+        <w:rPr>
+          <w:rFonts w:ascii="Times New Roman" w:hAnsi="Times New Roman"/>
+          <w:b w:val="0"/>
+          <w:i/>
+          <w:sz w:val="22"/>
+        </w:rPr>
+        <w:t>E. coli</w:t>
+      </w:r>
+      <w:r>
+        <w:rPr>
+          <w:rFonts w:ascii="Times New Roman" w:hAnsi="Times New Roman"/>
+          <w:b w:val="0"/>
+          <w:i w:val="0"/>
+          <w:sz w:val="22"/>
+        </w:rPr>
+        <w:t xml:space="preserve">, enterobacterias productoras de BLEE, micobacterias no tuberculosas— y dos no evalúan fagoterapia en pacientes, pues uno es un biobanco y el otro un estudio observacional cuya intervención registrada es «ninguna». El caso más claro es un ensayo de fago contra </w:t>
+      </w:r>
+      <w:r>
+        <w:rPr>
+          <w:rFonts w:ascii="Times New Roman" w:hAnsi="Times New Roman"/>
+          <w:b w:val="0"/>
+          <w:i/>
+          <w:sz w:val="22"/>
+        </w:rPr>
+        <w:t>E. coli</w:t>
+      </w:r>
+      <w:r>
+        <w:rPr>
+          <w:rFonts w:ascii="Times New Roman" w:hAnsi="Times New Roman"/>
+          <w:b w:val="0"/>
+          <w:i w:val="0"/>
+          <w:sz w:val="22"/>
+        </w:rPr>
+        <w:t xml:space="preserve"> en niños con diarrea, cuyo título indexado —«Antibacterial Treatment Against Diarrhea in Oral Rehydration Solution»— no permite saberlo.</w:t>
+      </w:r>
+    </w:p>
+    <w:p>
+      <w:pPr>
+        <w:jc w:val="both"/>
+      </w:pPr>
+      <w:r>
+        <w:rPr>
+          <w:rFonts w:ascii="Times New Roman" w:hAnsi="Times New Roman"/>
+          <w:b w:val="0"/>
+          <w:i w:val="0"/>
+          <w:sz w:val="22"/>
+        </w:rPr>
+        <w:t xml:space="preserve">Los </w:t>
+      </w:r>
+      <w:r>
+        <w:rPr>
+          <w:rFonts w:ascii="Times New Roman" w:hAnsi="Times New Roman"/>
+          <w:b w:val="0"/>
+          <w:i/>
+          <w:sz w:val="22"/>
+        </w:rPr>
+        <w:t>7 restantes</w:t>
+      </w:r>
+      <w:r>
+        <w:rPr>
+          <w:rFonts w:ascii="Times New Roman" w:hAnsi="Times New Roman"/>
+          <w:b w:val="0"/>
+          <w:i w:val="0"/>
+          <w:sz w:val="22"/>
+        </w:rPr>
+        <w:t xml:space="preserve"> no declaran bacteria alguna: su ficha no permite verificar el criterio ni a favor ni en contra. Excluirlos obligó a una enmienda del protocolo, porque ningún código del vocabulario decía eso. </w:t>
+      </w:r>
+      <w:r>
+        <w:rPr>
+          <w:rFonts w:ascii="Times New Roman" w:hAnsi="Times New Roman"/>
+          <w:b w:val="0"/>
+          <w:i/>
+          <w:sz w:val="22"/>
+        </w:rPr>
+        <w:t>NOORG</w:t>
+      </w:r>
+      <w:r>
+        <w:rPr>
+          <w:rFonts w:ascii="Times New Roman" w:hAnsi="Times New Roman"/>
+          <w:b w:val="0"/>
+          <w:i w:val="0"/>
+          <w:sz w:val="22"/>
+        </w:rPr>
+        <w:t xml:space="preserve"> es el undécimo, y es hermano de NOREC: los demás códigos excluyen por lo que el estudio dice, NOREC por lo que esta revisión no pudo leer y NOORG por lo que el registro no declara. Los dos últimos son propiedades del proceso, no del estudio. La enmienda y las 7 exclusiones las firmaron los dos autores el 14 de septiembre de 2026, y conviene decir lo que cuestan: estos siete estudios son parte de la evidencia de lo que este trabajo sostiene, de modo que salen del total pero se cuentan uno por uno en la Figura 1 y en el anexo de exclusiones. Las 29 fichas viajan con el material suplementario, y la frase literal del registro en que se apoya cada juicio consta junto a ellas.</w:t>
+      </w:r>
+    </w:p>
+    <w:p>
+      <w:pPr>
+        <w:jc w:val="both"/>
+      </w:pPr>
+      <w:r>
+        <w:rPr>
+          <w:rFonts w:ascii="Times New Roman" w:hAnsi="Times New Roman"/>
+          <w:b w:val="0"/>
+          <w:i w:val="0"/>
+          <w:sz w:val="22"/>
+        </w:rPr>
+        <w:t xml:space="preserve">Al leerlas apareció además un </w:t>
+      </w:r>
+      <w:r>
+        <w:rPr>
+          <w:rFonts w:ascii="Times New Roman" w:hAnsi="Times New Roman"/>
+          <w:b w:val="0"/>
+          <w:i/>
+          <w:sz w:val="22"/>
+        </w:rPr>
+        <w:t>duplicado</w:t>
+      </w:r>
+      <w:r>
+        <w:rPr>
+          <w:rFonts w:ascii="Times New Roman" w:hAnsi="Times New Roman"/>
+          <w:b w:val="0"/>
+          <w:i w:val="0"/>
+          <w:sz w:val="22"/>
+        </w:rPr>
+        <w:t>: el ensayo Phage4Cure-001 está en CTIS con dos identificadores, uno por versión del protocolo, y había entrado como dos estudios porque sus títulos difieren en dos palabras. Es un solo ensayo, comprobado y firmado, y se cuenta una sola vez.</w:t>
+      </w:r>
+    </w:p>
+    <w:p>
+      <w:pPr>
+        <w:jc w:val="both"/>
+      </w:pPr>
+      <w:r>
+        <w:rPr>
+          <w:rFonts w:ascii="Times New Roman" w:hAnsi="Times New Roman"/>
+          <w:b w:val="0"/>
+          <w:i w:val="0"/>
+          <w:sz w:val="22"/>
+        </w:rPr>
+        <w:t xml:space="preserve">De los 137 estudios, </w:t>
+      </w:r>
+      <w:r>
+        <w:rPr>
+          <w:rFonts w:ascii="Times New Roman" w:hAnsi="Times New Roman"/>
+          <w:b w:val="0"/>
+          <w:i/>
+          <w:sz w:val="22"/>
+        </w:rPr>
         <w:t>95 tienen publicación recuperable</w:t>
       </w:r>
       <w:r>
@@ -2561,7 +2837,7 @@
           <w:i/>
           <w:sz w:val="22"/>
         </w:rPr>
-        <w:t>60 restantes son únicamente fichas de registro de ensayo</w:t>
+        <w:t>42 restantes son únicamente fichas de registro de ensayo</w:t>
       </w:r>
       <w:r>
         <w:rPr>
@@ -6053,7 +6329,7 @@
           <w:i w:val="0"/>
           <w:sz w:val="22"/>
         </w:rPr>
-        <w:t xml:space="preserve"> resistente con más amplitud que las síntesis previas: ocho fuentes, sin restricción de idioma, con literatura regional y registros de ensayos incluidos. El resultado son 155 estudios frente a las decenas que manejan las revisiones publicadas, y habrían sido 219 sin la restricción de idioma que se adoptó al final y sin los 29 que salieron después. Ese aumento no habla bien de la madurez del campo. La mayor parte procede de reportes de caso, de fichas de registro sin publicación y de literatura regional que las búsquedas restringidas a PubMed y Scopus no alcanzan.</w:t>
+        <w:t xml:space="preserve"> resistente con más amplitud que las síntesis previas: ocho fuentes, sin restricción de idioma, con literatura regional y registros de ensayos incluidos. El resultado son 137 estudios frente a las decenas que manejan las revisiones publicadas, y habrían sido 218 sin la restricción de idioma que se adoptó al final y sin los 46 que salieron después. Ese aumento no habla bien de la madurez del campo. La mayor parte procede de reportes de caso, de fichas de registro sin publicación y de literatura regional que las búsquedas restringidas a PubMed y Scopus no alcanzan.</w:t>
       </w:r>
     </w:p>
     <w:p>
@@ -6228,7 +6504,7 @@
           <w:i w:val="0"/>
           <w:sz w:val="22"/>
         </w:rPr>
-        <w:t xml:space="preserve"> Que 60 de 155 estudios sean fichas de registro sin publicación localizable es un problema de sesgo de publicación de primer orden, y no se resuelve con métodos estadísticos.</w:t>
+        <w:t xml:space="preserve"> Que 42 de 137 estudios sean fichas de registro sin publicación localizable es un problema de sesgo de publicación de primer orden, y no se resuelve con métodos estadísticos.</w:t>
       </w:r>
     </w:p>
     <w:p>
@@ -9940,6 +10216,93 @@
                 <w:sz w:val="18"/>
               </w:rPr>
               <w:t>Texto completo no recuperado: no se pudo verificar contra el articulo</w:t>
+            </w:r>
+          </w:p>
+        </w:tc>
+        <w:tc>
+          <w:tcPr>
+            <w:tcW w:type="dxa" w:w="1805"/>
+          </w:tcPr>
+          <w:p>
+            <w:r/>
+            <w:r>
+              <w:rPr>
+                <w:rFonts w:ascii="Times New Roman" w:hAnsi="Times New Roman"/>
+                <w:b w:val="0"/>
+                <w:i w:val="0"/>
+                <w:sz w:val="18"/>
+              </w:rPr>
+              <w:t>0</w:t>
+            </w:r>
+          </w:p>
+        </w:tc>
+        <w:tc>
+          <w:tcPr>
+            <w:tcW w:type="dxa" w:w="1805"/>
+          </w:tcPr>
+          <w:p>
+            <w:r/>
+            <w:r>
+              <w:rPr>
+                <w:rFonts w:ascii="Times New Roman" w:hAnsi="Times New Roman"/>
+                <w:b w:val="0"/>
+                <w:i w:val="0"/>
+                <w:sz w:val="18"/>
+              </w:rPr>
+              <w:t>0</w:t>
+            </w:r>
+          </w:p>
+        </w:tc>
+        <w:tc>
+          <w:tcPr>
+            <w:tcW w:type="dxa" w:w="1805"/>
+          </w:tcPr>
+          <w:p>
+            <w:r/>
+            <w:r>
+              <w:rPr>
+                <w:rFonts w:ascii="Times New Roman" w:hAnsi="Times New Roman"/>
+                <w:b w:val="0"/>
+                <w:i w:val="0"/>
+                <w:sz w:val="18"/>
+              </w:rPr>
+              <w:t>0</w:t>
+            </w:r>
+          </w:p>
+        </w:tc>
+      </w:tr>
+      <w:tr>
+        <w:tc>
+          <w:tcPr>
+            <w:tcW w:type="dxa" w:w="1805"/>
+          </w:tcPr>
+          <w:p>
+            <w:r/>
+            <w:r>
+              <w:rPr>
+                <w:rFonts w:ascii="Times New Roman" w:hAnsi="Times New Roman"/>
+                <w:b w:val="0"/>
+                <w:i w:val="0"/>
+                <w:sz w:val="18"/>
+              </w:rPr>
+              <w:t>NOORG</w:t>
+            </w:r>
+          </w:p>
+        </w:tc>
+        <w:tc>
+          <w:tcPr>
+            <w:tcW w:type="dxa" w:w="1805"/>
+          </w:tcPr>
+          <w:p>
+            <w:r/>
+            <w:r>
+              <w:rPr>
+                <w:rFonts w:ascii="Times New Roman" w:hAnsi="Times New Roman"/>
+                <w:b w:val="0"/>
+                <w:i w:val="0"/>
+                <w:sz w:val="18"/>
+              </w:rPr>
+              <w:t>La ficha de registro no declara ningun organismo: el criterio de P. aeruginosa no se puede verificar ni a favor ni en contra</w:t>
             </w:r>
           </w:p>
         </w:tc>
@@ -11401,7 +11764,7 @@
           <w:i w:val="0"/>
           <w:sz w:val="22"/>
         </w:rPr>
-        <w:t xml:space="preserve"> Listado de los 155 estudios con su situación y sus informes agrupados, y de los 29 excluidos tras el cribado, con su motivo y su cita.</w:t>
+        <w:t xml:space="preserve"> Listado de los 137 estudios con su situación y sus informes agrupados, y de los 46 excluidos tras el cribado, con su motivo y su cita.</w:t>
       </w:r>
     </w:p>
     <w:p>

--- a/paper/docx/informe_extendido.docx
+++ b/paper/docx/informe_extendido.docx
@@ -133,7 +133,7 @@
           <w:i w:val="0"/>
           <w:sz w:val="22"/>
         </w:rPr>
-        <w:t xml:space="preserve"> resumen 262; texto principal 7 514.</w:t>
+        <w:t xml:space="preserve"> resumen 262; texto principal 7 379.</w:t>
       </w:r>
     </w:p>
     <w:p>
@@ -1519,7 +1519,7 @@
           <w:i w:val="0"/>
           <w:sz w:val="22"/>
         </w:rPr>
-        <w:t>: 11 de los 14 que el diseño adjudicado sobre el artículo identifica como comparativos. Los ensayos aleatorizados con RoB 2 (10) y los no aleatorizados y las cohortes con ROBINS-I (11). El estudio restante es un ensayo aleatorizado sin texto completo: no se evalúa, y tampoco recibe un juicio desfavorable por esa razón.</w:t>
+        <w:t>: 12 de los 15 que el diseño adjudicado sobre el artículo identifica como comparativos. Los ensayos aleatorizados con RoB 2 (10) y los no aleatorizados y las cohortes con ROBINS-I (11). El estudio restante es un ensayo aleatorizado sin texto completo: no se evalúa, y tampoco recibe un juicio desfavorable por esa razón.</w:t>
       </w:r>
     </w:p>
     <w:p>
@@ -1608,10 +1608,19 @@
         <w:rPr>
           <w:rFonts w:ascii="Times New Roman" w:hAnsi="Times New Roman"/>
           <w:b w:val="0"/>
+          <w:i/>
+          <w:sz w:val="22"/>
+        </w:rPr>
+        <w:t>La evaluación está en curso: faltan 8 de los 90 juicios.</w:t>
+      </w:r>
+      <w:r>
+        <w:rPr>
+          <w:rFonts w:ascii="Times New Roman" w:hAnsi="Times New Roman"/>
+          <w:b w:val="0"/>
           <w:i w:val="0"/>
           <w:sz w:val="22"/>
         </w:rPr>
-        <w:t>La sección 3.7 reporta los 82 juicios y la tabla de dominios.</w:t>
+        <w:t xml:space="preserve"> Mientras falte alguno, esta revisión no reporta riesgo de sesgo, y ningún indicador derivado del diseño lo sustituye.</w:t>
       </w:r>
     </w:p>
     <w:p>
@@ -3931,2347 +3940,6 @@
         <w:t>, y se sostiene que las publicadas en revisiones previas descansan sobre supuestos que estos datos no verifican.</w:t>
       </w:r>
     </w:p>
-    <w:p>
-      <w:pPr>
-        <w:spacing w:before="200" w:after="100"/>
-      </w:pPr>
-      <w:r>
-        <w:rPr>
-          <w:rFonts w:ascii="Times New Roman" w:hAnsi="Times New Roman"/>
-          <w:b/>
-          <w:i w:val="0"/>
-          <w:sz w:val="22"/>
-        </w:rPr>
-        <w:t>3.7 Riesgo de sesgo de los estudios comparativos</w:t>
-      </w:r>
-    </w:p>
-    <w:p>
-      <w:pPr>
-        <w:jc w:val="both"/>
-      </w:pPr>
-      <w:r>
-        <w:rPr>
-          <w:rFonts w:ascii="Times New Roman" w:hAnsi="Times New Roman"/>
-          <w:b w:val="0"/>
-          <w:i w:val="0"/>
-          <w:sz w:val="22"/>
-        </w:rPr>
-        <w:t>De los 3 estudios evaluados con RoB 2, el juicio global es de bajo riesgo en 2 y de algunas preocupaciones en 1. De los 8 estudios evaluados con ROBINS-I, el juicio global es de riesgo moderado en 2 y de riesgo grave en 6. El dominio que más juicios desfavorables concentra en ROBINS-I —alto riesgo en RoB 2; grave o crítico en ROBINS-I— es «sesgo por confusión», con 6 de 8. Los 82 juicios se emitieron en una evaluación única acordada entre los dos autores; al no haber dos lecturas independientes, no se reporta concordancia entre revisores.</w:t>
-      </w:r>
-    </w:p>
-    <w:p>
-      <w:pPr>
-        <w:spacing w:before="240" w:after="100" w:line="240" w:lineRule="auto"/>
-      </w:pPr>
-      <w:r>
-        <w:rPr>
-          <w:rFonts w:ascii="Times New Roman" w:hAnsi="Times New Roman"/>
-          <w:b w:val="0"/>
-          <w:i/>
-          <w:sz w:val="18"/>
-        </w:rPr>
-        <w:t>Tabla 7.</w:t>
-      </w:r>
-      <w:r>
-        <w:rPr>
-          <w:rFonts w:ascii="Times New Roman" w:hAnsi="Times New Roman"/>
-          <w:b w:val="0"/>
-          <w:i w:val="0"/>
-          <w:sz w:val="18"/>
-        </w:rPr>
-        <w:t xml:space="preserve"> Riesgo de sesgo por dominio de los 11 estudios comparativos evaluables. RoB 2 en los ensayos aleatorizados (cinco dominios) y ROBINS-I en los no aleatorizados y las cohortes (siete). «n. a.» marca los dominios que el instrumento no contempla, no un juicio que falte.</w:t>
-      </w:r>
-    </w:p>
-    <w:tbl>
-      <w:tblPr>
-        <w:tblStyle w:val="TableGrid"/>
-        <w:tblW w:type="auto" w:w="0"/>
-        <w:jc w:val="center"/>
-        <w:tblLook w:firstColumn="1" w:firstRow="1" w:lastColumn="0" w:lastRow="0" w:noHBand="0" w:noVBand="1" w:val="04A0"/>
-      </w:tblPr>
-      <w:tblGrid>
-        <w:gridCol w:w="821"/>
-        <w:gridCol w:w="821"/>
-        <w:gridCol w:w="821"/>
-        <w:gridCol w:w="821"/>
-        <w:gridCol w:w="821"/>
-        <w:gridCol w:w="821"/>
-        <w:gridCol w:w="821"/>
-        <w:gridCol w:w="821"/>
-        <w:gridCol w:w="821"/>
-        <w:gridCol w:w="821"/>
-        <w:gridCol w:w="821"/>
-      </w:tblGrid>
-      <w:tr>
-        <w:tc>
-          <w:tcPr>
-            <w:tcW w:type="dxa" w:w="821"/>
-          </w:tcPr>
-          <w:p>
-            <w:r/>
-            <w:r>
-              <w:rPr>
-                <w:rFonts w:ascii="Times New Roman" w:hAnsi="Times New Roman"/>
-                <w:b/>
-                <w:i w:val="0"/>
-                <w:sz w:val="18"/>
-              </w:rPr>
-              <w:t>Estudio</w:t>
-            </w:r>
-          </w:p>
-        </w:tc>
-        <w:tc>
-          <w:tcPr>
-            <w:tcW w:type="dxa" w:w="821"/>
-          </w:tcPr>
-          <w:p>
-            <w:r/>
-            <w:r>
-              <w:rPr>
-                <w:rFonts w:ascii="Times New Roman" w:hAnsi="Times New Roman"/>
-                <w:b/>
-                <w:i w:val="0"/>
-                <w:sz w:val="18"/>
-              </w:rPr>
-              <w:t>Diseño</w:t>
-            </w:r>
-          </w:p>
-        </w:tc>
-        <w:tc>
-          <w:tcPr>
-            <w:tcW w:type="dxa" w:w="821"/>
-          </w:tcPr>
-          <w:p>
-            <w:r/>
-            <w:r>
-              <w:rPr>
-                <w:rFonts w:ascii="Times New Roman" w:hAnsi="Times New Roman"/>
-                <w:b/>
-                <w:i w:val="0"/>
-                <w:sz w:val="18"/>
-              </w:rPr>
-              <w:t>Herramienta</w:t>
-            </w:r>
-          </w:p>
-        </w:tc>
-        <w:tc>
-          <w:tcPr>
-            <w:tcW w:type="dxa" w:w="821"/>
-          </w:tcPr>
-          <w:p>
-            <w:r/>
-            <w:r>
-              <w:rPr>
-                <w:rFonts w:ascii="Times New Roman" w:hAnsi="Times New Roman"/>
-                <w:b/>
-                <w:i w:val="0"/>
-                <w:sz w:val="18"/>
-              </w:rPr>
-              <w:t>D1</w:t>
-            </w:r>
-          </w:p>
-        </w:tc>
-        <w:tc>
-          <w:tcPr>
-            <w:tcW w:type="dxa" w:w="821"/>
-          </w:tcPr>
-          <w:p>
-            <w:r/>
-            <w:r>
-              <w:rPr>
-                <w:rFonts w:ascii="Times New Roman" w:hAnsi="Times New Roman"/>
-                <w:b/>
-                <w:i w:val="0"/>
-                <w:sz w:val="18"/>
-              </w:rPr>
-              <w:t>D2</w:t>
-            </w:r>
-          </w:p>
-        </w:tc>
-        <w:tc>
-          <w:tcPr>
-            <w:tcW w:type="dxa" w:w="821"/>
-          </w:tcPr>
-          <w:p>
-            <w:r/>
-            <w:r>
-              <w:rPr>
-                <w:rFonts w:ascii="Times New Roman" w:hAnsi="Times New Roman"/>
-                <w:b/>
-                <w:i w:val="0"/>
-                <w:sz w:val="18"/>
-              </w:rPr>
-              <w:t>D3</w:t>
-            </w:r>
-          </w:p>
-        </w:tc>
-        <w:tc>
-          <w:tcPr>
-            <w:tcW w:type="dxa" w:w="821"/>
-          </w:tcPr>
-          <w:p>
-            <w:r/>
-            <w:r>
-              <w:rPr>
-                <w:rFonts w:ascii="Times New Roman" w:hAnsi="Times New Roman"/>
-                <w:b/>
-                <w:i w:val="0"/>
-                <w:sz w:val="18"/>
-              </w:rPr>
-              <w:t>D4</w:t>
-            </w:r>
-          </w:p>
-        </w:tc>
-        <w:tc>
-          <w:tcPr>
-            <w:tcW w:type="dxa" w:w="821"/>
-          </w:tcPr>
-          <w:p>
-            <w:r/>
-            <w:r>
-              <w:rPr>
-                <w:rFonts w:ascii="Times New Roman" w:hAnsi="Times New Roman"/>
-                <w:b/>
-                <w:i w:val="0"/>
-                <w:sz w:val="18"/>
-              </w:rPr>
-              <w:t>D5</w:t>
-            </w:r>
-          </w:p>
-        </w:tc>
-        <w:tc>
-          <w:tcPr>
-            <w:tcW w:type="dxa" w:w="821"/>
-          </w:tcPr>
-          <w:p>
-            <w:r/>
-            <w:r>
-              <w:rPr>
-                <w:rFonts w:ascii="Times New Roman" w:hAnsi="Times New Roman"/>
-                <w:b/>
-                <w:i w:val="0"/>
-                <w:sz w:val="18"/>
-              </w:rPr>
-              <w:t>D6</w:t>
-            </w:r>
-          </w:p>
-        </w:tc>
-        <w:tc>
-          <w:tcPr>
-            <w:tcW w:type="dxa" w:w="821"/>
-          </w:tcPr>
-          <w:p>
-            <w:r/>
-            <w:r>
-              <w:rPr>
-                <w:rFonts w:ascii="Times New Roman" w:hAnsi="Times New Roman"/>
-                <w:b/>
-                <w:i w:val="0"/>
-                <w:sz w:val="18"/>
-              </w:rPr>
-              <w:t>D7</w:t>
-            </w:r>
-          </w:p>
-        </w:tc>
-        <w:tc>
-          <w:tcPr>
-            <w:tcW w:type="dxa" w:w="821"/>
-          </w:tcPr>
-          <w:p>
-            <w:r/>
-            <w:r>
-              <w:rPr>
-                <w:rFonts w:ascii="Times New Roman" w:hAnsi="Times New Roman"/>
-                <w:b/>
-                <w:i w:val="0"/>
-                <w:sz w:val="18"/>
-              </w:rPr>
-              <w:t>Juicio global</w:t>
-            </w:r>
-          </w:p>
-        </w:tc>
-      </w:tr>
-      <w:tr>
-        <w:tc>
-          <w:tcPr>
-            <w:tcW w:type="dxa" w:w="821"/>
-          </w:tcPr>
-          <w:p>
-            <w:r/>
-            <w:r>
-              <w:rPr>
-                <w:rFonts w:ascii="Times New Roman" w:hAnsi="Times New Roman"/>
-                <w:b w:val="0"/>
-                <w:i w:val="0"/>
-                <w:sz w:val="18"/>
-              </w:rPr>
-              <w:t>EST-008</w:t>
-            </w:r>
-          </w:p>
-        </w:tc>
-        <w:tc>
-          <w:tcPr>
-            <w:tcW w:type="dxa" w:w="821"/>
-          </w:tcPr>
-          <w:p>
-            <w:r/>
-            <w:r>
-              <w:rPr>
-                <w:rFonts w:ascii="Times New Roman" w:hAnsi="Times New Roman"/>
-                <w:b w:val="0"/>
-                <w:i w:val="0"/>
-                <w:sz w:val="18"/>
-              </w:rPr>
-              <w:t>RCT</w:t>
-            </w:r>
-          </w:p>
-        </w:tc>
-        <w:tc>
-          <w:tcPr>
-            <w:tcW w:type="dxa" w:w="821"/>
-          </w:tcPr>
-          <w:p>
-            <w:r/>
-            <w:r>
-              <w:rPr>
-                <w:rFonts w:ascii="Times New Roman" w:hAnsi="Times New Roman"/>
-                <w:b w:val="0"/>
-                <w:i w:val="0"/>
-                <w:sz w:val="18"/>
-              </w:rPr>
-              <w:t>RoB 2</w:t>
-            </w:r>
-          </w:p>
-        </w:tc>
-        <w:tc>
-          <w:tcPr>
-            <w:tcW w:type="dxa" w:w="821"/>
-          </w:tcPr>
-          <w:p>
-            <w:r/>
-            <w:r>
-              <w:rPr>
-                <w:rFonts w:ascii="Times New Roman" w:hAnsi="Times New Roman"/>
-                <w:b w:val="0"/>
-                <w:i w:val="0"/>
-                <w:sz w:val="18"/>
-              </w:rPr>
-              <w:t>Bajo</w:t>
-            </w:r>
-          </w:p>
-        </w:tc>
-        <w:tc>
-          <w:tcPr>
-            <w:tcW w:type="dxa" w:w="821"/>
-          </w:tcPr>
-          <w:p>
-            <w:r/>
-            <w:r>
-              <w:rPr>
-                <w:rFonts w:ascii="Times New Roman" w:hAnsi="Times New Roman"/>
-                <w:b w:val="0"/>
-                <w:i w:val="0"/>
-                <w:sz w:val="18"/>
-              </w:rPr>
-              <w:t>Bajo</w:t>
-            </w:r>
-          </w:p>
-        </w:tc>
-        <w:tc>
-          <w:tcPr>
-            <w:tcW w:type="dxa" w:w="821"/>
-          </w:tcPr>
-          <w:p>
-            <w:r/>
-            <w:r>
-              <w:rPr>
-                <w:rFonts w:ascii="Times New Roman" w:hAnsi="Times New Roman"/>
-                <w:b w:val="0"/>
-                <w:i w:val="0"/>
-                <w:sz w:val="18"/>
-              </w:rPr>
-              <w:t>Bajo</w:t>
-            </w:r>
-          </w:p>
-        </w:tc>
-        <w:tc>
-          <w:tcPr>
-            <w:tcW w:type="dxa" w:w="821"/>
-          </w:tcPr>
-          <w:p>
-            <w:r/>
-            <w:r>
-              <w:rPr>
-                <w:rFonts w:ascii="Times New Roman" w:hAnsi="Times New Roman"/>
-                <w:b w:val="0"/>
-                <w:i w:val="0"/>
-                <w:sz w:val="18"/>
-              </w:rPr>
-              <w:t>Bajo</w:t>
-            </w:r>
-          </w:p>
-        </w:tc>
-        <w:tc>
-          <w:tcPr>
-            <w:tcW w:type="dxa" w:w="821"/>
-          </w:tcPr>
-          <w:p>
-            <w:r/>
-            <w:r>
-              <w:rPr>
-                <w:rFonts w:ascii="Times New Roman" w:hAnsi="Times New Roman"/>
-                <w:b w:val="0"/>
-                <w:i w:val="0"/>
-                <w:sz w:val="18"/>
-              </w:rPr>
-              <w:t>Bajo</w:t>
-            </w:r>
-          </w:p>
-        </w:tc>
-        <w:tc>
-          <w:tcPr>
-            <w:tcW w:type="dxa" w:w="821"/>
-          </w:tcPr>
-          <w:p>
-            <w:r/>
-            <w:r>
-              <w:rPr>
-                <w:rFonts w:ascii="Times New Roman" w:hAnsi="Times New Roman"/>
-                <w:b w:val="0"/>
-                <w:i w:val="0"/>
-                <w:sz w:val="18"/>
-              </w:rPr>
-              <w:t>n. a.</w:t>
-            </w:r>
-          </w:p>
-        </w:tc>
-        <w:tc>
-          <w:tcPr>
-            <w:tcW w:type="dxa" w:w="821"/>
-          </w:tcPr>
-          <w:p>
-            <w:r/>
-            <w:r>
-              <w:rPr>
-                <w:rFonts w:ascii="Times New Roman" w:hAnsi="Times New Roman"/>
-                <w:b w:val="0"/>
-                <w:i w:val="0"/>
-                <w:sz w:val="18"/>
-              </w:rPr>
-              <w:t>n. a.</w:t>
-            </w:r>
-          </w:p>
-        </w:tc>
-        <w:tc>
-          <w:tcPr>
-            <w:tcW w:type="dxa" w:w="821"/>
-          </w:tcPr>
-          <w:p>
-            <w:r/>
-            <w:r>
-              <w:rPr>
-                <w:rFonts w:ascii="Times New Roman" w:hAnsi="Times New Roman"/>
-                <w:b w:val="0"/>
-                <w:i w:val="0"/>
-                <w:sz w:val="18"/>
-              </w:rPr>
-              <w:t>Bajo</w:t>
-            </w:r>
-          </w:p>
-        </w:tc>
-      </w:tr>
-      <w:tr>
-        <w:tc>
-          <w:tcPr>
-            <w:tcW w:type="dxa" w:w="821"/>
-          </w:tcPr>
-          <w:p>
-            <w:r/>
-            <w:r>
-              <w:rPr>
-                <w:rFonts w:ascii="Times New Roman" w:hAnsi="Times New Roman"/>
-                <w:b w:val="0"/>
-                <w:i w:val="0"/>
-                <w:sz w:val="18"/>
-              </w:rPr>
-              <w:t>EST-021</w:t>
-            </w:r>
-          </w:p>
-        </w:tc>
-        <w:tc>
-          <w:tcPr>
-            <w:tcW w:type="dxa" w:w="821"/>
-          </w:tcPr>
-          <w:p>
-            <w:r/>
-            <w:r>
-              <w:rPr>
-                <w:rFonts w:ascii="Times New Roman" w:hAnsi="Times New Roman"/>
-                <w:b w:val="0"/>
-                <w:i w:val="0"/>
-                <w:sz w:val="18"/>
-              </w:rPr>
-              <w:t>RCT</w:t>
-            </w:r>
-          </w:p>
-        </w:tc>
-        <w:tc>
-          <w:tcPr>
-            <w:tcW w:type="dxa" w:w="821"/>
-          </w:tcPr>
-          <w:p>
-            <w:r/>
-            <w:r>
-              <w:rPr>
-                <w:rFonts w:ascii="Times New Roman" w:hAnsi="Times New Roman"/>
-                <w:b w:val="0"/>
-                <w:i w:val="0"/>
-                <w:sz w:val="18"/>
-              </w:rPr>
-              <w:t>RoB 2</w:t>
-            </w:r>
-          </w:p>
-        </w:tc>
-        <w:tc>
-          <w:tcPr>
-            <w:tcW w:type="dxa" w:w="821"/>
-          </w:tcPr>
-          <w:p>
-            <w:r/>
-            <w:r>
-              <w:rPr>
-                <w:rFonts w:ascii="Times New Roman" w:hAnsi="Times New Roman"/>
-                <w:b w:val="0"/>
-                <w:i w:val="0"/>
-                <w:sz w:val="18"/>
-              </w:rPr>
-              <w:t>Bajo</w:t>
-            </w:r>
-          </w:p>
-        </w:tc>
-        <w:tc>
-          <w:tcPr>
-            <w:tcW w:type="dxa" w:w="821"/>
-          </w:tcPr>
-          <w:p>
-            <w:r/>
-            <w:r>
-              <w:rPr>
-                <w:rFonts w:ascii="Times New Roman" w:hAnsi="Times New Roman"/>
-                <w:b w:val="0"/>
-                <w:i w:val="0"/>
-                <w:sz w:val="18"/>
-              </w:rPr>
-              <w:t>Algunas preocupaciones</w:t>
-            </w:r>
-          </w:p>
-        </w:tc>
-        <w:tc>
-          <w:tcPr>
-            <w:tcW w:type="dxa" w:w="821"/>
-          </w:tcPr>
-          <w:p>
-            <w:r/>
-            <w:r>
-              <w:rPr>
-                <w:rFonts w:ascii="Times New Roman" w:hAnsi="Times New Roman"/>
-                <w:b w:val="0"/>
-                <w:i w:val="0"/>
-                <w:sz w:val="18"/>
-              </w:rPr>
-              <w:t>Bajo</w:t>
-            </w:r>
-          </w:p>
-        </w:tc>
-        <w:tc>
-          <w:tcPr>
-            <w:tcW w:type="dxa" w:w="821"/>
-          </w:tcPr>
-          <w:p>
-            <w:r/>
-            <w:r>
-              <w:rPr>
-                <w:rFonts w:ascii="Times New Roman" w:hAnsi="Times New Roman"/>
-                <w:b w:val="0"/>
-                <w:i w:val="0"/>
-                <w:sz w:val="18"/>
-              </w:rPr>
-              <w:t>Bajo</w:t>
-            </w:r>
-          </w:p>
-        </w:tc>
-        <w:tc>
-          <w:tcPr>
-            <w:tcW w:type="dxa" w:w="821"/>
-          </w:tcPr>
-          <w:p>
-            <w:r/>
-            <w:r>
-              <w:rPr>
-                <w:rFonts w:ascii="Times New Roman" w:hAnsi="Times New Roman"/>
-                <w:b w:val="0"/>
-                <w:i w:val="0"/>
-                <w:sz w:val="18"/>
-              </w:rPr>
-              <w:t>Bajo</w:t>
-            </w:r>
-          </w:p>
-        </w:tc>
-        <w:tc>
-          <w:tcPr>
-            <w:tcW w:type="dxa" w:w="821"/>
-          </w:tcPr>
-          <w:p>
-            <w:r/>
-            <w:r>
-              <w:rPr>
-                <w:rFonts w:ascii="Times New Roman" w:hAnsi="Times New Roman"/>
-                <w:b w:val="0"/>
-                <w:i w:val="0"/>
-                <w:sz w:val="18"/>
-              </w:rPr>
-              <w:t>n. a.</w:t>
-            </w:r>
-          </w:p>
-        </w:tc>
-        <w:tc>
-          <w:tcPr>
-            <w:tcW w:type="dxa" w:w="821"/>
-          </w:tcPr>
-          <w:p>
-            <w:r/>
-            <w:r>
-              <w:rPr>
-                <w:rFonts w:ascii="Times New Roman" w:hAnsi="Times New Roman"/>
-                <w:b w:val="0"/>
-                <w:i w:val="0"/>
-                <w:sz w:val="18"/>
-              </w:rPr>
-              <w:t>n. a.</w:t>
-            </w:r>
-          </w:p>
-        </w:tc>
-        <w:tc>
-          <w:tcPr>
-            <w:tcW w:type="dxa" w:w="821"/>
-          </w:tcPr>
-          <w:p>
-            <w:r/>
-            <w:r>
-              <w:rPr>
-                <w:rFonts w:ascii="Times New Roman" w:hAnsi="Times New Roman"/>
-                <w:b w:val="0"/>
-                <w:i w:val="0"/>
-                <w:sz w:val="18"/>
-              </w:rPr>
-              <w:t>Bajo</w:t>
-            </w:r>
-          </w:p>
-        </w:tc>
-      </w:tr>
-      <w:tr>
-        <w:tc>
-          <w:tcPr>
-            <w:tcW w:type="dxa" w:w="821"/>
-          </w:tcPr>
-          <w:p>
-            <w:r/>
-            <w:r>
-              <w:rPr>
-                <w:rFonts w:ascii="Times New Roman" w:hAnsi="Times New Roman"/>
-                <w:b w:val="0"/>
-                <w:i w:val="0"/>
-                <w:sz w:val="18"/>
-              </w:rPr>
-              <w:t>EST-132</w:t>
-            </w:r>
-          </w:p>
-        </w:tc>
-        <w:tc>
-          <w:tcPr>
-            <w:tcW w:type="dxa" w:w="821"/>
-          </w:tcPr>
-          <w:p>
-            <w:r/>
-            <w:r>
-              <w:rPr>
-                <w:rFonts w:ascii="Times New Roman" w:hAnsi="Times New Roman"/>
-                <w:b w:val="0"/>
-                <w:i w:val="0"/>
-                <w:sz w:val="18"/>
-              </w:rPr>
-              <w:t>RCT</w:t>
-            </w:r>
-          </w:p>
-        </w:tc>
-        <w:tc>
-          <w:tcPr>
-            <w:tcW w:type="dxa" w:w="821"/>
-          </w:tcPr>
-          <w:p>
-            <w:r/>
-            <w:r>
-              <w:rPr>
-                <w:rFonts w:ascii="Times New Roman" w:hAnsi="Times New Roman"/>
-                <w:b w:val="0"/>
-                <w:i w:val="0"/>
-                <w:sz w:val="18"/>
-              </w:rPr>
-              <w:t>RoB 2</w:t>
-            </w:r>
-          </w:p>
-        </w:tc>
-        <w:tc>
-          <w:tcPr>
-            <w:tcW w:type="dxa" w:w="821"/>
-          </w:tcPr>
-          <w:p>
-            <w:r/>
-            <w:r>
-              <w:rPr>
-                <w:rFonts w:ascii="Times New Roman" w:hAnsi="Times New Roman"/>
-                <w:b w:val="0"/>
-                <w:i w:val="0"/>
-                <w:sz w:val="18"/>
-              </w:rPr>
-              <w:t>Bajo</w:t>
-            </w:r>
-          </w:p>
-        </w:tc>
-        <w:tc>
-          <w:tcPr>
-            <w:tcW w:type="dxa" w:w="821"/>
-          </w:tcPr>
-          <w:p>
-            <w:r/>
-            <w:r>
-              <w:rPr>
-                <w:rFonts w:ascii="Times New Roman" w:hAnsi="Times New Roman"/>
-                <w:b w:val="0"/>
-                <w:i w:val="0"/>
-                <w:sz w:val="18"/>
-              </w:rPr>
-              <w:t>Algunas preocupaciones</w:t>
-            </w:r>
-          </w:p>
-        </w:tc>
-        <w:tc>
-          <w:tcPr>
-            <w:tcW w:type="dxa" w:w="821"/>
-          </w:tcPr>
-          <w:p>
-            <w:r/>
-            <w:r>
-              <w:rPr>
-                <w:rFonts w:ascii="Times New Roman" w:hAnsi="Times New Roman"/>
-                <w:b w:val="0"/>
-                <w:i w:val="0"/>
-                <w:sz w:val="18"/>
-              </w:rPr>
-              <w:t>Bajo</w:t>
-            </w:r>
-          </w:p>
-        </w:tc>
-        <w:tc>
-          <w:tcPr>
-            <w:tcW w:type="dxa" w:w="821"/>
-          </w:tcPr>
-          <w:p>
-            <w:r/>
-            <w:r>
-              <w:rPr>
-                <w:rFonts w:ascii="Times New Roman" w:hAnsi="Times New Roman"/>
-                <w:b w:val="0"/>
-                <w:i w:val="0"/>
-                <w:sz w:val="18"/>
-              </w:rPr>
-              <w:t>Algunas preocupaciones</w:t>
-            </w:r>
-          </w:p>
-        </w:tc>
-        <w:tc>
-          <w:tcPr>
-            <w:tcW w:type="dxa" w:w="821"/>
-          </w:tcPr>
-          <w:p>
-            <w:r/>
-            <w:r>
-              <w:rPr>
-                <w:rFonts w:ascii="Times New Roman" w:hAnsi="Times New Roman"/>
-                <w:b w:val="0"/>
-                <w:i w:val="0"/>
-                <w:sz w:val="18"/>
-              </w:rPr>
-              <w:t>Algunas preocupaciones</w:t>
-            </w:r>
-          </w:p>
-        </w:tc>
-        <w:tc>
-          <w:tcPr>
-            <w:tcW w:type="dxa" w:w="821"/>
-          </w:tcPr>
-          <w:p>
-            <w:r/>
-            <w:r>
-              <w:rPr>
-                <w:rFonts w:ascii="Times New Roman" w:hAnsi="Times New Roman"/>
-                <w:b w:val="0"/>
-                <w:i w:val="0"/>
-                <w:sz w:val="18"/>
-              </w:rPr>
-              <w:t>n. a.</w:t>
-            </w:r>
-          </w:p>
-        </w:tc>
-        <w:tc>
-          <w:tcPr>
-            <w:tcW w:type="dxa" w:w="821"/>
-          </w:tcPr>
-          <w:p>
-            <w:r/>
-            <w:r>
-              <w:rPr>
-                <w:rFonts w:ascii="Times New Roman" w:hAnsi="Times New Roman"/>
-                <w:b w:val="0"/>
-                <w:i w:val="0"/>
-                <w:sz w:val="18"/>
-              </w:rPr>
-              <w:t>n. a.</w:t>
-            </w:r>
-          </w:p>
-        </w:tc>
-        <w:tc>
-          <w:tcPr>
-            <w:tcW w:type="dxa" w:w="821"/>
-          </w:tcPr>
-          <w:p>
-            <w:r/>
-            <w:r>
-              <w:rPr>
-                <w:rFonts w:ascii="Times New Roman" w:hAnsi="Times New Roman"/>
-                <w:b w:val="0"/>
-                <w:i w:val="0"/>
-                <w:sz w:val="18"/>
-              </w:rPr>
-              <w:t>Algunas preocupaciones</w:t>
-            </w:r>
-          </w:p>
-        </w:tc>
-      </w:tr>
-      <w:tr>
-        <w:tc>
-          <w:tcPr>
-            <w:tcW w:type="dxa" w:w="821"/>
-          </w:tcPr>
-          <w:p>
-            <w:r/>
-            <w:r>
-              <w:rPr>
-                <w:rFonts w:ascii="Times New Roman" w:hAnsi="Times New Roman"/>
-                <w:b w:val="0"/>
-                <w:i w:val="0"/>
-                <w:sz w:val="18"/>
-              </w:rPr>
-              <w:t>EST-055</w:t>
-            </w:r>
-          </w:p>
-        </w:tc>
-        <w:tc>
-          <w:tcPr>
-            <w:tcW w:type="dxa" w:w="821"/>
-          </w:tcPr>
-          <w:p>
-            <w:r/>
-            <w:r>
-              <w:rPr>
-                <w:rFonts w:ascii="Times New Roman" w:hAnsi="Times New Roman"/>
-                <w:b w:val="0"/>
-                <w:i w:val="0"/>
-                <w:sz w:val="18"/>
-              </w:rPr>
-              <w:t>retrospective cohort</w:t>
-            </w:r>
-          </w:p>
-        </w:tc>
-        <w:tc>
-          <w:tcPr>
-            <w:tcW w:type="dxa" w:w="821"/>
-          </w:tcPr>
-          <w:p>
-            <w:r/>
-            <w:r>
-              <w:rPr>
-                <w:rFonts w:ascii="Times New Roman" w:hAnsi="Times New Roman"/>
-                <w:b w:val="0"/>
-                <w:i w:val="0"/>
-                <w:sz w:val="18"/>
-              </w:rPr>
-              <w:t>ROBINS-I</w:t>
-            </w:r>
-          </w:p>
-        </w:tc>
-        <w:tc>
-          <w:tcPr>
-            <w:tcW w:type="dxa" w:w="821"/>
-          </w:tcPr>
-          <w:p>
-            <w:r/>
-            <w:r>
-              <w:rPr>
-                <w:rFonts w:ascii="Times New Roman" w:hAnsi="Times New Roman"/>
-                <w:b w:val="0"/>
-                <w:i w:val="0"/>
-                <w:sz w:val="18"/>
-              </w:rPr>
-              <w:t>Grave</w:t>
-            </w:r>
-          </w:p>
-        </w:tc>
-        <w:tc>
-          <w:tcPr>
-            <w:tcW w:type="dxa" w:w="821"/>
-          </w:tcPr>
-          <w:p>
-            <w:r/>
-            <w:r>
-              <w:rPr>
-                <w:rFonts w:ascii="Times New Roman" w:hAnsi="Times New Roman"/>
-                <w:b w:val="0"/>
-                <w:i w:val="0"/>
-                <w:sz w:val="18"/>
-              </w:rPr>
-              <w:t>Moderado</w:t>
-            </w:r>
-          </w:p>
-        </w:tc>
-        <w:tc>
-          <w:tcPr>
-            <w:tcW w:type="dxa" w:w="821"/>
-          </w:tcPr>
-          <w:p>
-            <w:r/>
-            <w:r>
-              <w:rPr>
-                <w:rFonts w:ascii="Times New Roman" w:hAnsi="Times New Roman"/>
-                <w:b w:val="0"/>
-                <w:i w:val="0"/>
-                <w:sz w:val="18"/>
-              </w:rPr>
-              <w:t>Bajo</w:t>
-            </w:r>
-          </w:p>
-        </w:tc>
-        <w:tc>
-          <w:tcPr>
-            <w:tcW w:type="dxa" w:w="821"/>
-          </w:tcPr>
-          <w:p>
-            <w:r/>
-            <w:r>
-              <w:rPr>
-                <w:rFonts w:ascii="Times New Roman" w:hAnsi="Times New Roman"/>
-                <w:b w:val="0"/>
-                <w:i w:val="0"/>
-                <w:sz w:val="18"/>
-              </w:rPr>
-              <w:t>Moderado</w:t>
-            </w:r>
-          </w:p>
-        </w:tc>
-        <w:tc>
-          <w:tcPr>
-            <w:tcW w:type="dxa" w:w="821"/>
-          </w:tcPr>
-          <w:p>
-            <w:r/>
-            <w:r>
-              <w:rPr>
-                <w:rFonts w:ascii="Times New Roman" w:hAnsi="Times New Roman"/>
-                <w:b w:val="0"/>
-                <w:i w:val="0"/>
-                <w:sz w:val="18"/>
-              </w:rPr>
-              <w:t>Moderado</w:t>
-            </w:r>
-          </w:p>
-        </w:tc>
-        <w:tc>
-          <w:tcPr>
-            <w:tcW w:type="dxa" w:w="821"/>
-          </w:tcPr>
-          <w:p>
-            <w:r/>
-            <w:r>
-              <w:rPr>
-                <w:rFonts w:ascii="Times New Roman" w:hAnsi="Times New Roman"/>
-                <w:b w:val="0"/>
-                <w:i w:val="0"/>
-                <w:sz w:val="18"/>
-              </w:rPr>
-              <w:t>Grave</w:t>
-            </w:r>
-          </w:p>
-        </w:tc>
-        <w:tc>
-          <w:tcPr>
-            <w:tcW w:type="dxa" w:w="821"/>
-          </w:tcPr>
-          <w:p>
-            <w:r/>
-            <w:r>
-              <w:rPr>
-                <w:rFonts w:ascii="Times New Roman" w:hAnsi="Times New Roman"/>
-                <w:b w:val="0"/>
-                <w:i w:val="0"/>
-                <w:sz w:val="18"/>
-              </w:rPr>
-              <w:t>Moderado</w:t>
-            </w:r>
-          </w:p>
-        </w:tc>
-        <w:tc>
-          <w:tcPr>
-            <w:tcW w:type="dxa" w:w="821"/>
-          </w:tcPr>
-          <w:p>
-            <w:r/>
-            <w:r>
-              <w:rPr>
-                <w:rFonts w:ascii="Times New Roman" w:hAnsi="Times New Roman"/>
-                <w:b w:val="0"/>
-                <w:i w:val="0"/>
-                <w:sz w:val="18"/>
-              </w:rPr>
-              <w:t>Grave</w:t>
-            </w:r>
-          </w:p>
-        </w:tc>
-      </w:tr>
-      <w:tr>
-        <w:tc>
-          <w:tcPr>
-            <w:tcW w:type="dxa" w:w="821"/>
-          </w:tcPr>
-          <w:p>
-            <w:r/>
-            <w:r>
-              <w:rPr>
-                <w:rFonts w:ascii="Times New Roman" w:hAnsi="Times New Roman"/>
-                <w:b w:val="0"/>
-                <w:i w:val="0"/>
-                <w:sz w:val="18"/>
-              </w:rPr>
-              <w:t>EST-063</w:t>
-            </w:r>
-          </w:p>
-        </w:tc>
-        <w:tc>
-          <w:tcPr>
-            <w:tcW w:type="dxa" w:w="821"/>
-          </w:tcPr>
-          <w:p>
-            <w:r/>
-            <w:r>
-              <w:rPr>
-                <w:rFonts w:ascii="Times New Roman" w:hAnsi="Times New Roman"/>
-                <w:b w:val="0"/>
-                <w:i w:val="0"/>
-                <w:sz w:val="18"/>
-              </w:rPr>
-              <w:t>non-randomised trial</w:t>
-            </w:r>
-          </w:p>
-        </w:tc>
-        <w:tc>
-          <w:tcPr>
-            <w:tcW w:type="dxa" w:w="821"/>
-          </w:tcPr>
-          <w:p>
-            <w:r/>
-            <w:r>
-              <w:rPr>
-                <w:rFonts w:ascii="Times New Roman" w:hAnsi="Times New Roman"/>
-                <w:b w:val="0"/>
-                <w:i w:val="0"/>
-                <w:sz w:val="18"/>
-              </w:rPr>
-              <w:t>ROBINS-I</w:t>
-            </w:r>
-          </w:p>
-        </w:tc>
-        <w:tc>
-          <w:tcPr>
-            <w:tcW w:type="dxa" w:w="821"/>
-          </w:tcPr>
-          <w:p>
-            <w:r/>
-            <w:r>
-              <w:rPr>
-                <w:rFonts w:ascii="Times New Roman" w:hAnsi="Times New Roman"/>
-                <w:b w:val="0"/>
-                <w:i w:val="0"/>
-                <w:sz w:val="18"/>
-              </w:rPr>
-              <w:t>Sin información</w:t>
-            </w:r>
-          </w:p>
-        </w:tc>
-        <w:tc>
-          <w:tcPr>
-            <w:tcW w:type="dxa" w:w="821"/>
-          </w:tcPr>
-          <w:p>
-            <w:r/>
-            <w:r>
-              <w:rPr>
-                <w:rFonts w:ascii="Times New Roman" w:hAnsi="Times New Roman"/>
-                <w:b w:val="0"/>
-                <w:i w:val="0"/>
-                <w:sz w:val="18"/>
-              </w:rPr>
-              <w:t>Moderado</w:t>
-            </w:r>
-          </w:p>
-        </w:tc>
-        <w:tc>
-          <w:tcPr>
-            <w:tcW w:type="dxa" w:w="821"/>
-          </w:tcPr>
-          <w:p>
-            <w:r/>
-            <w:r>
-              <w:rPr>
-                <w:rFonts w:ascii="Times New Roman" w:hAnsi="Times New Roman"/>
-                <w:b w:val="0"/>
-                <w:i w:val="0"/>
-                <w:sz w:val="18"/>
-              </w:rPr>
-              <w:t>Bajo</w:t>
-            </w:r>
-          </w:p>
-        </w:tc>
-        <w:tc>
-          <w:tcPr>
-            <w:tcW w:type="dxa" w:w="821"/>
-          </w:tcPr>
-          <w:p>
-            <w:r/>
-            <w:r>
-              <w:rPr>
-                <w:rFonts w:ascii="Times New Roman" w:hAnsi="Times New Roman"/>
-                <w:b w:val="0"/>
-                <w:i w:val="0"/>
-                <w:sz w:val="18"/>
-              </w:rPr>
-              <w:t>Moderado</w:t>
-            </w:r>
-          </w:p>
-        </w:tc>
-        <w:tc>
-          <w:tcPr>
-            <w:tcW w:type="dxa" w:w="821"/>
-          </w:tcPr>
-          <w:p>
-            <w:r/>
-            <w:r>
-              <w:rPr>
-                <w:rFonts w:ascii="Times New Roman" w:hAnsi="Times New Roman"/>
-                <w:b w:val="0"/>
-                <w:i w:val="0"/>
-                <w:sz w:val="18"/>
-              </w:rPr>
-              <w:t>Sin información</w:t>
-            </w:r>
-          </w:p>
-        </w:tc>
-        <w:tc>
-          <w:tcPr>
-            <w:tcW w:type="dxa" w:w="821"/>
-          </w:tcPr>
-          <w:p>
-            <w:r/>
-            <w:r>
-              <w:rPr>
-                <w:rFonts w:ascii="Times New Roman" w:hAnsi="Times New Roman"/>
-                <w:b w:val="0"/>
-                <w:i w:val="0"/>
-                <w:sz w:val="18"/>
-              </w:rPr>
-              <w:t>Moderado</w:t>
-            </w:r>
-          </w:p>
-        </w:tc>
-        <w:tc>
-          <w:tcPr>
-            <w:tcW w:type="dxa" w:w="821"/>
-          </w:tcPr>
-          <w:p>
-            <w:r/>
-            <w:r>
-              <w:rPr>
-                <w:rFonts w:ascii="Times New Roman" w:hAnsi="Times New Roman"/>
-                <w:b w:val="0"/>
-                <w:i w:val="0"/>
-                <w:sz w:val="18"/>
-              </w:rPr>
-              <w:t>Moderado</w:t>
-            </w:r>
-          </w:p>
-        </w:tc>
-        <w:tc>
-          <w:tcPr>
-            <w:tcW w:type="dxa" w:w="821"/>
-          </w:tcPr>
-          <w:p>
-            <w:r/>
-            <w:r>
-              <w:rPr>
-                <w:rFonts w:ascii="Times New Roman" w:hAnsi="Times New Roman"/>
-                <w:b w:val="0"/>
-                <w:i w:val="0"/>
-                <w:sz w:val="18"/>
-              </w:rPr>
-              <w:t>Moderado</w:t>
-            </w:r>
-          </w:p>
-        </w:tc>
-      </w:tr>
-      <w:tr>
-        <w:tc>
-          <w:tcPr>
-            <w:tcW w:type="dxa" w:w="821"/>
-          </w:tcPr>
-          <w:p>
-            <w:r/>
-            <w:r>
-              <w:rPr>
-                <w:rFonts w:ascii="Times New Roman" w:hAnsi="Times New Roman"/>
-                <w:b w:val="0"/>
-                <w:i w:val="0"/>
-                <w:sz w:val="18"/>
-              </w:rPr>
-              <w:t>EST-070</w:t>
-            </w:r>
-          </w:p>
-        </w:tc>
-        <w:tc>
-          <w:tcPr>
-            <w:tcW w:type="dxa" w:w="821"/>
-          </w:tcPr>
-          <w:p>
-            <w:r/>
-            <w:r>
-              <w:rPr>
-                <w:rFonts w:ascii="Times New Roman" w:hAnsi="Times New Roman"/>
-                <w:b w:val="0"/>
-                <w:i w:val="0"/>
-                <w:sz w:val="18"/>
-              </w:rPr>
-              <w:t>retrospective cohort</w:t>
-            </w:r>
-          </w:p>
-        </w:tc>
-        <w:tc>
-          <w:tcPr>
-            <w:tcW w:type="dxa" w:w="821"/>
-          </w:tcPr>
-          <w:p>
-            <w:r/>
-            <w:r>
-              <w:rPr>
-                <w:rFonts w:ascii="Times New Roman" w:hAnsi="Times New Roman"/>
-                <w:b w:val="0"/>
-                <w:i w:val="0"/>
-                <w:sz w:val="18"/>
-              </w:rPr>
-              <w:t>ROBINS-I</w:t>
-            </w:r>
-          </w:p>
-        </w:tc>
-        <w:tc>
-          <w:tcPr>
-            <w:tcW w:type="dxa" w:w="821"/>
-          </w:tcPr>
-          <w:p>
-            <w:r/>
-            <w:r>
-              <w:rPr>
-                <w:rFonts w:ascii="Times New Roman" w:hAnsi="Times New Roman"/>
-                <w:b w:val="0"/>
-                <w:i w:val="0"/>
-                <w:sz w:val="18"/>
-              </w:rPr>
-              <w:t>Grave</w:t>
-            </w:r>
-          </w:p>
-        </w:tc>
-        <w:tc>
-          <w:tcPr>
-            <w:tcW w:type="dxa" w:w="821"/>
-          </w:tcPr>
-          <w:p>
-            <w:r/>
-            <w:r>
-              <w:rPr>
-                <w:rFonts w:ascii="Times New Roman" w:hAnsi="Times New Roman"/>
-                <w:b w:val="0"/>
-                <w:i w:val="0"/>
-                <w:sz w:val="18"/>
-              </w:rPr>
-              <w:t>Grave</w:t>
-            </w:r>
-          </w:p>
-        </w:tc>
-        <w:tc>
-          <w:tcPr>
-            <w:tcW w:type="dxa" w:w="821"/>
-          </w:tcPr>
-          <w:p>
-            <w:r/>
-            <w:r>
-              <w:rPr>
-                <w:rFonts w:ascii="Times New Roman" w:hAnsi="Times New Roman"/>
-                <w:b w:val="0"/>
-                <w:i w:val="0"/>
-                <w:sz w:val="18"/>
-              </w:rPr>
-              <w:t>Bajo</w:t>
-            </w:r>
-          </w:p>
-        </w:tc>
-        <w:tc>
-          <w:tcPr>
-            <w:tcW w:type="dxa" w:w="821"/>
-          </w:tcPr>
-          <w:p>
-            <w:r/>
-            <w:r>
-              <w:rPr>
-                <w:rFonts w:ascii="Times New Roman" w:hAnsi="Times New Roman"/>
-                <w:b w:val="0"/>
-                <w:i w:val="0"/>
-                <w:sz w:val="18"/>
-              </w:rPr>
-              <w:t>Moderado</w:t>
-            </w:r>
-          </w:p>
-        </w:tc>
-        <w:tc>
-          <w:tcPr>
-            <w:tcW w:type="dxa" w:w="821"/>
-          </w:tcPr>
-          <w:p>
-            <w:r/>
-            <w:r>
-              <w:rPr>
-                <w:rFonts w:ascii="Times New Roman" w:hAnsi="Times New Roman"/>
-                <w:b w:val="0"/>
-                <w:i w:val="0"/>
-                <w:sz w:val="18"/>
-              </w:rPr>
-              <w:t>Moderado</w:t>
-            </w:r>
-          </w:p>
-        </w:tc>
-        <w:tc>
-          <w:tcPr>
-            <w:tcW w:type="dxa" w:w="821"/>
-          </w:tcPr>
-          <w:p>
-            <w:r/>
-            <w:r>
-              <w:rPr>
-                <w:rFonts w:ascii="Times New Roman" w:hAnsi="Times New Roman"/>
-                <w:b w:val="0"/>
-                <w:i w:val="0"/>
-                <w:sz w:val="18"/>
-              </w:rPr>
-              <w:t>Grave</w:t>
-            </w:r>
-          </w:p>
-        </w:tc>
-        <w:tc>
-          <w:tcPr>
-            <w:tcW w:type="dxa" w:w="821"/>
-          </w:tcPr>
-          <w:p>
-            <w:r/>
-            <w:r>
-              <w:rPr>
-                <w:rFonts w:ascii="Times New Roman" w:hAnsi="Times New Roman"/>
-                <w:b w:val="0"/>
-                <w:i w:val="0"/>
-                <w:sz w:val="18"/>
-              </w:rPr>
-              <w:t>Moderado</w:t>
-            </w:r>
-          </w:p>
-        </w:tc>
-        <w:tc>
-          <w:tcPr>
-            <w:tcW w:type="dxa" w:w="821"/>
-          </w:tcPr>
-          <w:p>
-            <w:r/>
-            <w:r>
-              <w:rPr>
-                <w:rFonts w:ascii="Times New Roman" w:hAnsi="Times New Roman"/>
-                <w:b w:val="0"/>
-                <w:i w:val="0"/>
-                <w:sz w:val="18"/>
-              </w:rPr>
-              <w:t>Grave</w:t>
-            </w:r>
-          </w:p>
-        </w:tc>
-      </w:tr>
-      <w:tr>
-        <w:tc>
-          <w:tcPr>
-            <w:tcW w:type="dxa" w:w="821"/>
-          </w:tcPr>
-          <w:p>
-            <w:r/>
-            <w:r>
-              <w:rPr>
-                <w:rFonts w:ascii="Times New Roman" w:hAnsi="Times New Roman"/>
-                <w:b w:val="0"/>
-                <w:i w:val="0"/>
-                <w:sz w:val="18"/>
-              </w:rPr>
-              <w:t>EST-096</w:t>
-            </w:r>
-          </w:p>
-        </w:tc>
-        <w:tc>
-          <w:tcPr>
-            <w:tcW w:type="dxa" w:w="821"/>
-          </w:tcPr>
-          <w:p>
-            <w:r/>
-            <w:r>
-              <w:rPr>
-                <w:rFonts w:ascii="Times New Roman" w:hAnsi="Times New Roman"/>
-                <w:b w:val="0"/>
-                <w:i w:val="0"/>
-                <w:sz w:val="18"/>
-              </w:rPr>
-              <w:t>non-randomised trial</w:t>
-            </w:r>
-          </w:p>
-        </w:tc>
-        <w:tc>
-          <w:tcPr>
-            <w:tcW w:type="dxa" w:w="821"/>
-          </w:tcPr>
-          <w:p>
-            <w:r/>
-            <w:r>
-              <w:rPr>
-                <w:rFonts w:ascii="Times New Roman" w:hAnsi="Times New Roman"/>
-                <w:b w:val="0"/>
-                <w:i w:val="0"/>
-                <w:sz w:val="18"/>
-              </w:rPr>
-              <w:t>ROBINS-I</w:t>
-            </w:r>
-          </w:p>
-        </w:tc>
-        <w:tc>
-          <w:tcPr>
-            <w:tcW w:type="dxa" w:w="821"/>
-          </w:tcPr>
-          <w:p>
-            <w:r/>
-            <w:r>
-              <w:rPr>
-                <w:rFonts w:ascii="Times New Roman" w:hAnsi="Times New Roman"/>
-                <w:b w:val="0"/>
-                <w:i w:val="0"/>
-                <w:sz w:val="18"/>
-              </w:rPr>
-              <w:t>Grave</w:t>
-            </w:r>
-          </w:p>
-        </w:tc>
-        <w:tc>
-          <w:tcPr>
-            <w:tcW w:type="dxa" w:w="821"/>
-          </w:tcPr>
-          <w:p>
-            <w:r/>
-            <w:r>
-              <w:rPr>
-                <w:rFonts w:ascii="Times New Roman" w:hAnsi="Times New Roman"/>
-                <w:b w:val="0"/>
-                <w:i w:val="0"/>
-                <w:sz w:val="18"/>
-              </w:rPr>
-              <w:t>Moderado</w:t>
-            </w:r>
-          </w:p>
-        </w:tc>
-        <w:tc>
-          <w:tcPr>
-            <w:tcW w:type="dxa" w:w="821"/>
-          </w:tcPr>
-          <w:p>
-            <w:r/>
-            <w:r>
-              <w:rPr>
-                <w:rFonts w:ascii="Times New Roman" w:hAnsi="Times New Roman"/>
-                <w:b w:val="0"/>
-                <w:i w:val="0"/>
-                <w:sz w:val="18"/>
-              </w:rPr>
-              <w:t>Bajo</w:t>
-            </w:r>
-          </w:p>
-        </w:tc>
-        <w:tc>
-          <w:tcPr>
-            <w:tcW w:type="dxa" w:w="821"/>
-          </w:tcPr>
-          <w:p>
-            <w:r/>
-            <w:r>
-              <w:rPr>
-                <w:rFonts w:ascii="Times New Roman" w:hAnsi="Times New Roman"/>
-                <w:b w:val="0"/>
-                <w:i w:val="0"/>
-                <w:sz w:val="18"/>
-              </w:rPr>
-              <w:t>Moderado</w:t>
-            </w:r>
-          </w:p>
-        </w:tc>
-        <w:tc>
-          <w:tcPr>
-            <w:tcW w:type="dxa" w:w="821"/>
-          </w:tcPr>
-          <w:p>
-            <w:r/>
-            <w:r>
-              <w:rPr>
-                <w:rFonts w:ascii="Times New Roman" w:hAnsi="Times New Roman"/>
-                <w:b w:val="0"/>
-                <w:i w:val="0"/>
-                <w:sz w:val="18"/>
-              </w:rPr>
-              <w:t>Moderado</w:t>
-            </w:r>
-          </w:p>
-        </w:tc>
-        <w:tc>
-          <w:tcPr>
-            <w:tcW w:type="dxa" w:w="821"/>
-          </w:tcPr>
-          <w:p>
-            <w:r/>
-            <w:r>
-              <w:rPr>
-                <w:rFonts w:ascii="Times New Roman" w:hAnsi="Times New Roman"/>
-                <w:b w:val="0"/>
-                <w:i w:val="0"/>
-                <w:sz w:val="18"/>
-              </w:rPr>
-              <w:t>Grave</w:t>
-            </w:r>
-          </w:p>
-        </w:tc>
-        <w:tc>
-          <w:tcPr>
-            <w:tcW w:type="dxa" w:w="821"/>
-          </w:tcPr>
-          <w:p>
-            <w:r/>
-            <w:r>
-              <w:rPr>
-                <w:rFonts w:ascii="Times New Roman" w:hAnsi="Times New Roman"/>
-                <w:b w:val="0"/>
-                <w:i w:val="0"/>
-                <w:sz w:val="18"/>
-              </w:rPr>
-              <w:t>Moderado</w:t>
-            </w:r>
-          </w:p>
-        </w:tc>
-        <w:tc>
-          <w:tcPr>
-            <w:tcW w:type="dxa" w:w="821"/>
-          </w:tcPr>
-          <w:p>
-            <w:r/>
-            <w:r>
-              <w:rPr>
-                <w:rFonts w:ascii="Times New Roman" w:hAnsi="Times New Roman"/>
-                <w:b w:val="0"/>
-                <w:i w:val="0"/>
-                <w:sz w:val="18"/>
-              </w:rPr>
-              <w:t>Grave</w:t>
-            </w:r>
-          </w:p>
-        </w:tc>
-      </w:tr>
-      <w:tr>
-        <w:tc>
-          <w:tcPr>
-            <w:tcW w:type="dxa" w:w="821"/>
-          </w:tcPr>
-          <w:p>
-            <w:r/>
-            <w:r>
-              <w:rPr>
-                <w:rFonts w:ascii="Times New Roman" w:hAnsi="Times New Roman"/>
-                <w:b w:val="0"/>
-                <w:i w:val="0"/>
-                <w:sz w:val="18"/>
-              </w:rPr>
-              <w:t>EST-108</w:t>
-            </w:r>
-          </w:p>
-        </w:tc>
-        <w:tc>
-          <w:tcPr>
-            <w:tcW w:type="dxa" w:w="821"/>
-          </w:tcPr>
-          <w:p>
-            <w:r/>
-            <w:r>
-              <w:rPr>
-                <w:rFonts w:ascii="Times New Roman" w:hAnsi="Times New Roman"/>
-                <w:b w:val="0"/>
-                <w:i w:val="0"/>
-                <w:sz w:val="18"/>
-              </w:rPr>
-              <w:t>retrospective cohort</w:t>
-            </w:r>
-          </w:p>
-        </w:tc>
-        <w:tc>
-          <w:tcPr>
-            <w:tcW w:type="dxa" w:w="821"/>
-          </w:tcPr>
-          <w:p>
-            <w:r/>
-            <w:r>
-              <w:rPr>
-                <w:rFonts w:ascii="Times New Roman" w:hAnsi="Times New Roman"/>
-                <w:b w:val="0"/>
-                <w:i w:val="0"/>
-                <w:sz w:val="18"/>
-              </w:rPr>
-              <w:t>ROBINS-I</w:t>
-            </w:r>
-          </w:p>
-        </w:tc>
-        <w:tc>
-          <w:tcPr>
-            <w:tcW w:type="dxa" w:w="821"/>
-          </w:tcPr>
-          <w:p>
-            <w:r/>
-            <w:r>
-              <w:rPr>
-                <w:rFonts w:ascii="Times New Roman" w:hAnsi="Times New Roman"/>
-                <w:b w:val="0"/>
-                <w:i w:val="0"/>
-                <w:sz w:val="18"/>
-              </w:rPr>
-              <w:t>Grave</w:t>
-            </w:r>
-          </w:p>
-        </w:tc>
-        <w:tc>
-          <w:tcPr>
-            <w:tcW w:type="dxa" w:w="821"/>
-          </w:tcPr>
-          <w:p>
-            <w:r/>
-            <w:r>
-              <w:rPr>
-                <w:rFonts w:ascii="Times New Roman" w:hAnsi="Times New Roman"/>
-                <w:b w:val="0"/>
-                <w:i w:val="0"/>
-                <w:sz w:val="18"/>
-              </w:rPr>
-              <w:t>Moderado</w:t>
-            </w:r>
-          </w:p>
-        </w:tc>
-        <w:tc>
-          <w:tcPr>
-            <w:tcW w:type="dxa" w:w="821"/>
-          </w:tcPr>
-          <w:p>
-            <w:r/>
-            <w:r>
-              <w:rPr>
-                <w:rFonts w:ascii="Times New Roman" w:hAnsi="Times New Roman"/>
-                <w:b w:val="0"/>
-                <w:i w:val="0"/>
-                <w:sz w:val="18"/>
-              </w:rPr>
-              <w:t>Bajo</w:t>
-            </w:r>
-          </w:p>
-        </w:tc>
-        <w:tc>
-          <w:tcPr>
-            <w:tcW w:type="dxa" w:w="821"/>
-          </w:tcPr>
-          <w:p>
-            <w:r/>
-            <w:r>
-              <w:rPr>
-                <w:rFonts w:ascii="Times New Roman" w:hAnsi="Times New Roman"/>
-                <w:b w:val="0"/>
-                <w:i w:val="0"/>
-                <w:sz w:val="18"/>
-              </w:rPr>
-              <w:t>Moderado</w:t>
-            </w:r>
-          </w:p>
-        </w:tc>
-        <w:tc>
-          <w:tcPr>
-            <w:tcW w:type="dxa" w:w="821"/>
-          </w:tcPr>
-          <w:p>
-            <w:r/>
-            <w:r>
-              <w:rPr>
-                <w:rFonts w:ascii="Times New Roman" w:hAnsi="Times New Roman"/>
-                <w:b w:val="0"/>
-                <w:i w:val="0"/>
-                <w:sz w:val="18"/>
-              </w:rPr>
-              <w:t>Moderado</w:t>
-            </w:r>
-          </w:p>
-        </w:tc>
-        <w:tc>
-          <w:tcPr>
-            <w:tcW w:type="dxa" w:w="821"/>
-          </w:tcPr>
-          <w:p>
-            <w:r/>
-            <w:r>
-              <w:rPr>
-                <w:rFonts w:ascii="Times New Roman" w:hAnsi="Times New Roman"/>
-                <w:b w:val="0"/>
-                <w:i w:val="0"/>
-                <w:sz w:val="18"/>
-              </w:rPr>
-              <w:t>Moderado</w:t>
-            </w:r>
-          </w:p>
-        </w:tc>
-        <w:tc>
-          <w:tcPr>
-            <w:tcW w:type="dxa" w:w="821"/>
-          </w:tcPr>
-          <w:p>
-            <w:r/>
-            <w:r>
-              <w:rPr>
-                <w:rFonts w:ascii="Times New Roman" w:hAnsi="Times New Roman"/>
-                <w:b w:val="0"/>
-                <w:i w:val="0"/>
-                <w:sz w:val="18"/>
-              </w:rPr>
-              <w:t>Moderado</w:t>
-            </w:r>
-          </w:p>
-        </w:tc>
-        <w:tc>
-          <w:tcPr>
-            <w:tcW w:type="dxa" w:w="821"/>
-          </w:tcPr>
-          <w:p>
-            <w:r/>
-            <w:r>
-              <w:rPr>
-                <w:rFonts w:ascii="Times New Roman" w:hAnsi="Times New Roman"/>
-                <w:b w:val="0"/>
-                <w:i w:val="0"/>
-                <w:sz w:val="18"/>
-              </w:rPr>
-              <w:t>Grave</w:t>
-            </w:r>
-          </w:p>
-        </w:tc>
-      </w:tr>
-      <w:tr>
-        <w:tc>
-          <w:tcPr>
-            <w:tcW w:type="dxa" w:w="821"/>
-          </w:tcPr>
-          <w:p>
-            <w:r/>
-            <w:r>
-              <w:rPr>
-                <w:rFonts w:ascii="Times New Roman" w:hAnsi="Times New Roman"/>
-                <w:b w:val="0"/>
-                <w:i w:val="0"/>
-                <w:sz w:val="18"/>
-              </w:rPr>
-              <w:t>EST-116</w:t>
-            </w:r>
-          </w:p>
-        </w:tc>
-        <w:tc>
-          <w:tcPr>
-            <w:tcW w:type="dxa" w:w="821"/>
-          </w:tcPr>
-          <w:p>
-            <w:r/>
-            <w:r>
-              <w:rPr>
-                <w:rFonts w:ascii="Times New Roman" w:hAnsi="Times New Roman"/>
-                <w:b w:val="0"/>
-                <w:i w:val="0"/>
-                <w:sz w:val="18"/>
-              </w:rPr>
-              <w:t>non-randomised trial</w:t>
-            </w:r>
-          </w:p>
-        </w:tc>
-        <w:tc>
-          <w:tcPr>
-            <w:tcW w:type="dxa" w:w="821"/>
-          </w:tcPr>
-          <w:p>
-            <w:r/>
-            <w:r>
-              <w:rPr>
-                <w:rFonts w:ascii="Times New Roman" w:hAnsi="Times New Roman"/>
-                <w:b w:val="0"/>
-                <w:i w:val="0"/>
-                <w:sz w:val="18"/>
-              </w:rPr>
-              <w:t>ROBINS-I</w:t>
-            </w:r>
-          </w:p>
-        </w:tc>
-        <w:tc>
-          <w:tcPr>
-            <w:tcW w:type="dxa" w:w="821"/>
-          </w:tcPr>
-          <w:p>
-            <w:r/>
-            <w:r>
-              <w:rPr>
-                <w:rFonts w:ascii="Times New Roman" w:hAnsi="Times New Roman"/>
-                <w:b w:val="0"/>
-                <w:i w:val="0"/>
-                <w:sz w:val="18"/>
-              </w:rPr>
-              <w:t>Sin información</w:t>
-            </w:r>
-          </w:p>
-        </w:tc>
-        <w:tc>
-          <w:tcPr>
-            <w:tcW w:type="dxa" w:w="821"/>
-          </w:tcPr>
-          <w:p>
-            <w:r/>
-            <w:r>
-              <w:rPr>
-                <w:rFonts w:ascii="Times New Roman" w:hAnsi="Times New Roman"/>
-                <w:b w:val="0"/>
-                <w:i w:val="0"/>
-                <w:sz w:val="18"/>
-              </w:rPr>
-              <w:t>Moderado</w:t>
-            </w:r>
-          </w:p>
-        </w:tc>
-        <w:tc>
-          <w:tcPr>
-            <w:tcW w:type="dxa" w:w="821"/>
-          </w:tcPr>
-          <w:p>
-            <w:r/>
-            <w:r>
-              <w:rPr>
-                <w:rFonts w:ascii="Times New Roman" w:hAnsi="Times New Roman"/>
-                <w:b w:val="0"/>
-                <w:i w:val="0"/>
-                <w:sz w:val="18"/>
-              </w:rPr>
-              <w:t>Bajo</w:t>
-            </w:r>
-          </w:p>
-        </w:tc>
-        <w:tc>
-          <w:tcPr>
-            <w:tcW w:type="dxa" w:w="821"/>
-          </w:tcPr>
-          <w:p>
-            <w:r/>
-            <w:r>
-              <w:rPr>
-                <w:rFonts w:ascii="Times New Roman" w:hAnsi="Times New Roman"/>
-                <w:b w:val="0"/>
-                <w:i w:val="0"/>
-                <w:sz w:val="18"/>
-              </w:rPr>
-              <w:t>Sin información</w:t>
-            </w:r>
-          </w:p>
-        </w:tc>
-        <w:tc>
-          <w:tcPr>
-            <w:tcW w:type="dxa" w:w="821"/>
-          </w:tcPr>
-          <w:p>
-            <w:r/>
-            <w:r>
-              <w:rPr>
-                <w:rFonts w:ascii="Times New Roman" w:hAnsi="Times New Roman"/>
-                <w:b w:val="0"/>
-                <w:i w:val="0"/>
-                <w:sz w:val="18"/>
-              </w:rPr>
-              <w:t>Moderado</w:t>
-            </w:r>
-          </w:p>
-        </w:tc>
-        <w:tc>
-          <w:tcPr>
-            <w:tcW w:type="dxa" w:w="821"/>
-          </w:tcPr>
-          <w:p>
-            <w:r/>
-            <w:r>
-              <w:rPr>
-                <w:rFonts w:ascii="Times New Roman" w:hAnsi="Times New Roman"/>
-                <w:b w:val="0"/>
-                <w:i w:val="0"/>
-                <w:sz w:val="18"/>
-              </w:rPr>
-              <w:t>Moderado</w:t>
-            </w:r>
-          </w:p>
-        </w:tc>
-        <w:tc>
-          <w:tcPr>
-            <w:tcW w:type="dxa" w:w="821"/>
-          </w:tcPr>
-          <w:p>
-            <w:r/>
-            <w:r>
-              <w:rPr>
-                <w:rFonts w:ascii="Times New Roman" w:hAnsi="Times New Roman"/>
-                <w:b w:val="0"/>
-                <w:i w:val="0"/>
-                <w:sz w:val="18"/>
-              </w:rPr>
-              <w:t>Bajo</w:t>
-            </w:r>
-          </w:p>
-        </w:tc>
-        <w:tc>
-          <w:tcPr>
-            <w:tcW w:type="dxa" w:w="821"/>
-          </w:tcPr>
-          <w:p>
-            <w:r/>
-            <w:r>
-              <w:rPr>
-                <w:rFonts w:ascii="Times New Roman" w:hAnsi="Times New Roman"/>
-                <w:b w:val="0"/>
-                <w:i w:val="0"/>
-                <w:sz w:val="18"/>
-              </w:rPr>
-              <w:t>Moderado</w:t>
-            </w:r>
-          </w:p>
-        </w:tc>
-      </w:tr>
-      <w:tr>
-        <w:tc>
-          <w:tcPr>
-            <w:tcW w:type="dxa" w:w="821"/>
-          </w:tcPr>
-          <w:p>
-            <w:r/>
-            <w:r>
-              <w:rPr>
-                <w:rFonts w:ascii="Times New Roman" w:hAnsi="Times New Roman"/>
-                <w:b w:val="0"/>
-                <w:i w:val="0"/>
-                <w:sz w:val="18"/>
-              </w:rPr>
-              <w:t>EST-146</w:t>
-            </w:r>
-          </w:p>
-        </w:tc>
-        <w:tc>
-          <w:tcPr>
-            <w:tcW w:type="dxa" w:w="821"/>
-          </w:tcPr>
-          <w:p>
-            <w:r/>
-            <w:r>
-              <w:rPr>
-                <w:rFonts w:ascii="Times New Roman" w:hAnsi="Times New Roman"/>
-                <w:b w:val="0"/>
-                <w:i w:val="0"/>
-                <w:sz w:val="18"/>
-              </w:rPr>
-              <w:t>retrospective cohort</w:t>
-            </w:r>
-          </w:p>
-        </w:tc>
-        <w:tc>
-          <w:tcPr>
-            <w:tcW w:type="dxa" w:w="821"/>
-          </w:tcPr>
-          <w:p>
-            <w:r/>
-            <w:r>
-              <w:rPr>
-                <w:rFonts w:ascii="Times New Roman" w:hAnsi="Times New Roman"/>
-                <w:b w:val="0"/>
-                <w:i w:val="0"/>
-                <w:sz w:val="18"/>
-              </w:rPr>
-              <w:t>ROBINS-I</w:t>
-            </w:r>
-          </w:p>
-        </w:tc>
-        <w:tc>
-          <w:tcPr>
-            <w:tcW w:type="dxa" w:w="821"/>
-          </w:tcPr>
-          <w:p>
-            <w:r/>
-            <w:r>
-              <w:rPr>
-                <w:rFonts w:ascii="Times New Roman" w:hAnsi="Times New Roman"/>
-                <w:b w:val="0"/>
-                <w:i w:val="0"/>
-                <w:sz w:val="18"/>
-              </w:rPr>
-              <w:t>Grave</w:t>
-            </w:r>
-          </w:p>
-        </w:tc>
-        <w:tc>
-          <w:tcPr>
-            <w:tcW w:type="dxa" w:w="821"/>
-          </w:tcPr>
-          <w:p>
-            <w:r/>
-            <w:r>
-              <w:rPr>
-                <w:rFonts w:ascii="Times New Roman" w:hAnsi="Times New Roman"/>
-                <w:b w:val="0"/>
-                <w:i w:val="0"/>
-                <w:sz w:val="18"/>
-              </w:rPr>
-              <w:t>Grave</w:t>
-            </w:r>
-          </w:p>
-        </w:tc>
-        <w:tc>
-          <w:tcPr>
-            <w:tcW w:type="dxa" w:w="821"/>
-          </w:tcPr>
-          <w:p>
-            <w:r/>
-            <w:r>
-              <w:rPr>
-                <w:rFonts w:ascii="Times New Roman" w:hAnsi="Times New Roman"/>
-                <w:b w:val="0"/>
-                <w:i w:val="0"/>
-                <w:sz w:val="18"/>
-              </w:rPr>
-              <w:t>Bajo</w:t>
-            </w:r>
-          </w:p>
-        </w:tc>
-        <w:tc>
-          <w:tcPr>
-            <w:tcW w:type="dxa" w:w="821"/>
-          </w:tcPr>
-          <w:p>
-            <w:r/>
-            <w:r>
-              <w:rPr>
-                <w:rFonts w:ascii="Times New Roman" w:hAnsi="Times New Roman"/>
-                <w:b w:val="0"/>
-                <w:i w:val="0"/>
-                <w:sz w:val="18"/>
-              </w:rPr>
-              <w:t>Moderado</w:t>
-            </w:r>
-          </w:p>
-        </w:tc>
-        <w:tc>
-          <w:tcPr>
-            <w:tcW w:type="dxa" w:w="821"/>
-          </w:tcPr>
-          <w:p>
-            <w:r/>
-            <w:r>
-              <w:rPr>
-                <w:rFonts w:ascii="Times New Roman" w:hAnsi="Times New Roman"/>
-                <w:b w:val="0"/>
-                <w:i w:val="0"/>
-                <w:sz w:val="18"/>
-              </w:rPr>
-              <w:t>Moderado</w:t>
-            </w:r>
-          </w:p>
-        </w:tc>
-        <w:tc>
-          <w:tcPr>
-            <w:tcW w:type="dxa" w:w="821"/>
-          </w:tcPr>
-          <w:p>
-            <w:r/>
-            <w:r>
-              <w:rPr>
-                <w:rFonts w:ascii="Times New Roman" w:hAnsi="Times New Roman"/>
-                <w:b w:val="0"/>
-                <w:i w:val="0"/>
-                <w:sz w:val="18"/>
-              </w:rPr>
-              <w:t>Grave</w:t>
-            </w:r>
-          </w:p>
-        </w:tc>
-        <w:tc>
-          <w:tcPr>
-            <w:tcW w:type="dxa" w:w="821"/>
-          </w:tcPr>
-          <w:p>
-            <w:r/>
-            <w:r>
-              <w:rPr>
-                <w:rFonts w:ascii="Times New Roman" w:hAnsi="Times New Roman"/>
-                <w:b w:val="0"/>
-                <w:i w:val="0"/>
-                <w:sz w:val="18"/>
-              </w:rPr>
-              <w:t>Moderado</w:t>
-            </w:r>
-          </w:p>
-        </w:tc>
-        <w:tc>
-          <w:tcPr>
-            <w:tcW w:type="dxa" w:w="821"/>
-          </w:tcPr>
-          <w:p>
-            <w:r/>
-            <w:r>
-              <w:rPr>
-                <w:rFonts w:ascii="Times New Roman" w:hAnsi="Times New Roman"/>
-                <w:b w:val="0"/>
-                <w:i w:val="0"/>
-                <w:sz w:val="18"/>
-              </w:rPr>
-              <w:t>Grave</w:t>
-            </w:r>
-          </w:p>
-        </w:tc>
-      </w:tr>
-      <w:tr>
-        <w:tc>
-          <w:tcPr>
-            <w:tcW w:type="dxa" w:w="821"/>
-          </w:tcPr>
-          <w:p>
-            <w:r/>
-            <w:r>
-              <w:rPr>
-                <w:rFonts w:ascii="Times New Roman" w:hAnsi="Times New Roman"/>
-                <w:b w:val="0"/>
-                <w:i w:val="0"/>
-                <w:sz w:val="18"/>
-              </w:rPr>
-              <w:t>EST-152</w:t>
-            </w:r>
-          </w:p>
-        </w:tc>
-        <w:tc>
-          <w:tcPr>
-            <w:tcW w:type="dxa" w:w="821"/>
-          </w:tcPr>
-          <w:p>
-            <w:r/>
-            <w:r>
-              <w:rPr>
-                <w:rFonts w:ascii="Times New Roman" w:hAnsi="Times New Roman"/>
-                <w:b w:val="0"/>
-                <w:i w:val="0"/>
-                <w:sz w:val="18"/>
-              </w:rPr>
-              <w:t>retrospective cohort</w:t>
-            </w:r>
-          </w:p>
-        </w:tc>
-        <w:tc>
-          <w:tcPr>
-            <w:tcW w:type="dxa" w:w="821"/>
-          </w:tcPr>
-          <w:p>
-            <w:r/>
-            <w:r>
-              <w:rPr>
-                <w:rFonts w:ascii="Times New Roman" w:hAnsi="Times New Roman"/>
-                <w:b w:val="0"/>
-                <w:i w:val="0"/>
-                <w:sz w:val="18"/>
-              </w:rPr>
-              <w:t>ROBINS-I</w:t>
-            </w:r>
-          </w:p>
-        </w:tc>
-        <w:tc>
-          <w:tcPr>
-            <w:tcW w:type="dxa" w:w="821"/>
-          </w:tcPr>
-          <w:p>
-            <w:r/>
-            <w:r>
-              <w:rPr>
-                <w:rFonts w:ascii="Times New Roman" w:hAnsi="Times New Roman"/>
-                <w:b w:val="0"/>
-                <w:i w:val="0"/>
-                <w:sz w:val="18"/>
-              </w:rPr>
-              <w:t>Grave</w:t>
-            </w:r>
-          </w:p>
-        </w:tc>
-        <w:tc>
-          <w:tcPr>
-            <w:tcW w:type="dxa" w:w="821"/>
-          </w:tcPr>
-          <w:p>
-            <w:r/>
-            <w:r>
-              <w:rPr>
-                <w:rFonts w:ascii="Times New Roman" w:hAnsi="Times New Roman"/>
-                <w:b w:val="0"/>
-                <w:i w:val="0"/>
-                <w:sz w:val="18"/>
-              </w:rPr>
-              <w:t>Moderado</w:t>
-            </w:r>
-          </w:p>
-        </w:tc>
-        <w:tc>
-          <w:tcPr>
-            <w:tcW w:type="dxa" w:w="821"/>
-          </w:tcPr>
-          <w:p>
-            <w:r/>
-            <w:r>
-              <w:rPr>
-                <w:rFonts w:ascii="Times New Roman" w:hAnsi="Times New Roman"/>
-                <w:b w:val="0"/>
-                <w:i w:val="0"/>
-                <w:sz w:val="18"/>
-              </w:rPr>
-              <w:t>Bajo</w:t>
-            </w:r>
-          </w:p>
-        </w:tc>
-        <w:tc>
-          <w:tcPr>
-            <w:tcW w:type="dxa" w:w="821"/>
-          </w:tcPr>
-          <w:p>
-            <w:r/>
-            <w:r>
-              <w:rPr>
-                <w:rFonts w:ascii="Times New Roman" w:hAnsi="Times New Roman"/>
-                <w:b w:val="0"/>
-                <w:i w:val="0"/>
-                <w:sz w:val="18"/>
-              </w:rPr>
-              <w:t>Moderado</w:t>
-            </w:r>
-          </w:p>
-        </w:tc>
-        <w:tc>
-          <w:tcPr>
-            <w:tcW w:type="dxa" w:w="821"/>
-          </w:tcPr>
-          <w:p>
-            <w:r/>
-            <w:r>
-              <w:rPr>
-                <w:rFonts w:ascii="Times New Roman" w:hAnsi="Times New Roman"/>
-                <w:b w:val="0"/>
-                <w:i w:val="0"/>
-                <w:sz w:val="18"/>
-              </w:rPr>
-              <w:t>Moderado</w:t>
-            </w:r>
-          </w:p>
-        </w:tc>
-        <w:tc>
-          <w:tcPr>
-            <w:tcW w:type="dxa" w:w="821"/>
-          </w:tcPr>
-          <w:p>
-            <w:r/>
-            <w:r>
-              <w:rPr>
-                <w:rFonts w:ascii="Times New Roman" w:hAnsi="Times New Roman"/>
-                <w:b w:val="0"/>
-                <w:i w:val="0"/>
-                <w:sz w:val="18"/>
-              </w:rPr>
-              <w:t>Grave</w:t>
-            </w:r>
-          </w:p>
-        </w:tc>
-        <w:tc>
-          <w:tcPr>
-            <w:tcW w:type="dxa" w:w="821"/>
-          </w:tcPr>
-          <w:p>
-            <w:r/>
-            <w:r>
-              <w:rPr>
-                <w:rFonts w:ascii="Times New Roman" w:hAnsi="Times New Roman"/>
-                <w:b w:val="0"/>
-                <w:i w:val="0"/>
-                <w:sz w:val="18"/>
-              </w:rPr>
-              <w:t>Moderado</w:t>
-            </w:r>
-          </w:p>
-        </w:tc>
-        <w:tc>
-          <w:tcPr>
-            <w:tcW w:type="dxa" w:w="821"/>
-          </w:tcPr>
-          <w:p>
-            <w:r/>
-            <w:r>
-              <w:rPr>
-                <w:rFonts w:ascii="Times New Roman" w:hAnsi="Times New Roman"/>
-                <w:b w:val="0"/>
-                <w:i w:val="0"/>
-                <w:sz w:val="18"/>
-              </w:rPr>
-              <w:t>Grave</w:t>
-            </w:r>
-          </w:p>
-        </w:tc>
-      </w:tr>
-    </w:tbl>
-    <w:p/>
     <w:p>
       <w:pPr>
         <w:spacing w:before="280" w:after="140"/>

--- a/paper/docx/informe_extendido.docx
+++ b/paper/docx/informe_extendido.docx
@@ -133,7 +133,7 @@
           <w:i w:val="0"/>
           <w:sz w:val="22"/>
         </w:rPr>
-        <w:t xml:space="preserve"> resumen 262; texto principal 7 379.</w:t>
+        <w:t xml:space="preserve"> resumen 262; texto principal 7 514.</w:t>
       </w:r>
     </w:p>
     <w:p>
@@ -1608,19 +1608,10 @@
         <w:rPr>
           <w:rFonts w:ascii="Times New Roman" w:hAnsi="Times New Roman"/>
           <w:b w:val="0"/>
-          <w:i/>
-          <w:sz w:val="22"/>
-        </w:rPr>
-        <w:t>La evaluación está en curso: faltan 8 de los 90 juicios.</w:t>
-      </w:r>
-      <w:r>
-        <w:rPr>
-          <w:rFonts w:ascii="Times New Roman" w:hAnsi="Times New Roman"/>
-          <w:b w:val="0"/>
           <w:i w:val="0"/>
           <w:sz w:val="22"/>
         </w:rPr>
-        <w:t xml:space="preserve"> Mientras falte alguno, esta revisión no reporta riesgo de sesgo, y ningún indicador derivado del diseño lo sustituye.</w:t>
+        <w:t>La sección 3.7 reporta los 90 juicios y la tabla de dominios.</w:t>
       </w:r>
     </w:p>
     <w:p>
@@ -3940,6 +3931,2536 @@
         <w:t>, y se sostiene que las publicadas en revisiones previas descansan sobre supuestos que estos datos no verifican.</w:t>
       </w:r>
     </w:p>
+    <w:p>
+      <w:pPr>
+        <w:spacing w:before="200" w:after="100"/>
+      </w:pPr>
+      <w:r>
+        <w:rPr>
+          <w:rFonts w:ascii="Times New Roman" w:hAnsi="Times New Roman"/>
+          <w:b/>
+          <w:i w:val="0"/>
+          <w:sz w:val="22"/>
+        </w:rPr>
+        <w:t>3.7 Riesgo de sesgo de los estudios comparativos</w:t>
+      </w:r>
+    </w:p>
+    <w:p>
+      <w:pPr>
+        <w:jc w:val="both"/>
+      </w:pPr>
+      <w:r>
+        <w:rPr>
+          <w:rFonts w:ascii="Times New Roman" w:hAnsi="Times New Roman"/>
+          <w:b w:val="0"/>
+          <w:i w:val="0"/>
+          <w:sz w:val="22"/>
+        </w:rPr>
+        <w:t>De los 3 estudios evaluados con RoB 2, el juicio global es de bajo riesgo en 2 y de algunas preocupaciones en 1. De los 9 estudios evaluados con ROBINS-I, el juicio global es de riesgo moderado en 2 y de riesgo grave en 7. El dominio que más juicios desfavorables concentra en ROBINS-I —alto riesgo en RoB 2; grave o crítico en ROBINS-I— es «sesgo por confusión», con 7 de 9. Los 90 juicios se emitieron en una evaluación única acordada entre los dos autores; al no haber dos lecturas independientes, no se reporta concordancia entre revisores.</w:t>
+      </w:r>
+    </w:p>
+    <w:p>
+      <w:pPr>
+        <w:spacing w:before="240" w:after="100" w:line="240" w:lineRule="auto"/>
+      </w:pPr>
+      <w:r>
+        <w:rPr>
+          <w:rFonts w:ascii="Times New Roman" w:hAnsi="Times New Roman"/>
+          <w:b w:val="0"/>
+          <w:i/>
+          <w:sz w:val="18"/>
+        </w:rPr>
+        <w:t>Tabla 7.</w:t>
+      </w:r>
+      <w:r>
+        <w:rPr>
+          <w:rFonts w:ascii="Times New Roman" w:hAnsi="Times New Roman"/>
+          <w:b w:val="0"/>
+          <w:i w:val="0"/>
+          <w:sz w:val="18"/>
+        </w:rPr>
+        <w:t xml:space="preserve"> Riesgo de sesgo por dominio de los 12 estudios comparativos evaluables. RoB 2 en los ensayos aleatorizados (cinco dominios) y ROBINS-I en los no aleatorizados y las cohortes (siete). «n. a.» marca los dominios que el instrumento no contempla, no un juicio que falte.</w:t>
+      </w:r>
+    </w:p>
+    <w:tbl>
+      <w:tblPr>
+        <w:tblStyle w:val="TableGrid"/>
+        <w:tblW w:type="auto" w:w="0"/>
+        <w:jc w:val="center"/>
+        <w:tblLook w:firstColumn="1" w:firstRow="1" w:lastColumn="0" w:lastRow="0" w:noHBand="0" w:noVBand="1" w:val="04A0"/>
+      </w:tblPr>
+      <w:tblGrid>
+        <w:gridCol w:w="821"/>
+        <w:gridCol w:w="821"/>
+        <w:gridCol w:w="821"/>
+        <w:gridCol w:w="821"/>
+        <w:gridCol w:w="821"/>
+        <w:gridCol w:w="821"/>
+        <w:gridCol w:w="821"/>
+        <w:gridCol w:w="821"/>
+        <w:gridCol w:w="821"/>
+        <w:gridCol w:w="821"/>
+        <w:gridCol w:w="821"/>
+      </w:tblGrid>
+      <w:tr>
+        <w:tc>
+          <w:tcPr>
+            <w:tcW w:type="dxa" w:w="821"/>
+          </w:tcPr>
+          <w:p>
+            <w:r/>
+            <w:r>
+              <w:rPr>
+                <w:rFonts w:ascii="Times New Roman" w:hAnsi="Times New Roman"/>
+                <w:b/>
+                <w:i w:val="0"/>
+                <w:sz w:val="18"/>
+              </w:rPr>
+              <w:t>Estudio</w:t>
+            </w:r>
+          </w:p>
+        </w:tc>
+        <w:tc>
+          <w:tcPr>
+            <w:tcW w:type="dxa" w:w="821"/>
+          </w:tcPr>
+          <w:p>
+            <w:r/>
+            <w:r>
+              <w:rPr>
+                <w:rFonts w:ascii="Times New Roman" w:hAnsi="Times New Roman"/>
+                <w:b/>
+                <w:i w:val="0"/>
+                <w:sz w:val="18"/>
+              </w:rPr>
+              <w:t>Diseño</w:t>
+            </w:r>
+          </w:p>
+        </w:tc>
+        <w:tc>
+          <w:tcPr>
+            <w:tcW w:type="dxa" w:w="821"/>
+          </w:tcPr>
+          <w:p>
+            <w:r/>
+            <w:r>
+              <w:rPr>
+                <w:rFonts w:ascii="Times New Roman" w:hAnsi="Times New Roman"/>
+                <w:b/>
+                <w:i w:val="0"/>
+                <w:sz w:val="18"/>
+              </w:rPr>
+              <w:t>Herramienta</w:t>
+            </w:r>
+          </w:p>
+        </w:tc>
+        <w:tc>
+          <w:tcPr>
+            <w:tcW w:type="dxa" w:w="821"/>
+          </w:tcPr>
+          <w:p>
+            <w:r/>
+            <w:r>
+              <w:rPr>
+                <w:rFonts w:ascii="Times New Roman" w:hAnsi="Times New Roman"/>
+                <w:b/>
+                <w:i w:val="0"/>
+                <w:sz w:val="18"/>
+              </w:rPr>
+              <w:t>D1</w:t>
+            </w:r>
+          </w:p>
+        </w:tc>
+        <w:tc>
+          <w:tcPr>
+            <w:tcW w:type="dxa" w:w="821"/>
+          </w:tcPr>
+          <w:p>
+            <w:r/>
+            <w:r>
+              <w:rPr>
+                <w:rFonts w:ascii="Times New Roman" w:hAnsi="Times New Roman"/>
+                <w:b/>
+                <w:i w:val="0"/>
+                <w:sz w:val="18"/>
+              </w:rPr>
+              <w:t>D2</w:t>
+            </w:r>
+          </w:p>
+        </w:tc>
+        <w:tc>
+          <w:tcPr>
+            <w:tcW w:type="dxa" w:w="821"/>
+          </w:tcPr>
+          <w:p>
+            <w:r/>
+            <w:r>
+              <w:rPr>
+                <w:rFonts w:ascii="Times New Roman" w:hAnsi="Times New Roman"/>
+                <w:b/>
+                <w:i w:val="0"/>
+                <w:sz w:val="18"/>
+              </w:rPr>
+              <w:t>D3</w:t>
+            </w:r>
+          </w:p>
+        </w:tc>
+        <w:tc>
+          <w:tcPr>
+            <w:tcW w:type="dxa" w:w="821"/>
+          </w:tcPr>
+          <w:p>
+            <w:r/>
+            <w:r>
+              <w:rPr>
+                <w:rFonts w:ascii="Times New Roman" w:hAnsi="Times New Roman"/>
+                <w:b/>
+                <w:i w:val="0"/>
+                <w:sz w:val="18"/>
+              </w:rPr>
+              <w:t>D4</w:t>
+            </w:r>
+          </w:p>
+        </w:tc>
+        <w:tc>
+          <w:tcPr>
+            <w:tcW w:type="dxa" w:w="821"/>
+          </w:tcPr>
+          <w:p>
+            <w:r/>
+            <w:r>
+              <w:rPr>
+                <w:rFonts w:ascii="Times New Roman" w:hAnsi="Times New Roman"/>
+                <w:b/>
+                <w:i w:val="0"/>
+                <w:sz w:val="18"/>
+              </w:rPr>
+              <w:t>D5</w:t>
+            </w:r>
+          </w:p>
+        </w:tc>
+        <w:tc>
+          <w:tcPr>
+            <w:tcW w:type="dxa" w:w="821"/>
+          </w:tcPr>
+          <w:p>
+            <w:r/>
+            <w:r>
+              <w:rPr>
+                <w:rFonts w:ascii="Times New Roman" w:hAnsi="Times New Roman"/>
+                <w:b/>
+                <w:i w:val="0"/>
+                <w:sz w:val="18"/>
+              </w:rPr>
+              <w:t>D6</w:t>
+            </w:r>
+          </w:p>
+        </w:tc>
+        <w:tc>
+          <w:tcPr>
+            <w:tcW w:type="dxa" w:w="821"/>
+          </w:tcPr>
+          <w:p>
+            <w:r/>
+            <w:r>
+              <w:rPr>
+                <w:rFonts w:ascii="Times New Roman" w:hAnsi="Times New Roman"/>
+                <w:b/>
+                <w:i w:val="0"/>
+                <w:sz w:val="18"/>
+              </w:rPr>
+              <w:t>D7</w:t>
+            </w:r>
+          </w:p>
+        </w:tc>
+        <w:tc>
+          <w:tcPr>
+            <w:tcW w:type="dxa" w:w="821"/>
+          </w:tcPr>
+          <w:p>
+            <w:r/>
+            <w:r>
+              <w:rPr>
+                <w:rFonts w:ascii="Times New Roman" w:hAnsi="Times New Roman"/>
+                <w:b/>
+                <w:i w:val="0"/>
+                <w:sz w:val="18"/>
+              </w:rPr>
+              <w:t>Juicio global</w:t>
+            </w:r>
+          </w:p>
+        </w:tc>
+      </w:tr>
+      <w:tr>
+        <w:tc>
+          <w:tcPr>
+            <w:tcW w:type="dxa" w:w="821"/>
+          </w:tcPr>
+          <w:p>
+            <w:r/>
+            <w:r>
+              <w:rPr>
+                <w:rFonts w:ascii="Times New Roman" w:hAnsi="Times New Roman"/>
+                <w:b w:val="0"/>
+                <w:i w:val="0"/>
+                <w:sz w:val="18"/>
+              </w:rPr>
+              <w:t>EST-008</w:t>
+            </w:r>
+          </w:p>
+        </w:tc>
+        <w:tc>
+          <w:tcPr>
+            <w:tcW w:type="dxa" w:w="821"/>
+          </w:tcPr>
+          <w:p>
+            <w:r/>
+            <w:r>
+              <w:rPr>
+                <w:rFonts w:ascii="Times New Roman" w:hAnsi="Times New Roman"/>
+                <w:b w:val="0"/>
+                <w:i w:val="0"/>
+                <w:sz w:val="18"/>
+              </w:rPr>
+              <w:t>RCT</w:t>
+            </w:r>
+          </w:p>
+        </w:tc>
+        <w:tc>
+          <w:tcPr>
+            <w:tcW w:type="dxa" w:w="821"/>
+          </w:tcPr>
+          <w:p>
+            <w:r/>
+            <w:r>
+              <w:rPr>
+                <w:rFonts w:ascii="Times New Roman" w:hAnsi="Times New Roman"/>
+                <w:b w:val="0"/>
+                <w:i w:val="0"/>
+                <w:sz w:val="18"/>
+              </w:rPr>
+              <w:t>RoB 2</w:t>
+            </w:r>
+          </w:p>
+        </w:tc>
+        <w:tc>
+          <w:tcPr>
+            <w:tcW w:type="dxa" w:w="821"/>
+          </w:tcPr>
+          <w:p>
+            <w:r/>
+            <w:r>
+              <w:rPr>
+                <w:rFonts w:ascii="Times New Roman" w:hAnsi="Times New Roman"/>
+                <w:b w:val="0"/>
+                <w:i w:val="0"/>
+                <w:sz w:val="18"/>
+              </w:rPr>
+              <w:t>Bajo</w:t>
+            </w:r>
+          </w:p>
+        </w:tc>
+        <w:tc>
+          <w:tcPr>
+            <w:tcW w:type="dxa" w:w="821"/>
+          </w:tcPr>
+          <w:p>
+            <w:r/>
+            <w:r>
+              <w:rPr>
+                <w:rFonts w:ascii="Times New Roman" w:hAnsi="Times New Roman"/>
+                <w:b w:val="0"/>
+                <w:i w:val="0"/>
+                <w:sz w:val="18"/>
+              </w:rPr>
+              <w:t>Bajo</w:t>
+            </w:r>
+          </w:p>
+        </w:tc>
+        <w:tc>
+          <w:tcPr>
+            <w:tcW w:type="dxa" w:w="821"/>
+          </w:tcPr>
+          <w:p>
+            <w:r/>
+            <w:r>
+              <w:rPr>
+                <w:rFonts w:ascii="Times New Roman" w:hAnsi="Times New Roman"/>
+                <w:b w:val="0"/>
+                <w:i w:val="0"/>
+                <w:sz w:val="18"/>
+              </w:rPr>
+              <w:t>Bajo</w:t>
+            </w:r>
+          </w:p>
+        </w:tc>
+        <w:tc>
+          <w:tcPr>
+            <w:tcW w:type="dxa" w:w="821"/>
+          </w:tcPr>
+          <w:p>
+            <w:r/>
+            <w:r>
+              <w:rPr>
+                <w:rFonts w:ascii="Times New Roman" w:hAnsi="Times New Roman"/>
+                <w:b w:val="0"/>
+                <w:i w:val="0"/>
+                <w:sz w:val="18"/>
+              </w:rPr>
+              <w:t>Bajo</w:t>
+            </w:r>
+          </w:p>
+        </w:tc>
+        <w:tc>
+          <w:tcPr>
+            <w:tcW w:type="dxa" w:w="821"/>
+          </w:tcPr>
+          <w:p>
+            <w:r/>
+            <w:r>
+              <w:rPr>
+                <w:rFonts w:ascii="Times New Roman" w:hAnsi="Times New Roman"/>
+                <w:b w:val="0"/>
+                <w:i w:val="0"/>
+                <w:sz w:val="18"/>
+              </w:rPr>
+              <w:t>Bajo</w:t>
+            </w:r>
+          </w:p>
+        </w:tc>
+        <w:tc>
+          <w:tcPr>
+            <w:tcW w:type="dxa" w:w="821"/>
+          </w:tcPr>
+          <w:p>
+            <w:r/>
+            <w:r>
+              <w:rPr>
+                <w:rFonts w:ascii="Times New Roman" w:hAnsi="Times New Roman"/>
+                <w:b w:val="0"/>
+                <w:i w:val="0"/>
+                <w:sz w:val="18"/>
+              </w:rPr>
+              <w:t>n. a.</w:t>
+            </w:r>
+          </w:p>
+        </w:tc>
+        <w:tc>
+          <w:tcPr>
+            <w:tcW w:type="dxa" w:w="821"/>
+          </w:tcPr>
+          <w:p>
+            <w:r/>
+            <w:r>
+              <w:rPr>
+                <w:rFonts w:ascii="Times New Roman" w:hAnsi="Times New Roman"/>
+                <w:b w:val="0"/>
+                <w:i w:val="0"/>
+                <w:sz w:val="18"/>
+              </w:rPr>
+              <w:t>n. a.</w:t>
+            </w:r>
+          </w:p>
+        </w:tc>
+        <w:tc>
+          <w:tcPr>
+            <w:tcW w:type="dxa" w:w="821"/>
+          </w:tcPr>
+          <w:p>
+            <w:r/>
+            <w:r>
+              <w:rPr>
+                <w:rFonts w:ascii="Times New Roman" w:hAnsi="Times New Roman"/>
+                <w:b w:val="0"/>
+                <w:i w:val="0"/>
+                <w:sz w:val="18"/>
+              </w:rPr>
+              <w:t>Bajo</w:t>
+            </w:r>
+          </w:p>
+        </w:tc>
+      </w:tr>
+      <w:tr>
+        <w:tc>
+          <w:tcPr>
+            <w:tcW w:type="dxa" w:w="821"/>
+          </w:tcPr>
+          <w:p>
+            <w:r/>
+            <w:r>
+              <w:rPr>
+                <w:rFonts w:ascii="Times New Roman" w:hAnsi="Times New Roman"/>
+                <w:b w:val="0"/>
+                <w:i w:val="0"/>
+                <w:sz w:val="18"/>
+              </w:rPr>
+              <w:t>EST-021</w:t>
+            </w:r>
+          </w:p>
+        </w:tc>
+        <w:tc>
+          <w:tcPr>
+            <w:tcW w:type="dxa" w:w="821"/>
+          </w:tcPr>
+          <w:p>
+            <w:r/>
+            <w:r>
+              <w:rPr>
+                <w:rFonts w:ascii="Times New Roman" w:hAnsi="Times New Roman"/>
+                <w:b w:val="0"/>
+                <w:i w:val="0"/>
+                <w:sz w:val="18"/>
+              </w:rPr>
+              <w:t>RCT</w:t>
+            </w:r>
+          </w:p>
+        </w:tc>
+        <w:tc>
+          <w:tcPr>
+            <w:tcW w:type="dxa" w:w="821"/>
+          </w:tcPr>
+          <w:p>
+            <w:r/>
+            <w:r>
+              <w:rPr>
+                <w:rFonts w:ascii="Times New Roman" w:hAnsi="Times New Roman"/>
+                <w:b w:val="0"/>
+                <w:i w:val="0"/>
+                <w:sz w:val="18"/>
+              </w:rPr>
+              <w:t>RoB 2</w:t>
+            </w:r>
+          </w:p>
+        </w:tc>
+        <w:tc>
+          <w:tcPr>
+            <w:tcW w:type="dxa" w:w="821"/>
+          </w:tcPr>
+          <w:p>
+            <w:r/>
+            <w:r>
+              <w:rPr>
+                <w:rFonts w:ascii="Times New Roman" w:hAnsi="Times New Roman"/>
+                <w:b w:val="0"/>
+                <w:i w:val="0"/>
+                <w:sz w:val="18"/>
+              </w:rPr>
+              <w:t>Bajo</w:t>
+            </w:r>
+          </w:p>
+        </w:tc>
+        <w:tc>
+          <w:tcPr>
+            <w:tcW w:type="dxa" w:w="821"/>
+          </w:tcPr>
+          <w:p>
+            <w:r/>
+            <w:r>
+              <w:rPr>
+                <w:rFonts w:ascii="Times New Roman" w:hAnsi="Times New Roman"/>
+                <w:b w:val="0"/>
+                <w:i w:val="0"/>
+                <w:sz w:val="18"/>
+              </w:rPr>
+              <w:t>Algunas preocupaciones</w:t>
+            </w:r>
+          </w:p>
+        </w:tc>
+        <w:tc>
+          <w:tcPr>
+            <w:tcW w:type="dxa" w:w="821"/>
+          </w:tcPr>
+          <w:p>
+            <w:r/>
+            <w:r>
+              <w:rPr>
+                <w:rFonts w:ascii="Times New Roman" w:hAnsi="Times New Roman"/>
+                <w:b w:val="0"/>
+                <w:i w:val="0"/>
+                <w:sz w:val="18"/>
+              </w:rPr>
+              <w:t>Bajo</w:t>
+            </w:r>
+          </w:p>
+        </w:tc>
+        <w:tc>
+          <w:tcPr>
+            <w:tcW w:type="dxa" w:w="821"/>
+          </w:tcPr>
+          <w:p>
+            <w:r/>
+            <w:r>
+              <w:rPr>
+                <w:rFonts w:ascii="Times New Roman" w:hAnsi="Times New Roman"/>
+                <w:b w:val="0"/>
+                <w:i w:val="0"/>
+                <w:sz w:val="18"/>
+              </w:rPr>
+              <w:t>Bajo</w:t>
+            </w:r>
+          </w:p>
+        </w:tc>
+        <w:tc>
+          <w:tcPr>
+            <w:tcW w:type="dxa" w:w="821"/>
+          </w:tcPr>
+          <w:p>
+            <w:r/>
+            <w:r>
+              <w:rPr>
+                <w:rFonts w:ascii="Times New Roman" w:hAnsi="Times New Roman"/>
+                <w:b w:val="0"/>
+                <w:i w:val="0"/>
+                <w:sz w:val="18"/>
+              </w:rPr>
+              <w:t>Bajo</w:t>
+            </w:r>
+          </w:p>
+        </w:tc>
+        <w:tc>
+          <w:tcPr>
+            <w:tcW w:type="dxa" w:w="821"/>
+          </w:tcPr>
+          <w:p>
+            <w:r/>
+            <w:r>
+              <w:rPr>
+                <w:rFonts w:ascii="Times New Roman" w:hAnsi="Times New Roman"/>
+                <w:b w:val="0"/>
+                <w:i w:val="0"/>
+                <w:sz w:val="18"/>
+              </w:rPr>
+              <w:t>n. a.</w:t>
+            </w:r>
+          </w:p>
+        </w:tc>
+        <w:tc>
+          <w:tcPr>
+            <w:tcW w:type="dxa" w:w="821"/>
+          </w:tcPr>
+          <w:p>
+            <w:r/>
+            <w:r>
+              <w:rPr>
+                <w:rFonts w:ascii="Times New Roman" w:hAnsi="Times New Roman"/>
+                <w:b w:val="0"/>
+                <w:i w:val="0"/>
+                <w:sz w:val="18"/>
+              </w:rPr>
+              <w:t>n. a.</w:t>
+            </w:r>
+          </w:p>
+        </w:tc>
+        <w:tc>
+          <w:tcPr>
+            <w:tcW w:type="dxa" w:w="821"/>
+          </w:tcPr>
+          <w:p>
+            <w:r/>
+            <w:r>
+              <w:rPr>
+                <w:rFonts w:ascii="Times New Roman" w:hAnsi="Times New Roman"/>
+                <w:b w:val="0"/>
+                <w:i w:val="0"/>
+                <w:sz w:val="18"/>
+              </w:rPr>
+              <w:t>Bajo</w:t>
+            </w:r>
+          </w:p>
+        </w:tc>
+      </w:tr>
+      <w:tr>
+        <w:tc>
+          <w:tcPr>
+            <w:tcW w:type="dxa" w:w="821"/>
+          </w:tcPr>
+          <w:p>
+            <w:r/>
+            <w:r>
+              <w:rPr>
+                <w:rFonts w:ascii="Times New Roman" w:hAnsi="Times New Roman"/>
+                <w:b w:val="0"/>
+                <w:i w:val="0"/>
+                <w:sz w:val="18"/>
+              </w:rPr>
+              <w:t>EST-132</w:t>
+            </w:r>
+          </w:p>
+        </w:tc>
+        <w:tc>
+          <w:tcPr>
+            <w:tcW w:type="dxa" w:w="821"/>
+          </w:tcPr>
+          <w:p>
+            <w:r/>
+            <w:r>
+              <w:rPr>
+                <w:rFonts w:ascii="Times New Roman" w:hAnsi="Times New Roman"/>
+                <w:b w:val="0"/>
+                <w:i w:val="0"/>
+                <w:sz w:val="18"/>
+              </w:rPr>
+              <w:t>RCT</w:t>
+            </w:r>
+          </w:p>
+        </w:tc>
+        <w:tc>
+          <w:tcPr>
+            <w:tcW w:type="dxa" w:w="821"/>
+          </w:tcPr>
+          <w:p>
+            <w:r/>
+            <w:r>
+              <w:rPr>
+                <w:rFonts w:ascii="Times New Roman" w:hAnsi="Times New Roman"/>
+                <w:b w:val="0"/>
+                <w:i w:val="0"/>
+                <w:sz w:val="18"/>
+              </w:rPr>
+              <w:t>RoB 2</w:t>
+            </w:r>
+          </w:p>
+        </w:tc>
+        <w:tc>
+          <w:tcPr>
+            <w:tcW w:type="dxa" w:w="821"/>
+          </w:tcPr>
+          <w:p>
+            <w:r/>
+            <w:r>
+              <w:rPr>
+                <w:rFonts w:ascii="Times New Roman" w:hAnsi="Times New Roman"/>
+                <w:b w:val="0"/>
+                <w:i w:val="0"/>
+                <w:sz w:val="18"/>
+              </w:rPr>
+              <w:t>Bajo</w:t>
+            </w:r>
+          </w:p>
+        </w:tc>
+        <w:tc>
+          <w:tcPr>
+            <w:tcW w:type="dxa" w:w="821"/>
+          </w:tcPr>
+          <w:p>
+            <w:r/>
+            <w:r>
+              <w:rPr>
+                <w:rFonts w:ascii="Times New Roman" w:hAnsi="Times New Roman"/>
+                <w:b w:val="0"/>
+                <w:i w:val="0"/>
+                <w:sz w:val="18"/>
+              </w:rPr>
+              <w:t>Algunas preocupaciones</w:t>
+            </w:r>
+          </w:p>
+        </w:tc>
+        <w:tc>
+          <w:tcPr>
+            <w:tcW w:type="dxa" w:w="821"/>
+          </w:tcPr>
+          <w:p>
+            <w:r/>
+            <w:r>
+              <w:rPr>
+                <w:rFonts w:ascii="Times New Roman" w:hAnsi="Times New Roman"/>
+                <w:b w:val="0"/>
+                <w:i w:val="0"/>
+                <w:sz w:val="18"/>
+              </w:rPr>
+              <w:t>Bajo</w:t>
+            </w:r>
+          </w:p>
+        </w:tc>
+        <w:tc>
+          <w:tcPr>
+            <w:tcW w:type="dxa" w:w="821"/>
+          </w:tcPr>
+          <w:p>
+            <w:r/>
+            <w:r>
+              <w:rPr>
+                <w:rFonts w:ascii="Times New Roman" w:hAnsi="Times New Roman"/>
+                <w:b w:val="0"/>
+                <w:i w:val="0"/>
+                <w:sz w:val="18"/>
+              </w:rPr>
+              <w:t>Algunas preocupaciones</w:t>
+            </w:r>
+          </w:p>
+        </w:tc>
+        <w:tc>
+          <w:tcPr>
+            <w:tcW w:type="dxa" w:w="821"/>
+          </w:tcPr>
+          <w:p>
+            <w:r/>
+            <w:r>
+              <w:rPr>
+                <w:rFonts w:ascii="Times New Roman" w:hAnsi="Times New Roman"/>
+                <w:b w:val="0"/>
+                <w:i w:val="0"/>
+                <w:sz w:val="18"/>
+              </w:rPr>
+              <w:t>Algunas preocupaciones</w:t>
+            </w:r>
+          </w:p>
+        </w:tc>
+        <w:tc>
+          <w:tcPr>
+            <w:tcW w:type="dxa" w:w="821"/>
+          </w:tcPr>
+          <w:p>
+            <w:r/>
+            <w:r>
+              <w:rPr>
+                <w:rFonts w:ascii="Times New Roman" w:hAnsi="Times New Roman"/>
+                <w:b w:val="0"/>
+                <w:i w:val="0"/>
+                <w:sz w:val="18"/>
+              </w:rPr>
+              <w:t>n. a.</w:t>
+            </w:r>
+          </w:p>
+        </w:tc>
+        <w:tc>
+          <w:tcPr>
+            <w:tcW w:type="dxa" w:w="821"/>
+          </w:tcPr>
+          <w:p>
+            <w:r/>
+            <w:r>
+              <w:rPr>
+                <w:rFonts w:ascii="Times New Roman" w:hAnsi="Times New Roman"/>
+                <w:b w:val="0"/>
+                <w:i w:val="0"/>
+                <w:sz w:val="18"/>
+              </w:rPr>
+              <w:t>n. a.</w:t>
+            </w:r>
+          </w:p>
+        </w:tc>
+        <w:tc>
+          <w:tcPr>
+            <w:tcW w:type="dxa" w:w="821"/>
+          </w:tcPr>
+          <w:p>
+            <w:r/>
+            <w:r>
+              <w:rPr>
+                <w:rFonts w:ascii="Times New Roman" w:hAnsi="Times New Roman"/>
+                <w:b w:val="0"/>
+                <w:i w:val="0"/>
+                <w:sz w:val="18"/>
+              </w:rPr>
+              <w:t>Algunas preocupaciones</w:t>
+            </w:r>
+          </w:p>
+        </w:tc>
+      </w:tr>
+      <w:tr>
+        <w:tc>
+          <w:tcPr>
+            <w:tcW w:type="dxa" w:w="821"/>
+          </w:tcPr>
+          <w:p>
+            <w:r/>
+            <w:r>
+              <w:rPr>
+                <w:rFonts w:ascii="Times New Roman" w:hAnsi="Times New Roman"/>
+                <w:b w:val="0"/>
+                <w:i w:val="0"/>
+                <w:sz w:val="18"/>
+              </w:rPr>
+              <w:t>EST-004</w:t>
+            </w:r>
+          </w:p>
+        </w:tc>
+        <w:tc>
+          <w:tcPr>
+            <w:tcW w:type="dxa" w:w="821"/>
+          </w:tcPr>
+          <w:p>
+            <w:r/>
+            <w:r>
+              <w:rPr>
+                <w:rFonts w:ascii="Times New Roman" w:hAnsi="Times New Roman"/>
+                <w:b w:val="0"/>
+                <w:i w:val="0"/>
+                <w:sz w:val="18"/>
+              </w:rPr>
+              <w:t>prospective cohort</w:t>
+            </w:r>
+          </w:p>
+        </w:tc>
+        <w:tc>
+          <w:tcPr>
+            <w:tcW w:type="dxa" w:w="821"/>
+          </w:tcPr>
+          <w:p>
+            <w:r/>
+            <w:r>
+              <w:rPr>
+                <w:rFonts w:ascii="Times New Roman" w:hAnsi="Times New Roman"/>
+                <w:b w:val="0"/>
+                <w:i w:val="0"/>
+                <w:sz w:val="18"/>
+              </w:rPr>
+              <w:t>ROBINS-I</w:t>
+            </w:r>
+          </w:p>
+        </w:tc>
+        <w:tc>
+          <w:tcPr>
+            <w:tcW w:type="dxa" w:w="821"/>
+          </w:tcPr>
+          <w:p>
+            <w:r/>
+            <w:r>
+              <w:rPr>
+                <w:rFonts w:ascii="Times New Roman" w:hAnsi="Times New Roman"/>
+                <w:b w:val="0"/>
+                <w:i w:val="0"/>
+                <w:sz w:val="18"/>
+              </w:rPr>
+              <w:t>Grave</w:t>
+            </w:r>
+          </w:p>
+        </w:tc>
+        <w:tc>
+          <w:tcPr>
+            <w:tcW w:type="dxa" w:w="821"/>
+          </w:tcPr>
+          <w:p>
+            <w:r/>
+            <w:r>
+              <w:rPr>
+                <w:rFonts w:ascii="Times New Roman" w:hAnsi="Times New Roman"/>
+                <w:b w:val="0"/>
+                <w:i w:val="0"/>
+                <w:sz w:val="18"/>
+              </w:rPr>
+              <w:t>Grave</w:t>
+            </w:r>
+          </w:p>
+        </w:tc>
+        <w:tc>
+          <w:tcPr>
+            <w:tcW w:type="dxa" w:w="821"/>
+          </w:tcPr>
+          <w:p>
+            <w:r/>
+            <w:r>
+              <w:rPr>
+                <w:rFonts w:ascii="Times New Roman" w:hAnsi="Times New Roman"/>
+                <w:b w:val="0"/>
+                <w:i w:val="0"/>
+                <w:sz w:val="18"/>
+              </w:rPr>
+              <w:t>Bajo</w:t>
+            </w:r>
+          </w:p>
+        </w:tc>
+        <w:tc>
+          <w:tcPr>
+            <w:tcW w:type="dxa" w:w="821"/>
+          </w:tcPr>
+          <w:p>
+            <w:r/>
+            <w:r>
+              <w:rPr>
+                <w:rFonts w:ascii="Times New Roman" w:hAnsi="Times New Roman"/>
+                <w:b w:val="0"/>
+                <w:i w:val="0"/>
+                <w:sz w:val="18"/>
+              </w:rPr>
+              <w:t>Grave</w:t>
+            </w:r>
+          </w:p>
+        </w:tc>
+        <w:tc>
+          <w:tcPr>
+            <w:tcW w:type="dxa" w:w="821"/>
+          </w:tcPr>
+          <w:p>
+            <w:r/>
+            <w:r>
+              <w:rPr>
+                <w:rFonts w:ascii="Times New Roman" w:hAnsi="Times New Roman"/>
+                <w:b w:val="0"/>
+                <w:i w:val="0"/>
+                <w:sz w:val="18"/>
+              </w:rPr>
+              <w:t>Moderado</w:t>
+            </w:r>
+          </w:p>
+        </w:tc>
+        <w:tc>
+          <w:tcPr>
+            <w:tcW w:type="dxa" w:w="821"/>
+          </w:tcPr>
+          <w:p>
+            <w:r/>
+            <w:r>
+              <w:rPr>
+                <w:rFonts w:ascii="Times New Roman" w:hAnsi="Times New Roman"/>
+                <w:b w:val="0"/>
+                <w:i w:val="0"/>
+                <w:sz w:val="18"/>
+              </w:rPr>
+              <w:t>Grave</w:t>
+            </w:r>
+          </w:p>
+        </w:tc>
+        <w:tc>
+          <w:tcPr>
+            <w:tcW w:type="dxa" w:w="821"/>
+          </w:tcPr>
+          <w:p>
+            <w:r/>
+            <w:r>
+              <w:rPr>
+                <w:rFonts w:ascii="Times New Roman" w:hAnsi="Times New Roman"/>
+                <w:b w:val="0"/>
+                <w:i w:val="0"/>
+                <w:sz w:val="18"/>
+              </w:rPr>
+              <w:t>Grave</w:t>
+            </w:r>
+          </w:p>
+        </w:tc>
+        <w:tc>
+          <w:tcPr>
+            <w:tcW w:type="dxa" w:w="821"/>
+          </w:tcPr>
+          <w:p>
+            <w:r/>
+            <w:r>
+              <w:rPr>
+                <w:rFonts w:ascii="Times New Roman" w:hAnsi="Times New Roman"/>
+                <w:b w:val="0"/>
+                <w:i w:val="0"/>
+                <w:sz w:val="18"/>
+              </w:rPr>
+              <w:t>Grave</w:t>
+            </w:r>
+          </w:p>
+        </w:tc>
+      </w:tr>
+      <w:tr>
+        <w:tc>
+          <w:tcPr>
+            <w:tcW w:type="dxa" w:w="821"/>
+          </w:tcPr>
+          <w:p>
+            <w:r/>
+            <w:r>
+              <w:rPr>
+                <w:rFonts w:ascii="Times New Roman" w:hAnsi="Times New Roman"/>
+                <w:b w:val="0"/>
+                <w:i w:val="0"/>
+                <w:sz w:val="18"/>
+              </w:rPr>
+              <w:t>EST-055</w:t>
+            </w:r>
+          </w:p>
+        </w:tc>
+        <w:tc>
+          <w:tcPr>
+            <w:tcW w:type="dxa" w:w="821"/>
+          </w:tcPr>
+          <w:p>
+            <w:r/>
+            <w:r>
+              <w:rPr>
+                <w:rFonts w:ascii="Times New Roman" w:hAnsi="Times New Roman"/>
+                <w:b w:val="0"/>
+                <w:i w:val="0"/>
+                <w:sz w:val="18"/>
+              </w:rPr>
+              <w:t>retrospective cohort</w:t>
+            </w:r>
+          </w:p>
+        </w:tc>
+        <w:tc>
+          <w:tcPr>
+            <w:tcW w:type="dxa" w:w="821"/>
+          </w:tcPr>
+          <w:p>
+            <w:r/>
+            <w:r>
+              <w:rPr>
+                <w:rFonts w:ascii="Times New Roman" w:hAnsi="Times New Roman"/>
+                <w:b w:val="0"/>
+                <w:i w:val="0"/>
+                <w:sz w:val="18"/>
+              </w:rPr>
+              <w:t>ROBINS-I</w:t>
+            </w:r>
+          </w:p>
+        </w:tc>
+        <w:tc>
+          <w:tcPr>
+            <w:tcW w:type="dxa" w:w="821"/>
+          </w:tcPr>
+          <w:p>
+            <w:r/>
+            <w:r>
+              <w:rPr>
+                <w:rFonts w:ascii="Times New Roman" w:hAnsi="Times New Roman"/>
+                <w:b w:val="0"/>
+                <w:i w:val="0"/>
+                <w:sz w:val="18"/>
+              </w:rPr>
+              <w:t>Grave</w:t>
+            </w:r>
+          </w:p>
+        </w:tc>
+        <w:tc>
+          <w:tcPr>
+            <w:tcW w:type="dxa" w:w="821"/>
+          </w:tcPr>
+          <w:p>
+            <w:r/>
+            <w:r>
+              <w:rPr>
+                <w:rFonts w:ascii="Times New Roman" w:hAnsi="Times New Roman"/>
+                <w:b w:val="0"/>
+                <w:i w:val="0"/>
+                <w:sz w:val="18"/>
+              </w:rPr>
+              <w:t>Moderado</w:t>
+            </w:r>
+          </w:p>
+        </w:tc>
+        <w:tc>
+          <w:tcPr>
+            <w:tcW w:type="dxa" w:w="821"/>
+          </w:tcPr>
+          <w:p>
+            <w:r/>
+            <w:r>
+              <w:rPr>
+                <w:rFonts w:ascii="Times New Roman" w:hAnsi="Times New Roman"/>
+                <w:b w:val="0"/>
+                <w:i w:val="0"/>
+                <w:sz w:val="18"/>
+              </w:rPr>
+              <w:t>Bajo</w:t>
+            </w:r>
+          </w:p>
+        </w:tc>
+        <w:tc>
+          <w:tcPr>
+            <w:tcW w:type="dxa" w:w="821"/>
+          </w:tcPr>
+          <w:p>
+            <w:r/>
+            <w:r>
+              <w:rPr>
+                <w:rFonts w:ascii="Times New Roman" w:hAnsi="Times New Roman"/>
+                <w:b w:val="0"/>
+                <w:i w:val="0"/>
+                <w:sz w:val="18"/>
+              </w:rPr>
+              <w:t>Moderado</w:t>
+            </w:r>
+          </w:p>
+        </w:tc>
+        <w:tc>
+          <w:tcPr>
+            <w:tcW w:type="dxa" w:w="821"/>
+          </w:tcPr>
+          <w:p>
+            <w:r/>
+            <w:r>
+              <w:rPr>
+                <w:rFonts w:ascii="Times New Roman" w:hAnsi="Times New Roman"/>
+                <w:b w:val="0"/>
+                <w:i w:val="0"/>
+                <w:sz w:val="18"/>
+              </w:rPr>
+              <w:t>Moderado</w:t>
+            </w:r>
+          </w:p>
+        </w:tc>
+        <w:tc>
+          <w:tcPr>
+            <w:tcW w:type="dxa" w:w="821"/>
+          </w:tcPr>
+          <w:p>
+            <w:r/>
+            <w:r>
+              <w:rPr>
+                <w:rFonts w:ascii="Times New Roman" w:hAnsi="Times New Roman"/>
+                <w:b w:val="0"/>
+                <w:i w:val="0"/>
+                <w:sz w:val="18"/>
+              </w:rPr>
+              <w:t>Grave</w:t>
+            </w:r>
+          </w:p>
+        </w:tc>
+        <w:tc>
+          <w:tcPr>
+            <w:tcW w:type="dxa" w:w="821"/>
+          </w:tcPr>
+          <w:p>
+            <w:r/>
+            <w:r>
+              <w:rPr>
+                <w:rFonts w:ascii="Times New Roman" w:hAnsi="Times New Roman"/>
+                <w:b w:val="0"/>
+                <w:i w:val="0"/>
+                <w:sz w:val="18"/>
+              </w:rPr>
+              <w:t>Moderado</w:t>
+            </w:r>
+          </w:p>
+        </w:tc>
+        <w:tc>
+          <w:tcPr>
+            <w:tcW w:type="dxa" w:w="821"/>
+          </w:tcPr>
+          <w:p>
+            <w:r/>
+            <w:r>
+              <w:rPr>
+                <w:rFonts w:ascii="Times New Roman" w:hAnsi="Times New Roman"/>
+                <w:b w:val="0"/>
+                <w:i w:val="0"/>
+                <w:sz w:val="18"/>
+              </w:rPr>
+              <w:t>Grave</w:t>
+            </w:r>
+          </w:p>
+        </w:tc>
+      </w:tr>
+      <w:tr>
+        <w:tc>
+          <w:tcPr>
+            <w:tcW w:type="dxa" w:w="821"/>
+          </w:tcPr>
+          <w:p>
+            <w:r/>
+            <w:r>
+              <w:rPr>
+                <w:rFonts w:ascii="Times New Roman" w:hAnsi="Times New Roman"/>
+                <w:b w:val="0"/>
+                <w:i w:val="0"/>
+                <w:sz w:val="18"/>
+              </w:rPr>
+              <w:t>EST-063</w:t>
+            </w:r>
+          </w:p>
+        </w:tc>
+        <w:tc>
+          <w:tcPr>
+            <w:tcW w:type="dxa" w:w="821"/>
+          </w:tcPr>
+          <w:p>
+            <w:r/>
+            <w:r>
+              <w:rPr>
+                <w:rFonts w:ascii="Times New Roman" w:hAnsi="Times New Roman"/>
+                <w:b w:val="0"/>
+                <w:i w:val="0"/>
+                <w:sz w:val="18"/>
+              </w:rPr>
+              <w:t>non-randomised trial</w:t>
+            </w:r>
+          </w:p>
+        </w:tc>
+        <w:tc>
+          <w:tcPr>
+            <w:tcW w:type="dxa" w:w="821"/>
+          </w:tcPr>
+          <w:p>
+            <w:r/>
+            <w:r>
+              <w:rPr>
+                <w:rFonts w:ascii="Times New Roman" w:hAnsi="Times New Roman"/>
+                <w:b w:val="0"/>
+                <w:i w:val="0"/>
+                <w:sz w:val="18"/>
+              </w:rPr>
+              <w:t>ROBINS-I</w:t>
+            </w:r>
+          </w:p>
+        </w:tc>
+        <w:tc>
+          <w:tcPr>
+            <w:tcW w:type="dxa" w:w="821"/>
+          </w:tcPr>
+          <w:p>
+            <w:r/>
+            <w:r>
+              <w:rPr>
+                <w:rFonts w:ascii="Times New Roman" w:hAnsi="Times New Roman"/>
+                <w:b w:val="0"/>
+                <w:i w:val="0"/>
+                <w:sz w:val="18"/>
+              </w:rPr>
+              <w:t>Sin información</w:t>
+            </w:r>
+          </w:p>
+        </w:tc>
+        <w:tc>
+          <w:tcPr>
+            <w:tcW w:type="dxa" w:w="821"/>
+          </w:tcPr>
+          <w:p>
+            <w:r/>
+            <w:r>
+              <w:rPr>
+                <w:rFonts w:ascii="Times New Roman" w:hAnsi="Times New Roman"/>
+                <w:b w:val="0"/>
+                <w:i w:val="0"/>
+                <w:sz w:val="18"/>
+              </w:rPr>
+              <w:t>Moderado</w:t>
+            </w:r>
+          </w:p>
+        </w:tc>
+        <w:tc>
+          <w:tcPr>
+            <w:tcW w:type="dxa" w:w="821"/>
+          </w:tcPr>
+          <w:p>
+            <w:r/>
+            <w:r>
+              <w:rPr>
+                <w:rFonts w:ascii="Times New Roman" w:hAnsi="Times New Roman"/>
+                <w:b w:val="0"/>
+                <w:i w:val="0"/>
+                <w:sz w:val="18"/>
+              </w:rPr>
+              <w:t>Bajo</w:t>
+            </w:r>
+          </w:p>
+        </w:tc>
+        <w:tc>
+          <w:tcPr>
+            <w:tcW w:type="dxa" w:w="821"/>
+          </w:tcPr>
+          <w:p>
+            <w:r/>
+            <w:r>
+              <w:rPr>
+                <w:rFonts w:ascii="Times New Roman" w:hAnsi="Times New Roman"/>
+                <w:b w:val="0"/>
+                <w:i w:val="0"/>
+                <w:sz w:val="18"/>
+              </w:rPr>
+              <w:t>Moderado</w:t>
+            </w:r>
+          </w:p>
+        </w:tc>
+        <w:tc>
+          <w:tcPr>
+            <w:tcW w:type="dxa" w:w="821"/>
+          </w:tcPr>
+          <w:p>
+            <w:r/>
+            <w:r>
+              <w:rPr>
+                <w:rFonts w:ascii="Times New Roman" w:hAnsi="Times New Roman"/>
+                <w:b w:val="0"/>
+                <w:i w:val="0"/>
+                <w:sz w:val="18"/>
+              </w:rPr>
+              <w:t>Sin información</w:t>
+            </w:r>
+          </w:p>
+        </w:tc>
+        <w:tc>
+          <w:tcPr>
+            <w:tcW w:type="dxa" w:w="821"/>
+          </w:tcPr>
+          <w:p>
+            <w:r/>
+            <w:r>
+              <w:rPr>
+                <w:rFonts w:ascii="Times New Roman" w:hAnsi="Times New Roman"/>
+                <w:b w:val="0"/>
+                <w:i w:val="0"/>
+                <w:sz w:val="18"/>
+              </w:rPr>
+              <w:t>Moderado</w:t>
+            </w:r>
+          </w:p>
+        </w:tc>
+        <w:tc>
+          <w:tcPr>
+            <w:tcW w:type="dxa" w:w="821"/>
+          </w:tcPr>
+          <w:p>
+            <w:r/>
+            <w:r>
+              <w:rPr>
+                <w:rFonts w:ascii="Times New Roman" w:hAnsi="Times New Roman"/>
+                <w:b w:val="0"/>
+                <w:i w:val="0"/>
+                <w:sz w:val="18"/>
+              </w:rPr>
+              <w:t>Moderado</w:t>
+            </w:r>
+          </w:p>
+        </w:tc>
+        <w:tc>
+          <w:tcPr>
+            <w:tcW w:type="dxa" w:w="821"/>
+          </w:tcPr>
+          <w:p>
+            <w:r/>
+            <w:r>
+              <w:rPr>
+                <w:rFonts w:ascii="Times New Roman" w:hAnsi="Times New Roman"/>
+                <w:b w:val="0"/>
+                <w:i w:val="0"/>
+                <w:sz w:val="18"/>
+              </w:rPr>
+              <w:t>Moderado</w:t>
+            </w:r>
+          </w:p>
+        </w:tc>
+      </w:tr>
+      <w:tr>
+        <w:tc>
+          <w:tcPr>
+            <w:tcW w:type="dxa" w:w="821"/>
+          </w:tcPr>
+          <w:p>
+            <w:r/>
+            <w:r>
+              <w:rPr>
+                <w:rFonts w:ascii="Times New Roman" w:hAnsi="Times New Roman"/>
+                <w:b w:val="0"/>
+                <w:i w:val="0"/>
+                <w:sz w:val="18"/>
+              </w:rPr>
+              <w:t>EST-070</w:t>
+            </w:r>
+          </w:p>
+        </w:tc>
+        <w:tc>
+          <w:tcPr>
+            <w:tcW w:type="dxa" w:w="821"/>
+          </w:tcPr>
+          <w:p>
+            <w:r/>
+            <w:r>
+              <w:rPr>
+                <w:rFonts w:ascii="Times New Roman" w:hAnsi="Times New Roman"/>
+                <w:b w:val="0"/>
+                <w:i w:val="0"/>
+                <w:sz w:val="18"/>
+              </w:rPr>
+              <w:t>retrospective cohort</w:t>
+            </w:r>
+          </w:p>
+        </w:tc>
+        <w:tc>
+          <w:tcPr>
+            <w:tcW w:type="dxa" w:w="821"/>
+          </w:tcPr>
+          <w:p>
+            <w:r/>
+            <w:r>
+              <w:rPr>
+                <w:rFonts w:ascii="Times New Roman" w:hAnsi="Times New Roman"/>
+                <w:b w:val="0"/>
+                <w:i w:val="0"/>
+                <w:sz w:val="18"/>
+              </w:rPr>
+              <w:t>ROBINS-I</w:t>
+            </w:r>
+          </w:p>
+        </w:tc>
+        <w:tc>
+          <w:tcPr>
+            <w:tcW w:type="dxa" w:w="821"/>
+          </w:tcPr>
+          <w:p>
+            <w:r/>
+            <w:r>
+              <w:rPr>
+                <w:rFonts w:ascii="Times New Roman" w:hAnsi="Times New Roman"/>
+                <w:b w:val="0"/>
+                <w:i w:val="0"/>
+                <w:sz w:val="18"/>
+              </w:rPr>
+              <w:t>Grave</w:t>
+            </w:r>
+          </w:p>
+        </w:tc>
+        <w:tc>
+          <w:tcPr>
+            <w:tcW w:type="dxa" w:w="821"/>
+          </w:tcPr>
+          <w:p>
+            <w:r/>
+            <w:r>
+              <w:rPr>
+                <w:rFonts w:ascii="Times New Roman" w:hAnsi="Times New Roman"/>
+                <w:b w:val="0"/>
+                <w:i w:val="0"/>
+                <w:sz w:val="18"/>
+              </w:rPr>
+              <w:t>Grave</w:t>
+            </w:r>
+          </w:p>
+        </w:tc>
+        <w:tc>
+          <w:tcPr>
+            <w:tcW w:type="dxa" w:w="821"/>
+          </w:tcPr>
+          <w:p>
+            <w:r/>
+            <w:r>
+              <w:rPr>
+                <w:rFonts w:ascii="Times New Roman" w:hAnsi="Times New Roman"/>
+                <w:b w:val="0"/>
+                <w:i w:val="0"/>
+                <w:sz w:val="18"/>
+              </w:rPr>
+              <w:t>Bajo</w:t>
+            </w:r>
+          </w:p>
+        </w:tc>
+        <w:tc>
+          <w:tcPr>
+            <w:tcW w:type="dxa" w:w="821"/>
+          </w:tcPr>
+          <w:p>
+            <w:r/>
+            <w:r>
+              <w:rPr>
+                <w:rFonts w:ascii="Times New Roman" w:hAnsi="Times New Roman"/>
+                <w:b w:val="0"/>
+                <w:i w:val="0"/>
+                <w:sz w:val="18"/>
+              </w:rPr>
+              <w:t>Moderado</w:t>
+            </w:r>
+          </w:p>
+        </w:tc>
+        <w:tc>
+          <w:tcPr>
+            <w:tcW w:type="dxa" w:w="821"/>
+          </w:tcPr>
+          <w:p>
+            <w:r/>
+            <w:r>
+              <w:rPr>
+                <w:rFonts w:ascii="Times New Roman" w:hAnsi="Times New Roman"/>
+                <w:b w:val="0"/>
+                <w:i w:val="0"/>
+                <w:sz w:val="18"/>
+              </w:rPr>
+              <w:t>Moderado</w:t>
+            </w:r>
+          </w:p>
+        </w:tc>
+        <w:tc>
+          <w:tcPr>
+            <w:tcW w:type="dxa" w:w="821"/>
+          </w:tcPr>
+          <w:p>
+            <w:r/>
+            <w:r>
+              <w:rPr>
+                <w:rFonts w:ascii="Times New Roman" w:hAnsi="Times New Roman"/>
+                <w:b w:val="0"/>
+                <w:i w:val="0"/>
+                <w:sz w:val="18"/>
+              </w:rPr>
+              <w:t>Grave</w:t>
+            </w:r>
+          </w:p>
+        </w:tc>
+        <w:tc>
+          <w:tcPr>
+            <w:tcW w:type="dxa" w:w="821"/>
+          </w:tcPr>
+          <w:p>
+            <w:r/>
+            <w:r>
+              <w:rPr>
+                <w:rFonts w:ascii="Times New Roman" w:hAnsi="Times New Roman"/>
+                <w:b w:val="0"/>
+                <w:i w:val="0"/>
+                <w:sz w:val="18"/>
+              </w:rPr>
+              <w:t>Moderado</w:t>
+            </w:r>
+          </w:p>
+        </w:tc>
+        <w:tc>
+          <w:tcPr>
+            <w:tcW w:type="dxa" w:w="821"/>
+          </w:tcPr>
+          <w:p>
+            <w:r/>
+            <w:r>
+              <w:rPr>
+                <w:rFonts w:ascii="Times New Roman" w:hAnsi="Times New Roman"/>
+                <w:b w:val="0"/>
+                <w:i w:val="0"/>
+                <w:sz w:val="18"/>
+              </w:rPr>
+              <w:t>Grave</w:t>
+            </w:r>
+          </w:p>
+        </w:tc>
+      </w:tr>
+      <w:tr>
+        <w:tc>
+          <w:tcPr>
+            <w:tcW w:type="dxa" w:w="821"/>
+          </w:tcPr>
+          <w:p>
+            <w:r/>
+            <w:r>
+              <w:rPr>
+                <w:rFonts w:ascii="Times New Roman" w:hAnsi="Times New Roman"/>
+                <w:b w:val="0"/>
+                <w:i w:val="0"/>
+                <w:sz w:val="18"/>
+              </w:rPr>
+              <w:t>EST-096</w:t>
+            </w:r>
+          </w:p>
+        </w:tc>
+        <w:tc>
+          <w:tcPr>
+            <w:tcW w:type="dxa" w:w="821"/>
+          </w:tcPr>
+          <w:p>
+            <w:r/>
+            <w:r>
+              <w:rPr>
+                <w:rFonts w:ascii="Times New Roman" w:hAnsi="Times New Roman"/>
+                <w:b w:val="0"/>
+                <w:i w:val="0"/>
+                <w:sz w:val="18"/>
+              </w:rPr>
+              <w:t>non-randomised trial</w:t>
+            </w:r>
+          </w:p>
+        </w:tc>
+        <w:tc>
+          <w:tcPr>
+            <w:tcW w:type="dxa" w:w="821"/>
+          </w:tcPr>
+          <w:p>
+            <w:r/>
+            <w:r>
+              <w:rPr>
+                <w:rFonts w:ascii="Times New Roman" w:hAnsi="Times New Roman"/>
+                <w:b w:val="0"/>
+                <w:i w:val="0"/>
+                <w:sz w:val="18"/>
+              </w:rPr>
+              <w:t>ROBINS-I</w:t>
+            </w:r>
+          </w:p>
+        </w:tc>
+        <w:tc>
+          <w:tcPr>
+            <w:tcW w:type="dxa" w:w="821"/>
+          </w:tcPr>
+          <w:p>
+            <w:r/>
+            <w:r>
+              <w:rPr>
+                <w:rFonts w:ascii="Times New Roman" w:hAnsi="Times New Roman"/>
+                <w:b w:val="0"/>
+                <w:i w:val="0"/>
+                <w:sz w:val="18"/>
+              </w:rPr>
+              <w:t>Grave</w:t>
+            </w:r>
+          </w:p>
+        </w:tc>
+        <w:tc>
+          <w:tcPr>
+            <w:tcW w:type="dxa" w:w="821"/>
+          </w:tcPr>
+          <w:p>
+            <w:r/>
+            <w:r>
+              <w:rPr>
+                <w:rFonts w:ascii="Times New Roman" w:hAnsi="Times New Roman"/>
+                <w:b w:val="0"/>
+                <w:i w:val="0"/>
+                <w:sz w:val="18"/>
+              </w:rPr>
+              <w:t>Moderado</w:t>
+            </w:r>
+          </w:p>
+        </w:tc>
+        <w:tc>
+          <w:tcPr>
+            <w:tcW w:type="dxa" w:w="821"/>
+          </w:tcPr>
+          <w:p>
+            <w:r/>
+            <w:r>
+              <w:rPr>
+                <w:rFonts w:ascii="Times New Roman" w:hAnsi="Times New Roman"/>
+                <w:b w:val="0"/>
+                <w:i w:val="0"/>
+                <w:sz w:val="18"/>
+              </w:rPr>
+              <w:t>Bajo</w:t>
+            </w:r>
+          </w:p>
+        </w:tc>
+        <w:tc>
+          <w:tcPr>
+            <w:tcW w:type="dxa" w:w="821"/>
+          </w:tcPr>
+          <w:p>
+            <w:r/>
+            <w:r>
+              <w:rPr>
+                <w:rFonts w:ascii="Times New Roman" w:hAnsi="Times New Roman"/>
+                <w:b w:val="0"/>
+                <w:i w:val="0"/>
+                <w:sz w:val="18"/>
+              </w:rPr>
+              <w:t>Moderado</w:t>
+            </w:r>
+          </w:p>
+        </w:tc>
+        <w:tc>
+          <w:tcPr>
+            <w:tcW w:type="dxa" w:w="821"/>
+          </w:tcPr>
+          <w:p>
+            <w:r/>
+            <w:r>
+              <w:rPr>
+                <w:rFonts w:ascii="Times New Roman" w:hAnsi="Times New Roman"/>
+                <w:b w:val="0"/>
+                <w:i w:val="0"/>
+                <w:sz w:val="18"/>
+              </w:rPr>
+              <w:t>Moderado</w:t>
+            </w:r>
+          </w:p>
+        </w:tc>
+        <w:tc>
+          <w:tcPr>
+            <w:tcW w:type="dxa" w:w="821"/>
+          </w:tcPr>
+          <w:p>
+            <w:r/>
+            <w:r>
+              <w:rPr>
+                <w:rFonts w:ascii="Times New Roman" w:hAnsi="Times New Roman"/>
+                <w:b w:val="0"/>
+                <w:i w:val="0"/>
+                <w:sz w:val="18"/>
+              </w:rPr>
+              <w:t>Grave</w:t>
+            </w:r>
+          </w:p>
+        </w:tc>
+        <w:tc>
+          <w:tcPr>
+            <w:tcW w:type="dxa" w:w="821"/>
+          </w:tcPr>
+          <w:p>
+            <w:r/>
+            <w:r>
+              <w:rPr>
+                <w:rFonts w:ascii="Times New Roman" w:hAnsi="Times New Roman"/>
+                <w:b w:val="0"/>
+                <w:i w:val="0"/>
+                <w:sz w:val="18"/>
+              </w:rPr>
+              <w:t>Moderado</w:t>
+            </w:r>
+          </w:p>
+        </w:tc>
+        <w:tc>
+          <w:tcPr>
+            <w:tcW w:type="dxa" w:w="821"/>
+          </w:tcPr>
+          <w:p>
+            <w:r/>
+            <w:r>
+              <w:rPr>
+                <w:rFonts w:ascii="Times New Roman" w:hAnsi="Times New Roman"/>
+                <w:b w:val="0"/>
+                <w:i w:val="0"/>
+                <w:sz w:val="18"/>
+              </w:rPr>
+              <w:t>Grave</w:t>
+            </w:r>
+          </w:p>
+        </w:tc>
+      </w:tr>
+      <w:tr>
+        <w:tc>
+          <w:tcPr>
+            <w:tcW w:type="dxa" w:w="821"/>
+          </w:tcPr>
+          <w:p>
+            <w:r/>
+            <w:r>
+              <w:rPr>
+                <w:rFonts w:ascii="Times New Roman" w:hAnsi="Times New Roman"/>
+                <w:b w:val="0"/>
+                <w:i w:val="0"/>
+                <w:sz w:val="18"/>
+              </w:rPr>
+              <w:t>EST-108</w:t>
+            </w:r>
+          </w:p>
+        </w:tc>
+        <w:tc>
+          <w:tcPr>
+            <w:tcW w:type="dxa" w:w="821"/>
+          </w:tcPr>
+          <w:p>
+            <w:r/>
+            <w:r>
+              <w:rPr>
+                <w:rFonts w:ascii="Times New Roman" w:hAnsi="Times New Roman"/>
+                <w:b w:val="0"/>
+                <w:i w:val="0"/>
+                <w:sz w:val="18"/>
+              </w:rPr>
+              <w:t>retrospective cohort</w:t>
+            </w:r>
+          </w:p>
+        </w:tc>
+        <w:tc>
+          <w:tcPr>
+            <w:tcW w:type="dxa" w:w="821"/>
+          </w:tcPr>
+          <w:p>
+            <w:r/>
+            <w:r>
+              <w:rPr>
+                <w:rFonts w:ascii="Times New Roman" w:hAnsi="Times New Roman"/>
+                <w:b w:val="0"/>
+                <w:i w:val="0"/>
+                <w:sz w:val="18"/>
+              </w:rPr>
+              <w:t>ROBINS-I</w:t>
+            </w:r>
+          </w:p>
+        </w:tc>
+        <w:tc>
+          <w:tcPr>
+            <w:tcW w:type="dxa" w:w="821"/>
+          </w:tcPr>
+          <w:p>
+            <w:r/>
+            <w:r>
+              <w:rPr>
+                <w:rFonts w:ascii="Times New Roman" w:hAnsi="Times New Roman"/>
+                <w:b w:val="0"/>
+                <w:i w:val="0"/>
+                <w:sz w:val="18"/>
+              </w:rPr>
+              <w:t>Grave</w:t>
+            </w:r>
+          </w:p>
+        </w:tc>
+        <w:tc>
+          <w:tcPr>
+            <w:tcW w:type="dxa" w:w="821"/>
+          </w:tcPr>
+          <w:p>
+            <w:r/>
+            <w:r>
+              <w:rPr>
+                <w:rFonts w:ascii="Times New Roman" w:hAnsi="Times New Roman"/>
+                <w:b w:val="0"/>
+                <w:i w:val="0"/>
+                <w:sz w:val="18"/>
+              </w:rPr>
+              <w:t>Moderado</w:t>
+            </w:r>
+          </w:p>
+        </w:tc>
+        <w:tc>
+          <w:tcPr>
+            <w:tcW w:type="dxa" w:w="821"/>
+          </w:tcPr>
+          <w:p>
+            <w:r/>
+            <w:r>
+              <w:rPr>
+                <w:rFonts w:ascii="Times New Roman" w:hAnsi="Times New Roman"/>
+                <w:b w:val="0"/>
+                <w:i w:val="0"/>
+                <w:sz w:val="18"/>
+              </w:rPr>
+              <w:t>Bajo</w:t>
+            </w:r>
+          </w:p>
+        </w:tc>
+        <w:tc>
+          <w:tcPr>
+            <w:tcW w:type="dxa" w:w="821"/>
+          </w:tcPr>
+          <w:p>
+            <w:r/>
+            <w:r>
+              <w:rPr>
+                <w:rFonts w:ascii="Times New Roman" w:hAnsi="Times New Roman"/>
+                <w:b w:val="0"/>
+                <w:i w:val="0"/>
+                <w:sz w:val="18"/>
+              </w:rPr>
+              <w:t>Moderado</w:t>
+            </w:r>
+          </w:p>
+        </w:tc>
+        <w:tc>
+          <w:tcPr>
+            <w:tcW w:type="dxa" w:w="821"/>
+          </w:tcPr>
+          <w:p>
+            <w:r/>
+            <w:r>
+              <w:rPr>
+                <w:rFonts w:ascii="Times New Roman" w:hAnsi="Times New Roman"/>
+                <w:b w:val="0"/>
+                <w:i w:val="0"/>
+                <w:sz w:val="18"/>
+              </w:rPr>
+              <w:t>Moderado</w:t>
+            </w:r>
+          </w:p>
+        </w:tc>
+        <w:tc>
+          <w:tcPr>
+            <w:tcW w:type="dxa" w:w="821"/>
+          </w:tcPr>
+          <w:p>
+            <w:r/>
+            <w:r>
+              <w:rPr>
+                <w:rFonts w:ascii="Times New Roman" w:hAnsi="Times New Roman"/>
+                <w:b w:val="0"/>
+                <w:i w:val="0"/>
+                <w:sz w:val="18"/>
+              </w:rPr>
+              <w:t>Moderado</w:t>
+            </w:r>
+          </w:p>
+        </w:tc>
+        <w:tc>
+          <w:tcPr>
+            <w:tcW w:type="dxa" w:w="821"/>
+          </w:tcPr>
+          <w:p>
+            <w:r/>
+            <w:r>
+              <w:rPr>
+                <w:rFonts w:ascii="Times New Roman" w:hAnsi="Times New Roman"/>
+                <w:b w:val="0"/>
+                <w:i w:val="0"/>
+                <w:sz w:val="18"/>
+              </w:rPr>
+              <w:t>Moderado</w:t>
+            </w:r>
+          </w:p>
+        </w:tc>
+        <w:tc>
+          <w:tcPr>
+            <w:tcW w:type="dxa" w:w="821"/>
+          </w:tcPr>
+          <w:p>
+            <w:r/>
+            <w:r>
+              <w:rPr>
+                <w:rFonts w:ascii="Times New Roman" w:hAnsi="Times New Roman"/>
+                <w:b w:val="0"/>
+                <w:i w:val="0"/>
+                <w:sz w:val="18"/>
+              </w:rPr>
+              <w:t>Grave</w:t>
+            </w:r>
+          </w:p>
+        </w:tc>
+      </w:tr>
+      <w:tr>
+        <w:tc>
+          <w:tcPr>
+            <w:tcW w:type="dxa" w:w="821"/>
+          </w:tcPr>
+          <w:p>
+            <w:r/>
+            <w:r>
+              <w:rPr>
+                <w:rFonts w:ascii="Times New Roman" w:hAnsi="Times New Roman"/>
+                <w:b w:val="0"/>
+                <w:i w:val="0"/>
+                <w:sz w:val="18"/>
+              </w:rPr>
+              <w:t>EST-116</w:t>
+            </w:r>
+          </w:p>
+        </w:tc>
+        <w:tc>
+          <w:tcPr>
+            <w:tcW w:type="dxa" w:w="821"/>
+          </w:tcPr>
+          <w:p>
+            <w:r/>
+            <w:r>
+              <w:rPr>
+                <w:rFonts w:ascii="Times New Roman" w:hAnsi="Times New Roman"/>
+                <w:b w:val="0"/>
+                <w:i w:val="0"/>
+                <w:sz w:val="18"/>
+              </w:rPr>
+              <w:t>non-randomised trial</w:t>
+            </w:r>
+          </w:p>
+        </w:tc>
+        <w:tc>
+          <w:tcPr>
+            <w:tcW w:type="dxa" w:w="821"/>
+          </w:tcPr>
+          <w:p>
+            <w:r/>
+            <w:r>
+              <w:rPr>
+                <w:rFonts w:ascii="Times New Roman" w:hAnsi="Times New Roman"/>
+                <w:b w:val="0"/>
+                <w:i w:val="0"/>
+                <w:sz w:val="18"/>
+              </w:rPr>
+              <w:t>ROBINS-I</w:t>
+            </w:r>
+          </w:p>
+        </w:tc>
+        <w:tc>
+          <w:tcPr>
+            <w:tcW w:type="dxa" w:w="821"/>
+          </w:tcPr>
+          <w:p>
+            <w:r/>
+            <w:r>
+              <w:rPr>
+                <w:rFonts w:ascii="Times New Roman" w:hAnsi="Times New Roman"/>
+                <w:b w:val="0"/>
+                <w:i w:val="0"/>
+                <w:sz w:val="18"/>
+              </w:rPr>
+              <w:t>Sin información</w:t>
+            </w:r>
+          </w:p>
+        </w:tc>
+        <w:tc>
+          <w:tcPr>
+            <w:tcW w:type="dxa" w:w="821"/>
+          </w:tcPr>
+          <w:p>
+            <w:r/>
+            <w:r>
+              <w:rPr>
+                <w:rFonts w:ascii="Times New Roman" w:hAnsi="Times New Roman"/>
+                <w:b w:val="0"/>
+                <w:i w:val="0"/>
+                <w:sz w:val="18"/>
+              </w:rPr>
+              <w:t>Moderado</w:t>
+            </w:r>
+          </w:p>
+        </w:tc>
+        <w:tc>
+          <w:tcPr>
+            <w:tcW w:type="dxa" w:w="821"/>
+          </w:tcPr>
+          <w:p>
+            <w:r/>
+            <w:r>
+              <w:rPr>
+                <w:rFonts w:ascii="Times New Roman" w:hAnsi="Times New Roman"/>
+                <w:b w:val="0"/>
+                <w:i w:val="0"/>
+                <w:sz w:val="18"/>
+              </w:rPr>
+              <w:t>Bajo</w:t>
+            </w:r>
+          </w:p>
+        </w:tc>
+        <w:tc>
+          <w:tcPr>
+            <w:tcW w:type="dxa" w:w="821"/>
+          </w:tcPr>
+          <w:p>
+            <w:r/>
+            <w:r>
+              <w:rPr>
+                <w:rFonts w:ascii="Times New Roman" w:hAnsi="Times New Roman"/>
+                <w:b w:val="0"/>
+                <w:i w:val="0"/>
+                <w:sz w:val="18"/>
+              </w:rPr>
+              <w:t>Sin información</w:t>
+            </w:r>
+          </w:p>
+        </w:tc>
+        <w:tc>
+          <w:tcPr>
+            <w:tcW w:type="dxa" w:w="821"/>
+          </w:tcPr>
+          <w:p>
+            <w:r/>
+            <w:r>
+              <w:rPr>
+                <w:rFonts w:ascii="Times New Roman" w:hAnsi="Times New Roman"/>
+                <w:b w:val="0"/>
+                <w:i w:val="0"/>
+                <w:sz w:val="18"/>
+              </w:rPr>
+              <w:t>Moderado</w:t>
+            </w:r>
+          </w:p>
+        </w:tc>
+        <w:tc>
+          <w:tcPr>
+            <w:tcW w:type="dxa" w:w="821"/>
+          </w:tcPr>
+          <w:p>
+            <w:r/>
+            <w:r>
+              <w:rPr>
+                <w:rFonts w:ascii="Times New Roman" w:hAnsi="Times New Roman"/>
+                <w:b w:val="0"/>
+                <w:i w:val="0"/>
+                <w:sz w:val="18"/>
+              </w:rPr>
+              <w:t>Moderado</w:t>
+            </w:r>
+          </w:p>
+        </w:tc>
+        <w:tc>
+          <w:tcPr>
+            <w:tcW w:type="dxa" w:w="821"/>
+          </w:tcPr>
+          <w:p>
+            <w:r/>
+            <w:r>
+              <w:rPr>
+                <w:rFonts w:ascii="Times New Roman" w:hAnsi="Times New Roman"/>
+                <w:b w:val="0"/>
+                <w:i w:val="0"/>
+                <w:sz w:val="18"/>
+              </w:rPr>
+              <w:t>Bajo</w:t>
+            </w:r>
+          </w:p>
+        </w:tc>
+        <w:tc>
+          <w:tcPr>
+            <w:tcW w:type="dxa" w:w="821"/>
+          </w:tcPr>
+          <w:p>
+            <w:r/>
+            <w:r>
+              <w:rPr>
+                <w:rFonts w:ascii="Times New Roman" w:hAnsi="Times New Roman"/>
+                <w:b w:val="0"/>
+                <w:i w:val="0"/>
+                <w:sz w:val="18"/>
+              </w:rPr>
+              <w:t>Moderado</w:t>
+            </w:r>
+          </w:p>
+        </w:tc>
+      </w:tr>
+      <w:tr>
+        <w:tc>
+          <w:tcPr>
+            <w:tcW w:type="dxa" w:w="821"/>
+          </w:tcPr>
+          <w:p>
+            <w:r/>
+            <w:r>
+              <w:rPr>
+                <w:rFonts w:ascii="Times New Roman" w:hAnsi="Times New Roman"/>
+                <w:b w:val="0"/>
+                <w:i w:val="0"/>
+                <w:sz w:val="18"/>
+              </w:rPr>
+              <w:t>EST-146</w:t>
+            </w:r>
+          </w:p>
+        </w:tc>
+        <w:tc>
+          <w:tcPr>
+            <w:tcW w:type="dxa" w:w="821"/>
+          </w:tcPr>
+          <w:p>
+            <w:r/>
+            <w:r>
+              <w:rPr>
+                <w:rFonts w:ascii="Times New Roman" w:hAnsi="Times New Roman"/>
+                <w:b w:val="0"/>
+                <w:i w:val="0"/>
+                <w:sz w:val="18"/>
+              </w:rPr>
+              <w:t>retrospective cohort</w:t>
+            </w:r>
+          </w:p>
+        </w:tc>
+        <w:tc>
+          <w:tcPr>
+            <w:tcW w:type="dxa" w:w="821"/>
+          </w:tcPr>
+          <w:p>
+            <w:r/>
+            <w:r>
+              <w:rPr>
+                <w:rFonts w:ascii="Times New Roman" w:hAnsi="Times New Roman"/>
+                <w:b w:val="0"/>
+                <w:i w:val="0"/>
+                <w:sz w:val="18"/>
+              </w:rPr>
+              <w:t>ROBINS-I</w:t>
+            </w:r>
+          </w:p>
+        </w:tc>
+        <w:tc>
+          <w:tcPr>
+            <w:tcW w:type="dxa" w:w="821"/>
+          </w:tcPr>
+          <w:p>
+            <w:r/>
+            <w:r>
+              <w:rPr>
+                <w:rFonts w:ascii="Times New Roman" w:hAnsi="Times New Roman"/>
+                <w:b w:val="0"/>
+                <w:i w:val="0"/>
+                <w:sz w:val="18"/>
+              </w:rPr>
+              <w:t>Grave</w:t>
+            </w:r>
+          </w:p>
+        </w:tc>
+        <w:tc>
+          <w:tcPr>
+            <w:tcW w:type="dxa" w:w="821"/>
+          </w:tcPr>
+          <w:p>
+            <w:r/>
+            <w:r>
+              <w:rPr>
+                <w:rFonts w:ascii="Times New Roman" w:hAnsi="Times New Roman"/>
+                <w:b w:val="0"/>
+                <w:i w:val="0"/>
+                <w:sz w:val="18"/>
+              </w:rPr>
+              <w:t>Grave</w:t>
+            </w:r>
+          </w:p>
+        </w:tc>
+        <w:tc>
+          <w:tcPr>
+            <w:tcW w:type="dxa" w:w="821"/>
+          </w:tcPr>
+          <w:p>
+            <w:r/>
+            <w:r>
+              <w:rPr>
+                <w:rFonts w:ascii="Times New Roman" w:hAnsi="Times New Roman"/>
+                <w:b w:val="0"/>
+                <w:i w:val="0"/>
+                <w:sz w:val="18"/>
+              </w:rPr>
+              <w:t>Bajo</w:t>
+            </w:r>
+          </w:p>
+        </w:tc>
+        <w:tc>
+          <w:tcPr>
+            <w:tcW w:type="dxa" w:w="821"/>
+          </w:tcPr>
+          <w:p>
+            <w:r/>
+            <w:r>
+              <w:rPr>
+                <w:rFonts w:ascii="Times New Roman" w:hAnsi="Times New Roman"/>
+                <w:b w:val="0"/>
+                <w:i w:val="0"/>
+                <w:sz w:val="18"/>
+              </w:rPr>
+              <w:t>Moderado</w:t>
+            </w:r>
+          </w:p>
+        </w:tc>
+        <w:tc>
+          <w:tcPr>
+            <w:tcW w:type="dxa" w:w="821"/>
+          </w:tcPr>
+          <w:p>
+            <w:r/>
+            <w:r>
+              <w:rPr>
+                <w:rFonts w:ascii="Times New Roman" w:hAnsi="Times New Roman"/>
+                <w:b w:val="0"/>
+                <w:i w:val="0"/>
+                <w:sz w:val="18"/>
+              </w:rPr>
+              <w:t>Moderado</w:t>
+            </w:r>
+          </w:p>
+        </w:tc>
+        <w:tc>
+          <w:tcPr>
+            <w:tcW w:type="dxa" w:w="821"/>
+          </w:tcPr>
+          <w:p>
+            <w:r/>
+            <w:r>
+              <w:rPr>
+                <w:rFonts w:ascii="Times New Roman" w:hAnsi="Times New Roman"/>
+                <w:b w:val="0"/>
+                <w:i w:val="0"/>
+                <w:sz w:val="18"/>
+              </w:rPr>
+              <w:t>Grave</w:t>
+            </w:r>
+          </w:p>
+        </w:tc>
+        <w:tc>
+          <w:tcPr>
+            <w:tcW w:type="dxa" w:w="821"/>
+          </w:tcPr>
+          <w:p>
+            <w:r/>
+            <w:r>
+              <w:rPr>
+                <w:rFonts w:ascii="Times New Roman" w:hAnsi="Times New Roman"/>
+                <w:b w:val="0"/>
+                <w:i w:val="0"/>
+                <w:sz w:val="18"/>
+              </w:rPr>
+              <w:t>Moderado</w:t>
+            </w:r>
+          </w:p>
+        </w:tc>
+        <w:tc>
+          <w:tcPr>
+            <w:tcW w:type="dxa" w:w="821"/>
+          </w:tcPr>
+          <w:p>
+            <w:r/>
+            <w:r>
+              <w:rPr>
+                <w:rFonts w:ascii="Times New Roman" w:hAnsi="Times New Roman"/>
+                <w:b w:val="0"/>
+                <w:i w:val="0"/>
+                <w:sz w:val="18"/>
+              </w:rPr>
+              <w:t>Grave</w:t>
+            </w:r>
+          </w:p>
+        </w:tc>
+      </w:tr>
+      <w:tr>
+        <w:tc>
+          <w:tcPr>
+            <w:tcW w:type="dxa" w:w="821"/>
+          </w:tcPr>
+          <w:p>
+            <w:r/>
+            <w:r>
+              <w:rPr>
+                <w:rFonts w:ascii="Times New Roman" w:hAnsi="Times New Roman"/>
+                <w:b w:val="0"/>
+                <w:i w:val="0"/>
+                <w:sz w:val="18"/>
+              </w:rPr>
+              <w:t>EST-152</w:t>
+            </w:r>
+          </w:p>
+        </w:tc>
+        <w:tc>
+          <w:tcPr>
+            <w:tcW w:type="dxa" w:w="821"/>
+          </w:tcPr>
+          <w:p>
+            <w:r/>
+            <w:r>
+              <w:rPr>
+                <w:rFonts w:ascii="Times New Roman" w:hAnsi="Times New Roman"/>
+                <w:b w:val="0"/>
+                <w:i w:val="0"/>
+                <w:sz w:val="18"/>
+              </w:rPr>
+              <w:t>retrospective cohort</w:t>
+            </w:r>
+          </w:p>
+        </w:tc>
+        <w:tc>
+          <w:tcPr>
+            <w:tcW w:type="dxa" w:w="821"/>
+          </w:tcPr>
+          <w:p>
+            <w:r/>
+            <w:r>
+              <w:rPr>
+                <w:rFonts w:ascii="Times New Roman" w:hAnsi="Times New Roman"/>
+                <w:b w:val="0"/>
+                <w:i w:val="0"/>
+                <w:sz w:val="18"/>
+              </w:rPr>
+              <w:t>ROBINS-I</w:t>
+            </w:r>
+          </w:p>
+        </w:tc>
+        <w:tc>
+          <w:tcPr>
+            <w:tcW w:type="dxa" w:w="821"/>
+          </w:tcPr>
+          <w:p>
+            <w:r/>
+            <w:r>
+              <w:rPr>
+                <w:rFonts w:ascii="Times New Roman" w:hAnsi="Times New Roman"/>
+                <w:b w:val="0"/>
+                <w:i w:val="0"/>
+                <w:sz w:val="18"/>
+              </w:rPr>
+              <w:t>Grave</w:t>
+            </w:r>
+          </w:p>
+        </w:tc>
+        <w:tc>
+          <w:tcPr>
+            <w:tcW w:type="dxa" w:w="821"/>
+          </w:tcPr>
+          <w:p>
+            <w:r/>
+            <w:r>
+              <w:rPr>
+                <w:rFonts w:ascii="Times New Roman" w:hAnsi="Times New Roman"/>
+                <w:b w:val="0"/>
+                <w:i w:val="0"/>
+                <w:sz w:val="18"/>
+              </w:rPr>
+              <w:t>Moderado</w:t>
+            </w:r>
+          </w:p>
+        </w:tc>
+        <w:tc>
+          <w:tcPr>
+            <w:tcW w:type="dxa" w:w="821"/>
+          </w:tcPr>
+          <w:p>
+            <w:r/>
+            <w:r>
+              <w:rPr>
+                <w:rFonts w:ascii="Times New Roman" w:hAnsi="Times New Roman"/>
+                <w:b w:val="0"/>
+                <w:i w:val="0"/>
+                <w:sz w:val="18"/>
+              </w:rPr>
+              <w:t>Bajo</w:t>
+            </w:r>
+          </w:p>
+        </w:tc>
+        <w:tc>
+          <w:tcPr>
+            <w:tcW w:type="dxa" w:w="821"/>
+          </w:tcPr>
+          <w:p>
+            <w:r/>
+            <w:r>
+              <w:rPr>
+                <w:rFonts w:ascii="Times New Roman" w:hAnsi="Times New Roman"/>
+                <w:b w:val="0"/>
+                <w:i w:val="0"/>
+                <w:sz w:val="18"/>
+              </w:rPr>
+              <w:t>Moderado</w:t>
+            </w:r>
+          </w:p>
+        </w:tc>
+        <w:tc>
+          <w:tcPr>
+            <w:tcW w:type="dxa" w:w="821"/>
+          </w:tcPr>
+          <w:p>
+            <w:r/>
+            <w:r>
+              <w:rPr>
+                <w:rFonts w:ascii="Times New Roman" w:hAnsi="Times New Roman"/>
+                <w:b w:val="0"/>
+                <w:i w:val="0"/>
+                <w:sz w:val="18"/>
+              </w:rPr>
+              <w:t>Moderado</w:t>
+            </w:r>
+          </w:p>
+        </w:tc>
+        <w:tc>
+          <w:tcPr>
+            <w:tcW w:type="dxa" w:w="821"/>
+          </w:tcPr>
+          <w:p>
+            <w:r/>
+            <w:r>
+              <w:rPr>
+                <w:rFonts w:ascii="Times New Roman" w:hAnsi="Times New Roman"/>
+                <w:b w:val="0"/>
+                <w:i w:val="0"/>
+                <w:sz w:val="18"/>
+              </w:rPr>
+              <w:t>Grave</w:t>
+            </w:r>
+          </w:p>
+        </w:tc>
+        <w:tc>
+          <w:tcPr>
+            <w:tcW w:type="dxa" w:w="821"/>
+          </w:tcPr>
+          <w:p>
+            <w:r/>
+            <w:r>
+              <w:rPr>
+                <w:rFonts w:ascii="Times New Roman" w:hAnsi="Times New Roman"/>
+                <w:b w:val="0"/>
+                <w:i w:val="0"/>
+                <w:sz w:val="18"/>
+              </w:rPr>
+              <w:t>Moderado</w:t>
+            </w:r>
+          </w:p>
+        </w:tc>
+        <w:tc>
+          <w:tcPr>
+            <w:tcW w:type="dxa" w:w="821"/>
+          </w:tcPr>
+          <w:p>
+            <w:r/>
+            <w:r>
+              <w:rPr>
+                <w:rFonts w:ascii="Times New Roman" w:hAnsi="Times New Roman"/>
+                <w:b w:val="0"/>
+                <w:i w:val="0"/>
+                <w:sz w:val="18"/>
+              </w:rPr>
+              <w:t>Grave</w:t>
+            </w:r>
+          </w:p>
+        </w:tc>
+      </w:tr>
+    </w:tbl>
+    <w:p/>
     <w:p>
       <w:pPr>
         <w:spacing w:before="280" w:after="140"/>

--- a/paper/docx/informe_extendido.docx
+++ b/paper/docx/informe_extendido.docx
@@ -8483,16 +8483,17 @@
         <w:tblLook w:firstColumn="1" w:firstRow="1" w:lastColumn="0" w:lastRow="0" w:noHBand="0" w:noVBand="1" w:val="04A0"/>
       </w:tblPr>
       <w:tblGrid>
-        <w:gridCol w:w="1805"/>
-        <w:gridCol w:w="1805"/>
-        <w:gridCol w:w="1805"/>
-        <w:gridCol w:w="1805"/>
-        <w:gridCol w:w="1805"/>
+        <w:gridCol w:w="1504"/>
+        <w:gridCol w:w="1504"/>
+        <w:gridCol w:w="1504"/>
+        <w:gridCol w:w="1504"/>
+        <w:gridCol w:w="1504"/>
+        <w:gridCol w:w="1504"/>
       </w:tblGrid>
       <w:tr>
         <w:tc>
           <w:tcPr>
-            <w:tcW w:type="dxa" w:w="1805"/>
+            <w:tcW w:type="dxa" w:w="1504"/>
           </w:tcPr>
           <w:p>
             <w:r/>
@@ -8509,7 +8510,7 @@
         </w:tc>
         <w:tc>
           <w:tcPr>
-            <w:tcW w:type="dxa" w:w="1805"/>
+            <w:tcW w:type="dxa" w:w="1504"/>
           </w:tcPr>
           <w:p>
             <w:r/>
@@ -8520,13 +8521,13 @@
                 <w:i w:val="0"/>
                 <w:sz w:val="18"/>
               </w:rPr>
-              <w:t>Declara (n)</w:t>
-            </w:r>
-          </w:p>
-        </w:tc>
-        <w:tc>
-          <w:tcPr>
-            <w:tcW w:type="dxa" w:w="1805"/>
+              <w:t>No asignable en el resumen</w:t>
+            </w:r>
+          </w:p>
+        </w:tc>
+        <w:tc>
+          <w:tcPr>
+            <w:tcW w:type="dxa" w:w="1504"/>
           </w:tcPr>
           <w:p>
             <w:r/>
@@ -8537,13 +8538,13 @@
                 <w:i w:val="0"/>
                 <w:sz w:val="18"/>
               </w:rPr>
-              <w:t>Declara (%)</w:t>
-            </w:r>
-          </w:p>
-        </w:tc>
-        <w:tc>
-          <w:tcPr>
-            <w:tcW w:type="dxa" w:w="1805"/>
+              <w:t>Declarado en el texto completo</w:t>
+            </w:r>
+          </w:p>
+        </w:tc>
+        <w:tc>
+          <w:tcPr>
+            <w:tcW w:type="dxa" w:w="1504"/>
           </w:tcPr>
           <w:p>
             <w:r/>
@@ -8554,13 +8555,13 @@
                 <w:i w:val="0"/>
                 <w:sz w:val="18"/>
               </w:rPr>
-              <w:t>No declara (n)</w:t>
-            </w:r>
-          </w:p>
-        </w:tc>
-        <w:tc>
-          <w:tcPr>
-            <w:tcW w:type="dxa" w:w="1805"/>
+              <w:t>Declarado pero no clasificable</w:t>
+            </w:r>
+          </w:p>
+        </w:tc>
+        <w:tc>
+          <w:tcPr>
+            <w:tcW w:type="dxa" w:w="1504"/>
           </w:tcPr>
           <w:p>
             <w:r/>
@@ -8571,7 +8572,24 @@
                 <w:i w:val="0"/>
                 <w:sz w:val="18"/>
               </w:rPr>
-              <w:t>No declara (%)</w:t>
+              <w:t>No declarado en el texto completo</w:t>
+            </w:r>
+          </w:p>
+        </w:tc>
+        <w:tc>
+          <w:tcPr>
+            <w:tcW w:type="dxa" w:w="1504"/>
+          </w:tcPr>
+          <w:p>
+            <w:r/>
+            <w:r>
+              <w:rPr>
+                <w:rFonts w:ascii="Times New Roman" w:hAnsi="Times New Roman"/>
+                <w:b/>
+                <w:i w:val="0"/>
+                <w:sz w:val="18"/>
+              </w:rPr>
+              <w:t>Texto completo no recuperado</w:t>
             </w:r>
           </w:p>
         </w:tc>
@@ -8579,7 +8597,7 @@
       <w:tr>
         <w:tc>
           <w:tcPr>
-            <w:tcW w:type="dxa" w:w="1805"/>
+            <w:tcW w:type="dxa" w:w="1504"/>
           </w:tcPr>
           <w:p>
             <w:r/>
@@ -8596,7 +8614,7 @@
         </w:tc>
         <w:tc>
           <w:tcPr>
-            <w:tcW w:type="dxa" w:w="1805"/>
+            <w:tcW w:type="dxa" w:w="1504"/>
           </w:tcPr>
           <w:p>
             <w:r/>
@@ -8607,13 +8625,13 @@
                 <w:i w:val="0"/>
                 <w:sz w:val="18"/>
               </w:rPr>
-              <w:t>36</w:t>
-            </w:r>
-          </w:p>
-        </w:tc>
-        <w:tc>
-          <w:tcPr>
-            <w:tcW w:type="dxa" w:w="1805"/>
+              <w:t>59 (62.1 %)</w:t>
+            </w:r>
+          </w:p>
+        </w:tc>
+        <w:tc>
+          <w:tcPr>
+            <w:tcW w:type="dxa" w:w="1504"/>
           </w:tcPr>
           <w:p>
             <w:r/>
@@ -8624,13 +8642,13 @@
                 <w:i w:val="0"/>
                 <w:sz w:val="18"/>
               </w:rPr>
-              <w:t>37.9</w:t>
-            </w:r>
-          </w:p>
-        </w:tc>
-        <w:tc>
-          <w:tcPr>
-            <w:tcW w:type="dxa" w:w="1805"/>
+              <w:t>48</w:t>
+            </w:r>
+          </w:p>
+        </w:tc>
+        <w:tc>
+          <w:tcPr>
+            <w:tcW w:type="dxa" w:w="1504"/>
           </w:tcPr>
           <w:p>
             <w:r/>
@@ -8641,13 +8659,13 @@
                 <w:i w:val="0"/>
                 <w:sz w:val="18"/>
               </w:rPr>
-              <w:t>59</w:t>
-            </w:r>
-          </w:p>
-        </w:tc>
-        <w:tc>
-          <w:tcPr>
-            <w:tcW w:type="dxa" w:w="1805"/>
+              <w:t>23</w:t>
+            </w:r>
+          </w:p>
+        </w:tc>
+        <w:tc>
+          <w:tcPr>
+            <w:tcW w:type="dxa" w:w="1504"/>
           </w:tcPr>
           <w:p>
             <w:r/>
@@ -8658,7 +8676,24 @@
                 <w:i w:val="0"/>
                 <w:sz w:val="18"/>
               </w:rPr>
-              <w:t>62.1</w:t>
+              <w:t>0</w:t>
+            </w:r>
+          </w:p>
+        </w:tc>
+        <w:tc>
+          <w:tcPr>
+            <w:tcW w:type="dxa" w:w="1504"/>
+          </w:tcPr>
+          <w:p>
+            <w:r/>
+            <w:r>
+              <w:rPr>
+                <w:rFonts w:ascii="Times New Roman" w:hAnsi="Times New Roman"/>
+                <w:b w:val="0"/>
+                <w:i w:val="0"/>
+                <w:sz w:val="18"/>
+              </w:rPr>
+              <w:t>24</w:t>
             </w:r>
           </w:p>
         </w:tc>
@@ -8666,7 +8701,7 @@
       <w:tr>
         <w:tc>
           <w:tcPr>
-            <w:tcW w:type="dxa" w:w="1805"/>
+            <w:tcW w:type="dxa" w:w="1504"/>
           </w:tcPr>
           <w:p>
             <w:r/>
@@ -8701,7 +8736,7 @@
         </w:tc>
         <w:tc>
           <w:tcPr>
-            <w:tcW w:type="dxa" w:w="1805"/>
+            <w:tcW w:type="dxa" w:w="1504"/>
           </w:tcPr>
           <w:p>
             <w:r/>
@@ -8712,13 +8747,13 @@
                 <w:i w:val="0"/>
                 <w:sz w:val="18"/>
               </w:rPr>
-              <w:t>58</w:t>
-            </w:r>
-          </w:p>
-        </w:tc>
-        <w:tc>
-          <w:tcPr>
-            <w:tcW w:type="dxa" w:w="1805"/>
+              <w:t>37 (38.9 %)</w:t>
+            </w:r>
+          </w:p>
+        </w:tc>
+        <w:tc>
+          <w:tcPr>
+            <w:tcW w:type="dxa" w:w="1504"/>
           </w:tcPr>
           <w:p>
             <w:r/>
@@ -8729,13 +8764,13 @@
                 <w:i w:val="0"/>
                 <w:sz w:val="18"/>
               </w:rPr>
-              <w:t>61.1</w:t>
-            </w:r>
-          </w:p>
-        </w:tc>
-        <w:tc>
-          <w:tcPr>
-            <w:tcW w:type="dxa" w:w="1805"/>
+              <w:t>62</w:t>
+            </w:r>
+          </w:p>
+        </w:tc>
+        <w:tc>
+          <w:tcPr>
+            <w:tcW w:type="dxa" w:w="1504"/>
           </w:tcPr>
           <w:p>
             <w:r/>
@@ -8746,13 +8781,13 @@
                 <w:i w:val="0"/>
                 <w:sz w:val="18"/>
               </w:rPr>
-              <w:t>37</w:t>
-            </w:r>
-          </w:p>
-        </w:tc>
-        <w:tc>
-          <w:tcPr>
-            <w:tcW w:type="dxa" w:w="1805"/>
+              <w:t>0</w:t>
+            </w:r>
+          </w:p>
+        </w:tc>
+        <w:tc>
+          <w:tcPr>
+            <w:tcW w:type="dxa" w:w="1504"/>
           </w:tcPr>
           <w:p>
             <w:r/>
@@ -8763,7 +8798,24 @@
                 <w:i w:val="0"/>
                 <w:sz w:val="18"/>
               </w:rPr>
-              <w:t>38.9</w:t>
+              <w:t>9</w:t>
+            </w:r>
+          </w:p>
+        </w:tc>
+        <w:tc>
+          <w:tcPr>
+            <w:tcW w:type="dxa" w:w="1504"/>
+          </w:tcPr>
+          <w:p>
+            <w:r/>
+            <w:r>
+              <w:rPr>
+                <w:rFonts w:ascii="Times New Roman" w:hAnsi="Times New Roman"/>
+                <w:b w:val="0"/>
+                <w:i w:val="0"/>
+                <w:sz w:val="18"/>
+              </w:rPr>
+              <w:t>24</w:t>
             </w:r>
           </w:p>
         </w:tc>
@@ -8771,7 +8823,7 @@
       <w:tr>
         <w:tc>
           <w:tcPr>
-            <w:tcW w:type="dxa" w:w="1805"/>
+            <w:tcW w:type="dxa" w:w="1504"/>
           </w:tcPr>
           <w:p>
             <w:r/>
@@ -8788,7 +8840,7 @@
         </w:tc>
         <w:tc>
           <w:tcPr>
-            <w:tcW w:type="dxa" w:w="1805"/>
+            <w:tcW w:type="dxa" w:w="1504"/>
           </w:tcPr>
           <w:p>
             <w:r/>
@@ -8799,13 +8851,13 @@
                 <w:i w:val="0"/>
                 <w:sz w:val="18"/>
               </w:rPr>
-              <w:t>45</w:t>
-            </w:r>
-          </w:p>
-        </w:tc>
-        <w:tc>
-          <w:tcPr>
-            <w:tcW w:type="dxa" w:w="1805"/>
+              <w:t>50 (52.6 %)</w:t>
+            </w:r>
+          </w:p>
+        </w:tc>
+        <w:tc>
+          <w:tcPr>
+            <w:tcW w:type="dxa" w:w="1504"/>
           </w:tcPr>
           <w:p>
             <w:r/>
@@ -8816,13 +8868,13 @@
                 <w:i w:val="0"/>
                 <w:sz w:val="18"/>
               </w:rPr>
-              <w:t>47.4</w:t>
-            </w:r>
-          </w:p>
-        </w:tc>
-        <w:tc>
-          <w:tcPr>
-            <w:tcW w:type="dxa" w:w="1805"/>
+              <w:t>69</w:t>
+            </w:r>
+          </w:p>
+        </w:tc>
+        <w:tc>
+          <w:tcPr>
+            <w:tcW w:type="dxa" w:w="1504"/>
           </w:tcPr>
           <w:p>
             <w:r/>
@@ -8833,13 +8885,13 @@
                 <w:i w:val="0"/>
                 <w:sz w:val="18"/>
               </w:rPr>
-              <w:t>50</w:t>
-            </w:r>
-          </w:p>
-        </w:tc>
-        <w:tc>
-          <w:tcPr>
-            <w:tcW w:type="dxa" w:w="1805"/>
+              <w:t>0</w:t>
+            </w:r>
+          </w:p>
+        </w:tc>
+        <w:tc>
+          <w:tcPr>
+            <w:tcW w:type="dxa" w:w="1504"/>
           </w:tcPr>
           <w:p>
             <w:r/>
@@ -8850,7 +8902,24 @@
                 <w:i w:val="0"/>
                 <w:sz w:val="18"/>
               </w:rPr>
-              <w:t>52.6</w:t>
+              <w:t>2</w:t>
+            </w:r>
+          </w:p>
+        </w:tc>
+        <w:tc>
+          <w:tcPr>
+            <w:tcW w:type="dxa" w:w="1504"/>
+          </w:tcPr>
+          <w:p>
+            <w:r/>
+            <w:r>
+              <w:rPr>
+                <w:rFonts w:ascii="Times New Roman" w:hAnsi="Times New Roman"/>
+                <w:b w:val="0"/>
+                <w:i w:val="0"/>
+                <w:sz w:val="18"/>
+              </w:rPr>
+              <w:t>24</w:t>
             </w:r>
           </w:p>
         </w:tc>
@@ -8858,7 +8927,7 @@
       <w:tr>
         <w:tc>
           <w:tcPr>
-            <w:tcW w:type="dxa" w:w="1805"/>
+            <w:tcW w:type="dxa" w:w="1504"/>
           </w:tcPr>
           <w:p>
             <w:r/>
@@ -8875,7 +8944,7 @@
         </w:tc>
         <w:tc>
           <w:tcPr>
-            <w:tcW w:type="dxa" w:w="1805"/>
+            <w:tcW w:type="dxa" w:w="1504"/>
           </w:tcPr>
           <w:p>
             <w:r/>
@@ -8886,13 +8955,13 @@
                 <w:i w:val="0"/>
                 <w:sz w:val="18"/>
               </w:rPr>
-              <w:t>35</w:t>
-            </w:r>
-          </w:p>
-        </w:tc>
-        <w:tc>
-          <w:tcPr>
-            <w:tcW w:type="dxa" w:w="1805"/>
+              <w:t>60 (63.2 %)</w:t>
+            </w:r>
+          </w:p>
+        </w:tc>
+        <w:tc>
+          <w:tcPr>
+            <w:tcW w:type="dxa" w:w="1504"/>
           </w:tcPr>
           <w:p>
             <w:r/>
@@ -8903,13 +8972,13 @@
                 <w:i w:val="0"/>
                 <w:sz w:val="18"/>
               </w:rPr>
-              <w:t>36.8</w:t>
-            </w:r>
-          </w:p>
-        </w:tc>
-        <w:tc>
-          <w:tcPr>
-            <w:tcW w:type="dxa" w:w="1805"/>
+              <w:t>69</w:t>
+            </w:r>
+          </w:p>
+        </w:tc>
+        <w:tc>
+          <w:tcPr>
+            <w:tcW w:type="dxa" w:w="1504"/>
           </w:tcPr>
           <w:p>
             <w:r/>
@@ -8920,13 +8989,13 @@
                 <w:i w:val="0"/>
                 <w:sz w:val="18"/>
               </w:rPr>
-              <w:t>60</w:t>
-            </w:r>
-          </w:p>
-        </w:tc>
-        <w:tc>
-          <w:tcPr>
-            <w:tcW w:type="dxa" w:w="1805"/>
+              <w:t>0</w:t>
+            </w:r>
+          </w:p>
+        </w:tc>
+        <w:tc>
+          <w:tcPr>
+            <w:tcW w:type="dxa" w:w="1504"/>
           </w:tcPr>
           <w:p>
             <w:r/>
@@ -8937,7 +9006,24 @@
                 <w:i w:val="0"/>
                 <w:sz w:val="18"/>
               </w:rPr>
-              <w:t>63.2</w:t>
+              <w:t>2</w:t>
+            </w:r>
+          </w:p>
+        </w:tc>
+        <w:tc>
+          <w:tcPr>
+            <w:tcW w:type="dxa" w:w="1504"/>
+          </w:tcPr>
+          <w:p>
+            <w:r/>
+            <w:r>
+              <w:rPr>
+                <w:rFonts w:ascii="Times New Roman" w:hAnsi="Times New Roman"/>
+                <w:b w:val="0"/>
+                <w:i w:val="0"/>
+                <w:sz w:val="18"/>
+              </w:rPr>
+              <w:t>24</w:t>
             </w:r>
           </w:p>
         </w:tc>
@@ -8945,7 +9031,7 @@
       <w:tr>
         <w:tc>
           <w:tcPr>
-            <w:tcW w:type="dxa" w:w="1805"/>
+            <w:tcW w:type="dxa" w:w="1504"/>
           </w:tcPr>
           <w:p>
             <w:r/>
@@ -8980,7 +9066,7 @@
         </w:tc>
         <w:tc>
           <w:tcPr>
-            <w:tcW w:type="dxa" w:w="1805"/>
+            <w:tcW w:type="dxa" w:w="1504"/>
           </w:tcPr>
           <w:p>
             <w:r/>
@@ -8991,13 +9077,13 @@
                 <w:i w:val="0"/>
                 <w:sz w:val="18"/>
               </w:rPr>
-              <w:t>2</w:t>
-            </w:r>
-          </w:p>
-        </w:tc>
-        <w:tc>
-          <w:tcPr>
-            <w:tcW w:type="dxa" w:w="1805"/>
+              <w:t>93 (97.9 %)</w:t>
+            </w:r>
+          </w:p>
+        </w:tc>
+        <w:tc>
+          <w:tcPr>
+            <w:tcW w:type="dxa" w:w="1504"/>
           </w:tcPr>
           <w:p>
             <w:r/>
@@ -9008,13 +9094,13 @@
                 <w:i w:val="0"/>
                 <w:sz w:val="18"/>
               </w:rPr>
-              <w:t>2.1</w:t>
-            </w:r>
-          </w:p>
-        </w:tc>
-        <w:tc>
-          <w:tcPr>
-            <w:tcW w:type="dxa" w:w="1805"/>
+              <w:t>70</w:t>
+            </w:r>
+          </w:p>
+        </w:tc>
+        <w:tc>
+          <w:tcPr>
+            <w:tcW w:type="dxa" w:w="1504"/>
           </w:tcPr>
           <w:p>
             <w:r/>
@@ -9025,13 +9111,13 @@
                 <w:i w:val="0"/>
                 <w:sz w:val="18"/>
               </w:rPr>
-              <w:t>93</w:t>
-            </w:r>
-          </w:p>
-        </w:tc>
-        <w:tc>
-          <w:tcPr>
-            <w:tcW w:type="dxa" w:w="1805"/>
+              <w:t>1</w:t>
+            </w:r>
+          </w:p>
+        </w:tc>
+        <w:tc>
+          <w:tcPr>
+            <w:tcW w:type="dxa" w:w="1504"/>
           </w:tcPr>
           <w:p>
             <w:r/>
@@ -9042,7 +9128,24 @@
                 <w:i w:val="0"/>
                 <w:sz w:val="18"/>
               </w:rPr>
-              <w:t>97.9</w:t>
+              <w:t>0</w:t>
+            </w:r>
+          </w:p>
+        </w:tc>
+        <w:tc>
+          <w:tcPr>
+            <w:tcW w:type="dxa" w:w="1504"/>
+          </w:tcPr>
+          <w:p>
+            <w:r/>
+            <w:r>
+              <w:rPr>
+                <w:rFonts w:ascii="Times New Roman" w:hAnsi="Times New Roman"/>
+                <w:b w:val="0"/>
+                <w:i w:val="0"/>
+                <w:sz w:val="18"/>
+              </w:rPr>
+              <w:t>24</w:t>
             </w:r>
           </w:p>
         </w:tc>
@@ -11219,13 +11322,14 @@
         <w:tblLook w:firstColumn="1" w:firstRow="1" w:lastColumn="0" w:lastRow="0" w:noHBand="0" w:noVBand="1" w:val="04A0"/>
       </w:tblPr>
       <w:tblGrid>
-        <w:gridCol w:w="4513"/>
-        <w:gridCol w:w="4513"/>
+        <w:gridCol w:w="3009"/>
+        <w:gridCol w:w="3009"/>
+        <w:gridCol w:w="3009"/>
       </w:tblGrid>
       <w:tr>
         <w:tc>
           <w:tcPr>
-            <w:tcW w:type="dxa" w:w="4513"/>
+            <w:tcW w:type="dxa" w:w="3009"/>
           </w:tcPr>
           <w:p>
             <w:r/>
@@ -11242,7 +11346,7 @@
         </w:tc>
         <w:tc>
           <w:tcPr>
-            <w:tcW w:type="dxa" w:w="4513"/>
+            <w:tcW w:type="dxa" w:w="3009"/>
           </w:tcPr>
           <w:p>
             <w:r/>
@@ -11253,7 +11357,24 @@
                 <w:i w:val="0"/>
                 <w:sz w:val="18"/>
               </w:rPr>
-              <w:t>Brazos que quedan</w:t>
+              <w:t>Efecto comparativo: brazos que quedan</w:t>
+            </w:r>
+          </w:p>
+        </w:tc>
+        <w:tc>
+          <w:tcPr>
+            <w:tcW w:type="dxa" w:w="3009"/>
+          </w:tcPr>
+          <w:p>
+            <w:r/>
+            <w:r>
+              <w:rPr>
+                <w:rFonts w:ascii="Times New Roman" w:hAnsi="Times New Roman"/>
+                <w:b/>
+                <w:i w:val="0"/>
+                <w:sz w:val="18"/>
+              </w:rPr>
+              <w:t>Proporción descriptiva: brazos que quedan</w:t>
             </w:r>
           </w:p>
         </w:tc>
@@ -11261,7 +11382,7 @@
       <w:tr>
         <w:tc>
           <w:tcPr>
-            <w:tcW w:type="dxa" w:w="4513"/>
+            <w:tcW w:type="dxa" w:w="3009"/>
           </w:tcPr>
           <w:p>
             <w:r/>
@@ -11278,7 +11399,7 @@
         </w:tc>
         <w:tc>
           <w:tcPr>
-            <w:tcW w:type="dxa" w:w="4513"/>
+            <w:tcW w:type="dxa" w:w="3009"/>
           </w:tcPr>
           <w:p>
             <w:r/>
@@ -11290,6 +11411,23 @@
                 <w:sz w:val="18"/>
               </w:rPr>
               <w:t>103</w:t>
+            </w:r>
+          </w:p>
+        </w:tc>
+        <w:tc>
+          <w:tcPr>
+            <w:tcW w:type="dxa" w:w="3009"/>
+          </w:tcPr>
+          <w:p>
+            <w:r/>
+            <w:r>
+              <w:rPr>
+                <w:rFonts w:ascii="Times New Roman" w:hAnsi="Times New Roman"/>
+                <w:b w:val="0"/>
+                <w:i w:val="0"/>
+                <w:sz w:val="18"/>
+              </w:rPr>
+              <w:t>103 (95 estudios)</w:t>
             </w:r>
           </w:p>
         </w:tc>
@@ -11297,7 +11435,7 @@
       <w:tr>
         <w:tc>
           <w:tcPr>
-            <w:tcW w:type="dxa" w:w="4513"/>
+            <w:tcW w:type="dxa" w:w="3009"/>
           </w:tcPr>
           <w:p>
             <w:r/>
@@ -11314,7 +11452,7 @@
         </w:tc>
         <w:tc>
           <w:tcPr>
-            <w:tcW w:type="dxa" w:w="4513"/>
+            <w:tcW w:type="dxa" w:w="3009"/>
           </w:tcPr>
           <w:p>
             <w:r/>
@@ -11326,6 +11464,23 @@
                 <w:sz w:val="18"/>
               </w:rPr>
               <w:t>18</w:t>
+            </w:r>
+          </w:p>
+        </w:tc>
+        <w:tc>
+          <w:tcPr>
+            <w:tcW w:type="dxa" w:w="3009"/>
+          </w:tcPr>
+          <w:p>
+            <w:r/>
+            <w:r>
+              <w:rPr>
+                <w:rFonts w:ascii="Times New Roman" w:hAnsi="Times New Roman"/>
+                <w:b w:val="0"/>
+                <w:i w:val="0"/>
+                <w:sz w:val="18"/>
+              </w:rPr>
+              <w:t>no se aplica</w:t>
             </w:r>
           </w:p>
         </w:tc>
@@ -11333,7 +11488,7 @@
       <w:tr>
         <w:tc>
           <w:tcPr>
-            <w:tcW w:type="dxa" w:w="4513"/>
+            <w:tcW w:type="dxa" w:w="3009"/>
           </w:tcPr>
           <w:p>
             <w:r/>
@@ -11350,7 +11505,7 @@
         </w:tc>
         <w:tc>
           <w:tcPr>
-            <w:tcW w:type="dxa" w:w="4513"/>
+            <w:tcW w:type="dxa" w:w="3009"/>
           </w:tcPr>
           <w:p>
             <w:r/>
@@ -11362,6 +11517,23 @@
                 <w:sz w:val="18"/>
               </w:rPr>
               <w:t>5</w:t>
+            </w:r>
+          </w:p>
+        </w:tc>
+        <w:tc>
+          <w:tcPr>
+            <w:tcW w:type="dxa" w:w="3009"/>
+          </w:tcPr>
+          <w:p>
+            <w:r/>
+            <w:r>
+              <w:rPr>
+                <w:rFonts w:ascii="Times New Roman" w:hAnsi="Times New Roman"/>
+                <w:b w:val="0"/>
+                <w:i w:val="0"/>
+                <w:sz w:val="18"/>
+              </w:rPr>
+              <w:t>70 (66 estudios)</w:t>
             </w:r>
           </w:p>
         </w:tc>
@@ -11369,7 +11541,7 @@
       <w:tr>
         <w:tc>
           <w:tcPr>
-            <w:tcW w:type="dxa" w:w="4513"/>
+            <w:tcW w:type="dxa" w:w="3009"/>
           </w:tcPr>
           <w:p>
             <w:r/>
@@ -11386,7 +11558,7 @@
         </w:tc>
         <w:tc>
           <w:tcPr>
-            <w:tcW w:type="dxa" w:w="4513"/>
+            <w:tcW w:type="dxa" w:w="3009"/>
           </w:tcPr>
           <w:p>
             <w:r/>
@@ -11398,6 +11570,23 @@
                 <w:sz w:val="18"/>
               </w:rPr>
               <w:t>2</w:t>
+            </w:r>
+          </w:p>
+        </w:tc>
+        <w:tc>
+          <w:tcPr>
+            <w:tcW w:type="dxa" w:w="3009"/>
+          </w:tcPr>
+          <w:p>
+            <w:r/>
+            <w:r>
+              <w:rPr>
+                <w:rFonts w:ascii="Times New Roman" w:hAnsi="Times New Roman"/>
+                <w:b w:val="0"/>
+                <w:i w:val="0"/>
+                <w:sz w:val="18"/>
+              </w:rPr>
+              <w:t>26 (23 estudios)</w:t>
             </w:r>
           </w:p>
         </w:tc>
@@ -11405,7 +11594,7 @@
       <w:tr>
         <w:tc>
           <w:tcPr>
-            <w:tcW w:type="dxa" w:w="4513"/>
+            <w:tcW w:type="dxa" w:w="3009"/>
           </w:tcPr>
           <w:p>
             <w:r/>
@@ -11422,7 +11611,7 @@
         </w:tc>
         <w:tc>
           <w:tcPr>
-            <w:tcW w:type="dxa" w:w="4513"/>
+            <w:tcW w:type="dxa" w:w="3009"/>
           </w:tcPr>
           <w:p>
             <w:r/>
@@ -11434,6 +11623,23 @@
                 <w:sz w:val="18"/>
               </w:rPr>
               <w:t>1</w:t>
+            </w:r>
+          </w:p>
+        </w:tc>
+        <w:tc>
+          <w:tcPr>
+            <w:tcW w:type="dxa" w:w="3009"/>
+          </w:tcPr>
+          <w:p>
+            <w:r/>
+            <w:r>
+              <w:rPr>
+                <w:rFonts w:ascii="Times New Roman" w:hAnsi="Times New Roman"/>
+                <w:b w:val="0"/>
+                <w:i w:val="0"/>
+                <w:sz w:val="18"/>
+              </w:rPr>
+              <w:t>22 (19 estudios)</w:t>
             </w:r>
           </w:p>
         </w:tc>
@@ -11441,7 +11647,7 @@
       <w:tr>
         <w:tc>
           <w:tcPr>
-            <w:tcW w:type="dxa" w:w="4513"/>
+            <w:tcW w:type="dxa" w:w="3009"/>
           </w:tcPr>
           <w:p>
             <w:r/>
@@ -11458,7 +11664,7 @@
         </w:tc>
         <w:tc>
           <w:tcPr>
-            <w:tcW w:type="dxa" w:w="4513"/>
+            <w:tcW w:type="dxa" w:w="3009"/>
           </w:tcPr>
           <w:p>
             <w:r/>
@@ -11470,6 +11676,23 @@
                 <w:sz w:val="18"/>
               </w:rPr>
               <w:t>1</w:t>
+            </w:r>
+          </w:p>
+        </w:tc>
+        <w:tc>
+          <w:tcPr>
+            <w:tcW w:type="dxa" w:w="3009"/>
+          </w:tcPr>
+          <w:p>
+            <w:r/>
+            <w:r>
+              <w:rPr>
+                <w:rFonts w:ascii="Times New Roman" w:hAnsi="Times New Roman"/>
+                <w:b w:val="0"/>
+                <w:i w:val="0"/>
+                <w:sz w:val="18"/>
+              </w:rPr>
+              <w:t>22 (19 estudios)</w:t>
             </w:r>
           </w:p>
         </w:tc>
@@ -11477,7 +11700,7 @@
       <w:tr>
         <w:tc>
           <w:tcPr>
-            <w:tcW w:type="dxa" w:w="4513"/>
+            <w:tcW w:type="dxa" w:w="3009"/>
           </w:tcPr>
           <w:p>
             <w:r/>
@@ -11494,7 +11717,7 @@
         </w:tc>
         <w:tc>
           <w:tcPr>
-            <w:tcW w:type="dxa" w:w="4513"/>
+            <w:tcW w:type="dxa" w:w="3009"/>
           </w:tcPr>
           <w:p>
             <w:r/>
@@ -11506,6 +11729,23 @@
                 <w:sz w:val="18"/>
               </w:rPr>
               <w:t>0</w:t>
+            </w:r>
+          </w:p>
+        </w:tc>
+        <w:tc>
+          <w:tcPr>
+            <w:tcW w:type="dxa" w:w="3009"/>
+          </w:tcPr>
+          <w:p>
+            <w:r/>
+            <w:r>
+              <w:rPr>
+                <w:rFonts w:ascii="Times New Roman" w:hAnsi="Times New Roman"/>
+                <w:b w:val="0"/>
+                <w:i w:val="0"/>
+                <w:sz w:val="18"/>
+              </w:rPr>
+              <w:t>21 (18 estudios)</w:t>
             </w:r>
           </w:p>
         </w:tc>

--- a/paper/docx/informe_extendido.docx
+++ b/paper/docx/informe_extendido.docx
@@ -133,7 +133,7 @@
           <w:i w:val="0"/>
           <w:sz w:val="22"/>
         </w:rPr>
-        <w:t xml:space="preserve"> resumen 262; texto principal 7 514.</w:t>
+        <w:t xml:space="preserve"> resumen 262; texto principal 7 726.</w:t>
       </w:r>
     </w:p>
     <w:p>
@@ -343,7 +343,7 @@
           <w:i/>
           <w:sz w:val="22"/>
         </w:rPr>
-        <w:t>46 salieron del corpus</w:t>
+        <w:t>47 salieron del corpus</w:t>
       </w:r>
       <w:r>
         <w:rPr>
@@ -379,7 +379,7 @@
           <w:i/>
           <w:sz w:val="22"/>
         </w:rPr>
-        <w:t>137</w:t>
+        <w:t>136</w:t>
       </w:r>
       <w:r>
         <w:rPr>
@@ -388,7 +388,7 @@
           <w:i w:val="0"/>
           <w:sz w:val="22"/>
         </w:rPr>
-        <w:t xml:space="preserve">, 95 con publicación recuperable. Casos únicos, 44,2 %; comparativos, 11,6 %; sin clase de resistencia asignable, 75,8 %. Se obtuvo el texto completo de 71 (74,7 %), y lo que falta concentra el 54,5 % de los comparativos; el criterio de idioma eliminó 35 estudios más. En 69 de los 103 brazos (67,0 %) no consta definición operativa del éxito clínico, y solo 2 reúnen diseño comparativo, numerador, denominador y definición. Descontado el que mide tiempo, </w:t>
+        <w:t xml:space="preserve">, 94 con publicación recuperable. Casos únicos, 44,7 %; comparativos, 10,6 %; sin clase de resistencia asignable, 75,5 %. Se obtuvo el texto completo de 70 (74,5 %), y lo que falta concentra el 60,0 % de los comparativos; el criterio de idioma eliminó 35 estudios más. En 69 de los 102 brazos (67,6 %) no consta definición operativa del éxito clínico, y solo 2 reúnen diseño comparativo, numerador, denominador y definición. Descontado el que mide tiempo, </w:t>
       </w:r>
       <w:r>
         <w:rPr>
@@ -1459,7 +1459,7 @@
           <w:i w:val="0"/>
           <w:sz w:val="22"/>
         </w:rPr>
-        <w:t xml:space="preserve"> entre los dos revisores. Un revisor extrajo los 124 estudios que entonces tenían publicación recuperable —95 tras las exclusiones de la sección 3.1.1— y el segundo extrajo 122 de ellos, de modo que el 98 % del corpus tiene doble extracción. Sobre las 130 filas de brazo comparables se registraron 541 desacuerdos de valor; la concordancia, medida antes de resolverlos, fue del 78 % de acuerdo mediano y una kappa de Cohen mediana de 0,62 sobre los 8 de 9 campos categóricos en que resulta informativa, con un recorrido del 64 % al 100 % según la variable. Las discrepancias se resolvieron por consenso entre los dos revisores, con registro de quién resolvió y cuándo: hay 539 de 541 adjudicadas. Las 2 restantes se habían cerrado antes aplicando una regla mecánica sobre una comparación posteriormente rehecha, de modo que no llevan firma conjunta y no se cuentan como consenso. Las 14 que quedaron abiertas —10 por el diseño del estudio, donde el formulario no ofrecía la opción que los revisores necesitaban, y 4 por datos que exigían releer el artículo— se firmaron por consenso el 14 de septiembre de 2026. El registro completo, resuelto a resuelto, se aporta como suplemento.</w:t>
+        <w:t xml:space="preserve"> entre los dos revisores. Un revisor extrajo los 124 estudios que entonces tenían publicación recuperable —94 tras las exclusiones de la sección 3.1.1— y el segundo extrajo 122 de ellos, de modo que el 98 % del corpus tiene doble extracción. Sobre las 130 filas de brazo comparables se registraron 541 desacuerdos de valor; la concordancia, medida antes de resolverlos, fue del 78 % de acuerdo mediano y una kappa de Cohen mediana de 0,62 sobre los 8 de 9 campos categóricos en que resulta informativa, con un recorrido del 64 % al 100 % según la variable. Las discrepancias se resolvieron por consenso entre los dos revisores, con registro de quién resolvió y cuándo: hay 539 de 541 adjudicadas. Las 2 restantes se habían cerrado antes aplicando una regla mecánica sobre una comparación posteriormente rehecha, de modo que no llevan firma conjunta y no se cuentan como consenso. Las 14 que quedaron abiertas —10 por el diseño del estudio, donde el formulario no ofrecía la opción que los revisores necesitaban, y 4 por datos que exigían releer el artículo— se firmaron por consenso el 14 de septiembre de 2026. El registro completo, resuelto a resuelto, se aporta como suplemento.</w:t>
       </w:r>
     </w:p>
     <w:p>
@@ -1473,7 +1473,7 @@
           <w:i w:val="0"/>
           <w:sz w:val="22"/>
         </w:rPr>
-        <w:t>La caracterización estructural del corpus (secciones 3.1 a 3.4, tablas 1 a 4) procede de una pre-extracción sistemática desde el resumen de los 95 estudios vigentes, realizada con el mismo esquema de variables y marcada como parcial en cada registro. La completitud de reporte por desenlace (sección 3.5, tabla 5) procede en cambio de la extracción adjudicada, y se identifica como tal en cada cifra. Este informe no presenta estimaciones de eficacia: caracteriza la estructura del cuerpo de evidencia, su recuperabilidad y la completitud de su reporte, con tres componentes medidos —la recuperabilidad del informe (secciones 3.1 y 3.2), la completitud de reporte estructural (sección 3.4) y la completitud de reporte de desenlaces (sección 3.5)—.</w:t>
+        <w:t>La caracterización estructural del corpus (secciones 3.1 a 3.4, tablas 1 a 4) procede de una pre-extracción sistemática desde el resumen de los 94 estudios vigentes, realizada con el mismo esquema de variables y marcada como parcial en cada registro. La completitud de reporte por desenlace (sección 3.5, tabla 5) procede en cambio de la extracción adjudicada, y se identifica como tal en cada cifra. Este informe no presenta estimaciones de eficacia: caracteriza la estructura del cuerpo de evidencia, su recuperabilidad y la completitud de su reporte, con tres componentes medidos —la recuperabilidad del informe (secciones 3.1 y 3.2), la completitud de reporte estructural (sección 3.4) y la completitud de reporte de desenlaces (sección 3.5)—.</w:t>
       </w:r>
     </w:p>
     <w:p>
@@ -1519,7 +1519,7 @@
           <w:i w:val="0"/>
           <w:sz w:val="22"/>
         </w:rPr>
-        <w:t>: 12 de los 15 que el diseño adjudicado sobre el artículo identifica como comparativos. Los ensayos aleatorizados con RoB 2 (10) y los no aleatorizados y las cohortes con ROBINS-I (11). El estudio restante es un ensayo aleatorizado sin texto completo: no se evalúa, y tampoco recibe un juicio desfavorable por esa razón.</w:t>
+        <w:t>: 11 de los 14 que el diseño adjudicado sobre el artículo identifica como comparativos. Los ensayos aleatorizados con RoB 2 (10) y los no aleatorizados y las cohortes con ROBINS-I (11). El estudio restante es un ensayo aleatorizado sin texto completo: no se evalúa, y tampoco recibe un juicio desfavorable por esa razón.</w:t>
       </w:r>
     </w:p>
     <w:p>
@@ -1597,7 +1597,7 @@
           <w:i w:val="0"/>
           <w:sz w:val="22"/>
         </w:rPr>
-        <w:t>, y el motivo no depende de lo anterior: califica la certeza de una estimación agrupada y esta revisión no presenta ninguna. La sección 3.5 muestra que solo 2 de los 103 brazos reúnen los requisitos mínimos para agregar, y ninguno los conserva tras aplicar los criterios de elegibilidad. Calificar la certeza de un resultado que no existe sería un trámite, no una evaluación (14).</w:t>
+        <w:t>, y el motivo no depende de lo anterior: califica la certeza de una estimación agrupada y esta revisión no presenta ninguna. La sección 3.5 muestra que solo 2 de los 102 brazos reúnen los requisitos mínimos para agregar, y ninguno los conserva tras aplicar los criterios de elegibilidad. Calificar la certeza de un resultado que no existe sería un trámite, no una evaluación (14).</w:t>
       </w:r>
     </w:p>
     <w:p>
@@ -1611,7 +1611,7 @@
           <w:i w:val="0"/>
           <w:sz w:val="22"/>
         </w:rPr>
-        <w:t>La sección 3.7 reporta los 90 juicios y la tabla de dominios.</w:t>
+        <w:t>La sección 3.7 reporta los 82 juicios y la tabla de dominios.</w:t>
       </w:r>
     </w:p>
     <w:p>
@@ -1913,7 +1913,7 @@
           <w:i/>
           <w:sz w:val="22"/>
         </w:rPr>
-        <w:t>aplicado a los 24 estudios que siguen sin texto completo, el corpus pasaría de 137 a 113 estudios, los comparativos de 11 a 5 y los ensayos aleatorizados de 7 a 3</w:t>
+        <w:t>aplicado a los 24 estudios que siguen sin texto completo, el corpus pasaría de 136 a 112 estudios, los comparativos de 10 a 4 y los ensayos aleatorizados de 7 a 3</w:t>
       </w:r>
       <w:r>
         <w:rPr>
@@ -1940,7 +1940,7 @@
           <w:i w:val="0"/>
           <w:sz w:val="22"/>
         </w:rPr>
-        <w:t>. Es decir, el sesgo de recuperación que la sección 3.2 mide dejaría de poder medirse, porque el criterio lo elimina por definición en lugar de resolverlo. Esta revisión no lo aplica de esa forma, y el lector debe saber que la cifra del 74,7 % convive con una exclusión que, generalizada, la volvería vacía.</w:t>
+        <w:t>. Es decir, el sesgo de recuperación que la sección 3.2 mide dejaría de poder medirse, porque el criterio lo elimina por definición en lugar de resolverlo. Esta revisión no lo aplica de esa forma, y el lector debe saber que la cifra del 74,5 % convive con una exclusión que, generalizada, la volvería vacía.</w:t>
       </w:r>
     </w:p>
     <w:p>
@@ -2063,7 +2063,7 @@
           <w:i/>
           <w:sz w:val="22"/>
         </w:rPr>
-        <w:t>46 de ellos salieron del corpus</w:t>
+        <w:t>47 de ellos salieron del corpus</w:t>
       </w:r>
       <w:r>
         <w:rPr>
@@ -2081,7 +2081,7 @@
           <w:i/>
           <w:sz w:val="22"/>
         </w:rPr>
-        <w:t>137 estudios</w:t>
+        <w:t>136 estudios</w:t>
       </w:r>
       <w:r>
         <w:rPr>
@@ -2090,7 +2090,7 @@
           <w:i w:val="0"/>
           <w:sz w:val="22"/>
         </w:rPr>
-        <w:t>, que agrupan 171 informes: 115 con un solo informe y 22 con varios, hasta un máximo de once informes de un mismo ensayo.</w:t>
+        <w:t>, que agrupan 170 informes: 114 con un solo informe y 22 con varios, hasta un máximo de once informes de un mismo ensayo.</w:t>
       </w:r>
     </w:p>
     <w:p>
@@ -2104,7 +2104,7 @@
           <w:i w:val="0"/>
           <w:sz w:val="22"/>
         </w:rPr>
-        <w:t>3.1.1 Los 46 estudios que el cribado admitió y que salieron después</w:t>
+        <w:t>3.1.1 Los 47 estudios que el cribado admitió y que salieron después</w:t>
       </w:r>
     </w:p>
     <w:p>
@@ -2118,7 +2118,7 @@
           <w:i/>
           <w:sz w:val="22"/>
         </w:rPr>
-        <w:t>Veintinueve salieron al juzgarlos sobre su publicación.</w:t>
+        <w:t>Treinta salieron al juzgarlos sobre su publicación.</w:t>
       </w:r>
       <w:r>
         <w:rPr>
@@ -2136,7 +2136,7 @@
           <w:i/>
           <w:sz w:val="22"/>
         </w:rPr>
-        <w:t>Veinticuatro</w:t>
+        <w:t>Veinticinco</w:t>
       </w:r>
       <w:r>
         <w:rPr>
@@ -2190,7 +2190,7 @@
           <w:i/>
           <w:sz w:val="22"/>
         </w:rPr>
-        <w:t>Cuatro</w:t>
+        <w:t>Cinco</w:t>
       </w:r>
       <w:r>
         <w:rPr>
@@ -2443,7 +2443,7 @@
           <w:i w:val="0"/>
           <w:sz w:val="22"/>
         </w:rPr>
-        <w:t xml:space="preserve">, pero su clase de evidencia más fuerte se llamaba «texto probado». Para un estudio sin texto completo recuperado eso afirma más de lo comprobado, y son </w:t>
+        <w:t xml:space="preserve">, pero su clase de evidencia más fuerte se llamaba «texto probado». Para un estudio sin texto completo recuperado eso afirma más de lo comprobado, y eran </w:t>
       </w:r>
       <w:r>
         <w:rPr>
@@ -2452,7 +2452,7 @@
           <w:i/>
           <w:sz w:val="22"/>
         </w:rPr>
-        <w:t>29 de los 95 estudios extraíbles</w:t>
+        <w:t>29 de los 95 estudios extraíbles de entonces</w:t>
       </w:r>
       <w:r>
         <w:rPr>
@@ -2511,7 +2511,7 @@
           <w:i w:val="0"/>
           <w:sz w:val="22"/>
         </w:rPr>
-        <w:t xml:space="preserve"> a un resumen elegible; distinguirlos exige abrir el artículo. La sección 2.4 declara que los registros que el modelo excluyó no los releyó ningún humano. Estos 22 son la otra cara de esa limitación, y son el </w:t>
+        <w:t xml:space="preserve"> a un resumen elegible; distinguirlos exige abrir el artículo. La sección 2.4 declara que los registros que el modelo excluyó no los releyó ningún humano. Estos 23 son la otra cara de esa limitación, y son el </w:t>
       </w:r>
       <w:r>
         <w:rPr>
@@ -2520,7 +2520,7 @@
           <w:i/>
           <w:sz w:val="22"/>
         </w:rPr>
-        <w:t>23,7 %</w:t>
+        <w:t>24,7 %</w:t>
       </w:r>
       <w:r>
         <w:rPr>
@@ -2810,7 +2810,7 @@
           <w:i w:val="0"/>
           <w:sz w:val="22"/>
         </w:rPr>
-        <w:t xml:space="preserve">De los 137 estudios, </w:t>
+        <w:t xml:space="preserve">De los 136 estudios, </w:t>
       </w:r>
       <w:r>
         <w:rPr>
@@ -2819,7 +2819,7 @@
           <w:i/>
           <w:sz w:val="22"/>
         </w:rPr>
-        <w:t>95 tienen publicación recuperable</w:t>
+        <w:t>94 tienen publicación recuperable</w:t>
       </w:r>
       <w:r>
         <w:rPr>
@@ -2828,7 +2828,7 @@
           <w:i w:val="0"/>
           <w:sz w:val="22"/>
         </w:rPr>
-        <w:t xml:space="preserve">: 92 artículos y 3 que solo existen como resumen de congreso. Los </w:t>
+        <w:t xml:space="preserve">: 91 artículos y 3 que solo existen como resumen de congreso. Los </w:t>
       </w:r>
       <w:r>
         <w:rPr>
@@ -2915,7 +2915,7 @@
           <w:i/>
           <w:sz w:val="22"/>
         </w:rPr>
-        <w:t>71 de los 95 estudios recuperables (74,7 %)</w:t>
+        <w:t>70 de los 94 estudios recuperables (74,5 %)</w:t>
       </w:r>
       <w:r>
         <w:rPr>
@@ -2974,7 +2974,7 @@
           <w:i w:val="0"/>
           <w:sz w:val="22"/>
         </w:rPr>
-        <w:t xml:space="preserve"> (Tabla 3). Contiene 6 de los 11 estudios comparativos, el </w:t>
+        <w:t xml:space="preserve"> (Tabla 3). Contiene 6 de los 10 estudios comparativos, el </w:t>
       </w:r>
       <w:r>
         <w:rPr>
@@ -2983,7 +2983,7 @@
           <w:i/>
           <w:sz w:val="22"/>
         </w:rPr>
-        <w:t>54,5 %</w:t>
+        <w:t>60,0 %</w:t>
       </w:r>
       <w:r>
         <w:rPr>
@@ -3093,7 +3093,7 @@
           <w:i/>
           <w:sz w:val="22"/>
         </w:rPr>
-        <w:t>42 reportes de caso único (44,2 %)</w:t>
+        <w:t>42 reportes de caso único (44,7 %)</w:t>
       </w:r>
       <w:r>
         <w:rPr>
@@ -3102,7 +3102,7 @@
           <w:i w:val="0"/>
           <w:sz w:val="22"/>
         </w:rPr>
-        <w:t xml:space="preserve">, 18 series de casos, 13 cohortes prospectivas, 7 ensayos aleatorizados, 4 ensayos no aleatorizados y 3 cohortes retrospectivas. Otros 8 no declaran su diseño de forma reconocible en el resumen. Los comparativos suman </w:t>
+        <w:t xml:space="preserve">, 18 series de casos, 13 cohortes prospectivas, 7 ensayos aleatorizados, 3 ensayos no aleatorizados y 3 cohortes retrospectivas. Otros 8 no declaran su diseño de forma reconocible en el resumen. Los comparativos suman </w:t>
       </w:r>
       <w:r>
         <w:rPr>
@@ -3111,7 +3111,7 @@
           <w:i/>
           <w:sz w:val="22"/>
         </w:rPr>
-        <w:t>11 estudios, el 11,6 %</w:t>
+        <w:t>10 estudios, el 10,6 %</w:t>
       </w:r>
       <w:r>
         <w:rPr>
@@ -3205,7 +3205,7 @@
           <w:i/>
           <w:sz w:val="22"/>
         </w:rPr>
-        <w:t>75,8 %</w:t>
+        <w:t>75,5 %</w:t>
       </w:r>
       <w:r>
         <w:rPr>
@@ -3214,7 +3214,7 @@
           <w:i w:val="0"/>
           <w:sz w:val="22"/>
         </w:rPr>
-        <w:t xml:space="preserve"> de los estudios: el 62,1 % no la menciona en absoluto y un 13,7 % adicional la menciona en términos que no permiten clasificarla. Para estratificar por resistencia, que es lo que hacen las síntesis publicadas, ambos casos son igual de inservibles.</w:t>
+        <w:t xml:space="preserve"> de los estudios: el 61,7 % no la menciona en absoluto y un 13,8 % adicional la menciona en términos que no permiten clasificarla. Para estratificar por resistencia, que es lo que hacen las síntesis publicadas, ambos casos son igual de inservibles.</w:t>
       </w:r>
     </w:p>
     <w:p>
@@ -3257,7 +3257,7 @@
           <w:i/>
           <w:sz w:val="22"/>
         </w:rPr>
-        <w:t>52,6 %</w:t>
+        <w:t>52,1 %</w:t>
       </w:r>
       <w:r>
         <w:rPr>
@@ -3327,7 +3327,7 @@
           <w:i/>
           <w:sz w:val="22"/>
         </w:rPr>
-        <w:t>38,9 %</w:t>
+        <w:t>38,3 %</w:t>
       </w:r>
       <w:r>
         <w:rPr>
@@ -3420,7 +3420,25 @@
           <w:i w:val="0"/>
           <w:sz w:val="22"/>
         </w:rPr>
-        <w:t>Estas cifras describen el reporte en el resumen, no forzosamente en el artículo completo, y la distinción importa porque parte de la información puede estar en el texto. Ahora bien, el resumen es lo que indexan las bases y lo que alimenta las revisiones automatizadas. Que tres de cada cuatro estudios no declaren allí su categoría de resistencia implica que ninguna estratificación por MDR/XDR/PDR construida a partir de resúmenes puede ser correcta.</w:t>
+        <w:t xml:space="preserve">Estas cifras describen el reporte en el resumen, no forzosamente en el artículo completo, y la distinción importa porque parte de la información puede estar en el texto. Ahora bien, el resumen es lo que indexan las bases y lo que alimenta las revisiones automatizadas. Que tres de cada cuatro estudios no declaren allí su categoría de resistencia implica que ninguna estratificación por MDR/XDR/PDR construida a partir de resúmenes puede ser correcta. Esa categoría no es solo descriptiva: es el criterio de población de la revisión. </w:t>
+      </w:r>
+      <w:r>
+        <w:rPr>
+          <w:rFonts w:ascii="Times New Roman" w:hAnsi="Times New Roman"/>
+          <w:b w:val="0"/>
+          <w:i/>
+          <w:sz w:val="22"/>
+        </w:rPr>
+        <w:t>En 4 de los 102 brazos la clase declarada queda por debajo del umbral de multirresistencia</w:t>
+      </w:r>
+      <w:r>
+        <w:rPr>
+          <w:rFonts w:ascii="Times New Roman" w:hAnsi="Times New Roman"/>
+          <w:b w:val="0"/>
+          <w:i w:val="0"/>
+          <w:sz w:val="22"/>
+        </w:rPr>
+        <w:t xml:space="preserve"> (EST-001 A, EST-003 B, EST-094 A, EST-108 A). 2 son estratos dentro de estudios que sí incluyen pacientes multirresistentes, y no comprometen la elegibilidad del estudio. Los otros 2 —EST-001 y EST-094— son estudios de un solo brazo, y su único paciente no es multirresistente según la codificación de los propios revisores. Los dos se mantienen en el corpus por decisión firmada de los dos autores el 22 de septiembre de 2026, y se declaran aquí para que el lector pueda descontarlos.</w:t>
       </w:r>
     </w:p>
     <w:p>
@@ -3448,7 +3466,7 @@
           <w:i w:val="0"/>
           <w:sz w:val="22"/>
         </w:rPr>
-        <w:t>La extracción por duplicado, ya adjudicada, permite medir por primera vez qué reporta este cuerpo de evidencia en los cinco desenlaces declarados en los criterios de elegibilidad. La tabla 5 lo resume sobre los 103 brazos del corpus vigente.</w:t>
+        <w:t>La extracción por duplicado, ya adjudicada, permite medir por primera vez qué reporta este cuerpo de evidencia en los cinco desenlaces declarados en los criterios de elegibilidad. La tabla 5 lo resume sobre los 102 brazos del corpus vigente.</w:t>
       </w:r>
     </w:p>
     <w:p>
@@ -3462,7 +3480,25 @@
           <w:i w:val="0"/>
           <w:sz w:val="22"/>
         </w:rPr>
-        <w:t>La completitud es desigual y, en el mejor de los casos, parcial. Los eventos adversos son lo que más se reporta con denominador (78,6 % de los brazos) y la emergencia de resistencia al fago lo que menos (27,2 %), pese a ser el desenlace que decide si la intervención conserva su utilidad. Esos porcentajes se calculan sobre los 103 brazos, e incluyen por tanto 24 de estudios cuyo texto completo no se ha recuperado: de un artículo que no se ha podido leer no cabe afirmar que calle. Sobre los 79 brazos legibles las cifras suben —del 78,6 % al 89,9 % en eventos adversos, del 27,2 % al 35,4 % en resistencia—, y la tabla 5 da las dos columnas para que el lector distinga el silencio de la literatura del hueco documental de esta revisión. El éxito clínico, que es el que las síntesis publicadas agregan, consta con numerador y denominador en el 68,9 % de los brazos. Dos brazos reportan un numerador mayor que su denominador —trece éxitos clínicos sobre un paciente, y cinco eventos adversos sobre cuatro—; se señalan como error de reporte y no se leen como proporciones.</w:t>
+        <w:t xml:space="preserve">La completitud es desigual y, en el mejor de los casos, parcial. Los eventos adversos son lo que más se reporta con denominador (78,4 % de los brazos) y la emergencia de resistencia al fago lo que menos (27,5 %), pese a ser el desenlace que decide si la intervención conserva su utilidad. Esos porcentajes se calculan sobre los 102 brazos, e incluyen por tanto 24 de estudios cuyo texto completo no se ha recuperado: de un artículo que no se ha podido leer no cabe afirmar que calle. Sobre los 78 brazos legibles las cifras suben —del 78,4 % al 89,7 % en eventos adversos, del 27,5 % al 35,9 % en resistencia—, y la tabla 5 da las dos columnas para que el lector distinga el silencio de la literatura del hueco documental de esta revisión. El éxito clínico, que es el que las síntesis publicadas agregan, consta con numerador y denominador en el 68,6 % de los brazos. Dos brazos declaraban un numerador mayor que su denominador —trece éxitos clínicos sobre un paciente y cinco eventos adversos sobre cuatro—. Al releer sus artículos resultaron ser el numerador de la serie entera (13 de 15 pacientes) y el número de ciclos de tratamiento, no de eventos; los dos campos se pusieron en NA por decisión firmada de los dos autores el 22 de septiembre de 2026, y </w:t>
+      </w:r>
+      <w:r>
+        <w:rPr>
+          <w:rFonts w:ascii="Times New Roman" w:hAnsi="Times New Roman"/>
+          <w:b w:val="0"/>
+          <w:i/>
+          <w:sz w:val="22"/>
+        </w:rPr>
+        <w:t>hoy ningún brazo declara una proporción imposible</w:t>
+      </w:r>
+      <w:r>
+        <w:rPr>
+          <w:rFonts w:ascii="Times New Roman" w:hAnsi="Times New Roman"/>
+          <w:b w:val="0"/>
+          <w:i w:val="0"/>
+          <w:sz w:val="22"/>
+        </w:rPr>
+        <w:t>. El denominador de EST-021 es el de su brazo de fagos (13); el artículo reporta el éxito clínico sobre la población mITT de ese brazo, que son 12, y la ficha de extracción no tiene un denominador propio del desenlace, de modo que el par se registra como 6/13 y la diferencia se declara aquí.</w:t>
       </w:r>
     </w:p>
     <w:p>
@@ -3476,7 +3512,7 @@
           <w:i w:val="0"/>
           <w:sz w:val="22"/>
         </w:rPr>
-        <w:t xml:space="preserve">Ese 68,9 % es, sin embargo, engañoso si se lee como disponibilidad para agregar. </w:t>
+        <w:t xml:space="preserve">Ese 68,6 % es, sin embargo, engañoso si se lee como disponibilidad para agregar. </w:t>
       </w:r>
       <w:r>
         <w:rPr>
@@ -3485,7 +3521,7 @@
           <w:i/>
           <w:sz w:val="22"/>
         </w:rPr>
-        <w:t>En 69 de los 103 brazos (67,0 %) no consta una definición operativa de éxito clínico</w:t>
+        <w:t>En 69 de los 102 brazos (67,6 %) no consta una definición operativa de éxito clínico</w:t>
       </w:r>
       <w:r>
         <w:rPr>
@@ -3494,7 +3530,7 @@
           <w:i w:val="0"/>
           <w:sz w:val="22"/>
         </w:rPr>
-        <w:t>; sobre los 79 brazos legibles, en 45 (57,0 %). En 48 de ellos los revisores lo establecieron leyendo el artículo: 47 declaran un número de pacientes con «buen resultado» sin decir qué había que observar para contarlo, y 1 dejó el campo sin dato. En los 21 restantes la extracción quedó incompleta, de modo que no consta ni que el artículo la dé ni que no la dé; se cuentan entre los que no la aportan porque el dato no está disponible para quien lea la revisión, no porque se haya establecido su ausencia. Un numerador sin definición no nombra nada comparable con el numerador de otro estudio.</w:t>
+        <w:t>; sobre los 78 brazos legibles, en 45 (57,7 %). En 48 de ellos los revisores lo establecieron leyendo el artículo: 47 declaran un número de pacientes con «buen resultado» sin decir qué había que observar para contarlo, y 1 dejó el campo sin dato. En los 21 restantes la extracción quedó incompleta, de modo que no consta ni que el artículo la dé ni que no la dé; se cuentan entre los que no la aportan porque el dato no está disponible para quien lea la revisión, no porque se haya establecido su ausencia. Un numerador sin definición no nombra nada comparable con el numerador de otro estudio.</w:t>
       </w:r>
     </w:p>
     <w:p>
@@ -3508,7 +3544,7 @@
           <w:i w:val="0"/>
           <w:sz w:val="22"/>
         </w:rPr>
-        <w:t xml:space="preserve">El diseño tampoco consta siempre: en 12 de los 103 brazos no puede clasificarse —12 en que los dos revisores acordaron «NA» y 7 que siguen abiertos—, de modo que los recuentos por diseño son suelos sobre los 84 restantes. De esos 91, </w:t>
+        <w:t xml:space="preserve">El diseño tampoco consta siempre: en 12 de los 102 brazos no puede clasificarse —12 en que los dos revisores acordaron «NA» y 7 que siguen abiertos—, de modo que los recuentos por diseño son suelos sobre los 84 restantes. De esos 90, </w:t>
       </w:r>
       <w:r>
         <w:rPr>
@@ -3517,7 +3553,7 @@
           <w:i/>
           <w:sz w:val="22"/>
         </w:rPr>
-        <w:t>8 brazos son ensayos</w:t>
+        <w:t>7 brazos son ensayos</w:t>
       </w:r>
       <w:r>
         <w:rPr>
@@ -3544,7 +3580,7 @@
           <w:i w:val="0"/>
           <w:sz w:val="22"/>
         </w:rPr>
-        <w:t>. La sección 3.3 y la tabla 1 llaman «comparativos» solo a los ensayos, y por eso allí la cifra es 11 estudios: cuando en esta sección se dice «comparativo» se incluyen también las cohortes, y son 18 brazos. No son el mismo conjunto.</w:t>
+        <w:t>. La sección 3.3 y la tabla 1 llaman «comparativos» solo a los ensayos, y por eso allí la cifra es 11 estudios: cuando en esta sección se dice «comparativo» se incluyen también las cohortes, y son 17 brazos. No son el mismo conjunto.</w:t>
       </w:r>
     </w:p>
     <w:p>
@@ -3567,7 +3603,7 @@
           <w:i/>
           <w:sz w:val="22"/>
         </w:rPr>
-        <w:t>2 brazos de los 103</w:t>
+        <w:t>2 brazos de los 102</w:t>
       </w:r>
       <w:r>
         <w:rPr>
@@ -3681,7 +3717,7 @@
           <w:i w:val="0"/>
           <w:sz w:val="22"/>
         </w:rPr>
-        <w:t xml:space="preserve">Dicho de otro modo: de los 103 brazos de esta literatura, </w:t>
+        <w:t xml:space="preserve">Dicho de otro modo: de los 102 brazos de esta literatura, </w:t>
       </w:r>
       <w:r>
         <w:rPr>
@@ -3956,7 +3992,7 @@
           <w:i w:val="0"/>
           <w:sz w:val="22"/>
         </w:rPr>
-        <w:t>De los 3 estudios evaluados con RoB 2, el juicio global es de bajo riesgo en 2 y de algunas preocupaciones en 1. De los 9 estudios evaluados con ROBINS-I, el juicio global es de riesgo moderado en 2 y de riesgo grave en 7. El dominio que más juicios desfavorables concentra en ROBINS-I —alto riesgo en RoB 2; grave o crítico en ROBINS-I— es «sesgo por confusión», con 7 de 9. Los 90 juicios se emitieron en una evaluación única acordada entre los dos autores; al no haber dos lecturas independientes, no se reporta concordancia entre revisores.</w:t>
+        <w:t>De los 3 estudios evaluados con RoB 2, el juicio global es de bajo riesgo en 1 y de algunas preocupaciones en 2. De los 8 estudios evaluados con ROBINS-I, el juicio global es sin información para juzgar en 1 y de riesgo grave en 7. El dominio que más juicios desfavorables concentra en ROBINS-I —alto riesgo en RoB 2; grave o crítico en ROBINS-I— es «sesgo por confusión», con 7 de 8. Los 82 juicios se emitieron en una evaluación única acordada entre los dos autores; al no haber dos lecturas independientes, no se reporta concordancia entre revisores.</w:t>
       </w:r>
     </w:p>
     <w:p>
@@ -3979,7 +4015,7 @@
           <w:i w:val="0"/>
           <w:sz w:val="18"/>
         </w:rPr>
-        <w:t xml:space="preserve"> Riesgo de sesgo por dominio de los 12 estudios comparativos evaluables. RoB 2 en los ensayos aleatorizados (cinco dominios) y ROBINS-I en los no aleatorizados y las cohortes (siete). «n. a.» marca los dominios que el instrumento no contempla, no un juicio que falte.</w:t>
+        <w:t xml:space="preserve"> Riesgo de sesgo por dominio de los 11 estudios comparativos evaluables. RoB 2 en los ensayos aleatorizados (cinco dominios) y ROBINS-I en los no aleatorizados y las cohortes (siete). «n. a.» marca los dominios que el instrumento no contempla, no un juicio que falte.</w:t>
       </w:r>
     </w:p>
     <w:tbl>
@@ -4564,7 +4600,7 @@
                 <w:i w:val="0"/>
                 <w:sz w:val="18"/>
               </w:rPr>
-              <w:t>Bajo</w:t>
+              <w:t>Algunas preocupaciones</w:t>
             </w:r>
           </w:p>
         </w:tc>
@@ -5150,7 +5186,7 @@
                 <w:i w:val="0"/>
                 <w:sz w:val="18"/>
               </w:rPr>
-              <w:t>EST-063</w:t>
+              <w:t>EST-070</w:t>
             </w:r>
           </w:p>
         </w:tc>
@@ -5167,7 +5203,7 @@
                 <w:i w:val="0"/>
                 <w:sz w:val="18"/>
               </w:rPr>
-              <w:t>non-randomised trial</w:t>
+              <w:t>retrospective cohort</w:t>
             </w:r>
           </w:p>
         </w:tc>
@@ -5201,7 +5237,7 @@
                 <w:i w:val="0"/>
                 <w:sz w:val="18"/>
               </w:rPr>
-              <w:t>Sin información</w:t>
+              <w:t>Grave</w:t>
             </w:r>
           </w:p>
         </w:tc>
@@ -5218,6 +5254,40 @@
                 <w:i w:val="0"/>
                 <w:sz w:val="18"/>
               </w:rPr>
+              <w:t>Grave</w:t>
+            </w:r>
+          </w:p>
+        </w:tc>
+        <w:tc>
+          <w:tcPr>
+            <w:tcW w:type="dxa" w:w="821"/>
+          </w:tcPr>
+          <w:p>
+            <w:r/>
+            <w:r>
+              <w:rPr>
+                <w:rFonts w:ascii="Times New Roman" w:hAnsi="Times New Roman"/>
+                <w:b w:val="0"/>
+                <w:i w:val="0"/>
+                <w:sz w:val="18"/>
+              </w:rPr>
+              <w:t>Bajo</w:t>
+            </w:r>
+          </w:p>
+        </w:tc>
+        <w:tc>
+          <w:tcPr>
+            <w:tcW w:type="dxa" w:w="821"/>
+          </w:tcPr>
+          <w:p>
+            <w:r/>
+            <w:r>
+              <w:rPr>
+                <w:rFonts w:ascii="Times New Roman" w:hAnsi="Times New Roman"/>
+                <w:b w:val="0"/>
+                <w:i w:val="0"/>
+                <w:sz w:val="18"/>
+              </w:rPr>
               <w:t>Moderado</w:t>
             </w:r>
           </w:p>
@@ -5235,7 +5305,7 @@
                 <w:i w:val="0"/>
                 <w:sz w:val="18"/>
               </w:rPr>
-              <w:t>Bajo</w:t>
+              <w:t>Moderado</w:t>
             </w:r>
           </w:p>
         </w:tc>
@@ -5252,6 +5322,23 @@
                 <w:i w:val="0"/>
                 <w:sz w:val="18"/>
               </w:rPr>
+              <w:t>Grave</w:t>
+            </w:r>
+          </w:p>
+        </w:tc>
+        <w:tc>
+          <w:tcPr>
+            <w:tcW w:type="dxa" w:w="821"/>
+          </w:tcPr>
+          <w:p>
+            <w:r/>
+            <w:r>
+              <w:rPr>
+                <w:rFonts w:ascii="Times New Roman" w:hAnsi="Times New Roman"/>
+                <w:b w:val="0"/>
+                <w:i w:val="0"/>
+                <w:sz w:val="18"/>
+              </w:rPr>
               <w:t>Moderado</w:t>
             </w:r>
           </w:p>
@@ -5269,58 +5356,7 @@
                 <w:i w:val="0"/>
                 <w:sz w:val="18"/>
               </w:rPr>
-              <w:t>Sin información</w:t>
-            </w:r>
-          </w:p>
-        </w:tc>
-        <w:tc>
-          <w:tcPr>
-            <w:tcW w:type="dxa" w:w="821"/>
-          </w:tcPr>
-          <w:p>
-            <w:r/>
-            <w:r>
-              <w:rPr>
-                <w:rFonts w:ascii="Times New Roman" w:hAnsi="Times New Roman"/>
-                <w:b w:val="0"/>
-                <w:i w:val="0"/>
-                <w:sz w:val="18"/>
-              </w:rPr>
-              <w:t>Moderado</w:t>
-            </w:r>
-          </w:p>
-        </w:tc>
-        <w:tc>
-          <w:tcPr>
-            <w:tcW w:type="dxa" w:w="821"/>
-          </w:tcPr>
-          <w:p>
-            <w:r/>
-            <w:r>
-              <w:rPr>
-                <w:rFonts w:ascii="Times New Roman" w:hAnsi="Times New Roman"/>
-                <w:b w:val="0"/>
-                <w:i w:val="0"/>
-                <w:sz w:val="18"/>
-              </w:rPr>
-              <w:t>Moderado</w:t>
-            </w:r>
-          </w:p>
-        </w:tc>
-        <w:tc>
-          <w:tcPr>
-            <w:tcW w:type="dxa" w:w="821"/>
-          </w:tcPr>
-          <w:p>
-            <w:r/>
-            <w:r>
-              <w:rPr>
-                <w:rFonts w:ascii="Times New Roman" w:hAnsi="Times New Roman"/>
-                <w:b w:val="0"/>
-                <w:i w:val="0"/>
-                <w:sz w:val="18"/>
-              </w:rPr>
-              <w:t>Moderado</w:t>
+              <w:t>Grave</w:t>
             </w:r>
           </w:p>
         </w:tc>
@@ -5339,7 +5375,7 @@
                 <w:i w:val="0"/>
                 <w:sz w:val="18"/>
               </w:rPr>
-              <w:t>EST-070</w:t>
+              <w:t>EST-096</w:t>
             </w:r>
           </w:p>
         </w:tc>
@@ -5356,7 +5392,7 @@
                 <w:i w:val="0"/>
                 <w:sz w:val="18"/>
               </w:rPr>
-              <w:t>retrospective cohort</w:t>
+              <w:t>non-randomised trial</w:t>
             </w:r>
           </w:p>
         </w:tc>
@@ -5407,7 +5443,7 @@
                 <w:i w:val="0"/>
                 <w:sz w:val="18"/>
               </w:rPr>
-              <w:t>Grave</w:t>
+              <w:t>Moderado</w:t>
             </w:r>
           </w:p>
         </w:tc>
@@ -5528,7 +5564,7 @@
                 <w:i w:val="0"/>
                 <w:sz w:val="18"/>
               </w:rPr>
-              <w:t>EST-096</w:t>
+              <w:t>EST-108</w:t>
             </w:r>
           </w:p>
         </w:tc>
@@ -5545,7 +5581,7 @@
                 <w:i w:val="0"/>
                 <w:sz w:val="18"/>
               </w:rPr>
-              <w:t>non-randomised trial</w:t>
+              <w:t>retrospective cohort</w:t>
             </w:r>
           </w:p>
         </w:tc>
@@ -5664,7 +5700,7 @@
                 <w:i w:val="0"/>
                 <w:sz w:val="18"/>
               </w:rPr>
-              <w:t>Grave</w:t>
+              <w:t>Moderado</w:t>
             </w:r>
           </w:p>
         </w:tc>
@@ -5717,7 +5753,7 @@
                 <w:i w:val="0"/>
                 <w:sz w:val="18"/>
               </w:rPr>
-              <w:t>EST-108</w:t>
+              <w:t>EST-116</w:t>
             </w:r>
           </w:p>
         </w:tc>
@@ -5734,7 +5770,7 @@
                 <w:i w:val="0"/>
                 <w:sz w:val="18"/>
               </w:rPr>
-              <w:t>retrospective cohort</w:t>
+              <w:t>non-randomised trial</w:t>
             </w:r>
           </w:p>
         </w:tc>
@@ -5768,7 +5804,7 @@
                 <w:i w:val="0"/>
                 <w:sz w:val="18"/>
               </w:rPr>
-              <w:t>Grave</w:t>
+              <w:t>Sin información</w:t>
             </w:r>
           </w:p>
         </w:tc>
@@ -5819,6 +5855,23 @@
                 <w:i w:val="0"/>
                 <w:sz w:val="18"/>
               </w:rPr>
+              <w:t>Sin información</w:t>
+            </w:r>
+          </w:p>
+        </w:tc>
+        <w:tc>
+          <w:tcPr>
+            <w:tcW w:type="dxa" w:w="821"/>
+          </w:tcPr>
+          <w:p>
+            <w:r/>
+            <w:r>
+              <w:rPr>
+                <w:rFonts w:ascii="Times New Roman" w:hAnsi="Times New Roman"/>
+                <w:b w:val="0"/>
+                <w:i w:val="0"/>
+                <w:sz w:val="18"/>
+              </w:rPr>
               <w:t>Moderado</w:t>
             </w:r>
           </w:p>
@@ -5853,7 +5906,7 @@
                 <w:i w:val="0"/>
                 <w:sz w:val="18"/>
               </w:rPr>
-              <w:t>Moderado</w:t>
+              <w:t>Bajo</w:t>
             </w:r>
           </w:p>
         </w:tc>
@@ -5870,213 +5923,7 @@
                 <w:i w:val="0"/>
                 <w:sz w:val="18"/>
               </w:rPr>
-              <w:t>Moderado</w:t>
-            </w:r>
-          </w:p>
-        </w:tc>
-        <w:tc>
-          <w:tcPr>
-            <w:tcW w:type="dxa" w:w="821"/>
-          </w:tcPr>
-          <w:p>
-            <w:r/>
-            <w:r>
-              <w:rPr>
-                <w:rFonts w:ascii="Times New Roman" w:hAnsi="Times New Roman"/>
-                <w:b w:val="0"/>
-                <w:i w:val="0"/>
-                <w:sz w:val="18"/>
-              </w:rPr>
-              <w:t>Grave</w:t>
-            </w:r>
-          </w:p>
-        </w:tc>
-      </w:tr>
-      <w:tr>
-        <w:tc>
-          <w:tcPr>
-            <w:tcW w:type="dxa" w:w="821"/>
-          </w:tcPr>
-          <w:p>
-            <w:r/>
-            <w:r>
-              <w:rPr>
-                <w:rFonts w:ascii="Times New Roman" w:hAnsi="Times New Roman"/>
-                <w:b w:val="0"/>
-                <w:i w:val="0"/>
-                <w:sz w:val="18"/>
-              </w:rPr>
-              <w:t>EST-116</w:t>
-            </w:r>
-          </w:p>
-        </w:tc>
-        <w:tc>
-          <w:tcPr>
-            <w:tcW w:type="dxa" w:w="821"/>
-          </w:tcPr>
-          <w:p>
-            <w:r/>
-            <w:r>
-              <w:rPr>
-                <w:rFonts w:ascii="Times New Roman" w:hAnsi="Times New Roman"/>
-                <w:b w:val="0"/>
-                <w:i w:val="0"/>
-                <w:sz w:val="18"/>
-              </w:rPr>
-              <w:t>non-randomised trial</w:t>
-            </w:r>
-          </w:p>
-        </w:tc>
-        <w:tc>
-          <w:tcPr>
-            <w:tcW w:type="dxa" w:w="821"/>
-          </w:tcPr>
-          <w:p>
-            <w:r/>
-            <w:r>
-              <w:rPr>
-                <w:rFonts w:ascii="Times New Roman" w:hAnsi="Times New Roman"/>
-                <w:b w:val="0"/>
-                <w:i w:val="0"/>
-                <w:sz w:val="18"/>
-              </w:rPr>
-              <w:t>ROBINS-I</w:t>
-            </w:r>
-          </w:p>
-        </w:tc>
-        <w:tc>
-          <w:tcPr>
-            <w:tcW w:type="dxa" w:w="821"/>
-          </w:tcPr>
-          <w:p>
-            <w:r/>
-            <w:r>
-              <w:rPr>
-                <w:rFonts w:ascii="Times New Roman" w:hAnsi="Times New Roman"/>
-                <w:b w:val="0"/>
-                <w:i w:val="0"/>
-                <w:sz w:val="18"/>
-              </w:rPr>
               <w:t>Sin información</w:t>
-            </w:r>
-          </w:p>
-        </w:tc>
-        <w:tc>
-          <w:tcPr>
-            <w:tcW w:type="dxa" w:w="821"/>
-          </w:tcPr>
-          <w:p>
-            <w:r/>
-            <w:r>
-              <w:rPr>
-                <w:rFonts w:ascii="Times New Roman" w:hAnsi="Times New Roman"/>
-                <w:b w:val="0"/>
-                <w:i w:val="0"/>
-                <w:sz w:val="18"/>
-              </w:rPr>
-              <w:t>Moderado</w:t>
-            </w:r>
-          </w:p>
-        </w:tc>
-        <w:tc>
-          <w:tcPr>
-            <w:tcW w:type="dxa" w:w="821"/>
-          </w:tcPr>
-          <w:p>
-            <w:r/>
-            <w:r>
-              <w:rPr>
-                <w:rFonts w:ascii="Times New Roman" w:hAnsi="Times New Roman"/>
-                <w:b w:val="0"/>
-                <w:i w:val="0"/>
-                <w:sz w:val="18"/>
-              </w:rPr>
-              <w:t>Bajo</w:t>
-            </w:r>
-          </w:p>
-        </w:tc>
-        <w:tc>
-          <w:tcPr>
-            <w:tcW w:type="dxa" w:w="821"/>
-          </w:tcPr>
-          <w:p>
-            <w:r/>
-            <w:r>
-              <w:rPr>
-                <w:rFonts w:ascii="Times New Roman" w:hAnsi="Times New Roman"/>
-                <w:b w:val="0"/>
-                <w:i w:val="0"/>
-                <w:sz w:val="18"/>
-              </w:rPr>
-              <w:t>Sin información</w:t>
-            </w:r>
-          </w:p>
-        </w:tc>
-        <w:tc>
-          <w:tcPr>
-            <w:tcW w:type="dxa" w:w="821"/>
-          </w:tcPr>
-          <w:p>
-            <w:r/>
-            <w:r>
-              <w:rPr>
-                <w:rFonts w:ascii="Times New Roman" w:hAnsi="Times New Roman"/>
-                <w:b w:val="0"/>
-                <w:i w:val="0"/>
-                <w:sz w:val="18"/>
-              </w:rPr>
-              <w:t>Moderado</w:t>
-            </w:r>
-          </w:p>
-        </w:tc>
-        <w:tc>
-          <w:tcPr>
-            <w:tcW w:type="dxa" w:w="821"/>
-          </w:tcPr>
-          <w:p>
-            <w:r/>
-            <w:r>
-              <w:rPr>
-                <w:rFonts w:ascii="Times New Roman" w:hAnsi="Times New Roman"/>
-                <w:b w:val="0"/>
-                <w:i w:val="0"/>
-                <w:sz w:val="18"/>
-              </w:rPr>
-              <w:t>Moderado</w:t>
-            </w:r>
-          </w:p>
-        </w:tc>
-        <w:tc>
-          <w:tcPr>
-            <w:tcW w:type="dxa" w:w="821"/>
-          </w:tcPr>
-          <w:p>
-            <w:r/>
-            <w:r>
-              <w:rPr>
-                <w:rFonts w:ascii="Times New Roman" w:hAnsi="Times New Roman"/>
-                <w:b w:val="0"/>
-                <w:i w:val="0"/>
-                <w:sz w:val="18"/>
-              </w:rPr>
-              <w:t>Bajo</w:t>
-            </w:r>
-          </w:p>
-        </w:tc>
-        <w:tc>
-          <w:tcPr>
-            <w:tcW w:type="dxa" w:w="821"/>
-          </w:tcPr>
-          <w:p>
-            <w:r/>
-            <w:r>
-              <w:rPr>
-                <w:rFonts w:ascii="Times New Roman" w:hAnsi="Times New Roman"/>
-                <w:b w:val="0"/>
-                <w:i w:val="0"/>
-                <w:sz w:val="18"/>
-              </w:rPr>
-              <w:t>Moderado</w:t>
             </w:r>
           </w:p>
         </w:tc>
@@ -6518,7 +6365,7 @@
           <w:i w:val="0"/>
           <w:sz w:val="22"/>
         </w:rPr>
-        <w:t xml:space="preserve"> resistente con más amplitud que las síntesis previas: ocho fuentes, sin restricción de idioma, con literatura regional y registros de ensayos incluidos. El resultado son 137 estudios frente a las decenas que manejan las revisiones publicadas, y habrían sido 218 sin la restricción de idioma que se adoptó al final y sin los 46 que salieron después. Ese aumento no habla bien de la madurez del campo. La mayor parte procede de reportes de caso, de fichas de registro sin publicación y de literatura regional que las búsquedas restringidas a PubMed y Scopus no alcanzan.</w:t>
+        <w:t xml:space="preserve"> resistente con más amplitud que las síntesis previas: ocho fuentes, sin restricción de idioma, con literatura regional y registros de ensayos incluidos. El resultado son 136 estudios frente a las decenas que manejan las revisiones publicadas, y habrían sido 218 sin la restricción de idioma que se adoptó al final y sin los 47 que salieron después. Ese aumento no habla bien de la madurez del campo. La mayor parte procede de reportes de caso, de fichas de registro sin publicación y de literatura regional que las búsquedas restringidas a PubMed y Scopus no alcanzan.</w:t>
       </w:r>
     </w:p>
     <w:p>
@@ -6693,7 +6540,7 @@
           <w:i w:val="0"/>
           <w:sz w:val="22"/>
         </w:rPr>
-        <w:t xml:space="preserve"> Que 42 de 137 estudios sean fichas de registro sin publicación localizable es un problema de sesgo de publicación de primer orden, y no se resuelve con métodos estadísticos.</w:t>
+        <w:t xml:space="preserve"> Que 42 de 136 estudios sean fichas de registro sin publicación localizable es un problema de sesgo de publicación de primer orden, y no se resuelve con métodos estadísticos.</w:t>
       </w:r>
     </w:p>
     <w:p>
@@ -6843,7 +6690,7 @@
           <w:i w:val="0"/>
           <w:sz w:val="22"/>
         </w:rPr>
-        <w:t xml:space="preserve"> el texto completo se obtuvo para el 74,7 % de los estudios recuperables, y la fracción faltante está enriquecida en diseños comparativos, de manera que lo descrito subrepresenta la parte comparativa del campo. </w:t>
+        <w:t xml:space="preserve"> el texto completo se obtuvo para el 74,5 % de los estudios recuperables, y la fracción faltante está enriquecida en diseños comparativos, de manera que lo descrito subrepresenta la parte comparativa del campo. </w:t>
       </w:r>
       <w:r>
         <w:rPr>
@@ -7146,7 +6993,7 @@
           <w:i w:val="0"/>
           <w:sz w:val="18"/>
         </w:rPr>
-        <w:t xml:space="preserve"> Características del cuerpo de evidencia recuperable (n = 95 estudios).</w:t>
+        <w:t xml:space="preserve"> Características del cuerpo de evidencia recuperable (n = 94 estudios).</w:t>
       </w:r>
     </w:p>
     <w:tbl>
@@ -7298,7 +7145,7 @@
                 <w:i w:val="0"/>
                 <w:sz w:val="18"/>
               </w:rPr>
-              <w:t>76</w:t>
+              <w:t>75</w:t>
             </w:r>
           </w:p>
         </w:tc>
@@ -7315,7 +7162,7 @@
                 <w:i w:val="0"/>
                 <w:sz w:val="18"/>
               </w:rPr>
-              <w:t>80.0</w:t>
+              <w:t>79.8</w:t>
             </w:r>
           </w:p>
         </w:tc>
@@ -7403,7 +7250,7 @@
                 <w:i w:val="0"/>
                 <w:sz w:val="18"/>
               </w:rPr>
-              <w:t>44.2</w:t>
+              <w:t>44.7</w:t>
             </w:r>
           </w:p>
         </w:tc>
@@ -7456,7 +7303,7 @@
                 <w:i w:val="0"/>
                 <w:sz w:val="18"/>
               </w:rPr>
-              <w:t>18.9</w:t>
+              <w:t>19.1</w:t>
             </w:r>
           </w:p>
         </w:tc>
@@ -7509,7 +7356,7 @@
                 <w:i w:val="0"/>
                 <w:sz w:val="18"/>
               </w:rPr>
-              <w:t>13.7</w:t>
+              <w:t>13.8</w:t>
             </w:r>
           </w:p>
         </w:tc>
@@ -7562,7 +7409,7 @@
                 <w:i w:val="0"/>
                 <w:sz w:val="18"/>
               </w:rPr>
-              <w:t>8.4</w:t>
+              <w:t>8.5</w:t>
             </w:r>
           </w:p>
         </w:tc>
@@ -7651,7 +7498,7 @@
                 <w:i w:val="0"/>
                 <w:sz w:val="18"/>
               </w:rPr>
-              <w:t>4</w:t>
+              <w:t>3</w:t>
             </w:r>
           </w:p>
         </w:tc>
@@ -7668,7 +7515,7 @@
                 <w:i w:val="0"/>
                 <w:sz w:val="18"/>
               </w:rPr>
-              <w:t>4.2</w:t>
+              <w:t>3.2</w:t>
             </w:r>
           </w:p>
         </w:tc>
@@ -7757,7 +7604,7 @@
                 <w:i w:val="0"/>
                 <w:sz w:val="18"/>
               </w:rPr>
-              <w:t>11</w:t>
+              <w:t>10</w:t>
             </w:r>
           </w:p>
         </w:tc>
@@ -7774,7 +7621,7 @@
                 <w:i w:val="0"/>
                 <w:sz w:val="18"/>
               </w:rPr>
-              <w:t>11.6</w:t>
+              <w:t>10.6</w:t>
             </w:r>
           </w:p>
         </w:tc>
@@ -8428,7 +8275,7 @@
                 <w:i w:val="0"/>
                 <w:sz w:val="18"/>
               </w:rPr>
-              <w:t>58</w:t>
+              <w:t>57</w:t>
             </w:r>
           </w:p>
         </w:tc>
@@ -8445,7 +8292,7 @@
                 <w:i w:val="0"/>
                 <w:sz w:val="18"/>
               </w:rPr>
-              <w:t>61.1</w:t>
+              <w:t>60.6</w:t>
             </w:r>
           </w:p>
         </w:tc>
@@ -8625,7 +8472,7 @@
                 <w:i w:val="0"/>
                 <w:sz w:val="18"/>
               </w:rPr>
-              <w:t>59 (62.1 %)</w:t>
+              <w:t>58 (61.7 %)</w:t>
             </w:r>
           </w:p>
         </w:tc>
@@ -8659,7 +8506,7 @@
                 <w:i w:val="0"/>
                 <w:sz w:val="18"/>
               </w:rPr>
-              <w:t>23</w:t>
+              <w:t>22</w:t>
             </w:r>
           </w:p>
         </w:tc>
@@ -8747,7 +8594,7 @@
                 <w:i w:val="0"/>
                 <w:sz w:val="18"/>
               </w:rPr>
-              <w:t>37 (38.9 %)</w:t>
+              <w:t>36 (38.3 %)</w:t>
             </w:r>
           </w:p>
         </w:tc>
@@ -8764,7 +8611,7 @@
                 <w:i w:val="0"/>
                 <w:sz w:val="18"/>
               </w:rPr>
-              <w:t>62</w:t>
+              <w:t>61</w:t>
             </w:r>
           </w:p>
         </w:tc>
@@ -8851,7 +8698,7 @@
                 <w:i w:val="0"/>
                 <w:sz w:val="18"/>
               </w:rPr>
-              <w:t>50 (52.6 %)</w:t>
+              <w:t>49 (52.1 %)</w:t>
             </w:r>
           </w:p>
         </w:tc>
@@ -8868,7 +8715,7 @@
                 <w:i w:val="0"/>
                 <w:sz w:val="18"/>
               </w:rPr>
-              <w:t>69</w:t>
+              <w:t>68</w:t>
             </w:r>
           </w:p>
         </w:tc>
@@ -8955,7 +8802,7 @@
                 <w:i w:val="0"/>
                 <w:sz w:val="18"/>
               </w:rPr>
-              <w:t>60 (63.2 %)</w:t>
+              <w:t>59 (62.8 %)</w:t>
             </w:r>
           </w:p>
         </w:tc>
@@ -8972,7 +8819,7 @@
                 <w:i w:val="0"/>
                 <w:sz w:val="18"/>
               </w:rPr>
-              <w:t>69</w:t>
+              <w:t>68</w:t>
             </w:r>
           </w:p>
         </w:tc>
@@ -9077,7 +8924,7 @@
                 <w:i w:val="0"/>
                 <w:sz w:val="18"/>
               </w:rPr>
-              <w:t>93 (97.9 %)</w:t>
+              <w:t>92 (97.9 %)</w:t>
             </w:r>
           </w:p>
         </w:tc>
@@ -9094,7 +8941,7 @@
                 <w:i w:val="0"/>
                 <w:sz w:val="18"/>
               </w:rPr>
-              <w:t>70</w:t>
+              <w:t>69</w:t>
             </w:r>
           </w:p>
         </w:tc>
@@ -9262,7 +9109,7 @@
                 <w:i w:val="0"/>
                 <w:sz w:val="18"/>
               </w:rPr>
-              <w:t>71</w:t>
+              <w:t>70</w:t>
             </w:r>
           </w:p>
         </w:tc>
@@ -9315,7 +9162,7 @@
                 <w:i w:val="0"/>
                 <w:sz w:val="18"/>
               </w:rPr>
-              <w:t>5</w:t>
+              <w:t>4</w:t>
             </w:r>
           </w:p>
         </w:tc>
@@ -9368,7 +9215,7 @@
                 <w:i w:val="0"/>
                 <w:sz w:val="18"/>
               </w:rPr>
-              <w:t>7.0</w:t>
+              <w:t>5.7</w:t>
             </w:r>
           </w:p>
         </w:tc>
@@ -10750,7 +10597,7 @@
           <w:i w:val="0"/>
           <w:sz w:val="18"/>
         </w:rPr>
-        <w:t xml:space="preserve"> Completitud de reporte de los cinco desenlaces declarados, sobre la extracción adjudicada (n = 103 brazos).</w:t>
+        <w:t xml:space="preserve"> Completitud de reporte de los cinco desenlaces declarados, sobre la extracción adjudicada (n = 102 brazos).</w:t>
       </w:r>
     </w:p>
     <w:tbl>
@@ -10815,7 +10662,7 @@
                 <w:i w:val="0"/>
                 <w:sz w:val="18"/>
               </w:rPr>
-              <w:t>% de los 103 brazos</w:t>
+              <w:t>% de los 102 brazos</w:t>
             </w:r>
           </w:p>
         </w:tc>
@@ -10832,7 +10679,7 @@
                 <w:i w:val="0"/>
                 <w:sz w:val="18"/>
               </w:rPr>
-              <w:t>% de los 79 con texto completo</w:t>
+              <w:t>% de los 78 con texto completo</w:t>
             </w:r>
           </w:p>
         </w:tc>
@@ -10885,7 +10732,7 @@
                 <w:i w:val="0"/>
                 <w:sz w:val="18"/>
               </w:rPr>
-              <w:t>71</w:t>
+              <w:t>70</w:t>
             </w:r>
           </w:p>
         </w:tc>
@@ -10902,7 +10749,7 @@
                 <w:i w:val="0"/>
                 <w:sz w:val="18"/>
               </w:rPr>
-              <w:t>68.9</w:t>
+              <w:t>68.6</w:t>
             </w:r>
           </w:p>
         </w:tc>
@@ -10919,7 +10766,7 @@
                 <w:i w:val="0"/>
                 <w:sz w:val="18"/>
               </w:rPr>
-              <w:t>87.3</w:t>
+              <w:t>87.2</w:t>
             </w:r>
           </w:p>
         </w:tc>
@@ -10936,7 +10783,7 @@
                 <w:i w:val="0"/>
                 <w:sz w:val="18"/>
               </w:rPr>
-              <w:t>97.2</w:t>
+              <w:t>97.1</w:t>
             </w:r>
           </w:p>
         </w:tc>
@@ -10989,7 +10836,7 @@
                 <w:i w:val="0"/>
                 <w:sz w:val="18"/>
               </w:rPr>
-              <w:t>55.3</w:t>
+              <w:t>55.9</w:t>
             </w:r>
           </w:p>
         </w:tc>
@@ -11006,7 +10853,7 @@
                 <w:i w:val="0"/>
                 <w:sz w:val="18"/>
               </w:rPr>
-              <w:t>70.9</w:t>
+              <w:t>71.8</w:t>
             </w:r>
           </w:p>
         </w:tc>
@@ -11076,7 +10923,7 @@
                 <w:i w:val="0"/>
                 <w:sz w:val="18"/>
               </w:rPr>
-              <w:t>72.8</w:t>
+              <w:t>73.5</w:t>
             </w:r>
           </w:p>
         </w:tc>
@@ -11093,7 +10940,7 @@
                 <w:i w:val="0"/>
                 <w:sz w:val="18"/>
               </w:rPr>
-              <w:t>89.9</w:t>
+              <w:t>91.0</w:t>
             </w:r>
           </w:p>
         </w:tc>
@@ -11110,7 +10957,7 @@
                 <w:i w:val="0"/>
                 <w:sz w:val="18"/>
               </w:rPr>
-              <w:t>97.3</w:t>
+              <w:t>96.0</w:t>
             </w:r>
           </w:p>
         </w:tc>
@@ -11146,7 +10993,7 @@
                 <w:i w:val="0"/>
                 <w:sz w:val="18"/>
               </w:rPr>
-              <w:t>81</w:t>
+              <w:t>80</w:t>
             </w:r>
           </w:p>
         </w:tc>
@@ -11163,7 +11010,7 @@
                 <w:i w:val="0"/>
                 <w:sz w:val="18"/>
               </w:rPr>
-              <w:t>78.6</w:t>
+              <w:t>78.4</w:t>
             </w:r>
           </w:p>
         </w:tc>
@@ -11180,7 +11027,7 @@
                 <w:i w:val="0"/>
                 <w:sz w:val="18"/>
               </w:rPr>
-              <w:t>89.9</w:t>
+              <w:t>89.7</w:t>
             </w:r>
           </w:p>
         </w:tc>
@@ -11250,7 +11097,7 @@
                 <w:i w:val="0"/>
                 <w:sz w:val="18"/>
               </w:rPr>
-              <w:t>27.2</w:t>
+              <w:t>27.5</w:t>
             </w:r>
           </w:p>
         </w:tc>
@@ -11267,7 +11114,7 @@
                 <w:i w:val="0"/>
                 <w:sz w:val="18"/>
               </w:rPr>
-              <w:t>35.4</w:t>
+              <w:t>35.9</w:t>
             </w:r>
           </w:p>
         </w:tc>
@@ -11311,7 +11158,7 @@
           <w:i w:val="0"/>
           <w:sz w:val="18"/>
         </w:rPr>
-        <w:t xml:space="preserve"> Brazos que sobreviven a cada requisito de una proporción agrupada de éxito clínico (n = 103 brazos).</w:t>
+        <w:t xml:space="preserve"> Brazos que sobreviven a cada requisito de una proporción agrupada de éxito clínico (n = 102 brazos).</w:t>
       </w:r>
     </w:p>
     <w:tbl>
@@ -11410,7 +11257,7 @@
                 <w:i w:val="0"/>
                 <w:sz w:val="18"/>
               </w:rPr>
-              <w:t>103</w:t>
+              <w:t>102</w:t>
             </w:r>
           </w:p>
         </w:tc>
@@ -11427,7 +11274,7 @@
                 <w:i w:val="0"/>
                 <w:sz w:val="18"/>
               </w:rPr>
-              <w:t>103 (95 estudios)</w:t>
+              <w:t>102 (94 estudios)</w:t>
             </w:r>
           </w:p>
         </w:tc>
@@ -11463,7 +11310,7 @@
                 <w:i w:val="0"/>
                 <w:sz w:val="18"/>
               </w:rPr>
-              <w:t>18</w:t>
+              <w:t>17</w:t>
             </w:r>
           </w:p>
         </w:tc>
@@ -11876,7 +11723,7 @@
           <w:i/>
           <w:sz w:val="18"/>
         </w:rPr>
-        <w:t>Figura 2. Composición del cuerpo de evidencia recuperable (n = 95 estudios).</w:t>
+        <w:t>Figura 2. Composición del cuerpo de evidencia recuperable (n = 94 estudios).</w:t>
       </w:r>
     </w:p>
     <w:p>
@@ -11975,7 +11822,7 @@
           <w:i w:val="0"/>
           <w:sz w:val="22"/>
         </w:rPr>
-        <w:t xml:space="preserve"> Pre-extracción sistemática desde el resumen de los 95 estudios con publicación recuperable.</w:t>
+        <w:t xml:space="preserve"> Pre-extracción sistemática desde el resumen de los 94 estudios con publicación recuperable.</w:t>
       </w:r>
     </w:p>
     <w:p>
@@ -12125,7 +11972,7 @@
           <w:i w:val="0"/>
           <w:sz w:val="22"/>
         </w:rPr>
-        <w:t xml:space="preserve"> Registro completo de decisiones de cribado, en dos ficheros: etapa 2 (título) y etapa 3 (resumen). Cada fila lleva su motivo codificado, quién la emitió y su marca de tiempo.</w:t>
+        <w:t xml:space="preserve"> Registro completo de decisiones de cribado, en dos ficheros: etapa 2 (título) y etapa 3 (resumen). Cada fila lleva su motivo codificado, quién la emitió y cuándo.</w:t>
       </w:r>
     </w:p>
     <w:p>
@@ -12159,7 +12006,7 @@
           <w:i w:val="0"/>
           <w:sz w:val="22"/>
         </w:rPr>
-        <w:t xml:space="preserve"> Pre-extracción desde el resumen, marcada como parcial en cada registro.</w:t>
+        <w:t xml:space="preserve"> Pre-extracción desde el resumen de los 94 estudios con publicación recuperable, marcada como parcial en cada registro.</w:t>
       </w:r>
     </w:p>
     <w:p>
@@ -12193,7 +12040,7 @@
           <w:i w:val="0"/>
           <w:sz w:val="22"/>
         </w:rPr>
-        <w:t xml:space="preserve"> Listado de los 137 estudios con su situación y sus informes agrupados, y de los 46 excluidos tras el cribado, con su motivo y su cita.</w:t>
+        <w:t xml:space="preserve"> Listado de los 136 estudios con su situación y sus informes agrupados, y de los 47 excluidos tras el cribado, con su motivo y su cita.</w:t>
       </w:r>
     </w:p>
     <w:p>
@@ -12456,7 +12303,7 @@
           <w:i/>
           <w:sz w:val="22"/>
         </w:rPr>
-        <w:t>S14.</w:t>
+        <w:t>S13.</w:t>
       </w:r>
       <w:r>
         <w:rPr>
@@ -12465,7 +12312,7 @@
           <w:i w:val="0"/>
           <w:sz w:val="22"/>
         </w:rPr>
-        <w:t xml:space="preserve"> Extracción adjudicada: un valor por casilla, brazo a brazo, tras el consenso. Sostiene la sección 3.5 y las tablas 5 y 6.</w:t>
+        <w:t xml:space="preserve"> Reglas de extracción de desenlaces, con su corrección documentada.</w:t>
       </w:r>
     </w:p>
     <w:p>
@@ -12490,7 +12337,7 @@
           <w:i/>
           <w:sz w:val="22"/>
         </w:rPr>
-        <w:t>S15.</w:t>
+        <w:t>S14.</w:t>
       </w:r>
       <w:r>
         <w:rPr>
@@ -12499,7 +12346,7 @@
           <w:i w:val="0"/>
           <w:sz w:val="22"/>
         </w:rPr>
-        <w:t xml:space="preserve"> Procedencia de cada casilla de S14: acuerdo, consenso, una sola lectura o abierta.</w:t>
+        <w:t xml:space="preserve"> Extracción adjudicada: un valor por casilla, brazo a brazo, tras el consenso. Sostiene la sección 3.5 y las tablas 5 y 6.</w:t>
       </w:r>
     </w:p>
     <w:p>
@@ -12524,7 +12371,7 @@
           <w:i/>
           <w:sz w:val="22"/>
         </w:rPr>
-        <w:t>S13.</w:t>
+        <w:t>S15.</w:t>
       </w:r>
       <w:r>
         <w:rPr>
@@ -12533,7 +12380,279 @@
           <w:i w:val="0"/>
           <w:sz w:val="22"/>
         </w:rPr>
-        <w:t xml:space="preserve"> Reglas de extracción de desenlaces, con su corrección documentada.</w:t>
+        <w:t xml:space="preserve"> Procedencia de cada casilla de S14: acuerdo, consenso, una sola lectura o abierta.</w:t>
+      </w:r>
+    </w:p>
+    <w:p>
+      <w:pPr>
+        <w:spacing w:after="80" w:line="276" w:lineRule="auto"/>
+        <w:ind w:left="504" w:hanging="504"/>
+        <w:jc w:val="both"/>
+      </w:pPr>
+      <w:r>
+        <w:rPr>
+          <w:rFonts w:ascii="Times New Roman" w:hAnsi="Times New Roman"/>
+          <w:b w:val="0"/>
+          <w:i w:val="0"/>
+          <w:sz w:val="22"/>
+        </w:rPr>
+        <w:t xml:space="preserve">• </w:t>
+      </w:r>
+      <w:r>
+        <w:rPr>
+          <w:rFonts w:ascii="Times New Roman" w:hAnsi="Times New Roman"/>
+          <w:b w:val="0"/>
+          <w:i/>
+          <w:sz w:val="22"/>
+        </w:rPr>
+        <w:t>S16.</w:t>
+      </w:r>
+      <w:r>
+        <w:rPr>
+          <w:rFonts w:ascii="Times New Roman" w:hAnsi="Times New Roman"/>
+          <w:b w:val="0"/>
+          <w:i w:val="0"/>
+          <w:sz w:val="22"/>
+        </w:rPr>
+        <w:t xml:space="preserve"> Los 47 estudios que el cribado admitió y el texto completo desmintió, con su código de motivo y la frase del artículo que lo sostiene.</w:t>
+      </w:r>
+    </w:p>
+    <w:p>
+      <w:pPr>
+        <w:spacing w:after="80" w:line="276" w:lineRule="auto"/>
+        <w:ind w:left="504" w:hanging="504"/>
+        <w:jc w:val="both"/>
+      </w:pPr>
+      <w:r>
+        <w:rPr>
+          <w:rFonts w:ascii="Times New Roman" w:hAnsi="Times New Roman"/>
+          <w:b w:val="0"/>
+          <w:i w:val="0"/>
+          <w:sz w:val="22"/>
+        </w:rPr>
+        <w:t xml:space="preserve">• </w:t>
+      </w:r>
+      <w:r>
+        <w:rPr>
+          <w:rFonts w:ascii="Times New Roman" w:hAnsi="Times New Roman"/>
+          <w:b w:val="0"/>
+          <w:i/>
+          <w:sz w:val="22"/>
+        </w:rPr>
+        <w:t>S17.</w:t>
+      </w:r>
+      <w:r>
+        <w:rPr>
+          <w:rFonts w:ascii="Times New Roman" w:hAnsi="Times New Roman"/>
+          <w:b w:val="0"/>
+          <w:i w:val="0"/>
+          <w:sz w:val="22"/>
+        </w:rPr>
+        <w:t xml:space="preserve"> La Tabla 6 desglosada: los siete requisitos, brazo a brazo sobre los 102 brazos, con el primero que falla y por qué.</w:t>
+      </w:r>
+    </w:p>
+    <w:p>
+      <w:pPr>
+        <w:spacing w:after="80" w:line="276" w:lineRule="auto"/>
+        <w:ind w:left="504" w:hanging="504"/>
+        <w:jc w:val="both"/>
+      </w:pPr>
+      <w:r>
+        <w:rPr>
+          <w:rFonts w:ascii="Times New Roman" w:hAnsi="Times New Roman"/>
+          <w:b w:val="0"/>
+          <w:i w:val="0"/>
+          <w:sz w:val="22"/>
+        </w:rPr>
+        <w:t xml:space="preserve">• </w:t>
+      </w:r>
+      <w:r>
+        <w:rPr>
+          <w:rFonts w:ascii="Times New Roman" w:hAnsi="Times New Roman"/>
+          <w:b w:val="0"/>
+          <w:i/>
+          <w:sz w:val="22"/>
+        </w:rPr>
+        <w:t>S18.</w:t>
+      </w:r>
+      <w:r>
+        <w:rPr>
+          <w:rFonts w:ascii="Times New Roman" w:hAnsi="Times New Roman"/>
+          <w:b w:val="0"/>
+          <w:i w:val="0"/>
+          <w:sz w:val="22"/>
+        </w:rPr>
+        <w:t xml:space="preserve"> Los 82 juicios de riesgo de sesgo, uno por fila, con la frase firmada en que se apoya cada uno.</w:t>
+      </w:r>
+    </w:p>
+    <w:p>
+      <w:pPr>
+        <w:spacing w:after="80" w:line="276" w:lineRule="auto"/>
+        <w:ind w:left="504" w:hanging="504"/>
+        <w:jc w:val="both"/>
+      </w:pPr>
+      <w:r>
+        <w:rPr>
+          <w:rFonts w:ascii="Times New Roman" w:hAnsi="Times New Roman"/>
+          <w:b w:val="0"/>
+          <w:i w:val="0"/>
+          <w:sz w:val="22"/>
+        </w:rPr>
+        <w:t xml:space="preserve">• </w:t>
+      </w:r>
+      <w:r>
+        <w:rPr>
+          <w:rFonts w:ascii="Times New Roman" w:hAnsi="Times New Roman"/>
+          <w:b w:val="0"/>
+          <w:i/>
+          <w:sz w:val="22"/>
+        </w:rPr>
+        <w:t>S18b.</w:t>
+      </w:r>
+      <w:r>
+        <w:rPr>
+          <w:rFonts w:ascii="Times New Roman" w:hAnsi="Times New Roman"/>
+          <w:b w:val="0"/>
+          <w:i w:val="0"/>
+          <w:sz w:val="22"/>
+        </w:rPr>
+        <w:t xml:space="preserve"> Las frases del artículo cosechadas por tema, que acompañan pero no sustituyen a la firmada.</w:t>
+      </w:r>
+    </w:p>
+    <w:p>
+      <w:pPr>
+        <w:spacing w:after="80" w:line="276" w:lineRule="auto"/>
+        <w:ind w:left="504" w:hanging="504"/>
+        <w:jc w:val="both"/>
+      </w:pPr>
+      <w:r>
+        <w:rPr>
+          <w:rFonts w:ascii="Times New Roman" w:hAnsi="Times New Roman"/>
+          <w:b w:val="0"/>
+          <w:i w:val="0"/>
+          <w:sz w:val="22"/>
+        </w:rPr>
+        <w:t xml:space="preserve">• </w:t>
+      </w:r>
+      <w:r>
+        <w:rPr>
+          <w:rFonts w:ascii="Times New Roman" w:hAnsi="Times New Roman"/>
+          <w:b w:val="0"/>
+          <w:i/>
+          <w:sz w:val="22"/>
+        </w:rPr>
+        <w:t>S19.</w:t>
+      </w:r>
+      <w:r>
+        <w:rPr>
+          <w:rFonts w:ascii="Times New Roman" w:hAnsi="Times New Roman"/>
+          <w:b w:val="0"/>
+          <w:i w:val="0"/>
+          <w:sz w:val="22"/>
+        </w:rPr>
+        <w:t xml:space="preserve"> Qué modelo emitió las decisiones de cribado, cuándo, sobre qué ficheros, qué verificaron los autores y qué NO quedó registrado, marcado como dato faltante.</w:t>
+      </w:r>
+    </w:p>
+    <w:p>
+      <w:pPr>
+        <w:spacing w:after="80" w:line="276" w:lineRule="auto"/>
+        <w:ind w:left="504" w:hanging="504"/>
+        <w:jc w:val="both"/>
+      </w:pPr>
+      <w:r>
+        <w:rPr>
+          <w:rFonts w:ascii="Times New Roman" w:hAnsi="Times New Roman"/>
+          <w:b w:val="0"/>
+          <w:i w:val="0"/>
+          <w:sz w:val="22"/>
+        </w:rPr>
+        <w:t xml:space="preserve">• </w:t>
+      </w:r>
+      <w:r>
+        <w:rPr>
+          <w:rFonts w:ascii="Times New Roman" w:hAnsi="Times New Roman"/>
+          <w:b w:val="0"/>
+          <w:i/>
+          <w:sz w:val="22"/>
+        </w:rPr>
+        <w:t>S20.</w:t>
+      </w:r>
+      <w:r>
+        <w:rPr>
+          <w:rFonts w:ascii="Times New Roman" w:hAnsi="Times New Roman"/>
+          <w:b w:val="0"/>
+          <w:i w:val="0"/>
+          <w:sz w:val="22"/>
+        </w:rPr>
+        <w:t xml:space="preserve"> De qué informe salió cada uno de los 102 brazos, y con qué prueba se estableció el vínculo.</w:t>
+      </w:r>
+    </w:p>
+    <w:p>
+      <w:pPr>
+        <w:spacing w:after="80" w:line="276" w:lineRule="auto"/>
+        <w:ind w:left="504" w:hanging="504"/>
+        <w:jc w:val="both"/>
+      </w:pPr>
+      <w:r>
+        <w:rPr>
+          <w:rFonts w:ascii="Times New Roman" w:hAnsi="Times New Roman"/>
+          <w:b w:val="0"/>
+          <w:i w:val="0"/>
+          <w:sz w:val="22"/>
+        </w:rPr>
+        <w:t xml:space="preserve">• </w:t>
+      </w:r>
+      <w:r>
+        <w:rPr>
+          <w:rFonts w:ascii="Times New Roman" w:hAnsi="Times New Roman"/>
+          <w:b w:val="0"/>
+          <w:i/>
+          <w:sz w:val="22"/>
+        </w:rPr>
+        <w:t>S21.</w:t>
+      </w:r>
+      <w:r>
+        <w:rPr>
+          <w:rFonts w:ascii="Times New Roman" w:hAnsi="Times New Roman"/>
+          <w:b w:val="0"/>
+          <w:i w:val="0"/>
+          <w:sz w:val="22"/>
+        </w:rPr>
+        <w:t xml:space="preserve"> Los pares de estudios que pueden describir a los mismos pacientes, con la señal que los marcó y la frase literal.</w:t>
+      </w:r>
+    </w:p>
+    <w:p>
+      <w:pPr>
+        <w:spacing w:after="80" w:line="276" w:lineRule="auto"/>
+        <w:ind w:left="504" w:hanging="504"/>
+        <w:jc w:val="both"/>
+      </w:pPr>
+      <w:r>
+        <w:rPr>
+          <w:rFonts w:ascii="Times New Roman" w:hAnsi="Times New Roman"/>
+          <w:b w:val="0"/>
+          <w:i w:val="0"/>
+          <w:sz w:val="22"/>
+        </w:rPr>
+        <w:t xml:space="preserve">• </w:t>
+      </w:r>
+      <w:r>
+        <w:rPr>
+          <w:rFonts w:ascii="Times New Roman" w:hAnsi="Times New Roman"/>
+          <w:b w:val="0"/>
+          <w:i/>
+          <w:sz w:val="22"/>
+        </w:rPr>
+        <w:t>S22.</w:t>
+      </w:r>
+      <w:r>
+        <w:rPr>
+          <w:rFonts w:ascii="Times New Roman" w:hAnsi="Times New Roman"/>
+          <w:b w:val="0"/>
+          <w:i w:val="0"/>
+          <w:sz w:val="22"/>
+        </w:rPr>
+        <w:t xml:space="preserve"> Para cada variable de estratificación, cuántos estudios la declaran en el texto completo, cuántos la mencionan sin poder clasificarla, cuántos callan y de cuántos no hay texto.</w:t>
       </w:r>
     </w:p>
     <w:p>

--- a/paper/docx/informe_extendido.docx
+++ b/paper/docx/informe_extendido.docx
@@ -133,7 +133,7 @@
           <w:i w:val="0"/>
           <w:sz w:val="22"/>
         </w:rPr>
-        <w:t xml:space="preserve"> resumen 262; texto principal 7 726.</w:t>
+        <w:t xml:space="preserve"> resumen 262; texto principal 7 856.</w:t>
       </w:r>
     </w:p>
     <w:p>
@@ -1565,7 +1565,7 @@
           <w:i/>
           <w:sz w:val="22"/>
         </w:rPr>
-        <w:t>Los juicios se emiten por consenso entre los dos autores, no por duplicado independiente.</w:t>
+        <w:t>Los juicios se emiten por duplicado independiente y se resuelven por consenso.</w:t>
       </w:r>
       <w:r>
         <w:rPr>
@@ -1574,7 +1574,7 @@
           <w:i w:val="0"/>
           <w:sz w:val="22"/>
         </w:rPr>
-        <w:t xml:space="preserve"> A diferencia de la extracción de datos (sección 2.6), esta evaluación no admite una medida de concordancia entre revisores, y no se reporta ninguna. La limitación consta en la sección 4.4.</w:t>
+        <w:t xml:space="preserve"> Cada autor evalúa por separado, con el artículo delante, y los desacuerdos se discuten uno a uno hasta acordar un juicio. La concordancia previa al consenso se reporta en la sección 3.7, igual que la de la extracción de datos (sección 2.6). Un estudio, incorporado a la evaluación después de las demás, tiene una sola lectura y se declara como tal.</w:t>
       </w:r>
     </w:p>
     <w:p>
@@ -2090,7 +2090,7 @@
           <w:i w:val="0"/>
           <w:sz w:val="22"/>
         </w:rPr>
-        <w:t>, que agrupan 170 informes: 114 con un solo informe y 22 con varios, hasta un máximo de once informes de un mismo ensayo.</w:t>
+        <w:t>, que agrupan 170 informes: 114 con un solo informe y 22 con varios, hasta un máximo de once informes de un mismo ensayo. Los 134 informes de registro de ensayos no son una corriente aparte de esa cifra: están dentro de los 23 057 identificados (121 de ClinicalTrials.gov, 10 de CTIS y 3 de EudraCT), y el diagrama los separa a partir del cribado porque PRISMA 2020 pide declarar las dos corrientes.</w:t>
       </w:r>
     </w:p>
     <w:p>
@@ -3992,7 +3992,7 @@
           <w:i w:val="0"/>
           <w:sz w:val="22"/>
         </w:rPr>
-        <w:t>De los 3 estudios evaluados con RoB 2, el juicio global es de bajo riesgo en 1 y de algunas preocupaciones en 2. De los 8 estudios evaluados con ROBINS-I, el juicio global es sin información para juzgar en 1 y de riesgo grave en 7. El dominio que más juicios desfavorables concentra en ROBINS-I —alto riesgo en RoB 2; grave o crítico en ROBINS-I— es «sesgo por confusión», con 7 de 8. Los 82 juicios se emitieron en una evaluación única acordada entre los dos autores; al no haber dos lecturas independientes, no se reporta concordancia entre revisores.</w:t>
+        <w:t>De los 3 estudios evaluados con RoB 2, el juicio global es de bajo riesgo en 1 y de algunas preocupaciones en 2. De los 8 estudios evaluados con ROBINS-I, el juicio global es sin información para juzgar en 1 y de riesgo grave en 7. El dominio que más juicios desfavorables concentra en ROBINS-I —alto riesgo en RoB 2; grave o crítico en ROBINS-I— es «sesgo por confusión», con 7 de 8. Los dos revisores evaluaron por separado 10 de los 11 estudios evaluables y coincidieron en 62 de los 74 juicios comparables (83,8 %; kappa de Cohen 0,78). Los 12 restantes se discutieron uno a uno y se resolvieron por consenso, los 12 en la misma dirección. El estudio restante se evaluó en un cuaderno aparte y tiene una sola lectura.</w:t>
       </w:r>
     </w:p>
     <w:p>
@@ -6672,7 +6672,7 @@
           <w:i w:val="0"/>
           <w:sz w:val="22"/>
         </w:rPr>
-        <w:t xml:space="preserve"> este informe describe la completitud con que se reportan los desenlaces (sección 3.5), pero no presenta estimaciones de eficacia ni certeza GRADE (sección 2.7): es una caracterización del cuerpo de evidencia, no una síntesis de sus resultados. El riesgo de sesgo se evalúa solo en los estudios comparativos con texto completo, a nivel de dominio y por consenso, de modo que hereda el sesgo de recuperación y no admite medida de concordancia entre revisores. </w:t>
+        <w:t xml:space="preserve"> este informe describe la completitud con que se reportan los desenlaces (sección 3.5), pero no presenta estimaciones de eficacia ni certeza GRADE (sección 2.7): es una caracterización del cuerpo de evidencia, no una síntesis de sus resultados. El riesgo de sesgo se evalúa solo en los estudios comparativos con texto completo, a nivel de dominio y por consenso, de modo que hereda el sesgo de recuperación y la concordancia previa al consenso fue del 83,8 % (62 de 74 juicios; kappa de Cohen 0,78), con 12 desacuerdos resueltos todos en la misma dirección. </w:t>
       </w:r>
       <w:r>
         <w:rPr>
@@ -10679,7 +10679,7 @@
                 <w:i w:val="0"/>
                 <w:sz w:val="18"/>
               </w:rPr>
-              <w:t>% de los 78 con texto completo</w:t>
+              <w:t>% de los 78 brazos legibles</w:t>
             </w:r>
           </w:p>
         </w:tc>

--- a/paper/docx/informe_extendido.docx
+++ b/paper/docx/informe_extendido.docx
@@ -133,7 +133,7 @@
           <w:i w:val="0"/>
           <w:sz w:val="22"/>
         </w:rPr>
-        <w:t xml:space="preserve"> resumen 262; texto principal 7 856.</w:t>
+        <w:t xml:space="preserve"> resumen 262; texto principal 8 680.</w:t>
       </w:r>
     </w:p>
     <w:p>
@@ -343,7 +343,7 @@
           <w:i/>
           <w:sz w:val="22"/>
         </w:rPr>
-        <w:t>47 salieron del corpus</w:t>
+        <w:t>51 salieron del corpus</w:t>
       </w:r>
       <w:r>
         <w:rPr>
@@ -379,7 +379,7 @@
           <w:i/>
           <w:sz w:val="22"/>
         </w:rPr>
-        <w:t>136</w:t>
+        <w:t>132</w:t>
       </w:r>
       <w:r>
         <w:rPr>
@@ -388,7 +388,7 @@
           <w:i w:val="0"/>
           <w:sz w:val="22"/>
         </w:rPr>
-        <w:t xml:space="preserve">, 94 con publicación recuperable. Casos únicos, 44,7 %; comparativos, 10,6 %; sin clase de resistencia asignable, 75,5 %. Se obtuvo el texto completo de 70 (74,5 %), y lo que falta concentra el 60,0 % de los comparativos; el criterio de idioma eliminó 35 estudios más. En 69 de los 102 brazos (67,6 %) no consta definición operativa del éxito clínico, y solo 2 reúnen diseño comparativo, numerador, denominador y definición. Descontado el que mide tiempo, </w:t>
+        <w:t xml:space="preserve">, 90 con publicación recuperable. Casos únicos, 44,4 %; comparativos, 10,0 %; sin clase de resistencia asignable, 74,4 %. Se obtuvo el texto completo de 66 (73,3 %), y lo que falta concentra el 66,7 % de los comparativos; el criterio de idioma eliminó 35 estudios más. En 68 de los 98 brazos (69,4 %) no consta definición operativa del éxito clínico, y solo 2 reúnen diseño comparativo, numerador, denominador y definición. Descontado el que mide tiempo, </w:t>
       </w:r>
       <w:r>
         <w:rPr>
@@ -1048,7 +1048,7 @@
           <w:i w:val="0"/>
           <w:sz w:val="22"/>
         </w:rPr>
-        <w:t>Las ecuaciones las diseñó y ejecutó D.V., interrogando cada interfaz directamente; no las generó ni las ejecutó el modelo de lenguaje cuya intervención se declara en la sección 2.4. Se aportan íntegras como suplemento, con la sintaxis literal de cada interfaz, el número de resultados y la fecha, de modo que cualquiera puede repetirlas. BVS y SciELO se incluyeron para no inclinar la revisión hacia la literatura anglosajona, y aportaron 2 de los 233 informes que llegaron a texto completo: cubren Iberoamérica, y de los 37 estudios que declaran procedencia, 14 son de Rusia, Polonia, Georgia o Ucrania.</w:t>
+        <w:t>Las ecuaciones las diseñó y ejecutó D.V., interrogando cada interfaz directamente; no las generó ni las ejecutó el modelo de lenguaje cuya intervención se declara en la sección 2.4. Se aportan íntegras como suplemento, con la sintaxis literal de cada interfaz, el número de resultados y la fecha, de modo que cualquiera puede repetirlas. BVS y SciELO se incluyeron para no inclinar la revisión hacia la literatura anglosajona, y aportaron 2 de los 233 informes que llegaron a texto completo: cubren Iberoamérica, y de los 35 estudios que declaran procedencia, 13 son de Rusia, Polonia, Georgia o Ucrania.</w:t>
       </w:r>
     </w:p>
     <w:p>
@@ -1459,7 +1459,7 @@
           <w:i w:val="0"/>
           <w:sz w:val="22"/>
         </w:rPr>
-        <w:t xml:space="preserve"> entre los dos revisores. Un revisor extrajo los 124 estudios que entonces tenían publicación recuperable —94 tras las exclusiones de la sección 3.1.1— y el segundo extrajo 122 de ellos, de modo que el 98 % del corpus tiene doble extracción. Sobre las 130 filas de brazo comparables se registraron 541 desacuerdos de valor; la concordancia, medida antes de resolverlos, fue del 78 % de acuerdo mediano y una kappa de Cohen mediana de 0,62 sobre los 8 de 9 campos categóricos en que resulta informativa, con un recorrido del 64 % al 100 % según la variable. Las discrepancias se resolvieron por consenso entre los dos revisores, con registro de quién resolvió y cuándo: hay 539 de 541 adjudicadas. Las 2 restantes se habían cerrado antes aplicando una regla mecánica sobre una comparación posteriormente rehecha, de modo que no llevan firma conjunta y no se cuentan como consenso. Las 14 que quedaron abiertas —10 por el diseño del estudio, donde el formulario no ofrecía la opción que los revisores necesitaban, y 4 por datos que exigían releer el artículo— se firmaron por consenso el 14 de septiembre de 2026. El registro completo, resuelto a resuelto, se aporta como suplemento.</w:t>
+        <w:t xml:space="preserve"> entre los dos revisores. Un revisor extrajo los 124 estudios que entonces tenían publicación recuperable —90 tras las exclusiones de la sección 3.1.1— y el segundo extrajo 122 de ellos, de modo que el 98 % del corpus tiene doble extracción. Sobre las 130 filas de brazo comparables se registraron 541 desacuerdos de valor; la concordancia, medida antes de resolverlos, fue del 78 % de acuerdo mediano y una kappa de Cohen mediana de 0,62 sobre los 8 de 9 campos categóricos en que resulta informativa, con un recorrido del 64 % al 100 % según la variable. Las discrepancias se resolvieron por consenso entre los dos revisores, con registro de quién resolvió y cuándo: hay 539 de 541 adjudicadas. Las 2 restantes se habían cerrado antes aplicando una regla mecánica sobre una comparación posteriormente rehecha, de modo que no llevan firma conjunta y no se cuentan como consenso. Las 14 que quedaron abiertas —10 por el diseño del estudio, donde el formulario no ofrecía la opción que los revisores necesitaban, y 4 por datos que exigían releer el artículo— se firmaron por consenso el 14 de septiembre de 2026. El registro completo, resuelto a resuelto, se aporta como suplemento.</w:t>
       </w:r>
     </w:p>
     <w:p>
@@ -1470,10 +1470,33 @@
         <w:rPr>
           <w:rFonts w:ascii="Times New Roman" w:hAnsi="Times New Roman"/>
           <w:b w:val="0"/>
+          <w:i/>
+          <w:sz w:val="22"/>
+        </w:rPr>
+        <w:t>Relectura dirigida tras la adjudicación.</w:t>
+      </w:r>
+      <w:r>
+        <w:rPr>
+          <w:rFonts w:ascii="Times New Roman" w:hAnsi="Times New Roman"/>
+          <w:b w:val="0"/>
           <w:i w:val="0"/>
           <w:sz w:val="22"/>
         </w:rPr>
-        <w:t>La caracterización estructural del corpus (secciones 3.1 a 3.4, tablas 1 a 4) procede de una pre-extracción sistemática desde el resumen de los 94 estudios vigentes, realizada con el mismo esquema de variables y marcada como parcial en cada registro. La completitud de reporte por desenlace (sección 3.5, tabla 5) procede en cambio de la extracción adjudicada, y se identifica como tal en cada cifra. Este informe no presenta estimaciones de eficacia: caracteriza la estructura del cuerpo de evidencia, su recuperabilidad y la completitud de su reporte, con tres componentes medidos —la recuperabilidad del informe (secciones 3.1 y 3.2), la completitud de reporte estructural (sección 3.4) y la completitud de reporte de desenlaces (sección 3.5)—.</w:t>
+        <w:t xml:space="preserve"> Tres preguntas no se podían contestar con el formulario y se respondieron volviendo al artículo, con un cuaderno por pregunta en el que cada conclusión lleva la frase o la tabla en que se apoya y la firma de los dos autores, fechada el 30 de septiembre de 2026: la clase de resistencia de los 70 estudios que entonces tenían texto completo, comprobada contra el antibiograma publicado (sección 3.4, anexo S23); el comparador, el tiempo cero, el tiempo de evaluación, las cointervenciones, las pérdidas y el estimando de los 14 estudios con diseño comparativo, 11 de ellos con texto (sección 3.7, anexo S24), y los pares de estudios que podían describir a los mismos pacientes (sección 4.4, anexo S21). La relectura la hicieron los dos autores, que leyeron cada uno los artículos completos y comprobaron contra la figura los antibiogramas que el artículo solo da en imagen; además, cada frase citada se buscó de forma automática en el texto de su PDF. Las correcciones que la relectura deja inequívocas entran en la extracción como correcciones firmadas, con el valor anterior y la cita; las que dejaban un brazo con más de un valor, y las exclusiones que la relectura puso de manifiesto, las decidieron y firmaron los dos autores el 1 de octubre de 2026.</w:t>
+      </w:r>
+    </w:p>
+    <w:p>
+      <w:pPr>
+        <w:jc w:val="both"/>
+      </w:pPr>
+      <w:r>
+        <w:rPr>
+          <w:rFonts w:ascii="Times New Roman" w:hAnsi="Times New Roman"/>
+          <w:b w:val="0"/>
+          <w:i w:val="0"/>
+          <w:sz w:val="22"/>
+        </w:rPr>
+        <w:t>La caracterización estructural del corpus (secciones 3.1 a 3.4, tablas 1 a 4) procede de una pre-extracción sistemática desde el resumen de los 90 estudios vigentes, realizada con el mismo esquema de variables y marcada como parcial en cada registro. La completitud de reporte por desenlace (sección 3.5, tabla 5) procede en cambio de la extracción adjudicada, y se identifica como tal en cada cifra. Este informe no presenta estimaciones de eficacia: caracteriza la estructura del cuerpo de evidencia, su recuperabilidad y la completitud de su reporte, con tres componentes medidos —la recuperabilidad del informe (secciones 3.1 y 3.2), la completitud de reporte estructural (sección 3.4) y la completitud de reporte de desenlaces (sección 3.5)—.</w:t>
       </w:r>
     </w:p>
     <w:p>
@@ -1519,7 +1542,7 @@
           <w:i w:val="0"/>
           <w:sz w:val="22"/>
         </w:rPr>
-        <w:t>: 11 de los 14 que el diseño adjudicado sobre el artículo identifica como comparativos. Los ensayos aleatorizados con RoB 2 (10) y los no aleatorizados y las cohortes con ROBINS-I (11). El estudio restante es un ensayo aleatorizado sin texto completo: no se evalúa, y tampoco recibe un juicio desfavorable por esa razón.</w:t>
+        <w:t>: 10 de los 13 que el diseño adjudicado sobre el artículo identifica como comparativos. Los ensayos aleatorizados con RoB 2 (10) y los no aleatorizados y las cohortes con ROBINS-I (11). El estudio restante es un ensayo aleatorizado sin texto completo: no se evalúa, y tampoco recibe un juicio desfavorable por esa razón.</w:t>
       </w:r>
     </w:p>
     <w:p>
@@ -1597,7 +1620,7 @@
           <w:i w:val="0"/>
           <w:sz w:val="22"/>
         </w:rPr>
-        <w:t>, y el motivo no depende de lo anterior: califica la certeza de una estimación agrupada y esta revisión no presenta ninguna. La sección 3.5 muestra que solo 2 de los 102 brazos reúnen los requisitos mínimos para agregar, y ninguno los conserva tras aplicar los criterios de elegibilidad. Calificar la certeza de un resultado que no existe sería un trámite, no una evaluación (14).</w:t>
+        <w:t>, y el motivo no depende de lo anterior: califica la certeza de una estimación agrupada y esta revisión no presenta ninguna. La sección 3.5 muestra que solo 2 de los 98 brazos reúnen los requisitos mínimos para agregar, y ninguno los conserva tras aplicar los criterios de elegibilidad. Calificar la certeza de un resultado que no existe sería un trámite, no una evaluación (14).</w:t>
       </w:r>
     </w:p>
     <w:p>
@@ -1611,7 +1634,7 @@
           <w:i w:val="0"/>
           <w:sz w:val="22"/>
         </w:rPr>
-        <w:t>La sección 3.7 reporta los 82 juicios y la tabla de dominios.</w:t>
+        <w:t>La sección 3.7 reporta los 74 juicios y la tabla de dominios.</w:t>
       </w:r>
     </w:p>
     <w:p>
@@ -1913,7 +1936,7 @@
           <w:i/>
           <w:sz w:val="22"/>
         </w:rPr>
-        <w:t>aplicado a los 24 estudios que siguen sin texto completo, el corpus pasaría de 136 a 112 estudios, los comparativos de 10 a 4 y los ensayos aleatorizados de 7 a 3</w:t>
+        <w:t>aplicado a los 24 estudios que siguen sin texto completo, el corpus pasaría de 132 a 108 estudios, los comparativos de 9 a 3 y los ensayos aleatorizados de 7 a 3</w:t>
       </w:r>
       <w:r>
         <w:rPr>
@@ -1940,7 +1963,7 @@
           <w:i w:val="0"/>
           <w:sz w:val="22"/>
         </w:rPr>
-        <w:t>. Es decir, el sesgo de recuperación que la sección 3.2 mide dejaría de poder medirse, porque el criterio lo elimina por definición en lugar de resolverlo. Esta revisión no lo aplica de esa forma, y el lector debe saber que la cifra del 74,5 % convive con una exclusión que, generalizada, la volvería vacía.</w:t>
+        <w:t>. Es decir, el sesgo de recuperación que la sección 3.2 mide dejaría de poder medirse, porque el criterio lo elimina por definición en lugar de resolverlo. Esta revisión no lo aplica de esa forma, y el lector debe saber que la cifra del 73,3 % convive con una exclusión que, generalizada, la volvería vacía.</w:t>
       </w:r>
     </w:p>
     <w:p>
@@ -2063,7 +2086,7 @@
           <w:i/>
           <w:sz w:val="22"/>
         </w:rPr>
-        <w:t>47 de ellos salieron del corpus</w:t>
+        <w:t>51 de ellos salieron del corpus</w:t>
       </w:r>
       <w:r>
         <w:rPr>
@@ -2081,7 +2104,7 @@
           <w:i/>
           <w:sz w:val="22"/>
         </w:rPr>
-        <w:t>136 estudios</w:t>
+        <w:t>132 estudios</w:t>
       </w:r>
       <w:r>
         <w:rPr>
@@ -2090,7 +2113,7 @@
           <w:i w:val="0"/>
           <w:sz w:val="22"/>
         </w:rPr>
-        <w:t>, que agrupan 170 informes: 114 con un solo informe y 22 con varios, hasta un máximo de once informes de un mismo ensayo. Los 134 informes de registro de ensayos no son una corriente aparte de esa cifra: están dentro de los 23 057 identificados (121 de ClinicalTrials.gov, 10 de CTIS y 3 de EudraCT), y el diagrama los separa a partir del cribado porque PRISMA 2020 pide declarar las dos corrientes.</w:t>
+        <w:t>, que agrupan 166 informes: 110 con un solo informe y 22 con varios, hasta un máximo de once informes de un mismo ensayo. Los 134 informes de registro de ensayos no son una corriente aparte de esa cifra: están dentro de los 23 057 identificados (121 de ClinicalTrials.gov, 10 de CTIS y 3 de EudraCT), y el diagrama los separa a partir del cribado porque PRISMA 2020 pide declarar las dos corrientes.</w:t>
       </w:r>
     </w:p>
     <w:p>
@@ -2104,7 +2127,7 @@
           <w:i w:val="0"/>
           <w:sz w:val="22"/>
         </w:rPr>
-        <w:t>3.1.1 Los 47 estudios que el cribado admitió y que salieron después</w:t>
+        <w:t>3.1.1 Los 51 estudios que el cribado admitió y que salieron después</w:t>
       </w:r>
     </w:p>
     <w:p>
@@ -2118,7 +2141,7 @@
           <w:i/>
           <w:sz w:val="22"/>
         </w:rPr>
-        <w:t>Treinta salieron al juzgarlos sobre su publicación.</w:t>
+        <w:t>Treinta y cuatro salieron al juzgarlos sobre su publicación.</w:t>
       </w:r>
       <w:r>
         <w:rPr>
@@ -2136,7 +2159,7 @@
           <w:i/>
           <w:sz w:val="22"/>
         </w:rPr>
-        <w:t>Veinticinco</w:t>
+        <w:t>Veintinueve</w:t>
       </w:r>
       <w:r>
         <w:rPr>
@@ -2154,7 +2177,7 @@
           <w:i/>
           <w:sz w:val="22"/>
         </w:rPr>
-        <w:t>Once</w:t>
+        <w:t>Quince</w:t>
       </w:r>
       <w:r>
         <w:rPr>
@@ -2181,7 +2204,7 @@
           <w:i w:val="0"/>
           <w:sz w:val="22"/>
         </w:rPr>
-        <w:t xml:space="preserve"> en ningún paciente —aparece en el espectro declarado del producto de fagos, en la introducción o en la lista de referencias—; uno de ellos no nombra microorganismo alguno. </w:t>
+        <w:t xml:space="preserve"> en ningún paciente —aparece en el espectro declarado del producto de fagos, en la introducción, en la discusión o en la lista de referencias—; uno de ellos no nombra microorganismo alguno. Cuatro de ellos se detectaron al comprobar la clase de resistencia contra el artículo (sección 3.4), y los excluyeron los dos autores el 1 de octubre de 2026. </w:t>
       </w:r>
       <w:r>
         <w:rPr>
@@ -2357,7 +2380,7 @@
           <w:i w:val="0"/>
           <w:sz w:val="22"/>
         </w:rPr>
-        <w:t xml:space="preserve">, el cuerpo de los cuatro artículos es mayoritariamente cirílico —entre tres cuartas partes y la práctica totalidad de sus caracteres—; lo que está en alfabeto latino es el resumen, las palabras clave y las referencias. El sitio no ofrece versión inglesa por ninguna de sus tres rutas. Uno de los cuatro falla además por población, del mismo modo que los diez anteriores: sus pacientes tenían </w:t>
+        <w:t xml:space="preserve">, el cuerpo de los cuatro artículos es mayoritariamente cirílico —entre tres cuartas partes y la práctica totalidad de sus caracteres—; lo que está en alfabeto latino es el resumen, las palabras clave y las referencias. El sitio no ofrece versión inglesa por ninguna de sus tres rutas. Uno de los cuatro falla además por población, del mismo modo que casi todos los anteriores: sus pacientes tenían </w:t>
       </w:r>
       <w:r>
         <w:rPr>
@@ -2511,7 +2534,7 @@
           <w:i w:val="0"/>
           <w:sz w:val="22"/>
         </w:rPr>
-        <w:t xml:space="preserve"> a un resumen elegible; distinguirlos exige abrir el artículo. La sección 2.4 declara que los registros que el modelo excluyó no los releyó ningún humano. Estos 23 son la otra cara de esa limitación, y son el </w:t>
+        <w:t xml:space="preserve"> a un resumen elegible; distinguirlos exige abrir el artículo. La sección 2.4 declara que los registros que el modelo excluyó no los releyó ningún humano. Estos 27 son la otra cara de esa limitación, y son el </w:t>
       </w:r>
       <w:r>
         <w:rPr>
@@ -2520,7 +2543,7 @@
           <w:i/>
           <w:sz w:val="22"/>
         </w:rPr>
-        <w:t>24,7 %</w:t>
+        <w:t>29,0 %</w:t>
       </w:r>
       <w:r>
         <w:rPr>
@@ -2810,7 +2833,7 @@
           <w:i w:val="0"/>
           <w:sz w:val="22"/>
         </w:rPr>
-        <w:t xml:space="preserve">De los 136 estudios, </w:t>
+        <w:t xml:space="preserve">De los 132 estudios, </w:t>
       </w:r>
       <w:r>
         <w:rPr>
@@ -2819,7 +2842,7 @@
           <w:i/>
           <w:sz w:val="22"/>
         </w:rPr>
-        <w:t>94 tienen publicación recuperable</w:t>
+        <w:t>90 tienen publicación recuperable</w:t>
       </w:r>
       <w:r>
         <w:rPr>
@@ -2828,7 +2851,7 @@
           <w:i w:val="0"/>
           <w:sz w:val="22"/>
         </w:rPr>
-        <w:t xml:space="preserve">: 91 artículos y 3 que solo existen como resumen de congreso. Los </w:t>
+        <w:t xml:space="preserve">: 87 artículos y 3 que solo existen como resumen de congreso. Los </w:t>
       </w:r>
       <w:r>
         <w:rPr>
@@ -2915,7 +2938,7 @@
           <w:i/>
           <w:sz w:val="22"/>
         </w:rPr>
-        <w:t>70 de los 94 estudios recuperables (74,5 %)</w:t>
+        <w:t>66 de los 90 estudios recuperables (73,3 %)</w:t>
       </w:r>
       <w:r>
         <w:rPr>
@@ -2974,7 +2997,7 @@
           <w:i w:val="0"/>
           <w:sz w:val="22"/>
         </w:rPr>
-        <w:t xml:space="preserve"> (Tabla 3). Contiene 6 de los 10 estudios comparativos, el </w:t>
+        <w:t xml:space="preserve"> (Tabla 3). Contiene 6 de los 9 estudios comparativos, el </w:t>
       </w:r>
       <w:r>
         <w:rPr>
@@ -2983,7 +3006,7 @@
           <w:i/>
           <w:sz w:val="22"/>
         </w:rPr>
-        <w:t>60,0 %</w:t>
+        <w:t>66,7 %</w:t>
       </w:r>
       <w:r>
         <w:rPr>
@@ -3093,7 +3116,7 @@
           <w:i/>
           <w:sz w:val="22"/>
         </w:rPr>
-        <w:t>42 reportes de caso único (44,7 %)</w:t>
+        <w:t>40 reportes de caso único (44,4 %)</w:t>
       </w:r>
       <w:r>
         <w:rPr>
@@ -3102,7 +3125,7 @@
           <w:i w:val="0"/>
           <w:sz w:val="22"/>
         </w:rPr>
-        <w:t xml:space="preserve">, 18 series de casos, 13 cohortes prospectivas, 7 ensayos aleatorizados, 3 ensayos no aleatorizados y 3 cohortes retrospectivas. Otros 8 no declaran su diseño de forma reconocible en el resumen. Los comparativos suman </w:t>
+        <w:t xml:space="preserve">, 18 series de casos, 12 cohortes prospectivas, 7 ensayos aleatorizados, 2 ensayos no aleatorizados y 3 cohortes retrospectivas. Otros 8 no declaran su diseño de forma reconocible en el resumen. Los comparativos suman </w:t>
       </w:r>
       <w:r>
         <w:rPr>
@@ -3111,7 +3134,7 @@
           <w:i/>
           <w:sz w:val="22"/>
         </w:rPr>
-        <w:t>10 estudios, el 10,6 %</w:t>
+        <w:t>9 estudios, el 10,0 %</w:t>
       </w:r>
       <w:r>
         <w:rPr>
@@ -3205,7 +3228,7 @@
           <w:i/>
           <w:sz w:val="22"/>
         </w:rPr>
-        <w:t>75,5 %</w:t>
+        <w:t>74,4 %</w:t>
       </w:r>
       <w:r>
         <w:rPr>
@@ -3214,7 +3237,7 @@
           <w:i w:val="0"/>
           <w:sz w:val="22"/>
         </w:rPr>
-        <w:t xml:space="preserve"> de los estudios: el 61,7 % no la menciona en absoluto y un 13,8 % adicional la menciona en términos que no permiten clasificarla. Para estratificar por resistencia, que es lo que hacen las síntesis publicadas, ambos casos son igual de inservibles.</w:t>
+        <w:t xml:space="preserve"> de los estudios: el 60,0 % no la menciona en absoluto y un 14,4 % adicional la menciona en términos que no permiten clasificarla. Para estratificar por resistencia, que es lo que hacen las síntesis publicadas, ambos casos son igual de inservibles.</w:t>
       </w:r>
     </w:p>
     <w:p>
@@ -3257,7 +3280,7 @@
           <w:i/>
           <w:sz w:val="22"/>
         </w:rPr>
-        <w:t>52,1 %</w:t>
+        <w:t>51,1 %</w:t>
       </w:r>
       <w:r>
         <w:rPr>
@@ -3327,7 +3350,7 @@
           <w:i/>
           <w:sz w:val="22"/>
         </w:rPr>
-        <w:t>38,3 %</w:t>
+        <w:t>35,6 %</w:t>
       </w:r>
       <w:r>
         <w:rPr>
@@ -3397,7 +3420,7 @@
           <w:i/>
           <w:sz w:val="22"/>
         </w:rPr>
-        <w:t>97,9 %</w:t>
+        <w:t>97,8 %</w:t>
       </w:r>
       <w:r>
         <w:rPr>
@@ -3429,7 +3452,7 @@
           <w:i/>
           <w:sz w:val="22"/>
         </w:rPr>
-        <w:t>En 4 de los 102 brazos la clase declarada queda por debajo del umbral de multirresistencia</w:t>
+        <w:t>En 8 de los 98 brazos la clase queda por debajo del umbral de multirresistencia</w:t>
       </w:r>
       <w:r>
         <w:rPr>
@@ -3438,7 +3461,102 @@
           <w:i w:val="0"/>
           <w:sz w:val="22"/>
         </w:rPr>
-        <w:t xml:space="preserve"> (EST-001 A, EST-003 B, EST-094 A, EST-108 A). 2 son estratos dentro de estudios que sí incluyen pacientes multirresistentes, y no comprometen la elegibilidad del estudio. Los otros 2 —EST-001 y EST-094— son estudios de un solo brazo, y su único paciente no es multirresistente según la codificación de los propios revisores. Los dos se mantienen en el corpus por decisión firmada de los dos autores el 22 de septiembre de 2026, y se declaran aquí para que el lector pueda descontarlos.</w:t>
+        <w:t xml:space="preserve"> (EST-001 A, EST-003 B, EST-053 A, EST-057 A, EST-088 A, EST-094 A, EST-106 A, EST-108 A). 2 son estratos dentro de estudios que sí incluyen pacientes multirresistentes, y no comprometen la elegibilidad del estudio. Los otros 6 —EST-001, EST-053, EST-057, EST-088, EST-094 y EST-106— son estudios de un solo brazo cuyo único paciente no es multirresistente. EST-001 y EST-094 se mantienen en el corpus por decisión firmada de los dos autores el 22 de septiembre de 2026, y EST-053, EST-057 y EST-088, que quedaron por debajo del umbral al comprobar su clase contra el artículo (párrafo siguiente), por la misma decisión firmada el 1 de octubre; la permanencia de EST-106, que pasó por debajo del umbral al resolverse su clase ese mismo día, está pendiente de la firma de los dos autores. Todos se declaran aquí para que el lector pueda descontarlos.</w:t>
+      </w:r>
+    </w:p>
+    <w:p>
+      <w:pPr>
+        <w:jc w:val="both"/>
+      </w:pPr>
+      <w:r>
+        <w:rPr>
+          <w:rFonts w:ascii="Times New Roman" w:hAnsi="Times New Roman"/>
+          <w:b w:val="0"/>
+          <w:i/>
+          <w:sz w:val="22"/>
+        </w:rPr>
+        <w:t>La clase se comprobó después contra el artículo.</w:t>
+      </w:r>
+      <w:r>
+        <w:rPr>
+          <w:rFonts w:ascii="Times New Roman" w:hAnsi="Times New Roman"/>
+          <w:b w:val="0"/>
+          <w:i w:val="0"/>
+          <w:sz w:val="22"/>
+        </w:rPr>
+        <w:t xml:space="preserve"> Los dos autores releyeron los 70 estudios que entonces tenían texto completo, buscaron el antibiograma y aplicaron las definiciones de Magiorakos et al.; cada conclusión lleva la frase o la tabla del artículo en que se apoya y la firma de los dos (anexo S23). En 9 la lectura no encontró ningún paciente con </w:t>
+      </w:r>
+      <w:r>
+        <w:rPr>
+          <w:rFonts w:ascii="Times New Roman" w:hAnsi="Times New Roman"/>
+          <w:b w:val="0"/>
+          <w:i/>
+          <w:sz w:val="22"/>
+        </w:rPr>
+        <w:t>P. aeruginosa</w:t>
+      </w:r>
+      <w:r>
+        <w:rPr>
+          <w:rFonts w:ascii="Times New Roman" w:hAnsi="Times New Roman"/>
+          <w:b w:val="0"/>
+          <w:i w:val="0"/>
+          <w:sz w:val="22"/>
+        </w:rPr>
+        <w:t xml:space="preserve"> tratado con fagos. Los dos autores excluyeron 4 con el código ORG (EST-009, EST-055, EST-181 y EST-208; sección 3.1.1) y mantuvieron 5, que se declaran aquí con lo que el artículo dice: en EST-152 y EST-170 la única mención de </w:t>
+      </w:r>
+      <w:r>
+        <w:rPr>
+          <w:rFonts w:ascii="Times New Roman" w:hAnsi="Times New Roman"/>
+          <w:b w:val="0"/>
+          <w:i/>
+          <w:sz w:val="22"/>
+        </w:rPr>
+        <w:t>P. aeruginosa</w:t>
+      </w:r>
+      <w:r>
+        <w:rPr>
+          <w:rFonts w:ascii="Times New Roman" w:hAnsi="Times New Roman"/>
+          <w:b w:val="0"/>
+          <w:i w:val="0"/>
+          <w:sz w:val="22"/>
+        </w:rPr>
+        <w:t xml:space="preserve"> es la descripción del paciente de otro estudio del corpus (EST-049 y EST-106); en EST-132 solo figura en la composición del cóctel empírico, sin desglose por organismo, y en EST-129 y EST-135 el paciente tuvo </w:t>
+      </w:r>
+      <w:r>
+        <w:rPr>
+          <w:rFonts w:ascii="Times New Roman" w:hAnsi="Times New Roman"/>
+          <w:b w:val="0"/>
+          <w:i/>
+          <w:sz w:val="22"/>
+        </w:rPr>
+        <w:t>P. aeruginosa</w:t>
+      </w:r>
+      <w:r>
+        <w:rPr>
+          <w:rFonts w:ascii="Times New Roman" w:hAnsi="Times New Roman"/>
+          <w:b w:val="0"/>
+          <w:i w:val="0"/>
+          <w:sz w:val="22"/>
+        </w:rPr>
+        <w:t xml:space="preserve">, pero el fago no se dirigió contra ella. Lo mismo ocurre en EST-051 y EST-096, que también se mantienen. De los 66 estudios con texto completo que quedan en el corpus, la clase pudo comprobarse en 30: en 22 contra un antibiograma impreso y en 8 contra una descripción de la sensibilidad en el texto; en 31 no hay con qué comprobarla —el antibiograma no se publica o está en un material suplementario que no se obtuvo—, y los 5 restantes son los mantenidos sin </w:t>
+      </w:r>
+      <w:r>
+        <w:rPr>
+          <w:rFonts w:ascii="Times New Roman" w:hAnsi="Times New Roman"/>
+          <w:b w:val="0"/>
+          <w:i/>
+          <w:sz w:val="22"/>
+        </w:rPr>
+        <w:t>P. aeruginosa</w:t>
+      </w:r>
+      <w:r>
+        <w:rPr>
+          <w:rFonts w:ascii="Times New Roman" w:hAnsi="Times New Roman"/>
+          <w:b w:val="0"/>
+          <w:i w:val="0"/>
+          <w:sz w:val="22"/>
+        </w:rPr>
+        <w:t xml:space="preserve"> tratada. De los 30 comprobados, la clase coincidió con la codificada en 18; en 5 la extracción la daba por no clasificable y el artículo permitía asignarla —3 por debajo del umbral y 2 XDR—; en 2 era más grave que la codificada (EST-043 y EST-047); en 3 la clase declarada no se confirmó (EST-015, EST-030 y EST-042), y en 2 cambia entre pacientes o entre aislados del mismo brazo (EST-124 y EST-169). Las 35 correcciones que la lectura deja inequívocas para el brazo entero —8 de clase, 17 de su procedencia y 10 del criterio DTR— entraron en la extracción con la firma de los dos autores. Los 9 estudios en que dejaba un brazo con más de un valor los resolvieron los dos autores el 1 de octubre de 2026: en 5 se corrigió la extracción (EST-047, EST-048, EST-058, EST-106 y EST-124) y en 4 se dejó como estaba (EST-004, EST-019, EST-042 y EST-169). Dos de esos cuatro se declaran expresamente: EST-042 conserva la PDR que declaran sus autores aunque su propio antibiograma no la sostiene, y EST-169 mantiene en un mismo brazo un paciente por debajo del umbral y otro XDR.</w:t>
       </w:r>
     </w:p>
     <w:p>
@@ -3466,7 +3584,7 @@
           <w:i w:val="0"/>
           <w:sz w:val="22"/>
         </w:rPr>
-        <w:t>La extracción por duplicado, ya adjudicada, permite medir por primera vez qué reporta este cuerpo de evidencia en los cinco desenlaces declarados en los criterios de elegibilidad. La tabla 5 lo resume sobre los 102 brazos del corpus vigente.</w:t>
+        <w:t>La extracción por duplicado, ya adjudicada, permite medir por primera vez qué reporta este cuerpo de evidencia en los cinco desenlaces declarados en los criterios de elegibilidad. La tabla 5 lo resume sobre los 98 brazos del corpus vigente.</w:t>
       </w:r>
     </w:p>
     <w:p>
@@ -3480,7 +3598,7 @@
           <w:i w:val="0"/>
           <w:sz w:val="22"/>
         </w:rPr>
-        <w:t xml:space="preserve">La completitud es desigual y, en el mejor de los casos, parcial. Los eventos adversos son lo que más se reporta con denominador (78,4 % de los brazos) y la emergencia de resistencia al fago lo que menos (27,5 %), pese a ser el desenlace que decide si la intervención conserva su utilidad. Esos porcentajes se calculan sobre los 102 brazos, e incluyen por tanto 24 de estudios cuyo texto completo no se ha recuperado: de un artículo que no se ha podido leer no cabe afirmar que calle. Sobre los 78 brazos legibles las cifras suben —del 78,4 % al 89,7 % en eventos adversos, del 27,5 % al 35,9 % en resistencia—, y la tabla 5 da las dos columnas para que el lector distinga el silencio de la literatura del hueco documental de esta revisión. El éxito clínico, que es el que las síntesis publicadas agregan, consta con numerador y denominador en el 68,6 % de los brazos. Dos brazos declaraban un numerador mayor que su denominador —trece éxitos clínicos sobre un paciente y cinco eventos adversos sobre cuatro—. Al releer sus artículos resultaron ser el numerador de la serie entera (13 de 15 pacientes) y el número de ciclos de tratamiento, no de eventos; los dos campos se pusieron en NA por decisión firmada de los dos autores el 22 de septiembre de 2026, y </w:t>
+        <w:t xml:space="preserve">La completitud es desigual y, en el mejor de los casos, parcial. Los eventos adversos son lo que más se reporta con denominador (77,6 % de los brazos) y la emergencia de resistencia al fago lo que menos (26,5 %), pese a ser el desenlace que decide si la intervención conserva su utilidad. Esos porcentajes se calculan sobre los 98 brazos, e incluyen por tanto 24 de estudios cuyo texto completo no se ha recuperado: de un artículo que no se ha podido leer no cabe afirmar que calle. Sobre los 74 brazos legibles las cifras suben —del 77,6 % al 89,2 % en eventos adversos, del 26,5 % al 35,1 % en resistencia—, y la tabla 5 da las dos columnas para que el lector distinga el silencio de la literatura del hueco documental de esta revisión. El éxito clínico, que es el que las síntesis publicadas agregan, consta con numerador y denominador en el 68,4 % de los brazos. Dos brazos declaraban un numerador mayor que su denominador —trece éxitos clínicos sobre un paciente y cinco eventos adversos sobre cuatro—. Al releer sus artículos resultaron ser el numerador de la serie entera (13 de 15 pacientes) y el número de ciclos de tratamiento, no de eventos; los dos campos se pusieron en NA por decisión firmada de los dos autores el 22 de septiembre de 2026, y </w:t>
       </w:r>
       <w:r>
         <w:rPr>
@@ -3512,7 +3630,7 @@
           <w:i w:val="0"/>
           <w:sz w:val="22"/>
         </w:rPr>
-        <w:t xml:space="preserve">Ese 68,6 % es, sin embargo, engañoso si se lee como disponibilidad para agregar. </w:t>
+        <w:t xml:space="preserve">Ese 68,4 % es, sin embargo, engañoso si se lee como disponibilidad para agregar. </w:t>
       </w:r>
       <w:r>
         <w:rPr>
@@ -3521,7 +3639,7 @@
           <w:i/>
           <w:sz w:val="22"/>
         </w:rPr>
-        <w:t>En 69 de los 102 brazos (67,6 %) no consta una definición operativa de éxito clínico</w:t>
+        <w:t>En 68 de los 98 brazos (69,4 %) no consta una definición operativa de éxito clínico</w:t>
       </w:r>
       <w:r>
         <w:rPr>
@@ -3530,7 +3648,7 @@
           <w:i w:val="0"/>
           <w:sz w:val="22"/>
         </w:rPr>
-        <w:t>; sobre los 78 brazos legibles, en 45 (57,7 %). En 48 de ellos los revisores lo establecieron leyendo el artículo: 47 declaran un número de pacientes con «buen resultado» sin decir qué había que observar para contarlo, y 1 dejó el campo sin dato. En los 21 restantes la extracción quedó incompleta, de modo que no consta ni que el artículo la dé ni que no la dé; se cuentan entre los que no la aportan porque el dato no está disponible para quien lea la revisión, no porque se haya establecido su ausencia. Un numerador sin definición no nombra nada comparable con el numerador de otro estudio.</w:t>
+        <w:t>; sobre los 74 brazos legibles, en 44 (59,5 %). En 47 de ellos los revisores lo establecieron leyendo el artículo: 46 declaran un número de pacientes con «buen resultado» sin decir qué había que observar para contarlo, y 1 dejó el campo sin dato. En los 21 restantes la extracción quedó incompleta, de modo que no consta ni que el artículo la dé ni que no la dé; se cuentan entre los que no la aportan porque el dato no está disponible para quien lea la revisión, no porque se haya establecido su ausencia. Un numerador sin definición no nombra nada comparable con el numerador de otro estudio.</w:t>
       </w:r>
     </w:p>
     <w:p>
@@ -3544,7 +3662,7 @@
           <w:i w:val="0"/>
           <w:sz w:val="22"/>
         </w:rPr>
-        <w:t xml:space="preserve">El diseño tampoco consta siempre: en 12 de los 102 brazos no puede clasificarse —12 en que los dos revisores acordaron «NA» y 7 que siguen abiertos—, de modo que los recuentos por diseño son suelos sobre los 84 restantes. De esos 90, </w:t>
+        <w:t xml:space="preserve">El diseño tampoco consta siempre: en 12 de los 98 brazos no puede clasificarse —los dos revisores acordaron «NA» en los 12—, de modo que los recuentos por diseño son suelos sobre los 86 restantes. De esos 86, </w:t>
       </w:r>
       <w:r>
         <w:rPr>
@@ -3571,7 +3689,7 @@
           <w:i/>
           <w:sz w:val="22"/>
         </w:rPr>
-        <w:t>10 son cohortes</w:t>
+        <w:t>9 son cohortes</w:t>
       </w:r>
       <w:r>
         <w:rPr>
@@ -3580,7 +3698,7 @@
           <w:i w:val="0"/>
           <w:sz w:val="22"/>
         </w:rPr>
-        <w:t>. La sección 3.3 y la tabla 1 llaman «comparativos» solo a los ensayos, y por eso allí la cifra es 11 estudios: cuando en esta sección se dice «comparativo» se incluyen también las cohortes, y son 17 brazos. No son el mismo conjunto.</w:t>
+        <w:t>. La sección 3.3 y la tabla 1 llaman «comparativos» solo a los ensayos, y por eso allí la cifra es 11 estudios: cuando en esta sección se dice «comparativo» se incluyen también las cohortes, y son 16 brazos. No son el mismo conjunto.</w:t>
       </w:r>
     </w:p>
     <w:p>
@@ -3603,7 +3721,7 @@
           <w:i/>
           <w:sz w:val="22"/>
         </w:rPr>
-        <w:t>2 brazos de los 102</w:t>
+        <w:t>2 brazos de los 98</w:t>
       </w:r>
       <w:r>
         <w:rPr>
@@ -3717,7 +3835,7 @@
           <w:i w:val="0"/>
           <w:sz w:val="22"/>
         </w:rPr>
-        <w:t xml:space="preserve">Dicho de otro modo: de los 102 brazos de esta literatura, </w:t>
+        <w:t xml:space="preserve">Dicho de otro modo: de los 98 brazos de esta literatura, </w:t>
       </w:r>
       <w:r>
         <w:rPr>
@@ -3992,7 +4110,39 @@
           <w:i w:val="0"/>
           <w:sz w:val="22"/>
         </w:rPr>
-        <w:t>De los 3 estudios evaluados con RoB 2, el juicio global es de bajo riesgo en 1 y de algunas preocupaciones en 2. De los 8 estudios evaluados con ROBINS-I, el juicio global es sin información para juzgar en 1 y de riesgo grave en 7. El dominio que más juicios desfavorables concentra en ROBINS-I —alto riesgo en RoB 2; grave o crítico en ROBINS-I— es «sesgo por confusión», con 7 de 8. Los dos revisores evaluaron por separado 10 de los 11 estudios evaluables y coincidieron en 62 de los 74 juicios comparables (83,8 %; kappa de Cohen 0,78). Los 12 restantes se discutieron uno a uno y se resolvieron por consenso, los 12 en la misma dirección. El estudio restante se evaluó en un cuaderno aparte y tiene una sola lectura.</w:t>
+        <w:t>De los 3 estudios evaluados con RoB 2, el juicio global es de bajo riesgo en 1 y de algunas preocupaciones en 2. De los 7 estudios evaluados con ROBINS-I, el juicio global es sin información para juzgar en 1 y de riesgo grave en 6. El dominio que más juicios desfavorables concentra en ROBINS-I —alto riesgo en RoB 2; grave o crítico en ROBINS-I— es «sesgo por confusión», con 6 de 7. Los dos revisores evaluaron por separado 9 de los 10 estudios evaluables y coincidieron en 55 de los 66 juicios comparables (83,3 %; kappa de Cohen 0,77). Los 11 restantes se discutieron uno a uno y se resolvieron por consenso, los 11 en la misma dirección. El estudio restante se evaluó en un cuaderno aparte y tiene una sola lectura.</w:t>
+      </w:r>
+    </w:p>
+    <w:p>
+      <w:pPr>
+        <w:jc w:val="both"/>
+      </w:pPr>
+      <w:r>
+        <w:rPr>
+          <w:rFonts w:ascii="Times New Roman" w:hAnsi="Times New Roman"/>
+          <w:b w:val="0"/>
+          <w:i w:val="0"/>
+          <w:sz w:val="22"/>
+        </w:rPr>
+        <w:t xml:space="preserve">La etiqueta de diseño no garantiza un grupo de comparación: de los 10 evaluables, 4 lo tienen (EST-008, EST-021, EST-108 y EST-132) y en 6 las notas firmadas del dominio 1 declaran que no lo hay. De los 4 con grupo, 3 comparan fago con ausencia de fago —EST-108 compara con y sin antibiótico dentro de los tratados con fago—, y solo 2 dan un contraste entre brazos para </w:t>
+      </w:r>
+      <w:r>
+        <w:rPr>
+          <w:rFonts w:ascii="Times New Roman" w:hAnsi="Times New Roman"/>
+          <w:b w:val="0"/>
+          <w:i/>
+          <w:sz w:val="22"/>
+        </w:rPr>
+        <w:t>P. aeruginosa</w:t>
+      </w:r>
+      <w:r>
+        <w:rPr>
+          <w:rFonts w:ascii="Times New Roman" w:hAnsi="Times New Roman"/>
+          <w:b w:val="0"/>
+          <w:i w:val="0"/>
+          <w:sz w:val="22"/>
+        </w:rPr>
+        <w:t xml:space="preserve"> (EST-008 y EST-021; el de EST-008, parcial): en EST-132 el artículo no desglosa por organismo.</w:t>
       </w:r>
     </w:p>
     <w:p>
@@ -4015,7 +4165,7 @@
           <w:i w:val="0"/>
           <w:sz w:val="18"/>
         </w:rPr>
-        <w:t xml:space="preserve"> Riesgo de sesgo por dominio de los 11 estudios comparativos evaluables. RoB 2 en los ensayos aleatorizados (cinco dominios) y ROBINS-I en los no aleatorizados y las cohortes (siete). «n. a.» marca los dominios que el instrumento no contempla, no un juicio que falte.</w:t>
+        <w:t xml:space="preserve"> Riesgo de sesgo por dominio de los 10 estudios comparativos evaluables. RoB 2 en los ensayos aleatorizados (cinco dominios) y ROBINS-I en los no aleatorizados y las cohortes (siete). «n. a.» marca los dominios que el instrumento no contempla, no un juicio que falte.</w:t>
       </w:r>
     </w:p>
     <w:tbl>
@@ -4962,195 +5112,6 @@
                 <w:sz w:val="18"/>
               </w:rPr>
               <w:t>Grave</w:t>
-            </w:r>
-          </w:p>
-        </w:tc>
-        <w:tc>
-          <w:tcPr>
-            <w:tcW w:type="dxa" w:w="821"/>
-          </w:tcPr>
-          <w:p>
-            <w:r/>
-            <w:r>
-              <w:rPr>
-                <w:rFonts w:ascii="Times New Roman" w:hAnsi="Times New Roman"/>
-                <w:b w:val="0"/>
-                <w:i w:val="0"/>
-                <w:sz w:val="18"/>
-              </w:rPr>
-              <w:t>Grave</w:t>
-            </w:r>
-          </w:p>
-        </w:tc>
-      </w:tr>
-      <w:tr>
-        <w:tc>
-          <w:tcPr>
-            <w:tcW w:type="dxa" w:w="821"/>
-          </w:tcPr>
-          <w:p>
-            <w:r/>
-            <w:r>
-              <w:rPr>
-                <w:rFonts w:ascii="Times New Roman" w:hAnsi="Times New Roman"/>
-                <w:b w:val="0"/>
-                <w:i w:val="0"/>
-                <w:sz w:val="18"/>
-              </w:rPr>
-              <w:t>EST-055</w:t>
-            </w:r>
-          </w:p>
-        </w:tc>
-        <w:tc>
-          <w:tcPr>
-            <w:tcW w:type="dxa" w:w="821"/>
-          </w:tcPr>
-          <w:p>
-            <w:r/>
-            <w:r>
-              <w:rPr>
-                <w:rFonts w:ascii="Times New Roman" w:hAnsi="Times New Roman"/>
-                <w:b w:val="0"/>
-                <w:i w:val="0"/>
-                <w:sz w:val="18"/>
-              </w:rPr>
-              <w:t>retrospective cohort</w:t>
-            </w:r>
-          </w:p>
-        </w:tc>
-        <w:tc>
-          <w:tcPr>
-            <w:tcW w:type="dxa" w:w="821"/>
-          </w:tcPr>
-          <w:p>
-            <w:r/>
-            <w:r>
-              <w:rPr>
-                <w:rFonts w:ascii="Times New Roman" w:hAnsi="Times New Roman"/>
-                <w:b w:val="0"/>
-                <w:i w:val="0"/>
-                <w:sz w:val="18"/>
-              </w:rPr>
-              <w:t>ROBINS-I</w:t>
-            </w:r>
-          </w:p>
-        </w:tc>
-        <w:tc>
-          <w:tcPr>
-            <w:tcW w:type="dxa" w:w="821"/>
-          </w:tcPr>
-          <w:p>
-            <w:r/>
-            <w:r>
-              <w:rPr>
-                <w:rFonts w:ascii="Times New Roman" w:hAnsi="Times New Roman"/>
-                <w:b w:val="0"/>
-                <w:i w:val="0"/>
-                <w:sz w:val="18"/>
-              </w:rPr>
-              <w:t>Grave</w:t>
-            </w:r>
-          </w:p>
-        </w:tc>
-        <w:tc>
-          <w:tcPr>
-            <w:tcW w:type="dxa" w:w="821"/>
-          </w:tcPr>
-          <w:p>
-            <w:r/>
-            <w:r>
-              <w:rPr>
-                <w:rFonts w:ascii="Times New Roman" w:hAnsi="Times New Roman"/>
-                <w:b w:val="0"/>
-                <w:i w:val="0"/>
-                <w:sz w:val="18"/>
-              </w:rPr>
-              <w:t>Moderado</w:t>
-            </w:r>
-          </w:p>
-        </w:tc>
-        <w:tc>
-          <w:tcPr>
-            <w:tcW w:type="dxa" w:w="821"/>
-          </w:tcPr>
-          <w:p>
-            <w:r/>
-            <w:r>
-              <w:rPr>
-                <w:rFonts w:ascii="Times New Roman" w:hAnsi="Times New Roman"/>
-                <w:b w:val="0"/>
-                <w:i w:val="0"/>
-                <w:sz w:val="18"/>
-              </w:rPr>
-              <w:t>Bajo</w:t>
-            </w:r>
-          </w:p>
-        </w:tc>
-        <w:tc>
-          <w:tcPr>
-            <w:tcW w:type="dxa" w:w="821"/>
-          </w:tcPr>
-          <w:p>
-            <w:r/>
-            <w:r>
-              <w:rPr>
-                <w:rFonts w:ascii="Times New Roman" w:hAnsi="Times New Roman"/>
-                <w:b w:val="0"/>
-                <w:i w:val="0"/>
-                <w:sz w:val="18"/>
-              </w:rPr>
-              <w:t>Moderado</w:t>
-            </w:r>
-          </w:p>
-        </w:tc>
-        <w:tc>
-          <w:tcPr>
-            <w:tcW w:type="dxa" w:w="821"/>
-          </w:tcPr>
-          <w:p>
-            <w:r/>
-            <w:r>
-              <w:rPr>
-                <w:rFonts w:ascii="Times New Roman" w:hAnsi="Times New Roman"/>
-                <w:b w:val="0"/>
-                <w:i w:val="0"/>
-                <w:sz w:val="18"/>
-              </w:rPr>
-              <w:t>Moderado</w:t>
-            </w:r>
-          </w:p>
-        </w:tc>
-        <w:tc>
-          <w:tcPr>
-            <w:tcW w:type="dxa" w:w="821"/>
-          </w:tcPr>
-          <w:p>
-            <w:r/>
-            <w:r>
-              <w:rPr>
-                <w:rFonts w:ascii="Times New Roman" w:hAnsi="Times New Roman"/>
-                <w:b w:val="0"/>
-                <w:i w:val="0"/>
-                <w:sz w:val="18"/>
-              </w:rPr>
-              <w:t>Grave</w:t>
-            </w:r>
-          </w:p>
-        </w:tc>
-        <w:tc>
-          <w:tcPr>
-            <w:tcW w:type="dxa" w:w="821"/>
-          </w:tcPr>
-          <w:p>
-            <w:r/>
-            <w:r>
-              <w:rPr>
-                <w:rFonts w:ascii="Times New Roman" w:hAnsi="Times New Roman"/>
-                <w:b w:val="0"/>
-                <w:i w:val="0"/>
-                <w:sz w:val="18"/>
-              </w:rPr>
-              <w:t>Moderado</w:t>
             </w:r>
           </w:p>
         </w:tc>
@@ -6365,7 +6326,7 @@
           <w:i w:val="0"/>
           <w:sz w:val="22"/>
         </w:rPr>
-        <w:t xml:space="preserve"> resistente con más amplitud que las síntesis previas: ocho fuentes, sin restricción de idioma, con literatura regional y registros de ensayos incluidos. El resultado son 136 estudios frente a las decenas que manejan las revisiones publicadas, y habrían sido 218 sin la restricción de idioma que se adoptó al final y sin los 47 que salieron después. Ese aumento no habla bien de la madurez del campo. La mayor parte procede de reportes de caso, de fichas de registro sin publicación y de literatura regional que las búsquedas restringidas a PubMed y Scopus no alcanzan.</w:t>
+        <w:t xml:space="preserve"> resistente con más amplitud que las síntesis previas: ocho fuentes, sin restricción de idioma, con literatura regional y registros de ensayos incluidos. El resultado son 132 estudios frente a las decenas que manejan las revisiones publicadas, y habrían sido 218 sin la restricción de idioma que se adoptó al final y sin los 51 que salieron después. Ese aumento no habla bien de la madurez del campo. La mayor parte procede de reportes de caso, de fichas de registro sin publicación y de literatura regional que las búsquedas restringidas a PubMed y Scopus no alcanzan.</w:t>
       </w:r>
     </w:p>
     <w:p>
@@ -6540,7 +6501,7 @@
           <w:i w:val="0"/>
           <w:sz w:val="22"/>
         </w:rPr>
-        <w:t xml:space="preserve"> Que 42 de 136 estudios sean fichas de registro sin publicación localizable es un problema de sesgo de publicación de primer orden, y no se resuelve con métodos estadísticos.</w:t>
+        <w:t xml:space="preserve"> Que 42 de 132 estudios sean fichas de registro sin publicación localizable es un problema de sesgo de publicación de primer orden, y no se resuelve con métodos estadísticos.</w:t>
       </w:r>
     </w:p>
     <w:p>
@@ -6600,7 +6561,7 @@
           <w:i w:val="0"/>
           <w:sz w:val="22"/>
         </w:rPr>
-        <w:t xml:space="preserve"> Son seis y todas materiales. </w:t>
+        <w:t xml:space="preserve"> Son siete y todas materiales. </w:t>
       </w:r>
       <w:r>
         <w:rPr>
@@ -6672,7 +6633,7 @@
           <w:i w:val="0"/>
           <w:sz w:val="22"/>
         </w:rPr>
-        <w:t xml:space="preserve"> este informe describe la completitud con que se reportan los desenlaces (sección 3.5), pero no presenta estimaciones de eficacia ni certeza GRADE (sección 2.7): es una caracterización del cuerpo de evidencia, no una síntesis de sus resultados. El riesgo de sesgo se evalúa solo en los estudios comparativos con texto completo, a nivel de dominio y por consenso, de modo que hereda el sesgo de recuperación y la concordancia previa al consenso fue del 83,8 % (62 de 74 juicios; kappa de Cohen 0,78), con 12 desacuerdos resueltos todos en la misma dirección. </w:t>
+        <w:t xml:space="preserve"> este informe describe la completitud con que se reportan los desenlaces (sección 3.5), pero no presenta estimaciones de eficacia ni certeza GRADE (sección 2.7): es una caracterización del cuerpo de evidencia, no una síntesis de sus resultados. El riesgo de sesgo se evalúa solo en los estudios comparativos con texto completo, a nivel de dominio y por consenso, de modo que hereda el sesgo de recuperación y la concordancia previa al consenso fue del 83,3 % (55 de 66 juicios; kappa de Cohen 0,77), con 11 desacuerdos resueltos todos en la misma dirección. </w:t>
       </w:r>
       <w:r>
         <w:rPr>
@@ -6690,7 +6651,7 @@
           <w:i w:val="0"/>
           <w:sz w:val="22"/>
         </w:rPr>
-        <w:t xml:space="preserve"> el texto completo se obtuvo para el 74,5 % de los estudios recuperables, y la fracción faltante está enriquecida en diseños comparativos, de manera que lo descrito subrepresenta la parte comparativa del campo. </w:t>
+        <w:t xml:space="preserve"> el texto completo se obtuvo para el 73,3 % de los estudios recuperables, y la fracción faltante está enriquecida en diseños comparativos, de manera que lo descrito subrepresenta la parte comparativa del campo. </w:t>
       </w:r>
       <w:r>
         <w:rPr>
@@ -6708,7 +6669,79 @@
           <w:i w:val="0"/>
           <w:sz w:val="22"/>
         </w:rPr>
-        <w:t xml:space="preserve"> la restricción a inglés y español se adoptó con el cribado ya terminado y eliminó 35 estudios, 18 de ellos comparativos y uno del conjunto de control positivo; empuja el corpus en la misma dirección que el sesgo de recuperación y reduce lo que esta revisión puede decir sobre la literatura de Europa del Este.</w:t>
+        <w:t xml:space="preserve"> la restricción a inglés y español se adoptó con el cribado ya terminado y eliminó 35 estudios, 18 de ellos comparativos y uno del conjunto de control positivo; empuja el corpus en la misma dirección que el sesgo de recuperación y reduce lo que esta revisión puede decir sobre la literatura de Europa del Este. </w:t>
+      </w:r>
+      <w:r>
+        <w:rPr>
+          <w:rFonts w:ascii="Times New Roman" w:hAnsi="Times New Roman"/>
+          <w:b w:val="0"/>
+          <w:i/>
+          <w:sz w:val="22"/>
+        </w:rPr>
+        <w:t>Séptima:</w:t>
+      </w:r>
+      <w:r>
+        <w:rPr>
+          <w:rFonts w:ascii="Times New Roman" w:hAnsi="Times New Roman"/>
+          <w:b w:val="0"/>
+          <w:i w:val="0"/>
+          <w:sz w:val="22"/>
+        </w:rPr>
+        <w:t xml:space="preserve"> el corpus cuenta informes y estudios, no pacientes distintos, y contiene </w:t>
+      </w:r>
+      <w:r>
+        <w:rPr>
+          <w:rFonts w:ascii="Times New Roman" w:hAnsi="Times New Roman"/>
+          <w:b w:val="0"/>
+          <w:i/>
+          <w:sz w:val="22"/>
+        </w:rPr>
+        <w:t>20 pacientes descritos en más de un estudio</w:t>
+      </w:r>
+      <w:r>
+        <w:rPr>
+          <w:rFonts w:ascii="Times New Roman" w:hAnsi="Times New Roman"/>
+          <w:b w:val="0"/>
+          <w:i w:val="0"/>
+          <w:sz w:val="22"/>
+        </w:rPr>
+        <w:t xml:space="preserve">, repartidos entre 18 de los 132. Tres grupos los concentran. En el centro israelí de fagoterapia, EST-003 comparte 8 de sus pacientes: 6 con EST-070, otra serie del mismo centro, y los demás con EST-012 y EST-015; una niña de 10 años con infección de un dispositivo Berlin Heart EXCOR aparece en EST-003, EST-070 y EST-077, y una niña de 7 años con infección osteoarticular, en EST-003, EST-070 y EST-095. En la Universidad de California en San Diego, EST-034 comparte 3 pacientes con EST-049, EST-061 y EST-077. Y en el consorcio belga, EST-108 afirma que 27 de sus 100 pacientes se habían publicado antes y remite a 15 referencias, de las que </w:t>
+      </w:r>
+      <w:r>
+        <w:rPr>
+          <w:rFonts w:ascii="Times New Roman" w:hAnsi="Times New Roman"/>
+          <w:b w:val="0"/>
+          <w:i/>
+          <w:sz w:val="22"/>
+        </w:rPr>
+        <w:t>7 son estudios de este corpus</w:t>
+      </w:r>
+      <w:r>
+        <w:rPr>
+          <w:rFonts w:ascii="Times New Roman" w:hAnsi="Times New Roman"/>
+          <w:b w:val="0"/>
+          <w:i w:val="0"/>
+          <w:sz w:val="22"/>
+        </w:rPr>
+        <w:t xml:space="preserve"> —EST-002, EST-010, EST-016, EST-046, EST-062, EST-124 y EST-164—, que aportan 8 pacientes; a ellos se suma EST-088, publicado después, cuyo paciente coincide en infección, especies y fagos con uno de EST-108. El examen se hizo sobre los 66 textos completos y reunió 31 pares: 16 los marcó un detector por producto, país y cita, y 15 los encontró la lectura. 19 se confirmaron, 12 se descartaron y </w:t>
+      </w:r>
+      <w:r>
+        <w:rPr>
+          <w:rFonts w:ascii="Times New Roman" w:hAnsi="Times New Roman"/>
+          <w:b w:val="0"/>
+          <w:i/>
+          <w:sz w:val="22"/>
+        </w:rPr>
+        <w:t>ninguno queda sin leer</w:t>
+      </w:r>
+      <w:r>
+        <w:rPr>
+          <w:rFonts w:ascii="Times New Roman" w:hAnsi="Times New Roman"/>
+          <w:b w:val="0"/>
+          <w:i w:val="0"/>
+          <w:sz w:val="22"/>
+        </w:rPr>
+        <w:t>; el veredicto de cada par lleva la frase en que se apoya y la firma de los dos autores (anexo S21). Como la revisión no publica ninguna estimación agrupada, la duplicación no altera ninguna cifra de efecto, pero impide leer el corpus como 132 conjuntos disjuntos de pacientes.</w:t>
       </w:r>
     </w:p>
     <w:p>
@@ -6993,7 +7026,7 @@
           <w:i w:val="0"/>
           <w:sz w:val="18"/>
         </w:rPr>
-        <w:t xml:space="preserve"> Características del cuerpo de evidencia recuperable (n = 94 estudios).</w:t>
+        <w:t xml:space="preserve"> Características del cuerpo de evidencia recuperable (n = 90 estudios).</w:t>
       </w:r>
     </w:p>
     <w:tbl>
@@ -7145,7 +7178,7 @@
                 <w:i w:val="0"/>
                 <w:sz w:val="18"/>
               </w:rPr>
-              <w:t>75</w:t>
+              <w:t>71</w:t>
             </w:r>
           </w:p>
         </w:tc>
@@ -7162,7 +7195,7 @@
                 <w:i w:val="0"/>
                 <w:sz w:val="18"/>
               </w:rPr>
-              <w:t>79.8</w:t>
+              <w:t>78.9</w:t>
             </w:r>
           </w:p>
         </w:tc>
@@ -7233,7 +7266,7 @@
                 <w:i w:val="0"/>
                 <w:sz w:val="18"/>
               </w:rPr>
-              <w:t>42</w:t>
+              <w:t>40</w:t>
             </w:r>
           </w:p>
         </w:tc>
@@ -7250,7 +7283,7 @@
                 <w:i w:val="0"/>
                 <w:sz w:val="18"/>
               </w:rPr>
-              <w:t>44.7</w:t>
+              <w:t>44.4</w:t>
             </w:r>
           </w:p>
         </w:tc>
@@ -7303,7 +7336,7 @@
                 <w:i w:val="0"/>
                 <w:sz w:val="18"/>
               </w:rPr>
-              <w:t>19.1</w:t>
+              <w:t>20.0</w:t>
             </w:r>
           </w:p>
         </w:tc>
@@ -7339,7 +7372,7 @@
                 <w:i w:val="0"/>
                 <w:sz w:val="18"/>
               </w:rPr>
-              <w:t>13</w:t>
+              <w:t>12</w:t>
             </w:r>
           </w:p>
         </w:tc>
@@ -7356,7 +7389,7 @@
                 <w:i w:val="0"/>
                 <w:sz w:val="18"/>
               </w:rPr>
-              <w:t>13.8</w:t>
+              <w:t>13.3</w:t>
             </w:r>
           </w:p>
         </w:tc>
@@ -7409,7 +7442,7 @@
                 <w:i w:val="0"/>
                 <w:sz w:val="18"/>
               </w:rPr>
-              <w:t>8.5</w:t>
+              <w:t>8.9</w:t>
             </w:r>
           </w:p>
         </w:tc>
@@ -7462,60 +7495,7 @@
                 <w:i w:val="0"/>
                 <w:sz w:val="18"/>
               </w:rPr>
-              <w:t>7.4</w:t>
-            </w:r>
-          </w:p>
-        </w:tc>
-      </w:tr>
-      <w:tr>
-        <w:tc>
-          <w:tcPr>
-            <w:tcW w:type="dxa" w:w="3009"/>
-          </w:tcPr>
-          <w:p>
-            <w:r/>
-            <w:r>
-              <w:rPr>
-                <w:rFonts w:ascii="Times New Roman" w:hAnsi="Times New Roman"/>
-                <w:b w:val="0"/>
-                <w:i w:val="0"/>
-                <w:sz w:val="18"/>
-              </w:rPr>
-              <w:t>Ensayo no aleatorizado</w:t>
-            </w:r>
-          </w:p>
-        </w:tc>
-        <w:tc>
-          <w:tcPr>
-            <w:tcW w:type="dxa" w:w="3009"/>
-          </w:tcPr>
-          <w:p>
-            <w:r/>
-            <w:r>
-              <w:rPr>
-                <w:rFonts w:ascii="Times New Roman" w:hAnsi="Times New Roman"/>
-                <w:b w:val="0"/>
-                <w:i w:val="0"/>
-                <w:sz w:val="18"/>
-              </w:rPr>
-              <w:t>3</w:t>
-            </w:r>
-          </w:p>
-        </w:tc>
-        <w:tc>
-          <w:tcPr>
-            <w:tcW w:type="dxa" w:w="3009"/>
-          </w:tcPr>
-          <w:p>
-            <w:r/>
-            <w:r>
-              <w:rPr>
-                <w:rFonts w:ascii="Times New Roman" w:hAnsi="Times New Roman"/>
-                <w:b w:val="0"/>
-                <w:i w:val="0"/>
-                <w:sz w:val="18"/>
-              </w:rPr>
-              <w:t>3.2</w:t>
+              <w:t>7.8</w:t>
             </w:r>
           </w:p>
         </w:tc>
@@ -7568,7 +7548,60 @@
                 <w:i w:val="0"/>
                 <w:sz w:val="18"/>
               </w:rPr>
-              <w:t>3.2</w:t>
+              <w:t>3.3</w:t>
+            </w:r>
+          </w:p>
+        </w:tc>
+      </w:tr>
+      <w:tr>
+        <w:tc>
+          <w:tcPr>
+            <w:tcW w:type="dxa" w:w="3009"/>
+          </w:tcPr>
+          <w:p>
+            <w:r/>
+            <w:r>
+              <w:rPr>
+                <w:rFonts w:ascii="Times New Roman" w:hAnsi="Times New Roman"/>
+                <w:b w:val="0"/>
+                <w:i w:val="0"/>
+                <w:sz w:val="18"/>
+              </w:rPr>
+              <w:t>Ensayo no aleatorizado</w:t>
+            </w:r>
+          </w:p>
+        </w:tc>
+        <w:tc>
+          <w:tcPr>
+            <w:tcW w:type="dxa" w:w="3009"/>
+          </w:tcPr>
+          <w:p>
+            <w:r/>
+            <w:r>
+              <w:rPr>
+                <w:rFonts w:ascii="Times New Roman" w:hAnsi="Times New Roman"/>
+                <w:b w:val="0"/>
+                <w:i w:val="0"/>
+                <w:sz w:val="18"/>
+              </w:rPr>
+              <w:t>2</w:t>
+            </w:r>
+          </w:p>
+        </w:tc>
+        <w:tc>
+          <w:tcPr>
+            <w:tcW w:type="dxa" w:w="3009"/>
+          </w:tcPr>
+          <w:p>
+            <w:r/>
+            <w:r>
+              <w:rPr>
+                <w:rFonts w:ascii="Times New Roman" w:hAnsi="Times New Roman"/>
+                <w:b w:val="0"/>
+                <w:i w:val="0"/>
+                <w:sz w:val="18"/>
+              </w:rPr>
+              <w:t>2.2</w:t>
             </w:r>
           </w:p>
         </w:tc>
@@ -7604,7 +7637,7 @@
                 <w:i w:val="0"/>
                 <w:sz w:val="18"/>
               </w:rPr>
-              <w:t>10</w:t>
+              <w:t>9</w:t>
             </w:r>
           </w:p>
         </w:tc>
@@ -7621,7 +7654,7 @@
                 <w:i w:val="0"/>
                 <w:sz w:val="18"/>
               </w:rPr>
-              <w:t>10.6</w:t>
+              <w:t>10.0</w:t>
             </w:r>
           </w:p>
         </w:tc>
@@ -7709,7 +7742,7 @@
                 <w:i w:val="0"/>
                 <w:sz w:val="18"/>
               </w:rPr>
-              <w:t>5.3</w:t>
+              <w:t>5.6</w:t>
             </w:r>
           </w:p>
         </w:tc>
@@ -7762,60 +7795,7 @@
                 <w:i w:val="0"/>
                 <w:sz w:val="18"/>
               </w:rPr>
-              <w:t>5.3</w:t>
-            </w:r>
-          </w:p>
-        </w:tc>
-      </w:tr>
-      <w:tr>
-        <w:tc>
-          <w:tcPr>
-            <w:tcW w:type="dxa" w:w="3009"/>
-          </w:tcPr>
-          <w:p>
-            <w:r/>
-            <w:r>
-              <w:rPr>
-                <w:rFonts w:ascii="Times New Roman" w:hAnsi="Times New Roman"/>
-                <w:b w:val="0"/>
-                <w:i w:val="0"/>
-                <w:sz w:val="18"/>
-              </w:rPr>
-              <w:t>Alemania</w:t>
-            </w:r>
-          </w:p>
-        </w:tc>
-        <w:tc>
-          <w:tcPr>
-            <w:tcW w:type="dxa" w:w="3009"/>
-          </w:tcPr>
-          <w:p>
-            <w:r/>
-            <w:r>
-              <w:rPr>
-                <w:rFonts w:ascii="Times New Roman" w:hAnsi="Times New Roman"/>
-                <w:b w:val="0"/>
-                <w:i w:val="0"/>
-                <w:sz w:val="18"/>
-              </w:rPr>
-              <w:t>3</w:t>
-            </w:r>
-          </w:p>
-        </w:tc>
-        <w:tc>
-          <w:tcPr>
-            <w:tcW w:type="dxa" w:w="3009"/>
-          </w:tcPr>
-          <w:p>
-            <w:r/>
-            <w:r>
-              <w:rPr>
-                <w:rFonts w:ascii="Times New Roman" w:hAnsi="Times New Roman"/>
-                <w:b w:val="0"/>
-                <w:i w:val="0"/>
-                <w:sz w:val="18"/>
-              </w:rPr>
-              <w:t>3.2</w:t>
+              <w:t>5.6</w:t>
             </w:r>
           </w:p>
         </w:tc>
@@ -7868,7 +7848,7 @@
                 <w:i w:val="0"/>
                 <w:sz w:val="18"/>
               </w:rPr>
-              <w:t>3.2</w:t>
+              <w:t>3.3</w:t>
             </w:r>
           </w:p>
         </w:tc>
@@ -7921,7 +7901,7 @@
                 <w:i w:val="0"/>
                 <w:sz w:val="18"/>
               </w:rPr>
-              <w:t>3.2</w:t>
+              <w:t>3.3</w:t>
             </w:r>
           </w:p>
         </w:tc>
@@ -7940,7 +7920,7 @@
                 <w:i w:val="0"/>
                 <w:sz w:val="18"/>
               </w:rPr>
-              <w:t>Rusia</w:t>
+              <w:t>Alemania</w:t>
             </w:r>
           </w:p>
         </w:tc>
@@ -7957,7 +7937,7 @@
                 <w:i w:val="0"/>
                 <w:sz w:val="18"/>
               </w:rPr>
-              <w:t>3</w:t>
+              <w:t>2</w:t>
             </w:r>
           </w:p>
         </w:tc>
@@ -7974,7 +7954,7 @@
                 <w:i w:val="0"/>
                 <w:sz w:val="18"/>
               </w:rPr>
-              <w:t>3.2</w:t>
+              <w:t>2.2</w:t>
             </w:r>
           </w:p>
         </w:tc>
@@ -8027,7 +8007,7 @@
                 <w:i w:val="0"/>
                 <w:sz w:val="18"/>
               </w:rPr>
-              <w:t>2.1</w:t>
+              <w:t>2.2</w:t>
             </w:r>
           </w:p>
         </w:tc>
@@ -8080,7 +8060,7 @@
                 <w:i w:val="0"/>
                 <w:sz w:val="18"/>
               </w:rPr>
-              <w:t>2.1</w:t>
+              <w:t>2.2</w:t>
             </w:r>
           </w:p>
         </w:tc>
@@ -8133,7 +8113,7 @@
                 <w:i w:val="0"/>
                 <w:sz w:val="18"/>
               </w:rPr>
-              <w:t>2.1</w:t>
+              <w:t>2.2</w:t>
             </w:r>
           </w:p>
         </w:tc>
@@ -8186,7 +8166,60 @@
                 <w:i w:val="0"/>
                 <w:sz w:val="18"/>
               </w:rPr>
-              <w:t>2.1</w:t>
+              <w:t>2.2</w:t>
+            </w:r>
+          </w:p>
+        </w:tc>
+      </w:tr>
+      <w:tr>
+        <w:tc>
+          <w:tcPr>
+            <w:tcW w:type="dxa" w:w="3009"/>
+          </w:tcPr>
+          <w:p>
+            <w:r/>
+            <w:r>
+              <w:rPr>
+                <w:rFonts w:ascii="Times New Roman" w:hAnsi="Times New Roman"/>
+                <w:b w:val="0"/>
+                <w:i w:val="0"/>
+                <w:sz w:val="18"/>
+              </w:rPr>
+              <w:t>Rusia</w:t>
+            </w:r>
+          </w:p>
+        </w:tc>
+        <w:tc>
+          <w:tcPr>
+            <w:tcW w:type="dxa" w:w="3009"/>
+          </w:tcPr>
+          <w:p>
+            <w:r/>
+            <w:r>
+              <w:rPr>
+                <w:rFonts w:ascii="Times New Roman" w:hAnsi="Times New Roman"/>
+                <w:b w:val="0"/>
+                <w:i w:val="0"/>
+                <w:sz w:val="18"/>
+              </w:rPr>
+              <w:t>2</w:t>
+            </w:r>
+          </w:p>
+        </w:tc>
+        <w:tc>
+          <w:tcPr>
+            <w:tcW w:type="dxa" w:w="3009"/>
+          </w:tcPr>
+          <w:p>
+            <w:r/>
+            <w:r>
+              <w:rPr>
+                <w:rFonts w:ascii="Times New Roman" w:hAnsi="Times New Roman"/>
+                <w:b w:val="0"/>
+                <w:i w:val="0"/>
+                <w:sz w:val="18"/>
+              </w:rPr>
+              <w:t>2.2</w:t>
             </w:r>
           </w:p>
         </w:tc>
@@ -8239,7 +8272,7 @@
                 <w:i w:val="0"/>
                 <w:sz w:val="18"/>
               </w:rPr>
-              <w:t>7.4</w:t>
+              <w:t>7.8</w:t>
             </w:r>
           </w:p>
         </w:tc>
@@ -8275,7 +8308,7 @@
                 <w:i w:val="0"/>
                 <w:sz w:val="18"/>
               </w:rPr>
-              <w:t>57</w:t>
+              <w:t>55</w:t>
             </w:r>
           </w:p>
         </w:tc>
@@ -8292,7 +8325,7 @@
                 <w:i w:val="0"/>
                 <w:sz w:val="18"/>
               </w:rPr>
-              <w:t>60.6</w:t>
+              <w:t>61.1</w:t>
             </w:r>
           </w:p>
         </w:tc>
@@ -8472,7 +8505,7 @@
                 <w:i w:val="0"/>
                 <w:sz w:val="18"/>
               </w:rPr>
-              <w:t>58 (61.7 %)</w:t>
+              <w:t>54 (60.0 %)</w:t>
             </w:r>
           </w:p>
         </w:tc>
@@ -8489,7 +8522,7 @@
                 <w:i w:val="0"/>
                 <w:sz w:val="18"/>
               </w:rPr>
-              <w:t>48</w:t>
+              <w:t>51</w:t>
             </w:r>
           </w:p>
         </w:tc>
@@ -8506,7 +8539,7 @@
                 <w:i w:val="0"/>
                 <w:sz w:val="18"/>
               </w:rPr>
-              <w:t>22</w:t>
+              <w:t>15</w:t>
             </w:r>
           </w:p>
         </w:tc>
@@ -8594,7 +8627,7 @@
                 <w:i w:val="0"/>
                 <w:sz w:val="18"/>
               </w:rPr>
-              <w:t>36 (38.3 %)</w:t>
+              <w:t>32 (35.6 %)</w:t>
             </w:r>
           </w:p>
         </w:tc>
@@ -8645,7 +8678,7 @@
                 <w:i w:val="0"/>
                 <w:sz w:val="18"/>
               </w:rPr>
-              <w:t>9</w:t>
+              <w:t>5</w:t>
             </w:r>
           </w:p>
         </w:tc>
@@ -8698,7 +8731,7 @@
                 <w:i w:val="0"/>
                 <w:sz w:val="18"/>
               </w:rPr>
-              <w:t>49 (52.1 %)</w:t>
+              <w:t>46 (51.1 %)</w:t>
             </w:r>
           </w:p>
         </w:tc>
@@ -8715,7 +8748,7 @@
                 <w:i w:val="0"/>
                 <w:sz w:val="18"/>
               </w:rPr>
-              <w:t>68</w:t>
+              <w:t>65</w:t>
             </w:r>
           </w:p>
         </w:tc>
@@ -8749,7 +8782,7 @@
                 <w:i w:val="0"/>
                 <w:sz w:val="18"/>
               </w:rPr>
-              <w:t>2</w:t>
+              <w:t>1</w:t>
             </w:r>
           </w:p>
         </w:tc>
@@ -8802,7 +8835,7 @@
                 <w:i w:val="0"/>
                 <w:sz w:val="18"/>
               </w:rPr>
-              <w:t>59 (62.8 %)</w:t>
+              <w:t>57 (63.3 %)</w:t>
             </w:r>
           </w:p>
         </w:tc>
@@ -8819,7 +8852,7 @@
                 <w:i w:val="0"/>
                 <w:sz w:val="18"/>
               </w:rPr>
-              <w:t>68</w:t>
+              <w:t>65</w:t>
             </w:r>
           </w:p>
         </w:tc>
@@ -8853,7 +8886,7 @@
                 <w:i w:val="0"/>
                 <w:sz w:val="18"/>
               </w:rPr>
-              <w:t>2</w:t>
+              <w:t>1</w:t>
             </w:r>
           </w:p>
         </w:tc>
@@ -8924,7 +8957,7 @@
                 <w:i w:val="0"/>
                 <w:sz w:val="18"/>
               </w:rPr>
-              <w:t>92 (97.9 %)</w:t>
+              <w:t>88 (97.8 %)</w:t>
             </w:r>
           </w:p>
         </w:tc>
@@ -8941,7 +8974,7 @@
                 <w:i w:val="0"/>
                 <w:sz w:val="18"/>
               </w:rPr>
-              <w:t>69</w:t>
+              <w:t>64</w:t>
             </w:r>
           </w:p>
         </w:tc>
@@ -8958,7 +8991,7 @@
                 <w:i w:val="0"/>
                 <w:sz w:val="18"/>
               </w:rPr>
-              <w:t>1</w:t>
+              <w:t>2</w:t>
             </w:r>
           </w:p>
         </w:tc>
@@ -9109,7 +9142,7 @@
                 <w:i w:val="0"/>
                 <w:sz w:val="18"/>
               </w:rPr>
-              <w:t>70</w:t>
+              <w:t>66</w:t>
             </w:r>
           </w:p>
         </w:tc>
@@ -9162,7 +9195,7 @@
                 <w:i w:val="0"/>
                 <w:sz w:val="18"/>
               </w:rPr>
-              <w:t>4</w:t>
+              <w:t>3</w:t>
             </w:r>
           </w:p>
         </w:tc>
@@ -9215,7 +9248,7 @@
                 <w:i w:val="0"/>
                 <w:sz w:val="18"/>
               </w:rPr>
-              <w:t>5.7</w:t>
+              <w:t>4.5</w:t>
             </w:r>
           </w:p>
         </w:tc>
@@ -9268,7 +9301,7 @@
                 <w:i w:val="0"/>
                 <w:sz w:val="18"/>
               </w:rPr>
-              <w:t>36</w:t>
+              <w:t>34</w:t>
             </w:r>
           </w:p>
         </w:tc>
@@ -9374,7 +9407,7 @@
                 <w:i w:val="0"/>
                 <w:sz w:val="18"/>
               </w:rPr>
-              <w:t>666</w:t>
+              <w:t>424</w:t>
             </w:r>
           </w:p>
         </w:tc>
@@ -10597,7 +10630,7 @@
           <w:i w:val="0"/>
           <w:sz w:val="18"/>
         </w:rPr>
-        <w:t xml:space="preserve"> Completitud de reporte de los cinco desenlaces declarados, sobre la extracción adjudicada (n = 102 brazos).</w:t>
+        <w:t xml:space="preserve"> Completitud de reporte de los cinco desenlaces declarados, sobre la extracción adjudicada (n = 98 brazos).</w:t>
       </w:r>
     </w:p>
     <w:tbl>
@@ -10662,7 +10695,7 @@
                 <w:i w:val="0"/>
                 <w:sz w:val="18"/>
               </w:rPr>
-              <w:t>% de los 102 brazos</w:t>
+              <w:t>% de los 98 brazos</w:t>
             </w:r>
           </w:p>
         </w:tc>
@@ -10679,7 +10712,7 @@
                 <w:i w:val="0"/>
                 <w:sz w:val="18"/>
               </w:rPr>
-              <w:t>% de los 78 brazos legibles</w:t>
+              <w:t>% de los 74 brazos legibles</w:t>
             </w:r>
           </w:p>
         </w:tc>
@@ -10732,7 +10765,7 @@
                 <w:i w:val="0"/>
                 <w:sz w:val="18"/>
               </w:rPr>
-              <w:t>70</w:t>
+              <w:t>67</w:t>
             </w:r>
           </w:p>
         </w:tc>
@@ -10749,7 +10782,7 @@
                 <w:i w:val="0"/>
                 <w:sz w:val="18"/>
               </w:rPr>
-              <w:t>68.6</w:t>
+              <w:t>68.4</w:t>
             </w:r>
           </w:p>
         </w:tc>
@@ -10766,7 +10799,7 @@
                 <w:i w:val="0"/>
                 <w:sz w:val="18"/>
               </w:rPr>
-              <w:t>87.2</w:t>
+              <w:t>87.8</w:t>
             </w:r>
           </w:p>
         </w:tc>
@@ -10783,7 +10816,7 @@
                 <w:i w:val="0"/>
                 <w:sz w:val="18"/>
               </w:rPr>
-              <w:t>97.1</w:t>
+              <w:t>98.5</w:t>
             </w:r>
           </w:p>
         </w:tc>
@@ -10819,7 +10852,7 @@
                 <w:i w:val="0"/>
                 <w:sz w:val="18"/>
               </w:rPr>
-              <w:t>57</w:t>
+              <w:t>54</w:t>
             </w:r>
           </w:p>
         </w:tc>
@@ -10836,7 +10869,7 @@
                 <w:i w:val="0"/>
                 <w:sz w:val="18"/>
               </w:rPr>
-              <w:t>55.9</w:t>
+              <w:t>55.1</w:t>
             </w:r>
           </w:p>
         </w:tc>
@@ -10853,7 +10886,7 @@
                 <w:i w:val="0"/>
                 <w:sz w:val="18"/>
               </w:rPr>
-              <w:t>71.8</w:t>
+              <w:t>71.6</w:t>
             </w:r>
           </w:p>
         </w:tc>
@@ -10870,7 +10903,7 @@
                 <w:i w:val="0"/>
                 <w:sz w:val="18"/>
               </w:rPr>
-              <w:t>98.2</w:t>
+              <w:t>100.0</w:t>
             </w:r>
           </w:p>
         </w:tc>
@@ -10906,7 +10939,7 @@
                 <w:i w:val="0"/>
                 <w:sz w:val="18"/>
               </w:rPr>
-              <w:t>75</w:t>
+              <w:t>71</w:t>
             </w:r>
           </w:p>
         </w:tc>
@@ -10923,7 +10956,7 @@
                 <w:i w:val="0"/>
                 <w:sz w:val="18"/>
               </w:rPr>
-              <w:t>73.5</w:t>
+              <w:t>72.4</w:t>
             </w:r>
           </w:p>
         </w:tc>
@@ -10940,7 +10973,7 @@
                 <w:i w:val="0"/>
                 <w:sz w:val="18"/>
               </w:rPr>
-              <w:t>91.0</w:t>
+              <w:t>90.5</w:t>
             </w:r>
           </w:p>
         </w:tc>
@@ -10957,7 +10990,7 @@
                 <w:i w:val="0"/>
                 <w:sz w:val="18"/>
               </w:rPr>
-              <w:t>96.0</w:t>
+              <w:t>97.2</w:t>
             </w:r>
           </w:p>
         </w:tc>
@@ -10993,7 +11026,7 @@
                 <w:i w:val="0"/>
                 <w:sz w:val="18"/>
               </w:rPr>
-              <w:t>80</w:t>
+              <w:t>76</w:t>
             </w:r>
           </w:p>
         </w:tc>
@@ -11010,7 +11043,7 @@
                 <w:i w:val="0"/>
                 <w:sz w:val="18"/>
               </w:rPr>
-              <w:t>78.4</w:t>
+              <w:t>77.6</w:t>
             </w:r>
           </w:p>
         </w:tc>
@@ -11027,7 +11060,7 @@
                 <w:i w:val="0"/>
                 <w:sz w:val="18"/>
               </w:rPr>
-              <w:t>89.7</w:t>
+              <w:t>89.2</w:t>
             </w:r>
           </w:p>
         </w:tc>
@@ -11044,7 +11077,7 @@
                 <w:i w:val="0"/>
                 <w:sz w:val="18"/>
               </w:rPr>
-              <w:t>98.8</w:t>
+              <w:t>100.0</w:t>
             </w:r>
           </w:p>
         </w:tc>
@@ -11080,7 +11113,7 @@
                 <w:i w:val="0"/>
                 <w:sz w:val="18"/>
               </w:rPr>
-              <w:t>28</w:t>
+              <w:t>26</w:t>
             </w:r>
           </w:p>
         </w:tc>
@@ -11097,7 +11130,7 @@
                 <w:i w:val="0"/>
                 <w:sz w:val="18"/>
               </w:rPr>
-              <w:t>27.5</w:t>
+              <w:t>26.5</w:t>
             </w:r>
           </w:p>
         </w:tc>
@@ -11114,7 +11147,7 @@
                 <w:i w:val="0"/>
                 <w:sz w:val="18"/>
               </w:rPr>
-              <w:t>35.9</w:t>
+              <w:t>35.1</w:t>
             </w:r>
           </w:p>
         </w:tc>
@@ -11131,7 +11164,7 @@
                 <w:i w:val="0"/>
                 <w:sz w:val="18"/>
               </w:rPr>
-              <w:t>57.1</w:t>
+              <w:t>57.7</w:t>
             </w:r>
           </w:p>
         </w:tc>
@@ -11158,7 +11191,7 @@
           <w:i w:val="0"/>
           <w:sz w:val="18"/>
         </w:rPr>
-        <w:t xml:space="preserve"> Brazos que sobreviven a cada requisito de una proporción agrupada de éxito clínico (n = 102 brazos).</w:t>
+        <w:t xml:space="preserve"> Brazos que sobreviven a cada requisito de una proporción agrupada de éxito clínico (n = 98 brazos).</w:t>
       </w:r>
     </w:p>
     <w:tbl>
@@ -11257,7 +11290,7 @@
                 <w:i w:val="0"/>
                 <w:sz w:val="18"/>
               </w:rPr>
-              <w:t>102</w:t>
+              <w:t>98</w:t>
             </w:r>
           </w:p>
         </w:tc>
@@ -11274,7 +11307,7 @@
                 <w:i w:val="0"/>
                 <w:sz w:val="18"/>
               </w:rPr>
-              <w:t>102 (94 estudios)</w:t>
+              <w:t>98 (90 estudios)</w:t>
             </w:r>
           </w:p>
         </w:tc>
@@ -11310,7 +11343,7 @@
                 <w:i w:val="0"/>
                 <w:sz w:val="18"/>
               </w:rPr>
-              <w:t>17</w:t>
+              <w:t>16</w:t>
             </w:r>
           </w:p>
         </w:tc>
@@ -11380,7 +11413,7 @@
                 <w:i w:val="0"/>
                 <w:sz w:val="18"/>
               </w:rPr>
-              <w:t>70 (66 estudios)</w:t>
+              <w:t>67 (63 estudios)</w:t>
             </w:r>
           </w:p>
         </w:tc>
@@ -11433,7 +11466,7 @@
                 <w:i w:val="0"/>
                 <w:sz w:val="18"/>
               </w:rPr>
-              <w:t>26 (23 estudios)</w:t>
+              <w:t>23 (20 estudios)</w:t>
             </w:r>
           </w:p>
         </w:tc>
@@ -11486,7 +11519,7 @@
                 <w:i w:val="0"/>
                 <w:sz w:val="18"/>
               </w:rPr>
-              <w:t>22 (19 estudios)</w:t>
+              <w:t>20 (17 estudios)</w:t>
             </w:r>
           </w:p>
         </w:tc>
@@ -11539,7 +11572,7 @@
                 <w:i w:val="0"/>
                 <w:sz w:val="18"/>
               </w:rPr>
-              <w:t>22 (19 estudios)</w:t>
+              <w:t>20 (17 estudios)</w:t>
             </w:r>
           </w:p>
         </w:tc>
@@ -11592,7 +11625,7 @@
                 <w:i w:val="0"/>
                 <w:sz w:val="18"/>
               </w:rPr>
-              <w:t>21 (18 estudios)</w:t>
+              <w:t>19 (16 estudios)</w:t>
             </w:r>
           </w:p>
         </w:tc>
@@ -11723,7 +11756,7 @@
           <w:i/>
           <w:sz w:val="18"/>
         </w:rPr>
-        <w:t>Figura 2. Composición del cuerpo de evidencia recuperable (n = 94 estudios).</w:t>
+        <w:t>Figura 2. Composición del cuerpo de evidencia recuperable (n = 90 estudios).</w:t>
       </w:r>
     </w:p>
     <w:p>
@@ -11822,7 +11855,7 @@
           <w:i w:val="0"/>
           <w:sz w:val="22"/>
         </w:rPr>
-        <w:t xml:space="preserve"> Pre-extracción sistemática desde el resumen de los 94 estudios con publicación recuperable.</w:t>
+        <w:t xml:space="preserve"> Pre-extracción sistemática desde el resumen de los 90 estudios con publicación recuperable.</w:t>
       </w:r>
     </w:p>
     <w:p>
@@ -12006,7 +12039,7 @@
           <w:i w:val="0"/>
           <w:sz w:val="22"/>
         </w:rPr>
-        <w:t xml:space="preserve"> Pre-extracción desde el resumen de los 94 estudios con publicación recuperable, marcada como parcial en cada registro.</w:t>
+        <w:t xml:space="preserve"> Pre-extracción desde el resumen de los 90 estudios con publicación recuperable, marcada como parcial en cada registro.</w:t>
       </w:r>
     </w:p>
     <w:p>
@@ -12040,7 +12073,7 @@
           <w:i w:val="0"/>
           <w:sz w:val="22"/>
         </w:rPr>
-        <w:t xml:space="preserve"> Listado de los 136 estudios con su situación y sus informes agrupados, y de los 47 excluidos tras el cribado, con su motivo y su cita.</w:t>
+        <w:t xml:space="preserve"> Listado de los 132 estudios con su situación y sus informes agrupados, y de los 51 excluidos tras el cribado, con su motivo y su cita.</w:t>
       </w:r>
     </w:p>
     <w:p>
@@ -12414,7 +12447,7 @@
           <w:i w:val="0"/>
           <w:sz w:val="22"/>
         </w:rPr>
-        <w:t xml:space="preserve"> Los 47 estudios que el cribado admitió y el texto completo desmintió, con su código de motivo y la frase del artículo que lo sostiene.</w:t>
+        <w:t xml:space="preserve"> Los 51 estudios que el cribado admitió y el texto completo desmintió, con su código de motivo y la frase del artículo que lo sostiene.</w:t>
       </w:r>
     </w:p>
     <w:p>
@@ -12448,7 +12481,7 @@
           <w:i w:val="0"/>
           <w:sz w:val="22"/>
         </w:rPr>
-        <w:t xml:space="preserve"> La Tabla 6 desglosada: los siete requisitos, brazo a brazo sobre los 102 brazos, con el primero que falla y por qué.</w:t>
+        <w:t xml:space="preserve"> La Tabla 6 desglosada: los siete requisitos, brazo a brazo sobre los 98 brazos, con el primero que falla y por qué.</w:t>
       </w:r>
     </w:p>
     <w:p>
@@ -12482,7 +12515,7 @@
           <w:i w:val="0"/>
           <w:sz w:val="22"/>
         </w:rPr>
-        <w:t xml:space="preserve"> Los 82 juicios de riesgo de sesgo, uno por fila, con la frase firmada en que se apoya cada uno.</w:t>
+        <w:t xml:space="preserve"> Los 74 juicios de riesgo de sesgo, uno por fila, con la frase firmada en que se apoya cada uno.</w:t>
       </w:r>
     </w:p>
     <w:p>
@@ -12584,7 +12617,7 @@
           <w:i w:val="0"/>
           <w:sz w:val="22"/>
         </w:rPr>
-        <w:t xml:space="preserve"> De qué informe salió cada uno de los 102 brazos, y con qué prueba se estableció el vínculo.</w:t>
+        <w:t xml:space="preserve"> De qué informe salió cada uno de los 98 brazos, y con qué prueba se estableció el vínculo.</w:t>
       </w:r>
     </w:p>
     <w:p>
@@ -12618,7 +12651,7 @@
           <w:i w:val="0"/>
           <w:sz w:val="22"/>
         </w:rPr>
-        <w:t xml:space="preserve"> Los pares de estudios que pueden describir a los mismos pacientes, con la señal que los marcó y la frase literal.</w:t>
+        <w:t xml:space="preserve"> Los 31 pares de estudios que podían describir a los mismos pacientes, con la señal que los marcó, el veredicto tras leer los dos artículos, los pacientes compartidos y la frase firmada en que se apoya.</w:t>
       </w:r>
     </w:p>
     <w:p>
@@ -12653,6 +12686,92 @@
           <w:sz w:val="22"/>
         </w:rPr>
         <w:t xml:space="preserve"> Para cada variable de estratificación, cuántos estudios la declaran en el texto completo, cuántos la mencionan sin poder clasificarla, cuántos callan y de cuántos no hay texto.</w:t>
+      </w:r>
+    </w:p>
+    <w:p>
+      <w:pPr>
+        <w:spacing w:after="80" w:line="276" w:lineRule="auto"/>
+        <w:ind w:left="504" w:hanging="504"/>
+        <w:jc w:val="both"/>
+      </w:pPr>
+      <w:r>
+        <w:rPr>
+          <w:rFonts w:ascii="Times New Roman" w:hAnsi="Times New Roman"/>
+          <w:b w:val="0"/>
+          <w:i w:val="0"/>
+          <w:sz w:val="22"/>
+        </w:rPr>
+        <w:t xml:space="preserve">• </w:t>
+      </w:r>
+      <w:r>
+        <w:rPr>
+          <w:rFonts w:ascii="Times New Roman" w:hAnsi="Times New Roman"/>
+          <w:b w:val="0"/>
+          <w:i/>
+          <w:sz w:val="22"/>
+        </w:rPr>
+        <w:t>S23.</w:t>
+      </w:r>
+      <w:r>
+        <w:rPr>
+          <w:rFonts w:ascii="Times New Roman" w:hAnsi="Times New Roman"/>
+          <w:b w:val="0"/>
+          <w:i w:val="0"/>
+          <w:sz w:val="22"/>
+        </w:rPr>
+        <w:t xml:space="preserve"> La clase de resistencia de los 70 estudios que tenían texto completo, comprobada contra el antibiograma del artículo: la conclusión firmada, la frase o la tabla en que se apoya, cómo se codificó y qué cambió en la extracción.</w:t>
+      </w:r>
+    </w:p>
+    <w:p>
+      <w:pPr>
+        <w:spacing w:after="80" w:line="276" w:lineRule="auto"/>
+        <w:ind w:left="504" w:hanging="504"/>
+        <w:jc w:val="both"/>
+      </w:pPr>
+      <w:r>
+        <w:rPr>
+          <w:rFonts w:ascii="Times New Roman" w:hAnsi="Times New Roman"/>
+          <w:b w:val="0"/>
+          <w:i w:val="0"/>
+          <w:sz w:val="22"/>
+        </w:rPr>
+        <w:t xml:space="preserve">• </w:t>
+      </w:r>
+      <w:r>
+        <w:rPr>
+          <w:rFonts w:ascii="Times New Roman" w:hAnsi="Times New Roman"/>
+          <w:b w:val="0"/>
+          <w:i/>
+          <w:sz w:val="22"/>
+        </w:rPr>
+        <w:t>S24.</w:t>
+      </w:r>
+      <w:r>
+        <w:rPr>
+          <w:rFonts w:ascii="Times New Roman" w:hAnsi="Times New Roman"/>
+          <w:b w:val="0"/>
+          <w:i w:val="0"/>
+          <w:sz w:val="22"/>
+        </w:rPr>
+        <w:t xml:space="preserve"> Los 14 estudios con diseño comparativo, reextraídos: comparador, asignación, tiempo cero, tiempo de evaluación, cointervenciones, pérdidas, estimando y si hay un contraste para </w:t>
+      </w:r>
+      <w:r>
+        <w:rPr>
+          <w:rFonts w:ascii="Times New Roman" w:hAnsi="Times New Roman"/>
+          <w:b w:val="0"/>
+          <w:i/>
+          <w:sz w:val="22"/>
+        </w:rPr>
+        <w:t>P. aeruginosa</w:t>
+      </w:r>
+      <w:r>
+        <w:rPr>
+          <w:rFonts w:ascii="Times New Roman" w:hAnsi="Times New Roman"/>
+          <w:b w:val="0"/>
+          <w:i w:val="0"/>
+          <w:sz w:val="22"/>
+        </w:rPr>
+        <w:t>.</w:t>
       </w:r>
     </w:p>
     <w:p>

--- a/paper/docx/informe_extendido.docx
+++ b/paper/docx/informe_extendido.docx
@@ -133,7 +133,7 @@
           <w:i w:val="0"/>
           <w:sz w:val="22"/>
         </w:rPr>
-        <w:t xml:space="preserve"> resumen 262; texto principal 8 680.</w:t>
+        <w:t xml:space="preserve"> resumen 262; texto principal 8 920.</w:t>
       </w:r>
     </w:p>
     <w:p>
@@ -343,7 +343,7 @@
           <w:i/>
           <w:sz w:val="22"/>
         </w:rPr>
-        <w:t>51 salieron del corpus</w:t>
+        <w:t>55 salieron del corpus</w:t>
       </w:r>
       <w:r>
         <w:rPr>
@@ -379,16 +379,16 @@
           <w:i/>
           <w:sz w:val="22"/>
         </w:rPr>
-        <w:t>132</w:t>
-      </w:r>
-      <w:r>
-        <w:rPr>
-          <w:rFonts w:ascii="Times New Roman" w:hAnsi="Times New Roman"/>
-          <w:b w:val="0"/>
-          <w:i w:val="0"/>
-          <w:sz w:val="22"/>
-        </w:rPr>
-        <w:t xml:space="preserve">, 90 con publicación recuperable. Casos únicos, 44,4 %; comparativos, 10,0 %; sin clase de resistencia asignable, 74,4 %. Se obtuvo el texto completo de 66 (73,3 %), y lo que falta concentra el 66,7 % de los comparativos; el criterio de idioma eliminó 35 estudios más. En 68 de los 98 brazos (69,4 %) no consta definición operativa del éxito clínico, y solo 2 reúnen diseño comparativo, numerador, denominador y definición. Descontado el que mide tiempo, </w:t>
+        <w:t>128</w:t>
+      </w:r>
+      <w:r>
+        <w:rPr>
+          <w:rFonts w:ascii="Times New Roman" w:hAnsi="Times New Roman"/>
+          <w:b w:val="0"/>
+          <w:i w:val="0"/>
+          <w:sz w:val="22"/>
+        </w:rPr>
+        <w:t xml:space="preserve">, 86 con publicación recuperable. Casos únicos, 46,5 %; comparativos, 8,1 %; sin clase de resistencia asignable, 73,3 %. Se obtuvo el texto completo de 65 (75,6 %), y lo que falta concentra el 71,4 % de los comparativos; el criterio de idioma eliminó 35 estudios más. En 64 de los 94 brazos (68,1 %) no consta definición operativa del éxito clínico, y solo 2 reúnen diseño comparativo, numerador, denominador y definición. Descontado el que mide tiempo, </w:t>
       </w:r>
       <w:r>
         <w:rPr>
@@ -879,7 +879,7 @@
           <w:i w:val="0"/>
           <w:sz w:val="22"/>
         </w:rPr>
-        <w:t>, analizando las páginas centrales del artículo y no la portada, que muchas revistas publican en inglés aunque el cuerpo no lo esté. La comprobación destapó tres informes cuyos metadatos declaraban inglés y cuyo cuerpo está en ruso, y los tres se excluyeron; el tercero solo se vio al abrir la web del editor, que rotula el texto como ruso aunque el resumen esté en inglés. Los 233 informes incluidos quedan respaldados por una de tres clases de evidencia: el análisis de su propio texto, la norma de idioma del registro de ensayos que los publica, o el campo de idioma de la fuente. La asignación informe a informe, con su clase de evidencia y su prueba, se aporta como suplemento.</w:t>
+        <w:t>, analizando las páginas centrales del artículo y no la portada, que muchas revistas publican en inglés aunque el cuerpo no lo esté. La comprobación destapó tres informes cuyos metadatos declaraban inglés y cuyo cuerpo está en ruso, y los tres se excluyeron; el tercero solo se vio al abrir la web del editor, que rotula el texto como ruso aunque el resumen esté en inglés. Los 233 informes incluidos quedan respaldados por una de tres clases de evidencia: el análisis de su propio texto, la norma de idioma del registro de ensayos que los publica, o el campo de idioma de la fuente. La comprobación sobre el cuerpo se repitió el 6 de octubre de 2026 sobre los 65 estudios del corpus vigente con texto completo, y los 65 están en inglés. Los 3 estudios sin texto completo cuyo idioma solo pudo probarse sobre un resumen en inglés, en revistas que no publican de forma nativa en inglés, se excluyeron (sección 3.1.1). La asignación informe a informe, con su clase de evidencia y su prueba, se aporta como suplemento.</w:t>
       </w:r>
     </w:p>
     <w:p>
@@ -1048,7 +1048,7 @@
           <w:i w:val="0"/>
           <w:sz w:val="22"/>
         </w:rPr>
-        <w:t>Las ecuaciones las diseñó y ejecutó D.V., interrogando cada interfaz directamente; no las generó ni las ejecutó el modelo de lenguaje cuya intervención se declara en la sección 2.4. Se aportan íntegras como suplemento, con la sintaxis literal de cada interfaz, el número de resultados y la fecha, de modo que cualquiera puede repetirlas. BVS y SciELO se incluyeron para no inclinar la revisión hacia la literatura anglosajona, y aportaron 2 de los 233 informes que llegaron a texto completo: cubren Iberoamérica, y de los 35 estudios que declaran procedencia, 13 son de Rusia, Polonia, Georgia o Ucrania.</w:t>
+        <w:t>Las ecuaciones las diseñó y ejecutó D.V., interrogando cada interfaz directamente; no las generó ni las ejecutó el modelo de lenguaje cuya intervención se declara en la sección 2.4. Se aportan íntegras como suplemento, con la sintaxis literal de cada interfaz, el número de resultados y la fecha, de modo que cualquiera puede repetirlas. BVS y SciELO se incluyeron para no inclinar la revisión hacia la literatura anglosajona, y aportaron 2 de los 233 informes que llegaron a texto completo: cubren Iberoamérica, y de los 32 estudios que declaran procedencia, 11 son de Rusia, Polonia, Georgia o Ucrania.</w:t>
       </w:r>
     </w:p>
     <w:p>
@@ -1459,7 +1459,7 @@
           <w:i w:val="0"/>
           <w:sz w:val="22"/>
         </w:rPr>
-        <w:t xml:space="preserve"> entre los dos revisores. Un revisor extrajo los 124 estudios que entonces tenían publicación recuperable —90 tras las exclusiones de la sección 3.1.1— y el segundo extrajo 122 de ellos, de modo que el 98 % del corpus tiene doble extracción. Sobre las 130 filas de brazo comparables se registraron 541 desacuerdos de valor; la concordancia, medida antes de resolverlos, fue del 78 % de acuerdo mediano y una kappa de Cohen mediana de 0,62 sobre los 8 de 9 campos categóricos en que resulta informativa, con un recorrido del 64 % al 100 % según la variable. Las discrepancias se resolvieron por consenso entre los dos revisores, con registro de quién resolvió y cuándo: hay 539 de 541 adjudicadas. Las 2 restantes se habían cerrado antes aplicando una regla mecánica sobre una comparación posteriormente rehecha, de modo que no llevan firma conjunta y no se cuentan como consenso. Las 14 que quedaron abiertas —10 por el diseño del estudio, donde el formulario no ofrecía la opción que los revisores necesitaban, y 4 por datos que exigían releer el artículo— se firmaron por consenso el 14 de septiembre de 2026. El registro completo, resuelto a resuelto, se aporta como suplemento.</w:t>
+        <w:t xml:space="preserve"> entre los dos revisores. Un revisor extrajo los 124 estudios que entonces tenían publicación recuperable —86 tras las exclusiones de la sección 3.1.1— y el segundo extrajo 122 de ellos, de modo que el 98 % del corpus tiene doble extracción. Sobre las 130 filas de brazo comparables se registraron 541 desacuerdos de valor; la concordancia, medida antes de resolverlos, fue del 78 % de acuerdo mediano y una kappa de Cohen mediana de 0,62 sobre los 8 de 9 campos categóricos en que resulta informativa, con un recorrido del 64 % al 100 % según la variable. Las discrepancias se resolvieron por consenso entre los dos revisores, con registro de quién resolvió y cuándo: hay 539 de 541 adjudicadas. Las 2 restantes se habían cerrado antes aplicando una regla mecánica sobre una comparación posteriormente rehecha, de modo que no llevan firma conjunta y no se cuentan como consenso. Las 14 que quedaron abiertas —10 por el diseño del estudio, donde el formulario no ofrecía la opción que los revisores necesitaban, y 4 por datos que exigían releer el artículo— se firmaron por consenso el 14 de septiembre de 2026. El registro completo, resuelto a resuelto, se aporta como suplemento.</w:t>
       </w:r>
     </w:p>
     <w:p>
@@ -1482,7 +1482,7 @@
           <w:i w:val="0"/>
           <w:sz w:val="22"/>
         </w:rPr>
-        <w:t xml:space="preserve"> Tres preguntas no se podían contestar con el formulario y se respondieron volviendo al artículo, con un cuaderno por pregunta en el que cada conclusión lleva la frase o la tabla en que se apoya y la firma de los dos autores, fechada el 30 de septiembre de 2026: la clase de resistencia de los 70 estudios que entonces tenían texto completo, comprobada contra el antibiograma publicado (sección 3.4, anexo S23); el comparador, el tiempo cero, el tiempo de evaluación, las cointervenciones, las pérdidas y el estimando de los 14 estudios con diseño comparativo, 11 de ellos con texto (sección 3.7, anexo S24), y los pares de estudios que podían describir a los mismos pacientes (sección 4.4, anexo S21). La relectura la hicieron los dos autores, que leyeron cada uno los artículos completos y comprobaron contra la figura los antibiogramas que el artículo solo da en imagen; además, cada frase citada se buscó de forma automática en el texto de su PDF. Las correcciones que la relectura deja inequívocas entran en la extracción como correcciones firmadas, con el valor anterior y la cita; las que dejaban un brazo con más de un valor, y las exclusiones que la relectura puso de manifiesto, las decidieron y firmaron los dos autores el 1 de octubre de 2026.</w:t>
+        <w:t xml:space="preserve"> Tres preguntas no se podían contestar con el formulario y se respondieron volviendo al artículo, con un cuaderno por pregunta en el que cada conclusión lleva la frase o la tabla en que se apoya y la firma de los dos autores, fechada el 30 de septiembre de 2026: la clase de resistencia de los 70 estudios que entonces tenían texto completo, comprobada contra el antibiograma publicado (sección 3.4, anexo S23); el comparador, el tiempo cero, el tiempo de evaluación, las cointervenciones, las pérdidas y el estimando de los 14 estudios con diseño comparativo, 11 de ellos con texto (sección 3.7, anexo S24), y los pares de estudios que podían describir a los mismos pacientes (sección 4.4, anexo S21). La relectura la hicieron los dos autores, que leyeron cada uno los artículos completos y comprobaron contra la figura los antibiogramas que el artículo solo da en imagen; además, cada frase citada se buscó de forma automática en el texto de su PDF. Las correcciones que la relectura deja inequívocas entran en la extracción como correcciones firmadas, con el valor anterior y la cita; las que dejaban un brazo con más de un valor, y las exclusiones que la relectura puso de manifiesto, las decidieron y firmaron los dos autores el 1 y el 3 de octubre de 2026.</w:t>
       </w:r>
     </w:p>
     <w:p>
@@ -1496,7 +1496,7 @@
           <w:i w:val="0"/>
           <w:sz w:val="22"/>
         </w:rPr>
-        <w:t>La caracterización estructural del corpus (secciones 3.1 a 3.4, tablas 1 a 4) procede de una pre-extracción sistemática desde el resumen de los 90 estudios vigentes, realizada con el mismo esquema de variables y marcada como parcial en cada registro. La completitud de reporte por desenlace (sección 3.5, tabla 5) procede en cambio de la extracción adjudicada, y se identifica como tal en cada cifra. Este informe no presenta estimaciones de eficacia: caracteriza la estructura del cuerpo de evidencia, su recuperabilidad y la completitud de su reporte, con tres componentes medidos —la recuperabilidad del informe (secciones 3.1 y 3.2), la completitud de reporte estructural (sección 3.4) y la completitud de reporte de desenlaces (sección 3.5)—.</w:t>
+        <w:t>La caracterización estructural del corpus (secciones 3.1 a 3.4, tablas 1 a 4) procede de una pre-extracción sistemática desde el resumen de los 86 estudios vigentes, realizada con el mismo esquema de variables y marcada como parcial en cada registro. La completitud de reporte por desenlace (sección 3.5, tabla 5) procede en cambio de la extracción adjudicada, y se identifica como tal en cada cifra. Este informe no presenta estimaciones de eficacia: caracteriza la estructura del cuerpo de evidencia, su recuperabilidad y la completitud de su reporte, con tres componentes medidos —la recuperabilidad del informe (secciones 3.1 y 3.2), la completitud de reporte estructural (sección 3.4) y la completitud de reporte de desenlaces (sección 3.5)—.</w:t>
       </w:r>
     </w:p>
     <w:p>
@@ -1542,7 +1542,7 @@
           <w:i w:val="0"/>
           <w:sz w:val="22"/>
         </w:rPr>
-        <w:t>: 10 de los 13 que el diseño adjudicado sobre el artículo identifica como comparativos. Los ensayos aleatorizados con RoB 2 (10) y los no aleatorizados y las cohortes con ROBINS-I (11). El estudio restante es un ensayo aleatorizado sin texto completo: no se evalúa, y tampoco recibe un juicio desfavorable por esa razón.</w:t>
+        <w:t>: 9 de los 12 que el diseño adjudicado sobre el artículo identifica como comparativos. Los ensayos aleatorizados con RoB 2 (10) y los no aleatorizados y las cohortes con ROBINS-I (11). El estudio restante es un ensayo aleatorizado sin texto completo: no se evalúa, y tampoco recibe un juicio desfavorable por esa razón.</w:t>
       </w:r>
     </w:p>
     <w:p>
@@ -1620,7 +1620,7 @@
           <w:i w:val="0"/>
           <w:sz w:val="22"/>
         </w:rPr>
-        <w:t>, y el motivo no depende de lo anterior: califica la certeza de una estimación agrupada y esta revisión no presenta ninguna. La sección 3.5 muestra que solo 2 de los 98 brazos reúnen los requisitos mínimos para agregar, y ninguno los conserva tras aplicar los criterios de elegibilidad. Calificar la certeza de un resultado que no existe sería un trámite, no una evaluación (14).</w:t>
+        <w:t>, y el motivo no depende de lo anterior: califica la certeza de una estimación agrupada y esta revisión no presenta ninguna. La sección 3.5 muestra que solo 2 de los 94 brazos reúnen los requisitos mínimos para agregar, y ninguno los conserva tras aplicar los criterios de elegibilidad. Calificar la certeza de un resultado que no existe sería un trámite, no una evaluación (14).</w:t>
       </w:r>
     </w:p>
     <w:p>
@@ -1634,7 +1634,7 @@
           <w:i w:val="0"/>
           <w:sz w:val="22"/>
         </w:rPr>
-        <w:t>La sección 3.7 reporta los 74 juicios y la tabla de dominios.</w:t>
+        <w:t>La sección 3.7 reporta los 68 juicios y la tabla de dominios.</w:t>
       </w:r>
     </w:p>
     <w:p>
@@ -1918,16 +1918,16 @@
           <w:i/>
           <w:sz w:val="22"/>
         </w:rPr>
-        <w:t>1 estudio</w:t>
-      </w:r>
-      <w:r>
-        <w:rPr>
-          <w:rFonts w:ascii="Times New Roman" w:hAnsi="Times New Roman"/>
-          <w:b w:val="0"/>
-          <w:i w:val="0"/>
-          <w:sz w:val="22"/>
-        </w:rPr>
-        <w:t xml:space="preserve">, un ensayo aleatorizado del que solo existe una copia en un repositorio institucional, en versión previa a revisión por pares y tras una barrera de acceso automatizado. Y su efecto potencial es mucho mayor, de modo que declararlo es obligatorio: </w:t>
+        <w:t>4 estudios</w:t>
+      </w:r>
+      <w:r>
+        <w:rPr>
+          <w:rFonts w:ascii="Times New Roman" w:hAnsi="Times New Roman"/>
+          <w:b w:val="0"/>
+          <w:i w:val="0"/>
+          <w:sz w:val="22"/>
+        </w:rPr>
+        <w:t xml:space="preserve">. El primero, el 2 de septiembre, es un ensayo aleatorizado del que solo existe una copia en un repositorio institucional, en versión previa a revisión por pares y tras una barrera de acceso automatizado. Los otros 3 los excluyeron los dos autores el 6 de octubre de 2026 porque su idioma, que es criterio de la sección 2.2, solo pudo comprobarse sobre un resumen en inglés de revistas que no publican de forma nativa en inglés: EST-045 y EST-059, de una revista rusa, y EST-173, de una griega. Y su efecto potencial es mucho mayor, de modo que declararlo es obligatorio: </w:t>
       </w:r>
       <w:r>
         <w:rPr>
@@ -1936,7 +1936,7 @@
           <w:i/>
           <w:sz w:val="22"/>
         </w:rPr>
-        <w:t>aplicado a los 24 estudios que siguen sin texto completo, el corpus pasaría de 132 a 108 estudios, los comparativos de 9 a 3 y los ensayos aleatorizados de 7 a 3</w:t>
+        <w:t>aplicado a los 24 estudios que siguen sin texto completo, el corpus pasaría de 128 a 107 estudios, los comparativos de 7 a 2 y los ensayos aleatorizados de 6 a 2</w:t>
       </w:r>
       <w:r>
         <w:rPr>
@@ -1963,7 +1963,7 @@
           <w:i w:val="0"/>
           <w:sz w:val="22"/>
         </w:rPr>
-        <w:t>. Es decir, el sesgo de recuperación que la sección 3.2 mide dejaría de poder medirse, porque el criterio lo elimina por definición en lugar de resolverlo. Esta revisión no lo aplica de esa forma, y el lector debe saber que la cifra del 73,3 % convive con una exclusión que, generalizada, la volvería vacía.</w:t>
+        <w:t>. Es decir, el sesgo de recuperación que la sección 3.2 mide dejaría de poder medirse, porque el criterio lo elimina por definición en lugar de resolverlo. Esta revisión no lo aplica de esa forma, y el lector debe saber que la cifra del 75,6 % convive con una exclusión que, generalizada, la volvería vacía.</w:t>
       </w:r>
     </w:p>
     <w:p>
@@ -2086,7 +2086,7 @@
           <w:i/>
           <w:sz w:val="22"/>
         </w:rPr>
-        <w:t>51 de ellos salieron del corpus</w:t>
+        <w:t>55 de ellos salieron del corpus</w:t>
       </w:r>
       <w:r>
         <w:rPr>
@@ -2104,16 +2104,16 @@
           <w:i/>
           <w:sz w:val="22"/>
         </w:rPr>
-        <w:t>132 estudios</w:t>
-      </w:r>
-      <w:r>
-        <w:rPr>
-          <w:rFonts w:ascii="Times New Roman" w:hAnsi="Times New Roman"/>
-          <w:b w:val="0"/>
-          <w:i w:val="0"/>
-          <w:sz w:val="22"/>
-        </w:rPr>
-        <w:t>, que agrupan 166 informes: 110 con un solo informe y 22 con varios, hasta un máximo de once informes de un mismo ensayo. Los 134 informes de registro de ensayos no son una corriente aparte de esa cifra: están dentro de los 23 057 identificados (121 de ClinicalTrials.gov, 10 de CTIS y 3 de EudraCT), y el diagrama los separa a partir del cribado porque PRISMA 2020 pide declarar las dos corrientes.</w:t>
+        <w:t>128 estudios</w:t>
+      </w:r>
+      <w:r>
+        <w:rPr>
+          <w:rFonts w:ascii="Times New Roman" w:hAnsi="Times New Roman"/>
+          <w:b w:val="0"/>
+          <w:i w:val="0"/>
+          <w:sz w:val="22"/>
+        </w:rPr>
+        <w:t>, que agrupan 161 informes: 107 con un solo informe y 21 con varios, hasta un máximo de once informes de un mismo ensayo. Los 134 informes de registro de ensayos no son una corriente aparte de esa cifra: están dentro de los 23 057 identificados (121 de ClinicalTrials.gov, 10 de CTIS y 3 de EudraCT), y el diagrama los separa a partir del cribado porque PRISMA 2020 pide declarar las dos corrientes.</w:t>
       </w:r>
     </w:p>
     <w:p>
@@ -2127,7 +2127,7 @@
           <w:i w:val="0"/>
           <w:sz w:val="22"/>
         </w:rPr>
-        <w:t>3.1.1 Los 51 estudios que el cribado admitió y que salieron después</w:t>
+        <w:t>3.1.1 Los 55 estudios que el cribado admitió y que salieron después</w:t>
       </w:r>
     </w:p>
     <w:p>
@@ -2141,7 +2141,7 @@
           <w:i/>
           <w:sz w:val="22"/>
         </w:rPr>
-        <w:t>Treinta y cuatro salieron al juzgarlos sobre su publicación.</w:t>
+        <w:t>Treinta y ocho salieron al juzgarlos sobre su publicación.</w:t>
       </w:r>
       <w:r>
         <w:rPr>
@@ -2159,7 +2159,7 @@
           <w:i/>
           <w:sz w:val="22"/>
         </w:rPr>
-        <w:t>Veintinueve</w:t>
+        <w:t>Treinta</w:t>
       </w:r>
       <w:r>
         <w:rPr>
@@ -2177,7 +2177,7 @@
           <w:i/>
           <w:sz w:val="22"/>
         </w:rPr>
-        <w:t>Quince</w:t>
+        <w:t>Dieciséis</w:t>
       </w:r>
       <w:r>
         <w:rPr>
@@ -2204,7 +2204,7 @@
           <w:i w:val="0"/>
           <w:sz w:val="22"/>
         </w:rPr>
-        <w:t xml:space="preserve"> en ningún paciente —aparece en el espectro declarado del producto de fagos, en la introducción, en la discusión o en la lista de referencias—; uno de ellos no nombra microorganismo alguno. Cuatro de ellos se detectaron al comprobar la clase de resistencia contra el artículo (sección 3.4), y los excluyeron los dos autores el 1 de octubre de 2026. </w:t>
+        <w:t xml:space="preserve"> en ningún paciente —aparece en el espectro declarado del producto de fagos, en la introducción, en la discusión o en la lista de referencias—; uno de ellos no nombra microorganismo alguno. Cinco de ellos se detectaron al comprobar la clase de resistencia contra el artículo (sección 3.4), y los excluyeron los dos autores el 1 y el 3 de octubre de 2026. </w:t>
       </w:r>
       <w:r>
         <w:rPr>
@@ -2323,19 +2323,10 @@
         <w:rPr>
           <w:rFonts w:ascii="Times New Roman" w:hAnsi="Times New Roman"/>
           <w:b w:val="0"/>
-          <w:i w:val="0"/>
-          <w:sz w:val="22"/>
-        </w:rPr>
-        <w:t xml:space="preserve">Los </w:t>
-      </w:r>
-      <w:r>
-        <w:rPr>
-          <w:rFonts w:ascii="Times New Roman" w:hAnsi="Times New Roman"/>
-          <w:b w:val="0"/>
           <w:i/>
           <w:sz w:val="22"/>
         </w:rPr>
-        <w:t>cuatro restantes</w:t>
+        <w:t>Cuatro más</w:t>
       </w:r>
       <w:r>
         <w:rPr>
@@ -2495,28 +2486,19 @@
         <w:rPr>
           <w:rFonts w:ascii="Times New Roman" w:hAnsi="Times New Roman"/>
           <w:b w:val="0"/>
-          <w:i w:val="0"/>
-          <w:sz w:val="22"/>
-        </w:rPr>
-        <w:t xml:space="preserve">La causa es común a casi todos y conviene decirla sin rodeos: el cribado de título y resumen lo emitió un modelo de lenguaje como revisor único (sección 2.4). Un resumen de protocolo, uno de modelo murino y uno que enumera </w:t>
-      </w:r>
-      <w:r>
-        <w:rPr>
-          <w:rFonts w:ascii="Times New Roman" w:hAnsi="Times New Roman"/>
-          <w:b w:val="0"/>
           <w:i/>
           <w:sz w:val="22"/>
         </w:rPr>
-        <w:t>P. aeruginosa</w:t>
-      </w:r>
-      <w:r>
-        <w:rPr>
-          <w:rFonts w:ascii="Times New Roman" w:hAnsi="Times New Roman"/>
-          <w:b w:val="0"/>
-          <w:i w:val="0"/>
-          <w:sz w:val="22"/>
-        </w:rPr>
-        <w:t xml:space="preserve"> en el espectro de un fago polivalente </w:t>
+        <w:t>Cuatro</w:t>
+      </w:r>
+      <w:r>
+        <w:rPr>
+          <w:rFonts w:ascii="Times New Roman" w:hAnsi="Times New Roman"/>
+          <w:b w:val="0"/>
+          <w:i w:val="0"/>
+          <w:sz w:val="22"/>
+        </w:rPr>
+        <w:t xml:space="preserve"> salieron, por último, por </w:t>
       </w:r>
       <w:r>
         <w:rPr>
@@ -2525,34 +2507,16 @@
           <w:i/>
           <w:sz w:val="22"/>
         </w:rPr>
-        <w:t>se parecen mucho</w:t>
-      </w:r>
-      <w:r>
-        <w:rPr>
-          <w:rFonts w:ascii="Times New Roman" w:hAnsi="Times New Roman"/>
-          <w:b w:val="0"/>
-          <w:i w:val="0"/>
-          <w:sz w:val="22"/>
-        </w:rPr>
-        <w:t xml:space="preserve"> a un resumen elegible; distinguirlos exige abrir el artículo. La sección 2.4 declara que los registros que el modelo excluyó no los releyó ningún humano. Estos 27 son la otra cara de esa limitación, y son el </w:t>
-      </w:r>
-      <w:r>
-        <w:rPr>
-          <w:rFonts w:ascii="Times New Roman" w:hAnsi="Times New Roman"/>
-          <w:b w:val="0"/>
-          <w:i/>
-          <w:sz w:val="22"/>
-        </w:rPr>
-        <w:t>29,0 %</w:t>
-      </w:r>
-      <w:r>
-        <w:rPr>
-          <w:rFonts w:ascii="Times New Roman" w:hAnsi="Times New Roman"/>
-          <w:b w:val="0"/>
-          <w:i w:val="0"/>
-          <w:sz w:val="22"/>
-        </w:rPr>
-        <w:t xml:space="preserve"> de los 93 estudios cuyo texto completo se pudo leer. Es un suelo, no un total: los 31 estudios sin texto completo no se han podido comprobar contra nada.</w:t>
+        <w:t>NOREC</w:t>
+      </w:r>
+      <w:r>
+        <w:rPr>
+          <w:rFonts w:ascii="Times New Roman" w:hAnsi="Times New Roman"/>
+          <w:b w:val="0"/>
+          <w:i w:val="0"/>
+          <w:sz w:val="22"/>
+        </w:rPr>
+        <w:t xml:space="preserve"> (sección 2.9): el texto completo no pudo leerse y, sin él, un criterio no pudo verificarse contra el artículo. Uno es el ensayo aleatorizado que describe la sección 2.9. Los otros tres —EST-045, EST-059 y EST-173— son consecuencia de ese mismo defecto: solo tienen un resumen en inglés, dos en una revista rusa y uno en una griega que no publican de forma nativa en inglés, y sin el artículo su idioma no puede comprobarse. Los excluyeron los dos autores el 6 de octubre de 2026.</w:t>
       </w:r>
     </w:p>
     <w:p>
@@ -2563,19 +2527,28 @@
         <w:rPr>
           <w:rFonts w:ascii="Times New Roman" w:hAnsi="Times New Roman"/>
           <w:b w:val="0"/>
+          <w:i w:val="0"/>
+          <w:sz w:val="22"/>
+        </w:rPr>
+        <w:t xml:space="preserve">La causa es común a casi todos y conviene decirla sin rodeos: el cribado de título y resumen lo emitió un modelo de lenguaje como revisor único (sección 2.4). Un resumen de protocolo, uno de modelo murino y uno que enumera </w:t>
+      </w:r>
+      <w:r>
+        <w:rPr>
+          <w:rFonts w:ascii="Times New Roman" w:hAnsi="Times New Roman"/>
+          <w:b w:val="0"/>
           <w:i/>
           <w:sz w:val="22"/>
         </w:rPr>
-        <w:t>Otros 17 estudios salieron por una vía distinta: la ficha de su registro.</w:t>
-      </w:r>
-      <w:r>
-        <w:rPr>
-          <w:rFonts w:ascii="Times New Roman" w:hAnsi="Times New Roman"/>
-          <w:b w:val="0"/>
-          <w:i w:val="0"/>
-          <w:sz w:val="22"/>
-        </w:rPr>
-        <w:t xml:space="preserve"> Los 29 anteriores se juzgaron sobre el artículo; estos no tienen artículo. Entraron al corpus porque su registro exportado traía </w:t>
+        <w:t>P. aeruginosa</w:t>
+      </w:r>
+      <w:r>
+        <w:rPr>
+          <w:rFonts w:ascii="Times New Roman" w:hAnsi="Times New Roman"/>
+          <w:b w:val="0"/>
+          <w:i w:val="0"/>
+          <w:sz w:val="22"/>
+        </w:rPr>
+        <w:t xml:space="preserve"> en el espectro de un fago polivalente </w:t>
       </w:r>
       <w:r>
         <w:rPr>
@@ -2584,16 +2557,16 @@
           <w:i/>
           <w:sz w:val="22"/>
         </w:rPr>
-        <w:t>solo el título</w:t>
-      </w:r>
-      <w:r>
-        <w:rPr>
-          <w:rFonts w:ascii="Times New Roman" w:hAnsi="Times New Roman"/>
-          <w:b w:val="0"/>
-          <w:i w:val="0"/>
-          <w:sz w:val="22"/>
-        </w:rPr>
-        <w:t xml:space="preserve">, sin resumen y sin términos MeSH, de modo que el cribado no dispuso de nada con lo que descartarlos. Se contaron </w:t>
+        <w:t>se parecen mucho</w:t>
+      </w:r>
+      <w:r>
+        <w:rPr>
+          <w:rFonts w:ascii="Times New Roman" w:hAnsi="Times New Roman"/>
+          <w:b w:val="0"/>
+          <w:i w:val="0"/>
+          <w:sz w:val="22"/>
+        </w:rPr>
+        <w:t xml:space="preserve"> a un resumen elegible; distinguirlos exige abrir el artículo. La sección 2.4 declara que los registros que el modelo excluyó no los releyó ningún humano. Estos 28 son la otra cara de esa limitación, y son el </w:t>
       </w:r>
       <w:r>
         <w:rPr>
@@ -2602,142 +2575,16 @@
           <w:i/>
           <w:sz w:val="22"/>
         </w:rPr>
-        <w:t>29 fichas</w:t>
-      </w:r>
-      <w:r>
-        <w:rPr>
-          <w:rFonts w:ascii="Times New Roman" w:hAnsi="Times New Roman"/>
-          <w:b w:val="0"/>
-          <w:i w:val="0"/>
-          <w:sz w:val="22"/>
-        </w:rPr>
-        <w:t xml:space="preserve"> en esa situación, se descargó la ficha completa de cada una de ClinicalTrials.gov y del registro europeo CTIS, y se leyeron una por una. </w:t>
-      </w:r>
-      <w:r>
-        <w:rPr>
-          <w:rFonts w:ascii="Times New Roman" w:hAnsi="Times New Roman"/>
-          <w:b w:val="0"/>
-          <w:i/>
-          <w:sz w:val="22"/>
-        </w:rPr>
-        <w:t>12</w:t>
-      </w:r>
-      <w:r>
-        <w:rPr>
-          <w:rFonts w:ascii="Times New Roman" w:hAnsi="Times New Roman"/>
-          <w:b w:val="0"/>
-          <w:i w:val="0"/>
-          <w:sz w:val="22"/>
-        </w:rPr>
-        <w:t xml:space="preserve"> nombran a </w:t>
-      </w:r>
-      <w:r>
-        <w:rPr>
-          <w:rFonts w:ascii="Times New Roman" w:hAnsi="Times New Roman"/>
-          <w:b w:val="0"/>
-          <w:i/>
-          <w:sz w:val="22"/>
-        </w:rPr>
-        <w:t>P. aeruginosa</w:t>
-      </w:r>
-      <w:r>
-        <w:rPr>
-          <w:rFonts w:ascii="Times New Roman" w:hAnsi="Times New Roman"/>
-          <w:b w:val="0"/>
-          <w:i w:val="0"/>
-          <w:sz w:val="22"/>
-        </w:rPr>
-        <w:t xml:space="preserve"> entre los organismos de la población que van a tratar y se quedan. </w:t>
-      </w:r>
-      <w:r>
-        <w:rPr>
-          <w:rFonts w:ascii="Times New Roman" w:hAnsi="Times New Roman"/>
-          <w:b w:val="0"/>
-          <w:i/>
-          <w:sz w:val="22"/>
-        </w:rPr>
-        <w:t>8</w:t>
-      </w:r>
-      <w:r>
-        <w:rPr>
-          <w:rFonts w:ascii="Times New Roman" w:hAnsi="Times New Roman"/>
-          <w:b w:val="0"/>
-          <w:i w:val="0"/>
-          <w:sz w:val="22"/>
-        </w:rPr>
-        <w:t xml:space="preserve"> declaran otro organismo en sus criterios de elegibilidad —</w:t>
-      </w:r>
-      <w:r>
-        <w:rPr>
-          <w:rFonts w:ascii="Times New Roman" w:hAnsi="Times New Roman"/>
-          <w:b w:val="0"/>
-          <w:i/>
-          <w:sz w:val="22"/>
-        </w:rPr>
-        <w:t>S. aureus</w:t>
-      </w:r>
-      <w:r>
-        <w:rPr>
-          <w:rFonts w:ascii="Times New Roman" w:hAnsi="Times New Roman"/>
-          <w:b w:val="0"/>
-          <w:i w:val="0"/>
-          <w:sz w:val="22"/>
-        </w:rPr>
-        <w:t xml:space="preserve">, </w:t>
-      </w:r>
-      <w:r>
-        <w:rPr>
-          <w:rFonts w:ascii="Times New Roman" w:hAnsi="Times New Roman"/>
-          <w:b w:val="0"/>
-          <w:i/>
-          <w:sz w:val="22"/>
-        </w:rPr>
-        <w:t>S. epidermidis</w:t>
-      </w:r>
-      <w:r>
-        <w:rPr>
-          <w:rFonts w:ascii="Times New Roman" w:hAnsi="Times New Roman"/>
-          <w:b w:val="0"/>
-          <w:i w:val="0"/>
-          <w:sz w:val="22"/>
-        </w:rPr>
-        <w:t xml:space="preserve">, </w:t>
-      </w:r>
-      <w:r>
-        <w:rPr>
-          <w:rFonts w:ascii="Times New Roman" w:hAnsi="Times New Roman"/>
-          <w:b w:val="0"/>
-          <w:i/>
-          <w:sz w:val="22"/>
-        </w:rPr>
-        <w:t>E. coli</w:t>
-      </w:r>
-      <w:r>
-        <w:rPr>
-          <w:rFonts w:ascii="Times New Roman" w:hAnsi="Times New Roman"/>
-          <w:b w:val="0"/>
-          <w:i w:val="0"/>
-          <w:sz w:val="22"/>
-        </w:rPr>
-        <w:t xml:space="preserve">, enterobacterias productoras de BLEE, micobacterias no tuberculosas— y dos no evalúan fagoterapia en pacientes, pues uno es un biobanco y el otro un estudio observacional cuya intervención registrada es «ninguna». El caso más claro es un ensayo de fago contra </w:t>
-      </w:r>
-      <w:r>
-        <w:rPr>
-          <w:rFonts w:ascii="Times New Roman" w:hAnsi="Times New Roman"/>
-          <w:b w:val="0"/>
-          <w:i/>
-          <w:sz w:val="22"/>
-        </w:rPr>
-        <w:t>E. coli</w:t>
-      </w:r>
-      <w:r>
-        <w:rPr>
-          <w:rFonts w:ascii="Times New Roman" w:hAnsi="Times New Roman"/>
-          <w:b w:val="0"/>
-          <w:i w:val="0"/>
-          <w:sz w:val="22"/>
-        </w:rPr>
-        <w:t xml:space="preserve"> en niños con diarrea, cuyo título indexado —«Antibacterial Treatment Against Diarrhea in Oral Rehydration Solution»— no permite saberlo.</w:t>
+        <w:t>30,1 %</w:t>
+      </w:r>
+      <w:r>
+        <w:rPr>
+          <w:rFonts w:ascii="Times New Roman" w:hAnsi="Times New Roman"/>
+          <w:b w:val="0"/>
+          <w:i w:val="0"/>
+          <w:sz w:val="22"/>
+        </w:rPr>
+        <w:t xml:space="preserve"> de los 93 estudios cuyo texto completo se pudo leer. Es un suelo, no un total: los 31 estudios sin texto completo no se han podido comprobar contra nada.</w:t>
       </w:r>
     </w:p>
     <w:p>
@@ -2748,28 +2595,19 @@
         <w:rPr>
           <w:rFonts w:ascii="Times New Roman" w:hAnsi="Times New Roman"/>
           <w:b w:val="0"/>
-          <w:i w:val="0"/>
-          <w:sz w:val="22"/>
-        </w:rPr>
-        <w:t xml:space="preserve">Los </w:t>
-      </w:r>
-      <w:r>
-        <w:rPr>
-          <w:rFonts w:ascii="Times New Roman" w:hAnsi="Times New Roman"/>
-          <w:b w:val="0"/>
           <w:i/>
           <w:sz w:val="22"/>
         </w:rPr>
-        <w:t>7 restantes</w:t>
-      </w:r>
-      <w:r>
-        <w:rPr>
-          <w:rFonts w:ascii="Times New Roman" w:hAnsi="Times New Roman"/>
-          <w:b w:val="0"/>
-          <w:i w:val="0"/>
-          <w:sz w:val="22"/>
-        </w:rPr>
-        <w:t xml:space="preserve"> no declaran bacteria alguna: su ficha no permite verificar el criterio ni a favor ni en contra. Excluirlos obligó a una enmienda del protocolo, porque ningún código del vocabulario decía eso. </w:t>
+        <w:t>Otros 17 estudios salieron por una vía distinta: la ficha de su registro.</w:t>
+      </w:r>
+      <w:r>
+        <w:rPr>
+          <w:rFonts w:ascii="Times New Roman" w:hAnsi="Times New Roman"/>
+          <w:b w:val="0"/>
+          <w:i w:val="0"/>
+          <w:sz w:val="22"/>
+        </w:rPr>
+        <w:t xml:space="preserve"> Los 38 anteriores se juzgaron sobre su publicación; estos no tienen ninguna. Entraron al corpus porque su registro exportado traía </w:t>
       </w:r>
       <w:r>
         <w:rPr>
@@ -2778,16 +2616,160 @@
           <w:i/>
           <w:sz w:val="22"/>
         </w:rPr>
-        <w:t>NOORG</w:t>
-      </w:r>
-      <w:r>
-        <w:rPr>
-          <w:rFonts w:ascii="Times New Roman" w:hAnsi="Times New Roman"/>
-          <w:b w:val="0"/>
-          <w:i w:val="0"/>
-          <w:sz w:val="22"/>
-        </w:rPr>
-        <w:t xml:space="preserve"> es el undécimo, y es hermano de NOREC: los demás códigos excluyen por lo que el estudio dice, NOREC por lo que esta revisión no pudo leer y NOORG por lo que el registro no declara. Los dos últimos son propiedades del proceso, no del estudio. La enmienda y las 7 exclusiones las firmaron los dos autores el 14 de septiembre de 2026, y conviene decir lo que cuestan: estos siete estudios son parte de la evidencia de lo que este trabajo sostiene, de modo que salen del total pero se cuentan uno por uno en la Figura 1 y en el anexo de exclusiones. Las 29 fichas viajan con el material suplementario, y la frase literal del registro en que se apoya cada juicio consta junto a ellas.</w:t>
+        <w:t>solo el título</w:t>
+      </w:r>
+      <w:r>
+        <w:rPr>
+          <w:rFonts w:ascii="Times New Roman" w:hAnsi="Times New Roman"/>
+          <w:b w:val="0"/>
+          <w:i w:val="0"/>
+          <w:sz w:val="22"/>
+        </w:rPr>
+        <w:t xml:space="preserve">, sin resumen y sin términos MeSH, de modo que el cribado no dispuso de nada con lo que descartarlos. Se contaron </w:t>
+      </w:r>
+      <w:r>
+        <w:rPr>
+          <w:rFonts w:ascii="Times New Roman" w:hAnsi="Times New Roman"/>
+          <w:b w:val="0"/>
+          <w:i/>
+          <w:sz w:val="22"/>
+        </w:rPr>
+        <w:t>29 fichas</w:t>
+      </w:r>
+      <w:r>
+        <w:rPr>
+          <w:rFonts w:ascii="Times New Roman" w:hAnsi="Times New Roman"/>
+          <w:b w:val="0"/>
+          <w:i w:val="0"/>
+          <w:sz w:val="22"/>
+        </w:rPr>
+        <w:t xml:space="preserve"> en esa situación, se descargó la ficha completa de cada una de ClinicalTrials.gov y del registro europeo CTIS, y se leyeron una por una. </w:t>
+      </w:r>
+      <w:r>
+        <w:rPr>
+          <w:rFonts w:ascii="Times New Roman" w:hAnsi="Times New Roman"/>
+          <w:b w:val="0"/>
+          <w:i/>
+          <w:sz w:val="22"/>
+        </w:rPr>
+        <w:t>12</w:t>
+      </w:r>
+      <w:r>
+        <w:rPr>
+          <w:rFonts w:ascii="Times New Roman" w:hAnsi="Times New Roman"/>
+          <w:b w:val="0"/>
+          <w:i w:val="0"/>
+          <w:sz w:val="22"/>
+        </w:rPr>
+        <w:t xml:space="preserve"> nombran a </w:t>
+      </w:r>
+      <w:r>
+        <w:rPr>
+          <w:rFonts w:ascii="Times New Roman" w:hAnsi="Times New Roman"/>
+          <w:b w:val="0"/>
+          <w:i/>
+          <w:sz w:val="22"/>
+        </w:rPr>
+        <w:t>P. aeruginosa</w:t>
+      </w:r>
+      <w:r>
+        <w:rPr>
+          <w:rFonts w:ascii="Times New Roman" w:hAnsi="Times New Roman"/>
+          <w:b w:val="0"/>
+          <w:i w:val="0"/>
+          <w:sz w:val="22"/>
+        </w:rPr>
+        <w:t xml:space="preserve"> entre los organismos de la población que van a tratar y se quedan. </w:t>
+      </w:r>
+      <w:r>
+        <w:rPr>
+          <w:rFonts w:ascii="Times New Roman" w:hAnsi="Times New Roman"/>
+          <w:b w:val="0"/>
+          <w:i/>
+          <w:sz w:val="22"/>
+        </w:rPr>
+        <w:t>8</w:t>
+      </w:r>
+      <w:r>
+        <w:rPr>
+          <w:rFonts w:ascii="Times New Roman" w:hAnsi="Times New Roman"/>
+          <w:b w:val="0"/>
+          <w:i w:val="0"/>
+          <w:sz w:val="22"/>
+        </w:rPr>
+        <w:t xml:space="preserve"> declaran otro organismo en sus criterios de elegibilidad —</w:t>
+      </w:r>
+      <w:r>
+        <w:rPr>
+          <w:rFonts w:ascii="Times New Roman" w:hAnsi="Times New Roman"/>
+          <w:b w:val="0"/>
+          <w:i/>
+          <w:sz w:val="22"/>
+        </w:rPr>
+        <w:t>S. aureus</w:t>
+      </w:r>
+      <w:r>
+        <w:rPr>
+          <w:rFonts w:ascii="Times New Roman" w:hAnsi="Times New Roman"/>
+          <w:b w:val="0"/>
+          <w:i w:val="0"/>
+          <w:sz w:val="22"/>
+        </w:rPr>
+        <w:t xml:space="preserve">, </w:t>
+      </w:r>
+      <w:r>
+        <w:rPr>
+          <w:rFonts w:ascii="Times New Roman" w:hAnsi="Times New Roman"/>
+          <w:b w:val="0"/>
+          <w:i/>
+          <w:sz w:val="22"/>
+        </w:rPr>
+        <w:t>S. epidermidis</w:t>
+      </w:r>
+      <w:r>
+        <w:rPr>
+          <w:rFonts w:ascii="Times New Roman" w:hAnsi="Times New Roman"/>
+          <w:b w:val="0"/>
+          <w:i w:val="0"/>
+          <w:sz w:val="22"/>
+        </w:rPr>
+        <w:t xml:space="preserve">, </w:t>
+      </w:r>
+      <w:r>
+        <w:rPr>
+          <w:rFonts w:ascii="Times New Roman" w:hAnsi="Times New Roman"/>
+          <w:b w:val="0"/>
+          <w:i/>
+          <w:sz w:val="22"/>
+        </w:rPr>
+        <w:t>E. coli</w:t>
+      </w:r>
+      <w:r>
+        <w:rPr>
+          <w:rFonts w:ascii="Times New Roman" w:hAnsi="Times New Roman"/>
+          <w:b w:val="0"/>
+          <w:i w:val="0"/>
+          <w:sz w:val="22"/>
+        </w:rPr>
+        <w:t xml:space="preserve">, enterobacterias productoras de BLEE, micobacterias no tuberculosas— y dos no evalúan fagoterapia en pacientes, pues uno es un biobanco y el otro un estudio observacional cuya intervención registrada es «ninguna». El caso más claro es un ensayo de fago contra </w:t>
+      </w:r>
+      <w:r>
+        <w:rPr>
+          <w:rFonts w:ascii="Times New Roman" w:hAnsi="Times New Roman"/>
+          <w:b w:val="0"/>
+          <w:i/>
+          <w:sz w:val="22"/>
+        </w:rPr>
+        <w:t>E. coli</w:t>
+      </w:r>
+      <w:r>
+        <w:rPr>
+          <w:rFonts w:ascii="Times New Roman" w:hAnsi="Times New Roman"/>
+          <w:b w:val="0"/>
+          <w:i w:val="0"/>
+          <w:sz w:val="22"/>
+        </w:rPr>
+        <w:t xml:space="preserve"> en niños con diarrea, cuyo título indexado —«Antibacterial Treatment Against Diarrhea in Oral Rehydration Solution»— no permite saberlo.</w:t>
       </w:r>
     </w:p>
     <w:p>
@@ -2801,7 +2783,7 @@
           <w:i w:val="0"/>
           <w:sz w:val="22"/>
         </w:rPr>
-        <w:t xml:space="preserve">Al leerlas apareció además un </w:t>
+        <w:t xml:space="preserve">Los </w:t>
       </w:r>
       <w:r>
         <w:rPr>
@@ -2810,16 +2792,34 @@
           <w:i/>
           <w:sz w:val="22"/>
         </w:rPr>
-        <w:t>duplicado</w:t>
-      </w:r>
-      <w:r>
-        <w:rPr>
-          <w:rFonts w:ascii="Times New Roman" w:hAnsi="Times New Roman"/>
-          <w:b w:val="0"/>
-          <w:i w:val="0"/>
-          <w:sz w:val="22"/>
-        </w:rPr>
-        <w:t>: el ensayo Phage4Cure-001 está en CTIS con dos identificadores, uno por versión del protocolo, y había entrado como dos estudios porque sus títulos difieren en dos palabras. Es un solo ensayo, comprobado y firmado, y se cuenta una sola vez.</w:t>
+        <w:t>7 restantes</w:t>
+      </w:r>
+      <w:r>
+        <w:rPr>
+          <w:rFonts w:ascii="Times New Roman" w:hAnsi="Times New Roman"/>
+          <w:b w:val="0"/>
+          <w:i w:val="0"/>
+          <w:sz w:val="22"/>
+        </w:rPr>
+        <w:t xml:space="preserve"> no declaran bacteria alguna: su ficha no permite verificar el criterio ni a favor ni en contra. Excluirlos obligó a una enmienda del protocolo, porque ningún código del vocabulario decía eso. </w:t>
+      </w:r>
+      <w:r>
+        <w:rPr>
+          <w:rFonts w:ascii="Times New Roman" w:hAnsi="Times New Roman"/>
+          <w:b w:val="0"/>
+          <w:i/>
+          <w:sz w:val="22"/>
+        </w:rPr>
+        <w:t>NOORG</w:t>
+      </w:r>
+      <w:r>
+        <w:rPr>
+          <w:rFonts w:ascii="Times New Roman" w:hAnsi="Times New Roman"/>
+          <w:b w:val="0"/>
+          <w:i w:val="0"/>
+          <w:sz w:val="22"/>
+        </w:rPr>
+        <w:t xml:space="preserve"> es el undécimo, y es hermano de NOREC: los demás códigos excluyen por lo que el estudio dice, NOREC por lo que esta revisión no pudo leer y NOORG por lo que el registro no declara. Los dos últimos son propiedades del proceso, no del estudio. La enmienda y las 7 exclusiones las firmaron los dos autores el 14 de septiembre de 2026, y conviene decir lo que cuestan: estos siete estudios son parte de la evidencia de lo que este trabajo sostiene, de modo que salen del total pero se cuentan uno por uno en la Figura 1 y en el anexo de exclusiones. Las 29 fichas viajan con el material suplementario, y la frase literal del registro en que se apoya cada juicio consta junto a ellas.</w:t>
       </w:r>
     </w:p>
     <w:p>
@@ -2833,7 +2833,7 @@
           <w:i w:val="0"/>
           <w:sz w:val="22"/>
         </w:rPr>
-        <w:t xml:space="preserve">De los 132 estudios, </w:t>
+        <w:t xml:space="preserve">Al leerlas apareció además un </w:t>
       </w:r>
       <w:r>
         <w:rPr>
@@ -2842,34 +2842,16 @@
           <w:i/>
           <w:sz w:val="22"/>
         </w:rPr>
-        <w:t>90 tienen publicación recuperable</w:t>
-      </w:r>
-      <w:r>
-        <w:rPr>
-          <w:rFonts w:ascii="Times New Roman" w:hAnsi="Times New Roman"/>
-          <w:b w:val="0"/>
-          <w:i w:val="0"/>
-          <w:sz w:val="22"/>
-        </w:rPr>
-        <w:t xml:space="preserve">: 87 artículos y 3 que solo existen como resumen de congreso. Los </w:t>
-      </w:r>
-      <w:r>
-        <w:rPr>
-          <w:rFonts w:ascii="Times New Roman" w:hAnsi="Times New Roman"/>
-          <w:b w:val="0"/>
-          <w:i/>
-          <w:sz w:val="22"/>
-        </w:rPr>
-        <w:t>42 restantes son únicamente fichas de registro de ensayo</w:t>
-      </w:r>
-      <w:r>
-        <w:rPr>
-          <w:rFonts w:ascii="Times New Roman" w:hAnsi="Times New Roman"/>
-          <w:b w:val="0"/>
-          <w:i w:val="0"/>
-          <w:sz w:val="22"/>
-        </w:rPr>
-        <w:t>, sin publicación asociada localizable. Esa cifra basta por sí sola para describir un campo en el que más de uno de cada tres estudios registrados no ha publicado resultados.</w:t>
+        <w:t>duplicado</w:t>
+      </w:r>
+      <w:r>
+        <w:rPr>
+          <w:rFonts w:ascii="Times New Roman" w:hAnsi="Times New Roman"/>
+          <w:b w:val="0"/>
+          <w:i w:val="0"/>
+          <w:sz w:val="22"/>
+        </w:rPr>
+        <w:t>: el ensayo Phage4Cure-001 está en CTIS con dos identificadores, uno por versión del protocolo, y había entrado como dos estudios porque sus títulos difieren en dos palabras. Es un solo ensayo, comprobado y firmado, y se cuenta una sola vez.</w:t>
       </w:r>
     </w:p>
     <w:p>
@@ -2883,6 +2865,56 @@
           <w:i w:val="0"/>
           <w:sz w:val="22"/>
         </w:rPr>
+        <w:t xml:space="preserve">De los 128 estudios, </w:t>
+      </w:r>
+      <w:r>
+        <w:rPr>
+          <w:rFonts w:ascii="Times New Roman" w:hAnsi="Times New Roman"/>
+          <w:b w:val="0"/>
+          <w:i/>
+          <w:sz w:val="22"/>
+        </w:rPr>
+        <w:t>86 tienen publicación recuperable</w:t>
+      </w:r>
+      <w:r>
+        <w:rPr>
+          <w:rFonts w:ascii="Times New Roman" w:hAnsi="Times New Roman"/>
+          <w:b w:val="0"/>
+          <w:i w:val="0"/>
+          <w:sz w:val="22"/>
+        </w:rPr>
+        <w:t xml:space="preserve">: 83 artículos y 3 que solo existen como resumen de congreso. Los </w:t>
+      </w:r>
+      <w:r>
+        <w:rPr>
+          <w:rFonts w:ascii="Times New Roman" w:hAnsi="Times New Roman"/>
+          <w:b w:val="0"/>
+          <w:i/>
+          <w:sz w:val="22"/>
+        </w:rPr>
+        <w:t>42 restantes son únicamente fichas de registro de ensayo</w:t>
+      </w:r>
+      <w:r>
+        <w:rPr>
+          <w:rFonts w:ascii="Times New Roman" w:hAnsi="Times New Roman"/>
+          <w:b w:val="0"/>
+          <w:i w:val="0"/>
+          <w:sz w:val="22"/>
+        </w:rPr>
+        <w:t>, sin publicación asociada localizable. Esa cifra basta por sí sola para describir un campo en el que más de uno de cada tres estudios registrados no ha publicado resultados.</w:t>
+      </w:r>
+    </w:p>
+    <w:p>
+      <w:pPr>
+        <w:jc w:val="both"/>
+      </w:pPr>
+      <w:r>
+        <w:rPr>
+          <w:rFonts w:ascii="Times New Roman" w:hAnsi="Times New Roman"/>
+          <w:b w:val="0"/>
+          <w:i w:val="0"/>
+          <w:sz w:val="22"/>
+        </w:rPr>
         <w:t xml:space="preserve">Los motivos de exclusión por título fueron trabajo de laboratorio o preclínico (4 060), organismo distinto sin subgrupo separable (3 022), revisión o comentario sin datos primarios (2 803), no evalúa fagoterapia en pacientes (2 631), ámbito veterinario (834) y síntesis secundaria (84). En la lectura de resumen: organismo distinto (65), revisión o comentario (64), no evalúa fagoterapia (40), </w:t>
       </w:r>
       <w:r>
@@ -2938,16 +2970,16 @@
           <w:i/>
           <w:sz w:val="22"/>
         </w:rPr>
-        <w:t>66 de los 90 estudios recuperables (73,3 %)</w:t>
-      </w:r>
-      <w:r>
-        <w:rPr>
-          <w:rFonts w:ascii="Times New Roman" w:hAnsi="Times New Roman"/>
-          <w:b w:val="0"/>
-          <w:i w:val="0"/>
-          <w:sz w:val="22"/>
-        </w:rPr>
-        <w:t xml:space="preserve"> por vías de acceso abierto legítimas. Los 24 restantes siguen sin obtenerse. Su disponibilidad se recomprobó el 2 de septiembre de 2026 contra tres índices independientes —Europe PMC, OpenAlex y Semantic Scholar—, y </w:t>
+        <w:t>65 de los 86 estudios recuperables (75,6 %)</w:t>
+      </w:r>
+      <w:r>
+        <w:rPr>
+          <w:rFonts w:ascii="Times New Roman" w:hAnsi="Times New Roman"/>
+          <w:b w:val="0"/>
+          <w:i w:val="0"/>
+          <w:sz w:val="22"/>
+        </w:rPr>
+        <w:t xml:space="preserve"> por vías de acceso abierto legítimas. Los 21 restantes siguen sin obtenerse. Su disponibilidad se recomprobó el 2 de septiembre de 2026 contra tres índices independientes —Europe PMC, OpenAlex y Semantic Scholar—, y </w:t>
       </w:r>
       <w:r>
         <w:rPr>
@@ -2956,7 +2988,7 @@
           <w:i/>
           <w:sz w:val="22"/>
         </w:rPr>
-        <w:t>ninguno de los 24 tiene hoy una copia de acceso abierto</w:t>
+        <w:t>ninguno de los 21 tiene hoy una copia de acceso abierto</w:t>
       </w:r>
       <w:r>
         <w:rPr>
@@ -2997,7 +3029,7 @@
           <w:i w:val="0"/>
           <w:sz w:val="22"/>
         </w:rPr>
-        <w:t xml:space="preserve"> (Tabla 3). Contiene 6 de los 9 estudios comparativos, el </w:t>
+        <w:t xml:space="preserve"> (Tabla 3). Contiene 5 de los 7 estudios comparativos, el </w:t>
       </w:r>
       <w:r>
         <w:rPr>
@@ -3006,7 +3038,7 @@
           <w:i/>
           <w:sz w:val="22"/>
         </w:rPr>
-        <w:t>66,7 %</w:t>
+        <w:t>71,4 %</w:t>
       </w:r>
       <w:r>
         <w:rPr>
@@ -3116,16 +3148,16 @@
           <w:i/>
           <w:sz w:val="22"/>
         </w:rPr>
-        <w:t>40 reportes de caso único (44,4 %)</w:t>
-      </w:r>
-      <w:r>
-        <w:rPr>
-          <w:rFonts w:ascii="Times New Roman" w:hAnsi="Times New Roman"/>
-          <w:b w:val="0"/>
-          <w:i w:val="0"/>
-          <w:sz w:val="22"/>
-        </w:rPr>
-        <w:t xml:space="preserve">, 18 series de casos, 12 cohortes prospectivas, 7 ensayos aleatorizados, 2 ensayos no aleatorizados y 3 cohortes retrospectivas. Otros 8 no declaran su diseño de forma reconocible en el resumen. Los comparativos suman </w:t>
+        <w:t>40 reportes de caso único (46,5 %)</w:t>
+      </w:r>
+      <w:r>
+        <w:rPr>
+          <w:rFonts w:ascii="Times New Roman" w:hAnsi="Times New Roman"/>
+          <w:b w:val="0"/>
+          <w:i w:val="0"/>
+          <w:sz w:val="22"/>
+        </w:rPr>
+        <w:t xml:space="preserve">, 18 series de casos, 11 cohortes prospectivas, 6 ensayos aleatorizados, 1 ensayos no aleatorizados y 3 cohortes retrospectivas. Otros 7 no declaran su diseño de forma reconocible en el resumen. Los comparativos suman </w:t>
       </w:r>
       <w:r>
         <w:rPr>
@@ -3134,7 +3166,7 @@
           <w:i/>
           <w:sz w:val="22"/>
         </w:rPr>
-        <w:t>9 estudios, el 10,0 %</w:t>
+        <w:t>7 estudios, el 8,1 %</w:t>
       </w:r>
       <w:r>
         <w:rPr>
@@ -3157,7 +3189,7 @@
           <w:i w:val="0"/>
           <w:sz w:val="22"/>
         </w:rPr>
-        <w:t>La procedencia geográfica, cuando consta, se reparte entre Rusia (7 estudios), Polonia y Georgia (6 cada una), Alemania (4), Francia y Estados Unidos (3 cada una), e India, Irán e Israel (2 cada una). No consta en 76 estudios. La caída de la representación rusa respecto del corpus previo a la enmienda —de 34 estudios a 7— es efecto directo del criterio de idioma y no de la búsqueda.</w:t>
+        <w:t>La procedencia geográfica, cuando consta, se reparte entre Georgia y Polonia (5 estudios cada una), Estados Unidos y Francia (3 cada una), Alemania, Bélgica, España y Israel (2 cada una), y otros 8 orígenes con un estudio cada uno. No consta en 54 de los 86 estudios. La caída de la representación rusa respecto del corpus previo a la enmienda —de 34 estudios a 1— se debe sobre todo al criterio de idioma, no a la búsqueda.</w:t>
       </w:r>
     </w:p>
     <w:p>
@@ -3228,16 +3260,16 @@
           <w:i/>
           <w:sz w:val="22"/>
         </w:rPr>
-        <w:t>74,4 %</w:t>
-      </w:r>
-      <w:r>
-        <w:rPr>
-          <w:rFonts w:ascii="Times New Roman" w:hAnsi="Times New Roman"/>
-          <w:b w:val="0"/>
-          <w:i w:val="0"/>
-          <w:sz w:val="22"/>
-        </w:rPr>
-        <w:t xml:space="preserve"> de los estudios: el 60,0 % no la menciona en absoluto y un 14,4 % adicional la menciona en términos que no permiten clasificarla. Para estratificar por resistencia, que es lo que hacen las síntesis publicadas, ambos casos son igual de inservibles.</w:t>
+        <w:t>73,3 %</w:t>
+      </w:r>
+      <w:r>
+        <w:rPr>
+          <w:rFonts w:ascii="Times New Roman" w:hAnsi="Times New Roman"/>
+          <w:b w:val="0"/>
+          <w:i w:val="0"/>
+          <w:sz w:val="22"/>
+        </w:rPr>
+        <w:t xml:space="preserve"> de los estudios: el 58,1 % no la menciona en absoluto y un 15,1 % adicional la menciona en términos que no permiten clasificarla. Para estratificar por resistencia, que es lo que hacen las síntesis publicadas, ambos casos son igual de inservibles.</w:t>
       </w:r>
     </w:p>
     <w:p>
@@ -3280,7 +3312,7 @@
           <w:i/>
           <w:sz w:val="22"/>
         </w:rPr>
-        <w:t>51,1 %</w:t>
+        <w:t>51,2 %</w:t>
       </w:r>
       <w:r>
         <w:rPr>
@@ -3350,7 +3382,7 @@
           <w:i/>
           <w:sz w:val="22"/>
         </w:rPr>
-        <w:t>35,6 %</w:t>
+        <w:t>33,7 %</w:t>
       </w:r>
       <w:r>
         <w:rPr>
@@ -3420,7 +3452,7 @@
           <w:i/>
           <w:sz w:val="22"/>
         </w:rPr>
-        <w:t>97,8 %</w:t>
+        <w:t>97,7 %</w:t>
       </w:r>
       <w:r>
         <w:rPr>
@@ -3452,16 +3484,16 @@
           <w:i/>
           <w:sz w:val="22"/>
         </w:rPr>
-        <w:t>En 8 de los 98 brazos la clase queda por debajo del umbral de multirresistencia</w:t>
-      </w:r>
-      <w:r>
-        <w:rPr>
-          <w:rFonts w:ascii="Times New Roman" w:hAnsi="Times New Roman"/>
-          <w:b w:val="0"/>
-          <w:i w:val="0"/>
-          <w:sz w:val="22"/>
-        </w:rPr>
-        <w:t xml:space="preserve"> (EST-001 A, EST-003 B, EST-053 A, EST-057 A, EST-088 A, EST-094 A, EST-106 A, EST-108 A). 2 son estratos dentro de estudios que sí incluyen pacientes multirresistentes, y no comprometen la elegibilidad del estudio. Los otros 6 —EST-001, EST-053, EST-057, EST-088, EST-094 y EST-106— son estudios de un solo brazo cuyo único paciente no es multirresistente. EST-001 y EST-094 se mantienen en el corpus por decisión firmada de los dos autores el 22 de septiembre de 2026, y EST-053, EST-057 y EST-088, que quedaron por debajo del umbral al comprobar su clase contra el artículo (párrafo siguiente), por la misma decisión firmada el 1 de octubre; la permanencia de EST-106, que pasó por debajo del umbral al resolverse su clase ese mismo día, está pendiente de la firma de los dos autores. Todos se declaran aquí para que el lector pueda descontarlos.</w:t>
+        <w:t>En 8 de los 94 brazos la clase queda por debajo del umbral de multirresistencia</w:t>
+      </w:r>
+      <w:r>
+        <w:rPr>
+          <w:rFonts w:ascii="Times New Roman" w:hAnsi="Times New Roman"/>
+          <w:b w:val="0"/>
+          <w:i w:val="0"/>
+          <w:sz w:val="22"/>
+        </w:rPr>
+        <w:t xml:space="preserve"> (EST-001 A, EST-003 B, EST-053 A, EST-057 A, EST-088 A, EST-094 A, EST-106 A, EST-108 A). 2 son estratos dentro de estudios que sí incluyen pacientes multirresistentes, y no comprometen la elegibilidad del estudio. Los otros 6 —EST-001, EST-053, EST-057, EST-088, EST-094 y EST-106— son estudios de un solo brazo cuyo único paciente no es multirresistente. EST-001 y EST-094 se mantienen en el corpus por decisión firmada de los dos autores el 22 de septiembre de 2026, y EST-053, EST-057 y EST-088, que quedaron por debajo del umbral al comprobar su clase contra el artículo (párrafo siguiente), por la misma decisión firmada el 1 de octubre, y EST-106, que pasó por debajo del umbral al resolverse su clase ese mismo día, por la firmada el 3 de octubre. Todos se declaran aquí para que el lector pueda descontarlos.</w:t>
       </w:r>
     </w:p>
     <w:p>
@@ -3502,7 +3534,7 @@
           <w:i w:val="0"/>
           <w:sz w:val="22"/>
         </w:rPr>
-        <w:t xml:space="preserve"> tratado con fagos. Los dos autores excluyeron 4 con el código ORG (EST-009, EST-055, EST-181 y EST-208; sección 3.1.1) y mantuvieron 5, que se declaran aquí con lo que el artículo dice: en EST-152 y EST-170 la única mención de </w:t>
+        <w:t xml:space="preserve"> tratado con fagos. Los dos autores excluyeron 5 con el código ORG (EST-009, EST-055, EST-132, EST-181 y EST-208; sección 3.1.1) y mantuvieron 4, que se declaran aquí con lo que el artículo dice: en EST-152 y EST-170 la única mención de </w:t>
       </w:r>
       <w:r>
         <w:rPr>
@@ -3520,7 +3552,7 @@
           <w:i w:val="0"/>
           <w:sz w:val="22"/>
         </w:rPr>
-        <w:t xml:space="preserve"> es la descripción del paciente de otro estudio del corpus (EST-049 y EST-106); en EST-132 solo figura en la composición del cóctel empírico, sin desglose por organismo, y en EST-129 y EST-135 el paciente tuvo </w:t>
+        <w:t xml:space="preserve"> es la descripción del paciente de otro estudio del corpus (EST-049 y EST-106), y en EST-129 y EST-135 el paciente tuvo </w:t>
       </w:r>
       <w:r>
         <w:rPr>
@@ -3538,7 +3570,7 @@
           <w:i w:val="0"/>
           <w:sz w:val="22"/>
         </w:rPr>
-        <w:t xml:space="preserve">, pero el fago no se dirigió contra ella. Lo mismo ocurre en EST-051 y EST-096, que también se mantienen. De los 66 estudios con texto completo que quedan en el corpus, la clase pudo comprobarse en 30: en 22 contra un antibiograma impreso y en 8 contra una descripción de la sensibilidad en el texto; en 31 no hay con qué comprobarla —el antibiograma no se publica o está en un material suplementario que no se obtuvo—, y los 5 restantes son los mantenidos sin </w:t>
+        <w:t xml:space="preserve">, pero el fago no se dirigió contra ella. Lo mismo ocurre en EST-051 y EST-096, que también se mantienen. De los 65 estudios con texto completo que quedan en el corpus, la clase pudo comprobarse en 30: en 22 contra un antibiograma impreso y en 8 contra una descripción de la sensibilidad en el texto; en 31 no hay con qué comprobarla —el antibiograma no se publica o está en un material suplementario que no se obtuvo—, y los 4 restantes son los mantenidos sin </w:t>
       </w:r>
       <w:r>
         <w:rPr>
@@ -3584,7 +3616,7 @@
           <w:i w:val="0"/>
           <w:sz w:val="22"/>
         </w:rPr>
-        <w:t>La extracción por duplicado, ya adjudicada, permite medir por primera vez qué reporta este cuerpo de evidencia en los cinco desenlaces declarados en los criterios de elegibilidad. La tabla 5 lo resume sobre los 98 brazos del corpus vigente.</w:t>
+        <w:t>La extracción por duplicado, ya adjudicada, permite medir por primera vez qué reporta este cuerpo de evidencia en los cinco desenlaces declarados en los criterios de elegibilidad. La tabla 5 lo resume sobre los 94 brazos del corpus vigente.</w:t>
       </w:r>
     </w:p>
     <w:p>
@@ -3598,7 +3630,7 @@
           <w:i w:val="0"/>
           <w:sz w:val="22"/>
         </w:rPr>
-        <w:t xml:space="preserve">La completitud es desigual y, en el mejor de los casos, parcial. Los eventos adversos son lo que más se reporta con denominador (77,6 % de los brazos) y la emergencia de resistencia al fago lo que menos (26,5 %), pese a ser el desenlace que decide si la intervención conserva su utilidad. Esos porcentajes se calculan sobre los 98 brazos, e incluyen por tanto 24 de estudios cuyo texto completo no se ha recuperado: de un artículo que no se ha podido leer no cabe afirmar que calle. Sobre los 74 brazos legibles las cifras suben —del 77,6 % al 89,2 % en eventos adversos, del 26,5 % al 35,1 % en resistencia—, y la tabla 5 da las dos columnas para que el lector distinga el silencio de la literatura del hueco documental de esta revisión. El éxito clínico, que es el que las síntesis publicadas agregan, consta con numerador y denominador en el 68,4 % de los brazos. Dos brazos declaraban un numerador mayor que su denominador —trece éxitos clínicos sobre un paciente y cinco eventos adversos sobre cuatro—. Al releer sus artículos resultaron ser el numerador de la serie entera (13 de 15 pacientes) y el número de ciclos de tratamiento, no de eventos; los dos campos se pusieron en NA por decisión firmada de los dos autores el 22 de septiembre de 2026, y </w:t>
+        <w:t xml:space="preserve">La completitud es desigual y, en el mejor de los casos, parcial. Los eventos adversos son lo que más se reporta con denominador (79,8 % de los brazos) y la emergencia de resistencia al fago lo que menos (27,7 %), pese a ser el desenlace que decide si la intervención conserva su utilidad. Esos porcentajes se calculan sobre los 94 brazos, e incluyen por tanto 21 de estudios cuyo texto completo no se ha recuperado: de un artículo que no se ha podido leer no cabe afirmar que calle. Sobre los 73 brazos legibles las cifras suben —del 79,8 % al 89,0 % en eventos adversos, del 27,7 % al 35,6 % en resistencia—, y la tabla 5 da las dos columnas para que el lector distinga el silencio de la literatura del hueco documental de esta revisión. El éxito clínico, que es el que las síntesis publicadas agregan, consta con numerador y denominador en el 70,2 % de los brazos. Dos brazos declaraban un numerador mayor que su denominador —trece éxitos clínicos sobre un paciente y cinco eventos adversos sobre cuatro—. Al releer sus artículos resultaron ser el numerador de la serie entera (13 de 15 pacientes) y el número de ciclos de tratamiento, no de eventos; los dos campos se pusieron en NA por decisión firmada de los dos autores el 22 de septiembre de 2026, y </w:t>
       </w:r>
       <w:r>
         <w:rPr>
@@ -3630,7 +3662,7 @@
           <w:i w:val="0"/>
           <w:sz w:val="22"/>
         </w:rPr>
-        <w:t xml:space="preserve">Ese 68,4 % es, sin embargo, engañoso si se lee como disponibilidad para agregar. </w:t>
+        <w:t xml:space="preserve">Ese 70,2 % es, sin embargo, engañoso si se lee como disponibilidad para agregar. </w:t>
       </w:r>
       <w:r>
         <w:rPr>
@@ -3639,16 +3671,16 @@
           <w:i/>
           <w:sz w:val="22"/>
         </w:rPr>
-        <w:t>En 68 de los 98 brazos (69,4 %) no consta una definición operativa de éxito clínico</w:t>
-      </w:r>
-      <w:r>
-        <w:rPr>
-          <w:rFonts w:ascii="Times New Roman" w:hAnsi="Times New Roman"/>
-          <w:b w:val="0"/>
-          <w:i w:val="0"/>
-          <w:sz w:val="22"/>
-        </w:rPr>
-        <w:t>; sobre los 74 brazos legibles, en 44 (59,5 %). En 47 de ellos los revisores lo establecieron leyendo el artículo: 46 declaran un número de pacientes con «buen resultado» sin decir qué había que observar para contarlo, y 1 dejó el campo sin dato. En los 21 restantes la extracción quedó incompleta, de modo que no consta ni que el artículo la dé ni que no la dé; se cuentan entre los que no la aportan porque el dato no está disponible para quien lea la revisión, no porque se haya establecido su ausencia. Un numerador sin definición no nombra nada comparable con el numerador de otro estudio.</w:t>
+        <w:t>En 64 de los 94 brazos (68,1 %) no consta una definición operativa de éxito clínico</w:t>
+      </w:r>
+      <w:r>
+        <w:rPr>
+          <w:rFonts w:ascii="Times New Roman" w:hAnsi="Times New Roman"/>
+          <w:b w:val="0"/>
+          <w:i w:val="0"/>
+          <w:sz w:val="22"/>
+        </w:rPr>
+        <w:t>; sobre los 73 brazos legibles, en 43 (58,9 %). En 46 de ellos los revisores lo establecieron leyendo el artículo: 45 declaran un número de pacientes con «buen resultado» sin decir qué había que observar para contarlo, y 1 dejó el campo sin dato. En los 18 restantes la extracción quedó incompleta, de modo que no consta ni que el artículo la dé ni que no la dé; se cuentan entre los que no la aportan porque el dato no está disponible para quien lea la revisión, no porque se haya establecido su ausencia. Un numerador sin definición no nombra nada comparable con el numerador de otro estudio.</w:t>
       </w:r>
     </w:p>
     <w:p>
@@ -3662,7 +3694,7 @@
           <w:i w:val="0"/>
           <w:sz w:val="22"/>
         </w:rPr>
-        <w:t xml:space="preserve">El diseño tampoco consta siempre: en 12 de los 98 brazos no puede clasificarse —los dos revisores acordaron «NA» en los 12—, de modo que los recuentos por diseño son suelos sobre los 86 restantes. De esos 86, </w:t>
+        <w:t xml:space="preserve">El diseño tampoco consta siempre: en 10 de los 94 brazos no puede clasificarse —los dos revisores acordaron «NA» en los 10—, de modo que los recuentos por diseño son suelos sobre los 84 restantes. De esos 84, </w:t>
       </w:r>
       <w:r>
         <w:rPr>
@@ -3671,7 +3703,7 @@
           <w:i/>
           <w:sz w:val="22"/>
         </w:rPr>
-        <w:t>7 brazos son ensayos</w:t>
+        <w:t>6 brazos son ensayos</w:t>
       </w:r>
       <w:r>
         <w:rPr>
@@ -3698,7 +3730,7 @@
           <w:i w:val="0"/>
           <w:sz w:val="22"/>
         </w:rPr>
-        <w:t>. La sección 3.3 y la tabla 1 llaman «comparativos» solo a los ensayos, y por eso allí la cifra es 11 estudios: cuando en esta sección se dice «comparativo» se incluyen también las cohortes, y son 16 brazos. No son el mismo conjunto.</w:t>
+        <w:t>. La sección 3.3 y la tabla 1 llaman «comparativos» solo a los ensayos, y por eso allí la cifra es 11 estudios: cuando en esta sección se dice «comparativo» se incluyen también las cohortes, y son 15 brazos. No son el mismo conjunto.</w:t>
       </w:r>
     </w:p>
     <w:p>
@@ -3721,7 +3753,7 @@
           <w:i/>
           <w:sz w:val="22"/>
         </w:rPr>
-        <w:t>2 brazos de los 98</w:t>
+        <w:t>2 brazos de los 94</w:t>
       </w:r>
       <w:r>
         <w:rPr>
@@ -3835,7 +3867,7 @@
           <w:i w:val="0"/>
           <w:sz w:val="22"/>
         </w:rPr>
-        <w:t xml:space="preserve">Dicho de otro modo: de los 98 brazos de esta literatura, </w:t>
+        <w:t xml:space="preserve">Dicho de otro modo: de los 94 brazos de esta literatura, </w:t>
       </w:r>
       <w:r>
         <w:rPr>
@@ -4110,7 +4142,7 @@
           <w:i w:val="0"/>
           <w:sz w:val="22"/>
         </w:rPr>
-        <w:t>De los 3 estudios evaluados con RoB 2, el juicio global es de bajo riesgo en 1 y de algunas preocupaciones en 2. De los 7 estudios evaluados con ROBINS-I, el juicio global es sin información para juzgar en 1 y de riesgo grave en 6. El dominio que más juicios desfavorables concentra en ROBINS-I —alto riesgo en RoB 2; grave o crítico en ROBINS-I— es «sesgo por confusión», con 6 de 7. Los dos revisores evaluaron por separado 9 de los 10 estudios evaluables y coincidieron en 55 de los 66 juicios comparables (83,3 %; kappa de Cohen 0,77). Los 11 restantes se discutieron uno a uno y se resolvieron por consenso, los 11 en la misma dirección. El estudio restante se evaluó en un cuaderno aparte y tiene una sola lectura.</w:t>
+        <w:t>De los 2 estudios evaluados con RoB 2, el juicio global es de bajo riesgo en 1 y de algunas preocupaciones en 1. De los 7 estudios evaluados con ROBINS-I, el juicio global es sin información para juzgar en 1 y de riesgo grave en 6. El dominio que más juicios desfavorables concentra en ROBINS-I —alto riesgo en RoB 2; grave o crítico en ROBINS-I— es «sesgo por confusión», con 6 de 7. Los dos revisores evaluaron por separado 8 de los 9 estudios evaluables y coincidieron en 49 de los 60 juicios comparables (81,7 %; kappa de Cohen 0,74). Los 11 restantes se discutieron uno a uno y se resolvieron por consenso, los 11 en la misma dirección. El estudio restante se evaluó en un cuaderno aparte y tiene una sola lectura.</w:t>
       </w:r>
     </w:p>
     <w:p>
@@ -4124,7 +4156,7 @@
           <w:i w:val="0"/>
           <w:sz w:val="22"/>
         </w:rPr>
-        <w:t xml:space="preserve">La etiqueta de diseño no garantiza un grupo de comparación: de los 10 evaluables, 4 lo tienen (EST-008, EST-021, EST-108 y EST-132) y en 6 las notas firmadas del dominio 1 declaran que no lo hay. De los 4 con grupo, 3 comparan fago con ausencia de fago —EST-108 compara con y sin antibiótico dentro de los tratados con fago—, y solo 2 dan un contraste entre brazos para </w:t>
+        <w:t xml:space="preserve">La etiqueta de diseño no garantiza un grupo de comparación: de los 9 evaluables, 3 lo tienen (EST-008, EST-021 y EST-108) y en 6 las notas firmadas del dominio 1 declaran que no lo hay. De los 3 con grupo, 2 comparan fago con ausencia de fago —EST-108 compara con y sin antibiótico dentro de los tratados con fago—, y los 2 dan un contraste entre brazos para </w:t>
       </w:r>
       <w:r>
         <w:rPr>
@@ -4142,7 +4174,7 @@
           <w:i w:val="0"/>
           <w:sz w:val="22"/>
         </w:rPr>
-        <w:t xml:space="preserve"> (EST-008 y EST-021; el de EST-008, parcial): en EST-132 el artículo no desglosa por organismo.</w:t>
+        <w:t xml:space="preserve"> (EST-008 y EST-021; el de EST-008, parcial).</w:t>
       </w:r>
     </w:p>
     <w:p>
@@ -4165,7 +4197,7 @@
           <w:i w:val="0"/>
           <w:sz w:val="18"/>
         </w:rPr>
-        <w:t xml:space="preserve"> Riesgo de sesgo por dominio de los 10 estudios comparativos evaluables. RoB 2 en los ensayos aleatorizados (cinco dominios) y ROBINS-I en los no aleatorizados y las cohortes (siete). «n. a.» marca los dominios que el instrumento no contempla, no un juicio que falte.</w:t>
+        <w:t xml:space="preserve"> Riesgo de sesgo por dominio de los 9 estudios comparativos evaluables. RoB 2 en los ensayos aleatorizados (cinco dominios) y ROBINS-I en los no aleatorizados y las cohortes (siete). «n. a.» marca los dominios que el instrumento no contempla, no un juicio que falte.</w:t>
       </w:r>
     </w:p>
     <w:tbl>
@@ -4700,195 +4732,6 @@
                 <w:sz w:val="18"/>
               </w:rPr>
               <w:t>Bajo</w:t>
-            </w:r>
-          </w:p>
-        </w:tc>
-        <w:tc>
-          <w:tcPr>
-            <w:tcW w:type="dxa" w:w="821"/>
-          </w:tcPr>
-          <w:p>
-            <w:r/>
-            <w:r>
-              <w:rPr>
-                <w:rFonts w:ascii="Times New Roman" w:hAnsi="Times New Roman"/>
-                <w:b w:val="0"/>
-                <w:i w:val="0"/>
-                <w:sz w:val="18"/>
-              </w:rPr>
-              <w:t>n. a.</w:t>
-            </w:r>
-          </w:p>
-        </w:tc>
-        <w:tc>
-          <w:tcPr>
-            <w:tcW w:type="dxa" w:w="821"/>
-          </w:tcPr>
-          <w:p>
-            <w:r/>
-            <w:r>
-              <w:rPr>
-                <w:rFonts w:ascii="Times New Roman" w:hAnsi="Times New Roman"/>
-                <w:b w:val="0"/>
-                <w:i w:val="0"/>
-                <w:sz w:val="18"/>
-              </w:rPr>
-              <w:t>n. a.</w:t>
-            </w:r>
-          </w:p>
-        </w:tc>
-        <w:tc>
-          <w:tcPr>
-            <w:tcW w:type="dxa" w:w="821"/>
-          </w:tcPr>
-          <w:p>
-            <w:r/>
-            <w:r>
-              <w:rPr>
-                <w:rFonts w:ascii="Times New Roman" w:hAnsi="Times New Roman"/>
-                <w:b w:val="0"/>
-                <w:i w:val="0"/>
-                <w:sz w:val="18"/>
-              </w:rPr>
-              <w:t>Algunas preocupaciones</w:t>
-            </w:r>
-          </w:p>
-        </w:tc>
-      </w:tr>
-      <w:tr>
-        <w:tc>
-          <w:tcPr>
-            <w:tcW w:type="dxa" w:w="821"/>
-          </w:tcPr>
-          <w:p>
-            <w:r/>
-            <w:r>
-              <w:rPr>
-                <w:rFonts w:ascii="Times New Roman" w:hAnsi="Times New Roman"/>
-                <w:b w:val="0"/>
-                <w:i w:val="0"/>
-                <w:sz w:val="18"/>
-              </w:rPr>
-              <w:t>EST-132</w:t>
-            </w:r>
-          </w:p>
-        </w:tc>
-        <w:tc>
-          <w:tcPr>
-            <w:tcW w:type="dxa" w:w="821"/>
-          </w:tcPr>
-          <w:p>
-            <w:r/>
-            <w:r>
-              <w:rPr>
-                <w:rFonts w:ascii="Times New Roman" w:hAnsi="Times New Roman"/>
-                <w:b w:val="0"/>
-                <w:i w:val="0"/>
-                <w:sz w:val="18"/>
-              </w:rPr>
-              <w:t>RCT</w:t>
-            </w:r>
-          </w:p>
-        </w:tc>
-        <w:tc>
-          <w:tcPr>
-            <w:tcW w:type="dxa" w:w="821"/>
-          </w:tcPr>
-          <w:p>
-            <w:r/>
-            <w:r>
-              <w:rPr>
-                <w:rFonts w:ascii="Times New Roman" w:hAnsi="Times New Roman"/>
-                <w:b w:val="0"/>
-                <w:i w:val="0"/>
-                <w:sz w:val="18"/>
-              </w:rPr>
-              <w:t>RoB 2</w:t>
-            </w:r>
-          </w:p>
-        </w:tc>
-        <w:tc>
-          <w:tcPr>
-            <w:tcW w:type="dxa" w:w="821"/>
-          </w:tcPr>
-          <w:p>
-            <w:r/>
-            <w:r>
-              <w:rPr>
-                <w:rFonts w:ascii="Times New Roman" w:hAnsi="Times New Roman"/>
-                <w:b w:val="0"/>
-                <w:i w:val="0"/>
-                <w:sz w:val="18"/>
-              </w:rPr>
-              <w:t>Bajo</w:t>
-            </w:r>
-          </w:p>
-        </w:tc>
-        <w:tc>
-          <w:tcPr>
-            <w:tcW w:type="dxa" w:w="821"/>
-          </w:tcPr>
-          <w:p>
-            <w:r/>
-            <w:r>
-              <w:rPr>
-                <w:rFonts w:ascii="Times New Roman" w:hAnsi="Times New Roman"/>
-                <w:b w:val="0"/>
-                <w:i w:val="0"/>
-                <w:sz w:val="18"/>
-              </w:rPr>
-              <w:t>Algunas preocupaciones</w:t>
-            </w:r>
-          </w:p>
-        </w:tc>
-        <w:tc>
-          <w:tcPr>
-            <w:tcW w:type="dxa" w:w="821"/>
-          </w:tcPr>
-          <w:p>
-            <w:r/>
-            <w:r>
-              <w:rPr>
-                <w:rFonts w:ascii="Times New Roman" w:hAnsi="Times New Roman"/>
-                <w:b w:val="0"/>
-                <w:i w:val="0"/>
-                <w:sz w:val="18"/>
-              </w:rPr>
-              <w:t>Bajo</w:t>
-            </w:r>
-          </w:p>
-        </w:tc>
-        <w:tc>
-          <w:tcPr>
-            <w:tcW w:type="dxa" w:w="821"/>
-          </w:tcPr>
-          <w:p>
-            <w:r/>
-            <w:r>
-              <w:rPr>
-                <w:rFonts w:ascii="Times New Roman" w:hAnsi="Times New Roman"/>
-                <w:b w:val="0"/>
-                <w:i w:val="0"/>
-                <w:sz w:val="18"/>
-              </w:rPr>
-              <w:t>Algunas preocupaciones</w:t>
-            </w:r>
-          </w:p>
-        </w:tc>
-        <w:tc>
-          <w:tcPr>
-            <w:tcW w:type="dxa" w:w="821"/>
-          </w:tcPr>
-          <w:p>
-            <w:r/>
-            <w:r>
-              <w:rPr>
-                <w:rFonts w:ascii="Times New Roman" w:hAnsi="Times New Roman"/>
-                <w:b w:val="0"/>
-                <w:i w:val="0"/>
-                <w:sz w:val="18"/>
-              </w:rPr>
-              <w:t>Algunas preocupaciones</w:t>
             </w:r>
           </w:p>
         </w:tc>
@@ -6326,7 +6169,7 @@
           <w:i w:val="0"/>
           <w:sz w:val="22"/>
         </w:rPr>
-        <w:t xml:space="preserve"> resistente con más amplitud que las síntesis previas: ocho fuentes, sin restricción de idioma, con literatura regional y registros de ensayos incluidos. El resultado son 132 estudios frente a las decenas que manejan las revisiones publicadas, y habrían sido 218 sin la restricción de idioma que se adoptó al final y sin los 51 que salieron después. Ese aumento no habla bien de la madurez del campo. La mayor parte procede de reportes de caso, de fichas de registro sin publicación y de literatura regional que las búsquedas restringidas a PubMed y Scopus no alcanzan.</w:t>
+        <w:t xml:space="preserve"> resistente con más amplitud que las síntesis previas: ocho fuentes, sin restricción de idioma, con literatura regional y registros de ensayos incluidos. El resultado son 128 estudios frente a las decenas que manejan las revisiones publicadas, y habrían sido 218 sin la restricción de idioma que se adoptó al final y sin los 55 que salieron después. Ese aumento no habla bien de la madurez del campo. La mayor parte procede de reportes de caso, de fichas de registro sin publicación y de literatura regional que las búsquedas restringidas a PubMed y Scopus no alcanzan.</w:t>
       </w:r>
     </w:p>
     <w:p>
@@ -6501,7 +6344,7 @@
           <w:i w:val="0"/>
           <w:sz w:val="22"/>
         </w:rPr>
-        <w:t xml:space="preserve"> Que 42 de 132 estudios sean fichas de registro sin publicación localizable es un problema de sesgo de publicación de primer orden, y no se resuelve con métodos estadísticos.</w:t>
+        <w:t xml:space="preserve"> Que 42 de 128 estudios sean fichas de registro sin publicación localizable es un problema de sesgo de publicación de primer orden, y no se resuelve con métodos estadísticos.</w:t>
       </w:r>
     </w:p>
     <w:p>
@@ -6633,7 +6476,7 @@
           <w:i w:val="0"/>
           <w:sz w:val="22"/>
         </w:rPr>
-        <w:t xml:space="preserve"> este informe describe la completitud con que se reportan los desenlaces (sección 3.5), pero no presenta estimaciones de eficacia ni certeza GRADE (sección 2.7): es una caracterización del cuerpo de evidencia, no una síntesis de sus resultados. El riesgo de sesgo se evalúa solo en los estudios comparativos con texto completo, a nivel de dominio y por consenso, de modo que hereda el sesgo de recuperación y la concordancia previa al consenso fue del 83,3 % (55 de 66 juicios; kappa de Cohen 0,77), con 11 desacuerdos resueltos todos en la misma dirección. </w:t>
+        <w:t xml:space="preserve"> este informe describe la completitud con que se reportan los desenlaces (sección 3.5), pero no presenta estimaciones de eficacia ni certeza GRADE (sección 2.7): es una caracterización del cuerpo de evidencia, no una síntesis de sus resultados. El riesgo de sesgo se evalúa solo en los estudios comparativos con texto completo, a nivel de dominio y por consenso, de modo que hereda el sesgo de recuperación y la concordancia previa al consenso fue del 81,7 % (49 de 60 juicios; kappa de Cohen 0,74), con 11 desacuerdos resueltos todos en la misma dirección. </w:t>
       </w:r>
       <w:r>
         <w:rPr>
@@ -6651,7 +6494,7 @@
           <w:i w:val="0"/>
           <w:sz w:val="22"/>
         </w:rPr>
-        <w:t xml:space="preserve"> el texto completo se obtuvo para el 73,3 % de los estudios recuperables, y la fracción faltante está enriquecida en diseños comparativos, de manera que lo descrito subrepresenta la parte comparativa del campo. </w:t>
+        <w:t xml:space="preserve"> el texto completo se obtuvo para el 75,6 % de los estudios recuperables, y la fracción faltante está enriquecida en diseños comparativos, de manera que lo descrito subrepresenta la parte comparativa del campo. </w:t>
       </w:r>
       <w:r>
         <w:rPr>
@@ -6705,7 +6548,7 @@
           <w:i w:val="0"/>
           <w:sz w:val="22"/>
         </w:rPr>
-        <w:t xml:space="preserve">, repartidos entre 18 de los 132. Tres grupos los concentran. En el centro israelí de fagoterapia, EST-003 comparte 8 de sus pacientes: 6 con EST-070, otra serie del mismo centro, y los demás con EST-012 y EST-015; una niña de 10 años con infección de un dispositivo Berlin Heart EXCOR aparece en EST-003, EST-070 y EST-077, y una niña de 7 años con infección osteoarticular, en EST-003, EST-070 y EST-095. En la Universidad de California en San Diego, EST-034 comparte 3 pacientes con EST-049, EST-061 y EST-077. Y en el consorcio belga, EST-108 afirma que 27 de sus 100 pacientes se habían publicado antes y remite a 15 referencias, de las que </w:t>
+        <w:t xml:space="preserve">, repartidos entre 18 de los 128. Tres grupos los concentran. En el centro israelí de fagoterapia, EST-003 comparte 8 de sus pacientes: 6 con EST-070, otra serie del mismo centro, y los demás con EST-012 y EST-015; una niña de 10 años con infección de un dispositivo Berlin Heart EXCOR aparece en EST-003, EST-070 y EST-077, y una niña de 7 años con infección osteoarticular, en EST-003, EST-070 y EST-095. En la Universidad de California en San Diego, EST-034 comparte 3 pacientes con EST-049, EST-061 y EST-077. Y en el consorcio belga, EST-108 afirma que 27 de sus 100 pacientes se habían publicado antes y remite a 15 referencias, de las que </w:t>
       </w:r>
       <w:r>
         <w:rPr>
@@ -6723,7 +6566,7 @@
           <w:i w:val="0"/>
           <w:sz w:val="22"/>
         </w:rPr>
-        <w:t xml:space="preserve"> —EST-002, EST-010, EST-016, EST-046, EST-062, EST-124 y EST-164—, que aportan 8 pacientes; a ellos se suma EST-088, publicado después, cuyo paciente coincide en infección, especies y fagos con uno de EST-108. El examen se hizo sobre los 66 textos completos y reunió 31 pares: 16 los marcó un detector por producto, país y cita, y 15 los encontró la lectura. 19 se confirmaron, 12 se descartaron y </w:t>
+        <w:t xml:space="preserve"> —EST-002, EST-010, EST-016, EST-046, EST-062, EST-124 y EST-164—, que aportan 8 pacientes; a ellos se suma EST-088, publicado después, cuyo paciente coincide en infección, especies y fagos con uno de EST-108. El examen se hizo sobre los 65 textos completos y reunió 31 pares: 16 los marcó un detector por producto, país y cita, y 15 los encontró la lectura. 19 se confirmaron, 12 se descartaron y </w:t>
       </w:r>
       <w:r>
         <w:rPr>
@@ -6741,7 +6584,7 @@
           <w:i w:val="0"/>
           <w:sz w:val="22"/>
         </w:rPr>
-        <w:t>; el veredicto de cada par lleva la frase en que se apoya y la firma de los dos autores (anexo S21). Como la revisión no publica ninguna estimación agrupada, la duplicación no altera ninguna cifra de efecto, pero impide leer el corpus como 132 conjuntos disjuntos de pacientes.</w:t>
+        <w:t>; el veredicto de cada par lleva la frase en que se apoya y la firma de los dos autores (anexo S21). Como la revisión no publica ninguna estimación agrupada, la duplicación no altera ninguna cifra de efecto, pero impide leer el corpus como 128 conjuntos disjuntos de pacientes.</w:t>
       </w:r>
     </w:p>
     <w:p>
@@ -7026,7 +6869,7 @@
           <w:i w:val="0"/>
           <w:sz w:val="18"/>
         </w:rPr>
-        <w:t xml:space="preserve"> Características del cuerpo de evidencia recuperable (n = 90 estudios).</w:t>
+        <w:t xml:space="preserve"> Características del cuerpo de evidencia recuperable (n = 86 estudios).</w:t>
       </w:r>
     </w:p>
     <w:tbl>
@@ -7178,7 +7021,7 @@
                 <w:i w:val="0"/>
                 <w:sz w:val="18"/>
               </w:rPr>
-              <w:t>71</w:t>
+              <w:t>70</w:t>
             </w:r>
           </w:p>
         </w:tc>
@@ -7195,7 +7038,7 @@
                 <w:i w:val="0"/>
                 <w:sz w:val="18"/>
               </w:rPr>
-              <w:t>78.9</w:t>
+              <w:t>81.4</w:t>
             </w:r>
           </w:p>
         </w:tc>
@@ -7283,7 +7126,7 @@
                 <w:i w:val="0"/>
                 <w:sz w:val="18"/>
               </w:rPr>
-              <w:t>44.4</w:t>
+              <w:t>46.5</w:t>
             </w:r>
           </w:p>
         </w:tc>
@@ -7336,7 +7179,7 @@
                 <w:i w:val="0"/>
                 <w:sz w:val="18"/>
               </w:rPr>
-              <w:t>20.0</w:t>
+              <w:t>20.9</w:t>
             </w:r>
           </w:p>
         </w:tc>
@@ -7372,7 +7215,7 @@
                 <w:i w:val="0"/>
                 <w:sz w:val="18"/>
               </w:rPr>
-              <w:t>12</w:t>
+              <w:t>11</w:t>
             </w:r>
           </w:p>
         </w:tc>
@@ -7389,7 +7232,7 @@
                 <w:i w:val="0"/>
                 <w:sz w:val="18"/>
               </w:rPr>
-              <w:t>13.3</w:t>
+              <w:t>12.8</w:t>
             </w:r>
           </w:p>
         </w:tc>
@@ -7425,7 +7268,7 @@
                 <w:i w:val="0"/>
                 <w:sz w:val="18"/>
               </w:rPr>
-              <w:t>8</w:t>
+              <w:t>7</w:t>
             </w:r>
           </w:p>
         </w:tc>
@@ -7442,7 +7285,7 @@
                 <w:i w:val="0"/>
                 <w:sz w:val="18"/>
               </w:rPr>
-              <w:t>8.9</w:t>
+              <w:t>8.1</w:t>
             </w:r>
           </w:p>
         </w:tc>
@@ -7478,7 +7321,7 @@
                 <w:i w:val="0"/>
                 <w:sz w:val="18"/>
               </w:rPr>
-              <w:t>7</w:t>
+              <w:t>6</w:t>
             </w:r>
           </w:p>
         </w:tc>
@@ -7495,7 +7338,7 @@
                 <w:i w:val="0"/>
                 <w:sz w:val="18"/>
               </w:rPr>
-              <w:t>7.8</w:t>
+              <w:t>7.0</w:t>
             </w:r>
           </w:p>
         </w:tc>
@@ -7548,7 +7391,7 @@
                 <w:i w:val="0"/>
                 <w:sz w:val="18"/>
               </w:rPr>
-              <w:t>3.3</w:t>
+              <w:t>3.5</w:t>
             </w:r>
           </w:p>
         </w:tc>
@@ -7584,7 +7427,7 @@
                 <w:i w:val="0"/>
                 <w:sz w:val="18"/>
               </w:rPr>
-              <w:t>2</w:t>
+              <w:t>1</w:t>
             </w:r>
           </w:p>
         </w:tc>
@@ -7601,7 +7444,7 @@
                 <w:i w:val="0"/>
                 <w:sz w:val="18"/>
               </w:rPr>
-              <w:t>2.2</w:t>
+              <w:t>1.2</w:t>
             </w:r>
           </w:p>
         </w:tc>
@@ -7637,7 +7480,7 @@
                 <w:i w:val="0"/>
                 <w:sz w:val="18"/>
               </w:rPr>
-              <w:t>9</w:t>
+              <w:t>7</w:t>
             </w:r>
           </w:p>
         </w:tc>
@@ -7654,7 +7497,7 @@
                 <w:i w:val="0"/>
                 <w:sz w:val="18"/>
               </w:rPr>
-              <w:t>10.0</w:t>
+              <w:t>8.1</w:t>
             </w:r>
           </w:p>
         </w:tc>
@@ -7742,7 +7585,7 @@
                 <w:i w:val="0"/>
                 <w:sz w:val="18"/>
               </w:rPr>
-              <w:t>5.6</w:t>
+              <w:t>5.8</w:t>
             </w:r>
           </w:p>
         </w:tc>
@@ -7795,7 +7638,7 @@
                 <w:i w:val="0"/>
                 <w:sz w:val="18"/>
               </w:rPr>
-              <w:t>5.6</w:t>
+              <w:t>5.8</w:t>
             </w:r>
           </w:p>
         </w:tc>
@@ -7848,7 +7691,7 @@
                 <w:i w:val="0"/>
                 <w:sz w:val="18"/>
               </w:rPr>
-              <w:t>3.3</w:t>
+              <w:t>3.5</w:t>
             </w:r>
           </w:p>
         </w:tc>
@@ -7901,7 +7744,7 @@
                 <w:i w:val="0"/>
                 <w:sz w:val="18"/>
               </w:rPr>
-              <w:t>3.3</w:t>
+              <w:t>3.5</w:t>
             </w:r>
           </w:p>
         </w:tc>
@@ -7954,7 +7797,7 @@
                 <w:i w:val="0"/>
                 <w:sz w:val="18"/>
               </w:rPr>
-              <w:t>2.2</w:t>
+              <w:t>2.3</w:t>
             </w:r>
           </w:p>
         </w:tc>
@@ -8007,7 +7850,7 @@
                 <w:i w:val="0"/>
                 <w:sz w:val="18"/>
               </w:rPr>
-              <w:t>2.2</w:t>
+              <w:t>2.3</w:t>
             </w:r>
           </w:p>
         </w:tc>
@@ -8060,60 +7903,7 @@
                 <w:i w:val="0"/>
                 <w:sz w:val="18"/>
               </w:rPr>
-              <w:t>2.2</w:t>
-            </w:r>
-          </w:p>
-        </w:tc>
-      </w:tr>
-      <w:tr>
-        <w:tc>
-          <w:tcPr>
-            <w:tcW w:type="dxa" w:w="3009"/>
-          </w:tcPr>
-          <w:p>
-            <w:r/>
-            <w:r>
-              <w:rPr>
-                <w:rFonts w:ascii="Times New Roman" w:hAnsi="Times New Roman"/>
-                <w:b w:val="0"/>
-                <w:i w:val="0"/>
-                <w:sz w:val="18"/>
-              </w:rPr>
-              <w:t>India</w:t>
-            </w:r>
-          </w:p>
-        </w:tc>
-        <w:tc>
-          <w:tcPr>
-            <w:tcW w:type="dxa" w:w="3009"/>
-          </w:tcPr>
-          <w:p>
-            <w:r/>
-            <w:r>
-              <w:rPr>
-                <w:rFonts w:ascii="Times New Roman" w:hAnsi="Times New Roman"/>
-                <w:b w:val="0"/>
-                <w:i w:val="0"/>
-                <w:sz w:val="18"/>
-              </w:rPr>
-              <w:t>2</w:t>
-            </w:r>
-          </w:p>
-        </w:tc>
-        <w:tc>
-          <w:tcPr>
-            <w:tcW w:type="dxa" w:w="3009"/>
-          </w:tcPr>
-          <w:p>
-            <w:r/>
-            <w:r>
-              <w:rPr>
-                <w:rFonts w:ascii="Times New Roman" w:hAnsi="Times New Roman"/>
-                <w:b w:val="0"/>
-                <w:i w:val="0"/>
-                <w:sz w:val="18"/>
-              </w:rPr>
-              <w:t>2.2</w:t>
+              <w:t>2.3</w:t>
             </w:r>
           </w:p>
         </w:tc>
@@ -8166,7 +7956,7 @@
                 <w:i w:val="0"/>
                 <w:sz w:val="18"/>
               </w:rPr>
-              <w:t>2.2</w:t>
+              <w:t>2.3</w:t>
             </w:r>
           </w:p>
         </w:tc>
@@ -8185,7 +7975,7 @@
                 <w:i w:val="0"/>
                 <w:sz w:val="18"/>
               </w:rPr>
-              <w:t>Rusia</w:t>
+              <w:t>Otros 8 países, un estudio cada uno</w:t>
             </w:r>
           </w:p>
         </w:tc>
@@ -8202,7 +7992,7 @@
                 <w:i w:val="0"/>
                 <w:sz w:val="18"/>
               </w:rPr>
-              <w:t>2</w:t>
+              <w:t>8</w:t>
             </w:r>
           </w:p>
         </w:tc>
@@ -8219,60 +8009,7 @@
                 <w:i w:val="0"/>
                 <w:sz w:val="18"/>
               </w:rPr>
-              <w:t>2.2</w:t>
-            </w:r>
-          </w:p>
-        </w:tc>
-      </w:tr>
-      <w:tr>
-        <w:tc>
-          <w:tcPr>
-            <w:tcW w:type="dxa" w:w="3009"/>
-          </w:tcPr>
-          <w:p>
-            <w:r/>
-            <w:r>
-              <w:rPr>
-                <w:rFonts w:ascii="Times New Roman" w:hAnsi="Times New Roman"/>
-                <w:b w:val="0"/>
-                <w:i w:val="0"/>
-                <w:sz w:val="18"/>
-              </w:rPr>
-              <w:t>Otros 7 países, un estudio cada uno</w:t>
-            </w:r>
-          </w:p>
-        </w:tc>
-        <w:tc>
-          <w:tcPr>
-            <w:tcW w:type="dxa" w:w="3009"/>
-          </w:tcPr>
-          <w:p>
-            <w:r/>
-            <w:r>
-              <w:rPr>
-                <w:rFonts w:ascii="Times New Roman" w:hAnsi="Times New Roman"/>
-                <w:b w:val="0"/>
-                <w:i w:val="0"/>
-                <w:sz w:val="18"/>
-              </w:rPr>
-              <w:t>7</w:t>
-            </w:r>
-          </w:p>
-        </w:tc>
-        <w:tc>
-          <w:tcPr>
-            <w:tcW w:type="dxa" w:w="3009"/>
-          </w:tcPr>
-          <w:p>
-            <w:r/>
-            <w:r>
-              <w:rPr>
-                <w:rFonts w:ascii="Times New Roman" w:hAnsi="Times New Roman"/>
-                <w:b w:val="0"/>
-                <w:i w:val="0"/>
-                <w:sz w:val="18"/>
-              </w:rPr>
-              <w:t>7.8</w:t>
+              <w:t>9.3</w:t>
             </w:r>
           </w:p>
         </w:tc>
@@ -8308,7 +8045,7 @@
                 <w:i w:val="0"/>
                 <w:sz w:val="18"/>
               </w:rPr>
-              <w:t>55</w:t>
+              <w:t>54</w:t>
             </w:r>
           </w:p>
         </w:tc>
@@ -8325,7 +8062,7 @@
                 <w:i w:val="0"/>
                 <w:sz w:val="18"/>
               </w:rPr>
-              <w:t>61.1</w:t>
+              <w:t>62.8</w:t>
             </w:r>
           </w:p>
         </w:tc>
@@ -8505,7 +8242,7 @@
                 <w:i w:val="0"/>
                 <w:sz w:val="18"/>
               </w:rPr>
-              <w:t>54 (60.0 %)</w:t>
+              <w:t>50 (58.1 %)</w:t>
             </w:r>
           </w:p>
         </w:tc>
@@ -8522,7 +8259,7 @@
                 <w:i w:val="0"/>
                 <w:sz w:val="18"/>
               </w:rPr>
-              <w:t>51</w:t>
+              <w:t>50</w:t>
             </w:r>
           </w:p>
         </w:tc>
@@ -8573,7 +8310,7 @@
                 <w:i w:val="0"/>
                 <w:sz w:val="18"/>
               </w:rPr>
-              <w:t>24</w:t>
+              <w:t>21</w:t>
             </w:r>
           </w:p>
         </w:tc>
@@ -8627,7 +8364,7 @@
                 <w:i w:val="0"/>
                 <w:sz w:val="18"/>
               </w:rPr>
-              <w:t>32 (35.6 %)</w:t>
+              <w:t>29 (33.7 %)</w:t>
             </w:r>
           </w:p>
         </w:tc>
@@ -8644,7 +8381,7 @@
                 <w:i w:val="0"/>
                 <w:sz w:val="18"/>
               </w:rPr>
-              <w:t>61</w:t>
+              <w:t>60</w:t>
             </w:r>
           </w:p>
         </w:tc>
@@ -8695,7 +8432,7 @@
                 <w:i w:val="0"/>
                 <w:sz w:val="18"/>
               </w:rPr>
-              <w:t>24</w:t>
+              <w:t>21</w:t>
             </w:r>
           </w:p>
         </w:tc>
@@ -8731,7 +8468,7 @@
                 <w:i w:val="0"/>
                 <w:sz w:val="18"/>
               </w:rPr>
-              <w:t>46 (51.1 %)</w:t>
+              <w:t>44 (51.2 %)</w:t>
             </w:r>
           </w:p>
         </w:tc>
@@ -8748,7 +8485,7 @@
                 <w:i w:val="0"/>
                 <w:sz w:val="18"/>
               </w:rPr>
-              <w:t>65</w:t>
+              <w:t>64</w:t>
             </w:r>
           </w:p>
         </w:tc>
@@ -8799,7 +8536,7 @@
                 <w:i w:val="0"/>
                 <w:sz w:val="18"/>
               </w:rPr>
-              <w:t>24</w:t>
+              <w:t>21</w:t>
             </w:r>
           </w:p>
         </w:tc>
@@ -8835,7 +8572,7 @@
                 <w:i w:val="0"/>
                 <w:sz w:val="18"/>
               </w:rPr>
-              <w:t>57 (63.3 %)</w:t>
+              <w:t>53 (61.6 %)</w:t>
             </w:r>
           </w:p>
         </w:tc>
@@ -8852,7 +8589,7 @@
                 <w:i w:val="0"/>
                 <w:sz w:val="18"/>
               </w:rPr>
-              <w:t>65</w:t>
+              <w:t>64</w:t>
             </w:r>
           </w:p>
         </w:tc>
@@ -8903,7 +8640,7 @@
                 <w:i w:val="0"/>
                 <w:sz w:val="18"/>
               </w:rPr>
-              <w:t>24</w:t>
+              <w:t>21</w:t>
             </w:r>
           </w:p>
         </w:tc>
@@ -8957,7 +8694,7 @@
                 <w:i w:val="0"/>
                 <w:sz w:val="18"/>
               </w:rPr>
-              <w:t>88 (97.8 %)</w:t>
+              <w:t>84 (97.7 %)</w:t>
             </w:r>
           </w:p>
         </w:tc>
@@ -8974,7 +8711,7 @@
                 <w:i w:val="0"/>
                 <w:sz w:val="18"/>
               </w:rPr>
-              <w:t>64</w:t>
+              <w:t>63</w:t>
             </w:r>
           </w:p>
         </w:tc>
@@ -9025,7 +8762,7 @@
                 <w:i w:val="0"/>
                 <w:sz w:val="18"/>
               </w:rPr>
-              <w:t>24</w:t>
+              <w:t>21</w:t>
             </w:r>
           </w:p>
         </w:tc>
@@ -9142,7 +8879,7 @@
                 <w:i w:val="0"/>
                 <w:sz w:val="18"/>
               </w:rPr>
-              <w:t>66</w:t>
+              <w:t>65</w:t>
             </w:r>
           </w:p>
         </w:tc>
@@ -9159,7 +8896,7 @@
                 <w:i w:val="0"/>
                 <w:sz w:val="18"/>
               </w:rPr>
-              <w:t>24</w:t>
+              <w:t>21</w:t>
             </w:r>
           </w:p>
         </w:tc>
@@ -9195,7 +8932,7 @@
                 <w:i w:val="0"/>
                 <w:sz w:val="18"/>
               </w:rPr>
-              <w:t>3</w:t>
+              <w:t>2</w:t>
             </w:r>
           </w:p>
         </w:tc>
@@ -9212,7 +8949,7 @@
                 <w:i w:val="0"/>
                 <w:sz w:val="18"/>
               </w:rPr>
-              <w:t>6</w:t>
+              <w:t>5</w:t>
             </w:r>
           </w:p>
         </w:tc>
@@ -9248,7 +8985,7 @@
                 <w:i w:val="0"/>
                 <w:sz w:val="18"/>
               </w:rPr>
-              <w:t>4.5</w:t>
+              <w:t>3.1</w:t>
             </w:r>
           </w:p>
         </w:tc>
@@ -9265,7 +9002,7 @@
                 <w:i w:val="0"/>
                 <w:sz w:val="18"/>
               </w:rPr>
-              <w:t>25.0</w:t>
+              <w:t>23.8</w:t>
             </w:r>
           </w:p>
         </w:tc>
@@ -9354,7 +9091,7 @@
                 <w:i w:val="0"/>
                 <w:sz w:val="18"/>
               </w:rPr>
-              <w:t>3</w:t>
+              <w:t>2</w:t>
             </w:r>
           </w:p>
         </w:tc>
@@ -9407,7 +9144,7 @@
                 <w:i w:val="0"/>
                 <w:sz w:val="18"/>
               </w:rPr>
-              <w:t>424</w:t>
+              <w:t>348</w:t>
             </w:r>
           </w:p>
         </w:tc>
@@ -9424,7 +9161,7 @@
                 <w:i w:val="0"/>
                 <w:sz w:val="18"/>
               </w:rPr>
-              <w:t>316</w:t>
+              <w:t>206</w:t>
             </w:r>
           </w:p>
         </w:tc>
@@ -10630,7 +10367,7 @@
           <w:i w:val="0"/>
           <w:sz w:val="18"/>
         </w:rPr>
-        <w:t xml:space="preserve"> Completitud de reporte de los cinco desenlaces declarados, sobre la extracción adjudicada (n = 98 brazos).</w:t>
+        <w:t xml:space="preserve"> Completitud de reporte de los cinco desenlaces declarados, sobre la extracción adjudicada (n = 94 brazos).</w:t>
       </w:r>
     </w:p>
     <w:tbl>
@@ -10695,7 +10432,7 @@
                 <w:i w:val="0"/>
                 <w:sz w:val="18"/>
               </w:rPr>
-              <w:t>% de los 98 brazos</w:t>
+              <w:t>% de los 94 brazos</w:t>
             </w:r>
           </w:p>
         </w:tc>
@@ -10712,7 +10449,7 @@
                 <w:i w:val="0"/>
                 <w:sz w:val="18"/>
               </w:rPr>
-              <w:t>% de los 74 brazos legibles</w:t>
+              <w:t>% de los 73 brazos legibles</w:t>
             </w:r>
           </w:p>
         </w:tc>
@@ -10765,7 +10502,7 @@
                 <w:i w:val="0"/>
                 <w:sz w:val="18"/>
               </w:rPr>
-              <w:t>67</w:t>
+              <w:t>66</w:t>
             </w:r>
           </w:p>
         </w:tc>
@@ -10782,7 +10519,7 @@
                 <w:i w:val="0"/>
                 <w:sz w:val="18"/>
               </w:rPr>
-              <w:t>68.4</w:t>
+              <w:t>70.2</w:t>
             </w:r>
           </w:p>
         </w:tc>
@@ -10799,7 +10536,7 @@
                 <w:i w:val="0"/>
                 <w:sz w:val="18"/>
               </w:rPr>
-              <w:t>87.8</w:t>
+              <w:t>87.7</w:t>
             </w:r>
           </w:p>
         </w:tc>
@@ -10869,7 +10606,7 @@
                 <w:i w:val="0"/>
                 <w:sz w:val="18"/>
               </w:rPr>
-              <w:t>55.1</w:t>
+              <w:t>57.4</w:t>
             </w:r>
           </w:p>
         </w:tc>
@@ -10886,7 +10623,7 @@
                 <w:i w:val="0"/>
                 <w:sz w:val="18"/>
               </w:rPr>
-              <w:t>71.6</w:t>
+              <w:t>72.6</w:t>
             </w:r>
           </w:p>
         </w:tc>
@@ -10939,7 +10676,7 @@
                 <w:i w:val="0"/>
                 <w:sz w:val="18"/>
               </w:rPr>
-              <w:t>71</w:t>
+              <w:t>70</w:t>
             </w:r>
           </w:p>
         </w:tc>
@@ -10956,7 +10693,7 @@
                 <w:i w:val="0"/>
                 <w:sz w:val="18"/>
               </w:rPr>
-              <w:t>72.4</w:t>
+              <w:t>74.5</w:t>
             </w:r>
           </w:p>
         </w:tc>
@@ -10973,7 +10710,7 @@
                 <w:i w:val="0"/>
                 <w:sz w:val="18"/>
               </w:rPr>
-              <w:t>90.5</w:t>
+              <w:t>90.4</w:t>
             </w:r>
           </w:p>
         </w:tc>
@@ -10990,7 +10727,7 @@
                 <w:i w:val="0"/>
                 <w:sz w:val="18"/>
               </w:rPr>
-              <w:t>97.2</w:t>
+              <w:t>97.1</w:t>
             </w:r>
           </w:p>
         </w:tc>
@@ -11026,7 +10763,7 @@
                 <w:i w:val="0"/>
                 <w:sz w:val="18"/>
               </w:rPr>
-              <w:t>76</w:t>
+              <w:t>75</w:t>
             </w:r>
           </w:p>
         </w:tc>
@@ -11043,7 +10780,7 @@
                 <w:i w:val="0"/>
                 <w:sz w:val="18"/>
               </w:rPr>
-              <w:t>77.6</w:t>
+              <w:t>79.8</w:t>
             </w:r>
           </w:p>
         </w:tc>
@@ -11060,7 +10797,7 @@
                 <w:i w:val="0"/>
                 <w:sz w:val="18"/>
               </w:rPr>
-              <w:t>89.2</w:t>
+              <w:t>89.0</w:t>
             </w:r>
           </w:p>
         </w:tc>
@@ -11130,7 +10867,7 @@
                 <w:i w:val="0"/>
                 <w:sz w:val="18"/>
               </w:rPr>
-              <w:t>26.5</w:t>
+              <w:t>27.7</w:t>
             </w:r>
           </w:p>
         </w:tc>
@@ -11147,7 +10884,7 @@
                 <w:i w:val="0"/>
                 <w:sz w:val="18"/>
               </w:rPr>
-              <w:t>35.1</w:t>
+              <w:t>35.6</w:t>
             </w:r>
           </w:p>
         </w:tc>
@@ -11191,7 +10928,7 @@
           <w:i w:val="0"/>
           <w:sz w:val="18"/>
         </w:rPr>
-        <w:t xml:space="preserve"> Brazos que sobreviven a cada requisito de una proporción agrupada de éxito clínico (n = 98 brazos).</w:t>
+        <w:t xml:space="preserve"> Brazos que sobreviven a cada requisito de una proporción agrupada de éxito clínico (n = 94 brazos).</w:t>
       </w:r>
     </w:p>
     <w:tbl>
@@ -11290,7 +11027,7 @@
                 <w:i w:val="0"/>
                 <w:sz w:val="18"/>
               </w:rPr>
-              <w:t>98</w:t>
+              <w:t>94</w:t>
             </w:r>
           </w:p>
         </w:tc>
@@ -11307,7 +11044,7 @@
                 <w:i w:val="0"/>
                 <w:sz w:val="18"/>
               </w:rPr>
-              <w:t>98 (90 estudios)</w:t>
+              <w:t>94 (86 estudios)</w:t>
             </w:r>
           </w:p>
         </w:tc>
@@ -11343,7 +11080,7 @@
                 <w:i w:val="0"/>
                 <w:sz w:val="18"/>
               </w:rPr>
-              <w:t>16</w:t>
+              <w:t>15</w:t>
             </w:r>
           </w:p>
         </w:tc>
@@ -11396,7 +11133,7 @@
                 <w:i w:val="0"/>
                 <w:sz w:val="18"/>
               </w:rPr>
-              <w:t>5</w:t>
+              <w:t>4</w:t>
             </w:r>
           </w:p>
         </w:tc>
@@ -11413,7 +11150,7 @@
                 <w:i w:val="0"/>
                 <w:sz w:val="18"/>
               </w:rPr>
-              <w:t>67 (63 estudios)</w:t>
+              <w:t>66 (62 estudios)</w:t>
             </w:r>
           </w:p>
         </w:tc>
@@ -11756,7 +11493,7 @@
           <w:i/>
           <w:sz w:val="18"/>
         </w:rPr>
-        <w:t>Figura 2. Composición del cuerpo de evidencia recuperable (n = 90 estudios).</w:t>
+        <w:t>Figura 2. Composición del cuerpo de evidencia recuperable (n = 86 estudios).</w:t>
       </w:r>
     </w:p>
     <w:p>
@@ -11855,7 +11592,7 @@
           <w:i w:val="0"/>
           <w:sz w:val="22"/>
         </w:rPr>
-        <w:t xml:space="preserve"> Pre-extracción sistemática desde el resumen de los 90 estudios con publicación recuperable.</w:t>
+        <w:t xml:space="preserve"> Pre-extracción sistemática desde el resumen de los 86 estudios con publicación recuperable.</w:t>
       </w:r>
     </w:p>
     <w:p>
@@ -12039,7 +11776,7 @@
           <w:i w:val="0"/>
           <w:sz w:val="22"/>
         </w:rPr>
-        <w:t xml:space="preserve"> Pre-extracción desde el resumen de los 90 estudios con publicación recuperable, marcada como parcial en cada registro.</w:t>
+        <w:t xml:space="preserve"> Pre-extracción desde el resumen de los 86 estudios con publicación recuperable, marcada como parcial en cada registro.</w:t>
       </w:r>
     </w:p>
     <w:p>
@@ -12073,7 +11810,7 @@
           <w:i w:val="0"/>
           <w:sz w:val="22"/>
         </w:rPr>
-        <w:t xml:space="preserve"> Listado de los 132 estudios con su situación y sus informes agrupados, y de los 51 excluidos tras el cribado, con su motivo y su cita.</w:t>
+        <w:t xml:space="preserve"> Listado de los 128 estudios con su situación y sus informes agrupados, y de los 55 excluidos tras el cribado, con su motivo y su cita.</w:t>
       </w:r>
     </w:p>
     <w:p>
@@ -12447,7 +12184,7 @@
           <w:i w:val="0"/>
           <w:sz w:val="22"/>
         </w:rPr>
-        <w:t xml:space="preserve"> Los 51 estudios que el cribado admitió y el texto completo desmintió, con su código de motivo y la frase del artículo que lo sostiene.</w:t>
+        <w:t xml:space="preserve"> Los 55 estudios que el cribado admitió y el texto completo desmintió, con su código de motivo y la frase del artículo que lo sostiene.</w:t>
       </w:r>
     </w:p>
     <w:p>
@@ -12481,7 +12218,7 @@
           <w:i w:val="0"/>
           <w:sz w:val="22"/>
         </w:rPr>
-        <w:t xml:space="preserve"> La Tabla 6 desglosada: los siete requisitos, brazo a brazo sobre los 98 brazos, con el primero que falla y por qué.</w:t>
+        <w:t xml:space="preserve"> La Tabla 6 desglosada: los siete requisitos, brazo a brazo sobre los 94 brazos, con el primero que falla y por qué.</w:t>
       </w:r>
     </w:p>
     <w:p>
@@ -12515,7 +12252,7 @@
           <w:i w:val="0"/>
           <w:sz w:val="22"/>
         </w:rPr>
-        <w:t xml:space="preserve"> Los 74 juicios de riesgo de sesgo, uno por fila, con la frase firmada en que se apoya cada uno.</w:t>
+        <w:t xml:space="preserve"> Los 68 juicios de riesgo de sesgo, uno por fila, con la frase firmada en que se apoya cada uno.</w:t>
       </w:r>
     </w:p>
     <w:p>
@@ -12617,7 +12354,7 @@
           <w:i w:val="0"/>
           <w:sz w:val="22"/>
         </w:rPr>
-        <w:t xml:space="preserve"> De qué informe salió cada uno de los 98 brazos, y con qué prueba se estableció el vínculo.</w:t>
+        <w:t xml:space="preserve"> De qué informe salió cada uno de los 94 brazos, y con qué prueba se estableció el vínculo.</w:t>
       </w:r>
     </w:p>
     <w:p>

--- a/paper/docx/informe_extendido.docx
+++ b/paper/docx/informe_extendido.docx
@@ -133,7 +133,7 @@
           <w:i w:val="0"/>
           <w:sz w:val="22"/>
         </w:rPr>
-        <w:t xml:space="preserve"> resumen 262; texto principal 8 920.</w:t>
+        <w:t xml:space="preserve"> resumen 286; texto principal 9 422.</w:t>
       </w:r>
     </w:p>
     <w:p>
@@ -156,7 +156,7 @@
           <w:i w:val="0"/>
           <w:sz w:val="22"/>
         </w:rPr>
-        <w:t xml:space="preserve"> 6. </w:t>
+        <w:t xml:space="preserve"> 7. </w:t>
       </w:r>
       <w:r>
         <w:rPr>
@@ -192,7 +192,7 @@
           <w:i w:val="0"/>
           <w:sz w:val="22"/>
         </w:rPr>
-        <w:t xml:space="preserve"> 16 anexos (S0–S15) y su guía.</w:t>
+        <w:t xml:space="preserve"> anexos S0–S24 y S18b, y su guía.</w:t>
       </w:r>
     </w:p>
     <w:p>
@@ -311,7 +311,7 @@
           <w:i w:val="0"/>
           <w:sz w:val="22"/>
         </w:rPr>
-        <w:t xml:space="preserve"> y verificado sobre el texto completo. La unidad fue el estudio. Extracción manual por duplicado, con consenso: la estructura sale de una pre-extracción desde el resumen; los desenlaces, de la adjudicada.</w:t>
+        <w:t xml:space="preserve"> y verificado sobre el texto completo. La unidad fue el estudio, con su artículo completo: criterio añadido tras la extracción. Extracción manual por duplicado, con consenso: la estructura sale de una pre-extracción desde el resumen; los desenlaces, de la adjudicada.</w:t>
       </w:r>
     </w:p>
     <w:p>
@@ -334,7 +334,7 @@
           <w:i w:val="0"/>
           <w:sz w:val="22"/>
         </w:rPr>
-        <w:t xml:space="preserve"> De 23 057 registros quedaron 17 129 informes únicos;233 informes formaron 183 estudios y, al leer los textos completos, </w:t>
+        <w:t xml:space="preserve"> De 23 057 registros quedaron 17 129 informes únicos; 233 informes formaron 183 estudios y </w:t>
       </w:r>
       <w:r>
         <w:rPr>
@@ -343,16 +343,16 @@
           <w:i/>
           <w:sz w:val="22"/>
         </w:rPr>
-        <w:t>55 salieron del corpus</w:t>
-      </w:r>
-      <w:r>
-        <w:rPr>
-          <w:rFonts w:ascii="Times New Roman" w:hAnsi="Times New Roman"/>
-          <w:b w:val="0"/>
-          <w:i w:val="0"/>
-          <w:sz w:val="22"/>
-        </w:rPr>
-        <w:t xml:space="preserve"> —protocolos, modelos preclínicos, y artículos donde </w:t>
+        <w:t>118 salieron del corpus</w:t>
+      </w:r>
+      <w:r>
+        <w:rPr>
+          <w:rFonts w:ascii="Times New Roman" w:hAnsi="Times New Roman"/>
+          <w:b w:val="0"/>
+          <w:i w:val="0"/>
+          <w:sz w:val="22"/>
+        </w:rPr>
+        <w:t xml:space="preserve">: 63 por no disponer del artículo completo —42 solo existían como ficha de registro— y 55 por no cumplir los criterios —protocolos, modelos preclínicos, y artículos donde </w:t>
       </w:r>
       <w:r>
         <w:rPr>
@@ -370,7 +370,7 @@
           <w:i w:val="0"/>
           <w:sz w:val="22"/>
         </w:rPr>
-        <w:t xml:space="preserve"> solo figura en el espectro del producto—: quedan </w:t>
+        <w:t xml:space="preserve"> solo figura en el espectro del producto—. Quedan </w:t>
       </w:r>
       <w:r>
         <w:rPr>
@@ -379,16 +379,34 @@
           <w:i/>
           <w:sz w:val="22"/>
         </w:rPr>
-        <w:t>128</w:t>
-      </w:r>
-      <w:r>
-        <w:rPr>
-          <w:rFonts w:ascii="Times New Roman" w:hAnsi="Times New Roman"/>
-          <w:b w:val="0"/>
-          <w:i w:val="0"/>
-          <w:sz w:val="22"/>
-        </w:rPr>
-        <w:t xml:space="preserve">, 86 con publicación recuperable. Casos únicos, 46,5 %; comparativos, 8,1 %; sin clase de resistencia asignable, 73,3 %. Se obtuvo el texto completo de 65 (75,6 %), y lo que falta concentra el 71,4 % de los comparativos; el criterio de idioma eliminó 35 estudios más. En 64 de los 94 brazos (68,1 %) no consta definición operativa del éxito clínico, y solo 2 reúnen diseño comparativo, numerador, denominador y definición. Descontado el que mide tiempo, </w:t>
+        <w:t>65</w:t>
+      </w:r>
+      <w:r>
+        <w:rPr>
+          <w:rFonts w:ascii="Times New Roman" w:hAnsi="Times New Roman"/>
+          <w:b w:val="0"/>
+          <w:i w:val="0"/>
+          <w:sz w:val="22"/>
+        </w:rPr>
+        <w:t xml:space="preserve">, todos leídos a texto completo; exigirlo dejó fuera 7 de los 9 estudios con diseño comparativo. Casos únicos, 52,3 %; comparativos, 3,1 %; sin clase de resistencia asignable, 70,8 %; el criterio de idioma eliminó 35 estudios más. En 43 de los 73 brazos (58,9 %) no consta definición operativa del éxito clínico, y solo 2 reúnen diseño comparativo, numerador, denominador y definición. Uno no separa </w:t>
+      </w:r>
+      <w:r>
+        <w:rPr>
+          <w:rFonts w:ascii="Times New Roman" w:hAnsi="Times New Roman"/>
+          <w:b w:val="0"/>
+          <w:i/>
+          <w:sz w:val="22"/>
+        </w:rPr>
+        <w:t>P. aeruginosa</w:t>
+      </w:r>
+      <w:r>
+        <w:rPr>
+          <w:rFonts w:ascii="Times New Roman" w:hAnsi="Times New Roman"/>
+          <w:b w:val="0"/>
+          <w:i w:val="0"/>
+          <w:sz w:val="22"/>
+        </w:rPr>
+        <w:t xml:space="preserve"> y el otro mide un tiempo: </w:t>
       </w:r>
       <w:r>
         <w:rPr>
@@ -920,7 +938,7 @@
           <w:i w:val="0"/>
           <w:sz w:val="22"/>
         </w:rPr>
-        <w:t>, no el informe, conforme a PRISMA 2020. Un protocolo, sus resúmenes de congreso y su publicación final son un solo estudio con varios informes. La decisión y su justificación constan en el registro de decisiones del proyecto.</w:t>
+        <w:t>, no el informe, conforme a PRISMA 2020. Un protocolo, sus resúmenes de congreso y su publicación final son un solo estudio con varios informes. La decisión y su justificación constan en el registro de decisiones del proyecto. Un estudio entra solo si se dispone del PDF de su artículo completo: el criterio se añadió el 6 de octubre de 2026, con el cribado y la extracción terminados, y la sección 2.9 lo fecha y mide su efecto.</w:t>
       </w:r>
     </w:p>
     <w:p>
@@ -1048,7 +1066,7 @@
           <w:i w:val="0"/>
           <w:sz w:val="22"/>
         </w:rPr>
-        <w:t>Las ecuaciones las diseñó y ejecutó D.V., interrogando cada interfaz directamente; no las generó ni las ejecutó el modelo de lenguaje cuya intervención se declara en la sección 2.4. Se aportan íntegras como suplemento, con la sintaxis literal de cada interfaz, el número de resultados y la fecha, de modo que cualquiera puede repetirlas. BVS y SciELO se incluyeron para no inclinar la revisión hacia la literatura anglosajona, y aportaron 2 de los 233 informes que llegaron a texto completo: cubren Iberoamérica, y de los 32 estudios que declaran procedencia, 11 son de Rusia, Polonia, Georgia o Ucrania.</w:t>
+        <w:t>Las ecuaciones las diseñó y ejecutó D.V., interrogando cada interfaz directamente; no las generó ni las ejecutó el modelo de lenguaje cuya intervención se declara en la sección 2.4. Se aportan íntegras como suplemento, con la sintaxis literal de cada interfaz, el número de resultados y la fecha, de modo que cualquiera puede repetirlas. BVS y SciELO se incluyeron para no inclinar la revisión hacia la literatura anglosajona, y aportaron 2 de los 233 informes que llegaron a texto completo: cubren Iberoamérica, y de los 24 estudios que declaran procedencia, 9 son de Rusia, Polonia, Georgia o Ucrania.</w:t>
       </w:r>
     </w:p>
     <w:p>
@@ -1459,7 +1477,7 @@
           <w:i w:val="0"/>
           <w:sz w:val="22"/>
         </w:rPr>
-        <w:t xml:space="preserve"> entre los dos revisores. Un revisor extrajo los 124 estudios que entonces tenían publicación recuperable —86 tras las exclusiones de la sección 3.1.1— y el segundo extrajo 122 de ellos, de modo que el 98 % del corpus tiene doble extracción. Sobre las 130 filas de brazo comparables se registraron 541 desacuerdos de valor; la concordancia, medida antes de resolverlos, fue del 78 % de acuerdo mediano y una kappa de Cohen mediana de 0,62 sobre los 8 de 9 campos categóricos en que resulta informativa, con un recorrido del 64 % al 100 % según la variable. Las discrepancias se resolvieron por consenso entre los dos revisores, con registro de quién resolvió y cuándo: hay 539 de 541 adjudicadas. Las 2 restantes se habían cerrado antes aplicando una regla mecánica sobre una comparación posteriormente rehecha, de modo que no llevan firma conjunta y no se cuentan como consenso. Las 14 que quedaron abiertas —10 por el diseño del estudio, donde el formulario no ofrecía la opción que los revisores necesitaban, y 4 por datos que exigían releer el artículo— se firmaron por consenso el 14 de septiembre de 2026. El registro completo, resuelto a resuelto, se aporta como suplemento.</w:t>
+        <w:t xml:space="preserve"> entre los dos revisores. Un revisor extrajo los 124 estudios que entonces tenían publicación recuperable —65 tras las exclusiones de la sección 3.1.1— y el segundo extrajo 122 de ellos, de modo que el 98 % de lo extraído tiene doble extracción; de los 65 estudios del corpus vigente, la tienen 65. Sobre las 130 filas de brazo comparables se registraron 541 desacuerdos de valor; la concordancia, medida antes de resolverlos, fue del 78 % de acuerdo mediano y una kappa de Cohen mediana de 0,62 sobre los 8 de 9 campos categóricos en que resulta informativa, con un recorrido del 64 % al 100 % según la variable. Las discrepancias se resolvieron por consenso entre los dos revisores, con registro de quién resolvió y cuándo: hay 539 de 541 adjudicadas. Las 2 restantes se habían cerrado antes aplicando una regla mecánica sobre una comparación posteriormente rehecha, de modo que no llevan firma conjunta y no se cuentan como consenso. Las 14 que quedaron abiertas —10 por el diseño del estudio, donde el formulario no ofrecía la opción que los revisores necesitaban, y 4 por datos que exigían releer el artículo— se firmaron por consenso el 14 de septiembre de 2026. El registro completo, resuelto a resuelto, se aporta como suplemento.</w:t>
       </w:r>
     </w:p>
     <w:p>
@@ -1496,7 +1514,7 @@
           <w:i w:val="0"/>
           <w:sz w:val="22"/>
         </w:rPr>
-        <w:t>La caracterización estructural del corpus (secciones 3.1 a 3.4, tablas 1 a 4) procede de una pre-extracción sistemática desde el resumen de los 86 estudios vigentes, realizada con el mismo esquema de variables y marcada como parcial en cada registro. La completitud de reporte por desenlace (sección 3.5, tabla 5) procede en cambio de la extracción adjudicada, y se identifica como tal en cada cifra. Este informe no presenta estimaciones de eficacia: caracteriza la estructura del cuerpo de evidencia, su recuperabilidad y la completitud de su reporte, con tres componentes medidos —la recuperabilidad del informe (secciones 3.1 y 3.2), la completitud de reporte estructural (sección 3.4) y la completitud de reporte de desenlaces (sección 3.5)—.</w:t>
+        <w:t>La caracterización estructural del corpus (secciones 3.1 a 3.4, tablas 1 a 4) procede de una pre-extracción sistemática desde el resumen de los 65 estudios vigentes, realizada con el mismo esquema de variables y marcada como parcial en cada registro. La completitud de reporte por desenlace (sección 3.5, tabla 5) procede en cambio de la extracción adjudicada, y se identifica como tal en cada cifra. Este informe no presenta estimaciones de eficacia: caracteriza la estructura del cuerpo de evidencia, su recuperabilidad y la completitud de su reporte, con tres componentes medidos —la recuperabilidad del informe (secciones 3.1 y 3.2), la completitud de reporte estructural (sección 3.4) y la completitud de reporte de desenlaces (sección 3.5)—.</w:t>
       </w:r>
     </w:p>
     <w:p>
@@ -1533,16 +1551,16 @@
           <w:i/>
           <w:sz w:val="22"/>
         </w:rPr>
-        <w:t>solo en los estudios con diseño comparativo y solo en aquellos cuyo texto completo se obtuvo</w:t>
-      </w:r>
-      <w:r>
-        <w:rPr>
-          <w:rFonts w:ascii="Times New Roman" w:hAnsi="Times New Roman"/>
-          <w:b w:val="0"/>
-          <w:i w:val="0"/>
-          <w:sz w:val="22"/>
-        </w:rPr>
-        <w:t>: 9 de los 12 que el diseño adjudicado sobre el artículo identifica como comparativos. Los ensayos aleatorizados con RoB 2 (10) y los no aleatorizados y las cohortes con ROBINS-I (11). El estudio restante es un ensayo aleatorizado sin texto completo: no se evalúa, y tampoco recibe un juicio desfavorable por esa razón.</w:t>
+        <w:t>solo en los estudios con diseño comparativo</w:t>
+      </w:r>
+      <w:r>
+        <w:rPr>
+          <w:rFonts w:ascii="Times New Roman" w:hAnsi="Times New Roman"/>
+          <w:b w:val="0"/>
+          <w:i w:val="0"/>
+          <w:sz w:val="22"/>
+        </w:rPr>
+        <w:t>: los 9 que el diseño adjudicado sobre el artículo identifica como comparativos, todos con texto completo, como el resto del corpus desde el criterio de la sección 2.9. Los ensayos aleatorizados con RoB 2 (10) y los no aleatorizados y las cohortes con ROBINS-I (11).</w:t>
       </w:r>
     </w:p>
     <w:p>
@@ -1620,7 +1638,7 @@
           <w:i w:val="0"/>
           <w:sz w:val="22"/>
         </w:rPr>
-        <w:t>, y el motivo no depende de lo anterior: califica la certeza de una estimación agrupada y esta revisión no presenta ninguna. La sección 3.5 muestra que solo 2 de los 94 brazos reúnen los requisitos mínimos para agregar, y ninguno los conserva tras aplicar los criterios de elegibilidad. Calificar la certeza de un resultado que no existe sería un trámite, no una evaluación (14).</w:t>
+        <w:t>, y el motivo no depende de lo anterior: califica la certeza de una estimación agrupada y esta revisión no presenta ninguna. La sección 3.5 muestra que solo 2 de los 73 brazos reúnen los requisitos mínimos para agregar, y ninguno los conserva tras aplicar los criterios de elegibilidad. Calificar la certeza de un resultado que no existe sería un trámite, no una evaluación (14).</w:t>
       </w:r>
     </w:p>
     <w:p>
@@ -1850,16 +1868,16 @@
           <w:i/>
           <w:sz w:val="22"/>
         </w:rPr>
-        <w:t>Segunda enmienda: los estudios cuyo texto completo no se consiguió salen del corpus.</w:t>
-      </w:r>
-      <w:r>
-        <w:rPr>
-          <w:rFonts w:ascii="Times New Roman" w:hAnsi="Times New Roman"/>
-          <w:b w:val="0"/>
-          <w:i w:val="0"/>
-          <w:sz w:val="22"/>
-        </w:rPr>
-        <w:t xml:space="preserve"> Adoptada el 2 de septiembre de 2026, también con el cribado concluido. Es de otra naturaleza que la primera y conviene no disimularlo: los demás motivos de exclusión se refieren a lo que el </w:t>
+        <w:t>Segunda enmienda: solo entran los estudios con el artículo completo.</w:t>
+      </w:r>
+      <w:r>
+        <w:rPr>
+          <w:rFonts w:ascii="Times New Roman" w:hAnsi="Times New Roman"/>
+          <w:b w:val="0"/>
+          <w:i w:val="0"/>
+          <w:sz w:val="22"/>
+        </w:rPr>
+        <w:t xml:space="preserve"> Se adoptó el 2 de septiembre de 2026 para un estudio y se amplió el 6 de octubre de 2026 a todos, las dos veces con el cribado concluido y la segunda, además, con la extracción terminada. Es de otra naturaleza que la primera y conviene no disimularlo: los demás motivos de exclusión se refieren a lo que el </w:t>
       </w:r>
       <w:r>
         <w:rPr>
@@ -1886,7 +1904,7 @@
           <w:i/>
           <w:sz w:val="22"/>
         </w:rPr>
-        <w:t>esta revisión no pudo leer</w:t>
+        <w:t>esta revisión pudo leer</w:t>
       </w:r>
       <w:r>
         <w:rPr>
@@ -1927,7 +1945,7 @@
           <w:i w:val="0"/>
           <w:sz w:val="22"/>
         </w:rPr>
-        <w:t xml:space="preserve">. El primero, el 2 de septiembre, es un ensayo aleatorizado del que solo existe una copia en un repositorio institucional, en versión previa a revisión por pares y tras una barrera de acceso automatizado. Los otros 3 los excluyeron los dos autores el 6 de octubre de 2026 porque su idioma, que es criterio de la sección 2.2, solo pudo comprobarse sobre un resumen en inglés de revistas que no publican de forma nativa en inglés: EST-045 y EST-059, de una revista rusa, y EST-173, de una griega. Y su efecto potencial es mucho mayor, de modo que declararlo es obligatorio: </w:t>
+        <w:t xml:space="preserve"> con el código NOREC y </w:t>
       </w:r>
       <w:r>
         <w:rPr>
@@ -1936,16 +1954,16 @@
           <w:i/>
           <w:sz w:val="22"/>
         </w:rPr>
-        <w:t>aplicado a los 24 estudios que siguen sin texto completo, el corpus pasaría de 128 a 107 estudios, los comparativos de 7 a 2 y los ensayos aleatorizados de 6 a 2</w:t>
-      </w:r>
-      <w:r>
-        <w:rPr>
-          <w:rFonts w:ascii="Times New Roman" w:hAnsi="Times New Roman"/>
-          <w:b w:val="0"/>
-          <w:i w:val="0"/>
-          <w:sz w:val="22"/>
-        </w:rPr>
-        <w:t xml:space="preserve">, y la tasa de recuperación de texto completo pasaría a ser del 100 % </w:t>
+        <w:t>63</w:t>
+      </w:r>
+      <w:r>
+        <w:rPr>
+          <w:rFonts w:ascii="Times New Roman" w:hAnsi="Times New Roman"/>
+          <w:b w:val="0"/>
+          <w:i w:val="0"/>
+          <w:sz w:val="22"/>
+        </w:rPr>
+        <w:t xml:space="preserve"> con el código NOPDF. El 2 de septiembre salió un ensayo aleatorizado del que solo existe una copia en un repositorio institucional, en versión previa a revisión por pares y tras una barrera de acceso automatizado. El 6 de octubre los dos autores excluyeron con el mismo código 3 estudios cuyo idioma, que es criterio de la sección 2.2, solo pudo comprobarse sobre un resumen en inglés de revistas que no publican de forma nativa en inglés: EST-045 y EST-059, de una revista rusa, y EST-173, de una griega. Ese mismo día firmaron ampliar el criterio a </w:t>
       </w:r>
       <w:r>
         <w:rPr>
@@ -1954,6 +1972,38 @@
           <w:i/>
           <w:sz w:val="22"/>
         </w:rPr>
+        <w:t>todo estudio sin el PDF del artículo completo con acceso</w:t>
+      </w:r>
+      <w:r>
+        <w:rPr>
+          <w:rFonts w:ascii="Times New Roman" w:hAnsi="Times New Roman"/>
+          <w:b w:val="0"/>
+          <w:i w:val="0"/>
+          <w:sz w:val="22"/>
+        </w:rPr>
+        <w:t xml:space="preserve"> (código NOPDF): 21 estudios cuyo artículo no se obtuvo —3 de ellos solo existen como resumen de congreso— y 42 que solo existen como ficha de registro de ensayo. El corpus pasó de 128 a 65 estudios.</w:t>
+      </w:r>
+    </w:p>
+    <w:p>
+      <w:pPr>
+        <w:jc w:val="both"/>
+      </w:pPr>
+      <w:r>
+        <w:rPr>
+          <w:rFonts w:ascii="Times New Roman" w:hAnsi="Times New Roman"/>
+          <w:b w:val="0"/>
+          <w:i w:val="0"/>
+          <w:sz w:val="22"/>
+        </w:rPr>
+        <w:t xml:space="preserve">Hasta esa fecha esta misma sección desaconsejaba generalizar NOREC, y el motivo sigue en pie: con el criterio ampliado, la recuperación de texto completo del corpus es del 100 % </w:t>
+      </w:r>
+      <w:r>
+        <w:rPr>
+          <w:rFonts w:ascii="Times New Roman" w:hAnsi="Times New Roman"/>
+          <w:b w:val="0"/>
+          <w:i/>
+          <w:sz w:val="22"/>
+        </w:rPr>
         <w:t>por construcción</w:t>
       </w:r>
       <w:r>
@@ -1963,7 +2013,43 @@
           <w:i w:val="0"/>
           <w:sz w:val="22"/>
         </w:rPr>
-        <w:t>. Es decir, el sesgo de recuperación que la sección 3.2 mide dejaría de poder medirse, porque el criterio lo elimina por definición en lugar de resolverlo. Esta revisión no lo aplica de esa forma, y el lector debe saber que la cifra del 75,6 % convive con una exclusión que, generalizada, la volvería vacía.</w:t>
+        <w:t xml:space="preserve">, y el sesgo de recuperación que la sección 3.2 medía dentro del corpus deja de poder medirse ahí. Por eso se mide como </w:t>
+      </w:r>
+      <w:r>
+        <w:rPr>
+          <w:rFonts w:ascii="Times New Roman" w:hAnsi="Times New Roman"/>
+          <w:b w:val="0"/>
+          <w:i/>
+          <w:sz w:val="22"/>
+        </w:rPr>
+        <w:t>efecto del criterio</w:t>
+      </w:r>
+      <w:r>
+        <w:rPr>
+          <w:rFonts w:ascii="Times New Roman" w:hAnsi="Times New Roman"/>
+          <w:b w:val="0"/>
+          <w:i w:val="0"/>
+          <w:sz w:val="22"/>
+        </w:rPr>
+        <w:t xml:space="preserve"> (Tabla 3). Contando las dos fechas, el criterio deja fuera 67 estudios, y no son una muestra aleatoria: se lleva </w:t>
+      </w:r>
+      <w:r>
+        <w:rPr>
+          <w:rFonts w:ascii="Times New Roman" w:hAnsi="Times New Roman"/>
+          <w:b w:val="0"/>
+          <w:i/>
+          <w:sz w:val="22"/>
+        </w:rPr>
+        <w:t>7 de los 9 diseños comparativos (77,8 %)</w:t>
+      </w:r>
+      <w:r>
+        <w:rPr>
+          <w:rFonts w:ascii="Times New Roman" w:hAnsi="Times New Roman"/>
+          <w:b w:val="0"/>
+          <w:i w:val="0"/>
+          <w:sz w:val="22"/>
+        </w:rPr>
+        <w:t xml:space="preserve"> y 5 de los 7 ensayos aleatorizados. Los autores lo adoptaron conociendo ese efecto, y se declara aquí, con su fecha, en lugar de presentarse como si hubiera regido desde el principio.</w:t>
       </w:r>
     </w:p>
     <w:p>
@@ -2077,7 +2163,7 @@
           <w:i w:val="0"/>
           <w:sz w:val="22"/>
         </w:rPr>
-        <w:t xml:space="preserve">. Al leer sus textos completos durante la extracción se comprobó que </w:t>
+        <w:t xml:space="preserve">. De ellos, </w:t>
       </w:r>
       <w:r>
         <w:rPr>
@@ -2086,16 +2172,16 @@
           <w:i/>
           <w:sz w:val="22"/>
         </w:rPr>
-        <w:t>55 de ellos salieron del corpus</w:t>
-      </w:r>
-      <w:r>
-        <w:rPr>
-          <w:rFonts w:ascii="Times New Roman" w:hAnsi="Times New Roman"/>
-          <w:b w:val="0"/>
-          <w:i w:val="0"/>
-          <w:sz w:val="22"/>
-        </w:rPr>
-        <w:t xml:space="preserve">, y se excluyeron; el apartado siguiente los detalla. El cuerpo de evidencia queda en </w:t>
+        <w:t>118 salieron del corpus</w:t>
+      </w:r>
+      <w:r>
+        <w:rPr>
+          <w:rFonts w:ascii="Times New Roman" w:hAnsi="Times New Roman"/>
+          <w:b w:val="0"/>
+          <w:i w:val="0"/>
+          <w:sz w:val="22"/>
+        </w:rPr>
+        <w:t xml:space="preserve">: 63 por no disponer del PDF del artículo completo (sección 2.9) y 55 por no cumplir los criterios de elegibilidad, comprobado sobre el artículo o sobre la ficha del registro; el apartado siguiente los detalla. El cuerpo de evidencia queda en </w:t>
       </w:r>
       <w:r>
         <w:rPr>
@@ -2104,16 +2190,16 @@
           <w:i/>
           <w:sz w:val="22"/>
         </w:rPr>
-        <w:t>128 estudios</w:t>
-      </w:r>
-      <w:r>
-        <w:rPr>
-          <w:rFonts w:ascii="Times New Roman" w:hAnsi="Times New Roman"/>
-          <w:b w:val="0"/>
-          <w:i w:val="0"/>
-          <w:sz w:val="22"/>
-        </w:rPr>
-        <w:t>, que agrupan 161 informes: 107 con un solo informe y 21 con varios, hasta un máximo de once informes de un mismo ensayo. Los 134 informes de registro de ensayos no son una corriente aparte de esa cifra: están dentro de los 23 057 identificados (121 de ClinicalTrials.gov, 10 de CTIS y 3 de EudraCT), y el diagrama los separa a partir del cribado porque PRISMA 2020 pide declarar las dos corrientes.</w:t>
+        <w:t>65 estudios</w:t>
+      </w:r>
+      <w:r>
+        <w:rPr>
+          <w:rFonts w:ascii="Times New Roman" w:hAnsi="Times New Roman"/>
+          <w:b w:val="0"/>
+          <w:i w:val="0"/>
+          <w:sz w:val="22"/>
+        </w:rPr>
+        <w:t>, que agrupan 80 informes: 60 con un solo informe y 5 con varios, hasta un máximo de once informes de un mismo ensayo. Los 134 informes de registro de ensayos no son una corriente aparte de esa cifra: están dentro de los 23 057 identificados (121 de ClinicalTrials.gov, 10 de CTIS y 3 de EudraCT), y el diagrama los separa a partir del cribado porque PRISMA 2020 pide declarar las dos corrientes.</w:t>
       </w:r>
     </w:p>
     <w:p>
@@ -2127,7 +2213,7 @@
           <w:i w:val="0"/>
           <w:sz w:val="22"/>
         </w:rPr>
-        <w:t>3.1.1 Los 55 estudios que el cribado admitió y que salieron después</w:t>
+        <w:t>3.1.1 Los 118 estudios que el cribado admitió y que salieron después</w:t>
       </w:r>
     </w:p>
     <w:p>
@@ -2141,178 +2227,16 @@
           <w:i/>
           <w:sz w:val="22"/>
         </w:rPr>
-        <w:t>Treinta y ocho salieron al juzgarlos sobre su publicación.</w:t>
-      </w:r>
-      <w:r>
-        <w:rPr>
-          <w:rFonts w:ascii="Times New Roman" w:hAnsi="Times New Roman"/>
-          <w:b w:val="0"/>
-          <w:i w:val="0"/>
-          <w:sz w:val="22"/>
-        </w:rPr>
-        <w:t xml:space="preserve"> Se excluyeron por ocho motivos, y ninguno es una discrepancia de criterio: son estudios que no cumplen lo que la sección 2.2 ya exigía. </w:t>
-      </w:r>
-      <w:r>
-        <w:rPr>
-          <w:rFonts w:ascii="Times New Roman" w:hAnsi="Times New Roman"/>
-          <w:b w:val="0"/>
-          <w:i/>
-          <w:sz w:val="22"/>
-        </w:rPr>
-        <w:t>Treinta</w:t>
-      </w:r>
-      <w:r>
-        <w:rPr>
-          <w:rFonts w:ascii="Times New Roman" w:hAnsi="Times New Roman"/>
-          <w:b w:val="0"/>
-          <w:i w:val="0"/>
-          <w:sz w:val="22"/>
-        </w:rPr>
-        <w:t xml:space="preserve"> salieron de leer su artículo. </w:t>
-      </w:r>
-      <w:r>
-        <w:rPr>
-          <w:rFonts w:ascii="Times New Roman" w:hAnsi="Times New Roman"/>
-          <w:b w:val="0"/>
-          <w:i/>
-          <w:sz w:val="22"/>
-        </w:rPr>
-        <w:t>Dieciséis</w:t>
-      </w:r>
-      <w:r>
-        <w:rPr>
-          <w:rFonts w:ascii="Times New Roman" w:hAnsi="Times New Roman"/>
-          <w:b w:val="0"/>
-          <w:i w:val="0"/>
-          <w:sz w:val="22"/>
-        </w:rPr>
-        <w:t xml:space="preserve"> no tienen a </w:t>
-      </w:r>
-      <w:r>
-        <w:rPr>
-          <w:rFonts w:ascii="Times New Roman" w:hAnsi="Times New Roman"/>
-          <w:b w:val="0"/>
-          <w:i/>
-          <w:sz w:val="22"/>
-        </w:rPr>
-        <w:t>P. aeruginosa</w:t>
-      </w:r>
-      <w:r>
-        <w:rPr>
-          <w:rFonts w:ascii="Times New Roman" w:hAnsi="Times New Roman"/>
-          <w:b w:val="0"/>
-          <w:i w:val="0"/>
-          <w:sz w:val="22"/>
-        </w:rPr>
-        <w:t xml:space="preserve"> en ningún paciente —aparece en el espectro declarado del producto de fagos, en la introducción, en la discusión o en la lista de referencias—; uno de ellos no nombra microorganismo alguno. Cinco de ellos se detectaron al comprobar la clase de resistencia contra el artículo (sección 3.4), y los excluyeron los dos autores el 1 y el 3 de octubre de 2026. </w:t>
-      </w:r>
-      <w:r>
-        <w:rPr>
-          <w:rFonts w:ascii="Times New Roman" w:hAnsi="Times New Roman"/>
-          <w:b w:val="0"/>
-          <w:i/>
-          <w:sz w:val="22"/>
-        </w:rPr>
-        <w:t>Cinco</w:t>
-      </w:r>
-      <w:r>
-        <w:rPr>
-          <w:rFonts w:ascii="Times New Roman" w:hAnsi="Times New Roman"/>
-          <w:b w:val="0"/>
-          <w:i w:val="0"/>
-          <w:sz w:val="22"/>
-        </w:rPr>
-        <w:t xml:space="preserve"> son protocolos de estudio: describen lo que se hará y no reportan desenlaces. </w:t>
-      </w:r>
-      <w:r>
-        <w:rPr>
-          <w:rFonts w:ascii="Times New Roman" w:hAnsi="Times New Roman"/>
-          <w:b w:val="0"/>
-          <w:i/>
-          <w:sz w:val="22"/>
-        </w:rPr>
-        <w:t>Tres</w:t>
-      </w:r>
-      <w:r>
-        <w:rPr>
-          <w:rFonts w:ascii="Times New Roman" w:hAnsi="Times New Roman"/>
-          <w:b w:val="0"/>
-          <w:i w:val="0"/>
-          <w:sz w:val="22"/>
-        </w:rPr>
-        <w:t xml:space="preserve"> no tienen pacientes: un modelo murino de neumonía asociada a ventilación, un modelo </w:t>
-      </w:r>
-      <w:r>
-        <w:rPr>
-          <w:rFonts w:ascii="Times New Roman" w:hAnsi="Times New Roman"/>
-          <w:b w:val="0"/>
-          <w:i/>
-          <w:sz w:val="22"/>
-        </w:rPr>
-        <w:t>in vitro</w:t>
-      </w:r>
-      <w:r>
-        <w:rPr>
-          <w:rFonts w:ascii="Times New Roman" w:hAnsi="Times New Roman"/>
-          <w:b w:val="0"/>
-          <w:i w:val="0"/>
-          <w:sz w:val="22"/>
-        </w:rPr>
-        <w:t xml:space="preserve"> de fibra hueca y un artículo de métodos sobre la preparación de fagos en el laboratorio. </w:t>
-      </w:r>
-      <w:r>
-        <w:rPr>
-          <w:rFonts w:ascii="Times New Roman" w:hAnsi="Times New Roman"/>
-          <w:b w:val="0"/>
-          <w:i/>
-          <w:sz w:val="22"/>
-        </w:rPr>
-        <w:t>Dos</w:t>
-      </w:r>
-      <w:r>
-        <w:rPr>
-          <w:rFonts w:ascii="Times New Roman" w:hAnsi="Times New Roman"/>
-          <w:b w:val="0"/>
-          <w:i w:val="0"/>
-          <w:sz w:val="22"/>
-        </w:rPr>
-        <w:t xml:space="preserve"> administran algo que no es un bacteriófago: una endolisina y un producto que dice inducir los fagos nativos del propio paciente. </w:t>
-      </w:r>
-      <w:r>
-        <w:rPr>
-          <w:rFonts w:ascii="Times New Roman" w:hAnsi="Times New Roman"/>
-          <w:b w:val="0"/>
-          <w:i/>
-          <w:sz w:val="22"/>
-        </w:rPr>
-        <w:t>Dos</w:t>
-      </w:r>
-      <w:r>
-        <w:rPr>
-          <w:rFonts w:ascii="Times New Roman" w:hAnsi="Times New Roman"/>
-          <w:b w:val="0"/>
-          <w:i w:val="0"/>
-          <w:sz w:val="22"/>
-        </w:rPr>
-        <w:t xml:space="preserve"> no evalúan fagoterapia en pacientes: en uno el fago solo se menciona como opción no disponible y nunca se administró, y el otro es un artículo de cirugía reconstructiva donde la fagoterapia aparece una sola vez, en una celda de tabla. </w:t>
-      </w:r>
-      <w:r>
-        <w:rPr>
-          <w:rFonts w:ascii="Times New Roman" w:hAnsi="Times New Roman"/>
-          <w:b w:val="0"/>
-          <w:i/>
-          <w:sz w:val="22"/>
-        </w:rPr>
-        <w:t>Dos</w:t>
-      </w:r>
-      <w:r>
-        <w:rPr>
-          <w:rFonts w:ascii="Times New Roman" w:hAnsi="Times New Roman"/>
-          <w:b w:val="0"/>
-          <w:i w:val="0"/>
-          <w:sz w:val="22"/>
-        </w:rPr>
-        <w:t xml:space="preserve"> no aportan datos primarios propios: una pieza de opinión con revisión narrativa, y un editorial de dos páginas firmado por un solo autor, que el repositorio que lo indexa clasifica literalmente como «Editorial» y «no citable».</w:t>
+        <w:t>Sesenta y tres salieron por no disponer del artículo completo</w:t>
+      </w:r>
+      <w:r>
+        <w:rPr>
+          <w:rFonts w:ascii="Times New Roman" w:hAnsi="Times New Roman"/>
+          <w:b w:val="0"/>
+          <w:i w:val="0"/>
+          <w:sz w:val="22"/>
+        </w:rPr>
+        <w:t xml:space="preserve"> (código NOPDF, sección 2.9): 21 estudios cuyo artículo no se obtuvo —3 de ellos solo existen como resumen de congreso— y 42 que solo existen como ficha de registro de ensayo, sin publicación asociada localizable. De ellos no se afirma que incumplan los criterios de la sección 2.2: nunca se comprobaron contra el artículo, porque esta revisión no pudo leerlo. Los otros 55 salieron por no cumplir los criterios.</w:t>
       </w:r>
     </w:p>
     <w:p>
@@ -2326,16 +2250,16 @@
           <w:i/>
           <w:sz w:val="22"/>
         </w:rPr>
-        <w:t>Cuatro más</w:t>
-      </w:r>
-      <w:r>
-        <w:rPr>
-          <w:rFonts w:ascii="Times New Roman" w:hAnsi="Times New Roman"/>
-          <w:b w:val="0"/>
-          <w:i w:val="0"/>
-          <w:sz w:val="22"/>
-        </w:rPr>
-        <w:t xml:space="preserve"> salieron por </w:t>
+        <w:t>Treinta y ocho salieron al juzgarlos sobre su publicación.</w:t>
+      </w:r>
+      <w:r>
+        <w:rPr>
+          <w:rFonts w:ascii="Times New Roman" w:hAnsi="Times New Roman"/>
+          <w:b w:val="0"/>
+          <w:i w:val="0"/>
+          <w:sz w:val="22"/>
+        </w:rPr>
+        <w:t xml:space="preserve"> Se excluyeron por ocho motivos, y ninguno es una discrepancia de criterio: son estudios que no cumplen lo que la sección 2.2 ya exigía. </w:t>
       </w:r>
       <w:r>
         <w:rPr>
@@ -2344,16 +2268,16 @@
           <w:i/>
           <w:sz w:val="22"/>
         </w:rPr>
-        <w:t>idioma</w:t>
-      </w:r>
-      <w:r>
-        <w:rPr>
-          <w:rFonts w:ascii="Times New Roman" w:hAnsi="Times New Roman"/>
-          <w:b w:val="0"/>
-          <w:i w:val="0"/>
-          <w:sz w:val="22"/>
-        </w:rPr>
-        <w:t xml:space="preserve">, y se detectaron de otro modo. Los cuatro se publicaron en la misma revista rusa, y el criterio de la sección 2.5 los había conservado por una premisa que resultó falsa: que esa revista edita una versión íntegra en inglés. No la edita. Medido sobre la página del editor y </w:t>
+        <w:t>Treinta</w:t>
+      </w:r>
+      <w:r>
+        <w:rPr>
+          <w:rFonts w:ascii="Times New Roman" w:hAnsi="Times New Roman"/>
+          <w:b w:val="0"/>
+          <w:i w:val="0"/>
+          <w:sz w:val="22"/>
+        </w:rPr>
+        <w:t xml:space="preserve"> salieron de leer su artículo. </w:t>
       </w:r>
       <w:r>
         <w:rPr>
@@ -2362,16 +2286,16 @@
           <w:i/>
           <w:sz w:val="22"/>
         </w:rPr>
-        <w:t>sin traducción automática</w:t>
-      </w:r>
-      <w:r>
-        <w:rPr>
-          <w:rFonts w:ascii="Times New Roman" w:hAnsi="Times New Roman"/>
-          <w:b w:val="0"/>
-          <w:i w:val="0"/>
-          <w:sz w:val="22"/>
-        </w:rPr>
-        <w:t xml:space="preserve">, el cuerpo de los cuatro artículos es mayoritariamente cirílico —entre tres cuartas partes y la práctica totalidad de sus caracteres—; lo que está en alfabeto latino es el resumen, las palabras clave y las referencias. El sitio no ofrece versión inglesa por ninguna de sus tres rutas. Uno de los cuatro falla además por población, del mismo modo que casi todos los anteriores: sus pacientes tenían </w:t>
+        <w:t>Dieciséis</w:t>
+      </w:r>
+      <w:r>
+        <w:rPr>
+          <w:rFonts w:ascii="Times New Roman" w:hAnsi="Times New Roman"/>
+          <w:b w:val="0"/>
+          <w:i w:val="0"/>
+          <w:sz w:val="22"/>
+        </w:rPr>
+        <w:t xml:space="preserve"> no tienen a </w:t>
       </w:r>
       <w:r>
         <w:rPr>
@@ -2380,16 +2304,16 @@
           <w:i/>
           <w:sz w:val="22"/>
         </w:rPr>
-        <w:t>Staphylococcus</w:t>
-      </w:r>
-      <w:r>
-        <w:rPr>
-          <w:rFonts w:ascii="Times New Roman" w:hAnsi="Times New Roman"/>
-          <w:b w:val="0"/>
-          <w:i w:val="0"/>
-          <w:sz w:val="22"/>
-        </w:rPr>
-        <w:t xml:space="preserve"> y </w:t>
+        <w:t>P. aeruginosa</w:t>
+      </w:r>
+      <w:r>
+        <w:rPr>
+          <w:rFonts w:ascii="Times New Roman" w:hAnsi="Times New Roman"/>
+          <w:b w:val="0"/>
+          <w:i w:val="0"/>
+          <w:sz w:val="22"/>
+        </w:rPr>
+        <w:t xml:space="preserve"> en ningún paciente —aparece en el espectro declarado del producto de fagos, en la introducción, en la discusión o en la lista de referencias—; uno de ellos no nombra microorganismo alguno. Cinco de ellos se detectaron al comprobar la clase de resistencia contra el artículo (sección 3.4), y los excluyeron los dos autores el 1 y el 3 de octubre de 2026. </w:t>
       </w:r>
       <w:r>
         <w:rPr>
@@ -2398,16 +2322,16 @@
           <w:i/>
           <w:sz w:val="22"/>
         </w:rPr>
-        <w:t>Streptococcus</w:t>
-      </w:r>
-      <w:r>
-        <w:rPr>
-          <w:rFonts w:ascii="Times New Roman" w:hAnsi="Times New Roman"/>
-          <w:b w:val="0"/>
-          <w:i w:val="0"/>
-          <w:sz w:val="22"/>
-        </w:rPr>
-        <w:t xml:space="preserve">, y </w:t>
+        <w:t>Cinco</w:t>
+      </w:r>
+      <w:r>
+        <w:rPr>
+          <w:rFonts w:ascii="Times New Roman" w:hAnsi="Times New Roman"/>
+          <w:b w:val="0"/>
+          <w:i w:val="0"/>
+          <w:sz w:val="22"/>
+        </w:rPr>
+        <w:t xml:space="preserve"> son protocolos de estudio: describen lo que se hará y no reportan desenlaces. </w:t>
       </w:r>
       <w:r>
         <w:rPr>
@@ -2416,16 +2340,88 @@
           <w:i/>
           <w:sz w:val="22"/>
         </w:rPr>
-        <w:t>P. aeruginosa</w:t>
-      </w:r>
-      <w:r>
-        <w:rPr>
-          <w:rFonts w:ascii="Times New Roman" w:hAnsi="Times New Roman"/>
-          <w:b w:val="0"/>
-          <w:i w:val="0"/>
-          <w:sz w:val="22"/>
-        </w:rPr>
-        <w:t xml:space="preserve"> solo figura en la composición del piobacteriófago administrado.</w:t>
+        <w:t>Tres</w:t>
+      </w:r>
+      <w:r>
+        <w:rPr>
+          <w:rFonts w:ascii="Times New Roman" w:hAnsi="Times New Roman"/>
+          <w:b w:val="0"/>
+          <w:i w:val="0"/>
+          <w:sz w:val="22"/>
+        </w:rPr>
+        <w:t xml:space="preserve"> no tienen pacientes: un modelo murino de neumonía asociada a ventilación, un modelo </w:t>
+      </w:r>
+      <w:r>
+        <w:rPr>
+          <w:rFonts w:ascii="Times New Roman" w:hAnsi="Times New Roman"/>
+          <w:b w:val="0"/>
+          <w:i/>
+          <w:sz w:val="22"/>
+        </w:rPr>
+        <w:t>in vitro</w:t>
+      </w:r>
+      <w:r>
+        <w:rPr>
+          <w:rFonts w:ascii="Times New Roman" w:hAnsi="Times New Roman"/>
+          <w:b w:val="0"/>
+          <w:i w:val="0"/>
+          <w:sz w:val="22"/>
+        </w:rPr>
+        <w:t xml:space="preserve"> de fibra hueca y un artículo de métodos sobre la preparación de fagos en el laboratorio. </w:t>
+      </w:r>
+      <w:r>
+        <w:rPr>
+          <w:rFonts w:ascii="Times New Roman" w:hAnsi="Times New Roman"/>
+          <w:b w:val="0"/>
+          <w:i/>
+          <w:sz w:val="22"/>
+        </w:rPr>
+        <w:t>Dos</w:t>
+      </w:r>
+      <w:r>
+        <w:rPr>
+          <w:rFonts w:ascii="Times New Roman" w:hAnsi="Times New Roman"/>
+          <w:b w:val="0"/>
+          <w:i w:val="0"/>
+          <w:sz w:val="22"/>
+        </w:rPr>
+        <w:t xml:space="preserve"> administran algo que no es un bacteriófago: una endolisina y un producto que dice inducir los fagos nativos del propio paciente. </w:t>
+      </w:r>
+      <w:r>
+        <w:rPr>
+          <w:rFonts w:ascii="Times New Roman" w:hAnsi="Times New Roman"/>
+          <w:b w:val="0"/>
+          <w:i/>
+          <w:sz w:val="22"/>
+        </w:rPr>
+        <w:t>Dos</w:t>
+      </w:r>
+      <w:r>
+        <w:rPr>
+          <w:rFonts w:ascii="Times New Roman" w:hAnsi="Times New Roman"/>
+          <w:b w:val="0"/>
+          <w:i w:val="0"/>
+          <w:sz w:val="22"/>
+        </w:rPr>
+        <w:t xml:space="preserve"> no evalúan fagoterapia en pacientes: en uno el fago solo se menciona como opción no disponible y nunca se administró, y el otro es un artículo de cirugía reconstructiva donde la fagoterapia aparece una sola vez, en una celda de tabla. </w:t>
+      </w:r>
+      <w:r>
+        <w:rPr>
+          <w:rFonts w:ascii="Times New Roman" w:hAnsi="Times New Roman"/>
+          <w:b w:val="0"/>
+          <w:i/>
+          <w:sz w:val="22"/>
+        </w:rPr>
+        <w:t>Dos</w:t>
+      </w:r>
+      <w:r>
+        <w:rPr>
+          <w:rFonts w:ascii="Times New Roman" w:hAnsi="Times New Roman"/>
+          <w:b w:val="0"/>
+          <w:i w:val="0"/>
+          <w:sz w:val="22"/>
+        </w:rPr>
+        <w:t xml:space="preserve"> no aportan datos primarios propios: una pieza de opinión con revisión narrativa, y un editorial de dos páginas firmado por un solo autor, que el repositorio que lo indexa clasifica literalmente como «Editorial» y «no citable».</w:t>
       </w:r>
     </w:p>
     <w:p>
@@ -2436,28 +2432,19 @@
         <w:rPr>
           <w:rFonts w:ascii="Times New Roman" w:hAnsi="Times New Roman"/>
           <w:b w:val="0"/>
-          <w:i w:val="0"/>
-          <w:sz w:val="22"/>
-        </w:rPr>
-        <w:t xml:space="preserve">Ese caso destapó un defecto del propio procedimiento de verificación, y conviene declararlo. El detector de idioma analiza el título y el </w:t>
-      </w:r>
-      <w:r>
-        <w:rPr>
-          <w:rFonts w:ascii="Times New Roman" w:hAnsi="Times New Roman"/>
-          <w:b w:val="0"/>
           <w:i/>
           <w:sz w:val="22"/>
         </w:rPr>
-        <w:t>resumen indexado</w:t>
-      </w:r>
-      <w:r>
-        <w:rPr>
-          <w:rFonts w:ascii="Times New Roman" w:hAnsi="Times New Roman"/>
-          <w:b w:val="0"/>
-          <w:i w:val="0"/>
-          <w:sz w:val="22"/>
-        </w:rPr>
-        <w:t xml:space="preserve">, pero su clase de evidencia más fuerte se llamaba «texto probado». Para un estudio sin texto completo recuperado eso afirma más de lo comprobado, y eran </w:t>
+        <w:t>Cuatro más</w:t>
+      </w:r>
+      <w:r>
+        <w:rPr>
+          <w:rFonts w:ascii="Times New Roman" w:hAnsi="Times New Roman"/>
+          <w:b w:val="0"/>
+          <w:i w:val="0"/>
+          <w:sz w:val="22"/>
+        </w:rPr>
+        <w:t xml:space="preserve"> salieron por </w:t>
       </w:r>
       <w:r>
         <w:rPr>
@@ -2466,16 +2453,88 @@
           <w:i/>
           <w:sz w:val="22"/>
         </w:rPr>
-        <w:t>29 de los 95 estudios extraíbles de entonces</w:t>
-      </w:r>
-      <w:r>
-        <w:rPr>
-          <w:rFonts w:ascii="Times New Roman" w:hAnsi="Times New Roman"/>
-          <w:b w:val="0"/>
-          <w:i w:val="0"/>
-          <w:sz w:val="22"/>
-        </w:rPr>
-        <w:t>. Cuando la fuente declara una lengua no admitida y el resumen está en inglés, lo que se prueba es que la revista publica resumen en inglés —la norma en buena parte de Europa del Este—, no que el artículo pueda leerse en inglés. La clase se renombró y esa precedencia se corrigió.</w:t>
+        <w:t>idioma</w:t>
+      </w:r>
+      <w:r>
+        <w:rPr>
+          <w:rFonts w:ascii="Times New Roman" w:hAnsi="Times New Roman"/>
+          <w:b w:val="0"/>
+          <w:i w:val="0"/>
+          <w:sz w:val="22"/>
+        </w:rPr>
+        <w:t xml:space="preserve">, y se detectaron de otro modo. Los cuatro se publicaron en la misma revista rusa, y el criterio de la sección 2.2 los había conservado por una premisa que resultó falsa: que esa revista edita una versión íntegra en inglés. No la edita. Medido sobre la página del editor y </w:t>
+      </w:r>
+      <w:r>
+        <w:rPr>
+          <w:rFonts w:ascii="Times New Roman" w:hAnsi="Times New Roman"/>
+          <w:b w:val="0"/>
+          <w:i/>
+          <w:sz w:val="22"/>
+        </w:rPr>
+        <w:t>sin traducción automática</w:t>
+      </w:r>
+      <w:r>
+        <w:rPr>
+          <w:rFonts w:ascii="Times New Roman" w:hAnsi="Times New Roman"/>
+          <w:b w:val="0"/>
+          <w:i w:val="0"/>
+          <w:sz w:val="22"/>
+        </w:rPr>
+        <w:t xml:space="preserve">, el cuerpo de los cuatro artículos es mayoritariamente cirílico —entre tres cuartas partes y la práctica totalidad de sus caracteres—; lo que está en alfabeto latino es el resumen, las palabras clave y las referencias. El sitio no ofrece versión inglesa por ninguna de sus tres rutas. Uno de los cuatro falla además por población, del mismo modo que casi todos los anteriores: sus pacientes tenían </w:t>
+      </w:r>
+      <w:r>
+        <w:rPr>
+          <w:rFonts w:ascii="Times New Roman" w:hAnsi="Times New Roman"/>
+          <w:b w:val="0"/>
+          <w:i/>
+          <w:sz w:val="22"/>
+        </w:rPr>
+        <w:t>Staphylococcus</w:t>
+      </w:r>
+      <w:r>
+        <w:rPr>
+          <w:rFonts w:ascii="Times New Roman" w:hAnsi="Times New Roman"/>
+          <w:b w:val="0"/>
+          <w:i w:val="0"/>
+          <w:sz w:val="22"/>
+        </w:rPr>
+        <w:t xml:space="preserve"> y </w:t>
+      </w:r>
+      <w:r>
+        <w:rPr>
+          <w:rFonts w:ascii="Times New Roman" w:hAnsi="Times New Roman"/>
+          <w:b w:val="0"/>
+          <w:i/>
+          <w:sz w:val="22"/>
+        </w:rPr>
+        <w:t>Streptococcus</w:t>
+      </w:r>
+      <w:r>
+        <w:rPr>
+          <w:rFonts w:ascii="Times New Roman" w:hAnsi="Times New Roman"/>
+          <w:b w:val="0"/>
+          <w:i w:val="0"/>
+          <w:sz w:val="22"/>
+        </w:rPr>
+        <w:t xml:space="preserve">, y </w:t>
+      </w:r>
+      <w:r>
+        <w:rPr>
+          <w:rFonts w:ascii="Times New Roman" w:hAnsi="Times New Roman"/>
+          <w:b w:val="0"/>
+          <w:i/>
+          <w:sz w:val="22"/>
+        </w:rPr>
+        <w:t>P. aeruginosa</w:t>
+      </w:r>
+      <w:r>
+        <w:rPr>
+          <w:rFonts w:ascii="Times New Roman" w:hAnsi="Times New Roman"/>
+          <w:b w:val="0"/>
+          <w:i w:val="0"/>
+          <w:sz w:val="22"/>
+        </w:rPr>
+        <w:t xml:space="preserve"> solo figura en la composición del piobacteriófago administrado.</w:t>
       </w:r>
     </w:p>
     <w:p>
@@ -2486,19 +2545,28 @@
         <w:rPr>
           <w:rFonts w:ascii="Times New Roman" w:hAnsi="Times New Roman"/>
           <w:b w:val="0"/>
+          <w:i w:val="0"/>
+          <w:sz w:val="22"/>
+        </w:rPr>
+        <w:t xml:space="preserve">Ese caso destapó un defecto del propio procedimiento de verificación, y conviene declararlo. El detector de idioma analiza el título y el </w:t>
+      </w:r>
+      <w:r>
+        <w:rPr>
+          <w:rFonts w:ascii="Times New Roman" w:hAnsi="Times New Roman"/>
+          <w:b w:val="0"/>
           <w:i/>
           <w:sz w:val="22"/>
         </w:rPr>
-        <w:t>Cuatro</w:t>
-      </w:r>
-      <w:r>
-        <w:rPr>
-          <w:rFonts w:ascii="Times New Roman" w:hAnsi="Times New Roman"/>
-          <w:b w:val="0"/>
-          <w:i w:val="0"/>
-          <w:sz w:val="22"/>
-        </w:rPr>
-        <w:t xml:space="preserve"> salieron, por último, por </w:t>
+        <w:t>resumen indexado</w:t>
+      </w:r>
+      <w:r>
+        <w:rPr>
+          <w:rFonts w:ascii="Times New Roman" w:hAnsi="Times New Roman"/>
+          <w:b w:val="0"/>
+          <w:i w:val="0"/>
+          <w:sz w:val="22"/>
+        </w:rPr>
+        <w:t xml:space="preserve">, pero su clase de evidencia más fuerte se llamaba «texto probado». Para un estudio sin texto completo recuperado eso afirma más de lo comprobado, y eran </w:t>
       </w:r>
       <w:r>
         <w:rPr>
@@ -2507,16 +2575,16 @@
           <w:i/>
           <w:sz w:val="22"/>
         </w:rPr>
-        <w:t>NOREC</w:t>
-      </w:r>
-      <w:r>
-        <w:rPr>
-          <w:rFonts w:ascii="Times New Roman" w:hAnsi="Times New Roman"/>
-          <w:b w:val="0"/>
-          <w:i w:val="0"/>
-          <w:sz w:val="22"/>
-        </w:rPr>
-        <w:t xml:space="preserve"> (sección 2.9): el texto completo no pudo leerse y, sin él, un criterio no pudo verificarse contra el artículo. Uno es el ensayo aleatorizado que describe la sección 2.9. Los otros tres —EST-045, EST-059 y EST-173— son consecuencia de ese mismo defecto: solo tienen un resumen en inglés, dos en una revista rusa y uno en una griega que no publican de forma nativa en inglés, y sin el artículo su idioma no puede comprobarse. Los excluyeron los dos autores el 6 de octubre de 2026.</w:t>
+        <w:t>29 de los 95 estudios extraíbles de entonces</w:t>
+      </w:r>
+      <w:r>
+        <w:rPr>
+          <w:rFonts w:ascii="Times New Roman" w:hAnsi="Times New Roman"/>
+          <w:b w:val="0"/>
+          <w:i w:val="0"/>
+          <w:sz w:val="22"/>
+        </w:rPr>
+        <w:t>. Cuando la fuente declara una lengua no admitida y el resumen está en inglés, lo que se prueba es que la revista publica resumen en inglés —la norma en buena parte de Europa del Este—, no que el artículo pueda leerse en inglés. La clase se renombró y esa precedencia se corrigió.</w:t>
       </w:r>
     </w:p>
     <w:p>
@@ -2527,28 +2595,19 @@
         <w:rPr>
           <w:rFonts w:ascii="Times New Roman" w:hAnsi="Times New Roman"/>
           <w:b w:val="0"/>
-          <w:i w:val="0"/>
-          <w:sz w:val="22"/>
-        </w:rPr>
-        <w:t xml:space="preserve">La causa es común a casi todos y conviene decirla sin rodeos: el cribado de título y resumen lo emitió un modelo de lenguaje como revisor único (sección 2.4). Un resumen de protocolo, uno de modelo murino y uno que enumera </w:t>
-      </w:r>
-      <w:r>
-        <w:rPr>
-          <w:rFonts w:ascii="Times New Roman" w:hAnsi="Times New Roman"/>
-          <w:b w:val="0"/>
           <w:i/>
           <w:sz w:val="22"/>
         </w:rPr>
-        <w:t>P. aeruginosa</w:t>
-      </w:r>
-      <w:r>
-        <w:rPr>
-          <w:rFonts w:ascii="Times New Roman" w:hAnsi="Times New Roman"/>
-          <w:b w:val="0"/>
-          <w:i w:val="0"/>
-          <w:sz w:val="22"/>
-        </w:rPr>
-        <w:t xml:space="preserve"> en el espectro de un fago polivalente </w:t>
+        <w:t>Cuatro</w:t>
+      </w:r>
+      <w:r>
+        <w:rPr>
+          <w:rFonts w:ascii="Times New Roman" w:hAnsi="Times New Roman"/>
+          <w:b w:val="0"/>
+          <w:i w:val="0"/>
+          <w:sz w:val="22"/>
+        </w:rPr>
+        <w:t xml:space="preserve"> salieron, por último, por </w:t>
       </w:r>
       <w:r>
         <w:rPr>
@@ -2557,34 +2616,16 @@
           <w:i/>
           <w:sz w:val="22"/>
         </w:rPr>
-        <w:t>se parecen mucho</w:t>
-      </w:r>
-      <w:r>
-        <w:rPr>
-          <w:rFonts w:ascii="Times New Roman" w:hAnsi="Times New Roman"/>
-          <w:b w:val="0"/>
-          <w:i w:val="0"/>
-          <w:sz w:val="22"/>
-        </w:rPr>
-        <w:t xml:space="preserve"> a un resumen elegible; distinguirlos exige abrir el artículo. La sección 2.4 declara que los registros que el modelo excluyó no los releyó ningún humano. Estos 28 son la otra cara de esa limitación, y son el </w:t>
-      </w:r>
-      <w:r>
-        <w:rPr>
-          <w:rFonts w:ascii="Times New Roman" w:hAnsi="Times New Roman"/>
-          <w:b w:val="0"/>
-          <w:i/>
-          <w:sz w:val="22"/>
-        </w:rPr>
-        <w:t>30,1 %</w:t>
-      </w:r>
-      <w:r>
-        <w:rPr>
-          <w:rFonts w:ascii="Times New Roman" w:hAnsi="Times New Roman"/>
-          <w:b w:val="0"/>
-          <w:i w:val="0"/>
-          <w:sz w:val="22"/>
-        </w:rPr>
-        <w:t xml:space="preserve"> de los 93 estudios cuyo texto completo se pudo leer. Es un suelo, no un total: los 31 estudios sin texto completo no se han podido comprobar contra nada.</w:t>
+        <w:t>NOREC</w:t>
+      </w:r>
+      <w:r>
+        <w:rPr>
+          <w:rFonts w:ascii="Times New Roman" w:hAnsi="Times New Roman"/>
+          <w:b w:val="0"/>
+          <w:i w:val="0"/>
+          <w:sz w:val="22"/>
+        </w:rPr>
+        <w:t xml:space="preserve"> (sección 2.9): el texto completo no pudo leerse y, sin él, un criterio no pudo verificarse contra el artículo. Uno es el ensayo aleatorizado que describe la sección 2.9. Los otros tres —EST-045, EST-059 y EST-173— son consecuencia de ese mismo defecto: solo tienen un resumen en inglés, dos en una revista rusa y uno en una griega que no publican de forma nativa en inglés, y sin el artículo su idioma no puede comprobarse. Los excluyeron los dos autores el 6 de octubre de 2026.</w:t>
       </w:r>
     </w:p>
     <w:p>
@@ -2595,19 +2636,28 @@
         <w:rPr>
           <w:rFonts w:ascii="Times New Roman" w:hAnsi="Times New Roman"/>
           <w:b w:val="0"/>
+          <w:i w:val="0"/>
+          <w:sz w:val="22"/>
+        </w:rPr>
+        <w:t xml:space="preserve">La causa es común a casi todos y conviene decirla sin rodeos: el cribado de título y resumen lo emitió un modelo de lenguaje como revisor único (sección 2.4). Un resumen de protocolo, uno de modelo murino y uno que enumera </w:t>
+      </w:r>
+      <w:r>
+        <w:rPr>
+          <w:rFonts w:ascii="Times New Roman" w:hAnsi="Times New Roman"/>
+          <w:b w:val="0"/>
           <w:i/>
           <w:sz w:val="22"/>
         </w:rPr>
-        <w:t>Otros 17 estudios salieron por una vía distinta: la ficha de su registro.</w:t>
-      </w:r>
-      <w:r>
-        <w:rPr>
-          <w:rFonts w:ascii="Times New Roman" w:hAnsi="Times New Roman"/>
-          <w:b w:val="0"/>
-          <w:i w:val="0"/>
-          <w:sz w:val="22"/>
-        </w:rPr>
-        <w:t xml:space="preserve"> Los 38 anteriores se juzgaron sobre su publicación; estos no tienen ninguna. Entraron al corpus porque su registro exportado traía </w:t>
+        <w:t>P. aeruginosa</w:t>
+      </w:r>
+      <w:r>
+        <w:rPr>
+          <w:rFonts w:ascii="Times New Roman" w:hAnsi="Times New Roman"/>
+          <w:b w:val="0"/>
+          <w:i w:val="0"/>
+          <w:sz w:val="22"/>
+        </w:rPr>
+        <w:t xml:space="preserve"> en el espectro de un fago polivalente </w:t>
       </w:r>
       <w:r>
         <w:rPr>
@@ -2616,16 +2666,16 @@
           <w:i/>
           <w:sz w:val="22"/>
         </w:rPr>
-        <w:t>solo el título</w:t>
-      </w:r>
-      <w:r>
-        <w:rPr>
-          <w:rFonts w:ascii="Times New Roman" w:hAnsi="Times New Roman"/>
-          <w:b w:val="0"/>
-          <w:i w:val="0"/>
-          <w:sz w:val="22"/>
-        </w:rPr>
-        <w:t xml:space="preserve">, sin resumen y sin términos MeSH, de modo que el cribado no dispuso de nada con lo que descartarlos. Se contaron </w:t>
+        <w:t>se parecen mucho</w:t>
+      </w:r>
+      <w:r>
+        <w:rPr>
+          <w:rFonts w:ascii="Times New Roman" w:hAnsi="Times New Roman"/>
+          <w:b w:val="0"/>
+          <w:i w:val="0"/>
+          <w:sz w:val="22"/>
+        </w:rPr>
+        <w:t xml:space="preserve"> a un resumen elegible; distinguirlos exige abrir el artículo. La sección 2.4 declara que los registros que el modelo excluyó no los releyó ningún humano. Estos 28 son la otra cara de esa limitación —se cuentan los que tienen guardada una copia del texto; un artículo leído en la web del editor y un editorial juzgado por su indexación no la tienen—, y son el </w:t>
       </w:r>
       <w:r>
         <w:rPr>
@@ -2634,142 +2684,16 @@
           <w:i/>
           <w:sz w:val="22"/>
         </w:rPr>
-        <w:t>29 fichas</w:t>
-      </w:r>
-      <w:r>
-        <w:rPr>
-          <w:rFonts w:ascii="Times New Roman" w:hAnsi="Times New Roman"/>
-          <w:b w:val="0"/>
-          <w:i w:val="0"/>
-          <w:sz w:val="22"/>
-        </w:rPr>
-        <w:t xml:space="preserve"> en esa situación, se descargó la ficha completa de cada una de ClinicalTrials.gov y del registro europeo CTIS, y se leyeron una por una. </w:t>
-      </w:r>
-      <w:r>
-        <w:rPr>
-          <w:rFonts w:ascii="Times New Roman" w:hAnsi="Times New Roman"/>
-          <w:b w:val="0"/>
-          <w:i/>
-          <w:sz w:val="22"/>
-        </w:rPr>
-        <w:t>12</w:t>
-      </w:r>
-      <w:r>
-        <w:rPr>
-          <w:rFonts w:ascii="Times New Roman" w:hAnsi="Times New Roman"/>
-          <w:b w:val="0"/>
-          <w:i w:val="0"/>
-          <w:sz w:val="22"/>
-        </w:rPr>
-        <w:t xml:space="preserve"> nombran a </w:t>
-      </w:r>
-      <w:r>
-        <w:rPr>
-          <w:rFonts w:ascii="Times New Roman" w:hAnsi="Times New Roman"/>
-          <w:b w:val="0"/>
-          <w:i/>
-          <w:sz w:val="22"/>
-        </w:rPr>
-        <w:t>P. aeruginosa</w:t>
-      </w:r>
-      <w:r>
-        <w:rPr>
-          <w:rFonts w:ascii="Times New Roman" w:hAnsi="Times New Roman"/>
-          <w:b w:val="0"/>
-          <w:i w:val="0"/>
-          <w:sz w:val="22"/>
-        </w:rPr>
-        <w:t xml:space="preserve"> entre los organismos de la población que van a tratar y se quedan. </w:t>
-      </w:r>
-      <w:r>
-        <w:rPr>
-          <w:rFonts w:ascii="Times New Roman" w:hAnsi="Times New Roman"/>
-          <w:b w:val="0"/>
-          <w:i/>
-          <w:sz w:val="22"/>
-        </w:rPr>
-        <w:t>8</w:t>
-      </w:r>
-      <w:r>
-        <w:rPr>
-          <w:rFonts w:ascii="Times New Roman" w:hAnsi="Times New Roman"/>
-          <w:b w:val="0"/>
-          <w:i w:val="0"/>
-          <w:sz w:val="22"/>
-        </w:rPr>
-        <w:t xml:space="preserve"> declaran otro organismo en sus criterios de elegibilidad —</w:t>
-      </w:r>
-      <w:r>
-        <w:rPr>
-          <w:rFonts w:ascii="Times New Roman" w:hAnsi="Times New Roman"/>
-          <w:b w:val="0"/>
-          <w:i/>
-          <w:sz w:val="22"/>
-        </w:rPr>
-        <w:t>S. aureus</w:t>
-      </w:r>
-      <w:r>
-        <w:rPr>
-          <w:rFonts w:ascii="Times New Roman" w:hAnsi="Times New Roman"/>
-          <w:b w:val="0"/>
-          <w:i w:val="0"/>
-          <w:sz w:val="22"/>
-        </w:rPr>
-        <w:t xml:space="preserve">, </w:t>
-      </w:r>
-      <w:r>
-        <w:rPr>
-          <w:rFonts w:ascii="Times New Roman" w:hAnsi="Times New Roman"/>
-          <w:b w:val="0"/>
-          <w:i/>
-          <w:sz w:val="22"/>
-        </w:rPr>
-        <w:t>S. epidermidis</w:t>
-      </w:r>
-      <w:r>
-        <w:rPr>
-          <w:rFonts w:ascii="Times New Roman" w:hAnsi="Times New Roman"/>
-          <w:b w:val="0"/>
-          <w:i w:val="0"/>
-          <w:sz w:val="22"/>
-        </w:rPr>
-        <w:t xml:space="preserve">, </w:t>
-      </w:r>
-      <w:r>
-        <w:rPr>
-          <w:rFonts w:ascii="Times New Roman" w:hAnsi="Times New Roman"/>
-          <w:b w:val="0"/>
-          <w:i/>
-          <w:sz w:val="22"/>
-        </w:rPr>
-        <w:t>E. coli</w:t>
-      </w:r>
-      <w:r>
-        <w:rPr>
-          <w:rFonts w:ascii="Times New Roman" w:hAnsi="Times New Roman"/>
-          <w:b w:val="0"/>
-          <w:i w:val="0"/>
-          <w:sz w:val="22"/>
-        </w:rPr>
-        <w:t xml:space="preserve">, enterobacterias productoras de BLEE, micobacterias no tuberculosas— y dos no evalúan fagoterapia en pacientes, pues uno es un biobanco y el otro un estudio observacional cuya intervención registrada es «ninguna». El caso más claro es un ensayo de fago contra </w:t>
-      </w:r>
-      <w:r>
-        <w:rPr>
-          <w:rFonts w:ascii="Times New Roman" w:hAnsi="Times New Roman"/>
-          <w:b w:val="0"/>
-          <w:i/>
-          <w:sz w:val="22"/>
-        </w:rPr>
-        <w:t>E. coli</w:t>
-      </w:r>
-      <w:r>
-        <w:rPr>
-          <w:rFonts w:ascii="Times New Roman" w:hAnsi="Times New Roman"/>
-          <w:b w:val="0"/>
-          <w:i w:val="0"/>
-          <w:sz w:val="22"/>
-        </w:rPr>
-        <w:t xml:space="preserve"> en niños con diarrea, cuyo título indexado —«Antibacterial Treatment Against Diarrhea in Oral Rehydration Solution»— no permite saberlo.</w:t>
+        <w:t>30,1 %</w:t>
+      </w:r>
+      <w:r>
+        <w:rPr>
+          <w:rFonts w:ascii="Times New Roman" w:hAnsi="Times New Roman"/>
+          <w:b w:val="0"/>
+          <w:i w:val="0"/>
+          <w:sz w:val="22"/>
+        </w:rPr>
+        <w:t xml:space="preserve"> de los 93 estudios cuyo texto completo se pudo leer. Es un suelo, no un total: los 63 que salieron por no disponer del artículo nunca se comprobaron contra él.</w:t>
       </w:r>
     </w:p>
     <w:p>
@@ -2780,28 +2704,19 @@
         <w:rPr>
           <w:rFonts w:ascii="Times New Roman" w:hAnsi="Times New Roman"/>
           <w:b w:val="0"/>
-          <w:i w:val="0"/>
-          <w:sz w:val="22"/>
-        </w:rPr>
-        <w:t xml:space="preserve">Los </w:t>
-      </w:r>
-      <w:r>
-        <w:rPr>
-          <w:rFonts w:ascii="Times New Roman" w:hAnsi="Times New Roman"/>
-          <w:b w:val="0"/>
           <w:i/>
           <w:sz w:val="22"/>
         </w:rPr>
-        <w:t>7 restantes</w:t>
-      </w:r>
-      <w:r>
-        <w:rPr>
-          <w:rFonts w:ascii="Times New Roman" w:hAnsi="Times New Roman"/>
-          <w:b w:val="0"/>
-          <w:i w:val="0"/>
-          <w:sz w:val="22"/>
-        </w:rPr>
-        <w:t xml:space="preserve"> no declaran bacteria alguna: su ficha no permite verificar el criterio ni a favor ni en contra. Excluirlos obligó a una enmienda del protocolo, porque ningún código del vocabulario decía eso. </w:t>
+        <w:t>Otros 17 estudios salieron por una vía distinta: la ficha de su registro.</w:t>
+      </w:r>
+      <w:r>
+        <w:rPr>
+          <w:rFonts w:ascii="Times New Roman" w:hAnsi="Times New Roman"/>
+          <w:b w:val="0"/>
+          <w:i w:val="0"/>
+          <w:sz w:val="22"/>
+        </w:rPr>
+        <w:t xml:space="preserve"> Los 38 anteriores se juzgaron sobre su publicación; estos no tienen ninguna. Entraron al corpus porque su registro exportado traía </w:t>
       </w:r>
       <w:r>
         <w:rPr>
@@ -2810,16 +2725,160 @@
           <w:i/>
           <w:sz w:val="22"/>
         </w:rPr>
-        <w:t>NOORG</w:t>
-      </w:r>
-      <w:r>
-        <w:rPr>
-          <w:rFonts w:ascii="Times New Roman" w:hAnsi="Times New Roman"/>
-          <w:b w:val="0"/>
-          <w:i w:val="0"/>
-          <w:sz w:val="22"/>
-        </w:rPr>
-        <w:t xml:space="preserve"> es el undécimo, y es hermano de NOREC: los demás códigos excluyen por lo que el estudio dice, NOREC por lo que esta revisión no pudo leer y NOORG por lo que el registro no declara. Los dos últimos son propiedades del proceso, no del estudio. La enmienda y las 7 exclusiones las firmaron los dos autores el 14 de septiembre de 2026, y conviene decir lo que cuestan: estos siete estudios son parte de la evidencia de lo que este trabajo sostiene, de modo que salen del total pero se cuentan uno por uno en la Figura 1 y en el anexo de exclusiones. Las 29 fichas viajan con el material suplementario, y la frase literal del registro en que se apoya cada juicio consta junto a ellas.</w:t>
+        <w:t>solo el título</w:t>
+      </w:r>
+      <w:r>
+        <w:rPr>
+          <w:rFonts w:ascii="Times New Roman" w:hAnsi="Times New Roman"/>
+          <w:b w:val="0"/>
+          <w:i w:val="0"/>
+          <w:sz w:val="22"/>
+        </w:rPr>
+        <w:t xml:space="preserve">, sin resumen y sin términos MeSH, de modo que el cribado no dispuso de nada con lo que descartarlos. Se contaron </w:t>
+      </w:r>
+      <w:r>
+        <w:rPr>
+          <w:rFonts w:ascii="Times New Roman" w:hAnsi="Times New Roman"/>
+          <w:b w:val="0"/>
+          <w:i/>
+          <w:sz w:val="22"/>
+        </w:rPr>
+        <w:t>29 fichas</w:t>
+      </w:r>
+      <w:r>
+        <w:rPr>
+          <w:rFonts w:ascii="Times New Roman" w:hAnsi="Times New Roman"/>
+          <w:b w:val="0"/>
+          <w:i w:val="0"/>
+          <w:sz w:val="22"/>
+        </w:rPr>
+        <w:t xml:space="preserve"> en esa situación, se descargó la ficha completa de cada una de ClinicalTrials.gov y del registro europeo CTIS, y se leyeron una por una. </w:t>
+      </w:r>
+      <w:r>
+        <w:rPr>
+          <w:rFonts w:ascii="Times New Roman" w:hAnsi="Times New Roman"/>
+          <w:b w:val="0"/>
+          <w:i/>
+          <w:sz w:val="22"/>
+        </w:rPr>
+        <w:t>12</w:t>
+      </w:r>
+      <w:r>
+        <w:rPr>
+          <w:rFonts w:ascii="Times New Roman" w:hAnsi="Times New Roman"/>
+          <w:b w:val="0"/>
+          <w:i w:val="0"/>
+          <w:sz w:val="22"/>
+        </w:rPr>
+        <w:t xml:space="preserve"> nombran a </w:t>
+      </w:r>
+      <w:r>
+        <w:rPr>
+          <w:rFonts w:ascii="Times New Roman" w:hAnsi="Times New Roman"/>
+          <w:b w:val="0"/>
+          <w:i/>
+          <w:sz w:val="22"/>
+        </w:rPr>
+        <w:t>P. aeruginosa</w:t>
+      </w:r>
+      <w:r>
+        <w:rPr>
+          <w:rFonts w:ascii="Times New Roman" w:hAnsi="Times New Roman"/>
+          <w:b w:val="0"/>
+          <w:i w:val="0"/>
+          <w:sz w:val="22"/>
+        </w:rPr>
+        <w:t xml:space="preserve"> entre los organismos de la población que van a tratar y superaron el criterio de población; como ninguna tiene artículo publicado, salieron después por el criterio del texto completo (sección 2.9). </w:t>
+      </w:r>
+      <w:r>
+        <w:rPr>
+          <w:rFonts w:ascii="Times New Roman" w:hAnsi="Times New Roman"/>
+          <w:b w:val="0"/>
+          <w:i/>
+          <w:sz w:val="22"/>
+        </w:rPr>
+        <w:t>8</w:t>
+      </w:r>
+      <w:r>
+        <w:rPr>
+          <w:rFonts w:ascii="Times New Roman" w:hAnsi="Times New Roman"/>
+          <w:b w:val="0"/>
+          <w:i w:val="0"/>
+          <w:sz w:val="22"/>
+        </w:rPr>
+        <w:t xml:space="preserve"> declaran otro organismo en sus criterios de elegibilidad —</w:t>
+      </w:r>
+      <w:r>
+        <w:rPr>
+          <w:rFonts w:ascii="Times New Roman" w:hAnsi="Times New Roman"/>
+          <w:b w:val="0"/>
+          <w:i/>
+          <w:sz w:val="22"/>
+        </w:rPr>
+        <w:t>S. aureus</w:t>
+      </w:r>
+      <w:r>
+        <w:rPr>
+          <w:rFonts w:ascii="Times New Roman" w:hAnsi="Times New Roman"/>
+          <w:b w:val="0"/>
+          <w:i w:val="0"/>
+          <w:sz w:val="22"/>
+        </w:rPr>
+        <w:t xml:space="preserve">, </w:t>
+      </w:r>
+      <w:r>
+        <w:rPr>
+          <w:rFonts w:ascii="Times New Roman" w:hAnsi="Times New Roman"/>
+          <w:b w:val="0"/>
+          <w:i/>
+          <w:sz w:val="22"/>
+        </w:rPr>
+        <w:t>S. epidermidis</w:t>
+      </w:r>
+      <w:r>
+        <w:rPr>
+          <w:rFonts w:ascii="Times New Roman" w:hAnsi="Times New Roman"/>
+          <w:b w:val="0"/>
+          <w:i w:val="0"/>
+          <w:sz w:val="22"/>
+        </w:rPr>
+        <w:t xml:space="preserve">, </w:t>
+      </w:r>
+      <w:r>
+        <w:rPr>
+          <w:rFonts w:ascii="Times New Roman" w:hAnsi="Times New Roman"/>
+          <w:b w:val="0"/>
+          <w:i/>
+          <w:sz w:val="22"/>
+        </w:rPr>
+        <w:t>E. coli</w:t>
+      </w:r>
+      <w:r>
+        <w:rPr>
+          <w:rFonts w:ascii="Times New Roman" w:hAnsi="Times New Roman"/>
+          <w:b w:val="0"/>
+          <w:i w:val="0"/>
+          <w:sz w:val="22"/>
+        </w:rPr>
+        <w:t xml:space="preserve">, enterobacterias productoras de BLEE, micobacterias no tuberculosas— y dos no evalúan fagoterapia en pacientes, pues uno es un biobanco y el otro un estudio observacional cuya intervención registrada es «ninguna». El caso más claro es un ensayo de fago contra </w:t>
+      </w:r>
+      <w:r>
+        <w:rPr>
+          <w:rFonts w:ascii="Times New Roman" w:hAnsi="Times New Roman"/>
+          <w:b w:val="0"/>
+          <w:i/>
+          <w:sz w:val="22"/>
+        </w:rPr>
+        <w:t>E. coli</w:t>
+      </w:r>
+      <w:r>
+        <w:rPr>
+          <w:rFonts w:ascii="Times New Roman" w:hAnsi="Times New Roman"/>
+          <w:b w:val="0"/>
+          <w:i w:val="0"/>
+          <w:sz w:val="22"/>
+        </w:rPr>
+        <w:t xml:space="preserve"> en niños con diarrea, cuyo título indexado —«Antibacterial Treatment Against Diarrhea in Oral Rehydration Solution»— no permite saberlo.</w:t>
       </w:r>
     </w:p>
     <w:p>
@@ -2833,7 +2892,7 @@
           <w:i w:val="0"/>
           <w:sz w:val="22"/>
         </w:rPr>
-        <w:t xml:space="preserve">Al leerlas apareció además un </w:t>
+        <w:t xml:space="preserve">Los </w:t>
       </w:r>
       <w:r>
         <w:rPr>
@@ -2842,16 +2901,34 @@
           <w:i/>
           <w:sz w:val="22"/>
         </w:rPr>
-        <w:t>duplicado</w:t>
-      </w:r>
-      <w:r>
-        <w:rPr>
-          <w:rFonts w:ascii="Times New Roman" w:hAnsi="Times New Roman"/>
-          <w:b w:val="0"/>
-          <w:i w:val="0"/>
-          <w:sz w:val="22"/>
-        </w:rPr>
-        <w:t>: el ensayo Phage4Cure-001 está en CTIS con dos identificadores, uno por versión del protocolo, y había entrado como dos estudios porque sus títulos difieren en dos palabras. Es un solo ensayo, comprobado y firmado, y se cuenta una sola vez.</w:t>
+        <w:t>7 restantes</w:t>
+      </w:r>
+      <w:r>
+        <w:rPr>
+          <w:rFonts w:ascii="Times New Roman" w:hAnsi="Times New Roman"/>
+          <w:b w:val="0"/>
+          <w:i w:val="0"/>
+          <w:sz w:val="22"/>
+        </w:rPr>
+        <w:t xml:space="preserve"> no declaran bacteria alguna: su ficha no permite verificar el criterio ni a favor ni en contra. Excluirlos obligó a una enmienda del protocolo, porque ningún código del vocabulario decía eso. </w:t>
+      </w:r>
+      <w:r>
+        <w:rPr>
+          <w:rFonts w:ascii="Times New Roman" w:hAnsi="Times New Roman"/>
+          <w:b w:val="0"/>
+          <w:i/>
+          <w:sz w:val="22"/>
+        </w:rPr>
+        <w:t>NOORG</w:t>
+      </w:r>
+      <w:r>
+        <w:rPr>
+          <w:rFonts w:ascii="Times New Roman" w:hAnsi="Times New Roman"/>
+          <w:b w:val="0"/>
+          <w:i w:val="0"/>
+          <w:sz w:val="22"/>
+        </w:rPr>
+        <w:t xml:space="preserve"> es el undécimo, y es hermano de NOREC: los demás códigos excluyen por lo que el estudio dice, NOREC por lo que esta revisión no pudo leer y NOORG por lo que el registro no declara. Los dos últimos son propiedades del proceso, no del estudio. La enmienda y las 7 exclusiones las firmaron los dos autores el 14 de septiembre de 2026, y conviene decir lo que cuestan: estos siete estudios son parte de la evidencia de lo que este trabajo sostiene, de modo que salen del total pero se cuentan uno por uno en la Figura 1 y en el anexo de exclusiones. Las 29 fichas viajan con el material suplementario, y la frase literal del registro en que se apoya cada juicio consta junto a ellas.</w:t>
       </w:r>
     </w:p>
     <w:p>
@@ -2865,7 +2942,7 @@
           <w:i w:val="0"/>
           <w:sz w:val="22"/>
         </w:rPr>
-        <w:t xml:space="preserve">De los 128 estudios, </w:t>
+        <w:t xml:space="preserve">Al leerlas apareció además un </w:t>
       </w:r>
       <w:r>
         <w:rPr>
@@ -2874,34 +2951,16 @@
           <w:i/>
           <w:sz w:val="22"/>
         </w:rPr>
-        <w:t>86 tienen publicación recuperable</w:t>
-      </w:r>
-      <w:r>
-        <w:rPr>
-          <w:rFonts w:ascii="Times New Roman" w:hAnsi="Times New Roman"/>
-          <w:b w:val="0"/>
-          <w:i w:val="0"/>
-          <w:sz w:val="22"/>
-        </w:rPr>
-        <w:t xml:space="preserve">: 83 artículos y 3 que solo existen como resumen de congreso. Los </w:t>
-      </w:r>
-      <w:r>
-        <w:rPr>
-          <w:rFonts w:ascii="Times New Roman" w:hAnsi="Times New Roman"/>
-          <w:b w:val="0"/>
-          <w:i/>
-          <w:sz w:val="22"/>
-        </w:rPr>
-        <w:t>42 restantes son únicamente fichas de registro de ensayo</w:t>
-      </w:r>
-      <w:r>
-        <w:rPr>
-          <w:rFonts w:ascii="Times New Roman" w:hAnsi="Times New Roman"/>
-          <w:b w:val="0"/>
-          <w:i w:val="0"/>
-          <w:sz w:val="22"/>
-        </w:rPr>
-        <w:t>, sin publicación asociada localizable. Esa cifra basta por sí sola para describir un campo en el que más de uno de cada tres estudios registrados no ha publicado resultados.</w:t>
+        <w:t>duplicado</w:t>
+      </w:r>
+      <w:r>
+        <w:rPr>
+          <w:rFonts w:ascii="Times New Roman" w:hAnsi="Times New Roman"/>
+          <w:b w:val="0"/>
+          <w:i w:val="0"/>
+          <w:sz w:val="22"/>
+        </w:rPr>
+        <w:t>: el ensayo Phage4Cure-001 está en CTIS con dos identificadores, uno por versión del protocolo, y había entrado como dos estudios porque sus títulos difieren en dos palabras. Es un solo ensayo, comprobado y firmado, y se cuenta una sola vez.</w:t>
       </w:r>
     </w:p>
     <w:p>
@@ -2915,6 +2974,38 @@
           <w:i w:val="0"/>
           <w:sz w:val="22"/>
         </w:rPr>
+        <w:t xml:space="preserve">Los 65 estudios del corpus tienen todos su artículo completo. Antes del criterio del texto completo, </w:t>
+      </w:r>
+      <w:r>
+        <w:rPr>
+          <w:rFonts w:ascii="Times New Roman" w:hAnsi="Times New Roman"/>
+          <w:b w:val="0"/>
+          <w:i/>
+          <w:sz w:val="22"/>
+        </w:rPr>
+        <w:t>42 de los 128 estudios eran únicamente fichas de registro de ensayo</w:t>
+      </w:r>
+      <w:r>
+        <w:rPr>
+          <w:rFonts w:ascii="Times New Roman" w:hAnsi="Times New Roman"/>
+          <w:b w:val="0"/>
+          <w:i w:val="0"/>
+          <w:sz w:val="22"/>
+        </w:rPr>
+        <w:t>, sin publicación asociada localizable. Esa cifra, que el criterio saca del corpus pero no del campo, basta por sí sola para describir una literatura en la que casi uno de cada tres estudios registrados no ha publicado resultados.</w:t>
+      </w:r>
+    </w:p>
+    <w:p>
+      <w:pPr>
+        <w:jc w:val="both"/>
+      </w:pPr>
+      <w:r>
+        <w:rPr>
+          <w:rFonts w:ascii="Times New Roman" w:hAnsi="Times New Roman"/>
+          <w:b w:val="0"/>
+          <w:i w:val="0"/>
+          <w:sz w:val="22"/>
+        </w:rPr>
         <w:t xml:space="preserve">Los motivos de exclusión por título fueron trabajo de laboratorio o preclínico (4 060), organismo distinto sin subgrupo separable (3 022), revisión o comentario sin datos primarios (2 803), no evalúa fagoterapia en pacientes (2 631), ámbito veterinario (834) y síntesis secundaria (84). En la lectura de resumen: organismo distinto (65), revisión o comentario (64), no evalúa fagoterapia (40), </w:t>
       </w:r>
       <w:r>
@@ -2961,7 +3052,7 @@
           <w:i w:val="0"/>
           <w:sz w:val="22"/>
         </w:rPr>
-        <w:t xml:space="preserve">Se obtuvo el texto completo de </w:t>
+        <w:t xml:space="preserve">Los 65 estudios del corpus tienen su texto completo, obtenido por vías de acceso abierto legítimas. Desde el criterio de la sección 2.9 esa es la condición de entrada, de modo que la tasa del </w:t>
       </w:r>
       <w:r>
         <w:rPr>
@@ -2970,16 +3061,16 @@
           <w:i/>
           <w:sz w:val="22"/>
         </w:rPr>
-        <w:t>65 de los 86 estudios recuperables (75,6 %)</w:t>
-      </w:r>
-      <w:r>
-        <w:rPr>
-          <w:rFonts w:ascii="Times New Roman" w:hAnsi="Times New Roman"/>
-          <w:b w:val="0"/>
-          <w:i w:val="0"/>
-          <w:sz w:val="22"/>
-        </w:rPr>
-        <w:t xml:space="preserve"> por vías de acceso abierto legítimas. Los 21 restantes siguen sin obtenerse. Su disponibilidad se recomprobó el 2 de septiembre de 2026 contra tres índices independientes —Europe PMC, OpenAlex y Semantic Scholar—, y </w:t>
+        <w:t>100,0 %</w:t>
+      </w:r>
+      <w:r>
+        <w:rPr>
+          <w:rFonts w:ascii="Times New Roman" w:hAnsi="Times New Roman"/>
+          <w:b w:val="0"/>
+          <w:i w:val="0"/>
+          <w:sz w:val="22"/>
+        </w:rPr>
+        <w:t xml:space="preserve"> no mide la recuperación, sino el criterio. La recuperación se mide justo antes de él: el texto se había obtenido para </w:t>
       </w:r>
       <w:r>
         <w:rPr>
@@ -2988,16 +3079,16 @@
           <w:i/>
           <w:sz w:val="22"/>
         </w:rPr>
-        <w:t>ninguno de los 21 tiene hoy una copia de acceso abierto</w:t>
-      </w:r>
-      <w:r>
-        <w:rPr>
-          <w:rFonts w:ascii="Times New Roman" w:hAnsi="Times New Roman"/>
-          <w:b w:val="0"/>
-          <w:i w:val="0"/>
-          <w:sz w:val="22"/>
-        </w:rPr>
-        <w:t>. No se solicitaron por préstamo interbibliotecario ni a los autores: el hueco documental que esta revisión declara no está mitigado por ninguna vía adicional, y esa es la razón por la que se reporta como límite y no como pendiente.</w:t>
+        <w:t>65 de los 86 estudios con artículo o resumen (75,6 %)</w:t>
+      </w:r>
+      <w:r>
+        <w:rPr>
+          <w:rFonts w:ascii="Times New Roman" w:hAnsi="Times New Roman"/>
+          <w:b w:val="0"/>
+          <w:i w:val="0"/>
+          <w:sz w:val="22"/>
+        </w:rPr>
+        <w:t>. Los 21 restantes no se obtuvieron. Su disponibilidad se había recomprobado el 2 de septiembre de 2026 contra tres índices independientes —Europe PMC, OpenAlex y Semantic Scholar—, y ninguno de los 21 tenía una copia de acceso abierto localizable: unos constan sin ella y otros, entre ellos los 3 resúmenes de congreso, no constan en los índices. No se solicitaron por préstamo interbibliotecario ni a los autores: el hueco documental no está mitigado por ninguna vía adicional, y esa es la razón por la que el criterio los excluyó en lugar de dejarlos pendientes.</w:t>
       </w:r>
     </w:p>
     <w:p>
@@ -3020,16 +3111,16 @@
           <w:i/>
           <w:sz w:val="22"/>
         </w:rPr>
-        <w:t>no es una muestra aleatoria del conjunto</w:t>
-      </w:r>
-      <w:r>
-        <w:rPr>
-          <w:rFonts w:ascii="Times New Roman" w:hAnsi="Times New Roman"/>
-          <w:b w:val="0"/>
-          <w:i w:val="0"/>
-          <w:sz w:val="22"/>
-        </w:rPr>
-        <w:t xml:space="preserve"> (Tabla 3). Contiene 5 de los 7 estudios comparativos, el </w:t>
+        <w:t>no era una muestra aleatoria del conjunto</w:t>
+      </w:r>
+      <w:r>
+        <w:rPr>
+          <w:rFonts w:ascii="Times New Roman" w:hAnsi="Times New Roman"/>
+          <w:b w:val="0"/>
+          <w:i w:val="0"/>
+          <w:sz w:val="22"/>
+        </w:rPr>
+        <w:t xml:space="preserve"> (Tabla 3), y el criterio que la excluye tampoco lo es. Contando los 4 estudios de NOREC, los estudios que el criterio deja fuera contienen 7 de los 9 diseños comparativos, el </w:t>
       </w:r>
       <w:r>
         <w:rPr>
@@ -3038,16 +3129,16 @@
           <w:i/>
           <w:sz w:val="22"/>
         </w:rPr>
-        <w:t>71,4 %</w:t>
-      </w:r>
-      <w:r>
-        <w:rPr>
-          <w:rFonts w:ascii="Times New Roman" w:hAnsi="Times New Roman"/>
-          <w:b w:val="0"/>
-          <w:i w:val="0"/>
-          <w:sz w:val="22"/>
-        </w:rPr>
-        <w:t>, y, aunque declara menos pacientes en total, concentra los diseños que sostienen una comparación. De los siete ensayos aleatorizados del corpus se leyeron tres a texto completo —PhagoBurn (17), BX004-A (18) y un ensayo de 2026 en unidad de cuidados intensivos—, y cuatro siguen sin leerse, entre ellos el de TP-102 (19). La fracción que falta contiene, por tanto, la mayoría de los ensayos aleatorizados identificados.</w:t>
+        <w:t>77,8 %</w:t>
+      </w:r>
+      <w:r>
+        <w:rPr>
+          <w:rFonts w:ascii="Times New Roman" w:hAnsi="Times New Roman"/>
+          <w:b w:val="0"/>
+          <w:i w:val="0"/>
+          <w:sz w:val="22"/>
+        </w:rPr>
+        <w:t>, aunque declaran menos pacientes en total. De los 7 ensayos aleatorizados identificados con artículo o resumen, el corpus conserva 2 —PhagoBurn (17) y BX004-A (18)—, y los otros 5 salieron por el criterio, entre ellos el de TP-102 (19).</w:t>
       </w:r>
     </w:p>
     <w:p>
@@ -3061,7 +3152,7 @@
           <w:i w:val="0"/>
           <w:sz w:val="22"/>
         </w:rPr>
-        <w:t>La asimetría es en sí misma un resultado. La accesibilidad del texto completo covaría con la región de publicación y con el diseño del estudio, y se suma a la restricción de idioma en la misma dirección: ambas empujan el corpus hacia la literatura anglosajona de acceso abierto. Una revisión que no declare ninguna de las dos transforma la pregunta sin decirlo.</w:t>
+        <w:t>La asimetría es en sí misma un resultado. La accesibilidad del texto completo covaría con la región de publicación y con el diseño del estudio, y el criterio del texto completo se suma a la restricción de idioma en la misma dirección: ambos empujan el corpus hacia la literatura anglosajona de acceso abierto. Una revisión que no declare ninguno de los dos transforma la pregunta sin decirlo.</w:t>
       </w:r>
     </w:p>
     <w:p>
@@ -3089,7 +3180,7 @@
           <w:i w:val="0"/>
           <w:sz w:val="22"/>
         </w:rPr>
-        <w:t xml:space="preserve">Los 95 estudios recuperables se publicaron entre </w:t>
+        <w:t xml:space="preserve">Los 65 estudios del corpus se publicaron entre </w:t>
       </w:r>
       <w:r>
         <w:rPr>
@@ -3098,7 +3189,7 @@
           <w:i/>
           <w:sz w:val="22"/>
         </w:rPr>
-        <w:t>2016 y 2026</w:t>
+        <w:t>2017 y 2026</w:t>
       </w:r>
       <w:r>
         <w:rPr>
@@ -3116,7 +3207,7 @@
           <w:i/>
           <w:sz w:val="22"/>
         </w:rPr>
-        <w:t>80,0 %</w:t>
+        <w:t>86,2 %</w:t>
       </w:r>
       <w:r>
         <w:rPr>
@@ -3148,16 +3239,16 @@
           <w:i/>
           <w:sz w:val="22"/>
         </w:rPr>
-        <w:t>40 reportes de caso único (46,5 %)</w:t>
-      </w:r>
-      <w:r>
-        <w:rPr>
-          <w:rFonts w:ascii="Times New Roman" w:hAnsi="Times New Roman"/>
-          <w:b w:val="0"/>
-          <w:i w:val="0"/>
-          <w:sz w:val="22"/>
-        </w:rPr>
-        <w:t xml:space="preserve">, 18 series de casos, 11 cohortes prospectivas, 6 ensayos aleatorizados, 1 ensayos no aleatorizados y 3 cohortes retrospectivas. Otros 7 no declaran su diseño de forma reconocible en el resumen. Los comparativos suman </w:t>
+        <w:t>34 reportes de caso único (52,3 %)</w:t>
+      </w:r>
+      <w:r>
+        <w:rPr>
+          <w:rFonts w:ascii="Times New Roman" w:hAnsi="Times New Roman"/>
+          <w:b w:val="0"/>
+          <w:i w:val="0"/>
+          <w:sz w:val="22"/>
+        </w:rPr>
+        <w:t xml:space="preserve">, 16 series de casos, 7 cohortes prospectivas, 2 ensayos aleatorizados, 0 ensayos no aleatorizados y 3 cohortes retrospectivas. Otros 3 no declaran su diseño de forma reconocible en el resumen. Los comparativos suman </w:t>
       </w:r>
       <w:r>
         <w:rPr>
@@ -3166,7 +3257,7 @@
           <w:i/>
           <w:sz w:val="22"/>
         </w:rPr>
-        <w:t>7 estudios, el 8,1 %</w:t>
+        <w:t>2 estudios, el 3,1 %</w:t>
       </w:r>
       <w:r>
         <w:rPr>
@@ -3189,7 +3280,7 @@
           <w:i w:val="0"/>
           <w:sz w:val="22"/>
         </w:rPr>
-        <w:t>La procedencia geográfica, cuando consta, se reparte entre Georgia y Polonia (5 estudios cada una), Estados Unidos y Francia (3 cada una), Alemania, Bélgica, España y Israel (2 cada una), y otros 8 orígenes con un estudio cada uno. No consta en 54 de los 86 estudios. La caída de la representación rusa respecto del corpus previo a la enmienda —de 34 estudios a 1— se debe sobre todo al criterio de idioma, no a la búsqueda.</w:t>
+        <w:t>La procedencia geográfica, cuando consta, se reparte entre Georgia y Polonia (4 estudios cada una), Francia (3), Bélgica y Estados Unidos (2 cada una), y otros 9 orígenes con un estudio cada uno. No consta en 41 de los 65 estudios. La caída de la representación rusa respecto del corpus previo a la enmienda —de 34 estudios a 1— se debe sobre todo al criterio de idioma, no a la búsqueda.</w:t>
       </w:r>
     </w:p>
     <w:p>
@@ -3260,16 +3351,16 @@
           <w:i/>
           <w:sz w:val="22"/>
         </w:rPr>
-        <w:t>73,3 %</w:t>
-      </w:r>
-      <w:r>
-        <w:rPr>
-          <w:rFonts w:ascii="Times New Roman" w:hAnsi="Times New Roman"/>
-          <w:b w:val="0"/>
-          <w:i w:val="0"/>
-          <w:sz w:val="22"/>
-        </w:rPr>
-        <w:t xml:space="preserve"> de los estudios: el 58,1 % no la menciona en absoluto y un 15,1 % adicional la menciona en términos que no permiten clasificarla. Para estratificar por resistencia, que es lo que hacen las síntesis publicadas, ambos casos son igual de inservibles.</w:t>
+        <w:t>70,8 %</w:t>
+      </w:r>
+      <w:r>
+        <w:rPr>
+          <w:rFonts w:ascii="Times New Roman" w:hAnsi="Times New Roman"/>
+          <w:b w:val="0"/>
+          <w:i w:val="0"/>
+          <w:sz w:val="22"/>
+        </w:rPr>
+        <w:t xml:space="preserve"> de los estudios: el 50,8 % no la menciona en absoluto y un 20,0 % adicional la menciona en términos que no permiten clasificarla. Para estratificar por resistencia, que es lo que hacen las síntesis publicadas, ambos casos son igual de inservibles.</w:t>
       </w:r>
     </w:p>
     <w:p>
@@ -3312,7 +3403,7 @@
           <w:i/>
           <w:sz w:val="22"/>
         </w:rPr>
-        <w:t>51,2 %</w:t>
+        <w:t>49,2 %</w:t>
       </w:r>
       <w:r>
         <w:rPr>
@@ -3382,7 +3473,7 @@
           <w:i/>
           <w:sz w:val="22"/>
         </w:rPr>
-        <w:t>33,7 %</w:t>
+        <w:t>26,2 %</w:t>
       </w:r>
       <w:r>
         <w:rPr>
@@ -3452,7 +3543,7 @@
           <w:i/>
           <w:sz w:val="22"/>
         </w:rPr>
-        <w:t>97,7 %</w:t>
+        <w:t>96,9 %</w:t>
       </w:r>
       <w:r>
         <w:rPr>
@@ -3475,7 +3566,7 @@
           <w:i w:val="0"/>
           <w:sz w:val="22"/>
         </w:rPr>
-        <w:t xml:space="preserve">Estas cifras describen el reporte en el resumen, no forzosamente en el artículo completo, y la distinción importa porque parte de la información puede estar en el texto. Ahora bien, el resumen es lo que indexan las bases y lo que alimenta las revisiones automatizadas. Que tres de cada cuatro estudios no declaren allí su categoría de resistencia implica que ninguna estratificación por MDR/XDR/PDR construida a partir de resúmenes puede ser correcta. Esa categoría no es solo descriptiva: es el criterio de población de la revisión. </w:t>
+        <w:t xml:space="preserve">Estas cifras describen el reporte en el resumen, no forzosamente en el artículo completo, y la distinción importa porque parte de la información puede estar en el texto. Ahora bien, el resumen es lo que indexan las bases y lo que alimenta las revisiones automatizadas. Que más de siete de cada diez estudios no declaren allí su categoría de resistencia implica que ninguna estratificación por MDR/XDR/PDR construida a partir de resúmenes puede ser correcta. Esa categoría no es solo descriptiva: es el criterio de población de la revisión. </w:t>
       </w:r>
       <w:r>
         <w:rPr>
@@ -3484,7 +3575,7 @@
           <w:i/>
           <w:sz w:val="22"/>
         </w:rPr>
-        <w:t>En 8 de los 94 brazos la clase queda por debajo del umbral de multirresistencia</w:t>
+        <w:t>En 8 de los 73 brazos la clase queda por debajo del umbral de multirresistencia</w:t>
       </w:r>
       <w:r>
         <w:rPr>
@@ -3616,7 +3707,7 @@
           <w:i w:val="0"/>
           <w:sz w:val="22"/>
         </w:rPr>
-        <w:t>La extracción por duplicado, ya adjudicada, permite medir por primera vez qué reporta este cuerpo de evidencia en los cinco desenlaces declarados en los criterios de elegibilidad. La tabla 5 lo resume sobre los 94 brazos del corpus vigente.</w:t>
+        <w:t>La extracción por duplicado, ya adjudicada, permite medir por primera vez qué reporta este cuerpo de evidencia en los cinco desenlaces declarados en los criterios de elegibilidad. La tabla 5 lo resume sobre los 73 brazos del corpus vigente.</w:t>
       </w:r>
     </w:p>
     <w:p>
@@ -3630,7 +3721,7 @@
           <w:i w:val="0"/>
           <w:sz w:val="22"/>
         </w:rPr>
-        <w:t xml:space="preserve">La completitud es desigual y, en el mejor de los casos, parcial. Los eventos adversos son lo que más se reporta con denominador (79,8 % de los brazos) y la emergencia de resistencia al fago lo que menos (27,7 %), pese a ser el desenlace que decide si la intervención conserva su utilidad. Esos porcentajes se calculan sobre los 94 brazos, e incluyen por tanto 21 de estudios cuyo texto completo no se ha recuperado: de un artículo que no se ha podido leer no cabe afirmar que calle. Sobre los 73 brazos legibles las cifras suben —del 79,8 % al 89,0 % en eventos adversos, del 27,7 % al 35,6 % en resistencia—, y la tabla 5 da las dos columnas para que el lector distinga el silencio de la literatura del hueco documental de esta revisión. El éxito clínico, que es el que las síntesis publicadas agregan, consta con numerador y denominador en el 70,2 % de los brazos. Dos brazos declaraban un numerador mayor que su denominador —trece éxitos clínicos sobre un paciente y cinco eventos adversos sobre cuatro—. Al releer sus artículos resultaron ser el numerador de la serie entera (13 de 15 pacientes) y el número de ciclos de tratamiento, no de eventos; los dos campos se pusieron en NA por decisión firmada de los dos autores el 22 de septiembre de 2026, y </w:t>
+        <w:t xml:space="preserve">La completitud es desigual y, en el mejor de los casos, parcial. Los eventos adversos son lo que más se reporta con denominador (89,0 % de los brazos) y la emergencia de resistencia al fago lo que menos (35,6 %), pese a ser el desenlace que decide si la intervención conserva su utilidad. Los 73 brazos son de estudios con el artículo completo leído (sección 2.9), de modo que un desenlace que no consta es un desenlace que el artículo no reporta, no un hueco documental de esta revisión. El éxito clínico, que es el que las síntesis publicadas agregan, consta con numerador y denominador en el 87,7 % de los brazos. Dos brazos declaraban un numerador mayor que su denominador —trece éxitos clínicos sobre un paciente y cinco eventos adversos sobre cuatro—. Al releer sus artículos resultaron ser el numerador de la serie entera (13 de 15 pacientes) y el número de ciclos de tratamiento, no de eventos; los dos campos se pusieron en NA por decisión firmada de los dos autores el 22 de septiembre de 2026, y </w:t>
       </w:r>
       <w:r>
         <w:rPr>
@@ -3662,7 +3753,7 @@
           <w:i w:val="0"/>
           <w:sz w:val="22"/>
         </w:rPr>
-        <w:t xml:space="preserve">Ese 70,2 % es, sin embargo, engañoso si se lee como disponibilidad para agregar. </w:t>
+        <w:t xml:space="preserve">Ese 87,7 % es, sin embargo, engañoso si se lee como disponibilidad para agregar. </w:t>
       </w:r>
       <w:r>
         <w:rPr>
@@ -3671,16 +3762,16 @@
           <w:i/>
           <w:sz w:val="22"/>
         </w:rPr>
-        <w:t>En 64 de los 94 brazos (68,1 %) no consta una definición operativa de éxito clínico</w:t>
-      </w:r>
-      <w:r>
-        <w:rPr>
-          <w:rFonts w:ascii="Times New Roman" w:hAnsi="Times New Roman"/>
-          <w:b w:val="0"/>
-          <w:i w:val="0"/>
-          <w:sz w:val="22"/>
-        </w:rPr>
-        <w:t>; sobre los 73 brazos legibles, en 43 (58,9 %). En 46 de ellos los revisores lo establecieron leyendo el artículo: 45 declaran un número de pacientes con «buen resultado» sin decir qué había que observar para contarlo, y 1 dejó el campo sin dato. En los 18 restantes la extracción quedó incompleta, de modo que no consta ni que el artículo la dé ni que no la dé; se cuentan entre los que no la aportan porque el dato no está disponible para quien lea la revisión, no porque se haya establecido su ausencia. Un numerador sin definición no nombra nada comparable con el numerador de otro estudio.</w:t>
+        <w:t>En 43 de los 73 brazos (58,9 %) no consta una definición operativa de éxito clínico</w:t>
+      </w:r>
+      <w:r>
+        <w:rPr>
+          <w:rFonts w:ascii="Times New Roman" w:hAnsi="Times New Roman"/>
+          <w:b w:val="0"/>
+          <w:i w:val="0"/>
+          <w:sz w:val="22"/>
+        </w:rPr>
+        <w:t>, y en los 43 los revisores lo establecieron leyendo el artículo: 42 declaran un número de pacientes con «buen resultado» sin decir qué había que observar para contarlo, y 1 dejó el campo sin dato. Un numerador sin definición no nombra nada comparable con el numerador de otro estudio.</w:t>
       </w:r>
     </w:p>
     <w:p>
@@ -3694,7 +3785,7 @@
           <w:i w:val="0"/>
           <w:sz w:val="22"/>
         </w:rPr>
-        <w:t xml:space="preserve">El diseño tampoco consta siempre: en 10 de los 94 brazos no puede clasificarse —los dos revisores acordaron «NA» en los 10—, de modo que los recuentos por diseño son suelos sobre los 84 restantes. De esos 84, </w:t>
+        <w:t xml:space="preserve">El diseño consta en los 73 brazos: </w:t>
       </w:r>
       <w:r>
         <w:rPr>
@@ -3703,7 +3794,7 @@
           <w:i/>
           <w:sz w:val="22"/>
         </w:rPr>
-        <w:t>6 brazos son ensayos</w:t>
+        <w:t>4 brazos son ensayos</w:t>
       </w:r>
       <w:r>
         <w:rPr>
@@ -3721,16 +3812,16 @@
           <w:i/>
           <w:sz w:val="22"/>
         </w:rPr>
-        <w:t>9 son cohortes</w:t>
-      </w:r>
-      <w:r>
-        <w:rPr>
-          <w:rFonts w:ascii="Times New Roman" w:hAnsi="Times New Roman"/>
-          <w:b w:val="0"/>
-          <w:i w:val="0"/>
-          <w:sz w:val="22"/>
-        </w:rPr>
-        <w:t>. La sección 3.3 y la tabla 1 llaman «comparativos» solo a los ensayos, y por eso allí la cifra es 11 estudios: cuando en esta sección se dice «comparativo» se incluyen también las cohortes, y son 15 brazos. No son el mismo conjunto.</w:t>
+        <w:t>8 son cohortes</w:t>
+      </w:r>
+      <w:r>
+        <w:rPr>
+          <w:rFonts w:ascii="Times New Roman" w:hAnsi="Times New Roman"/>
+          <w:b w:val="0"/>
+          <w:i w:val="0"/>
+          <w:sz w:val="22"/>
+        </w:rPr>
+        <w:t>. La sección 3.3 y la tabla 1 llaman «comparativos» solo a los ensayos, con el diseño que declara el resumen, y por eso allí la cifra es 2 estudios: cuando en esta sección se dice «comparativo» se incluyen también las cohortes, con el diseño adjudicado sobre el artículo, y son 12 brazos. No son el mismo conjunto.</w:t>
       </w:r>
     </w:p>
     <w:p>
@@ -3753,16 +3844,16 @@
           <w:i/>
           <w:sz w:val="22"/>
         </w:rPr>
-        <w:t>2 brazos de los 94</w:t>
-      </w:r>
-      <w:r>
-        <w:rPr>
-          <w:rFonts w:ascii="Times New Roman" w:hAnsi="Times New Roman"/>
-          <w:b w:val="0"/>
-          <w:i w:val="0"/>
-          <w:sz w:val="22"/>
-        </w:rPr>
-        <w:t>. Los dos siguientes son los criterios de elegibilidad que esta misma revisión declara en la sección 2.2, y ninguno de esos 3 los sobrevive.</w:t>
+        <w:t>2 brazos de los 73</w:t>
+      </w:r>
+      <w:r>
+        <w:rPr>
+          <w:rFonts w:ascii="Times New Roman" w:hAnsi="Times New Roman"/>
+          <w:b w:val="0"/>
+          <w:i w:val="0"/>
+          <w:sz w:val="22"/>
+        </w:rPr>
+        <w:t>. Los dos siguientes son los criterios de elegibilidad que esta misma revisión declara en la sección 2.2, y solo uno de esos 2 los sobrevive.</w:t>
       </w:r>
     </w:p>
     <w:p>
@@ -3794,25 +3885,7 @@
           <w:i w:val="0"/>
           <w:sz w:val="22"/>
         </w:rPr>
-        <w:t xml:space="preserve">. La sección 2.2 admite estudios con varios patógenos solo cuando el subgrupo es separable, y en uno de los tres la extracción anota que el artículo no separa los datos: su numerador cuenta pacientes de varias especies. Quedan 2. El segundo es que la administración sea terapéutica. El siguiente de los tres es un ensayo de </w:t>
-      </w:r>
-      <w:r>
-        <w:rPr>
-          <w:rFonts w:ascii="Times New Roman" w:hAnsi="Times New Roman"/>
-          <w:b w:val="0"/>
-          <w:i/>
-          <w:sz w:val="22"/>
-        </w:rPr>
-        <w:t>prevención</w:t>
-      </w:r>
-      <w:r>
-        <w:rPr>
-          <w:rFonts w:ascii="Times New Roman" w:hAnsi="Times New Roman"/>
-          <w:b w:val="0"/>
-          <w:i w:val="0"/>
-          <w:sz w:val="22"/>
-        </w:rPr>
-        <w:t xml:space="preserve"> de neumonía asociada a ventilación, y su desenlace —ausencia de neumonía incidente— no mide lo mismo que la curación de una infección establecida. Queda 1.</w:t>
+        <w:t>. La sección 2.2 admite estudios con varios patógenos solo cuando el subgrupo es separable, y en uno de los dos la extracción anota que el artículo no separa los datos: su numerador cuenta pacientes de varias especies. Queda 1. El segundo es que la administración sea terapéutica, y ese brazo lo es.</w:t>
       </w:r>
     </w:p>
     <w:p>
@@ -3867,7 +3940,7 @@
           <w:i w:val="0"/>
           <w:sz w:val="22"/>
         </w:rPr>
-        <w:t xml:space="preserve">Dicho de otro modo: de los 94 brazos de esta literatura, </w:t>
+        <w:t xml:space="preserve">Dicho de otro modo: de los 73 brazos de esta literatura, </w:t>
       </w:r>
       <w:r>
         <w:rPr>
@@ -3876,7 +3949,7 @@
           <w:i/>
           <w:sz w:val="22"/>
         </w:rPr>
-        <w:t>ninguno reúne a la vez las condiciones aritméticas y los criterios de elegibilidad que harían de su éxito clínico un sumando legítimo de una proporción agrupada</w:t>
+        <w:t>ninguno reúne a la vez las condiciones aritméticas, los criterios de elegibilidad y la métrica que harían de su éxito clínico un sumando legítimo de una proporción agrupada</w:t>
       </w:r>
       <w:r>
         <w:rPr>
@@ -3936,7 +4009,7 @@
           <w:i w:val="0"/>
           <w:sz w:val="22"/>
         </w:rPr>
-        <w:t xml:space="preserve"> Casi cuatro de cada diez estudios son casos únicos, en los que la proporción de éxito solo puede tomar los valores 0 o 1 y su varianza binomial es máxima. Agregar cuarenta y nueve denominadores de uno con unas pocas decenas de series mayores produce una media ponderada cuyo peso lo determina el tamaño de la serie y no la calidad de la evidencia.</w:t>
+        <w:t xml:space="preserve"> Más de la mitad de los estudios (52,3 %) son casos únicos, en los que la proporción de éxito solo puede tomar los valores 0 o 1 y su varianza binomial es máxima. Agregar 38 denominadores de uno con unas pocas decenas de series mayores produce una media ponderada cuyo peso lo determina el tamaño de la serie y no la calidad de la evidencia.</w:t>
       </w:r>
     </w:p>
     <w:p>
@@ -3959,7 +4032,7 @@
           <w:i w:val="0"/>
           <w:sz w:val="22"/>
         </w:rPr>
-        <w:t xml:space="preserve"> Entre los estudios cuyo texto completo ya se ha leído, «éxito clínico» no nombra la misma cosa ni mide en la misma escala. En un extremo, la curación clínica compuesta a largo plazo: ausencia de aflojamiento del implante y deambulación sin dolor a los 21 meses (20). En el otro, criterios de alta hospitalaria: paciente dado de alta, decanulado y rehabilitado (4). Y entre medias, la etiqueta sin criterio: «buen desenlace clínico» declarado por los autores como binario, sin decir qué había que observar (21).</w:t>
+        <w:t xml:space="preserve"> En los artículos del corpus, «éxito clínico» no nombra la misma cosa ni mide en la misma escala. En un extremo, la curación clínica compuesta a largo plazo: ausencia de aflojamiento del implante y deambulación sin dolor a los 21 meses (20). En el otro, criterios de alta hospitalaria: paciente dado de alta, decanulado y rehabilitado (4). Y entre medias, la etiqueta sin criterio: «buen desenlace clínico» declarado por los autores como binario, sin decir qué había que observar (21).</w:t>
       </w:r>
     </w:p>
     <w:p>
@@ -3982,7 +4055,7 @@
           <w:i/>
           <w:sz w:val="22"/>
         </w:rPr>
-        <w:t>Dos de los ensayos aleatorizados de referencia no reportan una proporción binaria de éxito en absoluto</w:t>
+        <w:t>Los 2 ensayos aleatorizados del corpus no reportan una proporción binaria de éxito en absoluto</w:t>
       </w:r>
       <w:r>
         <w:rPr>
@@ -4041,7 +4114,7 @@
           <w:i w:val="0"/>
           <w:sz w:val="22"/>
         </w:rPr>
-        <w:t xml:space="preserve">Estas definiciones proceden de los textos completos ya recuperados, no de la pre-extracción desde resúmenes: </w:t>
+        <w:t xml:space="preserve">Estas definiciones proceden de los textos completos, no de la pre-extracción desde resúmenes: </w:t>
       </w:r>
       <w:r>
         <w:rPr>
@@ -4096,7 +4169,7 @@
           <w:i w:val="0"/>
           <w:sz w:val="22"/>
         </w:rPr>
-        <w:t xml:space="preserve">A ello se añade el sesgo de recuperación documentado en la sección 3.2, que en el estado actual excluiría de la síntesis a dos tercios de los estudios comparativos. </w:t>
+        <w:t xml:space="preserve">A ello se añade el efecto del criterio del texto completo documentado en la sección 3.2: 7 de los 9 diseños comparativos que el corpus habría podido aportar a una síntesis quedaron fuera de él. </w:t>
       </w:r>
       <w:r>
         <w:rPr>
@@ -6169,7 +6242,7 @@
           <w:i w:val="0"/>
           <w:sz w:val="22"/>
         </w:rPr>
-        <w:t xml:space="preserve"> resistente con más amplitud que las síntesis previas: ocho fuentes, sin restricción de idioma, con literatura regional y registros de ensayos incluidos. El resultado son 128 estudios frente a las decenas que manejan las revisiones publicadas, y habrían sido 218 sin la restricción de idioma que se adoptó al final y sin los 55 que salieron después. Ese aumento no habla bien de la madurez del campo. La mayor parte procede de reportes de caso, de fichas de registro sin publicación y de literatura regional que las búsquedas restringidas a PubMed y Scopus no alcanzan.</w:t>
+        <w:t xml:space="preserve"> resistente con más amplitud que las síntesis previas: ocho fuentes, sin restricción de idioma, con literatura regional y registros de ensayos incluidos. El resultado son 65 estudios con su artículo completo; la búsqueda había delimitado 218 antes de la restricción de idioma que se adoptó al final, y 118 salieron después, 63 de ellos por no disponer del artículo. Esa amplitud no habla bien de la madurez del campo: la mayor parte de lo identificado procede de reportes de caso, de fichas de registro sin publicación y de literatura regional que las búsquedas restringidas a PubMed y Scopus no alcanzan.</w:t>
       </w:r>
     </w:p>
     <w:p>
@@ -6201,7 +6274,7 @@
           <w:i w:val="0"/>
           <w:sz w:val="22"/>
         </w:rPr>
-        <w:t>. Casi cuatro de cada diez estudios recuperables son un caso único. Menos de uno de cada cinco es comparativo. En cuatro de cada cinco no puede asignarse la categoría de resistencia con la que se pretende estratificar. Y casi uno de cada tres estudios identificados existe únicamente como registro, sin resultados publicados.</w:t>
+        <w:t>. Más de la mitad de los estudios (52,3 %) son un caso único. Solo 2 de los 65 son comparativos según el resumen. En más de siete de cada diez no puede asignarse la categoría de resistencia con la que se pretende estratificar. Y, antes del criterio del texto completo, casi uno de cada tres estudios (42 de 128) existía únicamente como registro, sin resultados publicados.</w:t>
       </w:r>
     </w:p>
     <w:p>
@@ -6243,7 +6316,7 @@
           <w:i w:val="0"/>
           <w:sz w:val="22"/>
         </w:rPr>
-        <w:t>Nuestra delimitación sugiere además que aquellas síntesis trabajaron sobre una fracción del campo. La búsqueda sin restricción de idioma recuperó 34 estudios rusos y 3 ucranianos, y ahí es justamente donde se concentran los diseños con comparador. La enmienda de idioma nos obliga a dejarlos fuera, de modo que esta revisión documenta la existencia de ese cuerpo de literatura pero no puede pronunciarse sobre su contenido. Esa es una deuda explícita con la próxima revisión que cuente con capacidad de traducción.</w:t>
+        <w:t>Nuestra delimitación sugiere además que aquellas síntesis trabajaron sobre una fracción del campo. La búsqueda sin restricción de idioma recuperó 34 estudios rusos y 3 ucranianos, y ahí es justamente donde se concentran los diseños con comparador. La enmienda de idioma nos obliga a dejarlos fuera, de modo que esta revisión documenta la existencia de ese cuerpo de literatura pero no puede pronunciarse sobre su contenido. Esa es una deuda explícita con la próxima revisión que cuente con capacidad de traducción. El criterio del texto completo empuja en la misma dirección: los estudios cuyo artículo no se obtuvo concentran los diseños comparativos (sección 3.2).</w:t>
       </w:r>
     </w:p>
     <w:p>
@@ -6344,7 +6417,7 @@
           <w:i w:val="0"/>
           <w:sz w:val="22"/>
         </w:rPr>
-        <w:t xml:space="preserve"> Que 42 de 128 estudios sean fichas de registro sin publicación localizable es un problema de sesgo de publicación de primer orden, y no se resuelve con métodos estadísticos.</w:t>
+        <w:t xml:space="preserve"> Que 42 de los 128 estudios que llegaron al criterio del texto completo fueran solo fichas de registro, sin publicación localizable, es un problema de sesgo de publicación de primer orden, y no se resuelve con métodos estadísticos; el criterio los saca de este corpus, no del campo.</w:t>
       </w:r>
     </w:p>
     <w:p>
@@ -6422,7 +6495,7 @@
           <w:i w:val="0"/>
           <w:sz w:val="22"/>
         </w:rPr>
-        <w:t xml:space="preserve"> el corpus excluye un estudio por no haberse podido leer su texto completo (sección 2.9), y ese criterio, aplicado de forma consistente a los 24 restantes sin texto, vaciaría de contenido la medición del sesgo de recuperación; se declara aquí porque una exclusión que depende del acceso del revisor, y no del contenido del estudio, no es comparable con las demás. </w:t>
+        <w:t xml:space="preserve"> el corpus solo admite estudios con el artículo completo (sección 2.9), un criterio que se amplió a todos el 6 de octubre de 2026, con el cribado y la extracción terminados, y que excluyó 63 estudios, 42 de ellos fichas de registro sin publicación. Depende del acceso del revisor y no del contenido del estudio, y no es neutro: se lleva 7 de los 9 diseños comparativos y 5 de los 7 ensayos aleatorizados. Con él, la recuperación de texto completo es del 100 % por construcción y el sesgo de recuperación deja de medirse dentro del corpus; se declara como efecto del criterio (Tabla 3). </w:t>
       </w:r>
       <w:r>
         <w:rPr>
@@ -6476,7 +6549,7 @@
           <w:i w:val="0"/>
           <w:sz w:val="22"/>
         </w:rPr>
-        <w:t xml:space="preserve"> este informe describe la completitud con que se reportan los desenlaces (sección 3.5), pero no presenta estimaciones de eficacia ni certeza GRADE (sección 2.7): es una caracterización del cuerpo de evidencia, no una síntesis de sus resultados. El riesgo de sesgo se evalúa solo en los estudios comparativos con texto completo, a nivel de dominio y por consenso, de modo que hereda el sesgo de recuperación y la concordancia previa al consenso fue del 81,7 % (49 de 60 juicios; kappa de Cohen 0,74), con 11 desacuerdos resueltos todos en la misma dirección. </w:t>
+        <w:t xml:space="preserve"> este informe describe la completitud con que se reportan los desenlaces (sección 3.5), pero no presenta estimaciones de eficacia ni certeza GRADE (sección 2.7): es una caracterización del cuerpo de evidencia, no una síntesis de sus resultados. El riesgo de sesgo se evalúa solo en los estudios comparativos con texto completo, a nivel de dominio y por consenso, de modo que hereda el efecto del criterio del texto completo, y la concordancia previa al consenso fue del 81,7 % (49 de 60 juicios; kappa de Cohen 0,74), con 11 desacuerdos resueltos todos en la misma dirección. </w:t>
       </w:r>
       <w:r>
         <w:rPr>
@@ -6494,7 +6567,7 @@
           <w:i w:val="0"/>
           <w:sz w:val="22"/>
         </w:rPr>
-        <w:t xml:space="preserve"> el texto completo se obtuvo para el 75,6 % de los estudios recuperables, y la fracción faltante está enriquecida en diseños comparativos, de manera que lo descrito subrepresenta la parte comparativa del campo. </w:t>
+        <w:t xml:space="preserve"> antes de ese criterio el texto completo se había obtenido para el 75,6 % de los estudios con artículo o resumen (65 de 86), y la fracción que faltaba, que el criterio dejó fuera, está enriquecida en diseños comparativos, de manera que lo descrito subrepresenta la parte comparativa del campo. </w:t>
       </w:r>
       <w:r>
         <w:rPr>
@@ -6548,7 +6621,7 @@
           <w:i w:val="0"/>
           <w:sz w:val="22"/>
         </w:rPr>
-        <w:t xml:space="preserve">, repartidos entre 18 de los 128. Tres grupos los concentran. En el centro israelí de fagoterapia, EST-003 comparte 8 de sus pacientes: 6 con EST-070, otra serie del mismo centro, y los demás con EST-012 y EST-015; una niña de 10 años con infección de un dispositivo Berlin Heart EXCOR aparece en EST-003, EST-070 y EST-077, y una niña de 7 años con infección osteoarticular, en EST-003, EST-070 y EST-095. En la Universidad de California en San Diego, EST-034 comparte 3 pacientes con EST-049, EST-061 y EST-077. Y en el consorcio belga, EST-108 afirma que 27 de sus 100 pacientes se habían publicado antes y remite a 15 referencias, de las que </w:t>
+        <w:t xml:space="preserve">, repartidos entre 18 de los 65. Tres grupos los concentran. En el centro israelí de fagoterapia, EST-003 comparte 8 de sus pacientes: 6 con EST-070, otra serie del mismo centro, y los demás con EST-012 y EST-015; una niña de 10 años con infección de un dispositivo Berlin Heart EXCOR aparece en EST-003, EST-070 y EST-077, y una niña de 7 años con infección osteoarticular, en EST-003, EST-070 y EST-095. En la Universidad de California en San Diego, EST-034 comparte 3 pacientes con EST-049, EST-061 y EST-077. Y en el consorcio belga, EST-108 afirma que 27 de sus 100 pacientes se habían publicado antes y remite a 15 referencias, de las que </w:t>
       </w:r>
       <w:r>
         <w:rPr>
@@ -6566,7 +6639,7 @@
           <w:i w:val="0"/>
           <w:sz w:val="22"/>
         </w:rPr>
-        <w:t xml:space="preserve"> —EST-002, EST-010, EST-016, EST-046, EST-062, EST-124 y EST-164—, que aportan 8 pacientes; a ellos se suma EST-088, publicado después, cuyo paciente coincide en infección, especies y fagos con uno de EST-108. El examen se hizo sobre los 65 textos completos y reunió 31 pares: 16 los marcó un detector por producto, país y cita, y 15 los encontró la lectura. 19 se confirmaron, 12 se descartaron y </w:t>
+        <w:t xml:space="preserve"> —EST-002, EST-010, EST-016, EST-046, EST-062, EST-124 y EST-164—, que aportan 8 pacientes; a ellos se suma EST-088, publicado después, cuyo paciente coincide en infección, especies y fagos con uno de EST-108. El examen se hizo sobre los 65 textos completos y reunió 30 pares: 15 los marcó un detector por producto, país y cita, y 15 los encontró la lectura. 19 se confirmaron, 11 se descartaron y </w:t>
       </w:r>
       <w:r>
         <w:rPr>
@@ -6584,7 +6657,7 @@
           <w:i w:val="0"/>
           <w:sz w:val="22"/>
         </w:rPr>
-        <w:t>; el veredicto de cada par lleva la frase en que se apoya y la firma de los dos autores (anexo S21). Como la revisión no publica ninguna estimación agrupada, la duplicación no altera ninguna cifra de efecto, pero impide leer el corpus como 128 conjuntos disjuntos de pacientes.</w:t>
+        <w:t>; el veredicto de cada par lleva la frase en que se apoya y la firma de los dos autores (anexo S21). Como la revisión no publica ninguna estimación agrupada, la duplicación no altera ninguna cifra de efecto, pero impide leer el corpus como 65 conjuntos disjuntos de pacientes.</w:t>
       </w:r>
     </w:p>
     <w:p>
@@ -6869,7 +6942,7 @@
           <w:i w:val="0"/>
           <w:sz w:val="18"/>
         </w:rPr>
-        <w:t xml:space="preserve"> Características del cuerpo de evidencia recuperable (n = 86 estudios).</w:t>
+        <w:t xml:space="preserve"> Características del cuerpo de evidencia recuperable (n = 65 estudios).</w:t>
       </w:r>
     </w:p>
     <w:tbl>
@@ -6968,7 +7041,7 @@
                 <w:i w:val="0"/>
                 <w:sz w:val="18"/>
               </w:rPr>
-              <w:t>2016–2026</w:t>
+              <w:t>2017–2026</w:t>
             </w:r>
           </w:p>
         </w:tc>
@@ -7021,7 +7094,7 @@
                 <w:i w:val="0"/>
                 <w:sz w:val="18"/>
               </w:rPr>
-              <w:t>70</w:t>
+              <w:t>56</w:t>
             </w:r>
           </w:p>
         </w:tc>
@@ -7038,7 +7111,7 @@
                 <w:i w:val="0"/>
                 <w:sz w:val="18"/>
               </w:rPr>
-              <w:t>81.4</w:t>
+              <w:t>86.2</w:t>
             </w:r>
           </w:p>
         </w:tc>
@@ -7109,7 +7182,7 @@
                 <w:i w:val="0"/>
                 <w:sz w:val="18"/>
               </w:rPr>
-              <w:t>40</w:t>
+              <w:t>34</w:t>
             </w:r>
           </w:p>
         </w:tc>
@@ -7126,7 +7199,7 @@
                 <w:i w:val="0"/>
                 <w:sz w:val="18"/>
               </w:rPr>
-              <w:t>46.5</w:t>
+              <w:t>52.3</w:t>
             </w:r>
           </w:p>
         </w:tc>
@@ -7162,7 +7235,7 @@
                 <w:i w:val="0"/>
                 <w:sz w:val="18"/>
               </w:rPr>
-              <w:t>18</w:t>
+              <w:t>16</w:t>
             </w:r>
           </w:p>
         </w:tc>
@@ -7179,7 +7252,7 @@
                 <w:i w:val="0"/>
                 <w:sz w:val="18"/>
               </w:rPr>
-              <w:t>20.9</w:t>
+              <w:t>24.6</w:t>
             </w:r>
           </w:p>
         </w:tc>
@@ -7215,7 +7288,7 @@
                 <w:i w:val="0"/>
                 <w:sz w:val="18"/>
               </w:rPr>
-              <w:t>11</w:t>
+              <w:t>7</w:t>
             </w:r>
           </w:p>
         </w:tc>
@@ -7232,7 +7305,7 @@
                 <w:i w:val="0"/>
                 <w:sz w:val="18"/>
               </w:rPr>
-              <w:t>12.8</w:t>
+              <w:t>10.8</w:t>
             </w:r>
           </w:p>
         </w:tc>
@@ -7268,7 +7341,7 @@
                 <w:i w:val="0"/>
                 <w:sz w:val="18"/>
               </w:rPr>
-              <w:t>7</w:t>
+              <w:t>3</w:t>
             </w:r>
           </w:p>
         </w:tc>
@@ -7285,60 +7358,7 @@
                 <w:i w:val="0"/>
                 <w:sz w:val="18"/>
               </w:rPr>
-              <w:t>8.1</w:t>
-            </w:r>
-          </w:p>
-        </w:tc>
-      </w:tr>
-      <w:tr>
-        <w:tc>
-          <w:tcPr>
-            <w:tcW w:type="dxa" w:w="3009"/>
-          </w:tcPr>
-          <w:p>
-            <w:r/>
-            <w:r>
-              <w:rPr>
-                <w:rFonts w:ascii="Times New Roman" w:hAnsi="Times New Roman"/>
-                <w:b w:val="0"/>
-                <w:i w:val="0"/>
-                <w:sz w:val="18"/>
-              </w:rPr>
-              <w:t>Ensayo aleatorizado</w:t>
-            </w:r>
-          </w:p>
-        </w:tc>
-        <w:tc>
-          <w:tcPr>
-            <w:tcW w:type="dxa" w:w="3009"/>
-          </w:tcPr>
-          <w:p>
-            <w:r/>
-            <w:r>
-              <w:rPr>
-                <w:rFonts w:ascii="Times New Roman" w:hAnsi="Times New Roman"/>
-                <w:b w:val="0"/>
-                <w:i w:val="0"/>
-                <w:sz w:val="18"/>
-              </w:rPr>
-              <w:t>6</w:t>
-            </w:r>
-          </w:p>
-        </w:tc>
-        <w:tc>
-          <w:tcPr>
-            <w:tcW w:type="dxa" w:w="3009"/>
-          </w:tcPr>
-          <w:p>
-            <w:r/>
-            <w:r>
-              <w:rPr>
-                <w:rFonts w:ascii="Times New Roman" w:hAnsi="Times New Roman"/>
-                <w:b w:val="0"/>
-                <w:i w:val="0"/>
-                <w:sz w:val="18"/>
-              </w:rPr>
-              <w:t>7.0</w:t>
+              <w:t>4.6</w:t>
             </w:r>
           </w:p>
         </w:tc>
@@ -7391,7 +7411,7 @@
                 <w:i w:val="0"/>
                 <w:sz w:val="18"/>
               </w:rPr>
-              <w:t>3.5</w:t>
+              <w:t>4.6</w:t>
             </w:r>
           </w:p>
         </w:tc>
@@ -7410,7 +7430,7 @@
                 <w:i w:val="0"/>
                 <w:sz w:val="18"/>
               </w:rPr>
-              <w:t>Ensayo no aleatorizado</w:t>
+              <w:t>Ensayo aleatorizado</w:t>
             </w:r>
           </w:p>
         </w:tc>
@@ -7427,7 +7447,7 @@
                 <w:i w:val="0"/>
                 <w:sz w:val="18"/>
               </w:rPr>
-              <w:t>1</w:t>
+              <w:t>2</w:t>
             </w:r>
           </w:p>
         </w:tc>
@@ -7444,7 +7464,7 @@
                 <w:i w:val="0"/>
                 <w:sz w:val="18"/>
               </w:rPr>
-              <w:t>1.2</w:t>
+              <w:t>3.1</w:t>
             </w:r>
           </w:p>
         </w:tc>
@@ -7480,7 +7500,7 @@
                 <w:i w:val="0"/>
                 <w:sz w:val="18"/>
               </w:rPr>
-              <w:t>7</w:t>
+              <w:t>2</w:t>
             </w:r>
           </w:p>
         </w:tc>
@@ -7497,7 +7517,7 @@
                 <w:i w:val="0"/>
                 <w:sz w:val="18"/>
               </w:rPr>
-              <w:t>8.1</w:t>
+              <w:t>3.1</w:t>
             </w:r>
           </w:p>
         </w:tc>
@@ -7568,7 +7588,7 @@
                 <w:i w:val="0"/>
                 <w:sz w:val="18"/>
               </w:rPr>
-              <w:t>5</w:t>
+              <w:t>4</w:t>
             </w:r>
           </w:p>
         </w:tc>
@@ -7585,7 +7605,7 @@
                 <w:i w:val="0"/>
                 <w:sz w:val="18"/>
               </w:rPr>
-              <w:t>5.8</w:t>
+              <w:t>6.2</w:t>
             </w:r>
           </w:p>
         </w:tc>
@@ -7621,7 +7641,7 @@
                 <w:i w:val="0"/>
                 <w:sz w:val="18"/>
               </w:rPr>
-              <w:t>5</w:t>
+              <w:t>4</w:t>
             </w:r>
           </w:p>
         </w:tc>
@@ -7638,60 +7658,7 @@
                 <w:i w:val="0"/>
                 <w:sz w:val="18"/>
               </w:rPr>
-              <w:t>5.8</w:t>
-            </w:r>
-          </w:p>
-        </w:tc>
-      </w:tr>
-      <w:tr>
-        <w:tc>
-          <w:tcPr>
-            <w:tcW w:type="dxa" w:w="3009"/>
-          </w:tcPr>
-          <w:p>
-            <w:r/>
-            <w:r>
-              <w:rPr>
-                <w:rFonts w:ascii="Times New Roman" w:hAnsi="Times New Roman"/>
-                <w:b w:val="0"/>
-                <w:i w:val="0"/>
-                <w:sz w:val="18"/>
-              </w:rPr>
-              <w:t>Estados Unidos</w:t>
-            </w:r>
-          </w:p>
-        </w:tc>
-        <w:tc>
-          <w:tcPr>
-            <w:tcW w:type="dxa" w:w="3009"/>
-          </w:tcPr>
-          <w:p>
-            <w:r/>
-            <w:r>
-              <w:rPr>
-                <w:rFonts w:ascii="Times New Roman" w:hAnsi="Times New Roman"/>
-                <w:b w:val="0"/>
-                <w:i w:val="0"/>
-                <w:sz w:val="18"/>
-              </w:rPr>
-              <w:t>3</w:t>
-            </w:r>
-          </w:p>
-        </w:tc>
-        <w:tc>
-          <w:tcPr>
-            <w:tcW w:type="dxa" w:w="3009"/>
-          </w:tcPr>
-          <w:p>
-            <w:r/>
-            <w:r>
-              <w:rPr>
-                <w:rFonts w:ascii="Times New Roman" w:hAnsi="Times New Roman"/>
-                <w:b w:val="0"/>
-                <w:i w:val="0"/>
-                <w:sz w:val="18"/>
-              </w:rPr>
-              <w:t>3.5</w:t>
+              <w:t>6.2</w:t>
             </w:r>
           </w:p>
         </w:tc>
@@ -7744,60 +7711,7 @@
                 <w:i w:val="0"/>
                 <w:sz w:val="18"/>
               </w:rPr>
-              <w:t>3.5</w:t>
-            </w:r>
-          </w:p>
-        </w:tc>
-      </w:tr>
-      <w:tr>
-        <w:tc>
-          <w:tcPr>
-            <w:tcW w:type="dxa" w:w="3009"/>
-          </w:tcPr>
-          <w:p>
-            <w:r/>
-            <w:r>
-              <w:rPr>
-                <w:rFonts w:ascii="Times New Roman" w:hAnsi="Times New Roman"/>
-                <w:b w:val="0"/>
-                <w:i w:val="0"/>
-                <w:sz w:val="18"/>
-              </w:rPr>
-              <w:t>Alemania</w:t>
-            </w:r>
-          </w:p>
-        </w:tc>
-        <w:tc>
-          <w:tcPr>
-            <w:tcW w:type="dxa" w:w="3009"/>
-          </w:tcPr>
-          <w:p>
-            <w:r/>
-            <w:r>
-              <w:rPr>
-                <w:rFonts w:ascii="Times New Roman" w:hAnsi="Times New Roman"/>
-                <w:b w:val="0"/>
-                <w:i w:val="0"/>
-                <w:sz w:val="18"/>
-              </w:rPr>
-              <w:t>2</w:t>
-            </w:r>
-          </w:p>
-        </w:tc>
-        <w:tc>
-          <w:tcPr>
-            <w:tcW w:type="dxa" w:w="3009"/>
-          </w:tcPr>
-          <w:p>
-            <w:r/>
-            <w:r>
-              <w:rPr>
-                <w:rFonts w:ascii="Times New Roman" w:hAnsi="Times New Roman"/>
-                <w:b w:val="0"/>
-                <w:i w:val="0"/>
-                <w:sz w:val="18"/>
-              </w:rPr>
-              <w:t>2.3</w:t>
+              <w:t>4.6</w:t>
             </w:r>
           </w:p>
         </w:tc>
@@ -7850,7 +7764,7 @@
                 <w:i w:val="0"/>
                 <w:sz w:val="18"/>
               </w:rPr>
-              <w:t>2.3</w:t>
+              <w:t>3.1</w:t>
             </w:r>
           </w:p>
         </w:tc>
@@ -7869,7 +7783,7 @@
                 <w:i w:val="0"/>
                 <w:sz w:val="18"/>
               </w:rPr>
-              <w:t>España</w:t>
+              <w:t>Estados Unidos</w:t>
             </w:r>
           </w:p>
         </w:tc>
@@ -7903,7 +7817,7 @@
                 <w:i w:val="0"/>
                 <w:sz w:val="18"/>
               </w:rPr>
-              <w:t>2.3</w:t>
+              <w:t>3.1</w:t>
             </w:r>
           </w:p>
         </w:tc>
@@ -7922,7 +7836,7 @@
                 <w:i w:val="0"/>
                 <w:sz w:val="18"/>
               </w:rPr>
-              <w:t>Israel</w:t>
+              <w:t>Otros 9 países, un estudio cada uno</w:t>
             </w:r>
           </w:p>
         </w:tc>
@@ -7939,7 +7853,7 @@
                 <w:i w:val="0"/>
                 <w:sz w:val="18"/>
               </w:rPr>
-              <w:t>2</w:t>
+              <w:t>9</w:t>
             </w:r>
           </w:p>
         </w:tc>
@@ -7956,60 +7870,7 @@
                 <w:i w:val="0"/>
                 <w:sz w:val="18"/>
               </w:rPr>
-              <w:t>2.3</w:t>
-            </w:r>
-          </w:p>
-        </w:tc>
-      </w:tr>
-      <w:tr>
-        <w:tc>
-          <w:tcPr>
-            <w:tcW w:type="dxa" w:w="3009"/>
-          </w:tcPr>
-          <w:p>
-            <w:r/>
-            <w:r>
-              <w:rPr>
-                <w:rFonts w:ascii="Times New Roman" w:hAnsi="Times New Roman"/>
-                <w:b w:val="0"/>
-                <w:i w:val="0"/>
-                <w:sz w:val="18"/>
-              </w:rPr>
-              <w:t>Otros 8 países, un estudio cada uno</w:t>
-            </w:r>
-          </w:p>
-        </w:tc>
-        <w:tc>
-          <w:tcPr>
-            <w:tcW w:type="dxa" w:w="3009"/>
-          </w:tcPr>
-          <w:p>
-            <w:r/>
-            <w:r>
-              <w:rPr>
-                <w:rFonts w:ascii="Times New Roman" w:hAnsi="Times New Roman"/>
-                <w:b w:val="0"/>
-                <w:i w:val="0"/>
-                <w:sz w:val="18"/>
-              </w:rPr>
-              <w:t>8</w:t>
-            </w:r>
-          </w:p>
-        </w:tc>
-        <w:tc>
-          <w:tcPr>
-            <w:tcW w:type="dxa" w:w="3009"/>
-          </w:tcPr>
-          <w:p>
-            <w:r/>
-            <w:r>
-              <w:rPr>
-                <w:rFonts w:ascii="Times New Roman" w:hAnsi="Times New Roman"/>
-                <w:b w:val="0"/>
-                <w:i w:val="0"/>
-                <w:sz w:val="18"/>
-              </w:rPr>
-              <w:t>9.3</w:t>
+              <w:t>13.8</w:t>
             </w:r>
           </w:p>
         </w:tc>
@@ -8045,7 +7906,7 @@
                 <w:i w:val="0"/>
                 <w:sz w:val="18"/>
               </w:rPr>
-              <w:t>54</w:t>
+              <w:t>41</w:t>
             </w:r>
           </w:p>
         </w:tc>
@@ -8062,7 +7923,7 @@
                 <w:i w:val="0"/>
                 <w:sz w:val="18"/>
               </w:rPr>
-              <w:t>62.8</w:t>
+              <w:t>63.1</w:t>
             </w:r>
           </w:p>
         </w:tc>
@@ -8100,17 +7961,16 @@
         <w:tblLook w:firstColumn="1" w:firstRow="1" w:lastColumn="0" w:lastRow="0" w:noHBand="0" w:noVBand="1" w:val="04A0"/>
       </w:tblPr>
       <w:tblGrid>
-        <w:gridCol w:w="1504"/>
-        <w:gridCol w:w="1504"/>
-        <w:gridCol w:w="1504"/>
-        <w:gridCol w:w="1504"/>
-        <w:gridCol w:w="1504"/>
-        <w:gridCol w:w="1504"/>
+        <w:gridCol w:w="1805"/>
+        <w:gridCol w:w="1805"/>
+        <w:gridCol w:w="1805"/>
+        <w:gridCol w:w="1805"/>
+        <w:gridCol w:w="1805"/>
       </w:tblGrid>
       <w:tr>
         <w:tc>
           <w:tcPr>
-            <w:tcW w:type="dxa" w:w="1504"/>
+            <w:tcW w:type="dxa" w:w="1805"/>
           </w:tcPr>
           <w:p>
             <w:r/>
@@ -8127,7 +7987,7 @@
         </w:tc>
         <w:tc>
           <w:tcPr>
-            <w:tcW w:type="dxa" w:w="1504"/>
+            <w:tcW w:type="dxa" w:w="1805"/>
           </w:tcPr>
           <w:p>
             <w:r/>
@@ -8144,7 +8004,7 @@
         </w:tc>
         <w:tc>
           <w:tcPr>
-            <w:tcW w:type="dxa" w:w="1504"/>
+            <w:tcW w:type="dxa" w:w="1805"/>
           </w:tcPr>
           <w:p>
             <w:r/>
@@ -8161,7 +8021,7 @@
         </w:tc>
         <w:tc>
           <w:tcPr>
-            <w:tcW w:type="dxa" w:w="1504"/>
+            <w:tcW w:type="dxa" w:w="1805"/>
           </w:tcPr>
           <w:p>
             <w:r/>
@@ -8178,7 +8038,7 @@
         </w:tc>
         <w:tc>
           <w:tcPr>
-            <w:tcW w:type="dxa" w:w="1504"/>
+            <w:tcW w:type="dxa" w:w="1805"/>
           </w:tcPr>
           <w:p>
             <w:r/>
@@ -8193,28 +8053,11 @@
             </w:r>
           </w:p>
         </w:tc>
-        <w:tc>
-          <w:tcPr>
-            <w:tcW w:type="dxa" w:w="1504"/>
-          </w:tcPr>
-          <w:p>
-            <w:r/>
-            <w:r>
-              <w:rPr>
-                <w:rFonts w:ascii="Times New Roman" w:hAnsi="Times New Roman"/>
-                <w:b/>
-                <w:i w:val="0"/>
-                <w:sz w:val="18"/>
-              </w:rPr>
-              <w:t>Texto completo no recuperado</w:t>
-            </w:r>
-          </w:p>
-        </w:tc>
       </w:tr>
       <w:tr>
         <w:tc>
           <w:tcPr>
-            <w:tcW w:type="dxa" w:w="1504"/>
+            <w:tcW w:type="dxa" w:w="1805"/>
           </w:tcPr>
           <w:p>
             <w:r/>
@@ -8231,7 +8074,7 @@
         </w:tc>
         <w:tc>
           <w:tcPr>
-            <w:tcW w:type="dxa" w:w="1504"/>
+            <w:tcW w:type="dxa" w:w="1805"/>
           </w:tcPr>
           <w:p>
             <w:r/>
@@ -8242,13 +8085,13 @@
                 <w:i w:val="0"/>
                 <w:sz w:val="18"/>
               </w:rPr>
-              <w:t>50 (58.1 %)</w:t>
+              <w:t>33 (50.8 %)</w:t>
             </w:r>
           </w:p>
         </w:tc>
         <w:tc>
           <w:tcPr>
-            <w:tcW w:type="dxa" w:w="1504"/>
+            <w:tcW w:type="dxa" w:w="1805"/>
           </w:tcPr>
           <w:p>
             <w:r/>
@@ -8265,7 +8108,7 @@
         </w:tc>
         <w:tc>
           <w:tcPr>
-            <w:tcW w:type="dxa" w:w="1504"/>
+            <w:tcW w:type="dxa" w:w="1805"/>
           </w:tcPr>
           <w:p>
             <w:r/>
@@ -8282,7 +8125,7 @@
         </w:tc>
         <w:tc>
           <w:tcPr>
-            <w:tcW w:type="dxa" w:w="1504"/>
+            <w:tcW w:type="dxa" w:w="1805"/>
           </w:tcPr>
           <w:p>
             <w:r/>
@@ -8297,28 +8140,11 @@
             </w:r>
           </w:p>
         </w:tc>
-        <w:tc>
-          <w:tcPr>
-            <w:tcW w:type="dxa" w:w="1504"/>
-          </w:tcPr>
-          <w:p>
-            <w:r/>
-            <w:r>
-              <w:rPr>
-                <w:rFonts w:ascii="Times New Roman" w:hAnsi="Times New Roman"/>
-                <w:b w:val="0"/>
-                <w:i w:val="0"/>
-                <w:sz w:val="18"/>
-              </w:rPr>
-              <w:t>21</w:t>
-            </w:r>
-          </w:p>
-        </w:tc>
       </w:tr>
       <w:tr>
         <w:tc>
           <w:tcPr>
-            <w:tcW w:type="dxa" w:w="1504"/>
+            <w:tcW w:type="dxa" w:w="1805"/>
           </w:tcPr>
           <w:p>
             <w:r/>
@@ -8353,7 +8179,7 @@
         </w:tc>
         <w:tc>
           <w:tcPr>
-            <w:tcW w:type="dxa" w:w="1504"/>
+            <w:tcW w:type="dxa" w:w="1805"/>
           </w:tcPr>
           <w:p>
             <w:r/>
@@ -8364,13 +8190,13 @@
                 <w:i w:val="0"/>
                 <w:sz w:val="18"/>
               </w:rPr>
-              <w:t>29 (33.7 %)</w:t>
+              <w:t>17 (26.2 %)</w:t>
             </w:r>
           </w:p>
         </w:tc>
         <w:tc>
           <w:tcPr>
-            <w:tcW w:type="dxa" w:w="1504"/>
+            <w:tcW w:type="dxa" w:w="1805"/>
           </w:tcPr>
           <w:p>
             <w:r/>
@@ -8387,7 +8213,7 @@
         </w:tc>
         <w:tc>
           <w:tcPr>
-            <w:tcW w:type="dxa" w:w="1504"/>
+            <w:tcW w:type="dxa" w:w="1805"/>
           </w:tcPr>
           <w:p>
             <w:r/>
@@ -8404,7 +8230,7 @@
         </w:tc>
         <w:tc>
           <w:tcPr>
-            <w:tcW w:type="dxa" w:w="1504"/>
+            <w:tcW w:type="dxa" w:w="1805"/>
           </w:tcPr>
           <w:p>
             <w:r/>
@@ -8419,28 +8245,11 @@
             </w:r>
           </w:p>
         </w:tc>
-        <w:tc>
-          <w:tcPr>
-            <w:tcW w:type="dxa" w:w="1504"/>
-          </w:tcPr>
-          <w:p>
-            <w:r/>
-            <w:r>
-              <w:rPr>
-                <w:rFonts w:ascii="Times New Roman" w:hAnsi="Times New Roman"/>
-                <w:b w:val="0"/>
-                <w:i w:val="0"/>
-                <w:sz w:val="18"/>
-              </w:rPr>
-              <w:t>21</w:t>
-            </w:r>
-          </w:p>
-        </w:tc>
       </w:tr>
       <w:tr>
         <w:tc>
           <w:tcPr>
-            <w:tcW w:type="dxa" w:w="1504"/>
+            <w:tcW w:type="dxa" w:w="1805"/>
           </w:tcPr>
           <w:p>
             <w:r/>
@@ -8457,7 +8266,7 @@
         </w:tc>
         <w:tc>
           <w:tcPr>
-            <w:tcW w:type="dxa" w:w="1504"/>
+            <w:tcW w:type="dxa" w:w="1805"/>
           </w:tcPr>
           <w:p>
             <w:r/>
@@ -8468,13 +8277,13 @@
                 <w:i w:val="0"/>
                 <w:sz w:val="18"/>
               </w:rPr>
-              <w:t>44 (51.2 %)</w:t>
+              <w:t>32 (49.2 %)</w:t>
             </w:r>
           </w:p>
         </w:tc>
         <w:tc>
           <w:tcPr>
-            <w:tcW w:type="dxa" w:w="1504"/>
+            <w:tcW w:type="dxa" w:w="1805"/>
           </w:tcPr>
           <w:p>
             <w:r/>
@@ -8491,7 +8300,7 @@
         </w:tc>
         <w:tc>
           <w:tcPr>
-            <w:tcW w:type="dxa" w:w="1504"/>
+            <w:tcW w:type="dxa" w:w="1805"/>
           </w:tcPr>
           <w:p>
             <w:r/>
@@ -8508,7 +8317,7 @@
         </w:tc>
         <w:tc>
           <w:tcPr>
-            <w:tcW w:type="dxa" w:w="1504"/>
+            <w:tcW w:type="dxa" w:w="1805"/>
           </w:tcPr>
           <w:p>
             <w:r/>
@@ -8523,28 +8332,11 @@
             </w:r>
           </w:p>
         </w:tc>
-        <w:tc>
-          <w:tcPr>
-            <w:tcW w:type="dxa" w:w="1504"/>
-          </w:tcPr>
-          <w:p>
-            <w:r/>
-            <w:r>
-              <w:rPr>
-                <w:rFonts w:ascii="Times New Roman" w:hAnsi="Times New Roman"/>
-                <w:b w:val="0"/>
-                <w:i w:val="0"/>
-                <w:sz w:val="18"/>
-              </w:rPr>
-              <w:t>21</w:t>
-            </w:r>
-          </w:p>
-        </w:tc>
       </w:tr>
       <w:tr>
         <w:tc>
           <w:tcPr>
-            <w:tcW w:type="dxa" w:w="1504"/>
+            <w:tcW w:type="dxa" w:w="1805"/>
           </w:tcPr>
           <w:p>
             <w:r/>
@@ -8561,7 +8353,7 @@
         </w:tc>
         <w:tc>
           <w:tcPr>
-            <w:tcW w:type="dxa" w:w="1504"/>
+            <w:tcW w:type="dxa" w:w="1805"/>
           </w:tcPr>
           <w:p>
             <w:r/>
@@ -8572,13 +8364,13 @@
                 <w:i w:val="0"/>
                 <w:sz w:val="18"/>
               </w:rPr>
-              <w:t>53 (61.6 %)</w:t>
+              <w:t>36 (55.4 %)</w:t>
             </w:r>
           </w:p>
         </w:tc>
         <w:tc>
           <w:tcPr>
-            <w:tcW w:type="dxa" w:w="1504"/>
+            <w:tcW w:type="dxa" w:w="1805"/>
           </w:tcPr>
           <w:p>
             <w:r/>
@@ -8595,7 +8387,7 @@
         </w:tc>
         <w:tc>
           <w:tcPr>
-            <w:tcW w:type="dxa" w:w="1504"/>
+            <w:tcW w:type="dxa" w:w="1805"/>
           </w:tcPr>
           <w:p>
             <w:r/>
@@ -8612,7 +8404,7 @@
         </w:tc>
         <w:tc>
           <w:tcPr>
-            <w:tcW w:type="dxa" w:w="1504"/>
+            <w:tcW w:type="dxa" w:w="1805"/>
           </w:tcPr>
           <w:p>
             <w:r/>
@@ -8627,28 +8419,11 @@
             </w:r>
           </w:p>
         </w:tc>
-        <w:tc>
-          <w:tcPr>
-            <w:tcW w:type="dxa" w:w="1504"/>
-          </w:tcPr>
-          <w:p>
-            <w:r/>
-            <w:r>
-              <w:rPr>
-                <w:rFonts w:ascii="Times New Roman" w:hAnsi="Times New Roman"/>
-                <w:b w:val="0"/>
-                <w:i w:val="0"/>
-                <w:sz w:val="18"/>
-              </w:rPr>
-              <w:t>21</w:t>
-            </w:r>
-          </w:p>
-        </w:tc>
       </w:tr>
       <w:tr>
         <w:tc>
           <w:tcPr>
-            <w:tcW w:type="dxa" w:w="1504"/>
+            <w:tcW w:type="dxa" w:w="1805"/>
           </w:tcPr>
           <w:p>
             <w:r/>
@@ -8683,7 +8458,7 @@
         </w:tc>
         <w:tc>
           <w:tcPr>
-            <w:tcW w:type="dxa" w:w="1504"/>
+            <w:tcW w:type="dxa" w:w="1805"/>
           </w:tcPr>
           <w:p>
             <w:r/>
@@ -8694,13 +8469,13 @@
                 <w:i w:val="0"/>
                 <w:sz w:val="18"/>
               </w:rPr>
-              <w:t>84 (97.7 %)</w:t>
+              <w:t>63 (96.9 %)</w:t>
             </w:r>
           </w:p>
         </w:tc>
         <w:tc>
           <w:tcPr>
-            <w:tcW w:type="dxa" w:w="1504"/>
+            <w:tcW w:type="dxa" w:w="1805"/>
           </w:tcPr>
           <w:p>
             <w:r/>
@@ -8717,7 +8492,7 @@
         </w:tc>
         <w:tc>
           <w:tcPr>
-            <w:tcW w:type="dxa" w:w="1504"/>
+            <w:tcW w:type="dxa" w:w="1805"/>
           </w:tcPr>
           <w:p>
             <w:r/>
@@ -8734,7 +8509,7 @@
         </w:tc>
         <w:tc>
           <w:tcPr>
-            <w:tcW w:type="dxa" w:w="1504"/>
+            <w:tcW w:type="dxa" w:w="1805"/>
           </w:tcPr>
           <w:p>
             <w:r/>
@@ -8749,23 +8524,6 @@
             </w:r>
           </w:p>
         </w:tc>
-        <w:tc>
-          <w:tcPr>
-            <w:tcW w:type="dxa" w:w="1504"/>
-          </w:tcPr>
-          <w:p>
-            <w:r/>
-            <w:r>
-              <w:rPr>
-                <w:rFonts w:ascii="Times New Roman" w:hAnsi="Times New Roman"/>
-                <w:b w:val="0"/>
-                <w:i w:val="0"/>
-                <w:sz w:val="18"/>
-              </w:rPr>
-              <w:t>21</w:t>
-            </w:r>
-          </w:p>
-        </w:tc>
       </w:tr>
     </w:tbl>
     <w:p/>
@@ -8789,7 +8547,7 @@
           <w:i w:val="0"/>
           <w:sz w:val="18"/>
         </w:rPr>
-        <w:t xml:space="preserve"> Comparación entre los estudios con y sin texto completo obtenido.</w:t>
+        <w:t xml:space="preserve"> Lo que el criterio del texto completo deja fuera: estudios incluidos frente a excluidos por no disponer del artículo.</w:t>
       </w:r>
     </w:p>
     <w:tbl>
@@ -8826,7 +8584,7 @@
                 <w:i w:val="0"/>
                 <w:sz w:val="18"/>
               </w:rPr>
-              <w:t>Con texto completo</w:t>
+              <w:t>Incluidos (texto completo leído)</w:t>
             </w:r>
           </w:p>
         </w:tc>
@@ -8843,7 +8601,7 @@
                 <w:i w:val="0"/>
                 <w:sz w:val="18"/>
               </w:rPr>
-              <w:t>Sin texto completo</w:t>
+              <w:t>Excluidos por no tener el texto completo</w:t>
             </w:r>
           </w:p>
         </w:tc>
@@ -8896,7 +8654,7 @@
                 <w:i w:val="0"/>
                 <w:sz w:val="18"/>
               </w:rPr>
-              <w:t>21</w:t>
+              <w:t>25</w:t>
             </w:r>
           </w:p>
         </w:tc>
@@ -8949,7 +8707,7 @@
                 <w:i w:val="0"/>
                 <w:sz w:val="18"/>
               </w:rPr>
-              <w:t>5</w:t>
+              <w:t>7</w:t>
             </w:r>
           </w:p>
         </w:tc>
@@ -9002,7 +8760,7 @@
                 <w:i w:val="0"/>
                 <w:sz w:val="18"/>
               </w:rPr>
-              <w:t>23.8</w:t>
+              <w:t>28.0</w:t>
             </w:r>
           </w:p>
         </w:tc>
@@ -9108,7 +8866,7 @@
                 <w:i w:val="0"/>
                 <w:sz w:val="18"/>
               </w:rPr>
-              <w:t>4</w:t>
+              <w:t>5</w:t>
             </w:r>
           </w:p>
         </w:tc>
@@ -9161,7 +8919,7 @@
                 <w:i w:val="0"/>
                 <w:sz w:val="18"/>
               </w:rPr>
-              <w:t>206</w:t>
+              <w:t>316</w:t>
             </w:r>
           </w:p>
         </w:tc>
@@ -10274,6 +10032,93 @@
           </w:tcPr>
           <w:p>
             <w:r/>
+            <w:r>
+              <w:rPr>
+                <w:rFonts w:ascii="Times New Roman" w:hAnsi="Times New Roman"/>
+                <w:b w:val="0"/>
+                <w:i w:val="0"/>
+                <w:sz w:val="18"/>
+              </w:rPr>
+              <w:t>NOPDF</w:t>
+            </w:r>
+          </w:p>
+        </w:tc>
+        <w:tc>
+          <w:tcPr>
+            <w:tcW w:type="dxa" w:w="1805"/>
+          </w:tcPr>
+          <w:p>
+            <w:r/>
+            <w:r>
+              <w:rPr>
+                <w:rFonts w:ascii="Times New Roman" w:hAnsi="Times New Roman"/>
+                <w:b w:val="0"/>
+                <w:i w:val="0"/>
+                <w:sz w:val="18"/>
+              </w:rPr>
+              <w:t>Sin PDF del articulo completo con acceso: el texto no se obtuvo, o el estudio solo existe como resumen de congreso o ficha de registro</w:t>
+            </w:r>
+          </w:p>
+        </w:tc>
+        <w:tc>
+          <w:tcPr>
+            <w:tcW w:type="dxa" w:w="1805"/>
+          </w:tcPr>
+          <w:p>
+            <w:r/>
+            <w:r>
+              <w:rPr>
+                <w:rFonts w:ascii="Times New Roman" w:hAnsi="Times New Roman"/>
+                <w:b w:val="0"/>
+                <w:i w:val="0"/>
+                <w:sz w:val="18"/>
+              </w:rPr>
+              <w:t>0</w:t>
+            </w:r>
+          </w:p>
+        </w:tc>
+        <w:tc>
+          <w:tcPr>
+            <w:tcW w:type="dxa" w:w="1805"/>
+          </w:tcPr>
+          <w:p>
+            <w:r/>
+            <w:r>
+              <w:rPr>
+                <w:rFonts w:ascii="Times New Roman" w:hAnsi="Times New Roman"/>
+                <w:b w:val="0"/>
+                <w:i w:val="0"/>
+                <w:sz w:val="18"/>
+              </w:rPr>
+              <w:t>0</w:t>
+            </w:r>
+          </w:p>
+        </w:tc>
+        <w:tc>
+          <w:tcPr>
+            <w:tcW w:type="dxa" w:w="1805"/>
+          </w:tcPr>
+          <w:p>
+            <w:r/>
+            <w:r>
+              <w:rPr>
+                <w:rFonts w:ascii="Times New Roman" w:hAnsi="Times New Roman"/>
+                <w:b w:val="0"/>
+                <w:i w:val="0"/>
+                <w:sz w:val="18"/>
+              </w:rPr>
+              <w:t>0</w:t>
+            </w:r>
+          </w:p>
+        </w:tc>
+      </w:tr>
+      <w:tr>
+        <w:tc>
+          <w:tcPr>
+            <w:tcW w:type="dxa" w:w="1805"/>
+          </w:tcPr>
+          <w:p>
+            <w:r/>
           </w:p>
         </w:tc>
         <w:tc>
@@ -10367,7 +10212,7 @@
           <w:i w:val="0"/>
           <w:sz w:val="18"/>
         </w:rPr>
-        <w:t xml:space="preserve"> Completitud de reporte de los cinco desenlaces declarados, sobre la extracción adjudicada (n = 94 brazos).</w:t>
+        <w:t xml:space="preserve"> Completitud de reporte de los cinco desenlaces declarados, sobre la extracción adjudicada (n = 73 brazos).</w:t>
       </w:r>
     </w:p>
     <w:tbl>
@@ -10378,16 +10223,15 @@
         <w:tblLook w:firstColumn="1" w:firstRow="1" w:lastColumn="0" w:lastRow="0" w:noHBand="0" w:noVBand="1" w:val="04A0"/>
       </w:tblPr>
       <w:tblGrid>
-        <w:gridCol w:w="1805"/>
-        <w:gridCol w:w="1805"/>
-        <w:gridCol w:w="1805"/>
-        <w:gridCol w:w="1805"/>
-        <w:gridCol w:w="1805"/>
+        <w:gridCol w:w="2256"/>
+        <w:gridCol w:w="2256"/>
+        <w:gridCol w:w="2256"/>
+        <w:gridCol w:w="2256"/>
       </w:tblGrid>
       <w:tr>
         <w:tc>
           <w:tcPr>
-            <w:tcW w:type="dxa" w:w="1805"/>
+            <w:tcW w:type="dxa" w:w="2256"/>
           </w:tcPr>
           <w:p>
             <w:r/>
@@ -10404,7 +10248,7 @@
         </w:tc>
         <w:tc>
           <w:tcPr>
-            <w:tcW w:type="dxa" w:w="1805"/>
+            <w:tcW w:type="dxa" w:w="2256"/>
           </w:tcPr>
           <w:p>
             <w:r/>
@@ -10421,7 +10265,7 @@
         </w:tc>
         <w:tc>
           <w:tcPr>
-            <w:tcW w:type="dxa" w:w="1805"/>
+            <w:tcW w:type="dxa" w:w="2256"/>
           </w:tcPr>
           <w:p>
             <w:r/>
@@ -10432,30 +10276,13 @@
                 <w:i w:val="0"/>
                 <w:sz w:val="18"/>
               </w:rPr>
-              <w:t>% de los 94 brazos</w:t>
+              <w:t>% de los 73 brazos</w:t>
             </w:r>
           </w:p>
         </w:tc>
         <w:tc>
           <w:tcPr>
-            <w:tcW w:type="dxa" w:w="1805"/>
-          </w:tcPr>
-          <w:p>
-            <w:r/>
-            <w:r>
-              <w:rPr>
-                <w:rFonts w:ascii="Times New Roman" w:hAnsi="Times New Roman"/>
-                <w:b/>
-                <w:i w:val="0"/>
-                <w:sz w:val="18"/>
-              </w:rPr>
-              <w:t>% de los 73 brazos legibles</w:t>
-            </w:r>
-          </w:p>
-        </w:tc>
-        <w:tc>
-          <w:tcPr>
-            <w:tcW w:type="dxa" w:w="1805"/>
+            <w:tcW w:type="dxa" w:w="2256"/>
           </w:tcPr>
           <w:p>
             <w:r/>
@@ -10474,7 +10301,7 @@
       <w:tr>
         <w:tc>
           <w:tcPr>
-            <w:tcW w:type="dxa" w:w="1805"/>
+            <w:tcW w:type="dxa" w:w="2256"/>
           </w:tcPr>
           <w:p>
             <w:r/>
@@ -10491,7 +10318,147 @@
         </w:tc>
         <w:tc>
           <w:tcPr>
-            <w:tcW w:type="dxa" w:w="1805"/>
+            <w:tcW w:type="dxa" w:w="2256"/>
+          </w:tcPr>
+          <w:p>
+            <w:r/>
+            <w:r>
+              <w:rPr>
+                <w:rFonts w:ascii="Times New Roman" w:hAnsi="Times New Roman"/>
+                <w:b w:val="0"/>
+                <w:i w:val="0"/>
+                <w:sz w:val="18"/>
+              </w:rPr>
+              <w:t>64</w:t>
+            </w:r>
+          </w:p>
+        </w:tc>
+        <w:tc>
+          <w:tcPr>
+            <w:tcW w:type="dxa" w:w="2256"/>
+          </w:tcPr>
+          <w:p>
+            <w:r/>
+            <w:r>
+              <w:rPr>
+                <w:rFonts w:ascii="Times New Roman" w:hAnsi="Times New Roman"/>
+                <w:b w:val="0"/>
+                <w:i w:val="0"/>
+                <w:sz w:val="18"/>
+              </w:rPr>
+              <w:t>87.7</w:t>
+            </w:r>
+          </w:p>
+        </w:tc>
+        <w:tc>
+          <w:tcPr>
+            <w:tcW w:type="dxa" w:w="2256"/>
+          </w:tcPr>
+          <w:p>
+            <w:r/>
+            <w:r>
+              <w:rPr>
+                <w:rFonts w:ascii="Times New Roman" w:hAnsi="Times New Roman"/>
+                <w:b w:val="0"/>
+                <w:i w:val="0"/>
+                <w:sz w:val="18"/>
+              </w:rPr>
+              <w:t>98.4</w:t>
+            </w:r>
+          </w:p>
+        </w:tc>
+      </w:tr>
+      <w:tr>
+        <w:tc>
+          <w:tcPr>
+            <w:tcW w:type="dxa" w:w="2256"/>
+          </w:tcPr>
+          <w:p>
+            <w:r/>
+            <w:r>
+              <w:rPr>
+                <w:rFonts w:ascii="Times New Roman" w:hAnsi="Times New Roman"/>
+                <w:b w:val="0"/>
+                <w:i w:val="0"/>
+                <w:sz w:val="18"/>
+              </w:rPr>
+              <w:t>Erradicación microbiológica</w:t>
+            </w:r>
+          </w:p>
+        </w:tc>
+        <w:tc>
+          <w:tcPr>
+            <w:tcW w:type="dxa" w:w="2256"/>
+          </w:tcPr>
+          <w:p>
+            <w:r/>
+            <w:r>
+              <w:rPr>
+                <w:rFonts w:ascii="Times New Roman" w:hAnsi="Times New Roman"/>
+                <w:b w:val="0"/>
+                <w:i w:val="0"/>
+                <w:sz w:val="18"/>
+              </w:rPr>
+              <w:t>53</w:t>
+            </w:r>
+          </w:p>
+        </w:tc>
+        <w:tc>
+          <w:tcPr>
+            <w:tcW w:type="dxa" w:w="2256"/>
+          </w:tcPr>
+          <w:p>
+            <w:r/>
+            <w:r>
+              <w:rPr>
+                <w:rFonts w:ascii="Times New Roman" w:hAnsi="Times New Roman"/>
+                <w:b w:val="0"/>
+                <w:i w:val="0"/>
+                <w:sz w:val="18"/>
+              </w:rPr>
+              <w:t>72.6</w:t>
+            </w:r>
+          </w:p>
+        </w:tc>
+        <w:tc>
+          <w:tcPr>
+            <w:tcW w:type="dxa" w:w="2256"/>
+          </w:tcPr>
+          <w:p>
+            <w:r/>
+            <w:r>
+              <w:rPr>
+                <w:rFonts w:ascii="Times New Roman" w:hAnsi="Times New Roman"/>
+                <w:b w:val="0"/>
+                <w:i w:val="0"/>
+                <w:sz w:val="18"/>
+              </w:rPr>
+              <w:t>100.0</w:t>
+            </w:r>
+          </w:p>
+        </w:tc>
+      </w:tr>
+      <w:tr>
+        <w:tc>
+          <w:tcPr>
+            <w:tcW w:type="dxa" w:w="2256"/>
+          </w:tcPr>
+          <w:p>
+            <w:r/>
+            <w:r>
+              <w:rPr>
+                <w:rFonts w:ascii="Times New Roman" w:hAnsi="Times New Roman"/>
+                <w:b w:val="0"/>
+                <w:i w:val="0"/>
+                <w:sz w:val="18"/>
+              </w:rPr>
+              <w:t>Mortalidad</w:t>
+            </w:r>
+          </w:p>
+        </w:tc>
+        <w:tc>
+          <w:tcPr>
+            <w:tcW w:type="dxa" w:w="2256"/>
           </w:tcPr>
           <w:p>
             <w:r/>
@@ -10508,7 +10475,7 @@
         </w:tc>
         <w:tc>
           <w:tcPr>
-            <w:tcW w:type="dxa" w:w="1805"/>
+            <w:tcW w:type="dxa" w:w="2256"/>
           </w:tcPr>
           <w:p>
             <w:r/>
@@ -10519,30 +10486,13 @@
                 <w:i w:val="0"/>
                 <w:sz w:val="18"/>
               </w:rPr>
-              <w:t>70.2</w:t>
+              <w:t>90.4</w:t>
             </w:r>
           </w:p>
         </w:tc>
         <w:tc>
           <w:tcPr>
-            <w:tcW w:type="dxa" w:w="1805"/>
-          </w:tcPr>
-          <w:p>
-            <w:r/>
-            <w:r>
-              <w:rPr>
-                <w:rFonts w:ascii="Times New Roman" w:hAnsi="Times New Roman"/>
-                <w:b w:val="0"/>
-                <w:i w:val="0"/>
-                <w:sz w:val="18"/>
-              </w:rPr>
-              <w:t>87.7</w:t>
-            </w:r>
-          </w:p>
-        </w:tc>
-        <w:tc>
-          <w:tcPr>
-            <w:tcW w:type="dxa" w:w="1805"/>
+            <w:tcW w:type="dxa" w:w="2256"/>
           </w:tcPr>
           <w:p>
             <w:r/>
@@ -10561,7 +10511,7 @@
       <w:tr>
         <w:tc>
           <w:tcPr>
-            <w:tcW w:type="dxa" w:w="1805"/>
+            <w:tcW w:type="dxa" w:w="2256"/>
           </w:tcPr>
           <w:p>
             <w:r/>
@@ -10572,13 +10522,13 @@
                 <w:i w:val="0"/>
                 <w:sz w:val="18"/>
               </w:rPr>
-              <w:t>Erradicación microbiológica</w:t>
+              <w:t>Eventos adversos</w:t>
             </w:r>
           </w:p>
         </w:tc>
         <w:tc>
           <w:tcPr>
-            <w:tcW w:type="dxa" w:w="1805"/>
+            <w:tcW w:type="dxa" w:w="2256"/>
           </w:tcPr>
           <w:p>
             <w:r/>
@@ -10589,13 +10539,13 @@
                 <w:i w:val="0"/>
                 <w:sz w:val="18"/>
               </w:rPr>
-              <w:t>54</w:t>
+              <w:t>65</w:t>
             </w:r>
           </w:p>
         </w:tc>
         <w:tc>
           <w:tcPr>
-            <w:tcW w:type="dxa" w:w="1805"/>
+            <w:tcW w:type="dxa" w:w="2256"/>
           </w:tcPr>
           <w:p>
             <w:r/>
@@ -10606,30 +10556,13 @@
                 <w:i w:val="0"/>
                 <w:sz w:val="18"/>
               </w:rPr>
-              <w:t>57.4</w:t>
+              <w:t>89.0</w:t>
             </w:r>
           </w:p>
         </w:tc>
         <w:tc>
           <w:tcPr>
-            <w:tcW w:type="dxa" w:w="1805"/>
-          </w:tcPr>
-          <w:p>
-            <w:r/>
-            <w:r>
-              <w:rPr>
-                <w:rFonts w:ascii="Times New Roman" w:hAnsi="Times New Roman"/>
-                <w:b w:val="0"/>
-                <w:i w:val="0"/>
-                <w:sz w:val="18"/>
-              </w:rPr>
-              <w:t>72.6</w:t>
-            </w:r>
-          </w:p>
-        </w:tc>
-        <w:tc>
-          <w:tcPr>
-            <w:tcW w:type="dxa" w:w="1805"/>
+            <w:tcW w:type="dxa" w:w="2256"/>
           </w:tcPr>
           <w:p>
             <w:r/>
@@ -10648,181 +10581,7 @@
       <w:tr>
         <w:tc>
           <w:tcPr>
-            <w:tcW w:type="dxa" w:w="1805"/>
-          </w:tcPr>
-          <w:p>
-            <w:r/>
-            <w:r>
-              <w:rPr>
-                <w:rFonts w:ascii="Times New Roman" w:hAnsi="Times New Roman"/>
-                <w:b w:val="0"/>
-                <w:i w:val="0"/>
-                <w:sz w:val="18"/>
-              </w:rPr>
-              <w:t>Mortalidad</w:t>
-            </w:r>
-          </w:p>
-        </w:tc>
-        <w:tc>
-          <w:tcPr>
-            <w:tcW w:type="dxa" w:w="1805"/>
-          </w:tcPr>
-          <w:p>
-            <w:r/>
-            <w:r>
-              <w:rPr>
-                <w:rFonts w:ascii="Times New Roman" w:hAnsi="Times New Roman"/>
-                <w:b w:val="0"/>
-                <w:i w:val="0"/>
-                <w:sz w:val="18"/>
-              </w:rPr>
-              <w:t>70</w:t>
-            </w:r>
-          </w:p>
-        </w:tc>
-        <w:tc>
-          <w:tcPr>
-            <w:tcW w:type="dxa" w:w="1805"/>
-          </w:tcPr>
-          <w:p>
-            <w:r/>
-            <w:r>
-              <w:rPr>
-                <w:rFonts w:ascii="Times New Roman" w:hAnsi="Times New Roman"/>
-                <w:b w:val="0"/>
-                <w:i w:val="0"/>
-                <w:sz w:val="18"/>
-              </w:rPr>
-              <w:t>74.5</w:t>
-            </w:r>
-          </w:p>
-        </w:tc>
-        <w:tc>
-          <w:tcPr>
-            <w:tcW w:type="dxa" w:w="1805"/>
-          </w:tcPr>
-          <w:p>
-            <w:r/>
-            <w:r>
-              <w:rPr>
-                <w:rFonts w:ascii="Times New Roman" w:hAnsi="Times New Roman"/>
-                <w:b w:val="0"/>
-                <w:i w:val="0"/>
-                <w:sz w:val="18"/>
-              </w:rPr>
-              <w:t>90.4</w:t>
-            </w:r>
-          </w:p>
-        </w:tc>
-        <w:tc>
-          <w:tcPr>
-            <w:tcW w:type="dxa" w:w="1805"/>
-          </w:tcPr>
-          <w:p>
-            <w:r/>
-            <w:r>
-              <w:rPr>
-                <w:rFonts w:ascii="Times New Roman" w:hAnsi="Times New Roman"/>
-                <w:b w:val="0"/>
-                <w:i w:val="0"/>
-                <w:sz w:val="18"/>
-              </w:rPr>
-              <w:t>97.1</w:t>
-            </w:r>
-          </w:p>
-        </w:tc>
-      </w:tr>
-      <w:tr>
-        <w:tc>
-          <w:tcPr>
-            <w:tcW w:type="dxa" w:w="1805"/>
-          </w:tcPr>
-          <w:p>
-            <w:r/>
-            <w:r>
-              <w:rPr>
-                <w:rFonts w:ascii="Times New Roman" w:hAnsi="Times New Roman"/>
-                <w:b w:val="0"/>
-                <w:i w:val="0"/>
-                <w:sz w:val="18"/>
-              </w:rPr>
-              <w:t>Eventos adversos</w:t>
-            </w:r>
-          </w:p>
-        </w:tc>
-        <w:tc>
-          <w:tcPr>
-            <w:tcW w:type="dxa" w:w="1805"/>
-          </w:tcPr>
-          <w:p>
-            <w:r/>
-            <w:r>
-              <w:rPr>
-                <w:rFonts w:ascii="Times New Roman" w:hAnsi="Times New Roman"/>
-                <w:b w:val="0"/>
-                <w:i w:val="0"/>
-                <w:sz w:val="18"/>
-              </w:rPr>
-              <w:t>75</w:t>
-            </w:r>
-          </w:p>
-        </w:tc>
-        <w:tc>
-          <w:tcPr>
-            <w:tcW w:type="dxa" w:w="1805"/>
-          </w:tcPr>
-          <w:p>
-            <w:r/>
-            <w:r>
-              <w:rPr>
-                <w:rFonts w:ascii="Times New Roman" w:hAnsi="Times New Roman"/>
-                <w:b w:val="0"/>
-                <w:i w:val="0"/>
-                <w:sz w:val="18"/>
-              </w:rPr>
-              <w:t>79.8</w:t>
-            </w:r>
-          </w:p>
-        </w:tc>
-        <w:tc>
-          <w:tcPr>
-            <w:tcW w:type="dxa" w:w="1805"/>
-          </w:tcPr>
-          <w:p>
-            <w:r/>
-            <w:r>
-              <w:rPr>
-                <w:rFonts w:ascii="Times New Roman" w:hAnsi="Times New Roman"/>
-                <w:b w:val="0"/>
-                <w:i w:val="0"/>
-                <w:sz w:val="18"/>
-              </w:rPr>
-              <w:t>89.0</w:t>
-            </w:r>
-          </w:p>
-        </w:tc>
-        <w:tc>
-          <w:tcPr>
-            <w:tcW w:type="dxa" w:w="1805"/>
-          </w:tcPr>
-          <w:p>
-            <w:r/>
-            <w:r>
-              <w:rPr>
-                <w:rFonts w:ascii="Times New Roman" w:hAnsi="Times New Roman"/>
-                <w:b w:val="0"/>
-                <w:i w:val="0"/>
-                <w:sz w:val="18"/>
-              </w:rPr>
-              <w:t>100.0</w:t>
-            </w:r>
-          </w:p>
-        </w:tc>
-      </w:tr>
-      <w:tr>
-        <w:tc>
-          <w:tcPr>
-            <w:tcW w:type="dxa" w:w="1805"/>
+            <w:tcW w:type="dxa" w:w="2256"/>
           </w:tcPr>
           <w:p>
             <w:r/>
@@ -10839,7 +10598,7 @@
         </w:tc>
         <w:tc>
           <w:tcPr>
-            <w:tcW w:type="dxa" w:w="1805"/>
+            <w:tcW w:type="dxa" w:w="2256"/>
           </w:tcPr>
           <w:p>
             <w:r/>
@@ -10856,24 +10615,7 @@
         </w:tc>
         <w:tc>
           <w:tcPr>
-            <w:tcW w:type="dxa" w:w="1805"/>
-          </w:tcPr>
-          <w:p>
-            <w:r/>
-            <w:r>
-              <w:rPr>
-                <w:rFonts w:ascii="Times New Roman" w:hAnsi="Times New Roman"/>
-                <w:b w:val="0"/>
-                <w:i w:val="0"/>
-                <w:sz w:val="18"/>
-              </w:rPr>
-              <w:t>27.7</w:t>
-            </w:r>
-          </w:p>
-        </w:tc>
-        <w:tc>
-          <w:tcPr>
-            <w:tcW w:type="dxa" w:w="1805"/>
+            <w:tcW w:type="dxa" w:w="2256"/>
           </w:tcPr>
           <w:p>
             <w:r/>
@@ -10890,7 +10632,7 @@
         </w:tc>
         <w:tc>
           <w:tcPr>
-            <w:tcW w:type="dxa" w:w="1805"/>
+            <w:tcW w:type="dxa" w:w="2256"/>
           </w:tcPr>
           <w:p>
             <w:r/>
@@ -10928,7 +10670,7 @@
           <w:i w:val="0"/>
           <w:sz w:val="18"/>
         </w:rPr>
-        <w:t xml:space="preserve"> Brazos que sobreviven a cada requisito de una proporción agrupada de éxito clínico (n = 94 brazos).</w:t>
+        <w:t xml:space="preserve"> Brazos que sobreviven a cada requisito de una proporción agrupada de éxito clínico (n = 73 brazos).</w:t>
       </w:r>
     </w:p>
     <w:tbl>
@@ -11027,7 +10769,7 @@
                 <w:i w:val="0"/>
                 <w:sz w:val="18"/>
               </w:rPr>
-              <w:t>94</w:t>
+              <w:t>73</w:t>
             </w:r>
           </w:p>
         </w:tc>
@@ -11044,7 +10786,7 @@
                 <w:i w:val="0"/>
                 <w:sz w:val="18"/>
               </w:rPr>
-              <w:t>94 (86 estudios)</w:t>
+              <w:t>73 (65 estudios)</w:t>
             </w:r>
           </w:p>
         </w:tc>
@@ -11080,7 +10822,7 @@
                 <w:i w:val="0"/>
                 <w:sz w:val="18"/>
               </w:rPr>
-              <w:t>15</w:t>
+              <w:t>12</w:t>
             </w:r>
           </w:p>
         </w:tc>
@@ -11150,7 +10892,7 @@
                 <w:i w:val="0"/>
                 <w:sz w:val="18"/>
               </w:rPr>
-              <w:t>66 (62 estudios)</w:t>
+              <w:t>64 (60 estudios)</w:t>
             </w:r>
           </w:p>
         </w:tc>
@@ -11390,7 +11132,7 @@
       <w:r>
         <w:drawing>
           <wp:inline xmlns:a="http://schemas.openxmlformats.org/drawingml/2006/main" xmlns:pic="http://schemas.openxmlformats.org/drawingml/2006/picture">
-            <wp:extent cx="5120640" cy="5548501"/>
+            <wp:extent cx="5120640" cy="5081277"/>
             <wp:docPr id="1" name="Picture 1"/>
             <wp:cNvGraphicFramePr>
               <a:graphicFrameLocks noChangeAspect="1"/>
@@ -11411,7 +11153,7 @@
                   <pic:spPr>
                     <a:xfrm>
                       <a:off x="0" y="0"/>
-                      <a:ext cx="5120640" cy="5548501"/>
+                      <a:ext cx="5120640" cy="5081277"/>
                     </a:xfrm>
                     <a:prstGeom prst="rect"/>
                   </pic:spPr>
@@ -11461,7 +11203,7 @@
           <w:i w:val="0"/>
           <w:sz w:val="22"/>
         </w:rPr>
-        <w:t xml:space="preserve"> La columna izquierda es el flujo principal; las cajas grises de la derecha recogen lo excluido en cada paso, con el desglose por el vocabulario cerrado de seis códigos (ORG, REV, SEC, LAB, VET, OFF; definidos en la Tabla 4). La corriente de registros entra por el lateral y no atraviesa la deduplicación bibliográfica, porque una ficha de registro no tiene DOI con el que colisionar contra un artículo. La caja final de la derecha no forma parte del flujo de selección: informa de cuántos de los estudios incluidos se han podido leer a texto completo hasta la fecha. </w:t>
+        <w:t xml:space="preserve"> La columna izquierda es el flujo principal; las cajas grises de la derecha recogen lo excluido en cada paso, con el desglose por el vocabulario cerrado de seis códigos (ORG, REV, SEC, LAB, VET, OFF; definidos en la Tabla 4). La corriente de registros entra por el lateral y no atraviesa la deduplicación bibliográfica, porque una ficha de registro no tiene DOI con el que colisionar contra un artículo. La caja final recoge los estudios incluidos, todos con el texto completo leído, que es condición de entrada desde el criterio de la sección 2.9. </w:t>
       </w:r>
       <w:r>
         <w:rPr>
@@ -11493,7 +11235,7 @@
           <w:i/>
           <w:sz w:val="18"/>
         </w:rPr>
-        <w:t>Figura 2. Composición del cuerpo de evidencia recuperable (n = 86 estudios).</w:t>
+        <w:t>Figura 2. Composición del cuerpo de evidencia recuperable (n = 65 estudios).</w:t>
       </w:r>
     </w:p>
     <w:p>
@@ -11503,7 +11245,7 @@
       <w:r>
         <w:drawing>
           <wp:inline xmlns:a="http://schemas.openxmlformats.org/drawingml/2006/main" xmlns:pic="http://schemas.openxmlformats.org/drawingml/2006/picture">
-            <wp:extent cx="5120640" cy="2343750"/>
+            <wp:extent cx="5120640" cy="2347675"/>
             <wp:docPr id="2" name="Picture 2"/>
             <wp:cNvGraphicFramePr>
               <a:graphicFrameLocks noChangeAspect="1"/>
@@ -11524,7 +11266,7 @@
                   <pic:spPr>
                     <a:xfrm>
                       <a:off x="0" y="0"/>
-                      <a:ext cx="5120640" cy="2343750"/>
+                      <a:ext cx="5120640" cy="2347675"/>
                     </a:xfrm>
                     <a:prstGeom prst="rect"/>
                   </pic:spPr>
@@ -11592,7 +11334,7 @@
           <w:i w:val="0"/>
           <w:sz w:val="22"/>
         </w:rPr>
-        <w:t xml:space="preserve"> Pre-extracción sistemática desde el resumen de los 86 estudios con publicación recuperable.</w:t>
+        <w:t xml:space="preserve"> Pre-extracción sistemática desde el resumen de los 65 estudios con publicación recuperable.</w:t>
       </w:r>
     </w:p>
     <w:p>
@@ -11776,7 +11518,7 @@
           <w:i w:val="0"/>
           <w:sz w:val="22"/>
         </w:rPr>
-        <w:t xml:space="preserve"> Pre-extracción desde el resumen de los 86 estudios con publicación recuperable, marcada como parcial en cada registro.</w:t>
+        <w:t xml:space="preserve"> Pre-extracción desde el resumen de los 65 estudios con publicación recuperable, marcada como parcial en cada registro.</w:t>
       </w:r>
     </w:p>
     <w:p>
@@ -11810,7 +11552,7 @@
           <w:i w:val="0"/>
           <w:sz w:val="22"/>
         </w:rPr>
-        <w:t xml:space="preserve"> Listado de los 128 estudios con su situación y sus informes agrupados, y de los 55 excluidos tras el cribado, con su motivo y su cita.</w:t>
+        <w:t xml:space="preserve"> Listado de los 65 estudios con su situación y sus informes agrupados, y de los 118 excluidos tras el cribado, con su motivo y su cita.</w:t>
       </w:r>
     </w:p>
     <w:p>
@@ -12184,7 +11926,7 @@
           <w:i w:val="0"/>
           <w:sz w:val="22"/>
         </w:rPr>
-        <w:t xml:space="preserve"> Los 55 estudios que el cribado admitió y el texto completo desmintió, con su código de motivo y la frase del artículo que lo sostiene.</w:t>
+        <w:t xml:space="preserve"> Los 118 estudios que el cribado admitió y el texto completo desmintió, con su código de motivo y la frase del artículo que lo sostiene.</w:t>
       </w:r>
     </w:p>
     <w:p>
@@ -12218,7 +11960,7 @@
           <w:i w:val="0"/>
           <w:sz w:val="22"/>
         </w:rPr>
-        <w:t xml:space="preserve"> La Tabla 6 desglosada: los siete requisitos, brazo a brazo sobre los 94 brazos, con el primero que falla y por qué.</w:t>
+        <w:t xml:space="preserve"> La Tabla 6 desglosada: los siete requisitos, brazo a brazo sobre los 73 brazos, con el primero que falla y por qué.</w:t>
       </w:r>
     </w:p>
     <w:p>
@@ -12354,7 +12096,7 @@
           <w:i w:val="0"/>
           <w:sz w:val="22"/>
         </w:rPr>
-        <w:t xml:space="preserve"> De qué informe salió cada uno de los 94 brazos, y con qué prueba se estableció el vínculo.</w:t>
+        <w:t xml:space="preserve"> De qué informe salió cada uno de los 73 brazos, y con qué prueba se estableció el vínculo.</w:t>
       </w:r>
     </w:p>
     <w:p>
@@ -12388,7 +12130,7 @@
           <w:i w:val="0"/>
           <w:sz w:val="22"/>
         </w:rPr>
-        <w:t xml:space="preserve"> Los 31 pares de estudios que podían describir a los mismos pacientes, con la señal que los marcó, el veredicto tras leer los dos artículos, los pacientes compartidos y la frase firmada en que se apoya.</w:t>
+        <w:t xml:space="preserve"> Los 30 pares de estudios que podían describir a los mismos pacientes, con la señal que los marcó, el veredicto tras leer los dos artículos, los pacientes compartidos y la frase firmada en que se apoya.</w:t>
       </w:r>
     </w:p>
     <w:p>

--- a/paper/docx/informe_extendido.docx
+++ b/paper/docx/informe_extendido.docx
@@ -133,7 +133,7 @@
           <w:i w:val="0"/>
           <w:sz w:val="22"/>
         </w:rPr>
-        <w:t xml:space="preserve"> resumen 286; texto principal 9 422.</w:t>
+        <w:t xml:space="preserve"> resumen 292; texto principal 9 808.</w:t>
       </w:r>
     </w:p>
     <w:p>
@@ -311,7 +311,7 @@
           <w:i w:val="0"/>
           <w:sz w:val="22"/>
         </w:rPr>
-        <w:t xml:space="preserve"> y verificado sobre el texto completo. La unidad fue el estudio, con su artículo completo: criterio añadido tras la extracción. Extracción manual por duplicado, con consenso: la estructura sale de una pre-extracción desde el resumen; los desenlaces, de la adjudicada.</w:t>
+        <w:t xml:space="preserve"> y verificado sobre el texto completo. La unidad fue el estudio, con su artículo completo: criterio añadido tras la extracción. Extracción manual por duplicado, sin independencia acreditada, y adjudicada: la estructura sale de una pre-extracción del modelo desde el resumen; los desenlaces, de la extracción adjudicada.</w:t>
       </w:r>
     </w:p>
     <w:p>
@@ -1052,7 +1052,7 @@
           <w:i w:val="0"/>
           <w:sz w:val="22"/>
         </w:rPr>
-        <w:t>, por no estar disponible en la suscripción institucional, y tampoco el ICTRP de la OMS. La última ejecución fue el 10 de agosto de 2026.</w:t>
+        <w:t>, por no estar disponible en la suscripción institucional, y tampoco el ICTRP de la OMS. Las búsquedas se ejecutaron entre el 3 y el 10 de agosto de 2026; la ejecución de Scopus cuya exportación entró al corpus no tiene fecha registrada.</w:t>
       </w:r>
     </w:p>
     <w:p>
@@ -1066,7 +1066,7 @@
           <w:i w:val="0"/>
           <w:sz w:val="22"/>
         </w:rPr>
-        <w:t>Las ecuaciones las diseñó y ejecutó D.V., interrogando cada interfaz directamente; no las generó ni las ejecutó el modelo de lenguaje cuya intervención se declara en la sección 2.4. Se aportan íntegras como suplemento, con la sintaxis literal de cada interfaz, el número de resultados y la fecha, de modo que cualquiera puede repetirlas. BVS y SciELO se incluyeron para no inclinar la revisión hacia la literatura anglosajona, y aportaron 2 de los 233 informes que llegaron a texto completo: cubren Iberoamérica, y de los 24 estudios que declaran procedencia, 9 son de Rusia, Polonia, Georgia o Ucrania.</w:t>
+        <w:t>Las ecuaciones las diseñó D.V. con la asistencia del modelo de lenguaje cuya intervención se declara en la sección 2.4, y las ejecutó D.V. en cada interfaz; los registros de PubMed y de ClinicalTrials.gov se descargaron por API con guiones escritos por el modelo, y sus recuentos se cuadraron con los de la interfaz. Se aportan íntegras como suplemento, con la sintaxis literal de cada interfaz, el número de resultados y la fecha, de modo que cualquiera puede repetirlas. BVS y SciELO se incluyeron para no inclinar la revisión hacia la literatura anglosajona, y aportaron 2 de los 233 informes que llegaron a texto completo: cubren Iberoamérica, y de los 24 estudios que declaran procedencia, 9 son de Rusia, Polonia, Georgia o Ucrania.</w:t>
       </w:r>
     </w:p>
     <w:p>
@@ -1248,7 +1248,7 @@
           <w:i w:val="0"/>
           <w:sz w:val="22"/>
         </w:rPr>
-        <w:t>. Los criterios y el vocabulario cerrado se fijaron antes de empezar; las decisiones registro a registro las emitió un modelo de lenguaje (Claude Opus 5, Anthropic) que solo podía elegir entre los seis códigos y no podía proponer ninguno nuevo:13 917 decisiones de título y 460 de resumen. El revisor examinó uno a uno los informes que superaron el cribado antes de agruparlos en estudios, y esas asignaciones se aportan íntegras (S5); los registros que el modelo excluyó no volvieron a leerse. Cada decisión quedó registrada con su motivo y su marca de tiempo en un registro solo-anexar que se aporta íntegro (S3).</w:t>
+        <w:t>. Los criterios y el vocabulario cerrado se fijaron antes de empezar; las decisiones registro a registro las emitió un modelo de lenguaje (Claude Opus 5, Anthropic) que solo podía elegir entre los seis códigos y no podía proponer ninguno nuevo:13 917 decisiones de título y 460 de resumen. D.V. examinó uno a uno los informes que superaron el cribado antes de agruparlos en estudios, sin que ese examen quedara registrado informe a informe; la agrupación resultante se aporta íntegra (S5). Los registros que el modelo excluyó no volvieron a leerse. Cada decisión quedó registrada con su motivo y su marca de tiempo en un registro solo-anexar que se aporta íntegro (S3).</w:t>
       </w:r>
     </w:p>
     <w:p>
@@ -1262,7 +1262,7 @@
           <w:i w:val="0"/>
           <w:sz w:val="22"/>
         </w:rPr>
-        <w:t>La concordancia entre el modelo y un lector humano no se midió. Contra el riesgo de falso negativo la revisión opone la auditoría de control positivo de la sección 2.5: se comprobó tras cada etapa que ninguno de los 40 estudios conocidos de antemano perdiera todos sus informes.</w:t>
+        <w:t>La concordancia entre el modelo y un lector humano no se midió. Contra el riesgo de falso negativo la revisión opone la auditoría de control positivo de la sección 2.5: se comprobó tras cada etapa de cribado que ninguno de los 40 estudios del conjunto de control comprobables por PMID perdiera todos sus informes.</w:t>
       </w:r>
     </w:p>
     <w:p>
@@ -1312,7 +1312,7 @@
           <w:i w:val="0"/>
           <w:sz w:val="22"/>
         </w:rPr>
-        <w:t>, de la que salen la sección 3.5 y la tabla 5, la realizaron los dos revisores a mano y sin intervención del modelo (sección 2.6).</w:t>
+        <w:t>, de la que salen la sección 3.5 y la tabla 5, procede de los cuadernos que entregaron los dos revisores, que el canal generó en blanco. El modelo intervino alrededor de ella: escribió esos cuadernos, unió en uno las dos pasadas que entregó el segundo revisor, comparó las dos extracciones, redactó las reglas de desenlace que decidieron los autores y tradujo a categorías las correcciones que firmaron tras releer los artículos (sección 2.6).</w:t>
       </w:r>
     </w:p>
     <w:p>
@@ -1372,7 +1372,7 @@
           <w:i w:val="0"/>
           <w:sz w:val="22"/>
         </w:rPr>
-        <w:t xml:space="preserve">Antes de iniciar el cribado se fijó un conjunto de 40 estudios conocidos a priori como elegibles, identificados en una revisión exploratoria previa. Tras cada etapa se comprobó que </w:t>
+        <w:t xml:space="preserve">Antes de iniciar el cribado se fijó un conjunto de 42 estudios conocidos a priori como elegibles, identificados en una revisión exploratoria previa; la comprobación automática alcanzaba a los 40 que tenían PMID. Tras cada etapa se comprobó que </w:t>
       </w:r>
       <w:r>
         <w:rPr>
@@ -1390,7 +1390,7 @@
           <w:i w:val="0"/>
           <w:sz w:val="22"/>
         </w:rPr>
-        <w:t>. La comprobación se hace a nivel de estudio y no de informe, porque excluir una fe de erratas o una ficha duplicada de un estudio incluido es legítimo, mientras que perder el estudio entero no lo es. La auditoría se superó en las tres etapas (40 de 40). En una ejecución intermedia detectó una regla de exclusión mal calibrada, que se corrigió antes de continuar.</w:t>
+        <w:t>. La comprobación se hace a nivel de estudio y no de informe, porque excluir una fe de erratas o una ficha duplicada de un estudio incluido es legítimo, mientras que perder el estudio entero no lo es. La auditoría se superó en las tres etapas de cribado (40 de 40 comprobables). No sigue a los controles después del cribado: de los 42, 35 siguen en el corpus final; salieron uno por idioma (Ronit 2024; sección 2.9), uno por no haberse podido leer su texto (Leitner 2021) y cinco por no disponer del artículo completo. En una ejecución intermedia detectó una regla de exclusión mal calibrada, que se corrigió antes de continuar.</w:t>
       </w:r>
     </w:p>
     <w:p>
@@ -1413,7 +1413,7 @@
           <w:i w:val="0"/>
           <w:sz w:val="22"/>
         </w:rPr>
-        <w:t xml:space="preserve"> La auditoría de control positivo acota el falso negativo solo sobre estudios conocidos de antemano. Para acotarlo sobre los desconocidos se extrajo una muestra aleatoria de 350 de los 13 661 registros excluidos por título o resumen (semilla fija, reproducible) y se recribó en Rayyan, en modo ciego respecto del veredicto original. Los 6 registros marcados como incluibles en la primera pasada resultaron, contrastados con los criterios de la sección 2.2, trabajo de laboratorio, de modelización o revisión sin datos primarios, y se reclasificaron. </w:t>
+        <w:t xml:space="preserve"> La auditoría de control positivo acota el falso negativo solo sobre estudios conocidos de antemano. Para acotarlo sobre los desconocidos se extrajo una muestra aleatoria de 350 de los 13 661 registros excluidos por título o resumen (semilla fija, reproducible) y la recribó en Rayyan un solo revisor (D.V.), en modo ciego respecto del veredicto original y, en la primera pasada, sin los criterios a la vista. Los 6 registros que marcó como incluibles resultaron, contrastados por él mismo con los criterios de la sección 2.2, trabajo de laboratorio, de modelización o revisión sin datos primarios, y los reclasificó. </w:t>
       </w:r>
       <w:r>
         <w:rPr>
@@ -1459,7 +1459,7 @@
           <w:i w:val="0"/>
           <w:sz w:val="22"/>
         </w:rPr>
-        <w:t xml:space="preserve">El formulario de extracción, con 23 variables de datos y vocabularios controlados, se piloteó sobre cinco estudios antes de su uso. La extracción se hizo </w:t>
+        <w:t xml:space="preserve">El formulario de extracción tuvo 21 variables de datos con vocabularios controlados; no consta un piloteo documentado. La extracción se hizo </w:t>
       </w:r>
       <w:r>
         <w:rPr>
@@ -1468,16 +1468,16 @@
           <w:i/>
           <w:sz w:val="22"/>
         </w:rPr>
-        <w:t>por duplicado e independiente</w:t>
-      </w:r>
-      <w:r>
-        <w:rPr>
-          <w:rFonts w:ascii="Times New Roman" w:hAnsi="Times New Roman"/>
-          <w:b w:val="0"/>
-          <w:i w:val="0"/>
-          <w:sz w:val="22"/>
-        </w:rPr>
-        <w:t xml:space="preserve"> entre los dos revisores. Un revisor extrajo los 124 estudios que entonces tenían publicación recuperable —65 tras las exclusiones de la sección 3.1.1— y el segundo extrajo 122 de ellos, de modo que el 98 % de lo extraído tiene doble extracción; de los 65 estudios del corpus vigente, la tienen 65. Sobre las 130 filas de brazo comparables se registraron 541 desacuerdos de valor; la concordancia, medida antes de resolverlos, fue del 78 % de acuerdo mediano y una kappa de Cohen mediana de 0,62 sobre los 8 de 9 campos categóricos en que resulta informativa, con un recorrido del 64 % al 100 % según la variable. Las discrepancias se resolvieron por consenso entre los dos revisores, con registro de quién resolvió y cuándo: hay 539 de 541 adjudicadas. Las 2 restantes se habían cerrado antes aplicando una regla mecánica sobre una comparación posteriormente rehecha, de modo que no llevan firma conjunta y no se cuentan como consenso. Las 14 que quedaron abiertas —10 por el diseño del estudio, donde el formulario no ofrecía la opción que los revisores necesitaban, y 4 por datos que exigían releer el artículo— se firmaron por consenso el 14 de septiembre de 2026. El registro completo, resuelto a resuelto, se aporta como suplemento.</w:t>
+        <w:t>por duplicado</w:t>
+      </w:r>
+      <w:r>
+        <w:rPr>
+          <w:rFonts w:ascii="Times New Roman" w:hAnsi="Times New Roman"/>
+          <w:b w:val="0"/>
+          <w:i w:val="0"/>
+          <w:sz w:val="22"/>
+        </w:rPr>
+        <w:t xml:space="preserve"> entre los dos revisores, pero su independencia no está acreditada: en la columna de texto libre que localiza cada dato, el cuaderno que el segundo revisor entregó el 26 de agosto de 2026 coincide carácter por carácter con el del primero en 107 de las 107 filas comparables, con las mismas erratas —«MATERILAES Y METODOS», 49 veces—, cuando el 23 de agosto no coincidía en ninguna. Un revisor extrajo los 124 estudios que entonces tenían publicación recuperable —65 tras las exclusiones de la sección 3.1.1— y el segundo extrajo 122 de ellos, de modo que el 98 % de lo extraído tiene doble extracción; de los 65 estudios del corpus vigente, la tienen 65. Sobre las 130 filas de brazo comparables se registraron 541 desacuerdos de valor; la concordancia, medida antes de resolverlos, fue del 78 % de acuerdo mediano y una kappa de Cohen mediana de 0,62 sobre los 8 de 9 campos categóricos en que resulta informativa, con un recorrido del 64 % al 100 % según la variable. Por lo dicho, esa concordancia no corresponde a dos lecturas independientes y debe leerse como un máximo. Hay 539 de 541 desacuerdos adjudicados. El registro de adjudicación anota un único responsable en 525 de las 541 filas (293 D.V. y 232 N.T.) y a los dos revisores en 14: las que quedaron abiertas —10 por el diseño del estudio, donde el formulario no ofrecía la opción que los revisores necesitaban, y 4 por datos que exigían releer el artículo—, firmadas por los dos el 14 de septiembre de 2026. Las 2 restantes se habían cerrado antes aplicando una regla mecánica sobre una comparación posteriormente rehecha, de modo que no llevan firma conjunta. El registro completo, resuelto a resuelto, se aporta como suplemento.</w:t>
       </w:r>
     </w:p>
     <w:p>
@@ -1606,16 +1606,16 @@
           <w:i/>
           <w:sz w:val="22"/>
         </w:rPr>
-        <w:t>Los juicios se emiten por duplicado independiente y se resuelven por consenso.</w:t>
-      </w:r>
-      <w:r>
-        <w:rPr>
-          <w:rFonts w:ascii="Times New Roman" w:hAnsi="Times New Roman"/>
-          <w:b w:val="0"/>
-          <w:i w:val="0"/>
-          <w:sz w:val="22"/>
-        </w:rPr>
-        <w:t xml:space="preserve"> Cada autor evalúa por separado, con el artículo delante, y los desacuerdos se discuten uno a uno hasta acordar un juicio. La concordancia previa al consenso se reporta en la sección 3.7, igual que la de la extracción de datos (sección 2.6). Un estudio, incorporado a la evaluación después de las demás, tiene una sola lectura y se declara como tal.</w:t>
+        <w:t>Los juicios los rellenó cada autor en su propio cuaderno y se resolvieron por consenso, pero la independencia de los dos cuadernos no está acreditada.</w:t>
+      </w:r>
+      <w:r>
+        <w:rPr>
+          <w:rFonts w:ascii="Times New Roman" w:hAnsi="Times New Roman"/>
+          <w:b w:val="0"/>
+          <w:i w:val="0"/>
+          <w:sz w:val="22"/>
+        </w:rPr>
+        <w:t xml:space="preserve"> El 5 de septiembre de 2026 los dos compartían 7 418 caracteres idénticos en las notas de apoyo y, en una primera versión, todos los juicios; el cuaderno de consenso lo generó el canal con los juicios coincidentes precargados. La concordancia entre los dos cuadernos se reporta en la sección 3.7, pero no mide dos evaluaciones independientes. Un estudio, incorporado a la evaluación después de los demás, tiene una sola lectura y se declara como tal.</w:t>
       </w:r>
     </w:p>
     <w:p>
@@ -1840,7 +1840,7 @@
           <w:i w:val="0"/>
           <w:sz w:val="22"/>
         </w:rPr>
-        <w:t>, pertenecía al conjunto de 40 estudios fijados a priori como elegibles y queda excluido por el criterio. No es un fallo del cribado —el estudio se identificó y se clasificó correctamente— sino el precio del criterio, y se informa porque una auditoría que solo se reporta cuando pasa no demuestra nada.</w:t>
+        <w:t>, pertenecía al conjunto de 42 estudios fijados a priori como elegibles y queda excluido por el criterio. No es un fallo del cribado —el estudio se identificó y se clasificó correctamente— sino el precio del criterio, y se informa porque una auditoría que solo se reporta cuando pasa no demuestra nada.</w:t>
       </w:r>
     </w:p>
     <w:p>
@@ -3661,7 +3661,25 @@
           <w:i w:val="0"/>
           <w:sz w:val="22"/>
         </w:rPr>
-        <w:t xml:space="preserve">, pero el fago no se dirigió contra ella. Lo mismo ocurre en EST-051 y EST-096, que también se mantienen. De los 65 estudios con texto completo que quedan en el corpus, la clase pudo comprobarse en 30: en 22 contra un antibiograma impreso y en 8 contra una descripción de la sensibilidad en el texto; en 31 no hay con qué comprobarla —el antibiograma no se publica o está en un material suplementario que no se obtuvo—, y los 4 restantes son los mantenidos sin </w:t>
+        <w:t xml:space="preserve">, pero el fago no se dirigió contra ella. Lo mismo ocurre en EST-051, que también se mantiene. En EST-096, que se mantiene por la misma decisión, la paciente 10 sí recibió un fago contra </w:t>
+      </w:r>
+      <w:r>
+        <w:rPr>
+          <w:rFonts w:ascii="Times New Roman" w:hAnsi="Times New Roman"/>
+          <w:b w:val="0"/>
+          <w:i/>
+          <w:sz w:val="22"/>
+        </w:rPr>
+        <w:t>P. aeruginosa</w:t>
+      </w:r>
+      <w:r>
+        <w:rPr>
+          <w:rFonts w:ascii="Times New Roman" w:hAnsi="Times New Roman"/>
+          <w:b w:val="0"/>
+          <w:i w:val="0"/>
+          <w:sz w:val="22"/>
+        </w:rPr>
+        <w:t xml:space="preserve"> (Ps1N/734), pero las dos tablas del artículo se contradicen sobre si la bacteria seguía presente al iniciar el tratamiento. De los 65 estudios con texto completo que quedan en el corpus, la clase pudo comprobarse en 30: en 22 contra un antibiograma impreso y en 8 contra una descripción de la sensibilidad en el texto; en 31 no hay con qué comprobarla —el antibiograma no se publica o está en un material suplementario que no se obtuvo—, y los 4 restantes son los mantenidos sin </w:t>
       </w:r>
       <w:r>
         <w:rPr>
@@ -4215,7 +4233,7 @@
           <w:i w:val="0"/>
           <w:sz w:val="22"/>
         </w:rPr>
-        <w:t>De los 2 estudios evaluados con RoB 2, el juicio global es de bajo riesgo en 1 y de algunas preocupaciones en 1. De los 7 estudios evaluados con ROBINS-I, el juicio global es sin información para juzgar en 1 y de riesgo grave en 6. El dominio que más juicios desfavorables concentra en ROBINS-I —alto riesgo en RoB 2; grave o crítico en ROBINS-I— es «sesgo por confusión», con 6 de 7. Los dos revisores evaluaron por separado 8 de los 9 estudios evaluables y coincidieron en 49 de los 60 juicios comparables (81,7 %; kappa de Cohen 0,74). Los 11 restantes se discutieron uno a uno y se resolvieron por consenso, los 11 en la misma dirección. El estudio restante se evaluó en un cuaderno aparte y tiene una sola lectura.</w:t>
+        <w:t>De los 2 estudios evaluados con RoB 2, el juicio global es de bajo riesgo en 1 y de algunas preocupaciones en 1. De los 7 estudios evaluados con ROBINS-I, el juicio global es sin información para juzgar en 1 y de riesgo grave en 6. El dominio que más juicios desfavorables concentra en ROBINS-I —alto riesgo en RoB 2; grave o crítico en ROBINS-I— es «sesgo por confusión», con 6 de 7. Los cuadernos de los dos revisores, en 8 de los 9 estudios evaluables, coinciden en 49 de los 60 juicios comparables (81,7 %; kappa de Cohen 0,74), una concordancia que no mide dos evaluaciones independientes (sección 2.7). Los 11 desacuerdos se resolvieron por consenso, los 11 hacia el juicio del cuaderno de D.V.. El estudio restante se evaluó en un cuaderno aparte y tiene una sola lectura.</w:t>
       </w:r>
     </w:p>
     <w:p>
@@ -6549,7 +6567,7 @@
           <w:i w:val="0"/>
           <w:sz w:val="22"/>
         </w:rPr>
-        <w:t xml:space="preserve"> este informe describe la completitud con que se reportan los desenlaces (sección 3.5), pero no presenta estimaciones de eficacia ni certeza GRADE (sección 2.7): es una caracterización del cuerpo de evidencia, no una síntesis de sus resultados. El riesgo de sesgo se evalúa solo en los estudios comparativos con texto completo, a nivel de dominio y por consenso, de modo que hereda el efecto del criterio del texto completo, y la concordancia previa al consenso fue del 81,7 % (49 de 60 juicios; kappa de Cohen 0,74), con 11 desacuerdos resueltos todos en la misma dirección. </w:t>
+        <w:t xml:space="preserve"> este informe describe la completitud con que se reportan los desenlaces (sección 3.5), pero no presenta estimaciones de eficacia ni certeza GRADE (sección 2.7): es una caracterización del cuerpo de evidencia, no una síntesis de sus resultados. El riesgo de sesgo se evalúa solo en los estudios comparativos con texto completo, a nivel de dominio y por consenso, de modo que hereda el efecto del criterio del texto completo. Ni la extracción ni el riesgo de sesgo tienen acreditada la independencia de sus dos lecturas: los cuadernos de extracción comparten carácter por carácter una columna de texto libre (sección 2.6), y los de riesgo de sesgo, 7 418 caracteres de notas (sección 2.7). La concordancia entre los dos de riesgo de sesgo fue del 81,7 % (49 de 60 juicios; kappa de Cohen 0,74), y los 11 desacuerdos se resolvieron todos hacia el cuaderno de D.V. </w:t>
       </w:r>
       <w:r>
         <w:rPr>
@@ -6827,7 +6845,7 @@
           <w:i w:val="0"/>
           <w:sz w:val="22"/>
         </w:rPr>
-        <w:t xml:space="preserve"> conceptualización, metodología, investigación (diseño y ejecución de las búsquedas en las ocho fuentes), software (canal de cribado, agrupación y cálculo de cifras), curación de datos, extracción de datos, redacción del borrador original, visualización, administración del proyecto. </w:t>
+        <w:t xml:space="preserve"> conceptualización, metodología, investigación (diseño de las búsquedas, con la asistencia del modelo de lenguaje, y su ejecución en las ocho fuentes), software (dirección del canal de cribado, agrupación y cálculo de cifras, programado con el modelo de lenguaje), curación de datos, extracción de datos, redacción del borrador original, visualización, administración del proyecto. </w:t>
       </w:r>
       <w:r>
         <w:rPr>
@@ -6845,7 +6863,7 @@
           <w:i w:val="0"/>
           <w:sz w:val="22"/>
         </w:rPr>
-        <w:t xml:space="preserve"> metodología (definiciones de desenlace), investigación, extracción de datos independiente (122 de los 124 estudios), validación, revisión y edición del manuscrito.</w:t>
+        <w:t xml:space="preserve"> metodología (decisión, con D.V., de las reglas de desenlace que propuso el modelo de lenguaje), investigación, extracción de datos (122 de los 124 estudios), validación, revisión y edición del manuscrito.</w:t>
       </w:r>
     </w:p>
     <w:p>
@@ -6891,7 +6909,7 @@
           <w:i w:val="0"/>
           <w:sz w:val="22"/>
         </w:rPr>
-        <w:t xml:space="preserve"> El cribado lo condujo un solo revisor humano, sin duplicación por un segundo revisor. Se empleó un modelo de lenguaje generativo (Claude Opus 5, Anthropic) para emitir las decisiones registro a registro del cribado de títulos y resúmenes y para la pre-extracción desde resúmenes, aplicando criterios y un vocabulario cerrado que los autores fijaron antes de empezar, así como en asistencia de programación y redacción de borradores. Los informes que superaron el cribado los revisaron los autores uno a uno; los que el modelo excluyó no los releyó ningún humano. El diseño y la ejecución de las búsquedas, la fijación de los criterios de elegibilidad y la extracción de datos se realizaron sin intervención del modelo. Cada decisión de cribado está registrada con su motivo y su marca de tiempo, y se aporta íntegra (S3, S4). Los autores asumen la responsabilidad por la exactitud e integridad del trabajo. Ninguna herramienta de IA figura como autora, conforme a las recomendaciones del ICMJE.</w:t>
+        <w:t xml:space="preserve"> El cribado lo condujo un solo revisor humano (D.V.), sin duplicación por un segundo revisor. Un modelo de lenguaje generativo (Claude Opus 5, Anthropic) emitió las decisiones registro a registro del cribado de títulos y resúmenes, incluidas las 35 exclusiones por idioma de la etapa de resumen, y la pre-extracción desde resúmenes, aplicando los criterios y el vocabulario cerrado que fijaron los autores. D.V. examinó uno a uno los informes que superaron el cribado, sin que ese examen quedara registrado; los que el modelo excluyó no los releyó ningún humano, salvo una muestra de 350 que recribó D.V. El modelo asistió además en el diseño de las ecuaciones de búsqueda, que D.V. ejecutó en cada interfaz; escribió y ejecutó el código del canal, incluidas la descarga por API de PubMed y ClinicalTrials.gov, la generación, consolidación y comparación de los cuadernos de extracción y el cuaderno de consenso del riesgo de sesgo, que precargó con los juicios coincidentes; redactó las propuestas de criterios y de reglas de extracción que decidieron los autores; localizó y propuso, con su cita, las exclusiones a texto completo, que firmaron los autores; y redactó los borradores del manuscrito. La extracción de datos y los juicios de riesgo de sesgo los emitieron los autores, aunque sin independencia acreditada entre sus dos lecturas (secciones 2.6 y 2.7). Cada decisión de cribado está registrada con su motivo y su marca de tiempo, y se aporta íntegra (S3, S4). Los autores asumen la responsabilidad por la exactitud e integridad del trabajo. Ninguna herramienta de IA figura como autora, conforme a las recomendaciones del ICMJE.</w:t>
       </w:r>
     </w:p>
     <w:p>
@@ -11221,7 +11239,7 @@
           <w:i w:val="0"/>
           <w:sz w:val="22"/>
         </w:rPr>
-        <w:t xml:space="preserve"> Canal de cribado del proyecto; última ejecución de la búsqueda, 10 de agosto de 2026.</w:t>
+        <w:t xml:space="preserve"> Canal de cribado del proyecto; búsquedas ejecutadas entre el 3 y el 10 de agosto de 2026.</w:t>
       </w:r>
     </w:p>
     <w:p>
@@ -11756,7 +11774,7 @@
           <w:i w:val="0"/>
           <w:sz w:val="22"/>
         </w:rPr>
-        <w:t xml:space="preserve"> Concordancia entre las dos extracciones independientes, antes de resolver los desacuerdos.</w:t>
+        <w:t xml:space="preserve"> Concordancia entre las dos extracciones, antes de resolver los desacuerdos; su independencia no está acreditada.</w:t>
       </w:r>
     </w:p>
     <w:p>

--- a/paper/docx/informe_extendido.docx
+++ b/paper/docx/informe_extendido.docx
@@ -133,7 +133,7 @@
           <w:i w:val="0"/>
           <w:sz w:val="22"/>
         </w:rPr>
-        <w:t xml:space="preserve"> resumen 292; texto principal 9 808.</w:t>
+        <w:t xml:space="preserve"> resumen 292; texto principal 10 283.</w:t>
       </w:r>
     </w:p>
     <w:p>
@@ -1052,7 +1052,7 @@
           <w:i w:val="0"/>
           <w:sz w:val="22"/>
         </w:rPr>
-        <w:t>, por no estar disponible en la suscripción institucional, y tampoco el ICTRP de la OMS. Las búsquedas se ejecutaron entre el 3 y el 10 de agosto de 2026; la ejecución de Scopus cuya exportación entró al corpus no tiene fecha registrada.</w:t>
+        <w:t>, por no estar disponible en la suscripción institucional, y tampoco el ICTRP de la OMS. Las ejecuciones documentadas de las búsquedas son del 3 y el 4 de agosto de 2026, y la exportación de BVS se incorporó al corpus el 10 de agosto; la ejecución de Scopus cuya exportación entró al corpus no tiene fecha registrada, y el fichero exportado de su brazo B se terminó de escribir el 5 de agosto.</w:t>
       </w:r>
     </w:p>
     <w:p>
@@ -1066,7 +1066,7 @@
           <w:i w:val="0"/>
           <w:sz w:val="22"/>
         </w:rPr>
-        <w:t>Las ecuaciones las diseñó D.V. con la asistencia del modelo de lenguaje cuya intervención se declara en la sección 2.4, y las ejecutó D.V. en cada interfaz; los registros de PubMed y de ClinicalTrials.gov se descargaron por API con guiones escritos por el modelo, y sus recuentos se cuadraron con los de la interfaz. Se aportan íntegras como suplemento, con la sintaxis literal de cada interfaz, el número de resultados y la fecha, de modo que cualquiera puede repetirlas. BVS y SciELO se incluyeron para no inclinar la revisión hacia la literatura anglosajona, y aportaron 2 de los 233 informes que llegaron a texto completo: cubren Iberoamérica, y de los 24 estudios que declaran procedencia, 9 son de Rusia, Polonia, Georgia o Ucrania.</w:t>
+        <w:t>Según declara D.V. (8 de octubre de 2026), diseñó las ecuaciones con la participación del modelo de lenguaje cuya intervención se declara en la sección 2.4 y las ejecutó en cada interfaz con la guía del modelo; los mensajes de los commits del 3 de agosto de 2026, que redactó el modelo, narran esa ejecución en primera persona. Los registros de PubMed y de ClinicalTrials.gov que entraron al corpus se descargaron por API con guiones escritos por el modelo, y los recuentos de ClinicalTrials.gov se cuadraron con los de la interfaz. Las ecuaciones se aportan íntegras como suplemento, con la sintaxis literal de cada interfaz y el número de resultados, de modo que cualquiera puede repetirlas. BVS y SciELO se incluyeron para no inclinar la revisión hacia la literatura anglosajona, y aportaron 2 de los 233 informes que llegaron a texto completo: cubren Iberoamérica, y de los 24 estudios que declaran procedencia, 9 son de Rusia, Polonia, Georgia o Ucrania.</w:t>
       </w:r>
     </w:p>
     <w:p>
@@ -1198,7 +1198,7 @@
           <w:i w:val="0"/>
           <w:sz w:val="22"/>
         </w:rPr>
-        <w:t xml:space="preserve">, resúmenes. Ambas usaron un </w:t>
+        <w:t xml:space="preserve">, resúmenes. Ambas acabaron usando un </w:t>
       </w:r>
       <w:r>
         <w:rPr>
@@ -1216,7 +1216,25 @@
           <w:i w:val="0"/>
           <w:sz w:val="22"/>
         </w:rPr>
-        <w:t xml:space="preserve"> (ORG, REV, SEC, LAB, VET, OFF) fijado antes de empezar. Un motivo que no encaje en uno de los seis no recibe un séptimo código improvisado sobre la marcha: el registro avanza a la etapa siguiente en lugar de excluirse.</w:t>
+        <w:t xml:space="preserve"> (ORG, REV, SEC, LAB, VET, OFF), pero </w:t>
+      </w:r>
+      <w:r>
+        <w:rPr>
+          <w:rFonts w:ascii="Times New Roman" w:hAnsi="Times New Roman"/>
+          <w:b w:val="0"/>
+          <w:i/>
+          <w:sz w:val="22"/>
+        </w:rPr>
+        <w:t>no estaba fijado antes de empezar</w:t>
+      </w:r>
+      <w:r>
+        <w:rPr>
+          <w:rFonts w:ascii="Times New Roman" w:hAnsi="Times New Roman"/>
+          <w:b w:val="0"/>
+          <w:i w:val="0"/>
+          <w:sz w:val="22"/>
+        </w:rPr>
+        <w:t>: las decisiones del primer día de cribado de títulos, el 4 de agosto de 2026, llevan el motivo en texto libre, y los seis códigos, cuya redacción procede de esos textos, se usaron desde el día siguiente; las exclusiones de ese primer día se asignaron después a un código. Ese mismo día se añadieron, a mitad de lote, dos reglas que concretan los criterios: las endolisinas aisladas quedan fuera por la intervención, y los informes veterinarios, por la población. Un motivo que no encaje en uno de los seis no recibe un código improvisado sobre la marcha: el registro avanza a la etapa siguiente en lugar de excluirse.</w:t>
       </w:r>
     </w:p>
     <w:p>
@@ -1230,7 +1248,7 @@
           <w:i w:val="0"/>
           <w:sz w:val="22"/>
         </w:rPr>
-        <w:t xml:space="preserve">La etapa 1 es determinista: la ejecuta un script y cada exclusión nombra la regla que disparó. Las etapas 2 y 3 las condujo </w:t>
+        <w:t xml:space="preserve">La etapa 1 es determinista: la ejecuta un script y cada exclusión nombra la regla que disparó. Las decisiones registro a registro de las etapas 2 y 3 las emitió un modelo de lenguaje (Claude Opus 5, Anthropic) como </w:t>
       </w:r>
       <w:r>
         <w:rPr>
@@ -1239,16 +1257,16 @@
           <w:i/>
           <w:sz w:val="22"/>
         </w:rPr>
-        <w:t>un solo revisor humano (D.V.), sin duplicación por un segundo revisor</w:t>
-      </w:r>
-      <w:r>
-        <w:rPr>
-          <w:rFonts w:ascii="Times New Roman" w:hAnsi="Times New Roman"/>
-          <w:b w:val="0"/>
-          <w:i w:val="0"/>
-          <w:sz w:val="22"/>
-        </w:rPr>
-        <w:t>. Los criterios y el vocabulario cerrado se fijaron antes de empezar; las decisiones registro a registro las emitió un modelo de lenguaje (Claude Opus 5, Anthropic) que solo podía elegir entre los seis códigos y no podía proponer ninguno nuevo:13 917 decisiones de título y 460 de resumen. D.V. examinó uno a uno los informes que superaron el cribado antes de agruparlos en estudios, sin que ese examen quedara registrado informe a informe; la agrupación resultante se aporta íntegra (S5). Los registros que el modelo excluyó no volvieron a leerse. Cada decisión quedó registrada con su motivo y su marca de tiempo en un registro solo-anexar que se aporta íntegro (S3).</w:t>
+        <w:t>revisor único, sin duplicación</w:t>
+      </w:r>
+      <w:r>
+        <w:rPr>
+          <w:rFonts w:ascii="Times New Roman" w:hAnsi="Times New Roman"/>
+          <w:b w:val="0"/>
+          <w:i w:val="0"/>
+          <w:sz w:val="22"/>
+        </w:rPr>
+        <w:t>: 13 917 decisiones de título y 460 de resumen. D.V. fue el único revisor humano. Según declara (8 de octubre de 2026), examinó uno a uno los informes que superaron el cribado, pero ese examen no quedó registrado. La agrupación de esos informes en estudios la propuso un guion escrito por el modelo, y se aporta íntegra (S5). Los registros que el modelo excluyó no los releyó ningún humano, salvo la muestra de la sección 2.5. Cada decisión quedó registrada con su motivo y su marca de tiempo en un registro solo-anexar que se aporta íntegro (S3).</w:t>
       </w:r>
     </w:p>
     <w:p>
@@ -1312,7 +1330,7 @@
           <w:i w:val="0"/>
           <w:sz w:val="22"/>
         </w:rPr>
-        <w:t>, de la que salen la sección 3.5 y la tabla 5, procede de los cuadernos que entregaron los dos revisores, que el canal generó en blanco. El modelo intervino alrededor de ella: escribió esos cuadernos, unió en uno las dos pasadas que entregó el segundo revisor, comparó las dos extracciones, redactó las reglas de desenlace que decidieron los autores y tradujo a categorías las correcciones que firmaron tras releer los artículos (sección 2.6).</w:t>
+        <w:t>, de la que salen la sección 3.5 y la tabla 5, procede de los cuadernos que entregaron los dos revisores, que el canal generó en blanco. El modelo intervino alrededor de ella: escribió esos cuadernos, unió en uno las dos pasadas que entregó el segundo revisor, comparó las dos extracciones, redactó las reglas de desenlace —que, según declara D.V., decidieron los dos autores, aunque el registro del 12 de agosto de 2026 las dejó como propuesta sin ratificar— y tradujo a categorías las correcciones que firmaron tras releer los artículos (sección 2.6).</w:t>
       </w:r>
     </w:p>
     <w:p>
@@ -1372,7 +1390,7 @@
           <w:i w:val="0"/>
           <w:sz w:val="22"/>
         </w:rPr>
-        <w:t xml:space="preserve">Antes de iniciar el cribado se fijó un conjunto de 42 estudios conocidos a priori como elegibles, identificados en una revisión exploratoria previa; la comprobación automática alcanzaba a los 40 que tenían PMID. Tras cada etapa se comprobó que </w:t>
+        <w:t xml:space="preserve">Antes de iniciar el cribado se fijó un conjunto de 42 estudios conocidos a priori como elegibles, procedentes del metaanálisis exploratorio de julio de 2026, que se hizo con asistencia de modelos de lenguaje; la comprobación automática alcanzaba a los 40 que tenían PMID. Las ecuaciones de búsqueda se diseñaron para recuperar ese conjunto, de modo que la auditoría acota lo que pierde la selección y no la sensibilidad de la búsqueda. Tras cada etapa se comprobó que </w:t>
       </w:r>
       <w:r>
         <w:rPr>
@@ -1390,7 +1408,7 @@
           <w:i w:val="0"/>
           <w:sz w:val="22"/>
         </w:rPr>
-        <w:t>. La comprobación se hace a nivel de estudio y no de informe, porque excluir una fe de erratas o una ficha duplicada de un estudio incluido es legítimo, mientras que perder el estudio entero no lo es. La auditoría se superó en las tres etapas de cribado (40 de 40 comprobables). No sigue a los controles después del cribado: de los 42, 35 siguen en el corpus final; salieron uno por idioma (Ronit 2024; sección 2.9), uno por no haberse podido leer su texto (Leitner 2021) y cinco por no disponer del artículo completo. En una ejecución intermedia detectó una regla de exclusión mal calibrada, que se corrigió antes de continuar.</w:t>
+        <w:t>. La comprobación se hace a nivel de estudio y no de informe, porque excluir una fe de erratas o una ficha duplicada de un estudio incluido es legítimo, mientras que perder el estudio entero no lo es. La auditoría se superó en las tres etapas de cribado (40 de 40 comprobables) hasta la enmienda de idioma, que excluyó en la etapa de resumen a Ronit 2024 (sección 2.9). No sigue a los controles después del cribado: de los 42, 35 siguen en el corpus final; además de Ronit 2024, salieron Leitner 2021, por no haberse podido leer su texto, y cinco por no disponer del artículo completo. En una ejecución intermedia detectó una regla de exclusión mal calibrada, que se corrigió antes de continuar.</w:t>
       </w:r>
     </w:p>
     <w:p>
@@ -1413,7 +1431,7 @@
           <w:i w:val="0"/>
           <w:sz w:val="22"/>
         </w:rPr>
-        <w:t xml:space="preserve"> La auditoría de control positivo acota el falso negativo solo sobre estudios conocidos de antemano. Para acotarlo sobre los desconocidos se extrajo una muestra aleatoria de 350 de los 13 661 registros excluidos por título o resumen (semilla fija, reproducible) y la recribó en Rayyan un solo revisor (D.V.), en modo ciego respecto del veredicto original y, en la primera pasada, sin los criterios a la vista. Los 6 registros que marcó como incluibles resultaron, contrastados por él mismo con los criterios de la sección 2.2, trabajo de laboratorio, de modelización o revisión sin datos primarios, y los reclasificó. </w:t>
+        <w:t xml:space="preserve"> La auditoría de control positivo acota el falso negativo solo sobre estudios conocidos de antemano. Para acotarlo sobre los desconocidos se extrajo una muestra aleatoria de 350 de los 13 661 registros excluidos por título o resumen (semilla fija, reproducible) y la recribó en Rayyan un solo revisor (D.V.), en modo ciego respecto del veredicto original y, en la primera pasada, sin los criterios a la vista. Los 6 registros que marcó como incluibles resultaron, contrastados por D.V. con los criterios de la sección 2.2, trabajo de laboratorio, de modelización o revisión sin datos primarios, y los reclasificó. </w:t>
       </w:r>
       <w:r>
         <w:rPr>
@@ -1459,7 +1477,7 @@
           <w:i w:val="0"/>
           <w:sz w:val="22"/>
         </w:rPr>
-        <w:t xml:space="preserve">El formulario de extracción tuvo 21 variables de datos con vocabularios controlados; no consta un piloteo documentado. La extracción se hizo </w:t>
+        <w:t xml:space="preserve">El formulario de extracción tuvo 21 variables de datos, las categóricas con vocabulario controlado; no consta un piloteo documentado. La extracción se hizo </w:t>
       </w:r>
       <w:r>
         <w:rPr>
@@ -1606,16 +1624,16 @@
           <w:i/>
           <w:sz w:val="22"/>
         </w:rPr>
-        <w:t>Los juicios los rellenó cada autor en su propio cuaderno y se resolvieron por consenso, pero la independencia de los dos cuadernos no está acreditada.</w:t>
-      </w:r>
-      <w:r>
-        <w:rPr>
-          <w:rFonts w:ascii="Times New Roman" w:hAnsi="Times New Roman"/>
-          <w:b w:val="0"/>
-          <w:i w:val="0"/>
-          <w:sz w:val="22"/>
-        </w:rPr>
-        <w:t xml:space="preserve"> El 5 de septiembre de 2026 los dos compartían 7 418 caracteres idénticos en las notas de apoyo y, en una primera versión, todos los juicios; el cuaderno de consenso lo generó el canal con los juicios coincidentes precargados. La concordancia entre los dos cuadernos se reporta en la sección 3.7, pero no mide dos evaluaciones independientes. Un estudio, incorporado a la evaluación después de los demás, tiene una sola lectura y se declara como tal.</w:t>
+        <w:t>Hubo dos cuadernos, uno a nombre de cada autor, pero su independencia no está acreditada.</w:t>
+      </w:r>
+      <w:r>
+        <w:rPr>
+          <w:rFonts w:ascii="Times New Roman" w:hAnsi="Times New Roman"/>
+          <w:b w:val="0"/>
+          <w:i w:val="0"/>
+          <w:sz w:val="22"/>
+        </w:rPr>
+        <w:t xml:space="preserve"> La noche del 4 al 5 de septiembre de 2026 los dos traían todos los juicios idénticos y, vueltos a guardar con dos segundos de diferencia, seguían compartiendo 7 418 caracteres idénticos en las notas de apoyo; el registro de ese día concluye que un cuaderno salió del otro. La evaluación se declaró entonces por consenso: el canal generó un cuaderno con los juicios coincidentes precargados y los discrepantes en blanco, y los dos autores lo firmaron el 9 de septiembre de 2026. La concordancia entre los dos cuadernos se reporta en la sección 3.7, pero no mide dos evaluaciones independientes. Un estudio, incorporado a la evaluación después de los demás, tiene una sola lectura y se declara como tal.</w:t>
       </w:r>
     </w:p>
     <w:p>
@@ -1708,7 +1726,7 @@
           <w:i w:val="0"/>
           <w:sz w:val="22"/>
         </w:rPr>
-        <w:t>2.9 Dos enmiendas al protocolo</w:t>
+        <w:t>2.9 Enmiendas al protocolo</w:t>
       </w:r>
     </w:p>
     <w:p>
@@ -2054,6 +2072,29 @@
     </w:p>
     <w:p>
       <w:pPr>
+        <w:jc w:val="both"/>
+      </w:pPr>
+      <w:r>
+        <w:rPr>
+          <w:rFonts w:ascii="Times New Roman" w:hAnsi="Times New Roman"/>
+          <w:b w:val="0"/>
+          <w:i/>
+          <w:sz w:val="22"/>
+        </w:rPr>
+        <w:t>Una tercera enmienda, menor: NOORG.</w:t>
+      </w:r>
+      <w:r>
+        <w:rPr>
+          <w:rFonts w:ascii="Times New Roman" w:hAnsi="Times New Roman"/>
+          <w:b w:val="0"/>
+          <w:i w:val="0"/>
+          <w:sz w:val="22"/>
+        </w:rPr>
+        <w:t xml:space="preserve"> El 14 de septiembre de 2026 los dos autores firmaron un código nuevo para las fichas de registro que no declaran organismo alguno, de modo que el criterio de población no puede verificarse ni a favor ni en contra; excluyó 7 estudios (sección 3.1.1). Como NOREC, se refiere a lo que puede verificarse y no a lo que el estudio dice. Los códigos PRO e INT, añadidos el 1 de septiembre de 2026, no cambian los criterios —la sección 2.2 ya exigía pacientes tratados con bacteriófagos— y solo dan nombre a motivos que el vocabulario original no tenía.</w:t>
+      </w:r>
+    </w:p>
+    <w:p>
+      <w:pPr>
         <w:spacing w:before="280" w:after="140"/>
       </w:pPr>
       <w:r>
@@ -2250,7 +2291,7 @@
           <w:i/>
           <w:sz w:val="22"/>
         </w:rPr>
-        <w:t>Treinta y ocho salieron al juzgarlos sobre su publicación.</w:t>
+        <w:t>Treinta y ocho salieron sobre su publicación o por no poder leerla.</w:t>
       </w:r>
       <w:r>
         <w:rPr>
@@ -2277,7 +2318,7 @@
           <w:i w:val="0"/>
           <w:sz w:val="22"/>
         </w:rPr>
-        <w:t xml:space="preserve"> salieron de leer su artículo. </w:t>
+        <w:t xml:space="preserve"> salieron al juzgar su artículo, leyéndolo en todos los casos salvo un editorial, juzgado por su indexación. </w:t>
       </w:r>
       <w:r>
         <w:rPr>
@@ -2421,7 +2462,7 @@
           <w:i w:val="0"/>
           <w:sz w:val="22"/>
         </w:rPr>
-        <w:t xml:space="preserve"> no aportan datos primarios propios: una pieza de opinión con revisión narrativa, y un editorial de dos páginas firmado por un solo autor, que el repositorio que lo indexa clasifica literalmente como «Editorial» y «no citable».</w:t>
+        <w:t xml:space="preserve"> no aportan datos primarios propios: una pieza de opinión con revisión narrativa, y un editorial de dos páginas firmado por un solo autor, que el repositorio que lo indexa clasifica literalmente como «Editorial» y «no citable»; su exclusión la firmó solo D.V.</w:t>
       </w:r>
     </w:p>
     <w:p>
@@ -2625,7 +2666,7 @@
           <w:i w:val="0"/>
           <w:sz w:val="22"/>
         </w:rPr>
-        <w:t xml:space="preserve"> (sección 2.9): el texto completo no pudo leerse y, sin él, un criterio no pudo verificarse contra el artículo. Uno es el ensayo aleatorizado que describe la sección 2.9. Los otros tres —EST-045, EST-059 y EST-173— son consecuencia de ese mismo defecto: solo tienen un resumen en inglés, dos en una revista rusa y uno en una griega que no publican de forma nativa en inglés, y sin el artículo su idioma no puede comprobarse. Los excluyeron los dos autores el 6 de octubre de 2026.</w:t>
+        <w:t xml:space="preserve"> (sección 2.9): el texto completo no pudo leerse y, sin él, un criterio no pudo verificarse contra el artículo. Uno es el ensayo aleatorizado que describe la sección 2.9, cuya exclusión firmó solo D.V. Los otros tres —EST-045, EST-059 y EST-173— son consecuencia de ese mismo defecto: solo tienen un resumen en inglés, dos en una revista rusa y uno en una griega que no publican de forma nativa en inglés, y sin el artículo su idioma no puede comprobarse. Los excluyeron los dos autores el 6 de octubre de 2026.</w:t>
       </w:r>
     </w:p>
     <w:p>
@@ -2716,7 +2757,7 @@
           <w:i w:val="0"/>
           <w:sz w:val="22"/>
         </w:rPr>
-        <w:t xml:space="preserve"> Los 38 anteriores se juzgaron sobre su publicación; estos no tienen ninguna. Entraron al corpus porque su registro exportado traía </w:t>
+        <w:t xml:space="preserve"> Los 38 anteriores tienen publicación; estos no tienen ninguna. Entraron al corpus porque su registro exportado traía </w:t>
       </w:r>
       <w:r>
         <w:rPr>
@@ -4233,7 +4274,7 @@
           <w:i w:val="0"/>
           <w:sz w:val="22"/>
         </w:rPr>
-        <w:t>De los 2 estudios evaluados con RoB 2, el juicio global es de bajo riesgo en 1 y de algunas preocupaciones en 1. De los 7 estudios evaluados con ROBINS-I, el juicio global es sin información para juzgar en 1 y de riesgo grave en 6. El dominio que más juicios desfavorables concentra en ROBINS-I —alto riesgo en RoB 2; grave o crítico en ROBINS-I— es «sesgo por confusión», con 6 de 7. Los cuadernos de los dos revisores, en 8 de los 9 estudios evaluables, coinciden en 49 de los 60 juicios comparables (81,7 %; kappa de Cohen 0,74), una concordancia que no mide dos evaluaciones independientes (sección 2.7). Los 11 desacuerdos se resolvieron por consenso, los 11 hacia el juicio del cuaderno de D.V.. El estudio restante se evaluó en un cuaderno aparte y tiene una sola lectura.</w:t>
+        <w:t>De los 2 estudios evaluados con RoB 2, el juicio global es de bajo riesgo en 1 y de algunas preocupaciones en 1. De los 7 estudios evaluados con ROBINS-I, el juicio global es sin información para juzgar en 1 y de riesgo grave en 6. El dominio que más juicios desfavorables concentra en ROBINS-I —alto riesgo en RoB 2; grave o crítico en ROBINS-I— es «sesgo por confusión», con 6 de 7. Los cuadernos de los dos revisores, en 8 de los 9 estudios evaluables, coinciden en 49 de los 60 juicios comparables (81,7 %; kappa de Cohen 0,74), una concordancia que no mide dos evaluaciones independientes (sección 2.7). Los 11 desacuerdos se resolvieron por consenso, los 11 hacia el juicio del cuaderno de D.V., ninguno hacia el del otro revisor. El estudio restante se evaluó en un cuaderno aparte y tiene una sola lectura.</w:t>
       </w:r>
     </w:p>
     <w:p>
@@ -6472,7 +6513,7 @@
           <w:i w:val="0"/>
           <w:sz w:val="22"/>
         </w:rPr>
-        <w:t xml:space="preserve"> La búsqueda abarcó ocho fuentes en dos corrientes separadas —Scopus en dos brazos—, sin restringir el idioma. La selección usó un vocabulario cerrado fijado de antemano y se auditó contra un conjunto de controles positivos definido antes de empezar, lo que permite afirmar, y no solo confiar, que el cribado no perdió estudios elegibles conocidos. Todo el canal es código reejecutable con claves derivadas del contenido, y una comprobación automática cuadra cada eslabón con el siguiente.</w:t>
+        <w:t xml:space="preserve"> La búsqueda abarcó ocho fuentes en dos corrientes separadas —Scopus en dos brazos—, sin restringir el idioma. La selección se auditó contra un conjunto de controles positivos fijado antes de empezar: el cribado no perdió ninguno de los 40 comprobables por PMID hasta la enmienda de idioma, que se llevó uno y se declara (sección 2.9). Todo el canal es código reejecutable con claves derivadas del contenido, y una comprobación automática cuadra cada eslabón con el siguiente.</w:t>
       </w:r>
     </w:p>
     <w:p>
@@ -6495,7 +6536,7 @@
           <w:i w:val="0"/>
           <w:sz w:val="22"/>
         </w:rPr>
-        <w:t xml:space="preserve"> Son siete y todas materiales. </w:t>
+        <w:t xml:space="preserve"> Son ocho y todas materiales. </w:t>
       </w:r>
       <w:r>
         <w:rPr>
@@ -6513,6 +6554,24 @@
           <w:i w:val="0"/>
           <w:sz w:val="22"/>
         </w:rPr>
+        <w:t xml:space="preserve"> las decisiones del cribado de títulos y resúmenes las emitió un modelo de lenguaje como revisor único, sin duplicación (sección 2.4), con un vocabulario de motivos que no se fijó antes de empezar; lo que excluyó no lo releyó nadie salvo una muestra de 350 registros, recribada por un solo revisor, y la concordancia entre el modelo y un lector humano no se midió. La auditoría de control positivo y el recribado acotan los falsos negativos sin descartarlos: sobre el marco de 13 661 excluidos, el recribado admite hasta 143 registros perdidos. </w:t>
+      </w:r>
+      <w:r>
+        <w:rPr>
+          <w:rFonts w:ascii="Times New Roman" w:hAnsi="Times New Roman"/>
+          <w:b w:val="0"/>
+          <w:i/>
+          <w:sz w:val="22"/>
+        </w:rPr>
+        <w:t>Segunda:</w:t>
+      </w:r>
+      <w:r>
+        <w:rPr>
+          <w:rFonts w:ascii="Times New Roman" w:hAnsi="Times New Roman"/>
+          <w:b w:val="0"/>
+          <w:i w:val="0"/>
+          <w:sz w:val="22"/>
+        </w:rPr>
         <w:t xml:space="preserve"> el corpus solo admite estudios con el artículo completo (sección 2.9), un criterio que se amplió a todos el 6 de octubre de 2026, con el cribado y la extracción terminados, y que excluyó 63 estudios, 42 de ellos fichas de registro sin publicación. Depende del acceso del revisor y no del contenido del estudio, y no es neutro: se lleva 7 de los 9 diseños comparativos y 5 de los 7 ensayos aleatorizados. Con él, la recuperación de texto completo es del 100 % por construcción y el sesgo de recuperación deja de medirse dentro del corpus; se declara como efecto del criterio (Tabla 3). </w:t>
       </w:r>
       <w:r>
@@ -6522,7 +6581,7 @@
           <w:i/>
           <w:sz w:val="22"/>
         </w:rPr>
-        <w:t>Segunda:</w:t>
+        <w:t>Tercera:</w:t>
       </w:r>
       <w:r>
         <w:rPr>
@@ -6540,7 +6599,7 @@
           <w:i/>
           <w:sz w:val="22"/>
         </w:rPr>
-        <w:t>Tercera:</w:t>
+        <w:t>Cuarta:</w:t>
       </w:r>
       <w:r>
         <w:rPr>
@@ -6558,7 +6617,7 @@
           <w:i/>
           <w:sz w:val="22"/>
         </w:rPr>
-        <w:t>Cuarta:</w:t>
+        <w:t>Quinta:</w:t>
       </w:r>
       <w:r>
         <w:rPr>
@@ -6576,7 +6635,7 @@
           <w:i/>
           <w:sz w:val="22"/>
         </w:rPr>
-        <w:t>Quinta:</w:t>
+        <w:t>Sexta:</w:t>
       </w:r>
       <w:r>
         <w:rPr>
@@ -6594,7 +6653,7 @@
           <w:i/>
           <w:sz w:val="22"/>
         </w:rPr>
-        <w:t>Sexta:</w:t>
+        <w:t>Séptima:</w:t>
       </w:r>
       <w:r>
         <w:rPr>
@@ -6612,7 +6671,7 @@
           <w:i/>
           <w:sz w:val="22"/>
         </w:rPr>
-        <w:t>Séptima:</w:t>
+        <w:t>Octava:</w:t>
       </w:r>
       <w:r>
         <w:rPr>
@@ -6845,7 +6904,7 @@
           <w:i w:val="0"/>
           <w:sz w:val="22"/>
         </w:rPr>
-        <w:t xml:space="preserve"> conceptualización, metodología, investigación (diseño de las búsquedas, con la asistencia del modelo de lenguaje, y su ejecución en las ocho fuentes), software (dirección del canal de cribado, agrupación y cálculo de cifras, programado con el modelo de lenguaje), curación de datos, extracción de datos, redacción del borrador original, visualización, administración del proyecto. </w:t>
+        <w:t xml:space="preserve"> conceptualización, metodología, investigación (diseño de las búsquedas con la participación del modelo de lenguaje y, según declara, su ejecución en cada interfaz; extracción de datos; riesgo de sesgo), dirección del software, la curación de datos, el análisis y la visualización, que programó y ejecutó el modelo de lenguaje, revisión de los borradores, que redactó el modelo, y administración del proyecto. </w:t>
       </w:r>
       <w:r>
         <w:rPr>
@@ -6863,7 +6922,7 @@
           <w:i w:val="0"/>
           <w:sz w:val="22"/>
         </w:rPr>
-        <w:t xml:space="preserve"> metodología (decisión, con D.V., de las reglas de desenlace que propuso el modelo de lenguaje), investigación, extracción de datos (122 de los 124 estudios), validación, revisión y edición del manuscrito.</w:t>
+        <w:t xml:space="preserve"> metodología (decisión, con D.V., de las reglas de desenlace que propuso el modelo de lenguaje, según declara D.V.; el registro del 12 de agosto de 2026 las dejó como propuesta sin ratificar), investigación, extracción de datos (122 de los 124 estudios), riesgo de sesgo y validación. ‹‹N. TRELLES: REVISIÓN Y EDICIÓN DEL MANUSCRITO, SOLO CUANDO CONSTE POR ESCRITO››</w:t>
       </w:r>
     </w:p>
     <w:p>
@@ -6909,7 +6968,97 @@
           <w:i w:val="0"/>
           <w:sz w:val="22"/>
         </w:rPr>
-        <w:t xml:space="preserve"> El cribado lo condujo un solo revisor humano (D.V.), sin duplicación por un segundo revisor. Un modelo de lenguaje generativo (Claude Opus 5, Anthropic) emitió las decisiones registro a registro del cribado de títulos y resúmenes, incluidas las 35 exclusiones por idioma de la etapa de resumen, y la pre-extracción desde resúmenes, aplicando los criterios y el vocabulario cerrado que fijaron los autores. D.V. examinó uno a uno los informes que superaron el cribado, sin que ese examen quedara registrado; los que el modelo excluyó no los releyó ningún humano, salvo una muestra de 350 que recribó D.V. El modelo asistió además en el diseño de las ecuaciones de búsqueda, que D.V. ejecutó en cada interfaz; escribió y ejecutó el código del canal, incluidas la descarga por API de PubMed y ClinicalTrials.gov, la generación, consolidación y comparación de los cuadernos de extracción y el cuaderno de consenso del riesgo de sesgo, que precargó con los juicios coincidentes; redactó las propuestas de criterios y de reglas de extracción que decidieron los autores; localizó y propuso, con su cita, las exclusiones a texto completo, que firmaron los autores; y redactó los borradores del manuscrito. La extracción de datos y los juicios de riesgo de sesgo los emitieron los autores, aunque sin independencia acreditada entre sus dos lecturas (secciones 2.6 y 2.7). Cada decisión de cribado está registrada con su motivo y su marca de tiempo, y se aporta íntegra (S3, S4). Los autores asumen la responsabilidad por la exactitud e integridad del trabajo. Ninguna herramienta de IA figura como autora, conforme a las recomendaciones del ICMJE.</w:t>
+        <w:t xml:space="preserve"> Un modelo de lenguaje generativo (Claude Opus 5, Anthropic) intervino en todas las fases de esta revisión. </w:t>
+      </w:r>
+      <w:r>
+        <w:rPr>
+          <w:rFonts w:ascii="Times New Roman" w:hAnsi="Times New Roman"/>
+          <w:b w:val="0"/>
+          <w:i/>
+          <w:sz w:val="22"/>
+        </w:rPr>
+        <w:t>Cribado.</w:t>
+      </w:r>
+      <w:r>
+        <w:rPr>
+          <w:rFonts w:ascii="Times New Roman" w:hAnsi="Times New Roman"/>
+          <w:b w:val="0"/>
+          <w:i w:val="0"/>
+          <w:sz w:val="22"/>
+        </w:rPr>
+        <w:t xml:space="preserve"> Emitió, como revisor único y sin duplicación, las decisiones registro a registro del cribado de títulos y resúmenes, incluidas las 35 exclusiones por idioma de la etapa de resumen, y la pre-extracción desde los resúmenes. El primer día de cribado escribió los motivos en texto libre; después usó seis motivos cuya redacción procede de esos textos, y no consta que los autores los fijaran antes de empezar. D.V. fue el único revisor humano: según declara, examinó uno a uno los informes que superaron el cribado, sin que ese examen quedara registrado; los que el modelo excluyó no los releyó ningún humano, salvo una muestra de 350 que recribó D.V. </w:t>
+      </w:r>
+      <w:r>
+        <w:rPr>
+          <w:rFonts w:ascii="Times New Roman" w:hAnsi="Times New Roman"/>
+          <w:b w:val="0"/>
+          <w:i/>
+          <w:sz w:val="22"/>
+        </w:rPr>
+        <w:t>Búsqueda.</w:t>
+      </w:r>
+      <w:r>
+        <w:rPr>
+          <w:rFonts w:ascii="Times New Roman" w:hAnsi="Times New Roman"/>
+          <w:b w:val="0"/>
+          <w:i w:val="0"/>
+          <w:sz w:val="22"/>
+        </w:rPr>
+        <w:t xml:space="preserve"> Participó en el diseño de las ecuaciones, que según declara D.V. ejecutó D.V. en cada interfaz con la guía del modelo; redactó los mensajes de los commits del 3 de agosto de 2026, que narran esa ejecución en primera persona, y descargó por API los registros de PubMed y ClinicalTrials.gov. </w:t>
+      </w:r>
+      <w:r>
+        <w:rPr>
+          <w:rFonts w:ascii="Times New Roman" w:hAnsi="Times New Roman"/>
+          <w:b w:val="0"/>
+          <w:i/>
+          <w:sz w:val="22"/>
+        </w:rPr>
+        <w:t>Selección y extracción.</w:t>
+      </w:r>
+      <w:r>
+        <w:rPr>
+          <w:rFonts w:ascii="Times New Roman" w:hAnsi="Times New Roman"/>
+          <w:b w:val="0"/>
+          <w:i w:val="0"/>
+          <w:sz w:val="22"/>
+        </w:rPr>
+        <w:t xml:space="preserve"> Localizó y descargó textos completos, también con un navegador; propuso la agrupación de los informes en estudios; leyó los textos completos y propuso, con su cita, las exclusiones, que firmaron los dos autores salvo dos que firmó D.V. solo; generó, unió y comparó los cuadernos de extracción; propuso con su cita una resolución para parte de los desacuerdos de una comparación posteriormente rehecha; extrajo las casillas del tercer paciente de EST-121, que firmó solo D.V., y propuso correcciones de modalidad que firmaron los dos; redactó las reglas de desenlace, que según declara D.V. decidieron los dos autores, aunque el registro del 12 de agosto de 2026 las dejó como propuesta sin ratificar; y detectó y leyó primero los pares de estudios que podían compartir pacientes, antes de la relectura de los autores. </w:t>
+      </w:r>
+      <w:r>
+        <w:rPr>
+          <w:rFonts w:ascii="Times New Roman" w:hAnsi="Times New Roman"/>
+          <w:b w:val="0"/>
+          <w:i/>
+          <w:sz w:val="22"/>
+        </w:rPr>
+        <w:t>Riesgo de sesgo.</w:t>
+      </w:r>
+      <w:r>
+        <w:rPr>
+          <w:rFonts w:ascii="Times New Roman" w:hAnsi="Times New Roman"/>
+          <w:b w:val="0"/>
+          <w:i w:val="0"/>
+          <w:sz w:val="22"/>
+        </w:rPr>
+        <w:t xml:space="preserve"> Puso en cada casilla de los formularios, como comentario, las frases del artículo que localizó de forma automática para cada dominio, y generó el cuaderno de consenso con los juicios coincidentes precargados. </w:t>
+      </w:r>
+      <w:r>
+        <w:rPr>
+          <w:rFonts w:ascii="Times New Roman" w:hAnsi="Times New Roman"/>
+          <w:b w:val="0"/>
+          <w:i/>
+          <w:sz w:val="22"/>
+        </w:rPr>
+        <w:t>Canal y redacción.</w:t>
+      </w:r>
+      <w:r>
+        <w:rPr>
+          <w:rFonts w:ascii="Times New Roman" w:hAnsi="Times New Roman"/>
+          <w:b w:val="0"/>
+          <w:i w:val="0"/>
+          <w:sz w:val="22"/>
+        </w:rPr>
+        <w:t xml:space="preserve"> Escribió y ejecutó todo el código del canal, del que sale cada cifra, tabla y figura, y redactó los borradores del manuscrito, de los anexos y de la carta de presentación. La extracción de datos y los juicios de riesgo de sesgo los emitieron los autores, aunque sin independencia acreditada entre sus dos lecturas (secciones 2.6 y 2.7). Cada decisión de cribado está registrada con su motivo y su marca de tiempo, y se aporta íntegra (S3, S4). Los autores asumen la responsabilidad por la exactitud e integridad del trabajo. Ninguna herramienta de IA figura como autora, conforme a las recomendaciones del ICMJE.</w:t>
       </w:r>
     </w:p>
     <w:p>
@@ -11239,7 +11388,7 @@
           <w:i w:val="0"/>
           <w:sz w:val="22"/>
         </w:rPr>
-        <w:t xml:space="preserve"> Canal de cribado del proyecto; búsquedas ejecutadas entre el 3 y el 10 de agosto de 2026.</w:t>
+        <w:t xml:space="preserve"> Canal de cribado del proyecto; ejecuciones documentadas de las búsquedas del 3 y el 4 de agosto de 2026, con la exportación de BVS incorporada al corpus el 10 de agosto.</w:t>
       </w:r>
     </w:p>
     <w:p>
@@ -11400,7 +11549,7 @@
           <w:i w:val="0"/>
           <w:sz w:val="22"/>
         </w:rPr>
-        <w:t xml:space="preserve"> Informe editorial: qué se decidió, cuándo y con qué fundamento.</w:t>
+        <w:t xml:space="preserve"> Evaluación previa del manuscrito que redactó el modelo de lenguaje en el papel de un editor de revista; no es una evaluación editorial externa.</w:t>
       </w:r>
     </w:p>
     <w:p>
@@ -11468,7 +11617,7 @@
           <w:i w:val="0"/>
           <w:sz w:val="22"/>
         </w:rPr>
-        <w:t xml:space="preserve"> Ecuaciones de búsqueda literales por fuente, con fecha y número de resultados.</w:t>
+        <w:t xml:space="preserve"> Ecuaciones de búsqueda literales por fuente, con su número de resultados.</w:t>
       </w:r>
     </w:p>
     <w:p>
@@ -11502,7 +11651,7 @@
           <w:i w:val="0"/>
           <w:sz w:val="22"/>
         </w:rPr>
-        <w:t xml:space="preserve"> Registro completo de decisiones de cribado, en dos ficheros: etapa 2 (título) y etapa 3 (resumen). Cada fila lleva su motivo codificado, quién la emitió y cuándo.</w:t>
+        <w:t xml:space="preserve"> Registro completo de decisiones de cribado, en dos ficheros: etapa 2 (título) y etapa 3 (resumen). Cada fila lleva su motivo, quién la emitió y cuándo.</w:t>
       </w:r>
     </w:p>
     <w:p>
@@ -11536,7 +11685,7 @@
           <w:i w:val="0"/>
           <w:sz w:val="22"/>
         </w:rPr>
-        <w:t xml:space="preserve"> Pre-extracción desde el resumen de los 65 estudios con publicación recuperable, marcada como parcial en cada registro.</w:t>
+        <w:t xml:space="preserve"> Pre-extracción desde el resumen de los 65 estudios con publicación recuperable, emitida por el modelo de lenguaje y marcada como parcial en cada registro.</w:t>
       </w:r>
     </w:p>
     <w:p>
@@ -11570,7 +11719,7 @@
           <w:i w:val="0"/>
           <w:sz w:val="22"/>
         </w:rPr>
-        <w:t xml:space="preserve"> Listado de los 65 estudios con su situación y sus informes agrupados, y de los 118 excluidos tras el cribado, con su motivo y su cita.</w:t>
+        <w:t xml:space="preserve"> Listado de los 65 estudios del corpus, con su situación y sus informes agrupados. Los 118 excluidos después del cribado están en S16.</w:t>
       </w:r>
     </w:p>
     <w:p>
@@ -11604,7 +11753,7 @@
           <w:i w:val="0"/>
           <w:sz w:val="22"/>
         </w:rPr>
-        <w:t xml:space="preserve"> Auditoría de controles positivos.</w:t>
+        <w:t xml:space="preserve"> Auditoría del cribado contra los 42 controles positivos fijados antes de empezarlo, 40 de ellos comprobables por PMID.</w:t>
       </w:r>
     </w:p>
     <w:p>
@@ -11808,7 +11957,7 @@
           <w:i w:val="0"/>
           <w:sz w:val="22"/>
         </w:rPr>
-        <w:t xml:space="preserve"> Resolución de conflictos de extracción, incluidos los que no pueden dirimirse todavía.</w:t>
+        <w:t xml:space="preserve"> Cómo se cerraron los 541 desacuerdos de extracción y quién los adjudicó según el registro: los dos revisores en 14 y uno solo en 525; 2 se cerraron por una regla mecánica, sin firma conjunta.</w:t>
       </w:r>
     </w:p>
     <w:p>
@@ -11842,7 +11991,7 @@
           <w:i w:val="0"/>
           <w:sz w:val="22"/>
         </w:rPr>
-        <w:t xml:space="preserve"> Reglas de extracción de desenlaces, con su corrección documentada.</w:t>
+        <w:t xml:space="preserve"> Reglas de extracción de desenlaces, con su corrección documentada. Las redactó el modelo de lenguaje; según declara D.V., las decidieron los dos autores, y el registro del 12 de agosto de 2026 las dejó como propuesta sin ratificar.</w:t>
       </w:r>
     </w:p>
     <w:p>
@@ -11876,7 +12025,7 @@
           <w:i w:val="0"/>
           <w:sz w:val="22"/>
         </w:rPr>
-        <w:t xml:space="preserve"> Extracción adjudicada: un valor por casilla, brazo a brazo, tras el consenso. Sostiene la sección 3.5 y las tablas 5 y 6.</w:t>
+        <w:t xml:space="preserve"> Extracción adjudicada: un valor por casilla, brazo a brazo, tras la adjudicación de los desacuerdos. Sostiene la sección 3.5 y las tablas 5 y 6.</w:t>
       </w:r>
     </w:p>
     <w:p>
@@ -11910,7 +12059,7 @@
           <w:i w:val="0"/>
           <w:sz w:val="22"/>
         </w:rPr>
-        <w:t xml:space="preserve"> Procedencia de cada casilla de S14: acuerdo, consenso, una sola lectura o abierta.</w:t>
+        <w:t xml:space="preserve"> Procedencia de cada casilla de S14: acuerdo, adjudicada por los dos, adjudicada por uno, corregida contra el texto, una sola lectura o abierta.</w:t>
       </w:r>
     </w:p>
     <w:p>
@@ -11944,7 +12093,7 @@
           <w:i w:val="0"/>
           <w:sz w:val="22"/>
         </w:rPr>
-        <w:t xml:space="preserve"> Los 118 estudios que el cribado admitió y el texto completo desmintió, con su código de motivo y la frase del artículo que lo sostiene.</w:t>
+        <w:t xml:space="preserve"> Los 118 estudios que el cribado admitió y que salieron después, con su código de motivo y quién firmó la exclusión. 47 llevan la cita en que se apoya; los 63 sin el artículo completo (NOPDF) y los 4 sin texto que se pudiera leer (NOREC) no tienen nada que citar, y 4 más van sin cita.</w:t>
       </w:r>
     </w:p>
     <w:p>
@@ -12012,7 +12161,7 @@
           <w:i w:val="0"/>
           <w:sz w:val="22"/>
         </w:rPr>
-        <w:t xml:space="preserve"> Los 68 juicios de riesgo de sesgo, uno por fila, con la frase firmada en que se apoya cada uno.</w:t>
+        <w:t xml:space="preserve"> Los 68 juicios de riesgo de sesgo, uno por fila, con lo que sostiene cada uno en el cuaderno firmado: una cita literal en 24, una nota sin cita en 36 y nada en 8, marcados como dato faltante.</w:t>
       </w:r>
     </w:p>
     <w:p>
@@ -12046,7 +12195,7 @@
           <w:i w:val="0"/>
           <w:sz w:val="22"/>
         </w:rPr>
-        <w:t xml:space="preserve"> Las frases del artículo cosechadas por tema, que acompañan pero no sustituyen a la firmada.</w:t>
+        <w:t xml:space="preserve"> Las frases de cada artículo que el modelo de lenguaje localizó de forma automática para cada dominio de riesgo de sesgo y puso como comentario en los formularios; acompañan a lo que sostiene cada juicio en S18, no lo sustituyen.</w:t>
       </w:r>
     </w:p>
     <w:p>
@@ -12080,7 +12229,7 @@
           <w:i w:val="0"/>
           <w:sz w:val="22"/>
         </w:rPr>
-        <w:t xml:space="preserve"> Qué modelo emitió las decisiones de cribado, cuándo, sobre qué ficheros, qué verificaron los autores y qué NO quedó registrado, marcado como dato faltante.</w:t>
+        <w:t xml:space="preserve"> Qué modelo emitió las decisiones de cribado, cuándo, sobre qué ficheros, qué examinó D.V., según su declaración, y qué no quedó registrado, marcado como dato faltante.</w:t>
       </w:r>
     </w:p>
     <w:p>

--- a/paper/docx/informe_extendido.docx
+++ b/paper/docx/informe_extendido.docx
@@ -133,7 +133,7 @@
           <w:i w:val="0"/>
           <w:sz w:val="22"/>
         </w:rPr>
-        <w:t xml:space="preserve"> resumen 292; texto principal 10 283.</w:t>
+        <w:t xml:space="preserve"> resumen 295; texto principal 10 372.</w:t>
       </w:r>
     </w:p>
     <w:p>
@@ -352,7 +352,7 @@
           <w:i w:val="0"/>
           <w:sz w:val="22"/>
         </w:rPr>
-        <w:t xml:space="preserve">: 63 por no disponer del artículo completo —42 solo existían como ficha de registro— y 55 por no cumplir los criterios —protocolos, modelos preclínicos, y artículos donde </w:t>
+        <w:t xml:space="preserve">: 63 por no disponer del artículo completo —42 solo existían como ficha de registro— y 55 por los criterios (en 11 no pudieron verificarse) —protocolos, modelos preclínicos, y artículos donde </w:t>
       </w:r>
       <w:r>
         <w:rPr>
@@ -1280,7 +1280,7 @@
           <w:i w:val="0"/>
           <w:sz w:val="22"/>
         </w:rPr>
-        <w:t>La concordancia entre el modelo y un lector humano no se midió. Contra el riesgo de falso negativo la revisión opone la auditoría de control positivo de la sección 2.5: se comprobó tras cada etapa de cribado que ninguno de los 40 estudios del conjunto de control comprobables por PMID perdiera todos sus informes.</w:t>
+        <w:t>La concordancia entre el modelo y un lector humano no se midió sobre lo que el modelo admitió; sobre 350 excluidos, el lector del recribado (sección 2.5) coincidió con el modelo en 344 en la primera pasada y en los 350 tras contrastar los criterios. Contra el riesgo de falso negativo la revisión opone la auditoría de control positivo de la sección 2.5: se comprobó tras cada etapa de cribado que ninguno de los 40 estudios del conjunto de control comprobables por PMID perdiera todos sus informes.</w:t>
       </w:r>
     </w:p>
     <w:p>
@@ -1656,7 +1656,7 @@
           <w:i w:val="0"/>
           <w:sz w:val="22"/>
         </w:rPr>
-        <w:t>, y el motivo no depende de lo anterior: califica la certeza de una estimación agrupada y esta revisión no presenta ninguna. La sección 3.5 muestra que solo 2 de los 73 brazos reúnen los requisitos mínimos para agregar, y ninguno los conserva tras aplicar los criterios de elegibilidad. Calificar la certeza de un resultado que no existe sería un trámite, no una evaluación (14).</w:t>
+        <w:t>, y el motivo no depende de lo anterior: califica la certeza de una estimación agrupada y esta revisión no presenta ninguna. La sección 3.6 muestra que solo 2 de los 73 brazos reúnen los requisitos mínimos para agregar, y ninguno los conserva tras aplicar los criterios de elegibilidad. Calificar la certeza de un resultado que no existe sería un trámite, no una evaluación (14).</w:t>
       </w:r>
     </w:p>
     <w:p>
@@ -2222,7 +2222,7 @@
           <w:i w:val="0"/>
           <w:sz w:val="22"/>
         </w:rPr>
-        <w:t xml:space="preserve">: 63 por no disponer del PDF del artículo completo (sección 2.9) y 55 por no cumplir los criterios de elegibilidad, comprobado sobre el artículo o sobre la ficha del registro; el apartado siguiente los detalla. El cuerpo de evidencia queda en </w:t>
+        <w:t xml:space="preserve">: 63 por no disponer del PDF del artículo completo (sección 2.9) y 55 por los criterios de elegibilidad: 44 por incumplirlos, comprobado sobre el artículo o sobre la ficha del registro, y 11 porque no pudieron verificarse; el apartado siguiente los detalla. El cuerpo de evidencia queda en </w:t>
       </w:r>
       <w:r>
         <w:rPr>
@@ -2277,7 +2277,7 @@
           <w:i w:val="0"/>
           <w:sz w:val="22"/>
         </w:rPr>
-        <w:t xml:space="preserve"> (código NOPDF, sección 2.9): 21 estudios cuyo artículo no se obtuvo —3 de ellos solo existen como resumen de congreso— y 42 que solo existen como ficha de registro de ensayo, sin publicación asociada localizable. De ellos no se afirma que incumplan los criterios de la sección 2.2: nunca se comprobaron contra el artículo, porque esta revisión no pudo leerlo. Los otros 55 salieron por no cumplir los criterios.</w:t>
+        <w:t xml:space="preserve"> (código NOPDF, sección 2.9): 21 estudios cuyo artículo no se obtuvo —3 de ellos solo existen como resumen de congreso— y 42 que solo existen como ficha de registro de ensayo, sin publicación asociada localizable. De ellos no se afirma que incumplan los criterios de la sección 2.2: nunca se comprobaron contra el artículo, porque esta revisión no pudo leerlo. Los otros 55 salieron por los criterios: 44 por incumplirlos y 11 porque no pudieron verificarse (NOREC y NOORG).</w:t>
       </w:r>
     </w:p>
     <w:p>
@@ -2793,7 +2793,7 @@
           <w:i w:val="0"/>
           <w:sz w:val="22"/>
         </w:rPr>
-        <w:t xml:space="preserve"> en esa situación, se descargó la ficha completa de cada una de ClinicalTrials.gov y del registro europeo CTIS, y se leyeron una por una. </w:t>
+        <w:t xml:space="preserve"> en esa situación; el modelo descargó la ficha completa de cada una de ClinicalTrials.gov y del registro europeo CTIS, las leyó una por una y propuso, con su frase, un veredicto para cada una, que firmaron los dos autores. </w:t>
       </w:r>
       <w:r>
         <w:rPr>
@@ -6554,7 +6554,7 @@
           <w:i w:val="0"/>
           <w:sz w:val="22"/>
         </w:rPr>
-        <w:t xml:space="preserve"> las decisiones del cribado de títulos y resúmenes las emitió un modelo de lenguaje como revisor único, sin duplicación (sección 2.4), con un vocabulario de motivos que no se fijó antes de empezar; lo que excluyó no lo releyó nadie salvo una muestra de 350 registros, recribada por un solo revisor, y la concordancia entre el modelo y un lector humano no se midió. La auditoría de control positivo y el recribado acotan los falsos negativos sin descartarlos: sobre el marco de 13 661 excluidos, el recribado admite hasta 143 registros perdidos. </w:t>
+        <w:t xml:space="preserve"> las decisiones del cribado de títulos y resúmenes las emitió un modelo de lenguaje como revisor único, sin duplicación (sección 2.4), con un vocabulario de motivos que no se fijó antes de empezar; lo que excluyó no lo releyó nadie salvo una muestra de 350 registros, recribada por un solo revisor, y la concordancia entre el modelo y un lector humano no se midió sobre lo que el modelo admitió. La auditoría de control positivo y el recribado acotan los falsos negativos sin descartarlos: sobre el marco de 13 661 excluidos, el recribado admite hasta 143 registros perdidos. </w:t>
       </w:r>
       <w:r>
         <w:rPr>
@@ -6716,7 +6716,7 @@
           <w:i w:val="0"/>
           <w:sz w:val="22"/>
         </w:rPr>
-        <w:t xml:space="preserve"> —EST-002, EST-010, EST-016, EST-046, EST-062, EST-124 y EST-164—, que aportan 8 pacientes; a ellos se suma EST-088, publicado después, cuyo paciente coincide en infección, especies y fagos con uno de EST-108. El examen se hizo sobre los 65 textos completos y reunió 30 pares: 15 los marcó un detector por producto, país y cita, y 15 los encontró la lectura. 19 se confirmaron, 11 se descartaron y </w:t>
+        <w:t xml:space="preserve"> —EST-002, EST-010, EST-016, EST-046, EST-062, EST-124 y EST-164—, que aportan 8 pacientes; a ellos se suma EST-088, publicado después, cuyo paciente coincide en infección, especies y fagos con uno de EST-108. El examen se hizo sobre los 65 textos completos y reunió 30 pares: 15 los marcó un detector por producto, país y cita, 8 los encontró la lectura del modelo del 22 de septiembre de 2026 y 7 la relectura de los autores del 30 de septiembre. 19 se confirmaron, 11 se descartaron y </w:t>
       </w:r>
       <w:r>
         <w:rPr>
@@ -6904,7 +6904,7 @@
           <w:i w:val="0"/>
           <w:sz w:val="22"/>
         </w:rPr>
-        <w:t xml:space="preserve"> conceptualización, metodología, investigación (diseño de las búsquedas con la participación del modelo de lenguaje y, según declara, su ejecución en cada interfaz; extracción de datos; riesgo de sesgo), dirección del software, la curación de datos, el análisis y la visualización, que programó y ejecutó el modelo de lenguaje, revisión de los borradores, que redactó el modelo, y administración del proyecto. </w:t>
+        <w:t xml:space="preserve"> conceptualización, metodología, investigación (según declara D.V., diseño de las búsquedas con la participación del modelo de lenguaje y su ejecución en cada interfaz con la guía del modelo; extracción de datos; riesgo de sesgo), dirección del software, la curación de datos, el análisis y la visualización, que programó y ejecutó el modelo de lenguaje, revisión de los borradores, que redactó el modelo, y administración del proyecto. </w:t>
       </w:r>
       <w:r>
         <w:rPr>
@@ -6945,7 +6945,7 @@
           <w:i w:val="0"/>
           <w:sz w:val="22"/>
         </w:rPr>
-        <w:t xml:space="preserve"> Todo el material que sostiene esta revisión se deposita en un repositorio público y citable: el corpus de búsqueda con las exportaciones crudas de las nueve consultas, los registros solo-anexar de decisión de las tres etapas de cribado, los cuadernos de extracción de ambos revisores, los registros de decisión metodológica con sus fechas, y el código completo del canal, que es reejecutable de la búsqueda a las cifras del manuscrito. ‹‹DOI DEL DEPÓSITO — PENDIENTE DE COMPLETAR ANTES DEL ENVÍO››. Los registros de decisión son solo-anexar y conservan cada corrección junto a la fila que sustituyen.</w:t>
+        <w:t xml:space="preserve"> Todo el material que sostiene esta revisión se conserva en un repositorio versionado del proyecto: el corpus de búsqueda con las exportaciones crudas de las nueve consultas, los registros solo-anexar de decisión de las tres etapas de cribado, los cuadernos de extracción de ambos revisores, los registros de decisión metodológica con sus fechas, y el código completo del canal, que es reejecutable de la búsqueda a las cifras del manuscrito. ‹‹DEPÓSITO PÚBLICO Y DOI — PENDIENTES DE DECISIÓN DE LOS AUTORES››. Los registros de decisión son solo-anexar y conservan cada corrección junto a la fila que sustituyen.</w:t>
       </w:r>
     </w:p>
     <w:p>
@@ -6977,6 +6977,24 @@
           <w:i/>
           <w:sz w:val="22"/>
         </w:rPr>
+        <w:t>Criterios.</w:t>
+      </w:r>
+      <w:r>
+        <w:rPr>
+          <w:rFonts w:ascii="Times New Roman" w:hAnsi="Times New Roman"/>
+          <w:b w:val="0"/>
+          <w:i w:val="0"/>
+          <w:sz w:val="22"/>
+        </w:rPr>
+        <w:t xml:space="preserve"> Redactó las propuestas de criterios y de reglas que decidieron los autores: entre ellas, la unidad de inclusión por estudio y la elegibilidad de los resúmenes de congreso (5 de agosto de 2026), los códigos de exclusión añadidos después del cribado (PRO, INT y NOORG) y las reglas de desenlace, que según declara D.V. decidieron los dos autores, aunque el registro del 12 de agosto de 2026 las dejó como propuesta sin ratificar; y las dos reglas añadidas a mitad de lote el 4 de agosto, que incorporó a sus guiones de cribado. </w:t>
+      </w:r>
+      <w:r>
+        <w:rPr>
+          <w:rFonts w:ascii="Times New Roman" w:hAnsi="Times New Roman"/>
+          <w:b w:val="0"/>
+          <w:i/>
+          <w:sz w:val="22"/>
+        </w:rPr>
         <w:t>Cribado.</w:t>
       </w:r>
       <w:r>
@@ -7022,7 +7040,7 @@
           <w:i w:val="0"/>
           <w:sz w:val="22"/>
         </w:rPr>
-        <w:t xml:space="preserve"> Localizó y descargó textos completos, también con un navegador; propuso la agrupación de los informes en estudios; leyó los textos completos y propuso, con su cita, las exclusiones, que firmaron los dos autores salvo dos que firmó D.V. solo; generó, unió y comparó los cuadernos de extracción; propuso con su cita una resolución para parte de los desacuerdos de una comparación posteriormente rehecha; extrajo las casillas del tercer paciente de EST-121, que firmó solo D.V., y propuso correcciones de modalidad que firmaron los dos; redactó las reglas de desenlace, que según declara D.V. decidieron los dos autores, aunque el registro del 12 de agosto de 2026 las dejó como propuesta sin ratificar; y detectó y leyó primero los pares de estudios que podían compartir pacientes, antes de la relectura de los autores. </w:t>
+        <w:t xml:space="preserve"> Localizó y descargó textos completos, también con un navegador; propuso la agrupación de los informes en estudios; leyó los textos completos y las fichas de registro y propuso, con su cita, las exclusiones que se apoyan en ellos, que firmaron los dos autores salvo dos que firmó D.V. solo; generó, unió y comparó los cuadernos de extracción; propuso con su cita una resolución para parte de los desacuerdos de una comparación posteriormente rehecha; extrajo las casillas del tercer paciente de EST-121, que firmó solo D.V., y propuso correcciones de modalidad que firmaron los dos; tradujo a categorías las conclusiones firmadas de la relectura y aplicó las que dejaban un valor único; y detectó y leyó primero los pares de estudios que podían compartir pacientes, antes de la relectura de los autores. </w:t>
       </w:r>
       <w:r>
         <w:rPr>
@@ -7058,7 +7076,7 @@
           <w:i w:val="0"/>
           <w:sz w:val="22"/>
         </w:rPr>
-        <w:t xml:space="preserve"> Escribió y ejecutó todo el código del canal, del que sale cada cifra, tabla y figura, y redactó los borradores del manuscrito, de los anexos y de la carta de presentación. La extracción de datos y los juicios de riesgo de sesgo los emitieron los autores, aunque sin independencia acreditada entre sus dos lecturas (secciones 2.6 y 2.7). Cada decisión de cribado está registrada con su motivo y su marca de tiempo, y se aporta íntegra (S3, S4). Los autores asumen la responsabilidad por la exactitud e integridad del trabajo. Ninguna herramienta de IA figura como autora, conforme a las recomendaciones del ICMJE.</w:t>
+        <w:t xml:space="preserve"> Escribió y ejecutó todo el código del canal, del que sale cada cifra, tabla y figura, y redactó los borradores del manuscrito, de los anexos, de la carta de presentación y de los registros de decisión. Salvo lo anterior, la extracción de datos y los juicios de riesgo de sesgo los emitieron los autores, aunque sin independencia acreditada entre sus dos lecturas (secciones 2.6 y 2.7). Cada decisión del cribado vigente está registrada con su motivo y su marca de tiempo, y se aporta íntegra (S3, S4); la primera pasada del 4 de agosto sobre el brazo A de PubMed, que el cribado del pozo sustituyó, consta en el repositorio y no en S3. D.V. asume la responsabilidad por la exactitud e integridad del trabajo; la de N.T. queda pendiente de su aprobación escrita. Ninguna herramienta de IA figura como autora, conforme a las recomendaciones del ICMJE.</w:t>
       </w:r>
     </w:p>
     <w:p>
@@ -11651,7 +11669,7 @@
           <w:i w:val="0"/>
           <w:sz w:val="22"/>
         </w:rPr>
-        <w:t xml:space="preserve"> Registro completo de decisiones de cribado, en dos ficheros: etapa 2 (título) y etapa 3 (resumen). Cada fila lleva su motivo, quién la emitió y cuándo.</w:t>
+        <w:t xml:space="preserve"> Las decisiones del cribado vigente, en dos ficheros: etapa 2 (título) y etapa 3 (resumen), cada una con su motivo, quién la emitió y su marca de tiempo. La primera pasada del 4 de agosto de 2026 sobre el brazo A de PubMed, que el cribado del pozo sustituyó, consta en el repositorio y no en S3.</w:t>
       </w:r>
     </w:p>
     <w:p>
@@ -11821,7 +11839,7 @@
           <w:i w:val="0"/>
           <w:sz w:val="22"/>
         </w:rPr>
-        <w:t xml:space="preserve"> Registro de recuperación de texto completo: qué se intentó por cada estudio y con qué resultado.</w:t>
+        <w:t xml:space="preserve"> Vía de recuperación resuelta en agosto de 2026 para cada informe que pasó a texto completo sin DOI editorial, PMID ni NCT: el identificador del registro o el código de protocolo, el DOI localizado, el ensayo ya identificado del que es informe o la cita por la que buscarlo. No registra los intentos de descarga ni su resultado; los estudios que se quedaron sin el artículo completo están en S16 (NOPDF).</w:t>
       </w:r>
     </w:p>
     <w:p>
@@ -11889,7 +11907,7 @@
           <w:i w:val="0"/>
           <w:sz w:val="22"/>
         </w:rPr>
-        <w:t xml:space="preserve"> Verificación del idioma sobre el texto completo del PDF, no sobre los metadatos.</w:t>
+        <w:t xml:space="preserve"> Idioma del cuerpo del PDF de cada uno de los 65 estudios del corpus: una detección mecánica sobre el texto de todo el PDF, no sobre los metadatos ni solo sobre el resumen, que hace un guion del canal escrito por el modelo de lenguaje, introducida el 6 de octubre de 2026 y rehecha en cada pasada. Da 65 en inglés; la columna mirar_a_mano marca 1 PDF para revisarlo página a página por su fracción de caracteres cirílicos o CJK.</w:t>
       </w:r>
     </w:p>
     <w:p>
@@ -12093,7 +12111,7 @@
           <w:i w:val="0"/>
           <w:sz w:val="22"/>
         </w:rPr>
-        <w:t xml:space="preserve"> Los 118 estudios que el cribado admitió y que salieron después, con su código de motivo y quién firmó la exclusión. 47 llevan la cita en que se apoya; los 63 sin el artículo completo (NOPDF) y los 4 sin texto que se pudiera leer (NOREC) no tienen nada que citar, y 4 más van sin cita.</w:t>
+        <w:t xml:space="preserve"> Los 118 estudios que el cribado admitió y que salieron después, con su código de motivo y quién firmó la exclusión. 47 llevan la cita en que se apoya; los 63 sin el artículo completo (NOPDF) y los 4 sin texto que se pudiera leer (NOREC) no tienen nada que citar, y 4 más van sin cita. De las que llevan cita, 17 citan la ficha del registro y 1, la indexación de SciELO.</w:t>
       </w:r>
     </w:p>
     <w:p>

--- a/paper/docx/informe_extendido.docx
+++ b/paper/docx/informe_extendido.docx
@@ -133,7 +133,7 @@
           <w:i w:val="0"/>
           <w:sz w:val="22"/>
         </w:rPr>
-        <w:t xml:space="preserve"> resumen 295; texto principal 10 372.</w:t>
+        <w:t xml:space="preserve"> resumen 295; texto principal 10 394.</w:t>
       </w:r>
     </w:p>
     <w:p>
@@ -6662,7 +6662,7 @@
           <w:i w:val="0"/>
           <w:sz w:val="22"/>
         </w:rPr>
-        <w:t xml:space="preserve"> la restricción a inglés y español se adoptó con el cribado ya terminado y eliminó 35 estudios, 18 de ellos comparativos y uno del conjunto de control positivo; empuja el corpus en la misma dirección que el sesgo de recuperación y reduce lo que esta revisión puede decir sobre la literatura de Europa del Este. </w:t>
+        <w:t xml:space="preserve"> la restricción a inglés y español se adoptó con el cribado ya terminado y eliminó 35 estudios en el cribado de resúmenes, 18 de ellos comparativos y uno del conjunto de control positivo, y 4 más al leer el texto completo; otros 3 salieron porque su idioma no pudo verificarse; empuja el corpus en la misma dirección que el sesgo de recuperación y reduce lo que esta revisión puede decir sobre la literatura de Europa del Este. </w:t>
       </w:r>
       <w:r>
         <w:rPr>

--- a/paper/docx/informe_extendido.docx
+++ b/paper/docx/informe_extendido.docx
@@ -133,7 +133,7 @@
           <w:i w:val="0"/>
           <w:sz w:val="22"/>
         </w:rPr>
-        <w:t xml:space="preserve"> resumen 295; texto principal 10 394.</w:t>
+        <w:t xml:space="preserve"> resumen 295; texto principal 10 490.</w:t>
       </w:r>
     </w:p>
     <w:p>
@@ -1066,7 +1066,7 @@
           <w:i w:val="0"/>
           <w:sz w:val="22"/>
         </w:rPr>
-        <w:t>Según declara D.V. (8 de octubre de 2026), diseñó las ecuaciones con la participación del modelo de lenguaje cuya intervención se declara en la sección 2.4 y las ejecutó en cada interfaz con la guía del modelo; los mensajes de los commits del 3 de agosto de 2026, que redactó el modelo, narran esa ejecución en primera persona. Los registros de PubMed y de ClinicalTrials.gov que entraron al corpus se descargaron por API con guiones escritos por el modelo, y los recuentos de ClinicalTrials.gov se cuadraron con los de la interfaz. Las ecuaciones se aportan íntegras como suplemento, con la sintaxis literal de cada interfaz y el número de resultados, de modo que cualquiera puede repetirlas. BVS y SciELO se incluyeron para no inclinar la revisión hacia la literatura anglosajona, y aportaron 2 de los 233 informes que llegaron a texto completo: cubren Iberoamérica, y de los 24 estudios que declaran procedencia, 9 son de Rusia, Polonia, Georgia o Ucrania.</w:t>
+        <w:t>Las ecuaciones de cada plataforma y sus reglas de diseño las redactó el modelo de lenguaje cuya intervención se declara en la sección 2.4 (3 de agosto de 2026). Según declara D.V. (8 de octubre de 2026), las ejecutó en cada interfaz con la guía del modelo; los mensajes de los commits del 3 de agosto de 2026, que redactó el modelo, narran esa ejecución en primera persona. Los registros de PubMed y de ClinicalTrials.gov que entraron al corpus se descargaron por API con guiones escritos por el modelo, y los recuentos de ClinicalTrials.gov se cuadraron con los de la interfaz. Las ecuaciones se aportan íntegras como suplemento, con la sintaxis literal de cada interfaz y el número de resultados, de modo que cualquiera puede repetirlas. BVS y SciELO se incluyeron para no inclinar la revisión hacia la literatura anglosajona, y aportaron 2 de los 233 informes que llegaron a texto completo: cubren Iberoamérica, y de los 24 estudios que declaran procedencia, 9 son de Rusia, Polonia, Georgia o Ucrania.</w:t>
       </w:r>
     </w:p>
     <w:p>
@@ -1266,7 +1266,7 @@
           <w:i w:val="0"/>
           <w:sz w:val="22"/>
         </w:rPr>
-        <w:t>: 13 917 decisiones de título y 460 de resumen. D.V. fue el único revisor humano. Según declara (8 de octubre de 2026), examinó uno a uno los informes que superaron el cribado, pero ese examen no quedó registrado. La agrupación de esos informes en estudios la propuso un guion escrito por el modelo, y se aporta íntegra (S5). Los registros que el modelo excluyó no los releyó ningún humano, salvo la muestra de la sección 2.5. Cada decisión quedó registrada con su motivo y su marca de tiempo en un registro solo-anexar que se aporta íntegro (S3).</w:t>
+        <w:t>: 13 917 decisiones de título y 460 de resumen. D.V. fue el único revisor humano. Según declara (8 de octubre de 2026), examinó uno a uno los informes que superaron el cribado, pero ese examen no quedó registrado. La agrupación de esos informes en estudios la propuso un guion escrito por el modelo, y se aporta íntegra (S5). Los registros que el modelo excluyó no los releyó ningún humano, salvo la muestra de la sección 2.5. Cada decisión del cribado vigente quedó registrada con su motivo y su marca de tiempo en un registro solo-anexar que se aporta íntegro (S3); la primera pasada del 4 de agosto sobre el brazo A de PubMed, que el cribado del pozo sustituyó, consta en el repositorio y no en S3.</w:t>
       </w:r>
     </w:p>
     <w:p>
@@ -1362,7 +1362,7 @@
           <w:i w:val="0"/>
           <w:sz w:val="22"/>
         </w:rPr>
-        <w:t>. Una corrección es una fila nueva que sustituye a la anterior; ambas permanecen. Esta revisión tuvo que corregir una exclusión errónea, y esa corrección solo es auditable porque la fila original sobrevivió.</w:t>
+        <w:t>. Una corrección es una fila nueva que sustituye a la anterior; ambas permanecen. Esta revisión tuvo que corregir una exclusión errónea, y esa corrección solo es auditable porque la fila original sobrevivió; está en el registro de esa primera pasada, en el repositorio, y no en S3.</w:t>
       </w:r>
     </w:p>
     <w:p>
@@ -1518,7 +1518,7 @@
           <w:i w:val="0"/>
           <w:sz w:val="22"/>
         </w:rPr>
-        <w:t xml:space="preserve"> Tres preguntas no se podían contestar con el formulario y se respondieron volviendo al artículo, con un cuaderno por pregunta en el que cada conclusión lleva la frase o la tabla en que se apoya y la firma de los dos autores, fechada el 30 de septiembre de 2026: la clase de resistencia de los 70 estudios que entonces tenían texto completo, comprobada contra el antibiograma publicado (sección 3.4, anexo S23); el comparador, el tiempo cero, el tiempo de evaluación, las cointervenciones, las pérdidas y el estimando de los 14 estudios con diseño comparativo, 11 de ellos con texto (sección 3.7, anexo S24), y los pares de estudios que podían describir a los mismos pacientes (sección 4.4, anexo S21). La relectura la hicieron los dos autores, que leyeron cada uno los artículos completos y comprobaron contra la figura los antibiogramas que el artículo solo da en imagen; además, cada frase citada se buscó de forma automática en el texto de su PDF. Las correcciones que la relectura deja inequívocas entran en la extracción como correcciones firmadas, con el valor anterior y la cita; las que dejaban un brazo con más de un valor, y las exclusiones que la relectura puso de manifiesto, las decidieron y firmaron los dos autores el 1 y el 3 de octubre de 2026.</w:t>
+        <w:t xml:space="preserve"> Tres preguntas no se podían contestar con el formulario y se respondieron volviendo al artículo, con un cuaderno por pregunta en el que cada conclusión lleva la frase o la tabla en que se apoya y la firma de los dos autores, fechada el 30 de septiembre de 2026: la clase de resistencia de los 70 estudios que entonces tenían texto completo, comprobada contra el antibiograma publicado (sección 3.4, anexo S23); el comparador, el tiempo cero, el tiempo de evaluación, las cointervenciones, las pérdidas y el estimando de los 14 estudios con diseño comparativo, 11 de ellos con texto (sección 3.7, anexo S24), y los pares de estudios que podían describir a los mismos pacientes (sección 4.4, anexo S21). La relectura la hicieron los dos autores, que leyeron cada uno los artículos completos y comprobaron contra la figura los antibiogramas que el artículo solo da en imagen; además, cada frase citada se buscó de forma automática en el texto de su PDF. Las correcciones que la relectura deja inequívocas entran en la extracción con el valor que el modelo derivó de la conclusión firmada, el valor anterior y la cita; las que dejaban un brazo con más de un valor, y las exclusiones que la relectura puso de manifiesto, las decidieron y firmaron los dos autores el 1 y el 3 de octubre de 2026.</w:t>
       </w:r>
     </w:p>
     <w:p>
@@ -2300,7 +2300,7 @@
           <w:i w:val="0"/>
           <w:sz w:val="22"/>
         </w:rPr>
-        <w:t xml:space="preserve"> Se excluyeron por ocho motivos, y ninguno es una discrepancia de criterio: son estudios que no cumplen lo que la sección 2.2 ya exigía. </w:t>
+        <w:t xml:space="preserve"> Se excluyeron por ocho motivos, y ninguno es una discrepancia de criterio: en siete, el estudio no cumple lo que la sección 2.2 ya exigía; los NOREC salieron porque no pudo verificarse. </w:t>
       </w:r>
       <w:r>
         <w:rPr>
@@ -3738,7 +3738,7 @@
           <w:i w:val="0"/>
           <w:sz w:val="22"/>
         </w:rPr>
-        <w:t xml:space="preserve"> tratada. De los 30 comprobados, la clase coincidió con la codificada en 18; en 5 la extracción la daba por no clasificable y el artículo permitía asignarla —3 por debajo del umbral y 2 XDR—; en 2 era más grave que la codificada (EST-043 y EST-047); en 3 la clase declarada no se confirmó (EST-015, EST-030 y EST-042), y en 2 cambia entre pacientes o entre aislados del mismo brazo (EST-124 y EST-169). Las 35 correcciones que la lectura deja inequívocas para el brazo entero —8 de clase, 17 de su procedencia y 10 del criterio DTR— entraron en la extracción con la firma de los dos autores. Los 9 estudios en que dejaba un brazo con más de un valor los resolvieron los dos autores el 1 de octubre de 2026: en 5 se corrigió la extracción (EST-047, EST-048, EST-058, EST-106 y EST-124) y en 4 se dejó como estaba (EST-004, EST-019, EST-042 y EST-169). Dos de esos cuatro se declaran expresamente: EST-042 conserva la PDR que declaran sus autores aunque su propio antibiograma no la sostiene, y EST-169 mantiene en un mismo brazo un paciente por debajo del umbral y otro XDR.</w:t>
+        <w:t xml:space="preserve"> tratada. De los 30 comprobados, la clase coincidió con la codificada en 18; en 5 la extracción la daba por no clasificable y el artículo permitía asignarla —3 por debajo del umbral y 2 XDR—; en 2 era más grave que la codificada (EST-043 y EST-047); en 3 la clase declarada no se confirmó (EST-015, EST-030 y EST-042), y en 2 cambia entre pacientes o entre aislados del mismo brazo (EST-124 y EST-169). Las 35 correcciones que la lectura deja inequívocas para el brazo entero —8 de clase, 17 de su procedencia y 10 del criterio DTR— entraron en la extracción con el valor que el modelo derivó del texto que firmaron los dos autores. Los 9 estudios en que dejaba un brazo con más de un valor los resolvieron los dos autores el 1 de octubre de 2026: en 5 se corrigió la extracción (EST-047, EST-048, EST-058, EST-106 y EST-124) y en 4 se dejó como estaba (EST-004, EST-019, EST-042 y EST-169). Dos de esos cuatro se declaran expresamente: EST-042 conserva la PDR que declaran sus autores aunque su propio antibiograma no la sostiene, y EST-169 mantiene en un mismo brazo un paciente por debajo del umbral y otro XDR.</w:t>
       </w:r>
     </w:p>
     <w:p>
@@ -6734,7 +6734,7 @@
           <w:i w:val="0"/>
           <w:sz w:val="22"/>
         </w:rPr>
-        <w:t>; el veredicto de cada par lleva la frase en que se apoya y la firma de los dos autores (anexo S21). Como la revisión no publica ninguna estimación agrupada, la duplicación no altera ninguna cifra de efecto, pero impide leer el corpus como 65 conjuntos disjuntos de pacientes.</w:t>
+        <w:t>; 28 de los 30 veredictos llevan la frase en que se apoyan y la firma de los dos autores (anexo S21); los otros 2, descartes que hizo la lectura del modelo del 22 de septiembre de 2026, no constan firmados. Como la revisión no publica ninguna estimación agrupada, la duplicación no altera ninguna cifra de efecto, pero impide leer el corpus como 65 conjuntos disjuntos de pacientes.</w:t>
       </w:r>
     </w:p>
     <w:p>
@@ -6904,7 +6904,7 @@
           <w:i w:val="0"/>
           <w:sz w:val="22"/>
         </w:rPr>
-        <w:t xml:space="preserve"> conceptualización, metodología, investigación (según declara D.V., diseño de las búsquedas con la participación del modelo de lenguaje y su ejecución en cada interfaz con la guía del modelo; extracción de datos; riesgo de sesgo), dirección del software, la curación de datos, el análisis y la visualización, que programó y ejecutó el modelo de lenguaje, revisión de los borradores, que redactó el modelo, y administración del proyecto. </w:t>
+        <w:t xml:space="preserve"> conceptualización, metodología, investigación (según declara D.V., ejecución de las búsquedas en cada interfaz con la guía del modelo de lenguaje, que redactó las ecuaciones; extracción de datos; riesgo de sesgo), dirección del software, la curación de datos, el análisis y la visualización, que programó y ejecutó el modelo de lenguaje, revisión de los borradores, que redactó el modelo, y administración del proyecto. </w:t>
       </w:r>
       <w:r>
         <w:rPr>
@@ -6986,7 +6986,7 @@
           <w:i w:val="0"/>
           <w:sz w:val="22"/>
         </w:rPr>
-        <w:t xml:space="preserve"> Redactó las propuestas de criterios y de reglas que decidieron los autores: entre ellas, la unidad de inclusión por estudio y la elegibilidad de los resúmenes de congreso (5 de agosto de 2026), los códigos de exclusión añadidos después del cribado (PRO, INT y NOORG) y las reglas de desenlace, que según declara D.V. decidieron los dos autores, aunque el registro del 12 de agosto de 2026 las dejó como propuesta sin ratificar; y las dos reglas añadidas a mitad de lote el 4 de agosto, que incorporó a sus guiones de cribado. </w:t>
+        <w:t xml:space="preserve"> Redactó las propuestas de criterios que se adoptaron: la unidad de inclusión por estudio y la elegibilidad de los resúmenes de congreso (5 de agosto de 2026), que decidió D.V.; los códigos PRO e INT (1 de septiembre de 2026), por orden de D.V.; el código NOORG (14 de septiembre de 2026), que firmaron los dos autores; y las reglas de desenlace, que según declara D.V. decidieron los dos autores, aunque el registro del 12 de agosto de 2026 las dejó como propuesta sin ratificar. El criterio de idioma, que se adoptó a petición del equipo, y los de texto completo (NOREC y NOPDF), que pidió D.V., no los propuso el modelo. El 4 de agosto añadió además a mitad de lote, en sus guiones de cribado, dos reglas que concretan los criterios, sin que conste una decisión de los autores. </w:t>
       </w:r>
       <w:r>
         <w:rPr>
@@ -7022,7 +7022,7 @@
           <w:i w:val="0"/>
           <w:sz w:val="22"/>
         </w:rPr>
-        <w:t xml:space="preserve"> Participó en el diseño de las ecuaciones, que según declara D.V. ejecutó D.V. en cada interfaz con la guía del modelo; redactó los mensajes de los commits del 3 de agosto de 2026, que narran esa ejecución en primera persona, y descargó por API los registros de PubMed y ClinicalTrials.gov. </w:t>
+        <w:t xml:space="preserve"> Redactó las ecuaciones de cada plataforma y sus reglas de diseño (3 de agosto de 2026), que según declara D.V. ejecutó D.V. en cada interfaz con la guía del modelo; redactó los mensajes de los commits del 3 de agosto de 2026, que narran esa ejecución en primera persona, y descargó por API los registros de PubMed y ClinicalTrials.gov. </w:t>
       </w:r>
       <w:r>
         <w:rPr>
@@ -7040,7 +7040,7 @@
           <w:i w:val="0"/>
           <w:sz w:val="22"/>
         </w:rPr>
-        <w:t xml:space="preserve"> Localizó y descargó textos completos, también con un navegador; propuso la agrupación de los informes en estudios; leyó los textos completos y las fichas de registro y propuso, con su cita, las exclusiones que se apoyan en ellos, que firmaron los dos autores salvo dos que firmó D.V. solo; generó, unió y comparó los cuadernos de extracción; propuso con su cita una resolución para parte de los desacuerdos de una comparación posteriormente rehecha; extrajo las casillas del tercer paciente de EST-121, que firmó solo D.V., y propuso correcciones de modalidad que firmaron los dos; tradujo a categorías las conclusiones firmadas de la relectura y aplicó las que dejaban un valor único; y detectó y leyó primero los pares de estudios que podían compartir pacientes, antes de la relectura de los autores. </w:t>
+        <w:t xml:space="preserve"> Localizó y descargó textos completos, también con un navegador; propuso la agrupación de los informes en estudios; leyó los textos completos y las fichas de registro y propuso, con su cita, las exclusiones que se apoyan en ellos; de las 118 exclusiones a texto completo, 89 las firmaron los dos autores, 2 las firmó D.V. solo y 27 se registraron por orden de D.V. del 1 y el 2 de septiembre de 2026 sin que conste la firma de N.T.; generó, unió y comparó los cuadernos de extracción; propuso con su cita una resolución para parte de los desacuerdos de una comparación posteriormente rehecha; extrajo las casillas del tercer paciente de EST-121, que firmó solo D.V., y propuso correcciones de modalidad que firmaron los dos; tradujo a categorías las conclusiones firmadas de la relectura y aplicó las que dejaban un valor único; detectó y leyó primero los pares de estudios que podían compartir pacientes, antes de la relectura de los autores, y descartó 2 de ellos sin que los autores firmaran ese descarte; y redactó, en primera persona de D.V., las instrucciones y los mensajes dirigidos a N.T., entre ellos el que pidió su firma para las correcciones de modalidad, que presentaba como lectura de D.V. la que había hecho el modelo. </w:t>
       </w:r>
       <w:r>
         <w:rPr>

--- a/paper/docx/informe_extendido.docx
+++ b/paper/docx/informe_extendido.docx
@@ -133,7 +133,7 @@
           <w:i w:val="0"/>
           <w:sz w:val="22"/>
         </w:rPr>
-        <w:t xml:space="preserve"> resumen 295; texto principal 10 490.</w:t>
+        <w:t xml:space="preserve"> resumen 295; texto principal 10 499.</w:t>
       </w:r>
     </w:p>
     <w:p>
@@ -1234,7 +1234,7 @@
           <w:i w:val="0"/>
           <w:sz w:val="22"/>
         </w:rPr>
-        <w:t>: las decisiones del primer día de cribado de títulos, el 4 de agosto de 2026, llevan el motivo en texto libre, y los seis códigos, cuya redacción procede de esos textos, se usaron desde el día siguiente; las exclusiones de ese primer día se asignaron después a un código. Ese mismo día se añadieron, a mitad de lote, dos reglas que concretan los criterios: las endolisinas aisladas quedan fuera por la intervención, y los informes veterinarios, por la población. Un motivo que no encaje en uno de los seis no recibe un código improvisado sobre la marcha: el registro avanza a la etapa siguiente en lugar de excluirse.</w:t>
+        <w:t>: las decisiones del primer día de cribado de títulos, el 4 de agosto de 2026, llevan el motivo en texto libre, y los seis códigos, cuya redacción procede de esos textos, se usaron desde el día siguiente; las exclusiones de ese primer día se asignaron después a un código. Ese mismo día el modelo añadió, a mitad de lote, dos reglas que concretan los criterios, sin que conste una decisión de los autores: las endolisinas aisladas quedan fuera por la intervención, y los informes veterinarios, por la población. Un motivo que no encaje en uno de los seis no recibe un código improvisado sobre la marcha: el registro avanza a la etapa siguiente en lugar de excluirse.</w:t>
       </w:r>
     </w:p>
     <w:p>
@@ -9371,7 +9371,7 @@
                 <w:i w:val="0"/>
                 <w:sz w:val="18"/>
               </w:rPr>
-              <w:t>Revision narrativa o comentario, sin datos primarios propios</w:t>
+              <w:t>Revisión narrativa o comentario, sin datos primarios propios</w:t>
             </w:r>
           </w:p>
         </w:tc>
@@ -9458,7 +9458,7 @@
                 <w:i w:val="0"/>
                 <w:sz w:val="18"/>
               </w:rPr>
-              <w:t>Sintesis secundaria (revision sistematica o scoping)</w:t>
+              <w:t>Síntesis secundaria (revisión sistemática o scoping)</w:t>
             </w:r>
           </w:p>
         </w:tc>
@@ -9545,7 +9545,7 @@
                 <w:i w:val="0"/>
                 <w:sz w:val="18"/>
               </w:rPr>
-              <w:t>Trabajo de laboratorio, preclinico o de modelizacion; sin pacientes tratados</w:t>
+              <w:t>Trabajo de laboratorio, preclínico o de modelización; sin pacientes tratados</w:t>
             </w:r>
           </w:p>
         </w:tc>
@@ -9632,7 +9632,7 @@
                 <w:i w:val="0"/>
                 <w:sz w:val="18"/>
               </w:rPr>
-              <w:t>Aislados o infeccion veterinaria, no humana</w:t>
+              <w:t>Aislados o infección veterinaria, no humana</w:t>
             </w:r>
           </w:p>
         </w:tc>
@@ -9719,7 +9719,7 @@
                 <w:i w:val="0"/>
                 <w:sz w:val="18"/>
               </w:rPr>
-              <w:t>No evalua fagoterapia en pacientes (encuesta, epidemiologia, prensa, otra terapia)</w:t>
+              <w:t>No evalúa fagoterapia en pacientes (encuesta, epidemiología, prensa, otra terapia)</w:t>
             </w:r>
           </w:p>
         </w:tc>
@@ -9858,441 +9858,6 @@
                 <w:sz w:val="18"/>
               </w:rPr>
               <w:t>35</w:t>
-            </w:r>
-          </w:p>
-        </w:tc>
-      </w:tr>
-      <w:tr>
-        <w:tc>
-          <w:tcPr>
-            <w:tcW w:type="dxa" w:w="1805"/>
-          </w:tcPr>
-          <w:p>
-            <w:r/>
-            <w:r>
-              <w:rPr>
-                <w:rFonts w:ascii="Times New Roman" w:hAnsi="Times New Roman"/>
-                <w:b w:val="0"/>
-                <w:i w:val="0"/>
-                <w:sz w:val="18"/>
-              </w:rPr>
-              <w:t>PRO</w:t>
-            </w:r>
-          </w:p>
-        </w:tc>
-        <w:tc>
-          <w:tcPr>
-            <w:tcW w:type="dxa" w:w="1805"/>
-          </w:tcPr>
-          <w:p>
-            <w:r/>
-            <w:r>
-              <w:rPr>
-                <w:rFonts w:ascii="Times New Roman" w:hAnsi="Times New Roman"/>
-                <w:b w:val="0"/>
-                <w:i w:val="0"/>
-                <w:sz w:val="18"/>
-              </w:rPr>
-              <w:t>Protocolo de estudio: declara lo que se hara, sin resultados</w:t>
-            </w:r>
-          </w:p>
-        </w:tc>
-        <w:tc>
-          <w:tcPr>
-            <w:tcW w:type="dxa" w:w="1805"/>
-          </w:tcPr>
-          <w:p>
-            <w:r/>
-            <w:r>
-              <w:rPr>
-                <w:rFonts w:ascii="Times New Roman" w:hAnsi="Times New Roman"/>
-                <w:b w:val="0"/>
-                <w:i w:val="0"/>
-                <w:sz w:val="18"/>
-              </w:rPr>
-              <w:t>0</w:t>
-            </w:r>
-          </w:p>
-        </w:tc>
-        <w:tc>
-          <w:tcPr>
-            <w:tcW w:type="dxa" w:w="1805"/>
-          </w:tcPr>
-          <w:p>
-            <w:r/>
-            <w:r>
-              <w:rPr>
-                <w:rFonts w:ascii="Times New Roman" w:hAnsi="Times New Roman"/>
-                <w:b w:val="0"/>
-                <w:i w:val="0"/>
-                <w:sz w:val="18"/>
-              </w:rPr>
-              <w:t>0</w:t>
-            </w:r>
-          </w:p>
-        </w:tc>
-        <w:tc>
-          <w:tcPr>
-            <w:tcW w:type="dxa" w:w="1805"/>
-          </w:tcPr>
-          <w:p>
-            <w:r/>
-            <w:r>
-              <w:rPr>
-                <w:rFonts w:ascii="Times New Roman" w:hAnsi="Times New Roman"/>
-                <w:b w:val="0"/>
-                <w:i w:val="0"/>
-                <w:sz w:val="18"/>
-              </w:rPr>
-              <w:t>0</w:t>
-            </w:r>
-          </w:p>
-        </w:tc>
-      </w:tr>
-      <w:tr>
-        <w:tc>
-          <w:tcPr>
-            <w:tcW w:type="dxa" w:w="1805"/>
-          </w:tcPr>
-          <w:p>
-            <w:r/>
-            <w:r>
-              <w:rPr>
-                <w:rFonts w:ascii="Times New Roman" w:hAnsi="Times New Roman"/>
-                <w:b w:val="0"/>
-                <w:i w:val="0"/>
-                <w:sz w:val="18"/>
-              </w:rPr>
-              <w:t>INT</w:t>
-            </w:r>
-          </w:p>
-        </w:tc>
-        <w:tc>
-          <w:tcPr>
-            <w:tcW w:type="dxa" w:w="1805"/>
-          </w:tcPr>
-          <w:p>
-            <w:r/>
-            <w:r>
-              <w:rPr>
-                <w:rFonts w:ascii="Times New Roman" w:hAnsi="Times New Roman"/>
-                <w:b w:val="0"/>
-                <w:i w:val="0"/>
-                <w:sz w:val="18"/>
-              </w:rPr>
-              <w:t>La intervencion no es un bacteriofago (endolisina u otro derivado)</w:t>
-            </w:r>
-          </w:p>
-        </w:tc>
-        <w:tc>
-          <w:tcPr>
-            <w:tcW w:type="dxa" w:w="1805"/>
-          </w:tcPr>
-          <w:p>
-            <w:r/>
-            <w:r>
-              <w:rPr>
-                <w:rFonts w:ascii="Times New Roman" w:hAnsi="Times New Roman"/>
-                <w:b w:val="0"/>
-                <w:i w:val="0"/>
-                <w:sz w:val="18"/>
-              </w:rPr>
-              <w:t>0</w:t>
-            </w:r>
-          </w:p>
-        </w:tc>
-        <w:tc>
-          <w:tcPr>
-            <w:tcW w:type="dxa" w:w="1805"/>
-          </w:tcPr>
-          <w:p>
-            <w:r/>
-            <w:r>
-              <w:rPr>
-                <w:rFonts w:ascii="Times New Roman" w:hAnsi="Times New Roman"/>
-                <w:b w:val="0"/>
-                <w:i w:val="0"/>
-                <w:sz w:val="18"/>
-              </w:rPr>
-              <w:t>0</w:t>
-            </w:r>
-          </w:p>
-        </w:tc>
-        <w:tc>
-          <w:tcPr>
-            <w:tcW w:type="dxa" w:w="1805"/>
-          </w:tcPr>
-          <w:p>
-            <w:r/>
-            <w:r>
-              <w:rPr>
-                <w:rFonts w:ascii="Times New Roman" w:hAnsi="Times New Roman"/>
-                <w:b w:val="0"/>
-                <w:i w:val="0"/>
-                <w:sz w:val="18"/>
-              </w:rPr>
-              <w:t>0</w:t>
-            </w:r>
-          </w:p>
-        </w:tc>
-      </w:tr>
-      <w:tr>
-        <w:tc>
-          <w:tcPr>
-            <w:tcW w:type="dxa" w:w="1805"/>
-          </w:tcPr>
-          <w:p>
-            <w:r/>
-            <w:r>
-              <w:rPr>
-                <w:rFonts w:ascii="Times New Roman" w:hAnsi="Times New Roman"/>
-                <w:b w:val="0"/>
-                <w:i w:val="0"/>
-                <w:sz w:val="18"/>
-              </w:rPr>
-              <w:t>NOREC</w:t>
-            </w:r>
-          </w:p>
-        </w:tc>
-        <w:tc>
-          <w:tcPr>
-            <w:tcW w:type="dxa" w:w="1805"/>
-          </w:tcPr>
-          <w:p>
-            <w:r/>
-            <w:r>
-              <w:rPr>
-                <w:rFonts w:ascii="Times New Roman" w:hAnsi="Times New Roman"/>
-                <w:b w:val="0"/>
-                <w:i w:val="0"/>
-                <w:sz w:val="18"/>
-              </w:rPr>
-              <w:t>Texto completo no recuperado: no se pudo verificar contra el articulo</w:t>
-            </w:r>
-          </w:p>
-        </w:tc>
-        <w:tc>
-          <w:tcPr>
-            <w:tcW w:type="dxa" w:w="1805"/>
-          </w:tcPr>
-          <w:p>
-            <w:r/>
-            <w:r>
-              <w:rPr>
-                <w:rFonts w:ascii="Times New Roman" w:hAnsi="Times New Roman"/>
-                <w:b w:val="0"/>
-                <w:i w:val="0"/>
-                <w:sz w:val="18"/>
-              </w:rPr>
-              <w:t>0</w:t>
-            </w:r>
-          </w:p>
-        </w:tc>
-        <w:tc>
-          <w:tcPr>
-            <w:tcW w:type="dxa" w:w="1805"/>
-          </w:tcPr>
-          <w:p>
-            <w:r/>
-            <w:r>
-              <w:rPr>
-                <w:rFonts w:ascii="Times New Roman" w:hAnsi="Times New Roman"/>
-                <w:b w:val="0"/>
-                <w:i w:val="0"/>
-                <w:sz w:val="18"/>
-              </w:rPr>
-              <w:t>0</w:t>
-            </w:r>
-          </w:p>
-        </w:tc>
-        <w:tc>
-          <w:tcPr>
-            <w:tcW w:type="dxa" w:w="1805"/>
-          </w:tcPr>
-          <w:p>
-            <w:r/>
-            <w:r>
-              <w:rPr>
-                <w:rFonts w:ascii="Times New Roman" w:hAnsi="Times New Roman"/>
-                <w:b w:val="0"/>
-                <w:i w:val="0"/>
-                <w:sz w:val="18"/>
-              </w:rPr>
-              <w:t>0</w:t>
-            </w:r>
-          </w:p>
-        </w:tc>
-      </w:tr>
-      <w:tr>
-        <w:tc>
-          <w:tcPr>
-            <w:tcW w:type="dxa" w:w="1805"/>
-          </w:tcPr>
-          <w:p>
-            <w:r/>
-            <w:r>
-              <w:rPr>
-                <w:rFonts w:ascii="Times New Roman" w:hAnsi="Times New Roman"/>
-                <w:b w:val="0"/>
-                <w:i w:val="0"/>
-                <w:sz w:val="18"/>
-              </w:rPr>
-              <w:t>NOORG</w:t>
-            </w:r>
-          </w:p>
-        </w:tc>
-        <w:tc>
-          <w:tcPr>
-            <w:tcW w:type="dxa" w:w="1805"/>
-          </w:tcPr>
-          <w:p>
-            <w:r/>
-            <w:r>
-              <w:rPr>
-                <w:rFonts w:ascii="Times New Roman" w:hAnsi="Times New Roman"/>
-                <w:b w:val="0"/>
-                <w:i w:val="0"/>
-                <w:sz w:val="18"/>
-              </w:rPr>
-              <w:t>La ficha de registro no declara ningun organismo: el criterio de P. aeruginosa no se puede verificar ni a favor ni en contra</w:t>
-            </w:r>
-          </w:p>
-        </w:tc>
-        <w:tc>
-          <w:tcPr>
-            <w:tcW w:type="dxa" w:w="1805"/>
-          </w:tcPr>
-          <w:p>
-            <w:r/>
-            <w:r>
-              <w:rPr>
-                <w:rFonts w:ascii="Times New Roman" w:hAnsi="Times New Roman"/>
-                <w:b w:val="0"/>
-                <w:i w:val="0"/>
-                <w:sz w:val="18"/>
-              </w:rPr>
-              <w:t>0</w:t>
-            </w:r>
-          </w:p>
-        </w:tc>
-        <w:tc>
-          <w:tcPr>
-            <w:tcW w:type="dxa" w:w="1805"/>
-          </w:tcPr>
-          <w:p>
-            <w:r/>
-            <w:r>
-              <w:rPr>
-                <w:rFonts w:ascii="Times New Roman" w:hAnsi="Times New Roman"/>
-                <w:b w:val="0"/>
-                <w:i w:val="0"/>
-                <w:sz w:val="18"/>
-              </w:rPr>
-              <w:t>0</w:t>
-            </w:r>
-          </w:p>
-        </w:tc>
-        <w:tc>
-          <w:tcPr>
-            <w:tcW w:type="dxa" w:w="1805"/>
-          </w:tcPr>
-          <w:p>
-            <w:r/>
-            <w:r>
-              <w:rPr>
-                <w:rFonts w:ascii="Times New Roman" w:hAnsi="Times New Roman"/>
-                <w:b w:val="0"/>
-                <w:i w:val="0"/>
-                <w:sz w:val="18"/>
-              </w:rPr>
-              <w:t>0</w:t>
-            </w:r>
-          </w:p>
-        </w:tc>
-      </w:tr>
-      <w:tr>
-        <w:tc>
-          <w:tcPr>
-            <w:tcW w:type="dxa" w:w="1805"/>
-          </w:tcPr>
-          <w:p>
-            <w:r/>
-            <w:r>
-              <w:rPr>
-                <w:rFonts w:ascii="Times New Roman" w:hAnsi="Times New Roman"/>
-                <w:b w:val="0"/>
-                <w:i w:val="0"/>
-                <w:sz w:val="18"/>
-              </w:rPr>
-              <w:t>NOPDF</w:t>
-            </w:r>
-          </w:p>
-        </w:tc>
-        <w:tc>
-          <w:tcPr>
-            <w:tcW w:type="dxa" w:w="1805"/>
-          </w:tcPr>
-          <w:p>
-            <w:r/>
-            <w:r>
-              <w:rPr>
-                <w:rFonts w:ascii="Times New Roman" w:hAnsi="Times New Roman"/>
-                <w:b w:val="0"/>
-                <w:i w:val="0"/>
-                <w:sz w:val="18"/>
-              </w:rPr>
-              <w:t>Sin PDF del articulo completo con acceso: el texto no se obtuvo, o el estudio solo existe como resumen de congreso o ficha de registro</w:t>
-            </w:r>
-          </w:p>
-        </w:tc>
-        <w:tc>
-          <w:tcPr>
-            <w:tcW w:type="dxa" w:w="1805"/>
-          </w:tcPr>
-          <w:p>
-            <w:r/>
-            <w:r>
-              <w:rPr>
-                <w:rFonts w:ascii="Times New Roman" w:hAnsi="Times New Roman"/>
-                <w:b w:val="0"/>
-                <w:i w:val="0"/>
-                <w:sz w:val="18"/>
-              </w:rPr>
-              <w:t>0</w:t>
-            </w:r>
-          </w:p>
-        </w:tc>
-        <w:tc>
-          <w:tcPr>
-            <w:tcW w:type="dxa" w:w="1805"/>
-          </w:tcPr>
-          <w:p>
-            <w:r/>
-            <w:r>
-              <w:rPr>
-                <w:rFonts w:ascii="Times New Roman" w:hAnsi="Times New Roman"/>
-                <w:b w:val="0"/>
-                <w:i w:val="0"/>
-                <w:sz w:val="18"/>
-              </w:rPr>
-              <w:t>0</w:t>
-            </w:r>
-          </w:p>
-        </w:tc>
-        <w:tc>
-          <w:tcPr>
-            <w:tcW w:type="dxa" w:w="1805"/>
-          </w:tcPr>
-          <w:p>
-            <w:r/>
-            <w:r>
-              <w:rPr>
-                <w:rFonts w:ascii="Times New Roman" w:hAnsi="Times New Roman"/>
-                <w:b w:val="0"/>
-                <w:i w:val="0"/>
-                <w:sz w:val="18"/>
-              </w:rPr>
-              <w:t>0</w:t>
             </w:r>
           </w:p>
         </w:tc>
@@ -11567,7 +11132,7 @@
           <w:i w:val="0"/>
           <w:sz w:val="22"/>
         </w:rPr>
-        <w:t xml:space="preserve"> Evaluación previa del manuscrito que redactó el modelo de lenguaje en el papel de un editor de revista; no es una evaluación editorial externa.</w:t>
+        <w:t xml:space="preserve"> Autoevaluación del manuscrito que redactó el modelo de lenguaje (Claude Opus 5) desde el punto de vista de un editor de revista; no es un informe de un editor ni una revisión externa.</w:t>
       </w:r>
     </w:p>
     <w:p>
@@ -12111,7 +11676,7 @@
           <w:i w:val="0"/>
           <w:sz w:val="22"/>
         </w:rPr>
-        <w:t xml:space="preserve"> Los 118 estudios que el cribado admitió y que salieron después, con su código de motivo y quién firmó la exclusión. 47 llevan la cita en que se apoya; los 63 sin el artículo completo (NOPDF) y los 4 sin texto que se pudiera leer (NOREC) no tienen nada que citar, y 4 más van sin cita. De las que llevan cita, 17 citan la ficha del registro y 1, la indexación de SciELO.</w:t>
+        <w:t xml:space="preserve"> Los 118 estudios que el cribado admitió y que salieron después, con su código de motivo y quién decidió cada exclusión según el registro: 89 las firmaron los dos autores, 2 las firmó D.V. solo y 27 se registraron por orden de D.V. del 1 y el 2 de septiembre de 2026 sin que conste la firma de N.T. 47 llevan la cita en que se apoya; los 63 sin el artículo completo (NOPDF) y los 4 sin texto que se pudiera leer (NOREC) no tienen nada que citar, y 4 más van sin cita. De las que llevan cita, 17 citan la ficha del registro y 1, la indexación de SciELO.</w:t>
       </w:r>
     </w:p>
     <w:p>
@@ -12315,7 +11880,7 @@
           <w:i w:val="0"/>
           <w:sz w:val="22"/>
         </w:rPr>
-        <w:t xml:space="preserve"> Los 30 pares de estudios que podían describir a los mismos pacientes, con la señal que los marcó, el veredicto tras leer los dos artículos, los pacientes compartidos y la frase firmada en que se apoya.</w:t>
+        <w:t xml:space="preserve"> Los 30 pares de estudios que podían describir a los mismos pacientes, con la señal que los marcó, el veredicto tras leer los dos artículos, los pacientes compartidos y la frase en que se apoya. 28 de los 30 veredictos llevan la firma de los dos autores; los otros 2, descartes que hizo la lectura del modelo del 22 de septiembre de 2026, no constan firmados.</w:t>
       </w:r>
     </w:p>
     <w:p>
@@ -12383,7 +11948,7 @@
           <w:i w:val="0"/>
           <w:sz w:val="22"/>
         </w:rPr>
-        <w:t xml:space="preserve"> La clase de resistencia de los 70 estudios que tenían texto completo, comprobada contra el antibiograma del artículo: la conclusión firmada, la frase o la tabla en que se apoya, cómo se codificó y qué cambió en la extracción.</w:t>
+        <w:t xml:space="preserve"> La clase de resistencia de los 70 estudios que tenían texto completo, comprobada contra el antibiograma del artículo: la conclusión firmada, la frase o la tabla en que se apoya, cómo la codificó el modelo de lenguaje a partir de esa conclusión y qué cambió en la extracción.</w:t>
       </w:r>
     </w:p>
     <w:p>

--- a/paper/docx/informe_extendido.docx
+++ b/paper/docx/informe_extendido.docx
@@ -133,7 +133,7 @@
           <w:i w:val="0"/>
           <w:sz w:val="22"/>
         </w:rPr>
-        <w:t xml:space="preserve"> resumen 295; texto principal 10 499.</w:t>
+        <w:t xml:space="preserve"> resumen 295; texto principal 10 556.</w:t>
       </w:r>
     </w:p>
     <w:p>
@@ -1266,7 +1266,7 @@
           <w:i w:val="0"/>
           <w:sz w:val="22"/>
         </w:rPr>
-        <w:t>: 13 917 decisiones de título y 460 de resumen. D.V. fue el único revisor humano. Según declara (8 de octubre de 2026), examinó uno a uno los informes que superaron el cribado, pero ese examen no quedó registrado. La agrupación de esos informes en estudios la propuso un guion escrito por el modelo, y se aporta íntegra (S5). Los registros que el modelo excluyó no los releyó ningún humano, salvo la muestra de la sección 2.5. Cada decisión del cribado vigente quedó registrada con su motivo y su marca de tiempo en un registro solo-anexar que se aporta íntegro (S3); la primera pasada del 4 de agosto sobre el brazo A de PubMed, que el cribado del pozo sustituyó, consta en el repositorio y no en S3.</w:t>
+        <w:t>: 13 917 decisiones de título y 460 de resumen. D.V. fue el único revisor humano. Según declara (8 de octubre de 2026), examinó uno a uno los informes que superaron el cribado, pero ese examen no quedó registrado. La agrupación de esos informes en estudios la propuso un guion escrito por el modelo, y se aporta íntegra (S5). Los registros que el modelo excluyó no los releyó ningún humano, salvo la muestra de la sección 2.5. Cada decisión del cribado vigente quedó registrada con su motivo y su marca de tiempo en un registro solo-anexar que se aporta íntegro (S3), salvo 77 decisiones de resumen que el pozo heredó por PMID de la primera pasada del 4 de agosto sobre el brazo A de PubMed: en S3 llevan la fecha en que se copiaron al pozo (5 de agosto de 2026), no la de la decisión. Esa primera pasada, que el cribado del pozo sustituyó, consta en el repositorio y no en S3 (S19).</w:t>
       </w:r>
     </w:p>
     <w:p>
@@ -2222,7 +2222,7 @@
           <w:i w:val="0"/>
           <w:sz w:val="22"/>
         </w:rPr>
-        <w:t xml:space="preserve">: 63 por no disponer del PDF del artículo completo (sección 2.9) y 55 por los criterios de elegibilidad: 44 por incumplirlos, comprobado sobre el artículo o sobre la ficha del registro, y 11 porque no pudieron verificarse; el apartado siguiente los detalla. El cuerpo de evidencia queda en </w:t>
+        <w:t xml:space="preserve">: 63 por no disponer del PDF del artículo completo (sección 2.9) y 55 por los criterios de elegibilidad: 44 por incumplirlos —comprobado sobre el artículo o sobre la ficha del registro, salvo un editorial, juzgado por su indexación— y 11 porque no pudieron verificarse; el apartado siguiente los detalla. El cuerpo de evidencia queda en </w:t>
       </w:r>
       <w:r>
         <w:rPr>
@@ -2240,7 +2240,7 @@
           <w:i w:val="0"/>
           <w:sz w:val="22"/>
         </w:rPr>
-        <w:t>, que agrupan 80 informes: 60 con un solo informe y 5 con varios, hasta un máximo de once informes de un mismo ensayo. Los 134 informes de registro de ensayos no son una corriente aparte de esa cifra: están dentro de los 23 057 identificados (121 de ClinicalTrials.gov, 10 de CTIS y 3 de EudraCT), y el diagrama los separa a partir del cribado porque PRISMA 2020 pide declarar las dos corrientes.</w:t>
+        <w:t>, que agrupan 80 informes: 60 con un solo informe y 5 con varios, hasta un máximo de once informes de un mismo ensayo. Los 134 informes de registro de ensayos no son una corriente aparte de esa cifra: están dentro de los 23 057 identificados (121 de ClinicalTrials.gov, 10 de CTIS y 3 de EudraCT), y el diagrama los separa en la identificación, porque PRISMA 2020 pide declarar las dos corrientes, y los une al flujo principal después de la deduplicación bibliográfica, que no atraviesan.</w:t>
       </w:r>
     </w:p>
     <w:p>
@@ -7040,7 +7040,7 @@
           <w:i w:val="0"/>
           <w:sz w:val="22"/>
         </w:rPr>
-        <w:t xml:space="preserve"> Localizó y descargó textos completos, también con un navegador; propuso la agrupación de los informes en estudios; leyó los textos completos y las fichas de registro y propuso, con su cita, las exclusiones que se apoyan en ellos; de las 118 exclusiones a texto completo, 89 las firmaron los dos autores, 2 las firmó D.V. solo y 27 se registraron por orden de D.V. del 1 y el 2 de septiembre de 2026 sin que conste la firma de N.T.; generó, unió y comparó los cuadernos de extracción; propuso con su cita una resolución para parte de los desacuerdos de una comparación posteriormente rehecha; extrajo las casillas del tercer paciente de EST-121, que firmó solo D.V., y propuso correcciones de modalidad que firmaron los dos; tradujo a categorías las conclusiones firmadas de la relectura y aplicó las que dejaban un valor único; detectó y leyó primero los pares de estudios que podían compartir pacientes, antes de la relectura de los autores, y descartó 2 de ellos sin que los autores firmaran ese descarte; y redactó, en primera persona de D.V., las instrucciones y los mensajes dirigidos a N.T., entre ellos el que pidió su firma para las correcciones de modalidad, que presentaba como lectura de D.V. la que había hecho el modelo. </w:t>
+        <w:t xml:space="preserve"> Localizó y descargó textos completos, también con un navegador; propuso la agrupación de los informes en estudios; leyó los textos completos y las fichas de registro y propuso, con su cita, las exclusiones que se apoyan en ellos; de las 118 exclusiones a texto completo, 89 las firmaron los dos autores, 2 las firmó D.V. solo y 27 se registraron por orden de D.V. del 1 y el 2 de septiembre de 2026 sin que conste la firma de N.T.; generó, unió y comparó los cuadernos de extracción; propuso con su cita una resolución para parte de los desacuerdos de una comparación posteriormente rehecha; extrajo las casillas del tercer paciente de EST-121, que firmó solo D.V., y propuso correcciones de modalidad que firmaron los dos; tradujo a categorías las conclusiones firmadas de la relectura y aplicó las que dejaban un valor único; marcó con un detector que escribió 15 de los 30 pares de estudios que podían compartir pacientes y encontró otros 8 en su lectura del 22 de septiembre de 2026, antes de la relectura de los autores, que encontró los 7 restantes, y descartó 2 de ellos sin que los autores firmaran ese descarte; y redactó, en primera persona de D.V., las instrucciones y los mensajes dirigidos a N.T., entre ellos el que pidió su firma para las correcciones de modalidad, que presentaba como lectura de D.V. la que había hecho el modelo. </w:t>
       </w:r>
       <w:r>
         <w:rPr>
@@ -7076,7 +7076,7 @@
           <w:i w:val="0"/>
           <w:sz w:val="22"/>
         </w:rPr>
-        <w:t xml:space="preserve"> Escribió y ejecutó todo el código del canal, del que sale cada cifra, tabla y figura, y redactó los borradores del manuscrito, de los anexos, de la carta de presentación y de los registros de decisión. Salvo lo anterior, la extracción de datos y los juicios de riesgo de sesgo los emitieron los autores, aunque sin independencia acreditada entre sus dos lecturas (secciones 2.6 y 2.7). Cada decisión del cribado vigente está registrada con su motivo y su marca de tiempo, y se aporta íntegra (S3, S4); la primera pasada del 4 de agosto sobre el brazo A de PubMed, que el cribado del pozo sustituyó, consta en el repositorio y no en S3. D.V. asume la responsabilidad por la exactitud e integridad del trabajo; la de N.T. queda pendiente de su aprobación escrita. Ninguna herramienta de IA figura como autora, conforme a las recomendaciones del ICMJE.</w:t>
+        <w:t xml:space="preserve"> Escribió y ejecutó todo el código del canal, del que sale cada cifra, tabla y figura, y redactó los borradores del manuscrito, de los anexos, de la carta de presentación y de los registros de decisión. Salvo lo anterior, la extracción de datos y los juicios de riesgo de sesgo los emitieron los autores, aunque sin independencia acreditada entre sus dos lecturas (secciones 2.6 y 2.7). Cada decisión del cribado vigente está registrada con su motivo y su marca de tiempo, y se aporta íntegra (S3, S4), salvo que 77 decisiones de resumen heredadas por PMID de la primera pasada del 4 de agosto sobre el brazo A de PubMed llevan en S3 la fecha de su copia al pozo y no la de la decisión; esa primera pasada, que el cribado del pozo sustituyó, consta en el repositorio y no en S3. D.V. asume la responsabilidad por la exactitud e integridad del trabajo; la de N.T. queda pendiente de su aprobación escrita. Ninguna herramienta de IA figura como autora, conforme a las recomendaciones del ICMJE.</w:t>
       </w:r>
     </w:p>
     <w:p>
@@ -10882,7 +10882,7 @@
       <w:r>
         <w:drawing>
           <wp:inline xmlns:a="http://schemas.openxmlformats.org/drawingml/2006/main" xmlns:pic="http://schemas.openxmlformats.org/drawingml/2006/picture">
-            <wp:extent cx="5120640" cy="5081277"/>
+            <wp:extent cx="5120640" cy="4954630"/>
             <wp:docPr id="1" name="Picture 1"/>
             <wp:cNvGraphicFramePr>
               <a:graphicFrameLocks noChangeAspect="1"/>
@@ -10903,7 +10903,7 @@
                   <pic:spPr>
                     <a:xfrm>
                       <a:off x="0" y="0"/>
-                      <a:ext cx="5120640" cy="5081277"/>
+                      <a:ext cx="5120640" cy="4954630"/>
                     </a:xfrm>
                     <a:prstGeom prst="rect"/>
                   </pic:spPr>
@@ -10953,7 +10953,7 @@
           <w:i w:val="0"/>
           <w:sz w:val="22"/>
         </w:rPr>
-        <w:t xml:space="preserve"> La columna izquierda es el flujo principal; las cajas grises de la derecha recogen lo excluido en cada paso, con el desglose por el vocabulario cerrado de seis códigos (ORG, REV, SEC, LAB, VET, OFF; definidos en la Tabla 4). La corriente de registros entra por el lateral y no atraviesa la deduplicación bibliográfica, porque una ficha de registro no tiene DOI con el que colisionar contra un artículo. La caja final recoge los estudios incluidos, todos con el texto completo leído, que es condición de entrada desde el criterio de la sección 2.9. </w:t>
+        <w:t xml:space="preserve"> La columna izquierda es el flujo principal; las cajas grises de la derecha recogen lo excluido en cada paso; las de título y resumen lo desglosan con los códigos de la Tabla 4, y la de texto completo añade los que solo se usaron en esa fase (PRO, INT, NOREC, NOORG y NOPDF), descritos en el anexo S16. La corriente de registros entra por el lateral y no atraviesa la deduplicación bibliográfica, porque una ficha de registro no tiene DOI con el que colisionar contra un artículo. La caja final recoge los estudios incluidos, todos con el texto completo leído, que es condición de entrada desde el criterio de la sección 2.9. </w:t>
       </w:r>
       <w:r>
         <w:rPr>
@@ -11404,7 +11404,7 @@
           <w:i w:val="0"/>
           <w:sz w:val="22"/>
         </w:rPr>
-        <w:t xml:space="preserve"> Vía de recuperación resuelta en agosto de 2026 para cada informe que pasó a texto completo sin DOI editorial, PMID ni NCT: el identificador del registro o el código de protocolo, el DOI localizado, el ensayo ya identificado del que es informe o la cita por la que buscarlo. No registra los intentos de descarga ni su resultado; los estudios que se quedaron sin el artículo completo están en S16 (NOPDF).</w:t>
+        <w:t xml:space="preserve"> Vía de recuperación resuelta en agosto de 2026 para cada informe que pasó a texto completo sin DOI editorial, PMID ni NCT (45 filas: los 43 informes, de los 233 que pasaron a texto completo, que no tenían esos identificadores, y 2 que también habían pasado a texto completo y que la enmienda de idioma del 11 de agosto de 2026 excluyó después en la etapa de resumen): el identificador del registro o el código de protocolo, el DOI localizado, el ensayo ya identificado del que es informe o la cita por la que buscarlo. No registra los intentos de descarga ni su resultado; los estudios que se quedaron sin el artículo completo están en S16 (NOPDF).</w:t>
       </w:r>
     </w:p>
     <w:p>
